--- a/writing/Bullettin_submit/Manucsript_V3.docx
+++ b/writing/Bullettin_submit/Manucsript_V3.docx
@@ -9,7 +9,6 @@
           <w:bCs/>
           <w:sz w:val="28"/>
           <w:szCs w:val="28"/>
-          <w:lang w:val="en-US"/>
         </w:rPr>
       </w:pPr>
       <w:r>
@@ -18,7 +17,6 @@
           <w:bCs/>
           <w:sz w:val="28"/>
           <w:szCs w:val="28"/>
-          <w:lang w:val="en-US"/>
         </w:rPr>
         <w:t>2.Methods</w:t>
       </w:r>
@@ -29,7 +27,6 @@
         <w:rPr>
           <w:b/>
           <w:bCs/>
-          <w:lang w:val="en-US"/>
         </w:rPr>
       </w:pPr>
     </w:p>
@@ -39,14 +36,12 @@
         <w:rPr>
           <w:b/>
           <w:bCs/>
-          <w:lang w:val="en-US"/>
-        </w:rPr>
-      </w:pPr>
-      <w:r>
-        <w:rPr>
-          <w:b/>
-          <w:bCs/>
-          <w:lang w:val="en-US"/>
+        </w:rPr>
+      </w:pPr>
+      <w:r>
+        <w:rPr>
+          <w:b/>
+          <w:bCs/>
         </w:rPr>
         <w:t>2.1</w:t>
       </w:r>
@@ -54,7 +49,6 @@
         <w:rPr>
           <w:b/>
           <w:bCs/>
-          <w:lang w:val="en-US"/>
         </w:rPr>
         <w:t xml:space="preserve"> </w:t>
       </w:r>
@@ -62,7 +56,6 @@
         <w:rPr>
           <w:b/>
           <w:bCs/>
-          <w:lang w:val="en-US"/>
         </w:rPr>
         <w:t>Participants</w:t>
       </w:r>
@@ -73,90 +66,85 @@
         <w:rPr>
           <w:rFonts w:eastAsia="Times New Roman"/>
           <w:color w:val="0E0E0E"/>
-          <w:lang w:val="en-US"/>
         </w:rPr>
       </w:pPr>
       <w:r>
         <w:rPr>
           <w:rFonts w:eastAsia="Times New Roman"/>
           <w:color w:val="0E0E0E"/>
-          <w:lang w:val="en-US"/>
-        </w:rPr>
-        <w:t>Twenty-nine c</w:t>
+        </w:rPr>
+        <w:t xml:space="preserve">Twenty-nine clinically stable, right-handed schizophrenia patients (mean age </w:t>
       </w:r>
       <w:r>
         <w:rPr>
           <w:rFonts w:eastAsia="Times New Roman"/>
           <w:color w:val="0E0E0E"/>
-          <w:lang w:val="en-US"/>
-        </w:rPr>
-        <w:t>linically stable, right-handed schizophrenia patients</w:t>
+        </w:rPr>
+        <w:sym w:font="Symbol" w:char="F0B1"/>
       </w:r>
       <w:r>
         <w:rPr>
           <w:rFonts w:eastAsia="Times New Roman"/>
           <w:color w:val="0E0E0E"/>
-          <w:lang w:val="en-US"/>
-        </w:rPr>
-        <w:t xml:space="preserve"> (mean age </w:t>
-      </w:r>
+        </w:rPr>
+        <w:t xml:space="preserve"> SD) were recruited from the Ege University Department of Psychiatry Outpatient Unit. All patients </w:t>
+      </w:r>
+      <w:proofErr w:type="gramStart"/>
       <w:r>
         <w:rPr>
           <w:rFonts w:eastAsia="Times New Roman"/>
           <w:color w:val="0E0E0E"/>
-          <w:lang w:val="en-US"/>
-        </w:rPr>
-        <w:sym w:font="Symbol" w:char="F0B1"/>
-      </w:r>
+        </w:rPr>
+        <w:t>had remained</w:t>
+      </w:r>
+      <w:proofErr w:type="gramEnd"/>
       <w:r>
         <w:rPr>
           <w:rFonts w:eastAsia="Times New Roman"/>
           <w:color w:val="0E0E0E"/>
-          <w:lang w:val="en-US"/>
-        </w:rPr>
-        <w:t xml:space="preserve"> SD)</w:t>
-      </w:r>
-      <w:r>
+        </w:rPr>
+        <w:t xml:space="preserve"> on a stable treatment regimen for at least six months before participation, without further alteration in medical treatment The study was conducted under the Declaration of Helsinki, and written informed consent was obtained from all participants.</w:t>
+      </w:r>
+    </w:p>
+    <w:p>
+      <w:pPr>
+        <w:jc w:val="both"/>
         <w:rPr>
           <w:rFonts w:eastAsia="Times New Roman"/>
           <w:color w:val="0E0E0E"/>
-          <w:lang w:val="en-US"/>
-        </w:rPr>
-        <w:t xml:space="preserve"> were recruited from the Ege University Department of Psychiatry Outpatient Unit. All patients </w:t>
-      </w:r>
-      <w:proofErr w:type="gramStart"/>
-      <w:r>
+        </w:rPr>
+      </w:pPr>
+    </w:p>
+    <w:p>
+      <w:pPr>
+        <w:jc w:val="both"/>
         <w:rPr>
           <w:rFonts w:eastAsia="Times New Roman"/>
           <w:color w:val="0E0E0E"/>
-          <w:lang w:val="en-US"/>
-        </w:rPr>
-        <w:t>had remained</w:t>
-      </w:r>
-      <w:proofErr w:type="gramEnd"/>
+        </w:rPr>
+      </w:pPr>
       <w:r>
         <w:rPr>
           <w:rFonts w:eastAsia="Times New Roman"/>
           <w:color w:val="0E0E0E"/>
-          <w:lang w:val="en-US"/>
-        </w:rPr>
-        <w:t xml:space="preserve"> on a </w:t>
-      </w:r>
+        </w:rPr>
+        <w:t xml:space="preserve">Patients with current depressive episodes, substance use disorders, or significant medical conditions affecting cerebral blood flow such as diabetes, hypertension and morbid obesity were excluded. </w:t>
+      </w:r>
+      <w:proofErr w:type="gramStart"/>
       <w:r>
         <w:rPr>
           <w:rFonts w:eastAsia="Times New Roman"/>
           <w:color w:val="0E0E0E"/>
-          <w:lang w:val="en-US"/>
-        </w:rPr>
-        <w:t>stable</w:t>
-      </w:r>
+        </w:rPr>
+        <w:t>Healthy</w:t>
+      </w:r>
+      <w:proofErr w:type="gramEnd"/>
       <w:r>
         <w:rPr>
           <w:rFonts w:eastAsia="Times New Roman"/>
           <w:color w:val="0E0E0E"/>
-          <w:lang w:val="en-US"/>
-        </w:rPr>
-        <w:t xml:space="preserve"> treatment regimen for at least six months before participation, without further alteration in medical treatment The study was conducted under the Declaration of Helsinki, and written informed consent was obtained from all participants.</w:t>
+        </w:rPr>
+        <w:t xml:space="preserve"> controls were recruited through community advertisements and had no history of psychiatric disorders and no family history of schizophrenia. Demographic characteristics of all participants are presented in Table 1.</w:t>
       </w:r>
     </w:p>
     <w:p>
@@ -165,609 +153,284 @@
         <w:rPr>
           <w:rFonts w:eastAsia="Times New Roman"/>
           <w:color w:val="0E0E0E"/>
-          <w:lang w:val="en-US"/>
         </w:rPr>
       </w:pPr>
     </w:p>
     <w:p>
       <w:pPr>
         <w:jc w:val="both"/>
+        <w:rPr>
+          <w:rFonts w:eastAsia="Times New Roman"/>
+          <w:b/>
+          <w:bCs/>
+          <w:color w:val="0E0E0E"/>
+        </w:rPr>
+      </w:pPr>
+      <w:r>
+        <w:rPr>
+          <w:rFonts w:eastAsia="Times New Roman"/>
+          <w:b/>
+          <w:bCs/>
+          <w:color w:val="0E0E0E"/>
+        </w:rPr>
+        <w:t>2.2 Psychometric Assessment</w:t>
+      </w:r>
+    </w:p>
+    <w:p>
+      <w:pPr>
+        <w:jc w:val="both"/>
+        <w:rPr>
+          <w:b/>
+          <w:bCs/>
+          <w:u w:val="single"/>
+        </w:rPr>
+      </w:pPr>
+      <w:r>
+        <w:rPr>
+          <w:color w:val="0E0E0E"/>
+        </w:rPr>
+        <w:t xml:space="preserve">Schizophrenia diagnoses were confirmed by using the Structured Clinical Interview for DSM-5 (SCID-5). The Positive and Negative Syndrome Symptom Scale (PANSS), a semi-structured assessment, was administered to evaluate symptom </w:t>
+      </w:r>
+      <w:proofErr w:type="spellStart"/>
+      <w:r>
+        <w:rPr>
+          <w:color w:val="0E0E0E"/>
+        </w:rPr>
+        <w:t>severty</w:t>
+      </w:r>
+      <w:proofErr w:type="spellEnd"/>
+      <w:r>
+        <w:rPr>
+          <w:color w:val="0E0E0E"/>
+        </w:rPr>
+        <w:t xml:space="preserve"> and patient functionality. Cognitive and social functioning were evaluated with the Schizophrenia Cognition Rating Scale (</w:t>
+      </w:r>
+      <w:proofErr w:type="spellStart"/>
+      <w:r>
+        <w:rPr>
+          <w:color w:val="0E0E0E"/>
+        </w:rPr>
+        <w:t>SCoRS</w:t>
+      </w:r>
+      <w:proofErr w:type="spellEnd"/>
+      <w:r>
+        <w:rPr>
+          <w:color w:val="0E0E0E"/>
+        </w:rPr>
+        <w:t>) and the Functional Remission of General Schizophrenia (FROGS).</w:t>
+      </w:r>
+    </w:p>
+    <w:p>
+      <w:pPr>
         <w:rPr>
           <w:rFonts w:eastAsia="Times New Roman"/>
           <w:color w:val="0E0E0E"/>
-          <w:lang w:val="en-US"/>
-        </w:rPr>
-      </w:pPr>
-      <w:r>
+        </w:rPr>
+      </w:pPr>
+    </w:p>
+    <w:p>
+      <w:pPr>
         <w:rPr>
           <w:rFonts w:eastAsia="Times New Roman"/>
           <w:color w:val="0E0E0E"/>
-          <w:lang w:val="en-US"/>
-        </w:rPr>
-        <w:t xml:space="preserve">Patients with current depressive episodes, substance use disorders, or significant medical conditions affecting cerebral blood flow </w:t>
-      </w:r>
-      <w:r>
-        <w:rPr>
-          <w:rFonts w:eastAsia="Times New Roman"/>
-          <w:color w:val="0E0E0E"/>
-          <w:lang w:val="en-US"/>
-        </w:rPr>
-        <w:t xml:space="preserve">such as diabetes, hypertension and morbid obesity </w:t>
-      </w:r>
-      <w:r>
-        <w:rPr>
-          <w:rFonts w:eastAsia="Times New Roman"/>
-          <w:color w:val="0E0E0E"/>
-          <w:lang w:val="en-US"/>
-        </w:rPr>
-        <w:t xml:space="preserve">were excluded. </w:t>
+        </w:rPr>
+      </w:pPr>
+    </w:p>
+    <w:p>
+      <w:pPr>
+        <w:rPr>
+          <w:b/>
+          <w:bCs/>
+        </w:rPr>
+      </w:pPr>
+      <w:r>
+        <w:rPr>
+          <w:b/>
+          <w:bCs/>
+        </w:rPr>
+        <w:t>2.</w:t>
       </w:r>
       <w:proofErr w:type="gramStart"/>
       <w:r>
         <w:rPr>
-          <w:rFonts w:eastAsia="Times New Roman"/>
-          <w:color w:val="0E0E0E"/>
-          <w:lang w:val="en-US"/>
-        </w:rPr>
-        <w:t>Healthy</w:t>
+          <w:b/>
+          <w:bCs/>
+        </w:rPr>
+        <w:t>3.Task</w:t>
       </w:r>
       <w:proofErr w:type="gramEnd"/>
       <w:r>
         <w:rPr>
-          <w:rFonts w:eastAsia="Times New Roman"/>
-          <w:color w:val="0E0E0E"/>
-          <w:lang w:val="en-US"/>
-        </w:rPr>
-        <w:t xml:space="preserve"> controls were recruited through community advertisements and had no history of psychiatric disorders and no family history of schizophrenia. Demographic characteristics of all participants are presented in Table 1.</w:t>
+          <w:b/>
+          <w:bCs/>
+        </w:rPr>
+        <w:t xml:space="preserve"> Paradigm</w:t>
       </w:r>
     </w:p>
     <w:p>
       <w:pPr>
         <w:jc w:val="both"/>
         <w:rPr>
-          <w:rFonts w:eastAsia="Times New Roman"/>
-          <w:color w:val="0E0E0E"/>
-          <w:lang w:val="en-US"/>
-        </w:rPr>
-      </w:pPr>
+          <w:b/>
+          <w:bCs/>
+        </w:rPr>
+      </w:pPr>
+      <w:r>
+        <w:t>The experimental paradigm is based on the "Trust Game," a widely used game-theoretical model in the literature that captures interpersonal trust</w:t>
+      </w:r>
+      <w:r>
+        <w:fldChar w:fldCharType="begin"/>
+      </w:r>
+      <w:r>
+        <w:instrText xml:space="preserve"> ADDIN ZOTERO_ITEM CSL_CITATION {"citationID":"3c4VG86Y","properties":{"formattedCitation":"\\super 32\\nosupersub{}","plainCitation":"32","noteIndex":0},"citationItems":[{"id":"usDQrzdD/UoGgAq5I","uris":["http://zotero.org/users/10303855/items/YZ4U3224"],"itemData":{"id":153,"type":"article-journal","container-title":"Frontiers in Neuroscience","DOI":"10.3389/fnins.2019.00887","ISSN":"1662-453X","journalAbbreviation":"Front. Neurosci.","page":"887","source":"DOI.org (Crossref)","title":"Trust Games and Beyond","volume":"13","author":[{"family":"Alós-Ferrer","given":"Carlos"},{"family":"Farolfi","given":"Federica"}],"issued":{"date-parts":[["2019",9,10]]}}}],"schema":"https://github.com/citation-style-language/schema/raw/master/csl-citation.json"} </w:instrText>
+      </w:r>
+      <w:r>
+        <w:fldChar w:fldCharType="separate"/>
+      </w:r>
+      <w:r>
+        <w:rPr>
+          <w:vertAlign w:val="superscript"/>
+        </w:rPr>
+        <w:t>32</w:t>
+      </w:r>
+      <w:r>
+        <w:fldChar w:fldCharType="end"/>
+      </w:r>
+      <w:r>
+        <w:t>. Participants met the trustee in person before the fMRI sessions to enhance their belief that they were interacting with a real partner during the task, although the trustee’s responses were preprogrammed. The greeting of trustee to participants procedure was standardized to prevent any influence on baseline trust levels.</w:t>
+      </w:r>
     </w:p>
     <w:p>
       <w:pPr>
         <w:jc w:val="both"/>
-        <w:rPr>
-          <w:rFonts w:eastAsia="Times New Roman"/>
-          <w:b/>
-          <w:bCs/>
-          <w:color w:val="0E0E0E"/>
-          <w:lang w:val="en-US"/>
-        </w:rPr>
-      </w:pPr>
-      <w:r>
-        <w:rPr>
-          <w:rFonts w:eastAsia="Times New Roman"/>
-          <w:b/>
-          <w:bCs/>
-          <w:color w:val="0E0E0E"/>
-          <w:lang w:val="en-US"/>
-        </w:rPr>
-        <w:t>2.2 Psychometric Assessment</w:t>
-      </w:r>
+      </w:pPr>
     </w:p>
     <w:p>
       <w:pPr>
         <w:jc w:val="both"/>
-        <w:rPr>
-          <w:b/>
-          <w:bCs/>
-          <w:u w:val="single"/>
-          <w:lang w:val="en-US"/>
-        </w:rPr>
-      </w:pPr>
-      <w:r>
-        <w:rPr>
-          <w:color w:val="0E0E0E"/>
-          <w:lang w:val="en-US"/>
-        </w:rPr>
-        <w:t xml:space="preserve">Schizophrenia diagnoses were </w:t>
-      </w:r>
-      <w:r>
-        <w:rPr>
-          <w:color w:val="0E0E0E"/>
-          <w:lang w:val="en-US"/>
-        </w:rPr>
-        <w:t>confirmed by</w:t>
-      </w:r>
-      <w:r>
-        <w:rPr>
-          <w:color w:val="0E0E0E"/>
-          <w:lang w:val="en-US"/>
-        </w:rPr>
-        <w:t xml:space="preserve"> using the Structured Clinical Interview for DSM-5 (SCID-5). The Positive and Negative Syndrome Symptom Scale (PANSS), a semi-structured assessment, was administered to </w:t>
-      </w:r>
-      <w:r>
-        <w:rPr>
-          <w:color w:val="0E0E0E"/>
-          <w:lang w:val="en-US"/>
-        </w:rPr>
-        <w:t>evaluate</w:t>
-      </w:r>
-      <w:r>
-        <w:rPr>
-          <w:color w:val="0E0E0E"/>
-          <w:lang w:val="en-US"/>
-        </w:rPr>
-        <w:t xml:space="preserve"> symptom </w:t>
-      </w:r>
-      <w:proofErr w:type="spellStart"/>
-      <w:r>
-        <w:rPr>
-          <w:color w:val="0E0E0E"/>
-          <w:lang w:val="en-US"/>
-        </w:rPr>
-        <w:t>severty</w:t>
-      </w:r>
-      <w:proofErr w:type="spellEnd"/>
-      <w:r>
-        <w:rPr>
-          <w:color w:val="0E0E0E"/>
-          <w:lang w:val="en-US"/>
-        </w:rPr>
-        <w:t xml:space="preserve"> and patient functionality. Cognitive and social functioning were evaluated with the Schizophrenia Cognition Rating Scale (</w:t>
-      </w:r>
-      <w:proofErr w:type="spellStart"/>
-      <w:r>
-        <w:rPr>
-          <w:color w:val="0E0E0E"/>
-          <w:lang w:val="en-US"/>
-        </w:rPr>
-        <w:t>S</w:t>
-      </w:r>
-      <w:r>
-        <w:rPr>
-          <w:color w:val="0E0E0E"/>
-          <w:lang w:val="en-US"/>
-        </w:rPr>
-        <w:t>C</w:t>
-      </w:r>
-      <w:r>
-        <w:rPr>
-          <w:color w:val="0E0E0E"/>
-          <w:lang w:val="en-US"/>
-        </w:rPr>
-        <w:t>oRS</w:t>
-      </w:r>
-      <w:proofErr w:type="spellEnd"/>
-      <w:r>
-        <w:rPr>
-          <w:color w:val="0E0E0E"/>
-          <w:lang w:val="en-US"/>
-        </w:rPr>
-        <w:t>) and the Functional Remission of General Schizophrenia (FROGS).</w:t>
-      </w:r>
-    </w:p>
-    <w:p>
-      <w:pPr>
-        <w:rPr>
-          <w:rFonts w:eastAsia="Times New Roman"/>
-          <w:color w:val="0E0E0E"/>
-          <w:lang w:val="en-US"/>
-        </w:rPr>
-      </w:pPr>
-    </w:p>
-    <w:p>
-      <w:pPr>
-        <w:rPr>
-          <w:rFonts w:eastAsia="Times New Roman"/>
-          <w:color w:val="0E0E0E"/>
-          <w:lang w:val="en-US"/>
-        </w:rPr>
-      </w:pPr>
-    </w:p>
-    <w:p>
-      <w:pPr>
-        <w:rPr>
-          <w:b/>
-          <w:bCs/>
-          <w:lang w:val="en-US"/>
-        </w:rPr>
-      </w:pPr>
-      <w:r>
-        <w:rPr>
-          <w:b/>
-          <w:bCs/>
-          <w:lang w:val="en-US"/>
-        </w:rPr>
-        <w:t>2.</w:t>
+      </w:pPr>
+      <w:r>
+        <w:t xml:space="preserve">In each trial, the participant starts with an initial endowment of 40 Turkish Lira (TL) and must decide whether to keep the money or invest it by transferring it to the trustee. If the participant keeps the money, it is evenly split between them and the trustee. If the participant chooses to invest, the amount </w:t>
       </w:r>
       <w:proofErr w:type="gramStart"/>
       <w:r>
-        <w:rPr>
-          <w:b/>
-          <w:bCs/>
-          <w:lang w:val="en-US"/>
-        </w:rPr>
-        <w:t>3</w:t>
-      </w:r>
-      <w:r>
-        <w:rPr>
-          <w:b/>
-          <w:bCs/>
-          <w:lang w:val="en-US"/>
-        </w:rPr>
-        <w:t>.Task</w:t>
+        <w:t>is tripled</w:t>
       </w:r>
       <w:proofErr w:type="gramEnd"/>
       <w:r>
-        <w:rPr>
-          <w:b/>
-          <w:bCs/>
-          <w:lang w:val="en-US"/>
-        </w:rPr>
-        <w:t xml:space="preserve"> Paradigm</w:t>
+        <w:t xml:space="preserve"> to 120 TL, and the trustee then decides whether to share this amount equally with the participant or keep all of it. The task consisted of three blocks, each comprising 20 trials, with varying levels of reciprocity toward the investor, for a total of 60 trials. Each trial follows a standardized sequence presented across six screens (See Figure 1). Each trial of the Trust Game followed a structured sequence of six consecutive screens, designed to capture the participant's decision-making and trust behavior under controlled experimental conditions (Figure 2).</w:t>
       </w:r>
     </w:p>
     <w:p>
       <w:pPr>
         <w:jc w:val="both"/>
-        <w:rPr>
-          <w:b/>
-          <w:bCs/>
-          <w:lang w:val="en-US"/>
-        </w:rPr>
-      </w:pPr>
-      <w:r>
-        <w:rPr>
-          <w:lang w:val="en-US"/>
-        </w:rPr>
-        <w:t>T</w:t>
-      </w:r>
-      <w:r>
-        <w:rPr>
-          <w:lang w:val="en-US"/>
-        </w:rPr>
-        <w:t>he experimental paradigm is based on the "Trust Game," a widely used game-theoretical model in the literature that captures interpersonal trust</w:t>
-      </w:r>
-      <w:r>
-        <w:rPr>
-          <w:lang w:val="en-US"/>
-        </w:rPr>
-        <w:fldChar w:fldCharType="begin"/>
-      </w:r>
-      <w:r>
-        <w:rPr>
-          <w:lang w:val="en-US"/>
-        </w:rPr>
-        <w:instrText xml:space="preserve"> ADDIN ZOTERO_ITEM CSL_CITATION {"citationID":"3c4VG86Y","properties":{"formattedCitation":"\\super 32\\nosupersub{}","plainCitation":"32","noteIndex":0},"citationItems":[{"id":"usDQrzdD/UoGgAq5I","uris":["http://zotero.org/users/10303855/items/YZ4U3224"],"itemData":{"id":153,"type":"article-journal","container-title":"Frontiers in Neuroscience","DOI":"10.3389/fnins.2019.00887","ISSN":"1662-453X","journalAbbreviation":"Front. Neurosci.","page":"887","source":"DOI.org (Crossref)","title":"Trust Games and Beyond","volume":"13","author":[{"family":"Alós-Ferrer","given":"Carlos"},{"family":"Farolfi","given":"Federica"}],"issued":{"date-parts":[["2019",9,10]]}}}],"schema":"https://github.com/citation-style-language/schema/raw/master/csl-citation.json"} </w:instrText>
-      </w:r>
-      <w:r>
-        <w:rPr>
-          <w:lang w:val="en-US"/>
-        </w:rPr>
-        <w:fldChar w:fldCharType="separate"/>
-      </w:r>
-      <w:r>
-        <w:rPr>
-          <w:vertAlign w:val="superscript"/>
-        </w:rPr>
-        <w:t>32</w:t>
-      </w:r>
-      <w:r>
-        <w:rPr>
-          <w:lang w:val="en-US"/>
-        </w:rPr>
-        <w:fldChar w:fldCharType="end"/>
-      </w:r>
-      <w:r>
-        <w:rPr>
-          <w:lang w:val="en-US"/>
-        </w:rPr>
-        <w:t xml:space="preserve">. </w:t>
-      </w:r>
-      <w:r>
-        <w:rPr>
-          <w:lang w:val="en-US"/>
-        </w:rPr>
-        <w:t>Participants met the trustee in person before the fMRI sessions to enhance their belief that they were interacting with a real partner during the task, although the trustee’s responses were preprogrammed</w:t>
-      </w:r>
-      <w:r>
-        <w:rPr>
-          <w:lang w:val="en-US"/>
-        </w:rPr>
-        <w:t xml:space="preserve">. </w:t>
-      </w:r>
-      <w:r>
-        <w:rPr>
-          <w:lang w:val="en-US"/>
-        </w:rPr>
-        <w:t xml:space="preserve">The </w:t>
-      </w:r>
-      <w:r>
-        <w:rPr>
-          <w:lang w:val="en-US"/>
-        </w:rPr>
-        <w:t>greeting of trustee to participants</w:t>
-      </w:r>
-      <w:r>
-        <w:rPr>
-          <w:lang w:val="en-US"/>
-        </w:rPr>
-        <w:t xml:space="preserve"> procedure was standardized to prevent any influence on baseline trust levels</w:t>
-      </w:r>
-      <w:r>
-        <w:rPr>
-          <w:lang w:val="en-US"/>
-        </w:rPr>
-        <w:t>.</w:t>
-      </w:r>
-    </w:p>
-    <w:p>
-      <w:pPr>
-        <w:jc w:val="both"/>
-        <w:rPr>
-          <w:lang w:val="en-US"/>
-        </w:rPr>
-      </w:pPr>
-    </w:p>
-    <w:p>
-      <w:pPr>
-        <w:jc w:val="both"/>
-        <w:rPr>
-          <w:lang w:val="en-US"/>
-        </w:rPr>
-      </w:pPr>
-      <w:r>
-        <w:rPr>
-          <w:lang w:val="en-US"/>
-        </w:rPr>
-        <w:t xml:space="preserve">In each trial, the participant starts with an initial endowment of 40 Turkish Lira (TL) and must decide whether to keep the money or invest it by transferring it to </w:t>
-      </w:r>
-      <w:r>
-        <w:rPr>
-          <w:lang w:val="en-US"/>
-        </w:rPr>
-        <w:t>the</w:t>
-      </w:r>
-      <w:r>
-        <w:rPr>
-          <w:lang w:val="en-US"/>
-        </w:rPr>
-        <w:t xml:space="preserve"> trustee. If the participant keeps the money, it is evenly split between them and the trustee. If the participant chooses to invest, the amount </w:t>
-      </w:r>
-      <w:proofErr w:type="gramStart"/>
-      <w:r>
-        <w:rPr>
-          <w:lang w:val="en-US"/>
-        </w:rPr>
-        <w:t>is tripled</w:t>
-      </w:r>
-      <w:proofErr w:type="gramEnd"/>
-      <w:r>
-        <w:rPr>
-          <w:lang w:val="en-US"/>
-        </w:rPr>
-        <w:t xml:space="preserve"> to 120 TL, and the trustee then decides whether to share this amount equally with the participant or keep all of it. </w:t>
-      </w:r>
-      <w:r>
-        <w:rPr>
-          <w:lang w:val="en-US"/>
-        </w:rPr>
-        <w:t xml:space="preserve">The </w:t>
-      </w:r>
-      <w:r>
-        <w:rPr>
-          <w:lang w:val="en-US"/>
-        </w:rPr>
-        <w:t>task</w:t>
-      </w:r>
-      <w:r>
-        <w:rPr>
-          <w:lang w:val="en-US"/>
-        </w:rPr>
-        <w:t xml:space="preserve"> consisted of three blocks, each comprising 20 trials, with varying levels of reciprocity toward the investor, for a total of 60 trials</w:t>
-      </w:r>
-      <w:r>
-        <w:rPr>
-          <w:lang w:val="en-US"/>
-        </w:rPr>
-        <w:t>.</w:t>
-      </w:r>
-      <w:r>
-        <w:rPr>
-          <w:lang w:val="en-US"/>
-        </w:rPr>
-        <w:t xml:space="preserve"> Each trial follows a standardized sequence presented across six screens (See Figure 1). Each trial of the Trust Game followed a structured sequence of six consecutive screens, designed to capture the participant's decision-making and trust behavior under controlled experimental conditions (Figure 2).</w:t>
-      </w:r>
-    </w:p>
-    <w:p>
-      <w:pPr>
-        <w:jc w:val="both"/>
-        <w:rPr>
-          <w:lang w:val="en-US"/>
-        </w:rPr>
-      </w:pPr>
-      <w:r>
-        <w:rPr>
-          <w:lang w:val="en-US"/>
-        </w:rPr>
+      </w:pPr>
+      <w:r>
         <w:br/>
         <w:t xml:space="preserve">In the first decision screen, participants saw a photo of the trustee alongside their initial endowment of 40 Turkish Lira (TL). They were instructed to decide whether to keep the money or invest it by transferring it to the trustee. No action or response was needed during this phase, </w:t>
       </w:r>
       <w:r>
-        <w:rPr>
-          <w:lang w:val="en-US"/>
-        </w:rPr>
         <w:lastRenderedPageBreak/>
-        <w:t>and the screen remained visible for 6 seconds. On the second-choice screen, participants were asked to confirm their earlier decision (“invest” or “keep”) by pressing the appropriate button within a 3-second window. Before starting the task, they were informed that failing to respond would result in zero earnings for that trial (0 TL) and that missing responses on five trials—whether in a row or not—would lead to the termination of the entire task</w:t>
-      </w:r>
-      <w:r>
-        <w:rPr>
-          <w:lang w:val="en-US"/>
-        </w:rPr>
-        <w:t xml:space="preserve"> and exclusion of the subject</w:t>
-      </w:r>
-      <w:r>
-        <w:rPr>
-          <w:lang w:val="en-US"/>
-        </w:rPr>
-        <w:t>. A 3-second waiting screen followed, during which participants anticipated the trustee's response. The fourth outcome screen showed the trustee’s decision—whether to share the tripled amount or keep it entirely—along with the outcome of the trial, including the participant’s earnings. In the fifth jitter screen inter-trial interval followed, lasting randomly between 3 and 6 seconds. During this time, a blank screen was displayed to introduce temporal variability between trials.  In the last sixth fixation screen, to maintain a total inter-trial interval of 9 seconds, a fixation cross (“+”) was shown for the remaining time—ranging from 3 to 6 seconds—depending on the length of the preceding jittered interval.</w:t>
+        <w:t>and the screen remained visible for 6 seconds. On the second-choice screen, participants were asked to confirm their earlier decision (“invest” or “keep”) by pressing the appropriate button within a 3-second window. Before starting the task, they were informed that failing to respond would result in zero earnings for that trial (0 TL) and that missing responses on five trials—whether in a row or not—would lead to the termination of the entire task and exclusion of the subject. A 3-second waiting screen followed, during which participants anticipated the trustee's response. The fourth outcome screen showed the trustee’s decision—whether to share the tripled amount or keep it entirely—along with the outcome of the trial, including the participant’s earnings. In the fifth jitter screen inter-trial interval followed, lasting randomly between 3 and 6 seconds. During this time, a blank screen was displayed to introduce temporal variability between trials.  In the last sixth fixation screen, to maintain a total inter-trial interval of 9 seconds, a fixation cross (“+”) was shown for the remaining time—ranging from 3 to 6 seconds—depending on the length of the preceding jittered interval.</w:t>
       </w:r>
     </w:p>
     <w:p>
       <w:pPr>
         <w:jc w:val="both"/>
-        <w:rPr>
-          <w:lang w:val="en-US"/>
-        </w:rPr>
       </w:pPr>
     </w:p>
     <w:p>
       <w:pPr>
         <w:jc w:val="both"/>
-        <w:rPr>
-          <w:lang w:val="en-US"/>
-        </w:rPr>
-      </w:pPr>
-      <w:r>
-        <w:rPr>
-          <w:lang w:val="en-US"/>
-        </w:rPr>
+      </w:pPr>
+      <w:r>
         <w:t>Additionally, after every 10 trials, participants were prompted to rate their level of trust in the trustee using a scale from 1 (not at all) to 7 (completely). This rating screen remained visible for 9 seconds. Each trial lasted 24 seconds, leading to a total task duration of approximately 24 minutes and 54 seconds.</w:t>
       </w:r>
     </w:p>
     <w:p>
       <w:pPr>
         <w:jc w:val="both"/>
-        <w:rPr>
-          <w:noProof/>
-          <w:lang w:val="en-US"/>
-        </w:rPr>
       </w:pPr>
     </w:p>
     <w:p>
       <w:pPr>
         <w:jc w:val="both"/>
-        <w:rPr>
-          <w:noProof/>
-          <w:lang w:val="en-US"/>
-        </w:rPr>
-      </w:pPr>
-      <w:r>
-        <w:rPr>
-          <w:noProof/>
-          <w:lang w:val="en-US"/>
-        </w:rPr>
+      </w:pPr>
+      <w:r>
         <w:t>[Insert Figure 1]</w:t>
       </w:r>
     </w:p>
     <w:p>
       <w:pPr>
         <w:jc w:val="both"/>
-        <w:rPr>
-          <w:lang w:val="en-US"/>
-        </w:rPr>
       </w:pPr>
     </w:p>
     <w:p>
       <w:pPr>
         <w:jc w:val="both"/>
-        <w:rPr>
-          <w:lang w:val="en-US"/>
-        </w:rPr>
-      </w:pPr>
-      <w:r>
-        <w:rPr>
-          <w:b/>
-          <w:bCs/>
-          <w:lang w:val="en-US"/>
+      </w:pPr>
+      <w:r>
+        <w:rPr>
+          <w:b/>
+          <w:bCs/>
         </w:rPr>
         <w:t>Figure 1. Single-trial timeline of the Trust Game.</w:t>
       </w:r>
       <w:r>
-        <w:rPr>
-          <w:lang w:val="en-US"/>
-        </w:rPr>
         <w:t xml:space="preserve"> At the start of each trial, the participant receives an endowment of 40 Turkish Lira (TL) and chooses to Keep or Invest (transfer to a trustee). If they Keep, the 40 TL is split evenly (20 TL each). If they Invest, the transfer is tripled to 120 TL; the trustee then either shares it equally (60 TL each) or keeps the entire 120 TL. The six panels illustrate the standardized sequence of screens presented on every trial—from endowment and choice to trustee decision and outcome feedback. The task comprised three blocks of 20 trials (60 trials total), with the core decision on each trial being whether to trust the trustee.</w:t>
       </w:r>
     </w:p>
     <w:p>
       <w:pPr>
         <w:jc w:val="both"/>
-        <w:rPr>
-          <w:lang w:val="en-US"/>
-        </w:rPr>
       </w:pPr>
     </w:p>
     <w:p>
       <w:pPr>
         <w:jc w:val="both"/>
-        <w:rPr>
-          <w:noProof/>
-          <w:lang w:val="en-US"/>
-        </w:rPr>
-      </w:pPr>
-      <w:r>
-        <w:rPr>
-          <w:noProof/>
-          <w:lang w:val="en-US"/>
-        </w:rPr>
-        <w:t>[ Insert Figure 2]</w:t>
+      </w:pPr>
+      <w:proofErr w:type="gramStart"/>
+      <w:r>
+        <w:t>[ Insert</w:t>
+      </w:r>
+      <w:proofErr w:type="gramEnd"/>
+      <w:r>
+        <w:t xml:space="preserve"> Figure 2]</w:t>
       </w:r>
     </w:p>
     <w:p>
       <w:pPr>
         <w:jc w:val="both"/>
-        <w:rPr>
-          <w:lang w:val="en-US"/>
-        </w:rPr>
       </w:pPr>
     </w:p>
     <w:p>
       <w:pPr>
         <w:jc w:val="both"/>
-        <w:rPr>
-          <w:lang w:val="en-US"/>
-        </w:rPr>
-      </w:pPr>
-      <w:r>
-        <w:rPr>
-          <w:b/>
-          <w:bCs/>
-          <w:lang w:val="en-US"/>
+      </w:pPr>
+      <w:r>
+        <w:rPr>
+          <w:b/>
+          <w:bCs/>
         </w:rPr>
         <w:t>Figure 2. Trial screens and timing in the Trust Game.</w:t>
       </w:r>
       <w:r>
-        <w:rPr>
-          <w:lang w:val="en-US"/>
-        </w:rPr>
         <w:t xml:space="preserve"> fMRI task model for each trial. Each participant plays the game as sets of 20 trials, i.e., 60 trials in total. (1) Decision/anticipation (6 s): trustee photo + 40 TL endowment shown; no response required. (2) Choice confirmation (≤3 s): participants confirm Keep vs Invest via button press; no response yields 0 TL for that trial; five missed responses (consecutive or not) terminate the task. (3) Anticipation (3 s): waiting for trustee’s decision. (4) Outcome (3 s): trustee’s choice display </w:t>
       </w:r>
       <w:proofErr w:type="gramStart"/>
       <w:r>
-        <w:rPr>
-          <w:lang w:val="en-US"/>
-        </w:rPr>
         <w:t>share</w:t>
       </w:r>
       <w:proofErr w:type="gramEnd"/>
       <w:r>
-        <w:rPr>
-          <w:lang w:val="en-US"/>
-        </w:rPr>
         <w:t xml:space="preserve"> the tripled investment (120 TL, 60 TL each) or </w:t>
       </w:r>
       <w:proofErr w:type="gramStart"/>
       <w:r>
-        <w:rPr>
-          <w:lang w:val="en-US"/>
-        </w:rPr>
         <w:t>keep all—</w:t>
       </w:r>
       <w:proofErr w:type="gramEnd"/>
       <w:r>
-        <w:rPr>
-          <w:lang w:val="en-US"/>
-        </w:rPr>
         <w:t>along with participant earnings. (E) Jittered ITI (blank) 3–6 s. (F) Fixation 3–6 s, adjusted to yield a fixed 9 s total inter-trial interval. Durations in seconds unless noted.</w:t>
       </w:r>
     </w:p>
@@ -778,114 +441,78 @@
           <w:rFonts w:eastAsia="Calibri"/>
           <w:b/>
           <w:bCs/>
-          <w:lang w:val="en-US"/>
-        </w:rPr>
-      </w:pPr>
-    </w:p>
-    <w:p>
-      <w:pPr>
-        <w:rPr>
-          <w:rFonts w:eastAsia="Calibri"/>
-          <w:b/>
-          <w:bCs/>
-          <w:lang w:val="en-US"/>
-        </w:rPr>
-      </w:pPr>
-    </w:p>
-    <w:p>
-      <w:pPr>
-        <w:rPr>
-          <w:rFonts w:eastAsia="Calibri"/>
-          <w:b/>
-          <w:bCs/>
-          <w:lang w:val="en-US"/>
-        </w:rPr>
-      </w:pPr>
-      <w:r>
-        <w:rPr>
-          <w:rFonts w:eastAsia="Calibri"/>
-          <w:b/>
-          <w:bCs/>
-          <w:lang w:val="en-US"/>
+        </w:rPr>
+      </w:pPr>
+    </w:p>
+    <w:p>
+      <w:pPr>
+        <w:rPr>
+          <w:rFonts w:eastAsia="Calibri"/>
+          <w:b/>
+          <w:bCs/>
+        </w:rPr>
+      </w:pPr>
+    </w:p>
+    <w:p>
+      <w:pPr>
+        <w:rPr>
+          <w:rFonts w:eastAsia="Calibri"/>
+          <w:b/>
+          <w:bCs/>
+        </w:rPr>
+      </w:pPr>
+      <w:r>
+        <w:rPr>
+          <w:rFonts w:eastAsia="Calibri"/>
+          <w:b/>
+          <w:bCs/>
         </w:rPr>
         <w:lastRenderedPageBreak/>
-        <w:t>2.</w:t>
-      </w:r>
-      <w:r>
-        <w:rPr>
-          <w:rFonts w:eastAsia="Calibri"/>
-          <w:b/>
-          <w:bCs/>
-          <w:lang w:val="en-US"/>
-        </w:rPr>
-        <w:t>4</w:t>
-      </w:r>
-      <w:r>
-        <w:rPr>
-          <w:rFonts w:eastAsia="Calibri"/>
-          <w:b/>
-          <w:bCs/>
-          <w:lang w:val="en-US"/>
-        </w:rPr>
-        <w:t>. Computational Learning Model Based on Rescorla-Wagner</w:t>
-      </w:r>
-    </w:p>
-    <w:p>
-      <w:pPr>
-        <w:rPr>
-          <w:rFonts w:eastAsia="Calibri"/>
-          <w:b/>
-          <w:bCs/>
-          <w:lang w:val="en-US"/>
-        </w:rPr>
-      </w:pPr>
-    </w:p>
-    <w:p>
-      <w:pPr>
-        <w:rPr>
-          <w:rFonts w:eastAsia="Calibri"/>
-          <w:lang w:val="en-US"/>
-        </w:rPr>
-      </w:pPr>
-      <w:r>
-        <w:rPr>
-          <w:rFonts w:eastAsia="Calibri"/>
-          <w:lang w:val="en-US"/>
-        </w:rPr>
-        <w:t>We implemented</w:t>
-      </w:r>
-      <w:r>
-        <w:rPr>
-          <w:rFonts w:eastAsia="Calibri"/>
-          <w:lang w:val="en-US"/>
-        </w:rPr>
-        <w:t xml:space="preserve"> a standard Rescorla-Wagner Reinforcement Le</w:t>
-      </w:r>
-      <w:r>
-        <w:rPr>
-          <w:rFonts w:eastAsia="Calibri"/>
-          <w:lang w:val="en-US"/>
+        <w:t>2.4. Computational Learning Model Based on Rescorla-Wagner</w:t>
+      </w:r>
+    </w:p>
+    <w:p>
+      <w:pPr>
+        <w:rPr>
+          <w:rFonts w:eastAsia="Calibri"/>
+          <w:b/>
+          <w:bCs/>
+        </w:rPr>
+      </w:pPr>
+    </w:p>
+    <w:p>
+      <w:pPr>
+        <w:rPr>
+          <w:rFonts w:eastAsia="Calibri"/>
+        </w:rPr>
+      </w:pPr>
+      <w:r>
+        <w:rPr>
+          <w:rFonts w:eastAsia="Calibri"/>
+        </w:rPr>
+        <w:t>We implemented a standard Rescorla-Wagner Reinforcement Le</w:t>
+      </w:r>
+      <w:r>
+        <w:rPr>
+          <w:rFonts w:eastAsia="Calibri"/>
         </w:rPr>
         <w:t xml:space="preserve">arning model to characterize the trial-by-trial reward predictions and learning dynamics of participants during </w:t>
       </w:r>
       <w:r>
         <w:rPr>
           <w:rFonts w:eastAsia="Calibri"/>
-          <w:lang w:val="en-US"/>
         </w:rPr>
         <w:t>the sequential invest</w:t>
       </w:r>
       <w:r>
         <w:rPr>
           <w:rFonts w:eastAsia="Calibri"/>
-          <w:lang w:val="en-US"/>
         </w:rPr>
         <w:t xml:space="preserve">ment task. </w:t>
       </w:r>
       <w:r>
         <w:rPr>
           <w:rFonts w:eastAsia="Calibri"/>
-          <w:lang w:val="en-US"/>
         </w:rPr>
         <w:t xml:space="preserve">Our pipeline of analysis focused on learning </w:t>
       </w:r>
@@ -893,7 +520,6 @@
       <w:r>
         <w:rPr>
           <w:rFonts w:eastAsia="Calibri"/>
-          <w:lang w:val="en-US"/>
         </w:rPr>
         <w:t>rate (\</w:t>
       </w:r>
@@ -901,7 +527,6 @@
       <w:r>
         <w:rPr>
           <w:rFonts w:eastAsia="Calibri"/>
-          <w:lang w:val="en-US"/>
         </w:rPr>
         <w:t xml:space="preserve">alpha) and inverse temperature for </w:t>
       </w:r>
@@ -909,14 +534,12 @@
       <w:r>
         <w:rPr>
           <w:rFonts w:eastAsia="Calibri"/>
-          <w:lang w:val="en-US"/>
         </w:rPr>
         <w:t>S</w:t>
       </w:r>
       <w:r>
         <w:rPr>
           <w:rFonts w:eastAsia="Calibri"/>
-          <w:lang w:val="en-US"/>
         </w:rPr>
         <w:t>oftmax</w:t>
       </w:r>
@@ -924,7 +547,6 @@
       <w:r>
         <w:rPr>
           <w:rFonts w:eastAsia="Calibri"/>
-          <w:lang w:val="en-US"/>
         </w:rPr>
         <w:t xml:space="preserve"> function.</w:t>
       </w:r>
@@ -933,25 +555,22 @@
       <w:pPr>
         <w:rPr>
           <w:rFonts w:eastAsia="Calibri"/>
-          <w:lang w:val="en-US"/>
-        </w:rPr>
-      </w:pPr>
-    </w:p>
-    <w:p>
-      <w:pPr>
-        <w:rPr>
-          <w:rFonts w:eastAsia="Calibri"/>
-          <w:b/>
-          <w:bCs/>
-          <w:lang w:val="en-US"/>
-        </w:rPr>
-      </w:pPr>
-      <w:r>
-        <w:rPr>
-          <w:rFonts w:eastAsia="Calibri"/>
-          <w:b/>
-          <w:bCs/>
-          <w:lang w:val="en-US"/>
+        </w:rPr>
+      </w:pPr>
+    </w:p>
+    <w:p>
+      <w:pPr>
+        <w:rPr>
+          <w:rFonts w:eastAsia="Calibri"/>
+          <w:b/>
+          <w:bCs/>
+        </w:rPr>
+      </w:pPr>
+      <w:r>
+        <w:rPr>
+          <w:rFonts w:eastAsia="Calibri"/>
+          <w:b/>
+          <w:bCs/>
         </w:rPr>
         <w:t>2.4.1 Model Architecture</w:t>
       </w:r>
@@ -962,21 +581,18 @@
           <w:rFonts w:eastAsia="Calibri"/>
           <w:b/>
           <w:bCs/>
-          <w:lang w:val="en-US"/>
-        </w:rPr>
-      </w:pPr>
-    </w:p>
-    <w:p>
-      <w:pPr>
-        <w:rPr>
-          <w:rFonts w:eastAsia="Calibri"/>
-          <w:lang w:val="en-US"/>
-        </w:rPr>
-      </w:pPr>
-      <w:r>
-        <w:rPr>
-          <w:rFonts w:eastAsia="Calibri"/>
-          <w:lang w:val="en-US"/>
+        </w:rPr>
+      </w:pPr>
+    </w:p>
+    <w:p>
+      <w:pPr>
+        <w:rPr>
+          <w:rFonts w:eastAsia="Calibri"/>
+        </w:rPr>
+      </w:pPr>
+      <w:r>
+        <w:rPr>
+          <w:rFonts w:eastAsia="Calibri"/>
         </w:rPr>
         <w:t xml:space="preserve">On each trial </w:t>
       </w:r>
@@ -984,7 +600,6 @@
         <m:r>
           <w:rPr>
             <w:rFonts w:ascii="Cambria Math" w:eastAsia="Calibri" w:hAnsi="Cambria Math"/>
-            <w:lang w:val="en-US"/>
           </w:rPr>
           <m:t>t</m:t>
         </m:r>
@@ -992,7 +607,6 @@
       <w:r>
         <w:rPr>
           <w:rFonts w:eastAsia="Calibri"/>
-          <w:lang w:val="en-US"/>
         </w:rPr>
         <w:t>, the predicted value of investing (</w:t>
       </w:r>
@@ -1003,7 +617,6 @@
               <w:rPr>
                 <w:rFonts w:ascii="Cambria Math" w:eastAsia="Calibri" w:hAnsi="Cambria Math"/>
                 <w:i/>
-                <w:lang w:val="en-US"/>
               </w:rPr>
             </m:ctrlPr>
           </m:sSubPr>
@@ -1011,7 +624,6 @@
             <m:r>
               <w:rPr>
                 <w:rFonts w:ascii="Cambria Math" w:eastAsia="Calibri" w:hAnsi="Cambria Math"/>
-                <w:lang w:val="en-US"/>
               </w:rPr>
               <m:t>V</m:t>
             </m:r>
@@ -1020,7 +632,6 @@
             <m:r>
               <w:rPr>
                 <w:rFonts w:ascii="Cambria Math" w:eastAsia="Calibri" w:hAnsi="Cambria Math"/>
-                <w:lang w:val="en-US"/>
               </w:rPr>
               <m:t>t</m:t>
             </m:r>
@@ -1030,7 +641,6 @@
       <w:r>
         <w:rPr>
           <w:rFonts w:eastAsia="Calibri"/>
-          <w:lang w:val="en-US"/>
         </w:rPr>
         <w:t>) was updated according to the standard delta rule:</w:t>
       </w:r>
@@ -1039,7 +649,6 @@
       <w:pPr>
         <w:rPr>
           <w:rFonts w:eastAsia="Calibri"/>
-          <w:lang w:val="en-US"/>
         </w:rPr>
       </w:pPr>
       <m:oMathPara>
@@ -1050,7 +659,6 @@
                 <w:rPr>
                   <w:rFonts w:ascii="Cambria Math" w:eastAsia="Calibri" w:hAnsi="Cambria Math"/>
                   <w:i/>
-                  <w:lang w:val="en-US"/>
                 </w:rPr>
               </m:ctrlPr>
             </m:sSubPr>
@@ -1058,7 +666,6 @@
               <m:r>
                 <w:rPr>
                   <w:rFonts w:ascii="Cambria Math" w:eastAsia="Calibri" w:hAnsi="Cambria Math"/>
-                  <w:lang w:val="en-US"/>
                 </w:rPr>
                 <m:t>V</m:t>
               </m:r>
@@ -1067,7 +674,6 @@
               <m:r>
                 <w:rPr>
                   <w:rFonts w:ascii="Cambria Math" w:eastAsia="Calibri" w:hAnsi="Cambria Math"/>
-                  <w:lang w:val="en-US"/>
                 </w:rPr>
                 <m:t>t+1</m:t>
               </m:r>
@@ -1076,7 +682,6 @@
           <m:r>
             <w:rPr>
               <w:rFonts w:ascii="Cambria Math" w:eastAsia="Calibri" w:hAnsi="Cambria Math"/>
-              <w:lang w:val="en-US"/>
             </w:rPr>
             <m:t xml:space="preserve"> = </m:t>
           </m:r>
@@ -1086,7 +691,6 @@
                 <w:rPr>
                   <w:rFonts w:ascii="Cambria Math" w:eastAsia="Calibri" w:hAnsi="Cambria Math"/>
                   <w:i/>
-                  <w:lang w:val="en-US"/>
                 </w:rPr>
               </m:ctrlPr>
             </m:sSubPr>
@@ -1094,7 +698,6 @@
               <m:r>
                 <w:rPr>
                   <w:rFonts w:ascii="Cambria Math" w:eastAsia="Calibri" w:hAnsi="Cambria Math"/>
-                  <w:lang w:val="en-US"/>
                 </w:rPr>
                 <m:t>V</m:t>
               </m:r>
@@ -1103,7 +706,6 @@
               <m:r>
                 <w:rPr>
                   <w:rFonts w:ascii="Cambria Math" w:eastAsia="Calibri" w:hAnsi="Cambria Math"/>
-                  <w:lang w:val="en-US"/>
                 </w:rPr>
                 <m:t>t</m:t>
               </m:r>
@@ -1112,37 +714,8 @@
           <m:r>
             <w:rPr>
               <w:rFonts w:ascii="Cambria Math" w:eastAsia="Calibri" w:hAnsi="Cambria Math"/>
-              <w:lang w:val="en-US"/>
             </w:rPr>
-            <m:t xml:space="preserve"> +</m:t>
-          </m:r>
-          <m:r>
-            <w:rPr>
-              <w:rFonts w:ascii="Cambria Math" w:eastAsia="Calibri" w:hAnsi="Cambria Math"/>
-              <w:lang w:val="en-US"/>
-            </w:rPr>
-            <m:t>α</m:t>
-          </m:r>
-          <m:r>
-            <w:rPr>
-              <w:rFonts w:ascii="Cambria Math" w:eastAsia="Calibri" w:hAnsi="Cambria Math"/>
-              <w:lang w:val="en-US"/>
-            </w:rPr>
-            <m:t xml:space="preserve"> </m:t>
-          </m:r>
-          <m:r>
-            <w:rPr>
-              <w:rFonts w:ascii="Cambria Math" w:eastAsia="Calibri" w:hAnsi="Cambria Math"/>
-              <w:lang w:val="en-US"/>
-            </w:rPr>
-            <m:t> ⋅</m:t>
-          </m:r>
-          <m:r>
-            <w:rPr>
-              <w:rFonts w:ascii="Cambria Math" w:eastAsia="Calibri" w:hAnsi="Cambria Math"/>
-              <w:lang w:val="en-US"/>
-            </w:rPr>
-            <m:t xml:space="preserve"> (</m:t>
+            <m:t xml:space="preserve"> +α  ⋅ (</m:t>
           </m:r>
           <m:sSub>
             <m:sSubPr>
@@ -1150,7 +723,6 @@
                 <w:rPr>
                   <w:rFonts w:ascii="Cambria Math" w:eastAsia="Calibri" w:hAnsi="Cambria Math"/>
                   <w:i/>
-                  <w:lang w:val="en-US"/>
                 </w:rPr>
               </m:ctrlPr>
             </m:sSubPr>
@@ -1158,7 +730,6 @@
               <m:r>
                 <w:rPr>
                   <w:rFonts w:ascii="Cambria Math" w:eastAsia="Calibri" w:hAnsi="Cambria Math"/>
-                  <w:lang w:val="en-US"/>
                 </w:rPr>
                 <m:t>R</m:t>
               </m:r>
@@ -1167,7 +738,6 @@
               <m:r>
                 <w:rPr>
                   <w:rFonts w:ascii="Cambria Math" w:eastAsia="Calibri" w:hAnsi="Cambria Math"/>
-                  <w:lang w:val="en-US"/>
                 </w:rPr>
                 <m:t>t</m:t>
               </m:r>
@@ -1176,7 +746,6 @@
           <m:r>
             <w:rPr>
               <w:rFonts w:ascii="Cambria Math" w:eastAsia="Calibri" w:hAnsi="Cambria Math"/>
-              <w:lang w:val="en-US"/>
             </w:rPr>
             <m:t xml:space="preserve"> - </m:t>
           </m:r>
@@ -1186,7 +755,6 @@
                 <w:rPr>
                   <w:rFonts w:ascii="Cambria Math" w:eastAsia="Calibri" w:hAnsi="Cambria Math"/>
                   <w:i/>
-                  <w:lang w:val="en-US"/>
                 </w:rPr>
               </m:ctrlPr>
             </m:sSubPr>
@@ -1194,7 +762,6 @@
               <m:r>
                 <w:rPr>
                   <w:rFonts w:ascii="Cambria Math" w:eastAsia="Calibri" w:hAnsi="Cambria Math"/>
-                  <w:lang w:val="en-US"/>
                 </w:rPr>
                 <m:t>V</m:t>
               </m:r>
@@ -1203,7 +770,6 @@
               <m:r>
                 <w:rPr>
                   <w:rFonts w:ascii="Cambria Math" w:eastAsia="Calibri" w:hAnsi="Cambria Math"/>
-                  <w:lang w:val="en-US"/>
                 </w:rPr>
                 <m:t>t</m:t>
               </m:r>
@@ -1212,7 +778,6 @@
           <m:r>
             <w:rPr>
               <w:rFonts w:ascii="Cambria Math" w:eastAsia="Calibri" w:hAnsi="Cambria Math"/>
-              <w:lang w:val="en-US"/>
             </w:rPr>
             <m:t>)</m:t>
           </m:r>
@@ -1223,21 +788,18 @@
       <w:pPr>
         <w:rPr>
           <w:rFonts w:eastAsia="Calibri"/>
-          <w:lang w:val="en-US"/>
-        </w:rPr>
-      </w:pPr>
-    </w:p>
-    <w:p>
-      <w:pPr>
-        <w:rPr>
-          <w:rFonts w:eastAsia="Calibri"/>
-          <w:lang w:val="en-US"/>
-        </w:rPr>
-      </w:pPr>
-      <w:r>
-        <w:rPr>
-          <w:rFonts w:eastAsia="Calibri"/>
-          <w:lang w:val="en-US"/>
+        </w:rPr>
+      </w:pPr>
+    </w:p>
+    <w:p>
+      <w:pPr>
+        <w:rPr>
+          <w:rFonts w:eastAsia="Calibri"/>
+        </w:rPr>
+      </w:pPr>
+      <w:r>
+        <w:rPr>
+          <w:rFonts w:eastAsia="Calibri"/>
         </w:rPr>
         <w:t xml:space="preserve">Where </w:t>
       </w:r>
@@ -1248,7 +810,6 @@
               <w:rPr>
                 <w:rFonts w:ascii="Cambria Math" w:eastAsia="Calibri" w:hAnsi="Cambria Math"/>
                 <w:i/>
-                <w:lang w:val="en-US"/>
               </w:rPr>
             </m:ctrlPr>
           </m:sSubPr>
@@ -1256,7 +817,6 @@
             <m:r>
               <w:rPr>
                 <w:rFonts w:ascii="Cambria Math" w:eastAsia="Calibri" w:hAnsi="Cambria Math"/>
-                <w:lang w:val="en-US"/>
               </w:rPr>
               <m:t>R</m:t>
             </m:r>
@@ -1265,7 +825,6 @@
             <m:r>
               <w:rPr>
                 <w:rFonts w:ascii="Cambria Math" w:eastAsia="Calibri" w:hAnsi="Cambria Math"/>
-                <w:lang w:val="en-US"/>
               </w:rPr>
               <m:t>t</m:t>
             </m:r>
@@ -1275,14 +834,12 @@
       <w:r>
         <w:rPr>
           <w:rFonts w:eastAsia="Calibri"/>
-          <w:lang w:val="en-US"/>
         </w:rPr>
         <w:t xml:space="preserve"> represents the actual normalized reward </w:t>
       </w:r>
       <w:r>
         <w:rPr>
           <w:rFonts w:eastAsia="Calibri"/>
-          <w:lang w:val="en-US"/>
         </w:rPr>
         <w:t xml:space="preserve">received and </w:t>
       </w:r>
@@ -1293,7 +850,6 @@
               <w:rPr>
                 <w:rFonts w:ascii="Cambria Math" w:eastAsia="Calibri" w:hAnsi="Cambria Math"/>
                 <w:i/>
-                <w:lang w:val="en-US"/>
               </w:rPr>
             </m:ctrlPr>
           </m:sSubPr>
@@ -1301,7 +857,6 @@
             <m:r>
               <w:rPr>
                 <w:rFonts w:ascii="Cambria Math" w:eastAsia="Calibri" w:hAnsi="Cambria Math"/>
-                <w:lang w:val="en-US"/>
               </w:rPr>
               <m:t>R</m:t>
             </m:r>
@@ -1310,7 +865,6 @@
             <m:r>
               <w:rPr>
                 <w:rFonts w:ascii="Cambria Math" w:eastAsia="Calibri" w:hAnsi="Cambria Math"/>
-                <w:lang w:val="en-US"/>
               </w:rPr>
               <m:t>t</m:t>
             </m:r>
@@ -1319,7 +873,6 @@
         <m:r>
           <w:rPr>
             <w:rFonts w:ascii="Cambria Math" w:eastAsia="Calibri" w:hAnsi="Cambria Math"/>
-            <w:lang w:val="en-US"/>
           </w:rPr>
           <m:t xml:space="preserve"> - </m:t>
         </m:r>
@@ -1329,7 +882,6 @@
               <w:rPr>
                 <w:rFonts w:ascii="Cambria Math" w:eastAsia="Calibri" w:hAnsi="Cambria Math"/>
                 <w:i/>
-                <w:lang w:val="en-US"/>
               </w:rPr>
             </m:ctrlPr>
           </m:sSubPr>
@@ -1337,7 +889,6 @@
             <m:r>
               <w:rPr>
                 <w:rFonts w:ascii="Cambria Math" w:eastAsia="Calibri" w:hAnsi="Cambria Math"/>
-                <w:lang w:val="en-US"/>
               </w:rPr>
               <m:t>V</m:t>
             </m:r>
@@ -1346,7 +897,6 @@
             <m:r>
               <w:rPr>
                 <w:rFonts w:ascii="Cambria Math" w:eastAsia="Calibri" w:hAnsi="Cambria Math"/>
-                <w:lang w:val="en-US"/>
               </w:rPr>
               <m:t>t</m:t>
             </m:r>
@@ -1356,21 +906,18 @@
       <w:r>
         <w:rPr>
           <w:rFonts w:eastAsia="Calibri"/>
-          <w:lang w:val="en-US"/>
         </w:rPr>
         <w:t xml:space="preserve"> defines the Prediction Error (PE). The probability of choosing to invest </w:t>
       </w:r>
       <w:r>
         <w:rPr>
           <w:rFonts w:eastAsia="Calibri"/>
-          <w:lang w:val="en-US"/>
         </w:rPr>
         <w:t>in</w:t>
       </w:r>
       <w:r>
         <w:rPr>
           <w:rFonts w:eastAsia="Calibri"/>
-          <w:lang w:val="en-US"/>
         </w:rPr>
         <w:t xml:space="preserve"> trial </w:t>
       </w:r>
@@ -1378,7 +925,6 @@
         <m:r>
           <w:rPr>
             <w:rFonts w:ascii="Cambria Math" w:eastAsia="Calibri" w:hAnsi="Cambria Math"/>
-            <w:lang w:val="en-US"/>
           </w:rPr>
           <m:t>t</m:t>
         </m:r>
@@ -1386,7 +932,6 @@
       <w:r>
         <w:rPr>
           <w:rFonts w:eastAsia="Calibri"/>
-          <w:lang w:val="en-US"/>
         </w:rPr>
         <w:t xml:space="preserve"> was determined by a Softmax choice rule:</w:t>
       </w:r>
@@ -1395,15 +940,13 @@
       <w:pPr>
         <w:rPr>
           <w:rFonts w:eastAsia="Calibri"/>
-          <w:lang w:val="en-US"/>
-        </w:rPr>
-      </w:pPr>
-    </w:p>
-    <w:p>
-      <w:pPr>
-        <w:rPr>
-          <w:rFonts w:eastAsia="Calibri"/>
-          <w:lang w:val="en-US"/>
+        </w:rPr>
+      </w:pPr>
+    </w:p>
+    <w:p>
+      <w:pPr>
+        <w:rPr>
+          <w:rFonts w:eastAsia="Calibri"/>
         </w:rPr>
       </w:pPr>
       <m:oMathPara>
@@ -1411,16 +954,8 @@
           <m:r>
             <w:rPr>
               <w:rFonts w:ascii="Cambria Math" w:eastAsia="Calibri" w:hAnsi="Cambria Math"/>
-              <w:lang w:val="en-US"/>
             </w:rPr>
-            <m:t>P(</m:t>
-          </m:r>
-          <m:r>
-            <w:rPr>
-              <w:rFonts w:ascii="Cambria Math" w:eastAsia="Calibri" w:hAnsi="Cambria Math"/>
-              <w:lang w:val="en-US"/>
-            </w:rPr>
-            <m:t>inves</m:t>
+            <m:t>P(inves</m:t>
           </m:r>
           <m:sSub>
             <m:sSubPr>
@@ -1428,7 +963,6 @@
                 <w:rPr>
                   <w:rFonts w:ascii="Cambria Math" w:eastAsia="Calibri" w:hAnsi="Cambria Math"/>
                   <w:i/>
-                  <w:lang w:val="en-US"/>
                 </w:rPr>
               </m:ctrlPr>
             </m:sSubPr>
@@ -1436,7 +970,6 @@
               <m:r>
                 <w:rPr>
                   <w:rFonts w:ascii="Cambria Math" w:eastAsia="Calibri" w:hAnsi="Cambria Math"/>
-                  <w:lang w:val="en-US"/>
                 </w:rPr>
                 <m:t>t</m:t>
               </m:r>
@@ -1445,7 +978,6 @@
               <m:r>
                 <w:rPr>
                   <w:rFonts w:ascii="Cambria Math" w:eastAsia="Calibri" w:hAnsi="Cambria Math"/>
-                  <w:lang w:val="en-US"/>
                 </w:rPr>
                 <m:t>t</m:t>
               </m:r>
@@ -1454,7 +986,6 @@
           <m:r>
             <w:rPr>
               <w:rFonts w:ascii="Cambria Math" w:eastAsia="Calibri" w:hAnsi="Cambria Math"/>
-              <w:lang w:val="en-US"/>
             </w:rPr>
             <m:t xml:space="preserve">) = </m:t>
           </m:r>
@@ -1464,7 +995,6 @@
                 <w:rPr>
                   <w:rFonts w:ascii="Cambria Math" w:eastAsia="Calibri" w:hAnsi="Cambria Math"/>
                   <w:i/>
-                  <w:lang w:val="en-US"/>
                 </w:rPr>
               </m:ctrlPr>
             </m:fPr>
@@ -1472,7 +1002,6 @@
               <m:r>
                 <w:rPr>
                   <w:rFonts w:ascii="Cambria Math" w:eastAsia="Calibri" w:hAnsi="Cambria Math"/>
-                  <w:lang w:val="en-US"/>
                 </w:rPr>
                 <m:t>1</m:t>
               </m:r>
@@ -1481,7 +1010,6 @@
               <m:r>
                 <w:rPr>
                   <w:rFonts w:ascii="Cambria Math" w:eastAsia="Calibri" w:hAnsi="Cambria Math"/>
-                  <w:lang w:val="en-US"/>
                 </w:rPr>
                 <m:t>1+</m:t>
               </m:r>
@@ -1491,7 +1019,6 @@
                     <w:rPr>
                       <w:rFonts w:ascii="Cambria Math" w:eastAsia="Calibri" w:hAnsi="Cambria Math"/>
                       <w:i/>
-                      <w:lang w:val="en-US"/>
                     </w:rPr>
                   </m:ctrlPr>
                 </m:sSupPr>
@@ -1499,7 +1026,6 @@
                   <m:r>
                     <w:rPr>
                       <w:rFonts w:ascii="Cambria Math" w:eastAsia="Calibri" w:hAnsi="Cambria Math"/>
-                      <w:lang w:val="en-US"/>
                     </w:rPr>
                     <m:t>e</m:t>
                   </m:r>
@@ -1508,7 +1034,6 @@
                   <m:r>
                     <w:rPr>
                       <w:rFonts w:ascii="Cambria Math" w:eastAsia="Calibri" w:hAnsi="Cambria Math"/>
-                      <w:lang w:val="en-US"/>
                     </w:rPr>
                     <m:t>-τ(</m:t>
                   </m:r>
@@ -1518,7 +1043,6 @@
                         <w:rPr>
                           <w:rFonts w:ascii="Cambria Math" w:eastAsia="Calibri" w:hAnsi="Cambria Math"/>
                           <w:i/>
-                          <w:lang w:val="en-US"/>
                         </w:rPr>
                       </m:ctrlPr>
                     </m:sSubPr>
@@ -1526,7 +1050,6 @@
                       <m:r>
                         <w:rPr>
                           <w:rFonts w:ascii="Cambria Math" w:eastAsia="Calibri" w:hAnsi="Cambria Math"/>
-                          <w:lang w:val="en-US"/>
                         </w:rPr>
                         <m:t>V</m:t>
                       </m:r>
@@ -1535,7 +1058,6 @@
                       <m:r>
                         <w:rPr>
                           <w:rFonts w:ascii="Cambria Math" w:eastAsia="Calibri" w:hAnsi="Cambria Math"/>
-                          <w:lang w:val="en-US"/>
                         </w:rPr>
                         <m:t>t</m:t>
                       </m:r>
@@ -1544,7 +1066,6 @@
                   <m:r>
                     <w:rPr>
                       <w:rFonts w:ascii="Cambria Math" w:eastAsia="Calibri" w:hAnsi="Cambria Math"/>
-                      <w:lang w:val="en-US"/>
                     </w:rPr>
                     <m:t>-</m:t>
                   </m:r>
@@ -1554,7 +1075,6 @@
                         <w:rPr>
                           <w:rFonts w:ascii="Cambria Math" w:eastAsia="Calibri" w:hAnsi="Cambria Math"/>
                           <w:i/>
-                          <w:lang w:val="en-US"/>
                         </w:rPr>
                       </m:ctrlPr>
                     </m:sSubPr>
@@ -1562,7 +1082,6 @@
                       <m:r>
                         <w:rPr>
                           <w:rFonts w:ascii="Cambria Math" w:eastAsia="Calibri" w:hAnsi="Cambria Math"/>
-                          <w:lang w:val="en-US"/>
                         </w:rPr>
                         <m:t>V</m:t>
                       </m:r>
@@ -1571,7 +1090,6 @@
                       <m:r>
                         <w:rPr>
                           <w:rFonts w:ascii="Cambria Math" w:eastAsia="Calibri" w:hAnsi="Cambria Math"/>
-                          <w:lang w:val="en-US"/>
                         </w:rPr>
                         <m:t>keep</m:t>
                       </m:r>
@@ -1580,7 +1098,6 @@
                   <m:r>
                     <w:rPr>
                       <w:rFonts w:ascii="Cambria Math" w:eastAsia="Calibri" w:hAnsi="Cambria Math"/>
-                      <w:lang w:val="en-US"/>
                     </w:rPr>
                     <m:t>)</m:t>
                   </m:r>
@@ -1595,21 +1112,18 @@
       <w:pPr>
         <w:rPr>
           <w:rFonts w:eastAsia="Calibri"/>
-          <w:lang w:val="en-US"/>
-        </w:rPr>
-      </w:pPr>
-    </w:p>
-    <w:p>
-      <w:pPr>
-        <w:rPr>
-          <w:rFonts w:eastAsia="Calibri"/>
-          <w:lang w:val="en-US"/>
-        </w:rPr>
-      </w:pPr>
-      <w:r>
-        <w:rPr>
-          <w:rFonts w:eastAsia="Calibri"/>
-          <w:lang w:val="en-US"/>
+        </w:rPr>
+      </w:pPr>
+    </w:p>
+    <w:p>
+      <w:pPr>
+        <w:rPr>
+          <w:rFonts w:eastAsia="Calibri"/>
+        </w:rPr>
+      </w:pPr>
+      <w:r>
+        <w:rPr>
+          <w:rFonts w:eastAsia="Calibri"/>
         </w:rPr>
         <w:t xml:space="preserve">Here, </w:t>
       </w:r>
@@ -1620,7 +1134,6 @@
               <w:rPr>
                 <w:rFonts w:ascii="Cambria Math" w:eastAsia="Calibri" w:hAnsi="Cambria Math"/>
                 <w:i/>
-                <w:lang w:val="en-US"/>
               </w:rPr>
             </m:ctrlPr>
           </m:sSubPr>
@@ -1628,7 +1141,6 @@
             <m:r>
               <w:rPr>
                 <w:rFonts w:ascii="Cambria Math" w:eastAsia="Calibri" w:hAnsi="Cambria Math"/>
-                <w:lang w:val="en-US"/>
               </w:rPr>
               <m:t>V</m:t>
             </m:r>
@@ -1637,7 +1149,6 @@
             <m:r>
               <w:rPr>
                 <w:rFonts w:ascii="Cambria Math" w:eastAsia="Calibri" w:hAnsi="Cambria Math"/>
-                <w:lang w:val="en-US"/>
               </w:rPr>
               <m:t>keep</m:t>
             </m:r>
@@ -1647,14 +1158,12 @@
       <w:r>
         <w:rPr>
           <w:rFonts w:eastAsia="Calibri"/>
-          <w:lang w:val="en-US"/>
         </w:rPr>
         <w:t xml:space="preserve"> represents the constant value of the safe option </w:t>
       </w:r>
       <w:r>
         <w:rPr>
           <w:rFonts w:eastAsia="Calibri"/>
-          <w:lang w:val="en-US"/>
         </w:rPr>
         <w:t xml:space="preserve">and </w:t>
       </w:r>
@@ -1662,7 +1171,6 @@
         <m:r>
           <w:rPr>
             <w:rFonts w:ascii="Cambria Math" w:eastAsia="Calibri" w:hAnsi="Cambria Math"/>
-            <w:lang w:val="en-US"/>
           </w:rPr>
           <m:t>τ</m:t>
         </m:r>
@@ -1670,7 +1178,6 @@
       <w:r>
         <w:rPr>
           <w:rFonts w:eastAsia="Calibri"/>
-          <w:lang w:val="en-US"/>
         </w:rPr>
         <w:t xml:space="preserve"> (inverse temperature) represents the </w:t>
       </w:r>
@@ -1678,7 +1185,6 @@
       <w:r>
         <w:rPr>
           <w:rFonts w:eastAsia="Calibri"/>
-          <w:lang w:val="en-US"/>
         </w:rPr>
         <w:t>subjects’</w:t>
       </w:r>
@@ -1686,21 +1192,18 @@
       <w:r>
         <w:rPr>
           <w:rFonts w:eastAsia="Calibri"/>
-          <w:lang w:val="en-US"/>
         </w:rPr>
         <w:t xml:space="preserve"> decision consistency or sensitivity to</w:t>
       </w:r>
       <w:r>
         <w:rPr>
           <w:rFonts w:eastAsia="Calibri"/>
-          <w:lang w:val="en-US"/>
         </w:rPr>
         <w:t xml:space="preserve"> </w:t>
       </w:r>
       <w:r>
         <w:rPr>
           <w:rFonts w:eastAsia="Calibri"/>
-          <w:lang w:val="en-US"/>
         </w:rPr>
         <w:t xml:space="preserve">the value difference. </w:t>
       </w:r>
@@ -1709,25 +1212,22 @@
       <w:pPr>
         <w:rPr>
           <w:rFonts w:eastAsia="Calibri"/>
-          <w:lang w:val="en-US"/>
-        </w:rPr>
-      </w:pPr>
-    </w:p>
-    <w:p>
-      <w:pPr>
-        <w:rPr>
-          <w:rFonts w:eastAsia="Calibri"/>
-          <w:b/>
-          <w:bCs/>
-          <w:lang w:val="en-US"/>
-        </w:rPr>
-      </w:pPr>
-      <w:r>
-        <w:rPr>
-          <w:rFonts w:eastAsia="Calibri"/>
-          <w:b/>
-          <w:bCs/>
-          <w:lang w:val="en-US"/>
+        </w:rPr>
+      </w:pPr>
+    </w:p>
+    <w:p>
+      <w:pPr>
+        <w:rPr>
+          <w:rFonts w:eastAsia="Calibri"/>
+          <w:b/>
+          <w:bCs/>
+        </w:rPr>
+      </w:pPr>
+      <w:r>
+        <w:rPr>
+          <w:rFonts w:eastAsia="Calibri"/>
+          <w:b/>
+          <w:bCs/>
         </w:rPr>
         <w:t xml:space="preserve">2.4.2 Parameter Estimation and Model Selection </w:t>
       </w:r>
@@ -1738,28 +1238,24 @@
           <w:rFonts w:eastAsia="Calibri"/>
           <w:b/>
           <w:bCs/>
-          <w:lang w:val="en-US"/>
-        </w:rPr>
-      </w:pPr>
-    </w:p>
-    <w:p>
-      <w:pPr>
-        <w:rPr>
-          <w:rFonts w:eastAsia="Calibri"/>
-          <w:lang w:val="en-US"/>
-        </w:rPr>
-      </w:pPr>
-      <w:r>
-        <w:rPr>
-          <w:rFonts w:eastAsia="Calibri"/>
-          <w:lang w:val="en-US"/>
+        </w:rPr>
+      </w:pPr>
+    </w:p>
+    <w:p>
+      <w:pPr>
+        <w:rPr>
+          <w:rFonts w:eastAsia="Calibri"/>
+        </w:rPr>
+      </w:pPr>
+      <w:r>
+        <w:rPr>
+          <w:rFonts w:eastAsia="Calibri"/>
         </w:rPr>
         <w:t xml:space="preserve">To ensure the recovery of global </w:t>
       </w:r>
       <w:r>
         <w:rPr>
           <w:rFonts w:eastAsia="Calibri"/>
-          <w:lang w:val="en-US"/>
         </w:rPr>
         <w:t>optimum and avoid local minima, parameters (</w:t>
       </w:r>
@@ -1767,7 +1263,6 @@
         <m:r>
           <w:rPr>
             <w:rFonts w:ascii="Cambria Math" w:eastAsia="Calibri" w:hAnsi="Cambria Math"/>
-            <w:lang w:val="en-US"/>
           </w:rPr>
           <m:t>α</m:t>
         </m:r>
@@ -1775,7 +1270,6 @@
       <w:r>
         <w:rPr>
           <w:rFonts w:eastAsia="Calibri"/>
-          <w:lang w:val="en-US"/>
         </w:rPr>
         <w:t xml:space="preserve"> and </w:t>
       </w:r>
@@ -1783,7 +1277,6 @@
         <m:r>
           <w:rPr>
             <w:rFonts w:ascii="Cambria Math" w:eastAsia="Calibri" w:hAnsi="Cambria Math"/>
-            <w:lang w:val="en-US"/>
           </w:rPr>
           <m:t>τ</m:t>
         </m:r>
@@ -1791,14 +1284,12 @@
       <w:r>
         <w:rPr>
           <w:rFonts w:eastAsia="Calibri"/>
-          <w:lang w:val="en-US"/>
         </w:rPr>
         <w:t xml:space="preserve">) were estimated using a brute-force grid search on 100 x 100 </w:t>
       </w:r>
       <w:r>
         <w:rPr>
           <w:rFonts w:eastAsia="Calibri"/>
-          <w:lang w:val="en-US"/>
         </w:rPr>
         <w:t>grid (</w:t>
       </w:r>
@@ -1806,7 +1297,6 @@
         <m:r>
           <w:rPr>
             <w:rFonts w:ascii="Cambria Math" w:eastAsia="Calibri" w:hAnsi="Cambria Math"/>
-            <w:lang w:val="en-US"/>
           </w:rPr>
           <m:t>α</m:t>
         </m:r>
@@ -1814,7 +1304,6 @@
       <w:r>
         <w:rPr>
           <w:rFonts w:eastAsia="Calibri"/>
-          <w:lang w:val="en-US"/>
         </w:rPr>
         <w:t xml:space="preserve"> </w:t>
       </w:r>
@@ -1822,7 +1311,6 @@
         <m:r>
           <w:rPr>
             <w:rFonts w:ascii="Cambria Math" w:eastAsia="Calibri" w:hAnsi="Cambria Math"/>
-            <w:lang w:val="en-US"/>
           </w:rPr>
           <m:t>∈</m:t>
         </m:r>
@@ -1830,14 +1318,12 @@
       <w:r>
         <w:rPr>
           <w:rFonts w:eastAsia="Calibri"/>
-          <w:lang w:val="en-US"/>
         </w:rPr>
         <w:t xml:space="preserve"> </w:t>
       </w:r>
       <w:r>
         <w:rPr>
           <w:rFonts w:eastAsia="Calibri"/>
-          <w:lang w:val="en-US"/>
         </w:rPr>
         <w:t xml:space="preserve">[0.001, 1], </w:t>
       </w:r>
@@ -1845,43 +1331,25 @@
         <m:r>
           <w:rPr>
             <w:rFonts w:ascii="Cambria Math" w:eastAsia="Calibri" w:hAnsi="Cambria Math"/>
-            <w:lang w:val="en-US"/>
           </w:rPr>
-          <m:t>τ</m:t>
-        </m:r>
-        <m:r>
-          <w:rPr>
-            <w:rFonts w:ascii="Cambria Math" w:eastAsia="Calibri" w:hAnsi="Cambria Math"/>
-            <w:lang w:val="en-US"/>
-          </w:rPr>
-          <m:t xml:space="preserve"> </m:t>
-        </m:r>
-        <m:r>
-          <w:rPr>
-            <w:rFonts w:ascii="Cambria Math" w:eastAsia="Calibri" w:hAnsi="Cambria Math"/>
-            <w:lang w:val="en-US"/>
-          </w:rPr>
-          <m:t>∈</m:t>
+          <m:t>τ ∈</m:t>
         </m:r>
       </m:oMath>
       <w:r>
         <w:rPr>
           <w:rFonts w:eastAsia="Calibri"/>
-          <w:lang w:val="en-US"/>
         </w:rPr>
         <w:t xml:space="preserve"> [0.01, 5]). </w:t>
       </w:r>
       <w:r>
         <w:rPr>
           <w:rFonts w:eastAsia="Calibri"/>
-          <w:lang w:val="en-US"/>
         </w:rPr>
         <w:t>The model was fitted by minimizing negative log-likelihood (NLL) of the observed choices for each participan</w:t>
       </w:r>
       <w:r>
         <w:rPr>
           <w:rFonts w:eastAsia="Calibri"/>
-          <w:lang w:val="en-US"/>
         </w:rPr>
         <w:t xml:space="preserve">t. </w:t>
       </w:r>
@@ -1890,21 +1358,18 @@
       <w:pPr>
         <w:rPr>
           <w:rFonts w:eastAsia="Calibri"/>
-          <w:lang w:val="en-US"/>
-        </w:rPr>
-      </w:pPr>
-    </w:p>
-    <w:p>
-      <w:pPr>
-        <w:rPr>
-          <w:rFonts w:eastAsia="Calibri"/>
-          <w:lang w:val="en-US"/>
-        </w:rPr>
-      </w:pPr>
-      <w:r>
-        <w:rPr>
-          <w:rFonts w:eastAsia="Calibri"/>
-          <w:lang w:val="en-US"/>
+        </w:rPr>
+      </w:pPr>
+    </w:p>
+    <w:p>
+      <w:pPr>
+        <w:rPr>
+          <w:rFonts w:eastAsia="Calibri"/>
+        </w:rPr>
+      </w:pPr>
+      <w:r>
+        <w:rPr>
+          <w:rFonts w:eastAsia="Calibri"/>
         </w:rPr>
         <w:t>Crucially, we compared the fixed-</w:t>
       </w:r>
@@ -1912,7 +1377,6 @@
         <m:r>
           <w:rPr>
             <w:rFonts w:ascii="Cambria Math" w:eastAsia="Calibri" w:hAnsi="Cambria Math"/>
-            <w:lang w:val="en-US"/>
           </w:rPr>
           <m:t>α</m:t>
         </m:r>
@@ -1920,7 +1384,6 @@
       <w:r>
         <w:rPr>
           <w:rFonts w:eastAsia="Calibri"/>
-          <w:lang w:val="en-US"/>
         </w:rPr>
         <w:t xml:space="preserve"> model against a more complex evolving learning rate model, which updates </w:t>
       </w:r>
@@ -1928,7 +1391,6 @@
         <m:r>
           <w:rPr>
             <w:rFonts w:ascii="Cambria Math" w:eastAsia="Calibri" w:hAnsi="Cambria Math"/>
-            <w:lang w:val="en-US"/>
           </w:rPr>
           <m:t>α</m:t>
         </m:r>
@@ -1936,21 +1398,18 @@
       <w:r>
         <w:rPr>
           <w:rFonts w:eastAsia="Calibri"/>
-          <w:lang w:val="en-US"/>
         </w:rPr>
         <w:t xml:space="preserve"> based on social feedback. </w:t>
       </w:r>
       <w:r>
         <w:rPr>
           <w:rFonts w:eastAsia="Calibri"/>
-          <w:lang w:val="en-US"/>
         </w:rPr>
         <w:t>Models are compared using Bayesian Information Criterion (BIC) and Watanabe-Akaike Information Criterion (WAIC)</w:t>
       </w:r>
       <w:r>
         <w:rPr>
           <w:rFonts w:eastAsia="Calibri"/>
-          <w:lang w:val="en-US"/>
         </w:rPr>
         <w:t xml:space="preserve"> for model selection.</w:t>
       </w:r>
@@ -1959,87 +1418,33 @@
       <w:pPr>
         <w:rPr>
           <w:rFonts w:eastAsia="Calibri"/>
-          <w:lang w:val="en-US"/>
-        </w:rPr>
-      </w:pPr>
-    </w:p>
-    <w:p>
-      <w:pPr>
-        <w:rPr>
-          <w:b/>
-          <w:bCs/>
-          <w:lang w:val="en-US"/>
-        </w:rPr>
-      </w:pPr>
-      <w:r>
-        <w:rPr>
-          <w:b/>
-          <w:bCs/>
-          <w:lang w:val="en-US"/>
-        </w:rPr>
-        <w:t>2.4.</w:t>
-      </w:r>
-      <w:r>
-        <w:rPr>
-          <w:b/>
-          <w:bCs/>
-          <w:lang w:val="en-US"/>
-        </w:rPr>
-        <w:t>3</w:t>
-      </w:r>
-      <w:r>
-        <w:rPr>
-          <w:b/>
-          <w:bCs/>
-          <w:lang w:val="en-US"/>
-        </w:rPr>
-        <w:t xml:space="preserve"> Control Analysis </w:t>
-      </w:r>
-    </w:p>
-    <w:p>
-      <w:pPr>
-        <w:rPr>
-          <w:lang w:val="en-US"/>
-        </w:rPr>
-      </w:pPr>
-    </w:p>
-    <w:p>
-      <w:pPr>
-        <w:rPr>
-          <w:lang w:val="en-US"/>
-        </w:rPr>
-      </w:pPr>
-    </w:p>
-    <w:p>
-      <w:pPr>
-        <w:rPr>
-          <w:lang w:val="en-US"/>
-        </w:rPr>
-      </w:pPr>
-      <w:r>
-        <w:rPr>
-          <w:lang w:val="en-US"/>
-        </w:rPr>
+        </w:rPr>
+      </w:pPr>
+    </w:p>
+    <w:p>
+      <w:pPr>
+        <w:rPr>
+          <w:b/>
+          <w:bCs/>
+        </w:rPr>
+      </w:pPr>
+      <w:r>
+        <w:rPr>
+          <w:b/>
+          <w:bCs/>
+        </w:rPr>
+        <w:t xml:space="preserve">2.4.3 Control Analysis </w:t>
+      </w:r>
+    </w:p>
+    <w:p/>
+    <w:p>
+      <w:r>
         <w:t>To assess the robustness and identifiability of our computational framework, a parameter recovery analysis was conducted. This control analysis aims to ensure that the 100x100 brute-force grid search optimization procedure can accurately estimate subject-specific parameters from behavioral data, ruling out potential estimation biases or local minima issues.</w:t>
       </w:r>
     </w:p>
-    <w:p>
-      <w:pPr>
-        <w:rPr>
-          <w:lang w:val="en-US"/>
-        </w:rPr>
-      </w:pPr>
-    </w:p>
-    <w:p>
-      <w:pPr>
-        <w:rPr>
-          <w:lang w:val="en-US"/>
-        </w:rPr>
-      </w:pPr>
-      <w:r>
-        <w:rPr>
-          <w:lang w:val="en-US"/>
-        </w:rPr>
+    <w:p/>
+    <w:p>
+      <w:r>
         <w:t xml:space="preserve">We generated synthetic choice data for virtual agents by systematically sampling “ground truth” parameters across the feasible parameters space. Learning rates were set at </w:t>
       </w:r>
       <m:oMath>
@@ -2049,7 +1454,6 @@
               <w:rPr>
                 <w:rFonts w:ascii="Cambria Math" w:hAnsi="Cambria Math"/>
                 <w:i/>
-                <w:lang w:val="en-US"/>
               </w:rPr>
             </m:ctrlPr>
           </m:sSubPr>
@@ -2057,7 +1461,6 @@
             <m:r>
               <w:rPr>
                 <w:rFonts w:ascii="Cambria Math" w:hAnsi="Cambria Math"/>
-                <w:lang w:val="en-US"/>
               </w:rPr>
               <m:t>α</m:t>
             </m:r>
@@ -2066,7 +1469,6 @@
             <m:r>
               <w:rPr>
                 <w:rFonts w:ascii="Cambria Math" w:hAnsi="Cambria Math"/>
-                <w:lang w:val="en-US"/>
               </w:rPr>
               <m:t>true</m:t>
             </m:r>
@@ -2075,23 +1477,11 @@
         <m:r>
           <w:rPr>
             <w:rFonts w:ascii="Cambria Math" w:hAnsi="Cambria Math"/>
-            <w:lang w:val="en-US"/>
           </w:rPr>
-          <m:t xml:space="preserve"> ∈</m:t>
-        </m:r>
-        <m:r>
-          <w:rPr>
-            <w:rFonts w:ascii="Cambria Math" w:hAnsi="Cambria Math"/>
-            <w:lang w:val="en-US"/>
-          </w:rPr>
-          <w:lastRenderedPageBreak/>
-          <m:t>{0.1, 0.3, 0.5, 0.7, 0.9}</m:t>
+          <m:t xml:space="preserve"> ∈{0.1, 0.3, 0.5, 0.7, 0.9}</m:t>
         </m:r>
       </m:oMath>
       <w:r>
-        <w:rPr>
-          <w:lang w:val="en-US"/>
-        </w:rPr>
         <w:t xml:space="preserve"> and inverse temperatures at </w:t>
       </w:r>
       <m:oMath>
@@ -2101,7 +1491,6 @@
               <w:rPr>
                 <w:rFonts w:ascii="Cambria Math" w:hAnsi="Cambria Math"/>
                 <w:i/>
-                <w:lang w:val="en-US"/>
               </w:rPr>
             </m:ctrlPr>
           </m:sSubPr>
@@ -2109,7 +1498,6 @@
             <m:r>
               <w:rPr>
                 <w:rFonts w:ascii="Cambria Math" w:hAnsi="Cambria Math"/>
-                <w:lang w:val="en-US"/>
               </w:rPr>
               <m:t>τ</m:t>
             </m:r>
@@ -2118,7 +1506,6 @@
             <m:r>
               <w:rPr>
                 <w:rFonts w:ascii="Cambria Math" w:hAnsi="Cambria Math"/>
-                <w:lang w:val="en-US"/>
               </w:rPr>
               <m:t>true</m:t>
             </m:r>
@@ -2127,172 +1514,189 @@
         <m:r>
           <w:rPr>
             <w:rFonts w:ascii="Cambria Math" w:hAnsi="Cambria Math"/>
-            <w:lang w:val="en-US"/>
           </w:rPr>
           <m:t xml:space="preserve"> ∈  {0.5, 1.5, 3.0}</m:t>
         </m:r>
       </m:oMath>
       <w:r>
-        <w:rPr>
-          <w:lang w:val="en-US"/>
-        </w:rPr>
-        <w:t xml:space="preserve">. For each parameter combination, 30 independent task simulations were performed (each consisting of 60 trials, matching the experimental task structure), resulting in a total of 450 synthetic datasets. </w:t>
-      </w:r>
-    </w:p>
-    <w:p>
-      <w:pPr>
-        <w:rPr>
-          <w:rFonts w:eastAsia="Calibri"/>
-          <w:lang w:val="en-US"/>
-        </w:rPr>
-      </w:pPr>
-    </w:p>
-    <w:p>
-      <w:pPr>
-        <w:rPr>
-          <w:rFonts w:eastAsia="Calibri"/>
-          <w:b/>
-          <w:bCs/>
-          <w:lang w:val="en-US"/>
-        </w:rPr>
-      </w:pPr>
-      <w:r>
-        <w:rPr>
-          <w:rFonts w:eastAsia="Calibri"/>
-          <w:b/>
-          <w:bCs/>
-          <w:lang w:val="en-US"/>
-        </w:rPr>
-        <w:t xml:space="preserve">2.4.4 Posterior Predictive Checks and Model Fit </w:t>
-      </w:r>
-    </w:p>
-    <w:p>
-      <w:pPr>
-        <w:rPr>
-          <w:rFonts w:eastAsia="Calibri"/>
-          <w:lang w:val="en-US"/>
-        </w:rPr>
-      </w:pPr>
-    </w:p>
-    <w:p>
-      <w:pPr>
-        <w:rPr>
-          <w:rFonts w:eastAsia="Calibri"/>
-          <w:lang w:val="en-US"/>
-        </w:rPr>
-      </w:pPr>
-    </w:p>
-    <w:p>
-      <w:pPr>
-        <w:rPr>
-          <w:rFonts w:eastAsia="Calibri"/>
-          <w:b/>
-          <w:bCs/>
-          <w:lang w:val="en-US"/>
-        </w:rPr>
-      </w:pPr>
-      <w:r>
-        <w:rPr>
-          <w:rFonts w:eastAsia="Calibri"/>
-          <w:b/>
-          <w:bCs/>
-          <w:lang w:val="en-US"/>
+        <w:t xml:space="preserve">. For each parameter </w:t>
+      </w:r>
+      <w:r>
+        <w:lastRenderedPageBreak/>
+        <w:t xml:space="preserve">combination, 30 independent task simulations were performed (each consisting of 60 trials, matching the experimental task structure), resulting in a total of 450 synthetic datasets. </w:t>
+      </w:r>
+    </w:p>
+    <w:p>
+      <w:pPr>
+        <w:rPr>
+          <w:rFonts w:eastAsia="Calibri"/>
+        </w:rPr>
+      </w:pPr>
+    </w:p>
+    <w:p>
+      <w:pPr>
+        <w:rPr>
+          <w:rFonts w:eastAsia="Calibri"/>
+          <w:b/>
+          <w:bCs/>
+        </w:rPr>
+      </w:pPr>
+      <w:r>
+        <w:rPr>
+          <w:rFonts w:eastAsia="Calibri"/>
+          <w:b/>
+          <w:bCs/>
+        </w:rPr>
+        <w:t xml:space="preserve">2.4.4 </w:t>
+      </w:r>
+      <w:r>
+        <w:rPr>
+          <w:rFonts w:eastAsia="Calibri"/>
+          <w:b/>
+          <w:bCs/>
+        </w:rPr>
+        <w:t>Predictive Validity Check</w:t>
+      </w:r>
+      <w:r>
+        <w:rPr>
+          <w:rFonts w:eastAsia="Calibri"/>
+          <w:b/>
+          <w:bCs/>
+        </w:rPr>
+        <w:t xml:space="preserve"> and Model Fit</w:t>
+      </w:r>
+    </w:p>
+    <w:p>
+      <w:pPr>
+        <w:rPr>
+          <w:rFonts w:eastAsia="Calibri"/>
+          <w:b/>
+          <w:bCs/>
+        </w:rPr>
+      </w:pPr>
+    </w:p>
+    <w:p>
+      <w:r>
+        <w:t>To verify that the fitted Rescorla-Wagner model could generate human-like behavioral patterns, we conducted Predictive Validity Check. While parameter recovery ensures mathematical iden</w:t>
+      </w:r>
+      <w:r>
+        <w:t xml:space="preserve">tifiability, validity check evaluates whether the model, using subject specific parameters, can replicate the actual </w:t>
+      </w:r>
+      <w:r>
+        <w:t>choice trajectories observed in our sample.</w:t>
+      </w:r>
+    </w:p>
+    <w:p/>
+    <w:p>
+      <w:r>
+        <w:t>For each participant, we performed 100 task simulations using their estimated learning rate (</w:t>
+      </w:r>
+      <m:oMath>
+        <m:r>
+          <w:rPr>
+            <w:rFonts w:ascii="Cambria Math" w:hAnsi="Cambria Math"/>
+          </w:rPr>
+          <m:t>α</m:t>
+        </m:r>
+      </m:oMath>
+      <w:r>
+        <w:t>) and inverse temperature (</w:t>
+      </w:r>
+      <m:oMath>
+        <m:r>
+          <w:rPr>
+            <w:rFonts w:ascii="Cambria Math" w:hAnsi="Cambria Math"/>
+          </w:rPr>
+          <m:t>τ</m:t>
+        </m:r>
+      </m:oMath>
+      <w:r>
+        <w:t>). The latent investment probability (</w:t>
+      </w:r>
+      <m:oMath>
+        <m:sSub>
+          <m:sSubPr>
+            <m:ctrlPr>
+              <w:rPr>
+                <w:rFonts w:ascii="Cambria Math" w:hAnsi="Cambria Math"/>
+                <w:i/>
+              </w:rPr>
+            </m:ctrlPr>
+          </m:sSubPr>
+          <m:e>
+            <m:r>
+              <w:rPr>
+                <w:rFonts w:ascii="Cambria Math" w:hAnsi="Cambria Math"/>
+              </w:rPr>
+              <m:t>P</m:t>
+            </m:r>
+          </m:e>
+          <m:sub>
+            <m:r>
+              <w:rPr>
+                <w:rFonts w:ascii="Cambria Math" w:hAnsi="Cambria Math"/>
+              </w:rPr>
+              <m:t>inves</m:t>
+            </m:r>
+            <m:r>
+              <w:rPr>
+                <w:rFonts w:ascii="Cambria Math" w:hAnsi="Cambria Math"/>
+              </w:rPr>
+              <m:t>t</m:t>
+            </m:r>
+          </m:sub>
+        </m:sSub>
+      </m:oMath>
+      <w:r>
+        <w:t>) was calculated for every trial, reflecting the internal state of the model based on the subject’s actual history of choices and rewards. The simulated choices were then compared to the participants’ real decisions.</w:t>
+      </w:r>
+    </w:p>
+    <w:p/>
+    <w:p>
+      <w:r>
+        <w:t xml:space="preserve">Quantitively, </w:t>
+      </w:r>
+      <w:r>
+        <w:rPr>
+          <w:rFonts w:eastAsia="Calibri"/>
+        </w:rPr>
+        <w:t>m</w:t>
+      </w:r>
+      <w:r>
+        <w:rPr>
+          <w:rFonts w:eastAsia="Calibri"/>
+        </w:rPr>
+        <w:t xml:space="preserve">odel fit </w:t>
+      </w:r>
+      <w:r>
+        <w:rPr>
+          <w:rFonts w:eastAsia="Calibri"/>
+        </w:rPr>
+        <w:t xml:space="preserve">per subject </w:t>
+      </w:r>
+      <w:r>
+        <w:rPr>
+          <w:rFonts w:eastAsia="Calibri"/>
+        </w:rPr>
+        <w:t>was evaluated using Pseudo-R</w:t>
+      </w:r>
+      <w:r>
+        <w:rPr>
+          <w:rFonts w:eastAsia="Calibri"/>
+          <w:vertAlign w:val="superscript"/>
         </w:rPr>
         <w:t>2</w:t>
       </w:r>
       <w:r>
         <w:rPr>
           <w:rFonts w:eastAsia="Calibri"/>
-          <w:b/>
-          <w:bCs/>
-          <w:lang w:val="en-US"/>
-        </w:rPr>
-        <w:t>.4.</w:t>
-      </w:r>
-      <w:r>
-        <w:rPr>
-          <w:rFonts w:eastAsia="Calibri"/>
-          <w:b/>
-          <w:bCs/>
-          <w:lang w:val="en-US"/>
-        </w:rPr>
-        <w:t>5</w:t>
-      </w:r>
-      <w:r>
-        <w:rPr>
-          <w:rFonts w:eastAsia="Calibri"/>
-          <w:b/>
-          <w:bCs/>
-          <w:lang w:val="en-US"/>
-        </w:rPr>
-        <w:t xml:space="preserve"> Statistical Anal</w:t>
-      </w:r>
-      <w:r>
-        <w:rPr>
-          <w:rFonts w:eastAsia="Calibri"/>
-          <w:b/>
-          <w:bCs/>
-          <w:lang w:val="en-US"/>
-        </w:rPr>
-        <w:t xml:space="preserve">ysis </w:t>
-      </w:r>
-    </w:p>
-    <w:p>
-      <w:pPr>
-        <w:rPr>
-          <w:rFonts w:eastAsia="Calibri"/>
-          <w:lang w:val="en-US"/>
-        </w:rPr>
-      </w:pPr>
-    </w:p>
-    <w:p>
-      <w:pPr>
-        <w:rPr>
-          <w:rFonts w:eastAsia="Calibri"/>
-          <w:lang w:val="en-US"/>
-        </w:rPr>
-      </w:pPr>
-      <w:r>
-        <w:rPr>
-          <w:rFonts w:eastAsia="Calibri"/>
-          <w:lang w:val="en-US"/>
-        </w:rPr>
-        <w:t>Model fit</w:t>
-      </w:r>
-      <w:r>
-        <w:rPr>
-          <w:rFonts w:eastAsia="Calibri"/>
-          <w:lang w:val="en-US"/>
-        </w:rPr>
-        <w:t xml:space="preserve"> was evaluated using Pseudo-R</w:t>
-      </w:r>
-      <w:r>
-        <w:rPr>
-          <w:rFonts w:eastAsia="Calibri"/>
-          <w:vertAlign w:val="superscript"/>
-          <w:lang w:val="en-US"/>
-        </w:rPr>
-        <w:t>2</w:t>
-      </w:r>
-      <w:r>
-        <w:rPr>
-          <w:rFonts w:eastAsia="Calibri"/>
-          <w:lang w:val="en-US"/>
-        </w:rPr>
-        <w:t xml:space="preserve">, </w:t>
-      </w:r>
-      <w:r>
-        <w:rPr>
-          <w:rFonts w:eastAsia="Calibri"/>
-          <w:lang w:val="en-US"/>
-        </w:rPr>
-        <w:t xml:space="preserve">calculated as </w:t>
+        </w:rPr>
+        <w:t xml:space="preserve">, calculated as </w:t>
       </w:r>
       <m:oMath>
         <m:r>
           <w:rPr>
             <w:rFonts w:ascii="Cambria Math" w:eastAsia="Calibri" w:hAnsi="Cambria Math"/>
-            <w:lang w:val="en-US"/>
           </w:rPr>
           <m:t>1 - (NL</m:t>
         </m:r>
@@ -2302,7 +1706,6 @@
               <w:rPr>
                 <w:rFonts w:ascii="Cambria Math" w:eastAsia="Calibri" w:hAnsi="Cambria Math"/>
                 <w:i/>
-                <w:lang w:val="en-US"/>
               </w:rPr>
             </m:ctrlPr>
           </m:sSubPr>
@@ -2310,7 +1713,6 @@
             <m:r>
               <w:rPr>
                 <w:rFonts w:ascii="Cambria Math" w:eastAsia="Calibri" w:hAnsi="Cambria Math"/>
-                <w:lang w:val="en-US"/>
               </w:rPr>
               <m:t>L</m:t>
             </m:r>
@@ -2319,7 +1721,6 @@
             <m:r>
               <w:rPr>
                 <w:rFonts w:ascii="Cambria Math" w:eastAsia="Calibri" w:hAnsi="Cambria Math"/>
-                <w:lang w:val="en-US"/>
               </w:rPr>
               <m:t>model</m:t>
             </m:r>
@@ -2328,7 +1729,6 @@
         <m:r>
           <w:rPr>
             <w:rFonts w:ascii="Cambria Math" w:eastAsia="Calibri" w:hAnsi="Cambria Math"/>
-            <w:lang w:val="en-US"/>
           </w:rPr>
           <m:t>/NL</m:t>
         </m:r>
@@ -2338,7 +1738,6 @@
               <w:rPr>
                 <w:rFonts w:ascii="Cambria Math" w:eastAsia="Calibri" w:hAnsi="Cambria Math"/>
                 <w:i/>
-                <w:lang w:val="en-US"/>
               </w:rPr>
             </m:ctrlPr>
           </m:sSubPr>
@@ -2346,7 +1745,6 @@
             <m:r>
               <w:rPr>
                 <w:rFonts w:ascii="Cambria Math" w:eastAsia="Calibri" w:hAnsi="Cambria Math"/>
-                <w:lang w:val="en-US"/>
               </w:rPr>
               <m:t>L</m:t>
             </m:r>
@@ -2355,7 +1753,6 @@
             <m:r>
               <w:rPr>
                 <w:rFonts w:ascii="Cambria Math" w:eastAsia="Calibri" w:hAnsi="Cambria Math"/>
-                <w:lang w:val="en-US"/>
               </w:rPr>
               <m:t>null</m:t>
             </m:r>
@@ -2364,7 +1761,6 @@
         <m:r>
           <w:rPr>
             <w:rFonts w:ascii="Cambria Math" w:eastAsia="Calibri" w:hAnsi="Cambria Math"/>
-            <w:lang w:val="en-US"/>
           </w:rPr>
           <m:t>)</m:t>
         </m:r>
@@ -2372,22 +1768,96 @@
       <w:r>
         <w:rPr>
           <w:rFonts w:eastAsia="Calibri"/>
-          <w:lang w:val="en-US"/>
-        </w:rPr>
-        <w:t>, where the null model assumes a random choice (p=0.5)</w:t>
-      </w:r>
-      <w:r>
-        <w:rPr>
-          <w:rFonts w:eastAsia="Calibri"/>
-          <w:lang w:val="en-US"/>
-        </w:rPr>
-        <w:t xml:space="preserve">. Group differences in </w:t>
+        </w:rPr>
+        <w:t>, where the null model assumes a random choice (p=0.5).</w:t>
+      </w:r>
+    </w:p>
+    <w:p>
+      <w:pPr>
+        <w:rPr>
+          <w:rFonts w:eastAsia="Calibri"/>
+        </w:rPr>
+      </w:pPr>
+    </w:p>
+    <w:p>
+      <w:pPr>
+        <w:rPr>
+          <w:rFonts w:eastAsia="Calibri"/>
+        </w:rPr>
+      </w:pPr>
+    </w:p>
+    <w:p>
+      <w:pPr>
+        <w:rPr>
+          <w:rFonts w:eastAsia="Calibri"/>
+          <w:b/>
+          <w:bCs/>
+        </w:rPr>
+      </w:pPr>
+      <w:r>
+        <w:rPr>
+          <w:rFonts w:eastAsia="Calibri"/>
+          <w:b/>
+          <w:bCs/>
+        </w:rPr>
+        <w:t>2</w:t>
+      </w:r>
+      <w:r>
+        <w:rPr>
+          <w:rFonts w:eastAsia="Calibri"/>
+          <w:b/>
+          <w:bCs/>
+        </w:rPr>
+        <w:t>.4.</w:t>
+      </w:r>
+      <w:r>
+        <w:rPr>
+          <w:rFonts w:eastAsia="Calibri"/>
+          <w:b/>
+          <w:bCs/>
+        </w:rPr>
+        <w:t>5</w:t>
+      </w:r>
+      <w:r>
+        <w:rPr>
+          <w:rFonts w:eastAsia="Calibri"/>
+          <w:b/>
+          <w:bCs/>
+        </w:rPr>
+        <w:t xml:space="preserve"> Statistical Anal</w:t>
+      </w:r>
+      <w:r>
+        <w:rPr>
+          <w:rFonts w:eastAsia="Calibri"/>
+          <w:b/>
+          <w:bCs/>
+        </w:rPr>
+        <w:t xml:space="preserve">ysis </w:t>
+      </w:r>
+    </w:p>
+    <w:p>
+      <w:pPr>
+        <w:rPr>
+          <w:rFonts w:eastAsia="Calibri"/>
+        </w:rPr>
+      </w:pPr>
+    </w:p>
+    <w:p>
+      <w:pPr>
+        <w:rPr>
+          <w:rFonts w:eastAsia="Calibri"/>
+        </w:rPr>
+      </w:pPr>
+      <w:r>
+        <w:rPr>
+          <w:rFonts w:eastAsia="Calibri"/>
+        </w:rPr>
+        <w:t xml:space="preserve">Group differences in </w:t>
       </w:r>
       <m:oMath>
         <m:r>
           <w:rPr>
             <w:rFonts w:ascii="Cambria Math" w:eastAsia="Calibri" w:hAnsi="Cambria Math"/>
-            <w:lang w:val="en-US"/>
           </w:rPr>
           <m:t>α</m:t>
         </m:r>
@@ -2395,7 +1865,6 @@
       <w:r>
         <w:rPr>
           <w:rFonts w:eastAsia="Calibri"/>
-          <w:lang w:val="en-US"/>
         </w:rPr>
         <w:t xml:space="preserve">, </w:t>
       </w:r>
@@ -2403,7 +1872,6 @@
         <m:r>
           <w:rPr>
             <w:rFonts w:ascii="Cambria Math" w:eastAsia="Calibri" w:hAnsi="Cambria Math"/>
-            <w:lang w:val="en-US"/>
           </w:rPr>
           <m:t>τ</m:t>
         </m:r>
@@ -2411,7 +1879,6 @@
       <w:r>
         <w:rPr>
           <w:rFonts w:eastAsia="Calibri"/>
-          <w:lang w:val="en-US"/>
         </w:rPr>
         <w:t>, Pseudo-R</w:t>
       </w:r>
@@ -2419,49 +1886,42 @@
         <w:rPr>
           <w:rFonts w:eastAsia="Calibri"/>
           <w:vertAlign w:val="superscript"/>
-          <w:lang w:val="en-US"/>
         </w:rPr>
         <w:t>2</w:t>
       </w:r>
       <w:r>
         <w:rPr>
           <w:rFonts w:eastAsia="Calibri"/>
-          <w:lang w:val="en-US"/>
         </w:rPr>
         <w:t xml:space="preserve"> were assessed using </w:t>
       </w:r>
       <w:r>
         <w:rPr>
           <w:rFonts w:eastAsia="Calibri"/>
-          <w:lang w:val="en-US"/>
         </w:rPr>
         <w:t xml:space="preserve">non-parametric permutation tests (10.000 samples) on medians to account for </w:t>
       </w:r>
       <w:r>
         <w:rPr>
           <w:rFonts w:eastAsia="Calibri"/>
-          <w:lang w:val="en-US"/>
         </w:rPr>
         <w:t>the non-normal distribution of the estimated parameters.</w:t>
       </w:r>
       <w:r>
         <w:rPr>
           <w:rFonts w:eastAsia="Calibri"/>
-          <w:lang w:val="en-US"/>
         </w:rPr>
         <w:t xml:space="preserve"> </w:t>
       </w:r>
       <w:r>
         <w:rPr>
           <w:rFonts w:eastAsia="Calibri"/>
-          <w:lang w:val="en-US"/>
         </w:rPr>
         <w:t xml:space="preserve"> </w:t>
       </w:r>
       <w:r>
         <w:rPr>
           <w:rFonts w:eastAsia="Calibri"/>
-          <w:lang w:val="en-US"/>
         </w:rPr>
         <w:t xml:space="preserve"> </w:t>
       </w:r>
@@ -2471,21 +1931,74 @@
         <w:rPr>
           <w:b/>
           <w:bCs/>
-          <w:lang w:val="en-US"/>
-        </w:rPr>
-      </w:pPr>
-    </w:p>
-    <w:p>
-      <w:pPr>
-        <w:rPr>
-          <w:lang w:val="en-US"/>
-        </w:rPr>
-      </w:pPr>
-    </w:p>
-    <w:p>
-      <w:pPr>
-        <w:rPr>
-          <w:lang w:val="en-US"/>
+        </w:rPr>
+      </w:pPr>
+    </w:p>
+    <w:p/>
+    <w:p>
+      <w:pPr>
+        <w:rPr>
+          <w:b/>
+          <w:bCs/>
+          <w:sz w:val="28"/>
+          <w:szCs w:val="28"/>
+        </w:rPr>
+      </w:pPr>
+      <w:r>
+        <w:rPr>
+          <w:b/>
+          <w:bCs/>
+          <w:sz w:val="28"/>
+          <w:szCs w:val="28"/>
+        </w:rPr>
+        <w:t>3. Results</w:t>
+      </w:r>
+    </w:p>
+    <w:p>
+      <w:pPr>
+        <w:rPr>
+          <w:b/>
+          <w:bCs/>
+          <w:sz w:val="28"/>
+          <w:szCs w:val="28"/>
+        </w:rPr>
+      </w:pPr>
+    </w:p>
+    <w:p>
+      <w:pPr>
+        <w:rPr>
+          <w:b/>
+          <w:bCs/>
+          <w:sz w:val="28"/>
+          <w:szCs w:val="28"/>
+        </w:rPr>
+      </w:pPr>
+      <w:r>
+        <w:rPr>
+          <w:b/>
+          <w:bCs/>
+          <w:sz w:val="28"/>
+          <w:szCs w:val="28"/>
+        </w:rPr>
+        <w:t xml:space="preserve">3.1 Model </w:t>
+      </w:r>
+      <w:r>
+        <w:rPr>
+          <w:b/>
+          <w:bCs/>
+          <w:sz w:val="28"/>
+          <w:szCs w:val="28"/>
+        </w:rPr>
+        <w:t>performance on ground truth</w:t>
+      </w:r>
+    </w:p>
+    <w:p>
+      <w:pPr>
+        <w:rPr>
+          <w:b/>
+          <w:bCs/>
+          <w:sz w:val="28"/>
+          <w:szCs w:val="28"/>
         </w:rPr>
       </w:pPr>
     </w:p>
@@ -2906,7 +2419,6 @@
       <w:rFonts w:ascii="Arial" w:eastAsia="Arial" w:hAnsi="Arial" w:cs="Arial"/>
       <w:sz w:val="22"/>
       <w:szCs w:val="22"/>
-      <w:lang w:val="tr"/>
       <w14:ligatures w14:val="none"/>
     </w:rPr>
   </w:style>
@@ -2929,7 +2441,6 @@
       <w:color w:val="2F5496" w:themeColor="accent1" w:themeShade="BF"/>
       <w:sz w:val="40"/>
       <w:szCs w:val="40"/>
-      <w:lang w:val="en-US"/>
       <w14:ligatures w14:val="standardContextual"/>
     </w:rPr>
   </w:style>
@@ -2954,7 +2465,6 @@
       <w:color w:val="2F5496" w:themeColor="accent1" w:themeShade="BF"/>
       <w:sz w:val="32"/>
       <w:szCs w:val="32"/>
-      <w:lang w:val="en-US"/>
       <w14:ligatures w14:val="standardContextual"/>
     </w:rPr>
   </w:style>
@@ -2979,7 +2489,6 @@
       <w:color w:val="2F5496" w:themeColor="accent1" w:themeShade="BF"/>
       <w:sz w:val="28"/>
       <w:szCs w:val="28"/>
-      <w:lang w:val="en-US"/>
       <w14:ligatures w14:val="standardContextual"/>
     </w:rPr>
   </w:style>
@@ -3006,7 +2515,6 @@
       <w:color w:val="2F5496" w:themeColor="accent1" w:themeShade="BF"/>
       <w:sz w:val="24"/>
       <w:szCs w:val="24"/>
-      <w:lang w:val="en-US"/>
       <w14:ligatures w14:val="standardContextual"/>
     </w:rPr>
   </w:style>
@@ -3031,7 +2539,6 @@
       <w:color w:val="2F5496" w:themeColor="accent1" w:themeShade="BF"/>
       <w:sz w:val="24"/>
       <w:szCs w:val="24"/>
-      <w:lang w:val="en-US"/>
       <w14:ligatures w14:val="standardContextual"/>
     </w:rPr>
   </w:style>
@@ -3058,7 +2565,6 @@
       <w:color w:val="595959" w:themeColor="text1" w:themeTint="A6"/>
       <w:sz w:val="24"/>
       <w:szCs w:val="24"/>
-      <w:lang w:val="en-US"/>
       <w14:ligatures w14:val="standardContextual"/>
     </w:rPr>
   </w:style>
@@ -3083,7 +2589,6 @@
       <w:color w:val="595959" w:themeColor="text1" w:themeTint="A6"/>
       <w:sz w:val="24"/>
       <w:szCs w:val="24"/>
-      <w:lang w:val="en-US"/>
       <w14:ligatures w14:val="standardContextual"/>
     </w:rPr>
   </w:style>
@@ -3110,7 +2615,6 @@
       <w:color w:val="272727" w:themeColor="text1" w:themeTint="D8"/>
       <w:sz w:val="24"/>
       <w:szCs w:val="24"/>
-      <w:lang w:val="en-US"/>
       <w14:ligatures w14:val="standardContextual"/>
     </w:rPr>
   </w:style>
@@ -3135,14 +2639,12 @@
       <w:color w:val="272727" w:themeColor="text1" w:themeTint="D8"/>
       <w:sz w:val="24"/>
       <w:szCs w:val="24"/>
-      <w:lang w:val="en-US"/>
       <w14:ligatures w14:val="standardContextual"/>
     </w:rPr>
   </w:style>
   <w:style w:type="character" w:default="1" w:styleId="DefaultParagraphFont">
     <w:name w:val="Default Paragraph Font"/>
     <w:uiPriority w:val="1"/>
-    <w:semiHidden/>
     <w:unhideWhenUsed/>
   </w:style>
   <w:style w:type="table" w:default="1" w:styleId="TableNormal">
@@ -3303,7 +2805,6 @@
       <w:kern w:val="28"/>
       <w:sz w:val="56"/>
       <w:szCs w:val="56"/>
-      <w:lang w:val="en-US"/>
       <w14:ligatures w14:val="standardContextual"/>
     </w:rPr>
   </w:style>
@@ -3341,7 +2842,6 @@
       <w:spacing w:val="15"/>
       <w:sz w:val="28"/>
       <w:szCs w:val="28"/>
-      <w:lang w:val="en-US"/>
       <w14:ligatures w14:val="standardContextual"/>
     </w:rPr>
   </w:style>
@@ -3378,7 +2878,6 @@
       <w:color w:val="404040" w:themeColor="text1" w:themeTint="BF"/>
       <w:sz w:val="24"/>
       <w:szCs w:val="24"/>
-      <w:lang w:val="en-US"/>
       <w14:ligatures w14:val="standardContextual"/>
     </w:rPr>
   </w:style>
@@ -3409,7 +2908,6 @@
       <w:rFonts w:asciiTheme="minorHAnsi" w:eastAsiaTheme="minorHAnsi" w:hAnsiTheme="minorHAnsi" w:cstheme="minorBidi"/>
       <w:sz w:val="24"/>
       <w:szCs w:val="24"/>
-      <w:lang w:val="en-US"/>
       <w14:ligatures w14:val="standardContextual"/>
     </w:rPr>
   </w:style>
@@ -3449,7 +2947,6 @@
       <w:color w:val="2F5496" w:themeColor="accent1" w:themeShade="BF"/>
       <w:sz w:val="24"/>
       <w:szCs w:val="24"/>
-      <w:lang w:val="en-US"/>
       <w14:ligatures w14:val="standardContextual"/>
     </w:rPr>
   </w:style>

--- a/writing/Bullettin_submit/Manucsript_V3.docx
+++ b/writing/Bullettin_submit/Manucsript_V3.docx
@@ -4,59 +4,23 @@
   <w:body>
     <w:p>
       <w:pPr>
-        <w:rPr>
-          <w:b/>
-          <w:bCs/>
-          <w:sz w:val="28"/>
-          <w:szCs w:val="28"/>
-        </w:rPr>
-      </w:pPr>
-      <w:r>
-        <w:rPr>
-          <w:b/>
-          <w:bCs/>
-          <w:sz w:val="28"/>
-          <w:szCs w:val="28"/>
-        </w:rPr>
+        <w:pStyle w:val="Duz1"/>
+      </w:pPr>
+      <w:r>
         <w:t>2.Methods</w:t>
       </w:r>
     </w:p>
     <w:p>
       <w:pPr>
-        <w:jc w:val="both"/>
-        <w:rPr>
-          <w:b/>
-          <w:bCs/>
-        </w:rPr>
-      </w:pPr>
-    </w:p>
-    <w:p>
-      <w:pPr>
-        <w:jc w:val="both"/>
-        <w:rPr>
-          <w:b/>
-          <w:bCs/>
-        </w:rPr>
-      </w:pPr>
-      <w:r>
-        <w:rPr>
-          <w:b/>
-          <w:bCs/>
-        </w:rPr>
+        <w:pStyle w:val="Duz2"/>
+      </w:pPr>
+      <w:r>
         <w:t>2.1</w:t>
       </w:r>
       <w:r>
-        <w:rPr>
-          <w:b/>
-          <w:bCs/>
-        </w:rPr>
         <w:t xml:space="preserve"> </w:t>
       </w:r>
       <w:r>
-        <w:rPr>
-          <w:b/>
-          <w:bCs/>
-        </w:rPr>
         <w:t>Participants</w:t>
       </w:r>
     </w:p>
@@ -87,91 +51,44 @@
           <w:rFonts w:eastAsia="Times New Roman"/>
           <w:color w:val="0E0E0E"/>
         </w:rPr>
-        <w:t xml:space="preserve"> SD) were recruited from the Ege University Department of Psychiatry Outpatient Unit. All patients </w:t>
-      </w:r>
-      <w:proofErr w:type="gramStart"/>
-      <w:r>
+        <w:t xml:space="preserve"> SD) were recruited from the Ege University Department of Psychiatry Outpatient Unit. All patients had remained on a stable treatment regimen for at least six months before participation, without further alteration in medical treatment The study was conducted under the Declaration of Helsinki, and written informed consent was obtained from all participants.</w:t>
+      </w:r>
+    </w:p>
+    <w:p>
+      <w:pPr>
+        <w:jc w:val="both"/>
         <w:rPr>
           <w:rFonts w:eastAsia="Times New Roman"/>
           <w:color w:val="0E0E0E"/>
         </w:rPr>
-        <w:t>had remained</w:t>
-      </w:r>
-      <w:proofErr w:type="gramEnd"/>
-      <w:r>
+      </w:pPr>
+    </w:p>
+    <w:p>
+      <w:pPr>
+        <w:jc w:val="both"/>
         <w:rPr>
           <w:rFonts w:eastAsia="Times New Roman"/>
           <w:color w:val="0E0E0E"/>
         </w:rPr>
-        <w:t xml:space="preserve"> on a stable treatment regimen for at least six months before participation, without further alteration in medical treatment The study was conducted under the Declaration of Helsinki, and written informed consent was obtained from all participants.</w:t>
-      </w:r>
-    </w:p>
-    <w:p>
-      <w:pPr>
-        <w:jc w:val="both"/>
+      </w:pPr>
+      <w:r>
         <w:rPr>
           <w:rFonts w:eastAsia="Times New Roman"/>
           <w:color w:val="0E0E0E"/>
         </w:rPr>
-      </w:pPr>
-    </w:p>
-    <w:p>
-      <w:pPr>
-        <w:jc w:val="both"/>
+        <w:t>Patients with current depressive episodes, substance use disorders, or significant medical conditions affecting cerebral blood flow such as diabetes, hypertension and morbid obesity were excluded. Healthy controls were recruited through community advertisements and had no history of psychiatric disorders and no family history of schizophrenia. Demographic characteristics of all participants are presented in Table 1.</w:t>
+      </w:r>
+    </w:p>
+    <w:p>
+      <w:pPr>
+        <w:pStyle w:val="Duz2"/>
         <w:rPr>
           <w:rFonts w:eastAsia="Times New Roman"/>
-          <w:color w:val="0E0E0E"/>
         </w:rPr>
       </w:pPr>
       <w:r>
         <w:rPr>
           <w:rFonts w:eastAsia="Times New Roman"/>
-          <w:color w:val="0E0E0E"/>
-        </w:rPr>
-        <w:t xml:space="preserve">Patients with current depressive episodes, substance use disorders, or significant medical conditions affecting cerebral blood flow such as diabetes, hypertension and morbid obesity were excluded. </w:t>
-      </w:r>
-      <w:proofErr w:type="gramStart"/>
-      <w:r>
-        <w:rPr>
-          <w:rFonts w:eastAsia="Times New Roman"/>
-          <w:color w:val="0E0E0E"/>
-        </w:rPr>
-        <w:t>Healthy</w:t>
-      </w:r>
-      <w:proofErr w:type="gramEnd"/>
-      <w:r>
-        <w:rPr>
-          <w:rFonts w:eastAsia="Times New Roman"/>
-          <w:color w:val="0E0E0E"/>
-        </w:rPr>
-        <w:t xml:space="preserve"> controls were recruited through community advertisements and had no history of psychiatric disorders and no family history of schizophrenia. Demographic characteristics of all participants are presented in Table 1.</w:t>
-      </w:r>
-    </w:p>
-    <w:p>
-      <w:pPr>
-        <w:jc w:val="both"/>
-        <w:rPr>
-          <w:rFonts w:eastAsia="Times New Roman"/>
-          <w:color w:val="0E0E0E"/>
-        </w:rPr>
-      </w:pPr>
-    </w:p>
-    <w:p>
-      <w:pPr>
-        <w:jc w:val="both"/>
-        <w:rPr>
-          <w:rFonts w:eastAsia="Times New Roman"/>
-          <w:b/>
-          <w:bCs/>
-          <w:color w:val="0E0E0E"/>
-        </w:rPr>
-      </w:pPr>
-      <w:r>
-        <w:rPr>
-          <w:rFonts w:eastAsia="Times New Roman"/>
-          <w:b/>
-          <w:bCs/>
-          <w:color w:val="0E0E0E"/>
         </w:rPr>
         <w:t>2.2 Psychometric Assessment</w:t>
       </w:r>
@@ -191,294 +108,219 @@
         </w:rPr>
         <w:t xml:space="preserve">Schizophrenia diagnoses were confirmed by using the Structured Clinical Interview for DSM-5 (SCID-5). The Positive and Negative Syndrome Symptom Scale (PANSS), a semi-structured assessment, was administered to evaluate symptom </w:t>
       </w:r>
+      <w:r>
+        <w:rPr>
+          <w:color w:val="0E0E0E"/>
+        </w:rPr>
+        <w:t>severity</w:t>
+      </w:r>
+      <w:r>
+        <w:rPr>
+          <w:color w:val="0E0E0E"/>
+        </w:rPr>
+        <w:t xml:space="preserve"> and patient functionality. Cognitive and social functioning were evaluated with the Schizophrenia Cognition Rating Scale (</w:t>
+      </w:r>
       <w:proofErr w:type="spellStart"/>
       <w:r>
         <w:rPr>
           <w:color w:val="0E0E0E"/>
         </w:rPr>
-        <w:t>severty</w:t>
+        <w:t>SCoRS</w:t>
       </w:r>
       <w:proofErr w:type="spellEnd"/>
       <w:r>
         <w:rPr>
           <w:color w:val="0E0E0E"/>
         </w:rPr>
-        <w:t xml:space="preserve"> and patient functionality. Cognitive and social functioning were evaluated with the Schizophrenia Cognition Rating Scale (</w:t>
-      </w:r>
-      <w:proofErr w:type="spellStart"/>
-      <w:r>
-        <w:rPr>
-          <w:color w:val="0E0E0E"/>
-        </w:rPr>
-        <w:t>SCoRS</w:t>
-      </w:r>
-      <w:proofErr w:type="spellEnd"/>
-      <w:r>
-        <w:rPr>
-          <w:color w:val="0E0E0E"/>
-        </w:rPr>
         <w:t>) and the Functional Remission of General Schizophrenia (FROGS).</w:t>
       </w:r>
     </w:p>
     <w:p>
       <w:pPr>
-        <w:rPr>
-          <w:rFonts w:eastAsia="Times New Roman"/>
-          <w:color w:val="0E0E0E"/>
-        </w:rPr>
-      </w:pPr>
-    </w:p>
-    <w:p>
-      <w:pPr>
-        <w:rPr>
-          <w:rFonts w:eastAsia="Times New Roman"/>
-          <w:color w:val="0E0E0E"/>
-        </w:rPr>
-      </w:pPr>
-    </w:p>
-    <w:p>
-      <w:pPr>
+        <w:pStyle w:val="Duz2"/>
+      </w:pPr>
+      <w:r>
+        <w:t>2.3</w:t>
+      </w:r>
+      <w:r>
+        <w:t xml:space="preserve"> </w:t>
+      </w:r>
+      <w:r>
+        <w:t>Task Paradigm</w:t>
+      </w:r>
+    </w:p>
+    <w:p>
+      <w:pPr>
+        <w:jc w:val="both"/>
         <w:rPr>
           <w:b/>
           <w:bCs/>
         </w:rPr>
       </w:pPr>
       <w:r>
+        <w:t>The experimental paradigm is based on the "Trust Game," a widely used game-theoretical model in the literature that captures interpersonal trust</w:t>
+      </w:r>
+      <w:r>
+        <w:fldChar w:fldCharType="begin"/>
+      </w:r>
+      <w:r>
+        <w:instrText xml:space="preserve"> ADDIN ZOTERO_ITEM CSL_CITATION {"citationID":"3c4VG86Y","properties":{"formattedCitation":"\\super 32\\nosupersub{}","plainCitation":"32","noteIndex":0},"citationItems":[{"id":"usDQrzdD/UoGgAq5I","uris":["http://zotero.org/users/10303855/items/YZ4U3224"],"itemData":{"id":153,"type":"article-journal","container-title":"Frontiers in Neuroscience","DOI":"10.3389/fnins.2019.00887","ISSN":"1662-453X","journalAbbreviation":"Front. Neurosci.","page":"887","source":"DOI.org (Crossref)","title":"Trust Games and Beyond","volume":"13","author":[{"family":"Alós-Ferrer","given":"Carlos"},{"family":"Farolfi","given":"Federica"}],"issued":{"date-parts":[["2019",9,10]]}}}],"schema":"https://github.com/citation-style-language/schema/raw/master/csl-citation.json"} </w:instrText>
+      </w:r>
+      <w:r>
+        <w:fldChar w:fldCharType="separate"/>
+      </w:r>
+      <w:r>
+        <w:rPr>
+          <w:vertAlign w:val="superscript"/>
+        </w:rPr>
+        <w:t>32</w:t>
+      </w:r>
+      <w:r>
+        <w:fldChar w:fldCharType="end"/>
+      </w:r>
+      <w:r>
+        <w:t>. Participants met the trustee in person before the fMRI sessions to enhance their belief that they were interacting with a real partner during the task, although the trustee’s responses were preprogrammed. The greeting of trustee to participants procedure was standardized to prevent any influence on baseline trust levels.</w:t>
+      </w:r>
+    </w:p>
+    <w:p>
+      <w:pPr>
+        <w:jc w:val="both"/>
+      </w:pPr>
+    </w:p>
+    <w:p>
+      <w:pPr>
+        <w:jc w:val="both"/>
+      </w:pPr>
+      <w:r>
+        <w:t>In each trial, the participant starts with an initial endowment of 40 Turkish Lira (TL) and must decide whether to keep the money or invest it by transferring it to the trustee. If the participant keeps the money, it is evenly split between them and the trustee. If the participant chooses to invest, the amount is tripled to 120 TL, and the trustee then decides whether to share this amount equally with the participant or keep all of it. The task consisted of three blocks, each comprising 20 trials, with varying levels of reciprocity toward the investor, for a total of 60 trials. Each trial follows a standardized sequence presented across six screens (See Figure 1). Each trial of the Trust Game followed a structured sequence of six consecutive screens, designed to capture the participant's decision-making and trust behavior under controlled experimental conditions (Figure 2).</w:t>
+      </w:r>
+    </w:p>
+    <w:p>
+      <w:pPr>
+        <w:jc w:val="both"/>
+      </w:pPr>
+      <w:r>
+        <w:br/>
+        <w:t xml:space="preserve">In the first decision screen, participants saw a photo of the trustee alongside their initial </w:t>
+      </w:r>
+      <w:r>
+        <w:lastRenderedPageBreak/>
+        <w:t>endowment of 40 Turkish Lira (TL). They were instructed to decide whether to keep the money or invest it by transferring it to the trustee. No action or response was needed during this phase, and the screen remained visible for 6 seconds. On the second-choice screen, participants were asked to confirm their earlier decision (“invest” or “keep”) by pressing the appropriate button within a 3-second window. Before starting the task, they were informed that failing to respond would result in zero earnings for that trial (0 TL) and that missing responses on five trials—whether in a row or not—would lead to the termination of the entire task and exclusion of the subject. A 3-second waiting screen followed, during which participants anticipated the trustee's response. The fourth outcome screen showed the trustee’s decision—whether to share the tripled amount or keep it entirely—along with the outcome of the trial, including the participant’s earnings. In the fifth jitter screen inter-trial interval followed, lasting randomly between 3 and 6 seconds. During this time, a blank screen was displayed to introduce temporal variability between trials.  In the last sixth fixation screen, to maintain a total inter-trial interval of 9 seconds, a fixation cross (“+”) was shown for the remaining time—ranging from 3 to 6 seconds—depending on the length of the preceding jittered interval.</w:t>
+      </w:r>
+    </w:p>
+    <w:p>
+      <w:pPr>
+        <w:jc w:val="both"/>
+      </w:pPr>
+    </w:p>
+    <w:p>
+      <w:pPr>
+        <w:jc w:val="both"/>
+      </w:pPr>
+      <w:r>
+        <w:t>Additionally, after every 10 trials, participants were prompted to rate their level of trust in the trustee using a scale from 1 (not at all) to 7 (completely). This rating screen remained visible for 9 seconds. Each trial lasted 24 seconds, leading to a total task duration of approximately 24 minutes and 54 seconds.</w:t>
+      </w:r>
+    </w:p>
+    <w:p>
+      <w:pPr>
+        <w:jc w:val="both"/>
+      </w:pPr>
+    </w:p>
+    <w:p>
+      <w:pPr>
+        <w:jc w:val="both"/>
+      </w:pPr>
+      <w:r>
+        <w:t>[Insert Figure 1]</w:t>
+      </w:r>
+    </w:p>
+    <w:p>
+      <w:pPr>
+        <w:jc w:val="both"/>
+      </w:pPr>
+    </w:p>
+    <w:p>
+      <w:pPr>
+        <w:jc w:val="both"/>
+      </w:pPr>
+      <w:r>
         <w:rPr>
           <w:b/>
           <w:bCs/>
         </w:rPr>
-        <w:t>2.</w:t>
-      </w:r>
-      <w:proofErr w:type="gramStart"/>
+        <w:t>Figure 1. Single-trial timeline of the Trust Game.</w:t>
+      </w:r>
+      <w:r>
+        <w:t xml:space="preserve"> At the start of each trial, the participant receives an endowment of 40 Turkish Lira (TL) and chooses to Keep or Invest (transfer to a trustee). If they Keep, the 40 TL is split evenly (20 TL each). If they Invest, the transfer is tripled to 120 TL; the trustee then either shares it equally (60 TL each) or keeps the entire 120 TL. The six panels illustrate the standardized sequence of screens presented on every trial—from endowment and choice to trustee decision and outcome feedback. The task comprised three blocks of 20 trials (60 trials total), with the core decision on each trial being whether to trust the trustee.</w:t>
+      </w:r>
+    </w:p>
+    <w:p>
+      <w:pPr>
+        <w:jc w:val="both"/>
+      </w:pPr>
+    </w:p>
+    <w:p>
+      <w:pPr>
+        <w:jc w:val="both"/>
+      </w:pPr>
+      <w:r>
+        <w:t>[ Insert Figure 2]</w:t>
+      </w:r>
+    </w:p>
+    <w:p>
+      <w:pPr>
+        <w:jc w:val="both"/>
+      </w:pPr>
+    </w:p>
+    <w:p>
+      <w:pPr>
+        <w:jc w:val="both"/>
+      </w:pPr>
       <w:r>
         <w:rPr>
           <w:b/>
           <w:bCs/>
         </w:rPr>
-        <w:t>3.Task</w:t>
+        <w:t>Figure 2. Trial screens and timing in the Trust Game.</w:t>
+      </w:r>
+      <w:r>
+        <w:t xml:space="preserve"> fMRI task model for each trial. Each participant plays the game as sets of 20 trials, i.e., 60 trials in total. (1) Decision/anticipation (6 s): trustee photo + 40 TL endowment shown; no response required. (2) Choice confirmation (≤3 s): participants confirm Keep vs Invest via button press; no response yields 0 TL for that trial; five missed responses (consecutive or not) terminate the task. (3) Anticipation (3 s): waiting for trustee’s decision. (4) Outcome (3 s): trustee’s choice display </w:t>
+      </w:r>
+      <w:proofErr w:type="gramStart"/>
+      <w:r>
+        <w:t>share</w:t>
       </w:r>
       <w:proofErr w:type="gramEnd"/>
       <w:r>
-        <w:rPr>
+        <w:t xml:space="preserve"> the tripled investment (120 TL, 60 TL each) or keep all—along with participant earnings. (E) Jittered ITI (blank) 3–6 s. (F) Fixation 3–6 s, adjusted to yield a fixed 9 s total inter-trial interval. Durations in seconds unless noted.</w:t>
+      </w:r>
+    </w:p>
+    <w:p>
+      <w:pPr>
+        <w:rPr>
+          <w:rFonts w:eastAsia="Calibri"/>
           <w:b/>
           <w:bCs/>
         </w:rPr>
-        <w:t xml:space="preserve"> Paradigm</w:t>
-      </w:r>
-    </w:p>
-    <w:p>
-      <w:pPr>
-        <w:jc w:val="both"/>
-        <w:rPr>
+      </w:pPr>
+    </w:p>
+    <w:p>
+      <w:pPr>
+        <w:pStyle w:val="Duz2"/>
+      </w:pPr>
+      <w:r>
+        <w:lastRenderedPageBreak/>
+        <w:t>2.4. Computational Learning Model Based on Rescorla-Wagner</w:t>
+      </w:r>
+    </w:p>
+    <w:p>
+      <w:pPr>
+        <w:rPr>
+          <w:rFonts w:eastAsia="Calibri"/>
           <w:b/>
           <w:bCs/>
         </w:rPr>
       </w:pPr>
-      <w:r>
-        <w:t>The experimental paradigm is based on the "Trust Game," a widely used game-theoretical model in the literature that captures interpersonal trust</w:t>
-      </w:r>
-      <w:r>
-        <w:fldChar w:fldCharType="begin"/>
-      </w:r>
-      <w:r>
-        <w:instrText xml:space="preserve"> ADDIN ZOTERO_ITEM CSL_CITATION {"citationID":"3c4VG86Y","properties":{"formattedCitation":"\\super 32\\nosupersub{}","plainCitation":"32","noteIndex":0},"citationItems":[{"id":"usDQrzdD/UoGgAq5I","uris":["http://zotero.org/users/10303855/items/YZ4U3224"],"itemData":{"id":153,"type":"article-journal","container-title":"Frontiers in Neuroscience","DOI":"10.3389/fnins.2019.00887","ISSN":"1662-453X","journalAbbreviation":"Front. Neurosci.","page":"887","source":"DOI.org (Crossref)","title":"Trust Games and Beyond","volume":"13","author":[{"family":"Alós-Ferrer","given":"Carlos"},{"family":"Farolfi","given":"Federica"}],"issued":{"date-parts":[["2019",9,10]]}}}],"schema":"https://github.com/citation-style-language/schema/raw/master/csl-citation.json"} </w:instrText>
-      </w:r>
-      <w:r>
-        <w:fldChar w:fldCharType="separate"/>
-      </w:r>
-      <w:r>
-        <w:rPr>
-          <w:vertAlign w:val="superscript"/>
-        </w:rPr>
-        <w:t>32</w:t>
-      </w:r>
-      <w:r>
-        <w:fldChar w:fldCharType="end"/>
-      </w:r>
-      <w:r>
-        <w:t>. Participants met the trustee in person before the fMRI sessions to enhance their belief that they were interacting with a real partner during the task, although the trustee’s responses were preprogrammed. The greeting of trustee to participants procedure was standardized to prevent any influence on baseline trust levels.</w:t>
-      </w:r>
-    </w:p>
-    <w:p>
-      <w:pPr>
-        <w:jc w:val="both"/>
-      </w:pPr>
-    </w:p>
-    <w:p>
-      <w:pPr>
-        <w:jc w:val="both"/>
-      </w:pPr>
-      <w:r>
-        <w:t xml:space="preserve">In each trial, the participant starts with an initial endowment of 40 Turkish Lira (TL) and must decide whether to keep the money or invest it by transferring it to the trustee. If the participant keeps the money, it is evenly split between them and the trustee. If the participant chooses to invest, the amount </w:t>
-      </w:r>
-      <w:proofErr w:type="gramStart"/>
-      <w:r>
-        <w:t>is tripled</w:t>
-      </w:r>
-      <w:proofErr w:type="gramEnd"/>
-      <w:r>
-        <w:t xml:space="preserve"> to 120 TL, and the trustee then decides whether to share this amount equally with the participant or keep all of it. The task consisted of three blocks, each comprising 20 trials, with varying levels of reciprocity toward the investor, for a total of 60 trials. Each trial follows a standardized sequence presented across six screens (See Figure 1). Each trial of the Trust Game followed a structured sequence of six consecutive screens, designed to capture the participant's decision-making and trust behavior under controlled experimental conditions (Figure 2).</w:t>
-      </w:r>
-    </w:p>
-    <w:p>
-      <w:pPr>
-        <w:jc w:val="both"/>
-      </w:pPr>
-      <w:r>
-        <w:br/>
-        <w:t xml:space="preserve">In the first decision screen, participants saw a photo of the trustee alongside their initial endowment of 40 Turkish Lira (TL). They were instructed to decide whether to keep the money or invest it by transferring it to the trustee. No action or response was needed during this phase, </w:t>
-      </w:r>
-      <w:r>
-        <w:lastRenderedPageBreak/>
-        <w:t>and the screen remained visible for 6 seconds. On the second-choice screen, participants were asked to confirm their earlier decision (“invest” or “keep”) by pressing the appropriate button within a 3-second window. Before starting the task, they were informed that failing to respond would result in zero earnings for that trial (0 TL) and that missing responses on five trials—whether in a row or not—would lead to the termination of the entire task and exclusion of the subject. A 3-second waiting screen followed, during which participants anticipated the trustee's response. The fourth outcome screen showed the trustee’s decision—whether to share the tripled amount or keep it entirely—along with the outcome of the trial, including the participant’s earnings. In the fifth jitter screen inter-trial interval followed, lasting randomly between 3 and 6 seconds. During this time, a blank screen was displayed to introduce temporal variability between trials.  In the last sixth fixation screen, to maintain a total inter-trial interval of 9 seconds, a fixation cross (“+”) was shown for the remaining time—ranging from 3 to 6 seconds—depending on the length of the preceding jittered interval.</w:t>
-      </w:r>
-    </w:p>
-    <w:p>
-      <w:pPr>
-        <w:jc w:val="both"/>
-      </w:pPr>
-    </w:p>
-    <w:p>
-      <w:pPr>
-        <w:jc w:val="both"/>
-      </w:pPr>
-      <w:r>
-        <w:t>Additionally, after every 10 trials, participants were prompted to rate their level of trust in the trustee using a scale from 1 (not at all) to 7 (completely). This rating screen remained visible for 9 seconds. Each trial lasted 24 seconds, leading to a total task duration of approximately 24 minutes and 54 seconds.</w:t>
-      </w:r>
-    </w:p>
-    <w:p>
-      <w:pPr>
-        <w:jc w:val="both"/>
-      </w:pPr>
-    </w:p>
-    <w:p>
-      <w:pPr>
-        <w:jc w:val="both"/>
-      </w:pPr>
-      <w:r>
-        <w:t>[Insert Figure 1]</w:t>
-      </w:r>
-    </w:p>
-    <w:p>
-      <w:pPr>
-        <w:jc w:val="both"/>
-      </w:pPr>
-    </w:p>
-    <w:p>
-      <w:pPr>
-        <w:jc w:val="both"/>
-      </w:pPr>
-      <w:r>
-        <w:rPr>
-          <w:b/>
-          <w:bCs/>
-        </w:rPr>
-        <w:t>Figure 1. Single-trial timeline of the Trust Game.</w:t>
-      </w:r>
-      <w:r>
-        <w:t xml:space="preserve"> At the start of each trial, the participant receives an endowment of 40 Turkish Lira (TL) and chooses to Keep or Invest (transfer to a trustee). If they Keep, the 40 TL is split evenly (20 TL each). If they Invest, the transfer is tripled to 120 TL; the trustee then either shares it equally (60 TL each) or keeps the entire 120 TL. The six panels illustrate the standardized sequence of screens presented on every trial—from endowment and choice to trustee decision and outcome feedback. The task comprised three blocks of 20 trials (60 trials total), with the core decision on each trial being whether to trust the trustee.</w:t>
-      </w:r>
-    </w:p>
-    <w:p>
-      <w:pPr>
-        <w:jc w:val="both"/>
-      </w:pPr>
-    </w:p>
-    <w:p>
-      <w:pPr>
-        <w:jc w:val="both"/>
-      </w:pPr>
-      <w:proofErr w:type="gramStart"/>
-      <w:r>
-        <w:t>[ Insert</w:t>
-      </w:r>
-      <w:proofErr w:type="gramEnd"/>
-      <w:r>
-        <w:t xml:space="preserve"> Figure 2]</w:t>
-      </w:r>
-    </w:p>
-    <w:p>
-      <w:pPr>
-        <w:jc w:val="both"/>
-      </w:pPr>
-    </w:p>
-    <w:p>
-      <w:pPr>
-        <w:jc w:val="both"/>
-      </w:pPr>
-      <w:r>
-        <w:rPr>
-          <w:b/>
-          <w:bCs/>
-        </w:rPr>
-        <w:t>Figure 2. Trial screens and timing in the Trust Game.</w:t>
-      </w:r>
-      <w:r>
-        <w:t xml:space="preserve"> fMRI task model for each trial. Each participant plays the game as sets of 20 trials, i.e., 60 trials in total. (1) Decision/anticipation (6 s): trustee photo + 40 TL endowment shown; no response required. (2) Choice confirmation (≤3 s): participants confirm Keep vs Invest via button press; no response yields 0 TL for that trial; five missed responses (consecutive or not) terminate the task. (3) Anticipation (3 s): waiting for trustee’s decision. (4) Outcome (3 s): trustee’s choice display </w:t>
-      </w:r>
-      <w:proofErr w:type="gramStart"/>
-      <w:r>
-        <w:t>share</w:t>
-      </w:r>
-      <w:proofErr w:type="gramEnd"/>
-      <w:r>
-        <w:t xml:space="preserve"> the tripled investment (120 TL, 60 TL each) or </w:t>
-      </w:r>
-      <w:proofErr w:type="gramStart"/>
-      <w:r>
-        <w:t>keep all—</w:t>
-      </w:r>
-      <w:proofErr w:type="gramEnd"/>
-      <w:r>
-        <w:t>along with participant earnings. (E) Jittered ITI (blank) 3–6 s. (F) Fixation 3–6 s, adjusted to yield a fixed 9 s total inter-trial interval. Durations in seconds unless noted.</w:t>
-      </w:r>
-    </w:p>
-    <w:p/>
-    <w:p>
-      <w:pPr>
-        <w:rPr>
-          <w:rFonts w:eastAsia="Calibri"/>
-          <w:b/>
-          <w:bCs/>
-        </w:rPr>
-      </w:pPr>
-    </w:p>
-    <w:p>
-      <w:pPr>
-        <w:rPr>
-          <w:rFonts w:eastAsia="Calibri"/>
-          <w:b/>
-          <w:bCs/>
-        </w:rPr>
-      </w:pPr>
-    </w:p>
-    <w:p>
-      <w:pPr>
-        <w:rPr>
-          <w:rFonts w:eastAsia="Calibri"/>
-          <w:b/>
-          <w:bCs/>
-        </w:rPr>
-      </w:pPr>
-      <w:r>
-        <w:rPr>
-          <w:rFonts w:eastAsia="Calibri"/>
-          <w:b/>
-          <w:bCs/>
-        </w:rPr>
-        <w:lastRenderedPageBreak/>
-        <w:t>2.4. Computational Learning Model Based on Rescorla-Wagner</w:t>
-      </w:r>
-    </w:p>
-    <w:p>
-      <w:pPr>
-        <w:rPr>
-          <w:rFonts w:eastAsia="Calibri"/>
-          <w:b/>
-          <w:bCs/>
-        </w:rPr>
-      </w:pPr>
     </w:p>
     <w:p>
       <w:pPr>
@@ -514,101 +356,154 @@
         <w:rPr>
           <w:rFonts w:eastAsia="Calibri"/>
         </w:rPr>
-        <w:t xml:space="preserve">Our pipeline of analysis focused on learning </w:t>
-      </w:r>
-      <w:proofErr w:type="gramStart"/>
-      <w:r>
-        <w:rPr>
-          <w:rFonts w:eastAsia="Calibri"/>
-        </w:rPr>
-        <w:t>rate (\</w:t>
-      </w:r>
-      <w:proofErr w:type="gramEnd"/>
-      <w:r>
-        <w:rPr>
-          <w:rFonts w:eastAsia="Calibri"/>
-        </w:rPr>
-        <w:t xml:space="preserve">alpha) and inverse temperature for </w:t>
-      </w:r>
-      <w:proofErr w:type="spellStart"/>
-      <w:r>
-        <w:rPr>
-          <w:rFonts w:eastAsia="Calibri"/>
-        </w:rPr>
-        <w:t>S</w:t>
-      </w:r>
-      <w:r>
-        <w:rPr>
-          <w:rFonts w:eastAsia="Calibri"/>
-        </w:rPr>
-        <w:t>oftmax</w:t>
-      </w:r>
-      <w:proofErr w:type="spellEnd"/>
-      <w:r>
-        <w:rPr>
-          <w:rFonts w:eastAsia="Calibri"/>
-        </w:rPr>
-        <w:t xml:space="preserve"> function.</w:t>
-      </w:r>
-    </w:p>
-    <w:p>
-      <w:pPr>
-        <w:rPr>
-          <w:rFonts w:eastAsia="Calibri"/>
-        </w:rPr>
-      </w:pPr>
-    </w:p>
-    <w:p>
-      <w:pPr>
-        <w:rPr>
-          <w:rFonts w:eastAsia="Calibri"/>
-          <w:b/>
-          <w:bCs/>
-        </w:rPr>
-      </w:pPr>
-      <w:r>
-        <w:rPr>
-          <w:rFonts w:eastAsia="Calibri"/>
-          <w:b/>
-          <w:bCs/>
-        </w:rPr>
+        <w:t>The model estimates how participants dynamically update their expectations based on the feedback they receive, utilizing two primary parameters: the learning rate (</w:t>
+      </w:r>
+      <m:oMath>
+        <m:r>
+          <w:rPr>
+            <w:rFonts w:ascii="Cambria Math" w:eastAsia="Calibri" w:hAnsi="Cambria Math"/>
+          </w:rPr>
+          <m:t>α</m:t>
+        </m:r>
+      </m:oMath>
+      <w:r>
+        <w:rPr>
+          <w:rFonts w:eastAsia="Calibri"/>
+        </w:rPr>
+        <w:t xml:space="preserve">) and the </w:t>
+      </w:r>
+      <w:r>
+        <w:rPr>
+          <w:rFonts w:eastAsia="Calibri"/>
+        </w:rPr>
+        <w:t>inverse</w:t>
+      </w:r>
+      <w:r>
+        <w:rPr>
+          <w:rFonts w:eastAsia="Calibri"/>
+        </w:rPr>
+        <w:t xml:space="preserve"> temperature (</w:t>
+      </w:r>
+      <m:oMath>
+        <m:r>
+          <w:rPr>
+            <w:rFonts w:ascii="Cambria Math" w:eastAsia="Calibri" w:hAnsi="Cambria Math"/>
+          </w:rPr>
+          <m:t>β</m:t>
+        </m:r>
+      </m:oMath>
+      <w:r>
+        <w:rPr>
+          <w:rFonts w:eastAsia="Calibri"/>
+        </w:rPr>
+        <w:t>).</w:t>
+      </w:r>
+    </w:p>
+    <w:p>
+      <w:pPr>
+        <w:rPr>
+          <w:rFonts w:eastAsia="Calibri"/>
+        </w:rPr>
+      </w:pPr>
+    </w:p>
+    <w:p>
+      <w:pPr>
+        <w:pStyle w:val="Duz3"/>
+      </w:pPr>
+      <w:r>
         <w:t>2.4.1 Model Architecture</w:t>
       </w:r>
     </w:p>
     <w:p>
       <w:pPr>
-        <w:rPr>
-          <w:rFonts w:eastAsia="Calibri"/>
-          <w:b/>
-          <w:bCs/>
-        </w:rPr>
-      </w:pPr>
-    </w:p>
-    <w:p>
-      <w:pPr>
-        <w:rPr>
-          <w:rFonts w:eastAsia="Calibri"/>
-        </w:rPr>
-      </w:pPr>
-      <w:r>
-        <w:rPr>
-          <w:rFonts w:eastAsia="Calibri"/>
-        </w:rPr>
-        <w:t xml:space="preserve">On each trial </w:t>
-      </w:r>
-      <m:oMath>
-        <m:r>
-          <w:rPr>
-            <w:rFonts w:ascii="Cambria Math" w:eastAsia="Calibri" w:hAnsi="Cambria Math"/>
-          </w:rPr>
-          <m:t>t</m:t>
-        </m:r>
-      </m:oMath>
-      <w:r>
-        <w:rPr>
-          <w:rFonts w:eastAsia="Calibri"/>
-        </w:rPr>
-        <w:t>, the predicted value of investing (</w:t>
+        <w:pStyle w:val="Duz4"/>
+      </w:pPr>
+      <w:r>
+        <w:t xml:space="preserve">2.4.1.1 </w:t>
+      </w:r>
+      <w:r>
+        <w:t>Value Updating and Prediction Error</w:t>
+      </w:r>
+    </w:p>
+    <w:p>
+      <w:pPr>
+        <w:rPr>
+          <w:rFonts w:eastAsia="Calibri"/>
+        </w:rPr>
+      </w:pPr>
+      <w:r>
+        <w:rPr>
+          <w:rFonts w:eastAsia="Calibri"/>
+        </w:rPr>
+        <w:t>For each trial t, the prediction error (</w:t>
+      </w:r>
+      <m:oMath>
+        <m:sSub>
+          <m:sSubPr>
+            <m:ctrlPr>
+              <w:rPr>
+                <w:rFonts w:ascii="Cambria Math" w:eastAsia="Calibri" w:hAnsi="Cambria Math"/>
+                <w:i/>
+              </w:rPr>
+            </m:ctrlPr>
+          </m:sSubPr>
+          <m:e>
+            <m:r>
+              <w:rPr>
+                <w:rFonts w:ascii="Cambria Math" w:eastAsia="Calibri" w:hAnsi="Cambria Math"/>
+              </w:rPr>
+              <m:t>δ</m:t>
+            </m:r>
+          </m:e>
+          <m:sub>
+            <m:r>
+              <w:rPr>
+                <w:rFonts w:ascii="Cambria Math" w:eastAsia="Calibri" w:hAnsi="Cambria Math"/>
+              </w:rPr>
+              <m:t>t</m:t>
+            </m:r>
+          </m:sub>
+        </m:sSub>
+      </m:oMath>
+      <w:r>
+        <w:rPr>
+          <w:rFonts w:eastAsia="Calibri"/>
+        </w:rPr>
+        <w:t>) was calculated as the difference between the actual outcome received (</w:t>
+      </w:r>
+      <m:oMath>
+        <m:sSub>
+          <m:sSubPr>
+            <m:ctrlPr>
+              <w:rPr>
+                <w:rFonts w:ascii="Cambria Math" w:eastAsia="Calibri" w:hAnsi="Cambria Math"/>
+                <w:i/>
+              </w:rPr>
+            </m:ctrlPr>
+          </m:sSubPr>
+          <m:e>
+            <m:r>
+              <w:rPr>
+                <w:rFonts w:ascii="Cambria Math" w:eastAsia="Calibri" w:hAnsi="Cambria Math"/>
+              </w:rPr>
+              <m:t>R</m:t>
+            </m:r>
+          </m:e>
+          <m:sub>
+            <m:r>
+              <w:rPr>
+                <w:rFonts w:ascii="Cambria Math" w:eastAsia="Calibri" w:hAnsi="Cambria Math"/>
+              </w:rPr>
+              <m:t>t</m:t>
+            </m:r>
+          </m:sub>
+        </m:sSub>
+      </m:oMath>
+      <w:r>
+        <w:rPr>
+          <w:rFonts w:eastAsia="Calibri"/>
+        </w:rPr>
+        <w:t>) and the participant’s expected value for the chosen action (</w:t>
       </w:r>
       <m:oMath>
         <m:sSub>
@@ -642,8 +537,177 @@
         <w:rPr>
           <w:rFonts w:eastAsia="Calibri"/>
         </w:rPr>
-        <w:t>) was updated according to the standard delta rule:</w:t>
-      </w:r>
+        <w:t>):</w:t>
+      </w:r>
+    </w:p>
+    <w:p>
+      <w:pPr>
+        <w:rPr>
+          <w:rFonts w:eastAsia="Calibri"/>
+        </w:rPr>
+      </w:pPr>
+    </w:p>
+    <w:p>
+      <w:pPr>
+        <w:rPr>
+          <w:rFonts w:eastAsia="Calibri"/>
+        </w:rPr>
+      </w:pPr>
+      <m:oMathPara>
+        <m:oMath>
+          <m:sSub>
+            <m:sSubPr>
+              <m:ctrlPr>
+                <w:rPr>
+                  <w:rFonts w:ascii="Cambria Math" w:eastAsia="Calibri" w:hAnsi="Cambria Math"/>
+                  <w:i/>
+                </w:rPr>
+              </m:ctrlPr>
+            </m:sSubPr>
+            <m:e>
+              <m:r>
+                <w:rPr>
+                  <w:rFonts w:ascii="Cambria Math" w:eastAsia="Calibri" w:hAnsi="Cambria Math"/>
+                </w:rPr>
+                <m:t>δ</m:t>
+              </m:r>
+            </m:e>
+            <m:sub>
+              <m:r>
+                <w:rPr>
+                  <w:rFonts w:ascii="Cambria Math" w:eastAsia="Calibri" w:hAnsi="Cambria Math"/>
+                </w:rPr>
+                <m:t>t</m:t>
+              </m:r>
+            </m:sub>
+          </m:sSub>
+          <m:r>
+            <w:rPr>
+              <w:rFonts w:ascii="Cambria Math" w:eastAsia="Calibri" w:hAnsi="Cambria Math"/>
+            </w:rPr>
+            <m:t xml:space="preserve"> = </m:t>
+          </m:r>
+          <m:sSub>
+            <m:sSubPr>
+              <m:ctrlPr>
+                <w:rPr>
+                  <w:rFonts w:ascii="Cambria Math" w:eastAsia="Calibri" w:hAnsi="Cambria Math"/>
+                  <w:i/>
+                </w:rPr>
+              </m:ctrlPr>
+            </m:sSubPr>
+            <m:e>
+              <m:r>
+                <w:rPr>
+                  <w:rFonts w:ascii="Cambria Math" w:eastAsia="Calibri" w:hAnsi="Cambria Math"/>
+                </w:rPr>
+                <m:t>R</m:t>
+              </m:r>
+            </m:e>
+            <m:sub>
+              <m:r>
+                <w:rPr>
+                  <w:rFonts w:ascii="Cambria Math" w:eastAsia="Calibri" w:hAnsi="Cambria Math"/>
+                </w:rPr>
+                <m:t>t</m:t>
+              </m:r>
+            </m:sub>
+          </m:sSub>
+          <m:r>
+            <w:rPr>
+              <w:rFonts w:ascii="Cambria Math" w:eastAsia="Calibri" w:hAnsi="Cambria Math"/>
+            </w:rPr>
+            <m:t xml:space="preserve"> – </m:t>
+          </m:r>
+          <m:sSub>
+            <m:sSubPr>
+              <m:ctrlPr>
+                <w:rPr>
+                  <w:rFonts w:ascii="Cambria Math" w:eastAsia="Calibri" w:hAnsi="Cambria Math"/>
+                  <w:i/>
+                </w:rPr>
+              </m:ctrlPr>
+            </m:sSubPr>
+            <m:e>
+              <m:r>
+                <w:rPr>
+                  <w:rFonts w:ascii="Cambria Math" w:eastAsia="Calibri" w:hAnsi="Cambria Math"/>
+                </w:rPr>
+                <m:t>V</m:t>
+              </m:r>
+            </m:e>
+            <m:sub>
+              <m:r>
+                <w:rPr>
+                  <w:rFonts w:ascii="Cambria Math" w:eastAsia="Calibri" w:hAnsi="Cambria Math"/>
+                </w:rPr>
+                <m:t>t</m:t>
+              </m:r>
+            </m:sub>
+          </m:sSub>
+          <m:r>
+            <w:rPr>
+              <w:rFonts w:ascii="Cambria Math" w:eastAsia="Calibri" w:hAnsi="Cambria Math"/>
+            </w:rPr>
+            <m:t xml:space="preserve"> </m:t>
+          </m:r>
+        </m:oMath>
+      </m:oMathPara>
+    </w:p>
+    <w:p>
+      <w:pPr>
+        <w:rPr>
+          <w:rFonts w:eastAsia="Calibri"/>
+        </w:rPr>
+      </w:pPr>
+    </w:p>
+    <w:p>
+      <w:pPr>
+        <w:rPr>
+          <w:rFonts w:eastAsia="Calibri"/>
+        </w:rPr>
+      </w:pPr>
+      <w:r>
+        <w:rPr>
+          <w:rFonts w:eastAsia="Calibri"/>
+        </w:rPr>
+        <w:t>This prediction error was then used to update the expected value for that choice in the subsequent trial (</w:t>
+      </w:r>
+      <m:oMath>
+        <m:r>
+          <w:rPr>
+            <w:rFonts w:ascii="Cambria Math" w:eastAsia="Calibri" w:hAnsi="Cambria Math"/>
+          </w:rPr>
+          <m:t>t+1</m:t>
+        </m:r>
+      </m:oMath>
+      <w:r>
+        <w:rPr>
+          <w:rFonts w:eastAsia="Calibri"/>
+        </w:rPr>
+        <w:t>), scaled by the learning rate (</w:t>
+      </w:r>
+      <m:oMath>
+        <m:r>
+          <w:rPr>
+            <w:rFonts w:ascii="Cambria Math" w:eastAsia="Calibri" w:hAnsi="Cambria Math"/>
+          </w:rPr>
+          <m:t>α</m:t>
+        </m:r>
+      </m:oMath>
+      <w:r>
+        <w:rPr>
+          <w:rFonts w:eastAsia="Calibri"/>
+        </w:rPr>
+        <w:t>):</w:t>
+      </w:r>
+    </w:p>
+    <w:p>
+      <w:pPr>
+        <w:rPr>
+          <w:rFonts w:eastAsia="Calibri"/>
+        </w:rPr>
+      </w:pPr>
     </w:p>
     <w:p>
       <w:pPr>
@@ -715,7 +779,7 @@
             <w:rPr>
               <w:rFonts w:ascii="Cambria Math" w:eastAsia="Calibri" w:hAnsi="Cambria Math"/>
             </w:rPr>
-            <m:t xml:space="preserve"> +α  ⋅ (</m:t>
+            <m:t xml:space="preserve"> +α  ⋅ </m:t>
           </m:r>
           <m:sSub>
             <m:sSubPr>
@@ -731,7 +795,7 @@
                 <w:rPr>
                   <w:rFonts w:ascii="Cambria Math" w:eastAsia="Calibri" w:hAnsi="Cambria Math"/>
                 </w:rPr>
-                <m:t>R</m:t>
+                <m:t>δ</m:t>
               </m:r>
             </m:e>
             <m:sub>
@@ -743,44 +807,6 @@
               </m:r>
             </m:sub>
           </m:sSub>
-          <m:r>
-            <w:rPr>
-              <w:rFonts w:ascii="Cambria Math" w:eastAsia="Calibri" w:hAnsi="Cambria Math"/>
-            </w:rPr>
-            <m:t xml:space="preserve"> - </m:t>
-          </m:r>
-          <m:sSub>
-            <m:sSubPr>
-              <m:ctrlPr>
-                <w:rPr>
-                  <w:rFonts w:ascii="Cambria Math" w:eastAsia="Calibri" w:hAnsi="Cambria Math"/>
-                  <w:i/>
-                </w:rPr>
-              </m:ctrlPr>
-            </m:sSubPr>
-            <m:e>
-              <m:r>
-                <w:rPr>
-                  <w:rFonts w:ascii="Cambria Math" w:eastAsia="Calibri" w:hAnsi="Cambria Math"/>
-                </w:rPr>
-                <m:t>V</m:t>
-              </m:r>
-            </m:e>
-            <m:sub>
-              <m:r>
-                <w:rPr>
-                  <w:rFonts w:ascii="Cambria Math" w:eastAsia="Calibri" w:hAnsi="Cambria Math"/>
-                </w:rPr>
-                <m:t>t</m:t>
-              </m:r>
-            </m:sub>
-          </m:sSub>
-          <m:r>
-            <w:rPr>
-              <w:rFonts w:ascii="Cambria Math" w:eastAsia="Calibri" w:hAnsi="Cambria Math"/>
-            </w:rPr>
-            <m:t>)</m:t>
-          </m:r>
         </m:oMath>
       </m:oMathPara>
     </w:p>
@@ -801,113 +827,83 @@
         <w:rPr>
           <w:rFonts w:eastAsia="Calibri"/>
         </w:rPr>
-        <w:t xml:space="preserve">Where </w:t>
-      </w:r>
-      <m:oMath>
-        <m:sSub>
-          <m:sSubPr>
-            <m:ctrlPr>
-              <w:rPr>
-                <w:rFonts w:ascii="Cambria Math" w:eastAsia="Calibri" w:hAnsi="Cambria Math"/>
-                <w:i/>
-              </w:rPr>
-            </m:ctrlPr>
-          </m:sSubPr>
-          <m:e>
-            <m:r>
-              <w:rPr>
-                <w:rFonts w:ascii="Cambria Math" w:eastAsia="Calibri" w:hAnsi="Cambria Math"/>
-              </w:rPr>
-              <m:t>R</m:t>
-            </m:r>
-          </m:e>
-          <m:sub>
-            <m:r>
-              <w:rPr>
-                <w:rFonts w:ascii="Cambria Math" w:eastAsia="Calibri" w:hAnsi="Cambria Math"/>
-              </w:rPr>
-              <m:t>t</m:t>
-            </m:r>
-          </m:sub>
-        </m:sSub>
-      </m:oMath>
-      <w:r>
-        <w:rPr>
-          <w:rFonts w:eastAsia="Calibri"/>
-        </w:rPr>
-        <w:t xml:space="preserve"> represents the actual normalized reward </w:t>
-      </w:r>
-      <w:r>
-        <w:rPr>
-          <w:rFonts w:eastAsia="Calibri"/>
-        </w:rPr>
-        <w:t xml:space="preserve">received and </w:t>
-      </w:r>
-      <m:oMath>
-        <m:sSub>
-          <m:sSubPr>
-            <m:ctrlPr>
-              <w:rPr>
-                <w:rFonts w:ascii="Cambria Math" w:eastAsia="Calibri" w:hAnsi="Cambria Math"/>
-                <w:i/>
-              </w:rPr>
-            </m:ctrlPr>
-          </m:sSubPr>
-          <m:e>
-            <m:r>
-              <w:rPr>
-                <w:rFonts w:ascii="Cambria Math" w:eastAsia="Calibri" w:hAnsi="Cambria Math"/>
-              </w:rPr>
-              <m:t>R</m:t>
-            </m:r>
-          </m:e>
-          <m:sub>
-            <m:r>
-              <w:rPr>
-                <w:rFonts w:ascii="Cambria Math" w:eastAsia="Calibri" w:hAnsi="Cambria Math"/>
-              </w:rPr>
-              <m:t>t</m:t>
-            </m:r>
-          </m:sub>
-        </m:sSub>
+        <w:t>The learning rate (</w:t>
+      </w:r>
+      <m:oMath>
         <m:r>
           <w:rPr>
             <w:rFonts w:ascii="Cambria Math" w:eastAsia="Calibri" w:hAnsi="Cambria Math"/>
           </w:rPr>
-          <m:t xml:space="preserve"> - </m:t>
-        </m:r>
-        <m:sSub>
-          <m:sSubPr>
-            <m:ctrlPr>
-              <w:rPr>
-                <w:rFonts w:ascii="Cambria Math" w:eastAsia="Calibri" w:hAnsi="Cambria Math"/>
-                <w:i/>
-              </w:rPr>
-            </m:ctrlPr>
-          </m:sSubPr>
-          <m:e>
-            <m:r>
-              <w:rPr>
-                <w:rFonts w:ascii="Cambria Math" w:eastAsia="Calibri" w:hAnsi="Cambria Math"/>
-              </w:rPr>
-              <m:t>V</m:t>
-            </m:r>
-          </m:e>
-          <m:sub>
-            <m:r>
-              <w:rPr>
-                <w:rFonts w:ascii="Cambria Math" w:eastAsia="Calibri" w:hAnsi="Cambria Math"/>
-              </w:rPr>
-              <m:t>t</m:t>
-            </m:r>
-          </m:sub>
-        </m:sSub>
-      </m:oMath>
-      <w:r>
-        <w:rPr>
-          <w:rFonts w:eastAsia="Calibri"/>
-        </w:rPr>
-        <w:t xml:space="preserve"> defines the Prediction Error (PE). The probability of choosing to invest </w:t>
+          <m:t>0≤α ≤1)</m:t>
+        </m:r>
+      </m:oMath>
+      <w:r>
+        <w:rPr>
+          <w:rFonts w:eastAsia="Calibri"/>
+        </w:rPr>
+        <w:t xml:space="preserve"> dictates the extent which a newly acquired information overrides older information. A higher </w:t>
+      </w:r>
+      <m:oMath>
+        <m:r>
+          <w:rPr>
+            <w:rFonts w:ascii="Cambria Math" w:eastAsia="Calibri" w:hAnsi="Cambria Math"/>
+          </w:rPr>
+          <m:t>α</m:t>
+        </m:r>
+      </m:oMath>
+      <w:r>
+        <w:rPr>
+          <w:rFonts w:eastAsia="Calibri"/>
+        </w:rPr>
+        <w:t xml:space="preserve">  indicates rapid updating based on recent feedback, whereas a lower </w:t>
+      </w:r>
+      <m:oMath>
+        <m:r>
+          <w:rPr>
+            <w:rFonts w:ascii="Cambria Math" w:eastAsia="Calibri" w:hAnsi="Cambria Math"/>
+          </w:rPr>
+          <m:t>α</m:t>
+        </m:r>
+      </m:oMath>
+      <w:r>
+        <w:rPr>
+          <w:rFonts w:eastAsia="Calibri"/>
+        </w:rPr>
+        <w:t xml:space="preserve"> reflects slower, more integrated learning over time. </w:t>
+      </w:r>
+    </w:p>
+    <w:p>
+      <w:pPr>
+        <w:rPr>
+          <w:rFonts w:eastAsia="Calibri"/>
+        </w:rPr>
+      </w:pPr>
+    </w:p>
+    <w:p>
+      <w:pPr>
+        <w:pStyle w:val="Duz4"/>
+      </w:pPr>
+      <w:r>
+        <w:t>2.4.1.2 Action Selection</w:t>
+      </w:r>
+    </w:p>
+    <w:p>
+      <w:r>
+        <w:t xml:space="preserve">To model how the participants translated these internal expected values into actual choices, we utilized a </w:t>
+      </w:r>
+      <w:proofErr w:type="spellStart"/>
+      <w:r>
+        <w:t>Softmax</w:t>
+      </w:r>
+      <w:proofErr w:type="spellEnd"/>
+      <w:r>
+        <w:t xml:space="preserve"> action selection rule. </w:t>
+      </w:r>
+      <w:r>
+        <w:rPr>
+          <w:rFonts w:eastAsia="Calibri"/>
+        </w:rPr>
+        <w:t xml:space="preserve">The probability of choosing to invest </w:t>
       </w:r>
       <w:r>
         <w:rPr>
@@ -1035,7 +1031,7 @@
                     <w:rPr>
                       <w:rFonts w:ascii="Cambria Math" w:eastAsia="Calibri" w:hAnsi="Cambria Math"/>
                     </w:rPr>
-                    <m:t>-τ(</m:t>
+                    <m:t>-β(</m:t>
                   </m:r>
                   <m:sSub>
                     <m:sSubPr>
@@ -1172,7 +1168,7 @@
           <w:rPr>
             <w:rFonts w:ascii="Cambria Math" w:eastAsia="Calibri" w:hAnsi="Cambria Math"/>
           </w:rPr>
-          <m:t>τ</m:t>
+          <m:t>β</m:t>
         </m:r>
       </m:oMath>
       <w:r>
@@ -1181,14 +1177,12 @@
         </w:rPr>
         <w:t xml:space="preserve"> (inverse temperature) represents the </w:t>
       </w:r>
-      <w:proofErr w:type="gramStart"/>
       <w:r>
         <w:rPr>
           <w:rFonts w:eastAsia="Calibri"/>
         </w:rPr>
         <w:t>subjects’</w:t>
       </w:r>
-      <w:proofErr w:type="gramEnd"/>
       <w:r>
         <w:rPr>
           <w:rFonts w:eastAsia="Calibri"/>
@@ -1207,28 +1201,54 @@
         </w:rPr>
         <w:t xml:space="preserve">the value difference. </w:t>
       </w:r>
-    </w:p>
-    <w:p>
-      <w:pPr>
-        <w:rPr>
-          <w:rFonts w:eastAsia="Calibri"/>
-        </w:rPr>
-      </w:pPr>
-    </w:p>
-    <w:p>
-      <w:pPr>
-        <w:rPr>
-          <w:rFonts w:eastAsia="Calibri"/>
-          <w:b/>
-          <w:bCs/>
-        </w:rPr>
-      </w:pPr>
-      <w:r>
-        <w:rPr>
-          <w:rFonts w:eastAsia="Calibri"/>
-          <w:b/>
-          <w:bCs/>
-        </w:rPr>
+      <w:r>
+        <w:rPr>
+          <w:rFonts w:eastAsia="Calibri"/>
+        </w:rPr>
+        <w:t xml:space="preserve">A low </w:t>
+      </w:r>
+      <m:oMath>
+        <m:r>
+          <w:rPr>
+            <w:rFonts w:ascii="Cambria Math" w:eastAsia="Calibri" w:hAnsi="Cambria Math"/>
+          </w:rPr>
+          <m:t>β</m:t>
+        </m:r>
+      </m:oMath>
+      <w:r>
+        <w:rPr>
+          <w:rFonts w:eastAsia="Calibri"/>
+        </w:rPr>
+        <w:t xml:space="preserve"> (approaching zero) flattens the choice probability distribution, reflecting high decision noise where the participant explores randomly regardless of the learned values. A high </w:t>
+      </w:r>
+      <m:oMath>
+        <m:r>
+          <w:rPr>
+            <w:rFonts w:ascii="Cambria Math" w:eastAsia="Calibri" w:hAnsi="Cambria Math"/>
+          </w:rPr>
+          <m:t>β</m:t>
+        </m:r>
+      </m:oMath>
+      <w:r>
+        <w:rPr>
+          <w:rFonts w:eastAsia="Calibri"/>
+        </w:rPr>
+        <w:t xml:space="preserve"> steepens the distribution, indicating precise, value-driven behavior where the participant strictly chooses the mathematically optimal option.</w:t>
+      </w:r>
+    </w:p>
+    <w:p>
+      <w:pPr>
+        <w:rPr>
+          <w:rFonts w:eastAsia="Calibri"/>
+        </w:rPr>
+      </w:pPr>
+    </w:p>
+    <w:p>
+      <w:pPr>
+        <w:pStyle w:val="Duz3"/>
+      </w:pPr>
+      <w:r>
+        <w:lastRenderedPageBreak/>
         <w:t xml:space="preserve">2.4.2 Parameter Estimation and Model Selection </w:t>
       </w:r>
     </w:p>
@@ -1236,34 +1256,79 @@
       <w:pPr>
         <w:rPr>
           <w:rFonts w:eastAsia="Calibri"/>
-          <w:b/>
-          <w:bCs/>
-        </w:rPr>
-      </w:pPr>
-    </w:p>
-    <w:p>
-      <w:pPr>
-        <w:rPr>
-          <w:rFonts w:eastAsia="Calibri"/>
-        </w:rPr>
-      </w:pPr>
-      <w:r>
-        <w:rPr>
-          <w:rFonts w:eastAsia="Calibri"/>
-        </w:rPr>
-        <w:t xml:space="preserve">To ensure the recovery of global </w:t>
-      </w:r>
-      <w:r>
-        <w:rPr>
-          <w:rFonts w:eastAsia="Calibri"/>
-        </w:rPr>
-        <w:t>optimum and avoid local minima, parameters (</w:t>
+        </w:rPr>
+      </w:pPr>
+      <w:r>
+        <w:rPr>
+          <w:rFonts w:eastAsia="Calibri"/>
+        </w:rPr>
+        <w:t xml:space="preserve">To ensure robust recovery of the global optimum and prevent convergence on local minima, subject-level parameters were estimated </w:t>
+      </w:r>
+      <w:r>
+        <w:rPr>
+          <w:rFonts w:eastAsia="Calibri"/>
+        </w:rPr>
+        <w:t>utilizing Maximum A Posteriori (MAP) estimation. Optimization was performed using the L-BFGS-B algorithm embedded within a multi-start procedure. Models were fitted by minimizing negative log-posterior of the observed choices. To constrain estimates within psychologically plausible ranges and penalize extreme values, we applied weakly informative priors: a Beta prior for learning rate (</w:t>
       </w:r>
       <m:oMath>
         <m:r>
           <w:rPr>
             <w:rFonts w:ascii="Cambria Math" w:eastAsia="Calibri" w:hAnsi="Cambria Math"/>
           </w:rPr>
+          <m:t>α  ~ Beta(1.1,1.1)</m:t>
+        </m:r>
+      </m:oMath>
+      <w:r>
+        <w:rPr>
+          <w:rFonts w:eastAsia="Calibri"/>
+        </w:rPr>
+        <w:t xml:space="preserve">) and a Gamma prior for the inverse temperature </w:t>
+      </w:r>
+      <m:oMath>
+        <m:r>
+          <w:rPr>
+            <w:rFonts w:ascii="Cambria Math" w:eastAsia="Calibri" w:hAnsi="Cambria Math"/>
+          </w:rPr>
+          <m:t>(β ~ Gamma (k = 2.5, θ=2.5)</m:t>
+        </m:r>
+      </m:oMath>
+      <w:r>
+        <w:rPr>
+          <w:rFonts w:eastAsia="Calibri"/>
+        </w:rPr>
+        <w:t>).</w:t>
+      </w:r>
+      <w:r>
+        <w:rPr>
+          <w:rFonts w:eastAsia="Calibri"/>
+        </w:rPr>
+        <w:t xml:space="preserve"> </w:t>
+      </w:r>
+    </w:p>
+    <w:p>
+      <w:pPr>
+        <w:rPr>
+          <w:rFonts w:eastAsia="Calibri"/>
+        </w:rPr>
+      </w:pPr>
+    </w:p>
+    <w:p>
+      <w:pPr>
+        <w:rPr>
+          <w:rFonts w:eastAsia="Calibri"/>
+        </w:rPr>
+      </w:pPr>
+      <w:r>
+        <w:rPr>
+          <w:rFonts w:eastAsia="Calibri"/>
+        </w:rPr>
+        <w:t>Crucially, we formally compared two distinct computational architectures to characterize participant behavior, Simple RL Model and Adaptive RL Model. In simple RL model, a standard Rescorla – Wagner model governed by two fixed free parameters: a constant learning rate (</w:t>
+      </w:r>
+      <m:oMath>
+        <m:r>
+          <w:rPr>
+            <w:rFonts w:ascii="Cambria Math" w:eastAsia="Calibri" w:hAnsi="Cambria Math"/>
+          </w:rPr>
           <m:t>α</m:t>
         </m:r>
       </m:oMath>
@@ -1271,34 +1336,28 @@
         <w:rPr>
           <w:rFonts w:eastAsia="Calibri"/>
         </w:rPr>
-        <w:t xml:space="preserve"> and </w:t>
+        <w:t xml:space="preserve"> </w:t>
+      </w:r>
+      <m:oMath>
+        <m:r>
+          <w:rPr>
+            <w:rFonts w:ascii="Cambria Math" w:hAnsi="Cambria Math"/>
+          </w:rPr>
+          <m:t>∈</m:t>
+        </m:r>
+      </m:oMath>
+      <w:r>
+        <w:rPr>
+          <w:rFonts w:eastAsia="Calibri"/>
+        </w:rPr>
+        <w:t xml:space="preserve"> [0,1]) and an inverse temperature parameter (</w:t>
       </w:r>
       <m:oMath>
         <m:r>
           <w:rPr>
             <w:rFonts w:ascii="Cambria Math" w:eastAsia="Calibri" w:hAnsi="Cambria Math"/>
           </w:rPr>
-          <m:t>τ</m:t>
-        </m:r>
-      </m:oMath>
-      <w:r>
-        <w:rPr>
-          <w:rFonts w:eastAsia="Calibri"/>
-        </w:rPr>
-        <w:t xml:space="preserve">) were estimated using a brute-force grid search on 100 x 100 </w:t>
-      </w:r>
-      <w:r>
-        <w:rPr>
-          <w:rFonts w:eastAsia="Calibri"/>
-        </w:rPr>
-        <w:t>grid (</w:t>
-      </w:r>
-      <m:oMath>
-        <m:r>
-          <w:rPr>
-            <w:rFonts w:ascii="Cambria Math" w:eastAsia="Calibri" w:hAnsi="Cambria Math"/>
-          </w:rPr>
-          <m:t>α</m:t>
+          <m:t>β</m:t>
         </m:r>
       </m:oMath>
       <w:r>
@@ -1310,7 +1369,7 @@
       <m:oMath>
         <m:r>
           <w:rPr>
-            <w:rFonts w:ascii="Cambria Math" w:eastAsia="Calibri" w:hAnsi="Cambria Math"/>
+            <w:rFonts w:ascii="Cambria Math" w:hAnsi="Cambria Math"/>
           </w:rPr>
           <m:t>∈</m:t>
         </m:r>
@@ -1319,387 +1378,15 @@
         <w:rPr>
           <w:rFonts w:eastAsia="Calibri"/>
         </w:rPr>
-        <w:t xml:space="preserve"> </w:t>
-      </w:r>
-      <w:r>
-        <w:rPr>
-          <w:rFonts w:eastAsia="Calibri"/>
-        </w:rPr>
-        <w:t xml:space="preserve">[0.001, 1], </w:t>
-      </w:r>
-      <m:oMath>
-        <m:r>
-          <w:rPr>
-            <w:rFonts w:ascii="Cambria Math" w:eastAsia="Calibri" w:hAnsi="Cambria Math"/>
-          </w:rPr>
-          <m:t>τ ∈</m:t>
-        </m:r>
-      </m:oMath>
-      <w:r>
-        <w:rPr>
-          <w:rFonts w:eastAsia="Calibri"/>
-        </w:rPr>
-        <w:t xml:space="preserve"> [0.01, 5]). </w:t>
-      </w:r>
-      <w:r>
-        <w:rPr>
-          <w:rFonts w:eastAsia="Calibri"/>
-        </w:rPr>
-        <w:t>The model was fitted by minimizing negative log-likelihood (NLL) of the observed choices for each participan</w:t>
-      </w:r>
-      <w:r>
-        <w:rPr>
-          <w:rFonts w:eastAsia="Calibri"/>
-        </w:rPr>
-        <w:t xml:space="preserve">t. </w:t>
-      </w:r>
-    </w:p>
-    <w:p>
-      <w:pPr>
-        <w:rPr>
-          <w:rFonts w:eastAsia="Calibri"/>
-        </w:rPr>
-      </w:pPr>
-    </w:p>
-    <w:p>
-      <w:pPr>
-        <w:rPr>
-          <w:rFonts w:eastAsia="Calibri"/>
-        </w:rPr>
-      </w:pPr>
-      <w:r>
-        <w:rPr>
-          <w:rFonts w:eastAsia="Calibri"/>
-        </w:rPr>
-        <w:t>Crucially, we compared the fixed-</w:t>
-      </w:r>
-      <m:oMath>
-        <m:r>
-          <w:rPr>
-            <w:rFonts w:ascii="Cambria Math" w:eastAsia="Calibri" w:hAnsi="Cambria Math"/>
-          </w:rPr>
-          <m:t>α</m:t>
-        </m:r>
-      </m:oMath>
-      <w:r>
-        <w:rPr>
-          <w:rFonts w:eastAsia="Calibri"/>
-        </w:rPr>
-        <w:t xml:space="preserve"> model against a more complex evolving learning rate model, which updates </w:t>
-      </w:r>
-      <m:oMath>
-        <m:r>
-          <w:rPr>
-            <w:rFonts w:ascii="Cambria Math" w:eastAsia="Calibri" w:hAnsi="Cambria Math"/>
-          </w:rPr>
-          <m:t>α</m:t>
-        </m:r>
-      </m:oMath>
-      <w:r>
-        <w:rPr>
-          <w:rFonts w:eastAsia="Calibri"/>
-        </w:rPr>
-        <w:t xml:space="preserve"> based on social feedback. </w:t>
-      </w:r>
-      <w:r>
-        <w:rPr>
-          <w:rFonts w:eastAsia="Calibri"/>
-        </w:rPr>
-        <w:t>Models are compared using Bayesian Information Criterion (BIC) and Watanabe-Akaike Information Criterion (WAIC)</w:t>
-      </w:r>
-      <w:r>
-        <w:rPr>
-          <w:rFonts w:eastAsia="Calibri"/>
-        </w:rPr>
-        <w:t xml:space="preserve"> for model selection.</w:t>
-      </w:r>
-    </w:p>
-    <w:p>
-      <w:pPr>
-        <w:rPr>
-          <w:rFonts w:eastAsia="Calibri"/>
-        </w:rPr>
-      </w:pPr>
-    </w:p>
-    <w:p>
-      <w:pPr>
-        <w:rPr>
-          <w:b/>
-          <w:bCs/>
-        </w:rPr>
-      </w:pPr>
-      <w:r>
-        <w:rPr>
-          <w:b/>
-          <w:bCs/>
-        </w:rPr>
-        <w:t xml:space="preserve">2.4.3 Control Analysis </w:t>
-      </w:r>
-    </w:p>
-    <w:p/>
-    <w:p>
-      <w:r>
-        <w:t>To assess the robustness and identifiability of our computational framework, a parameter recovery analysis was conducted. This control analysis aims to ensure that the 100x100 brute-force grid search optimization procedure can accurately estimate subject-specific parameters from behavioral data, ruling out potential estimation biases or local minima issues.</w:t>
-      </w:r>
-    </w:p>
-    <w:p/>
-    <w:p>
-      <w:r>
-        <w:t xml:space="preserve">We generated synthetic choice data for virtual agents by systematically sampling “ground truth” parameters across the feasible parameters space. Learning rates were set at </w:t>
-      </w:r>
-      <m:oMath>
-        <m:sSub>
-          <m:sSubPr>
-            <m:ctrlPr>
-              <w:rPr>
-                <w:rFonts w:ascii="Cambria Math" w:hAnsi="Cambria Math"/>
-                <w:i/>
-              </w:rPr>
-            </m:ctrlPr>
-          </m:sSubPr>
-          <m:e>
-            <m:r>
-              <w:rPr>
-                <w:rFonts w:ascii="Cambria Math" w:hAnsi="Cambria Math"/>
-              </w:rPr>
-              <m:t>α</m:t>
-            </m:r>
-          </m:e>
-          <m:sub>
-            <m:r>
-              <w:rPr>
-                <w:rFonts w:ascii="Cambria Math" w:hAnsi="Cambria Math"/>
-              </w:rPr>
-              <m:t>true</m:t>
-            </m:r>
-          </m:sub>
-        </m:sSub>
-        <m:r>
-          <w:rPr>
-            <w:rFonts w:ascii="Cambria Math" w:hAnsi="Cambria Math"/>
-          </w:rPr>
-          <m:t xml:space="preserve"> ∈{0.1, 0.3, 0.5, 0.7, 0.9}</m:t>
-        </m:r>
-      </m:oMath>
-      <w:r>
-        <w:t xml:space="preserve"> and inverse temperatures at </w:t>
-      </w:r>
-      <m:oMath>
-        <m:sSub>
-          <m:sSubPr>
-            <m:ctrlPr>
-              <w:rPr>
-                <w:rFonts w:ascii="Cambria Math" w:hAnsi="Cambria Math"/>
-                <w:i/>
-              </w:rPr>
-            </m:ctrlPr>
-          </m:sSubPr>
-          <m:e>
-            <m:r>
-              <w:rPr>
-                <w:rFonts w:ascii="Cambria Math" w:hAnsi="Cambria Math"/>
-              </w:rPr>
-              <m:t>τ</m:t>
-            </m:r>
-          </m:e>
-          <m:sub>
-            <m:r>
-              <w:rPr>
-                <w:rFonts w:ascii="Cambria Math" w:hAnsi="Cambria Math"/>
-              </w:rPr>
-              <m:t>true</m:t>
-            </m:r>
-          </m:sub>
-        </m:sSub>
-        <m:r>
-          <w:rPr>
-            <w:rFonts w:ascii="Cambria Math" w:hAnsi="Cambria Math"/>
-          </w:rPr>
-          <m:t xml:space="preserve"> ∈  {0.5, 1.5, 3.0}</m:t>
-        </m:r>
-      </m:oMath>
-      <w:r>
-        <w:t xml:space="preserve">. For each parameter </w:t>
-      </w:r>
-      <w:r>
-        <w:lastRenderedPageBreak/>
-        <w:t xml:space="preserve">combination, 30 independent task simulations were performed (each consisting of 60 trials, matching the experimental task structure), resulting in a total of 450 synthetic datasets. </w:t>
-      </w:r>
-    </w:p>
-    <w:p>
-      <w:pPr>
-        <w:rPr>
-          <w:rFonts w:eastAsia="Calibri"/>
-        </w:rPr>
-      </w:pPr>
-    </w:p>
-    <w:p>
-      <w:pPr>
-        <w:rPr>
-          <w:rFonts w:eastAsia="Calibri"/>
-          <w:b/>
-          <w:bCs/>
-        </w:rPr>
-      </w:pPr>
-      <w:r>
-        <w:rPr>
-          <w:rFonts w:eastAsia="Calibri"/>
-          <w:b/>
-          <w:bCs/>
-        </w:rPr>
-        <w:t xml:space="preserve">2.4.4 </w:t>
-      </w:r>
-      <w:r>
-        <w:rPr>
-          <w:rFonts w:eastAsia="Calibri"/>
-          <w:b/>
-          <w:bCs/>
-        </w:rPr>
-        <w:t>Predictive Validity Check</w:t>
-      </w:r>
-      <w:r>
-        <w:rPr>
-          <w:rFonts w:eastAsia="Calibri"/>
-          <w:b/>
-          <w:bCs/>
-        </w:rPr>
-        <w:t xml:space="preserve"> and Model Fit</w:t>
-      </w:r>
-    </w:p>
-    <w:p>
-      <w:pPr>
-        <w:rPr>
-          <w:rFonts w:eastAsia="Calibri"/>
-          <w:b/>
-          <w:bCs/>
-        </w:rPr>
-      </w:pPr>
-    </w:p>
-    <w:p>
-      <w:r>
-        <w:t>To verify that the fitted Rescorla-Wagner model could generate human-like behavioral patterns, we conducted Predictive Validity Check. While parameter recovery ensures mathematical iden</w:t>
-      </w:r>
-      <w:r>
-        <w:t xml:space="preserve">tifiability, validity check evaluates whether the model, using subject specific parameters, can replicate the actual </w:t>
-      </w:r>
-      <w:r>
-        <w:t>choice trajectories observed in our sample.</w:t>
-      </w:r>
-    </w:p>
-    <w:p/>
-    <w:p>
-      <w:r>
-        <w:t>For each participant, we performed 100 task simulations using their estimated learning rate (</w:t>
-      </w:r>
-      <m:oMath>
-        <m:r>
-          <w:rPr>
-            <w:rFonts w:ascii="Cambria Math" w:hAnsi="Cambria Math"/>
-          </w:rPr>
-          <m:t>α</m:t>
-        </m:r>
-      </m:oMath>
-      <w:r>
-        <w:t>) and inverse temperature (</w:t>
-      </w:r>
-      <m:oMath>
-        <m:r>
-          <w:rPr>
-            <w:rFonts w:ascii="Cambria Math" w:hAnsi="Cambria Math"/>
-          </w:rPr>
-          <m:t>τ</m:t>
-        </m:r>
-      </m:oMath>
-      <w:r>
-        <w:t>). The latent investment probability (</w:t>
-      </w:r>
-      <m:oMath>
-        <m:sSub>
-          <m:sSubPr>
-            <m:ctrlPr>
-              <w:rPr>
-                <w:rFonts w:ascii="Cambria Math" w:hAnsi="Cambria Math"/>
-                <w:i/>
-              </w:rPr>
-            </m:ctrlPr>
-          </m:sSubPr>
-          <m:e>
-            <m:r>
-              <w:rPr>
-                <w:rFonts w:ascii="Cambria Math" w:hAnsi="Cambria Math"/>
-              </w:rPr>
-              <m:t>P</m:t>
-            </m:r>
-          </m:e>
-          <m:sub>
-            <m:r>
-              <w:rPr>
-                <w:rFonts w:ascii="Cambria Math" w:hAnsi="Cambria Math"/>
-              </w:rPr>
-              <m:t>inves</m:t>
-            </m:r>
-            <m:r>
-              <w:rPr>
-                <w:rFonts w:ascii="Cambria Math" w:hAnsi="Cambria Math"/>
-              </w:rPr>
-              <m:t>t</m:t>
-            </m:r>
-          </m:sub>
-        </m:sSub>
-      </m:oMath>
-      <w:r>
-        <w:t>) was calculated for every trial, reflecting the internal state of the model based on the subject’s actual history of choices and rewards. The simulated choices were then compared to the participants’ real decisions.</w:t>
-      </w:r>
-    </w:p>
-    <w:p/>
-    <w:p>
-      <w:r>
-        <w:t xml:space="preserve">Quantitively, </w:t>
-      </w:r>
-      <w:r>
-        <w:rPr>
-          <w:rFonts w:eastAsia="Calibri"/>
-        </w:rPr>
-        <w:t>m</w:t>
-      </w:r>
-      <w:r>
-        <w:rPr>
-          <w:rFonts w:eastAsia="Calibri"/>
-        </w:rPr>
-        <w:t xml:space="preserve">odel fit </w:t>
-      </w:r>
-      <w:r>
-        <w:rPr>
-          <w:rFonts w:eastAsia="Calibri"/>
-        </w:rPr>
-        <w:t xml:space="preserve">per subject </w:t>
-      </w:r>
-      <w:r>
-        <w:rPr>
-          <w:rFonts w:eastAsia="Calibri"/>
-        </w:rPr>
-        <w:t>was evaluated using Pseudo-R</w:t>
-      </w:r>
-      <w:r>
-        <w:rPr>
-          <w:rFonts w:eastAsia="Calibri"/>
-          <w:vertAlign w:val="superscript"/>
-        </w:rPr>
-        <w:t>2</w:t>
-      </w:r>
-      <w:r>
-        <w:rPr>
-          <w:rFonts w:eastAsia="Calibri"/>
-        </w:rPr>
-        <w:t xml:space="preserve">, calculated as </w:t>
-      </w:r>
-      <m:oMath>
-        <m:r>
-          <w:rPr>
-            <w:rFonts w:ascii="Cambria Math" w:eastAsia="Calibri" w:hAnsi="Cambria Math"/>
-          </w:rPr>
-          <m:t>1 - (NL</m:t>
-        </m:r>
+        <w:t xml:space="preserve"> [0.01, 30]).</w:t>
+      </w:r>
+      <w:r>
+        <w:rPr>
+          <w:rFonts w:eastAsia="Calibri"/>
+        </w:rPr>
+        <w:t xml:space="preserve"> On the other hand, Adaptive RL Model includes an evolving learning rate model (ref) with three free parameters: an initial learning rate (</w:t>
+      </w:r>
+      <m:oMath>
         <m:sSub>
           <m:sSubPr>
             <m:ctrlPr>
@@ -1714,7 +1401,7 @@
               <w:rPr>
                 <w:rFonts w:ascii="Cambria Math" w:eastAsia="Calibri" w:hAnsi="Cambria Math"/>
               </w:rPr>
-              <m:t>L</m:t>
+              <m:t>α</m:t>
             </m:r>
           </m:e>
           <m:sub>
@@ -1722,16 +1409,394 @@
               <w:rPr>
                 <w:rFonts w:ascii="Cambria Math" w:eastAsia="Calibri" w:hAnsi="Cambria Math"/>
               </w:rPr>
-              <m:t>model</m:t>
+              <m:t>0</m:t>
             </m:r>
           </m:sub>
         </m:sSub>
+      </m:oMath>
+      <w:r>
+        <w:rPr>
+          <w:rFonts w:eastAsia="Calibri"/>
+        </w:rPr>
+        <w:t>), an update step-size (</w:t>
+      </w:r>
+      <m:oMath>
         <m:r>
           <w:rPr>
             <w:rFonts w:ascii="Cambria Math" w:eastAsia="Calibri" w:hAnsi="Cambria Math"/>
           </w:rPr>
-          <m:t>/NL</m:t>
-        </m:r>
+          <m:t>ϵ</m:t>
+        </m:r>
+      </m:oMath>
+      <w:r>
+        <w:rPr>
+          <w:rFonts w:eastAsia="Calibri"/>
+        </w:rPr>
+        <w:t xml:space="preserve"> </w:t>
+      </w:r>
+      <m:oMath>
+        <m:r>
+          <w:rPr>
+            <w:rFonts w:ascii="Cambria Math" w:hAnsi="Cambria Math"/>
+          </w:rPr>
+          <m:t>∈</m:t>
+        </m:r>
+      </m:oMath>
+      <w:r>
+        <w:rPr>
+          <w:rFonts w:eastAsia="Calibri"/>
+        </w:rPr>
+        <w:t xml:space="preserve"> [0,0.5]), and inverse temperature (</w:t>
+      </w:r>
+      <m:oMath>
+        <m:r>
+          <w:rPr>
+            <w:rFonts w:ascii="Cambria Math" w:eastAsia="Calibri" w:hAnsi="Cambria Math"/>
+          </w:rPr>
+          <m:t>β</m:t>
+        </m:r>
+      </m:oMath>
+      <w:r>
+        <w:rPr>
+          <w:rFonts w:eastAsia="Calibri"/>
+        </w:rPr>
+        <w:t xml:space="preserve">). In this architecture, the learning rate dynamically updates based on the social feedback of the Trustee. If the Trustee shares the investment (reward &gt; safe value), </w:t>
+      </w:r>
+      <m:oMath>
+        <m:r>
+          <w:rPr>
+            <w:rFonts w:ascii="Cambria Math" w:eastAsia="Calibri" w:hAnsi="Cambria Math"/>
+          </w:rPr>
+          <m:t>α</m:t>
+        </m:r>
+      </m:oMath>
+      <w:r>
+        <w:rPr>
+          <w:rFonts w:eastAsia="Calibri"/>
+        </w:rPr>
+        <w:t xml:space="preserve"> increases by </w:t>
+      </w:r>
+      <m:oMath>
+        <m:r>
+          <w:rPr>
+            <w:rFonts w:ascii="Cambria Math" w:eastAsia="Calibri" w:hAnsi="Cambria Math"/>
+          </w:rPr>
+          <m:t>ϵ</m:t>
+        </m:r>
+      </m:oMath>
+      <w:r>
+        <w:rPr>
+          <w:rFonts w:eastAsia="Calibri"/>
+        </w:rPr>
+        <w:t xml:space="preserve">; if the Trustee keeps the investment, </w:t>
+      </w:r>
+      <m:oMath>
+        <m:r>
+          <w:rPr>
+            <w:rFonts w:ascii="Cambria Math" w:eastAsia="Calibri" w:hAnsi="Cambria Math"/>
+          </w:rPr>
+          <m:t>α</m:t>
+        </m:r>
+      </m:oMath>
+      <w:r>
+        <w:rPr>
+          <w:rFonts w:eastAsia="Calibri"/>
+        </w:rPr>
+        <w:t xml:space="preserve"> decreases by </w:t>
+      </w:r>
+      <m:oMath>
+        <m:r>
+          <w:rPr>
+            <w:rFonts w:ascii="Cambria Math" w:eastAsia="Calibri" w:hAnsi="Cambria Math"/>
+          </w:rPr>
+          <m:t>ϵ</m:t>
+        </m:r>
+      </m:oMath>
+      <w:r>
+        <w:rPr>
+          <w:rFonts w:eastAsia="Calibri"/>
+        </w:rPr>
+        <w:t xml:space="preserve"> (bounded strictly between 0.001 and 1.0).</w:t>
+      </w:r>
+    </w:p>
+    <w:p>
+      <w:pPr>
+        <w:rPr>
+          <w:rFonts w:eastAsia="Calibri"/>
+        </w:rPr>
+      </w:pPr>
+    </w:p>
+    <w:p>
+      <w:pPr>
+        <w:rPr>
+          <w:rFonts w:eastAsia="Calibri"/>
+        </w:rPr>
+      </w:pPr>
+      <w:r>
+        <w:rPr>
+          <w:rFonts w:eastAsia="Calibri"/>
+        </w:rPr>
+        <w:t xml:space="preserve">To determine the most parsimonious fit and account for the difference in model complexity (2 vs. 3 free parameters), models were evaluated using the Bayesian Information Criterion (BIC). </w:t>
+      </w:r>
+      <w:r>
+        <w:rPr>
+          <w:rFonts w:eastAsia="Calibri"/>
+        </w:rPr>
+        <w:t>Crucially, model selection was conducted at the group level rather than the individual level to ensure a standardized mathematical framework for all subsequent neuroimaging analyses. We calculated the cumulative sum of BIC scores across all participants for each respective model. The architecture yielding the lower total group-level BIC was selected as the superior, unified computational model for the entire cohort.</w:t>
+      </w:r>
+    </w:p>
+    <w:p>
+      <w:pPr>
+        <w:rPr>
+          <w:rFonts w:eastAsia="Calibri"/>
+        </w:rPr>
+      </w:pPr>
+    </w:p>
+    <w:p>
+      <w:pPr>
+        <w:pStyle w:val="Duz3"/>
+      </w:pPr>
+      <w:r>
+        <w:t>2.</w:t>
+      </w:r>
+      <w:r>
+        <w:t>5</w:t>
+      </w:r>
+      <w:r>
+        <w:t xml:space="preserve"> Control Analys</w:t>
+      </w:r>
+      <w:r>
+        <w:t>es</w:t>
+      </w:r>
+    </w:p>
+    <w:p>
+      <w:pPr>
+        <w:pStyle w:val="Duz3"/>
+      </w:pPr>
+      <w:r>
+        <w:t>2.5.1 Parameter Recovery</w:t>
+      </w:r>
+    </w:p>
+    <w:p>
+      <w:r>
+        <w:t>To validate the reliability of our task design and the robustness of our MAP estimation procedure, we conducted a parameter recovery analysis. The objective was to confirm that our optimization pipeline could accurately uncover the true underlying parameters driving behavior within the specific context of our experimental paradigm.</w:t>
+      </w:r>
+    </w:p>
+    <w:p/>
+    <w:p>
+      <w:r>
+        <w:t xml:space="preserve">We simulated synthetic agents performing the exact 60-trial sequence used in the human experiment, adhering to the same shifting probabilistic reward schedule (80% reward probability in Block 1, 50% in Block 2, and 80% in Block 3). We generated ground-truth parameter combinations using five levels of </w:t>
+      </w:r>
+      <w:r>
+        <w:t>learning rate within [0,1] bound (</w:t>
+      </w:r>
+      <m:oMath>
+        <m:r>
+          <w:rPr>
+            <w:rFonts w:ascii="Cambria Math" w:hAnsi="Cambria Math"/>
+          </w:rPr>
+          <m:t>α</m:t>
+        </m:r>
+      </m:oMath>
+      <w:r>
+        <w:t xml:space="preserve"> </w:t>
+      </w:r>
+      <m:oMath>
+        <m:r>
+          <w:rPr>
+            <w:rFonts w:ascii="Cambria Math" w:hAnsi="Cambria Math"/>
+          </w:rPr>
+          <m:t>∈</m:t>
+        </m:r>
+      </m:oMath>
+      <w:r>
+        <w:t xml:space="preserve"> </w:t>
+      </w:r>
+      <m:oMath>
+        <m:r>
+          <w:rPr>
+            <w:rFonts w:ascii="Cambria Math" w:hAnsi="Cambria Math"/>
+          </w:rPr>
+          <m:t>{0.1, 0.3, 0.5, 0.7, 0.9}</m:t>
+        </m:r>
+      </m:oMath>
+      <w:r>
+        <w:t xml:space="preserve">) and three levels of inverse temperature </w:t>
+      </w:r>
+      <m:oMath>
+        <m:r>
+          <w:rPr>
+            <w:rFonts w:ascii="Cambria Math" w:hAnsi="Cambria Math"/>
+          </w:rPr>
+          <m:t>(β∈</m:t>
+        </m:r>
+      </m:oMath>
+      <w:r>
+        <w:t xml:space="preserve"> </w:t>
+      </w:r>
+      <m:oMath>
+        <m:r>
+          <w:rPr>
+            <w:rFonts w:ascii="Cambria Math" w:hAnsi="Cambria Math"/>
+          </w:rPr>
+          <m:t>{1.5, 4.5, 9.0}</m:t>
+        </m:r>
+      </m:oMath>
+      <w:r>
+        <w:t>). For each of the 15 parameter combinations, we simulated 30 independent artificial agents, generating synthetic choice and reward trajectories.</w:t>
+      </w:r>
+    </w:p>
+    <w:p/>
+    <w:p>
+      <w:r>
+        <w:t>These synthetic datasets were then fed back to our MAP estimation pipeline, completely blinded to the true generating parameters, to obtain recovered parameter estimates. Recovery success was quantified by calculating the Pearson correlation coefficient (</w:t>
+      </w:r>
+      <m:oMath>
+        <m:r>
+          <w:rPr>
+            <w:rFonts w:ascii="Cambria Math" w:hAnsi="Cambria Math"/>
+          </w:rPr>
+          <m:t>ρ</m:t>
+        </m:r>
+      </m:oMath>
+      <w:r>
+        <w:t xml:space="preserve">) between the ground-truth parameter vales and the recovered MAP estimates, ensuring that our model does not suffer from parameter unidentifiability or severe trade-offs between </w:t>
+      </w:r>
+      <m:oMath>
+        <m:r>
+          <w:rPr>
+            <w:rFonts w:ascii="Cambria Math" w:hAnsi="Cambria Math"/>
+          </w:rPr>
+          <m:t>α</m:t>
+        </m:r>
+      </m:oMath>
+      <w:r>
+        <w:t xml:space="preserve"> and </w:t>
+      </w:r>
+      <m:oMath>
+        <m:r>
+          <w:rPr>
+            <w:rFonts w:ascii="Cambria Math" w:hAnsi="Cambria Math"/>
+          </w:rPr>
+          <m:t>β</m:t>
+        </m:r>
+      </m:oMath>
+      <w:r>
+        <w:t xml:space="preserve">. </w:t>
+      </w:r>
+    </w:p>
+    <w:p/>
+    <w:p>
+      <w:pPr>
+        <w:pStyle w:val="Duz3"/>
+      </w:pPr>
+      <w:r>
+        <w:t>2.</w:t>
+      </w:r>
+      <w:r>
+        <w:t>5</w:t>
+      </w:r>
+      <w:r>
+        <w:t>.</w:t>
+      </w:r>
+      <w:r>
+        <w:t>2</w:t>
+      </w:r>
+      <w:r>
+        <w:t xml:space="preserve"> </w:t>
+      </w:r>
+      <w:r>
+        <w:t>Predictive Validity Check</w:t>
+      </w:r>
+      <w:r>
+        <w:t xml:space="preserve"> and Model Fit</w:t>
+      </w:r>
+    </w:p>
+    <w:p>
+      <w:r>
+        <w:t xml:space="preserve">To ensure that fitted computational model accurately </w:t>
+      </w:r>
+      <w:r>
+        <w:t>captured the true behavioral dynamics of our participants, we performed the predictive checks. For each participant, we utilized their individually fitted parameters (</w:t>
+      </w:r>
+      <m:oMath>
+        <m:r>
+          <w:rPr>
+            <w:rFonts w:ascii="Cambria Math" w:hAnsi="Cambria Math"/>
+          </w:rPr>
+          <m:t>α</m:t>
+        </m:r>
+        <m:r>
+          <w:rPr>
+            <w:rFonts w:ascii="Cambria Math" w:hAnsi="Cambria Math"/>
+          </w:rPr>
+          <m:t xml:space="preserve"> </m:t>
+        </m:r>
+      </m:oMath>
+      <w:r>
+        <w:t xml:space="preserve">and </w:t>
+      </w:r>
+      <m:oMath>
+        <m:r>
+          <w:rPr>
+            <w:rFonts w:ascii="Cambria Math" w:hAnsi="Cambria Math"/>
+          </w:rPr>
+          <m:t>β</m:t>
+        </m:r>
+      </m:oMath>
+      <w:r>
+        <w:t xml:space="preserve">) to simulate 100 independent iterations of the task, exposed to the exact same trial-by-trial reward sequence the human participant experienced. </w:t>
+      </w:r>
+    </w:p>
+    <w:p/>
+    <w:p>
+      <w:r>
+        <w:t xml:space="preserve">From these simulations, we computed a 95% Confidence Interval representing the model’s predicted average investment trend. This predicted interval was visually and mathematically compared against the participant’s actual trial-by-trial choices and their modeled latent investment probability trajectories. </w:t>
+      </w:r>
+    </w:p>
+    <w:p/>
+    <w:p>
+      <w:pPr>
+        <w:rPr>
+          <w:rFonts w:eastAsia="Calibri"/>
+        </w:rPr>
+      </w:pPr>
+      <w:r>
+        <w:t>Finally, to quantitively assess absolute model fit, we calculated McFadden’s Pseudo-R</w:t>
+      </w:r>
+      <w:proofErr w:type="gramStart"/>
+      <w:r>
+        <w:rPr>
+          <w:vertAlign w:val="superscript"/>
+        </w:rPr>
+        <w:t>2</w:t>
+      </w:r>
+      <w:r>
+        <w:rPr>
+          <w:vertAlign w:val="superscript"/>
+        </w:rPr>
+        <w:t xml:space="preserve">  </w:t>
+      </w:r>
+      <w:r>
+        <w:rPr>
+          <w:rFonts w:eastAsia="Calibri"/>
+        </w:rPr>
+        <w:t>for</w:t>
+      </w:r>
+      <w:proofErr w:type="gramEnd"/>
+      <w:r>
+        <w:rPr>
+          <w:rFonts w:eastAsia="Calibri"/>
+        </w:rPr>
+        <w:t xml:space="preserve"> each participant</w:t>
+      </w:r>
+      <w:r>
+        <w:rPr>
+          <w:rFonts w:eastAsia="Calibri"/>
+        </w:rPr>
+        <w:t>. This was achieved by comparing the negative log-likelihood of the optimized RL model (excluding priors to assess pure data fit) against a baseline chance model representing completely random choice behavior (</w:t>
+      </w:r>
+      <m:oMath>
         <m:sSub>
           <m:sSubPr>
             <m:ctrlPr>
@@ -1746,7 +1811,7 @@
               <w:rPr>
                 <w:rFonts w:ascii="Cambria Math" w:eastAsia="Calibri" w:hAnsi="Cambria Math"/>
               </w:rPr>
-              <m:t>L</m:t>
+              <m:t>p</m:t>
             </m:r>
           </m:e>
           <m:sub>
@@ -1754,7 +1819,7 @@
               <w:rPr>
                 <w:rFonts w:ascii="Cambria Math" w:eastAsia="Calibri" w:hAnsi="Cambria Math"/>
               </w:rPr>
-              <m:t>null</m:t>
+              <m:t>investment</m:t>
             </m:r>
           </m:sub>
         </m:sSub>
@@ -1762,235 +1827,291 @@
           <w:rPr>
             <w:rFonts w:ascii="Cambria Math" w:eastAsia="Calibri" w:hAnsi="Cambria Math"/>
           </w:rPr>
-          <m:t>)</m:t>
-        </m:r>
-      </m:oMath>
-      <w:r>
-        <w:rPr>
-          <w:rFonts w:eastAsia="Calibri"/>
-        </w:rPr>
-        <w:t>, where the null model assumes a random choice (p=0.5).</w:t>
-      </w:r>
-    </w:p>
-    <w:p>
-      <w:pPr>
-        <w:rPr>
-          <w:rFonts w:eastAsia="Calibri"/>
-        </w:rPr>
-      </w:pPr>
-    </w:p>
-    <w:p>
-      <w:pPr>
-        <w:rPr>
-          <w:rFonts w:eastAsia="Calibri"/>
-        </w:rPr>
-      </w:pPr>
-    </w:p>
-    <w:p>
-      <w:pPr>
-        <w:rPr>
-          <w:rFonts w:eastAsia="Calibri"/>
+          <m:t xml:space="preserve"> = 0.</m:t>
+        </m:r>
+      </m:oMath>
+      <w:r>
+        <w:rPr>
+          <w:rFonts w:eastAsia="Calibri"/>
+        </w:rPr>
+        <w:t>5</w:t>
+      </w:r>
+      <w:r>
+        <w:rPr>
+          <w:rFonts w:eastAsia="Calibri"/>
+        </w:rPr>
+        <w:t xml:space="preserve"> for all trials). The Pseudo-R</w:t>
+      </w:r>
+      <w:r>
+        <w:rPr>
+          <w:rFonts w:eastAsia="Calibri"/>
+          <w:vertAlign w:val="superscript"/>
+        </w:rPr>
+        <w:t>2</w:t>
+      </w:r>
+      <w:r>
+        <w:rPr>
+          <w:rFonts w:eastAsia="Calibri"/>
+        </w:rPr>
+        <w:t xml:space="preserve"> metric allowed us to verify the learning model provided a fundamentally superior explanation of the participant’s behavior compared to a non-learning, stochastic baseline. </w:t>
+      </w:r>
+    </w:p>
+    <w:p>
+      <w:pPr>
+        <w:rPr>
+          <w:rFonts w:eastAsia="Calibri"/>
+        </w:rPr>
+      </w:pPr>
+    </w:p>
+    <w:p>
+      <w:pPr>
+        <w:pStyle w:val="Duz3"/>
+      </w:pPr>
+      <w:r>
+        <w:t xml:space="preserve">2.6 </w:t>
+      </w:r>
+      <w:r>
+        <w:t xml:space="preserve">Computational Parameter Comparison </w:t>
+      </w:r>
+    </w:p>
+    <w:p>
+      <w:pPr>
+        <w:rPr>
+          <w:rFonts w:eastAsia="Calibri"/>
+        </w:rPr>
+      </w:pPr>
+      <w:r>
+        <w:rPr>
+          <w:rFonts w:eastAsia="Calibri"/>
+        </w:rPr>
+        <w:t xml:space="preserve">Group differences in </w:t>
+      </w:r>
+      <m:oMath>
+        <m:r>
+          <w:rPr>
+            <w:rFonts w:ascii="Cambria Math" w:eastAsia="Calibri" w:hAnsi="Cambria Math"/>
+          </w:rPr>
+          <m:t>α</m:t>
+        </m:r>
+      </m:oMath>
+      <w:r>
+        <w:rPr>
+          <w:rFonts w:eastAsia="Calibri"/>
+        </w:rPr>
+        <w:t xml:space="preserve">, </w:t>
+      </w:r>
+      <m:oMath>
+        <m:r>
+          <w:rPr>
+            <w:rFonts w:ascii="Cambria Math" w:eastAsia="Calibri" w:hAnsi="Cambria Math"/>
+          </w:rPr>
+          <m:t>β</m:t>
+        </m:r>
+      </m:oMath>
+      <w:r>
+        <w:rPr>
+          <w:rFonts w:eastAsia="Calibri"/>
+        </w:rPr>
+        <w:t>, Pseudo-R</w:t>
+      </w:r>
+      <w:r>
+        <w:rPr>
+          <w:rFonts w:eastAsia="Calibri"/>
+          <w:vertAlign w:val="superscript"/>
+        </w:rPr>
+        <w:t>2</w:t>
+      </w:r>
+      <w:r>
+        <w:rPr>
+          <w:rFonts w:eastAsia="Calibri"/>
+        </w:rPr>
+        <w:t xml:space="preserve"> were assessed using non-parametric permutation tests (10.000 samples) on medians to account for the non-normal distribution of the estimated parameters. </w:t>
+      </w:r>
+      <w:r>
+        <w:rPr>
+          <w:rFonts w:eastAsia="Calibri"/>
+        </w:rPr>
+        <w:t>To evaluate trial-by-trial prediction error magnitudes, absolute prediction errors (|PE|) were analyzed using a Linear Mixed-Effects Model (LMM). The model included fixed effects for Group, Task Phase, their interaction, and covariates for age and sex, with a random intercept for subject to account for repeated measures. Model assumptions, including normality of residuals and homoscedasticity, were verified via visual inspection of Q-Q and residual-versus-fitted plots.</w:t>
+      </w:r>
+    </w:p>
+    <w:p>
+      <w:pPr>
+        <w:rPr>
+          <w:rFonts w:eastAsia="Calibri"/>
+        </w:rPr>
+      </w:pPr>
+    </w:p>
+    <w:p>
+      <w:pPr>
+        <w:rPr>
+          <w:rFonts w:eastAsia="Calibri"/>
+        </w:rPr>
+      </w:pPr>
+    </w:p>
+    <w:p>
+      <w:pPr>
+        <w:pStyle w:val="Duz2"/>
+        <w:rPr>
+          <w:rFonts w:eastAsia="Calibri"/>
+        </w:rPr>
+      </w:pPr>
+      <w:r>
+        <w:rPr>
+          <w:rFonts w:eastAsia="Calibri"/>
+        </w:rPr>
+        <w:t>2.</w:t>
+      </w:r>
+      <w:r>
+        <w:rPr>
+          <w:rFonts w:eastAsia="Calibri"/>
+        </w:rPr>
+        <w:t>7</w:t>
+      </w:r>
+      <w:r>
+        <w:rPr>
+          <w:rFonts w:eastAsia="Calibri"/>
+        </w:rPr>
+        <w:t xml:space="preserve"> fMRI Data Acquisition and Preprocessing </w:t>
+      </w:r>
+    </w:p>
+    <w:p>
+      <w:pPr>
+        <w:rPr>
+          <w:rFonts w:eastAsia="Calibri"/>
+        </w:rPr>
+      </w:pPr>
+      <w:r>
+        <w:rPr>
+          <w:rFonts w:eastAsia="Calibri"/>
+        </w:rPr>
+        <w:t xml:space="preserve">fMRI data were acquired using a 3.0 Tesla Siemens </w:t>
+      </w:r>
+      <w:proofErr w:type="spellStart"/>
+      <w:r>
+        <w:rPr>
+          <w:rFonts w:eastAsia="Calibri"/>
+        </w:rPr>
+        <w:t>Magnetom</w:t>
+      </w:r>
+      <w:proofErr w:type="spellEnd"/>
+      <w:r>
+        <w:rPr>
+          <w:rFonts w:eastAsia="Calibri"/>
+        </w:rPr>
+        <w:t xml:space="preserve"> Prisma scanner (TR=3000 </w:t>
+      </w:r>
+      <w:proofErr w:type="spellStart"/>
+      <w:r>
+        <w:rPr>
+          <w:rFonts w:eastAsia="Calibri"/>
+        </w:rPr>
+        <w:t>ms</w:t>
+      </w:r>
+      <w:proofErr w:type="spellEnd"/>
+      <w:r>
+        <w:rPr>
+          <w:rFonts w:eastAsia="Calibri"/>
+        </w:rPr>
+        <w:t>). Functional data preprocessing and analysis conducted using SPM (ref). Standard preprocessing steps including slice-timing correction, spatial realignment, co-registration to high resolution T1-</w:t>
+      </w:r>
+      <w:r>
+        <w:rPr>
+          <w:rFonts w:eastAsia="Calibri"/>
+        </w:rPr>
+        <w:lastRenderedPageBreak/>
+        <w:t>weighted anatomical image, spatial normalization to standard MNI space (resampled to 2x2x2 mm3), and spatial smoothing using 8 mm FWHM isotropic Gaussian kernel. Comprehensive details regarding the MRI acquisition parameters are provided in the Supplementary Material.</w:t>
+      </w:r>
+    </w:p>
+    <w:p>
+      <w:pPr>
+        <w:rPr>
+          <w:rFonts w:eastAsia="Calibri"/>
+        </w:rPr>
+      </w:pPr>
+    </w:p>
+    <w:p>
+      <w:pPr>
+        <w:pStyle w:val="Duz2"/>
+        <w:rPr>
+          <w:rFonts w:eastAsia="Calibri"/>
+        </w:rPr>
+      </w:pPr>
+      <w:r>
+        <w:rPr>
+          <w:rFonts w:eastAsia="Calibri"/>
+        </w:rPr>
+        <w:t>2.8 fMRI Statistical Analysis</w:t>
+      </w:r>
+    </w:p>
+    <w:p>
+      <w:pPr>
+        <w:rPr>
+          <w:rFonts w:eastAsia="Calibri"/>
+        </w:rPr>
+      </w:pPr>
+    </w:p>
+    <w:p>
+      <w:pPr>
+        <w:rPr>
+          <w:rFonts w:eastAsia="Calibri"/>
+        </w:rPr>
+      </w:pPr>
+      <w:r>
+        <w:rPr>
+          <w:rFonts w:eastAsia="Calibri"/>
+        </w:rPr>
+        <w:t xml:space="preserve">First-level General Linear Models (GLM) captured task-related BOLD responses. Crucially, trial-by-trial Prediction Errors (PE) were entered as an orthogonalized parametric modulator on the feedback onset to isolate computational learning signals. Second-level analyses evaluated group differences (Healthy Controls vs Schizophrenia) via two-sample t-tests. Whole-brain statistical maps were </w:t>
+      </w:r>
+      <w:proofErr w:type="spellStart"/>
+      <w:r>
+        <w:rPr>
+          <w:rFonts w:eastAsia="Calibri"/>
+        </w:rPr>
+        <w:t>thresholded</w:t>
+      </w:r>
+      <w:proofErr w:type="spellEnd"/>
+      <w:r>
+        <w:rPr>
+          <w:rFonts w:eastAsia="Calibri"/>
+        </w:rPr>
+        <w:t xml:space="preserve"> at an uncorrected p &lt; .001, followed by cluster-level FEW correction (</w:t>
+      </w:r>
+      <w:proofErr w:type="spellStart"/>
+      <w:r>
+        <w:rPr>
+          <w:rFonts w:eastAsia="Calibri"/>
+        </w:rPr>
+        <w:t>p_FWE</w:t>
+      </w:r>
+      <w:proofErr w:type="spellEnd"/>
+      <w:r>
+        <w:rPr>
+          <w:rFonts w:eastAsia="Calibri"/>
+        </w:rPr>
+        <w:t xml:space="preserve"> &lt; 0.05). Complete GLM construction and design matrix details are provided in the Supplementary Material. </w:t>
+      </w:r>
+    </w:p>
+    <w:p>
+      <w:pPr>
+        <w:rPr>
+          <w:rFonts w:eastAsia="Calibri"/>
+        </w:rPr>
+      </w:pPr>
+    </w:p>
+    <w:p>
+      <w:pPr>
+        <w:rPr>
+          <w:rFonts w:eastAsia="Calibri"/>
+        </w:rPr>
+      </w:pPr>
+    </w:p>
+    <w:p>
+      <w:pPr>
+        <w:rPr>
           <w:b/>
           <w:bCs/>
         </w:rPr>
       </w:pPr>
-      <w:r>
-        <w:rPr>
-          <w:rFonts w:eastAsia="Calibri"/>
-          <w:b/>
-          <w:bCs/>
-        </w:rPr>
-        <w:t>2</w:t>
-      </w:r>
-      <w:r>
-        <w:rPr>
-          <w:rFonts w:eastAsia="Calibri"/>
-          <w:b/>
-          <w:bCs/>
-        </w:rPr>
-        <w:t>.4.</w:t>
-      </w:r>
-      <w:r>
-        <w:rPr>
-          <w:rFonts w:eastAsia="Calibri"/>
-          <w:b/>
-          <w:bCs/>
-        </w:rPr>
-        <w:t>5</w:t>
-      </w:r>
-      <w:r>
-        <w:rPr>
-          <w:rFonts w:eastAsia="Calibri"/>
-          <w:b/>
-          <w:bCs/>
-        </w:rPr>
-        <w:t xml:space="preserve"> Statistical Anal</w:t>
-      </w:r>
-      <w:r>
-        <w:rPr>
-          <w:rFonts w:eastAsia="Calibri"/>
-          <w:b/>
-          <w:bCs/>
-        </w:rPr>
-        <w:t xml:space="preserve">ysis </w:t>
-      </w:r>
-    </w:p>
-    <w:p>
-      <w:pPr>
-        <w:rPr>
-          <w:rFonts w:eastAsia="Calibri"/>
-        </w:rPr>
-      </w:pPr>
-    </w:p>
-    <w:p>
-      <w:pPr>
-        <w:rPr>
-          <w:rFonts w:eastAsia="Calibri"/>
-        </w:rPr>
-      </w:pPr>
-      <w:r>
-        <w:rPr>
-          <w:rFonts w:eastAsia="Calibri"/>
-        </w:rPr>
-        <w:t xml:space="preserve">Group differences in </w:t>
-      </w:r>
-      <m:oMath>
-        <m:r>
-          <w:rPr>
-            <w:rFonts w:ascii="Cambria Math" w:eastAsia="Calibri" w:hAnsi="Cambria Math"/>
-          </w:rPr>
-          <m:t>α</m:t>
-        </m:r>
-      </m:oMath>
-      <w:r>
-        <w:rPr>
-          <w:rFonts w:eastAsia="Calibri"/>
-        </w:rPr>
-        <w:t xml:space="preserve">, </w:t>
-      </w:r>
-      <m:oMath>
-        <m:r>
-          <w:rPr>
-            <w:rFonts w:ascii="Cambria Math" w:eastAsia="Calibri" w:hAnsi="Cambria Math"/>
-          </w:rPr>
-          <m:t>τ</m:t>
-        </m:r>
-      </m:oMath>
-      <w:r>
-        <w:rPr>
-          <w:rFonts w:eastAsia="Calibri"/>
-        </w:rPr>
-        <w:t>, Pseudo-R</w:t>
-      </w:r>
-      <w:r>
-        <w:rPr>
-          <w:rFonts w:eastAsia="Calibri"/>
-          <w:vertAlign w:val="superscript"/>
-        </w:rPr>
-        <w:t>2</w:t>
-      </w:r>
-      <w:r>
-        <w:rPr>
-          <w:rFonts w:eastAsia="Calibri"/>
-        </w:rPr>
-        <w:t xml:space="preserve"> were assessed using </w:t>
-      </w:r>
-      <w:r>
-        <w:rPr>
-          <w:rFonts w:eastAsia="Calibri"/>
-        </w:rPr>
-        <w:t xml:space="preserve">non-parametric permutation tests (10.000 samples) on medians to account for </w:t>
-      </w:r>
-      <w:r>
-        <w:rPr>
-          <w:rFonts w:eastAsia="Calibri"/>
-        </w:rPr>
-        <w:t>the non-normal distribution of the estimated parameters.</w:t>
-      </w:r>
-      <w:r>
-        <w:rPr>
-          <w:rFonts w:eastAsia="Calibri"/>
-        </w:rPr>
-        <w:t xml:space="preserve"> </w:t>
-      </w:r>
-      <w:r>
-        <w:rPr>
-          <w:rFonts w:eastAsia="Calibri"/>
-        </w:rPr>
-        <w:t xml:space="preserve"> </w:t>
-      </w:r>
-      <w:r>
-        <w:rPr>
-          <w:rFonts w:eastAsia="Calibri"/>
-        </w:rPr>
-        <w:t xml:space="preserve"> </w:t>
-      </w:r>
-    </w:p>
-    <w:p>
-      <w:pPr>
-        <w:rPr>
-          <w:b/>
-          <w:bCs/>
-        </w:rPr>
-      </w:pPr>
-    </w:p>
-    <w:p/>
-    <w:p>
-      <w:pPr>
-        <w:rPr>
-          <w:b/>
-          <w:bCs/>
-          <w:sz w:val="28"/>
-          <w:szCs w:val="28"/>
-        </w:rPr>
-      </w:pPr>
-      <w:r>
-        <w:rPr>
-          <w:b/>
-          <w:bCs/>
-          <w:sz w:val="28"/>
-          <w:szCs w:val="28"/>
-        </w:rPr>
-        <w:t>3. Results</w:t>
-      </w:r>
-    </w:p>
-    <w:p>
-      <w:pPr>
-        <w:rPr>
-          <w:b/>
-          <w:bCs/>
-          <w:sz w:val="28"/>
-          <w:szCs w:val="28"/>
-        </w:rPr>
-      </w:pPr>
-    </w:p>
-    <w:p>
-      <w:pPr>
-        <w:rPr>
-          <w:b/>
-          <w:bCs/>
-          <w:sz w:val="28"/>
-          <w:szCs w:val="28"/>
-        </w:rPr>
-      </w:pPr>
-      <w:r>
-        <w:rPr>
-          <w:b/>
-          <w:bCs/>
-          <w:sz w:val="28"/>
-          <w:szCs w:val="28"/>
-        </w:rPr>
-        <w:t xml:space="preserve">3.1 Model </w:t>
-      </w:r>
-      <w:r>
-        <w:rPr>
-          <w:b/>
-          <w:bCs/>
-          <w:sz w:val="28"/>
-          <w:szCs w:val="28"/>
-        </w:rPr>
-        <w:t>performance on ground truth</w:t>
-      </w:r>
     </w:p>
     <w:p>
       <w:pPr>
@@ -2450,7 +2571,6 @@
     <w:next w:val="Normal"/>
     <w:link w:val="Heading2Char"/>
     <w:uiPriority w:val="9"/>
-    <w:semiHidden/>
     <w:unhideWhenUsed/>
     <w:qFormat/>
     <w:rsid w:val="00ED72E8"/>
@@ -2645,6 +2765,7 @@
   <w:style w:type="character" w:default="1" w:styleId="DefaultParagraphFont">
     <w:name w:val="Default Paragraph Font"/>
     <w:uiPriority w:val="1"/>
+    <w:semiHidden/>
     <w:unhideWhenUsed/>
   </w:style>
   <w:style w:type="table" w:default="1" w:styleId="TableNormal">
@@ -2686,7 +2807,6 @@
     <w:basedOn w:val="DefaultParagraphFont"/>
     <w:link w:val="Heading2"/>
     <w:uiPriority w:val="9"/>
-    <w:semiHidden/>
     <w:rsid w:val="00ED72E8"/>
     <w:rPr>
       <w:rFonts w:asciiTheme="majorHAnsi" w:eastAsiaTheme="majorEastAsia" w:hAnsiTheme="majorHAnsi" w:cstheme="majorBidi"/>
@@ -2984,6 +3104,69 @@
     <w:rsid w:val="001B2F5F"/>
     <w:rPr>
       <w:color w:val="666666"/>
+    </w:rPr>
+  </w:style>
+  <w:style w:type="paragraph" w:customStyle="1" w:styleId="Duz2">
+    <w:name w:val="Duz_2"/>
+    <w:basedOn w:val="Heading2"/>
+    <w:qFormat/>
+    <w:rsid w:val="00BD638E"/>
+    <w:rPr>
+      <w:rFonts w:ascii="Helvetica Neue" w:hAnsi="Helvetica Neue"/>
+      <w:b/>
+      <w:color w:val="000000" w:themeColor="text1"/>
+    </w:rPr>
+  </w:style>
+  <w:style w:type="paragraph" w:customStyle="1" w:styleId="Duz3">
+    <w:name w:val="Duz_3"/>
+    <w:basedOn w:val="Heading3"/>
+    <w:link w:val="Duz3Char"/>
+    <w:qFormat/>
+    <w:rsid w:val="00BD638E"/>
+    <w:rPr>
+      <w:rFonts w:ascii="Helvetica Neue" w:eastAsia="Calibri" w:hAnsi="Helvetica Neue"/>
+      <w:b/>
+      <w:bCs/>
+      <w:color w:val="000000" w:themeColor="text1"/>
+    </w:rPr>
+  </w:style>
+  <w:style w:type="character" w:customStyle="1" w:styleId="Duz3Char">
+    <w:name w:val="Duz_3 Char"/>
+    <w:basedOn w:val="Heading3Char"/>
+    <w:link w:val="Duz3"/>
+    <w:rsid w:val="00BD638E"/>
+    <w:rPr>
+      <w:rFonts w:ascii="Helvetica Neue" w:eastAsia="Calibri" w:hAnsi="Helvetica Neue" w:cstheme="majorBidi"/>
+      <w:b/>
+      <w:bCs/>
+      <w:color w:val="000000" w:themeColor="text1"/>
+      <w:sz w:val="28"/>
+      <w:szCs w:val="28"/>
+    </w:rPr>
+  </w:style>
+  <w:style w:type="paragraph" w:customStyle="1" w:styleId="Duz4">
+    <w:name w:val="Duz_4"/>
+    <w:basedOn w:val="Heading4"/>
+    <w:qFormat/>
+    <w:rsid w:val="005D36B4"/>
+    <w:rPr>
+      <w:rFonts w:ascii="Helvetica Neue" w:eastAsia="Calibri" w:hAnsi="Helvetica Neue"/>
+      <w:b/>
+      <w:bCs/>
+      <w:color w:val="000000" w:themeColor="text1"/>
+    </w:rPr>
+  </w:style>
+  <w:style w:type="paragraph" w:customStyle="1" w:styleId="Duz1">
+    <w:name w:val="Duz_1"/>
+    <w:basedOn w:val="Heading1"/>
+    <w:qFormat/>
+    <w:rsid w:val="001618A0"/>
+    <w:rPr>
+      <w:rFonts w:ascii="Helvetica Neue" w:hAnsi="Helvetica Neue"/>
+      <w:b/>
+      <w:bCs/>
+      <w:color w:val="000000" w:themeColor="text1"/>
+      <w:szCs w:val="28"/>
     </w:rPr>
   </w:style>
 </w:styles>

--- a/writing/Bullettin_submit/Manucsript_V3.docx
+++ b/writing/Bullettin_submit/Manucsript_V3.docx
@@ -1724,13 +1724,7 @@
           <w:rPr>
             <w:rFonts w:ascii="Cambria Math" w:hAnsi="Cambria Math"/>
           </w:rPr>
-          <m:t>α</m:t>
-        </m:r>
-        <m:r>
-          <w:rPr>
-            <w:rFonts w:ascii="Cambria Math" w:hAnsi="Cambria Math"/>
-          </w:rPr>
-          <m:t xml:space="preserve"> </m:t>
+          <m:t xml:space="preserve">α </m:t>
         </m:r>
       </m:oMath>
       <w:r>
@@ -1868,10 +1862,7 @@
         <w:pStyle w:val="Duz3"/>
       </w:pPr>
       <w:r>
-        <w:t xml:space="preserve">2.6 </w:t>
-      </w:r>
-      <w:r>
-        <w:t xml:space="preserve">Computational Parameter Comparison </w:t>
+        <w:t xml:space="preserve">2.6 Computational Parameter Comparison </w:t>
       </w:r>
     </w:p>
     <w:p>
@@ -2100,18 +2091,240 @@
     </w:p>
     <w:p>
       <w:pPr>
-        <w:rPr>
-          <w:rFonts w:eastAsia="Calibri"/>
-        </w:rPr>
-      </w:pPr>
-    </w:p>
-    <w:p>
-      <w:pPr>
-        <w:rPr>
-          <w:b/>
-          <w:bCs/>
-        </w:rPr>
-      </w:pPr>
+        <w:pStyle w:val="Duz2"/>
+        <w:rPr>
+          <w:rFonts w:eastAsia="Calibri"/>
+        </w:rPr>
+      </w:pPr>
+      <w:r>
+        <w:rPr>
+          <w:rFonts w:eastAsia="Calibri"/>
+        </w:rPr>
+        <w:t>3. Results</w:t>
+      </w:r>
+    </w:p>
+    <w:p>
+      <w:pPr>
+        <w:pStyle w:val="Duz2"/>
+      </w:pPr>
+      <w:r>
+        <w:t xml:space="preserve">3.1 Model Free Behavioral Strategies </w:t>
+      </w:r>
+    </w:p>
+    <w:p>
+      <w:r>
+        <w:t xml:space="preserve">Permutation tests (10000 resamples) revealed that SZ patients exhibited significantly lower </w:t>
+      </w:r>
+      <w:commentRangeStart w:id="0"/>
+      <w:r>
+        <w:t>Win-Stay probability</w:t>
+      </w:r>
+      <w:commentRangeEnd w:id="0"/>
+      <w:r>
+        <w:rPr>
+          <w:rStyle w:val="CommentReference"/>
+        </w:rPr>
+        <w:commentReference w:id="0"/>
+      </w:r>
+      <w:r>
+        <w:t xml:space="preserve"> (</w:t>
+      </w:r>
+      <m:oMath>
+        <m:sSub>
+          <m:sSubPr>
+            <m:ctrlPr>
+              <w:rPr>
+                <w:rFonts w:ascii="Cambria Math" w:hAnsi="Cambria Math"/>
+                <w:i/>
+              </w:rPr>
+            </m:ctrlPr>
+          </m:sSubPr>
+          <m:e>
+            <m:r>
+              <w:rPr>
+                <w:rFonts w:ascii="Cambria Math" w:hAnsi="Cambria Math"/>
+              </w:rPr>
+              <m:t>M</m:t>
+            </m:r>
+          </m:e>
+          <m:sub>
+            <m:r>
+              <w:rPr>
+                <w:rFonts w:ascii="Cambria Math" w:hAnsi="Cambria Math"/>
+              </w:rPr>
+              <m:t>SZ</m:t>
+            </m:r>
+          </m:sub>
+        </m:sSub>
+        <m:r>
+          <w:rPr>
+            <w:rFonts w:ascii="Cambria Math" w:hAnsi="Cambria Math"/>
+          </w:rPr>
+          <m:t xml:space="preserve"> = 0.53±0.39</m:t>
+        </m:r>
+      </m:oMath>
+      <w:r>
+        <w:t>) compared</w:t>
+      </w:r>
+      <w:r>
+        <w:t xml:space="preserve"> to HC (</w:t>
+      </w:r>
+      <m:oMath>
+        <m:sSub>
+          <m:sSubPr>
+            <m:ctrlPr>
+              <w:rPr>
+                <w:rFonts w:ascii="Cambria Math" w:hAnsi="Cambria Math"/>
+                <w:i/>
+              </w:rPr>
+            </m:ctrlPr>
+          </m:sSubPr>
+          <m:e>
+            <m:r>
+              <w:rPr>
+                <w:rFonts w:ascii="Cambria Math" w:hAnsi="Cambria Math"/>
+              </w:rPr>
+              <m:t>M</m:t>
+            </m:r>
+          </m:e>
+          <m:sub>
+            <m:r>
+              <w:rPr>
+                <w:rFonts w:ascii="Cambria Math" w:hAnsi="Cambria Math"/>
+              </w:rPr>
+              <m:t>HC</m:t>
+            </m:r>
+          </m:sub>
+        </m:sSub>
+        <m:r>
+          <w:rPr>
+            <w:rFonts w:ascii="Cambria Math" w:hAnsi="Cambria Math"/>
+          </w:rPr>
+          <m:t xml:space="preserve"> = 0.74± 0.20,p=.0004</m:t>
+        </m:r>
+      </m:oMath>
+      <w:r>
+        <w:t>). However, Loss-Shift behavior did not differ significantly between both groups (</w:t>
+      </w:r>
+      <m:oMath>
+        <m:sSub>
+          <m:sSubPr>
+            <m:ctrlPr>
+              <w:rPr>
+                <w:rFonts w:ascii="Cambria Math" w:hAnsi="Cambria Math"/>
+                <w:i/>
+              </w:rPr>
+            </m:ctrlPr>
+          </m:sSubPr>
+          <m:e>
+            <m:r>
+              <w:rPr>
+                <w:rFonts w:ascii="Cambria Math" w:hAnsi="Cambria Math"/>
+              </w:rPr>
+              <m:t>M</m:t>
+            </m:r>
+          </m:e>
+          <m:sub>
+            <m:r>
+              <w:rPr>
+                <w:rFonts w:ascii="Cambria Math" w:hAnsi="Cambria Math"/>
+              </w:rPr>
+              <m:t>SZ</m:t>
+            </m:r>
+          </m:sub>
+        </m:sSub>
+        <m:r>
+          <w:rPr>
+            <w:rFonts w:ascii="Cambria Math" w:hAnsi="Cambria Math"/>
+          </w:rPr>
+          <m:t xml:space="preserve"> = 0.47±0.32, </m:t>
+        </m:r>
+        <m:sSub>
+          <m:sSubPr>
+            <m:ctrlPr>
+              <w:rPr>
+                <w:rFonts w:ascii="Cambria Math" w:hAnsi="Cambria Math"/>
+                <w:i/>
+              </w:rPr>
+            </m:ctrlPr>
+          </m:sSubPr>
+          <m:e>
+            <m:r>
+              <w:rPr>
+                <w:rFonts w:ascii="Cambria Math" w:hAnsi="Cambria Math"/>
+              </w:rPr>
+              <m:t>M</m:t>
+            </m:r>
+          </m:e>
+          <m:sub>
+            <m:r>
+              <w:rPr>
+                <w:rFonts w:ascii="Cambria Math" w:hAnsi="Cambria Math"/>
+              </w:rPr>
+              <m:t>HC</m:t>
+            </m:r>
+          </m:sub>
+        </m:sSub>
+        <m:r>
+          <w:rPr>
+            <w:rFonts w:ascii="Cambria Math" w:hAnsi="Cambria Math"/>
+          </w:rPr>
+          <m:t xml:space="preserve"> = 0.42± 0.25, p=.407</m:t>
+        </m:r>
+      </m:oMath>
+      <w:r>
+        <w:t xml:space="preserve">). </w:t>
+      </w:r>
+    </w:p>
+    <w:p/>
+    <w:p>
+      <w:r>
+        <w:rPr>
+          <w:noProof/>
+          <w14:ligatures w14:val="standardContextual"/>
+        </w:rPr>
+        <w:drawing>
+          <wp:inline distT="0" distB="0" distL="0" distR="0" wp14:anchorId="78ADC060" wp14:editId="297AC9C7">
+            <wp:extent cx="5943600" cy="2476500"/>
+            <wp:effectExtent l="0" t="0" r="0" b="0"/>
+            <wp:docPr id="551686197" name="Picture 1"/>
+            <wp:cNvGraphicFramePr>
+              <a:graphicFrameLocks xmlns:a="http://schemas.openxmlformats.org/drawingml/2006/main" noChangeAspect="1"/>
+            </wp:cNvGraphicFramePr>
+            <a:graphic xmlns:a="http://schemas.openxmlformats.org/drawingml/2006/main">
+              <a:graphicData uri="http://schemas.openxmlformats.org/drawingml/2006/picture">
+                <pic:pic xmlns:pic="http://schemas.openxmlformats.org/drawingml/2006/picture">
+                  <pic:nvPicPr>
+                    <pic:cNvPr id="551686197" name="Picture 1"/>
+                    <pic:cNvPicPr/>
+                  </pic:nvPicPr>
+                  <pic:blipFill>
+                    <a:blip r:embed="rId8" cstate="print">
+                      <a:extLst>
+                        <a:ext uri="{28A0092B-C50C-407E-A947-70E740481C1C}">
+                          <a14:useLocalDpi xmlns:a14="http://schemas.microsoft.com/office/drawing/2010/main" val="0"/>
+                        </a:ext>
+                      </a:extLst>
+                    </a:blip>
+                    <a:stretch>
+                      <a:fillRect/>
+                    </a:stretch>
+                  </pic:blipFill>
+                  <pic:spPr>
+                    <a:xfrm>
+                      <a:off x="0" y="0"/>
+                      <a:ext cx="5943600" cy="2476500"/>
+                    </a:xfrm>
+                    <a:prstGeom prst="rect">
+                      <a:avLst/>
+                    </a:prstGeom>
+                  </pic:spPr>
+                </pic:pic>
+              </a:graphicData>
+            </a:graphic>
+          </wp:inline>
+        </w:drawing>
+      </w:r>
     </w:p>
     <w:p>
       <w:pPr>
@@ -2123,6 +2336,874 @@
         </w:rPr>
       </w:pPr>
     </w:p>
+    <w:p>
+      <w:pPr>
+        <w:rPr>
+          <w:b/>
+          <w:bCs/>
+          <w:sz w:val="28"/>
+          <w:szCs w:val="28"/>
+        </w:rPr>
+      </w:pPr>
+    </w:p>
+    <w:p>
+      <w:pPr>
+        <w:rPr>
+          <w:b/>
+          <w:bCs/>
+          <w:sz w:val="28"/>
+          <w:szCs w:val="28"/>
+        </w:rPr>
+      </w:pPr>
+    </w:p>
+    <w:p>
+      <w:pPr>
+        <w:rPr>
+          <w:b/>
+          <w:bCs/>
+          <w:sz w:val="28"/>
+          <w:szCs w:val="28"/>
+        </w:rPr>
+      </w:pPr>
+    </w:p>
+    <w:p>
+      <w:pPr>
+        <w:rPr>
+          <w:b/>
+          <w:bCs/>
+          <w:sz w:val="28"/>
+          <w:szCs w:val="28"/>
+        </w:rPr>
+      </w:pPr>
+      <w:r>
+        <w:rPr>
+          <w:b/>
+          <w:bCs/>
+          <w:sz w:val="28"/>
+          <w:szCs w:val="28"/>
+        </w:rPr>
+        <w:lastRenderedPageBreak/>
+        <w:t xml:space="preserve">3.2 Model Validation and Control Analyses </w:t>
+      </w:r>
+    </w:p>
+    <w:p>
+      <w:r>
+        <w:t xml:space="preserve">Parameter recovery analyses confirmed that our MAP estimation pipeline could reliably identify the true generating parameters. Using the exact 60-trial structure of the empirical task, we observed strong correlations between ground-truth and recovered parameters for both learning rate </w:t>
+      </w:r>
+      <m:oMath>
+        <m:r>
+          <w:rPr>
+            <w:rFonts w:ascii="Cambria Math" w:hAnsi="Cambria Math"/>
+          </w:rPr>
+          <m:t>(</m:t>
+        </m:r>
+        <m:r>
+          <w:rPr>
+            <w:rFonts w:ascii="Cambria Math" w:hAnsi="Cambria Math"/>
+          </w:rPr>
+          <m:t>α</m:t>
+        </m:r>
+        <m:r>
+          <w:rPr>
+            <w:rFonts w:ascii="Cambria Math" w:hAnsi="Cambria Math"/>
+          </w:rPr>
+          <m:t>;</m:t>
+        </m:r>
+        <m:r>
+          <w:rPr>
+            <w:rFonts w:ascii="Cambria Math" w:hAnsi="Cambria Math"/>
+          </w:rPr>
+          <m:t>ρ</m:t>
+        </m:r>
+        <m:r>
+          <w:rPr>
+            <w:rFonts w:ascii="Cambria Math" w:hAnsi="Cambria Math"/>
+          </w:rPr>
+          <m:t xml:space="preserve"> = 0.80</m:t>
+        </m:r>
+      </m:oMath>
+      <w:r>
+        <w:t xml:space="preserve">) and inverse temperature </w:t>
+      </w:r>
+      <m:oMath>
+        <m:r>
+          <w:rPr>
+            <w:rFonts w:ascii="Cambria Math" w:hAnsi="Cambria Math"/>
+          </w:rPr>
+          <m:t>(</m:t>
+        </m:r>
+        <m:r>
+          <w:rPr>
+            <w:rFonts w:ascii="Cambria Math" w:hAnsi="Cambria Math"/>
+          </w:rPr>
+          <m:t>β</m:t>
+        </m:r>
+        <m:r>
+          <w:rPr>
+            <w:rFonts w:ascii="Cambria Math" w:hAnsi="Cambria Math"/>
+          </w:rPr>
+          <m:t>;</m:t>
+        </m:r>
+        <m:r>
+          <w:rPr>
+            <w:rFonts w:ascii="Cambria Math" w:hAnsi="Cambria Math"/>
+          </w:rPr>
+          <m:t>ρ</m:t>
+        </m:r>
+        <m:r>
+          <w:rPr>
+            <w:rFonts w:ascii="Cambria Math" w:hAnsi="Cambria Math"/>
+          </w:rPr>
+          <m:t xml:space="preserve"> = 0.87</m:t>
+        </m:r>
+      </m:oMath>
+      <w:r>
+        <w:t xml:space="preserve">). Furthermore, extended simulations (300 trials) yielded near-perfect recovery </w:t>
+      </w:r>
+      <m:oMath>
+        <m:r>
+          <w:rPr>
+            <w:rFonts w:ascii="Cambria Math" w:hAnsi="Cambria Math"/>
+          </w:rPr>
+          <m:t>(</m:t>
+        </m:r>
+        <m:r>
+          <w:rPr>
+            <w:rFonts w:ascii="Cambria Math" w:hAnsi="Cambria Math"/>
+          </w:rPr>
+          <m:t>ρ</m:t>
+        </m:r>
+        <m:r>
+          <w:rPr>
+            <w:rFonts w:ascii="Cambria Math" w:hAnsi="Cambria Math"/>
+          </w:rPr>
+          <m:t xml:space="preserve"> = 0.97</m:t>
+        </m:r>
+      </m:oMath>
+      <w:r>
+        <w:t xml:space="preserve">), demonstrating excellent asymptotic parameter identifiability and confirming the mathematical robustness of the model architecture. Additionally, </w:t>
+      </w:r>
+      <w:r>
+        <w:t>p</w:t>
+      </w:r>
+      <w:r>
+        <w:t xml:space="preserve">redictive </w:t>
+      </w:r>
+      <w:r>
+        <w:t>c</w:t>
+      </w:r>
+      <w:r>
+        <w:t>hecks confirmed that the individually fitted models successfully captured empirical choice trajectories</w:t>
+      </w:r>
+      <w:r>
+        <w:t>.</w:t>
+      </w:r>
+    </w:p>
+    <w:p/>
+    <w:p>
+      <w:r>
+        <w:rPr>
+          <w:noProof/>
+          <w14:ligatures w14:val="standardContextual"/>
+        </w:rPr>
+        <w:drawing>
+          <wp:inline distT="0" distB="0" distL="0" distR="0" wp14:anchorId="1C07C916" wp14:editId="0F9CE3A4">
+            <wp:extent cx="5486400" cy="2286000"/>
+            <wp:effectExtent l="0" t="0" r="0" b="0"/>
+            <wp:docPr id="245316099" name="Picture 1" descr="A comparison of graphs and charts&#10;&#10;AI-generated content may be incorrect."/>
+            <wp:cNvGraphicFramePr>
+              <a:graphicFrameLocks xmlns:a="http://schemas.openxmlformats.org/drawingml/2006/main" noChangeAspect="1"/>
+            </wp:cNvGraphicFramePr>
+            <a:graphic xmlns:a="http://schemas.openxmlformats.org/drawingml/2006/main">
+              <a:graphicData uri="http://schemas.openxmlformats.org/drawingml/2006/picture">
+                <pic:pic xmlns:pic="http://schemas.openxmlformats.org/drawingml/2006/picture">
+                  <pic:nvPicPr>
+                    <pic:cNvPr id="245316099" name="Picture 1" descr="A comparison of graphs and charts&#10;&#10;AI-generated content may be incorrect."/>
+                    <pic:cNvPicPr/>
+                  </pic:nvPicPr>
+                  <pic:blipFill>
+                    <a:blip r:embed="rId9" cstate="print">
+                      <a:extLst>
+                        <a:ext uri="{28A0092B-C50C-407E-A947-70E740481C1C}">
+                          <a14:useLocalDpi xmlns:a14="http://schemas.microsoft.com/office/drawing/2010/main" val="0"/>
+                        </a:ext>
+                      </a:extLst>
+                    </a:blip>
+                    <a:stretch>
+                      <a:fillRect/>
+                    </a:stretch>
+                  </pic:blipFill>
+                  <pic:spPr>
+                    <a:xfrm>
+                      <a:off x="0" y="0"/>
+                      <a:ext cx="5486400" cy="2286000"/>
+                    </a:xfrm>
+                    <a:prstGeom prst="rect">
+                      <a:avLst/>
+                    </a:prstGeom>
+                  </pic:spPr>
+                </pic:pic>
+              </a:graphicData>
+            </a:graphic>
+          </wp:inline>
+        </w:drawing>
+      </w:r>
+    </w:p>
+    <w:p/>
+    <w:p>
+      <w:r>
+        <w:rPr>
+          <w:noProof/>
+          <w14:ligatures w14:val="standardContextual"/>
+        </w:rPr>
+        <w:drawing>
+          <wp:inline distT="0" distB="0" distL="0" distR="0" wp14:anchorId="1A45BCEF" wp14:editId="360F9A3D">
+            <wp:extent cx="5943600" cy="2476500"/>
+            <wp:effectExtent l="0" t="0" r="0" b="0"/>
+            <wp:docPr id="1144472214" name="Picture 2" descr="A graph with a red line and a blue line&#10;&#10;AI-generated content may be incorrect."/>
+            <wp:cNvGraphicFramePr>
+              <a:graphicFrameLocks xmlns:a="http://schemas.openxmlformats.org/drawingml/2006/main" noChangeAspect="1"/>
+            </wp:cNvGraphicFramePr>
+            <a:graphic xmlns:a="http://schemas.openxmlformats.org/drawingml/2006/main">
+              <a:graphicData uri="http://schemas.openxmlformats.org/drawingml/2006/picture">
+                <pic:pic xmlns:pic="http://schemas.openxmlformats.org/drawingml/2006/picture">
+                  <pic:nvPicPr>
+                    <pic:cNvPr id="1144472214" name="Picture 2" descr="A graph with a red line and a blue line&#10;&#10;AI-generated content may be incorrect."/>
+                    <pic:cNvPicPr/>
+                  </pic:nvPicPr>
+                  <pic:blipFill>
+                    <a:blip r:embed="rId10" cstate="print">
+                      <a:extLst>
+                        <a:ext uri="{28A0092B-C50C-407E-A947-70E740481C1C}">
+                          <a14:useLocalDpi xmlns:a14="http://schemas.microsoft.com/office/drawing/2010/main" val="0"/>
+                        </a:ext>
+                      </a:extLst>
+                    </a:blip>
+                    <a:stretch>
+                      <a:fillRect/>
+                    </a:stretch>
+                  </pic:blipFill>
+                  <pic:spPr>
+                    <a:xfrm>
+                      <a:off x="0" y="0"/>
+                      <a:ext cx="5943600" cy="2476500"/>
+                    </a:xfrm>
+                    <a:prstGeom prst="rect">
+                      <a:avLst/>
+                    </a:prstGeom>
+                  </pic:spPr>
+                </pic:pic>
+              </a:graphicData>
+            </a:graphic>
+          </wp:inline>
+        </w:drawing>
+      </w:r>
+    </w:p>
+    <w:p/>
+    <w:p>
+      <w:r>
+        <w:rPr>
+          <w:noProof/>
+          <w14:ligatures w14:val="standardContextual"/>
+        </w:rPr>
+        <w:lastRenderedPageBreak/>
+        <w:drawing>
+          <wp:inline distT="0" distB="0" distL="0" distR="0" wp14:anchorId="1389B343" wp14:editId="34337B57">
+            <wp:extent cx="5943600" cy="2476500"/>
+            <wp:effectExtent l="0" t="0" r="0" b="0"/>
+            <wp:docPr id="641454273" name="Picture 3" descr="A graph with a red line&#10;&#10;AI-generated content may be incorrect."/>
+            <wp:cNvGraphicFramePr>
+              <a:graphicFrameLocks xmlns:a="http://schemas.openxmlformats.org/drawingml/2006/main" noChangeAspect="1"/>
+            </wp:cNvGraphicFramePr>
+            <a:graphic xmlns:a="http://schemas.openxmlformats.org/drawingml/2006/main">
+              <a:graphicData uri="http://schemas.openxmlformats.org/drawingml/2006/picture">
+                <pic:pic xmlns:pic="http://schemas.openxmlformats.org/drawingml/2006/picture">
+                  <pic:nvPicPr>
+                    <pic:cNvPr id="641454273" name="Picture 3" descr="A graph with a red line&#10;&#10;AI-generated content may be incorrect."/>
+                    <pic:cNvPicPr/>
+                  </pic:nvPicPr>
+                  <pic:blipFill>
+                    <a:blip r:embed="rId11" cstate="print">
+                      <a:extLst>
+                        <a:ext uri="{28A0092B-C50C-407E-A947-70E740481C1C}">
+                          <a14:useLocalDpi xmlns:a14="http://schemas.microsoft.com/office/drawing/2010/main" val="0"/>
+                        </a:ext>
+                      </a:extLst>
+                    </a:blip>
+                    <a:stretch>
+                      <a:fillRect/>
+                    </a:stretch>
+                  </pic:blipFill>
+                  <pic:spPr>
+                    <a:xfrm>
+                      <a:off x="0" y="0"/>
+                      <a:ext cx="5943600" cy="2476500"/>
+                    </a:xfrm>
+                    <a:prstGeom prst="rect">
+                      <a:avLst/>
+                    </a:prstGeom>
+                  </pic:spPr>
+                </pic:pic>
+              </a:graphicData>
+            </a:graphic>
+          </wp:inline>
+        </w:drawing>
+      </w:r>
+    </w:p>
+    <w:p>
+      <w:pPr>
+        <w:rPr>
+          <w:b/>
+          <w:bCs/>
+          <w:sz w:val="28"/>
+          <w:szCs w:val="28"/>
+        </w:rPr>
+      </w:pPr>
+    </w:p>
+    <w:p>
+      <w:pPr>
+        <w:rPr>
+          <w:b/>
+          <w:bCs/>
+          <w:sz w:val="28"/>
+          <w:szCs w:val="28"/>
+        </w:rPr>
+      </w:pPr>
+      <w:r>
+        <w:rPr>
+          <w:b/>
+          <w:bCs/>
+          <w:sz w:val="28"/>
+          <w:szCs w:val="28"/>
+        </w:rPr>
+        <w:t>3.</w:t>
+      </w:r>
+      <w:r>
+        <w:rPr>
+          <w:b/>
+          <w:bCs/>
+          <w:sz w:val="28"/>
+          <w:szCs w:val="28"/>
+        </w:rPr>
+        <w:t>3</w:t>
+      </w:r>
+      <w:r>
+        <w:rPr>
+          <w:b/>
+          <w:bCs/>
+          <w:sz w:val="28"/>
+          <w:szCs w:val="28"/>
+        </w:rPr>
+        <w:t xml:space="preserve"> </w:t>
+      </w:r>
+      <w:r>
+        <w:rPr>
+          <w:b/>
+          <w:bCs/>
+          <w:sz w:val="28"/>
+          <w:szCs w:val="28"/>
+        </w:rPr>
+        <w:t xml:space="preserve">Computational Modeling Results </w:t>
+      </w:r>
+    </w:p>
+    <w:p>
+      <w:r>
+        <w:t>Permutation tests (10000 resamples) revealed that patients with Schizophrenia exhibited a significantly lower learning rate (</w:t>
+      </w:r>
+      <m:oMath>
+        <m:r>
+          <w:rPr>
+            <w:rStyle w:val="math-inline"/>
+            <w:rFonts w:ascii="Cambria Math" w:hAnsi="Cambria Math"/>
+          </w:rPr>
+          <m:t>α</m:t>
+        </m:r>
+      </m:oMath>
+      <w:r>
+        <w:t>) (</w:t>
+      </w:r>
+      <m:oMath>
+        <m:r>
+          <w:rPr>
+            <w:rFonts w:ascii="Cambria Math" w:hAnsi="Cambria Math"/>
+          </w:rPr>
+          <m:t>Median = 0.051</m:t>
+        </m:r>
+      </m:oMath>
+      <w:r>
+        <w:t>) compared to Healthy Controls (</w:t>
+      </w:r>
+      <m:oMath>
+        <m:r>
+          <w:rPr>
+            <w:rFonts w:ascii="Cambria Math" w:hAnsi="Cambria Math"/>
+          </w:rPr>
+          <m:t>Median = 0.197, p = .010</m:t>
+        </m:r>
+      </m:oMath>
+      <w:r>
+        <w:t>). There was a trend-level difference in inverse temperature (</w:t>
+      </w:r>
+      <m:oMath>
+        <m:r>
+          <w:rPr>
+            <w:rFonts w:ascii="Cambria Math" w:hAnsi="Cambria Math"/>
+          </w:rPr>
+          <m:t>β</m:t>
+        </m:r>
+      </m:oMath>
+      <w:r>
+        <w:t>) between groups (</w:t>
+      </w:r>
+      <m:oMath>
+        <m:r>
+          <w:rPr>
+            <w:rFonts w:ascii="Cambria Math" w:hAnsi="Cambria Math"/>
+          </w:rPr>
+          <m:t>Media</m:t>
+        </m:r>
+        <m:sSub>
+          <m:sSubPr>
+            <m:ctrlPr>
+              <w:rPr>
+                <w:rFonts w:ascii="Cambria Math" w:hAnsi="Cambria Math"/>
+                <w:i/>
+              </w:rPr>
+            </m:ctrlPr>
+          </m:sSubPr>
+          <m:e>
+            <m:r>
+              <w:rPr>
+                <w:rFonts w:ascii="Cambria Math" w:hAnsi="Cambria Math"/>
+              </w:rPr>
+              <m:t>n</m:t>
+            </m:r>
+          </m:e>
+          <m:sub>
+            <m:r>
+              <w:rPr>
+                <w:rFonts w:ascii="Cambria Math" w:hAnsi="Cambria Math"/>
+              </w:rPr>
+              <m:t>HC</m:t>
+            </m:r>
+          </m:sub>
+        </m:sSub>
+        <m:r>
+          <w:rPr>
+            <w:rFonts w:ascii="Cambria Math" w:hAnsi="Cambria Math"/>
+          </w:rPr>
+          <m:t xml:space="preserve"> = 3.577, Media</m:t>
+        </m:r>
+        <m:sSub>
+          <m:sSubPr>
+            <m:ctrlPr>
+              <w:rPr>
+                <w:rFonts w:ascii="Cambria Math" w:hAnsi="Cambria Math"/>
+                <w:i/>
+              </w:rPr>
+            </m:ctrlPr>
+          </m:sSubPr>
+          <m:e>
+            <m:r>
+              <w:rPr>
+                <w:rFonts w:ascii="Cambria Math" w:hAnsi="Cambria Math"/>
+              </w:rPr>
+              <m:t>n</m:t>
+            </m:r>
+          </m:e>
+          <m:sub>
+            <m:r>
+              <w:rPr>
+                <w:rFonts w:ascii="Cambria Math" w:hAnsi="Cambria Math"/>
+              </w:rPr>
+              <m:t>SZ</m:t>
+            </m:r>
+          </m:sub>
+        </m:sSub>
+        <m:r>
+          <w:rPr>
+            <w:rFonts w:ascii="Cambria Math" w:hAnsi="Cambria Math"/>
+          </w:rPr>
+          <m:t xml:space="preserve"> = 3.499; p = .069</m:t>
+        </m:r>
+      </m:oMath>
+      <w:r>
+        <w:t>). Furthermore, overall model fit (Pseudo-</w:t>
+      </w:r>
+      <w:r>
+        <w:rPr>
+          <w:rStyle w:val="math-inline"/>
+        </w:rPr>
+        <w:t>R</w:t>
+      </w:r>
+      <w:r>
+        <w:rPr>
+          <w:rStyle w:val="math-inline"/>
+          <w:vertAlign w:val="superscript"/>
+        </w:rPr>
+        <w:t>2</w:t>
+      </w:r>
+      <w:r>
+        <w:t>) was significantly lower in patients (</w:t>
+      </w:r>
+      <m:oMath>
+        <m:r>
+          <w:rPr>
+            <w:rFonts w:ascii="Cambria Math" w:hAnsi="Cambria Math"/>
+          </w:rPr>
+          <m:t>Median = 0.047</m:t>
+        </m:r>
+      </m:oMath>
+      <w:r>
+        <w:t>) than controls (</w:t>
+      </w:r>
+      <m:oMath>
+        <m:r>
+          <w:rPr>
+            <w:rFonts w:ascii="Cambria Math" w:hAnsi="Cambria Math"/>
+          </w:rPr>
+          <m:t>Median = 0.178; p = 0.0070</m:t>
+        </m:r>
+      </m:oMath>
+      <w:r>
+        <w:t xml:space="preserve">). </w:t>
+      </w:r>
+    </w:p>
+    <w:p/>
+    <w:p>
+      <w:r>
+        <w:rPr>
+          <w:noProof/>
+          <w14:ligatures w14:val="standardContextual"/>
+        </w:rPr>
+        <w:drawing>
+          <wp:inline distT="0" distB="0" distL="0" distR="0" wp14:anchorId="6B4B9AA0" wp14:editId="003BFD39">
+            <wp:extent cx="5943600" cy="2476500"/>
+            <wp:effectExtent l="0" t="0" r="0" b="0"/>
+            <wp:docPr id="1757456300" name="Picture 2"/>
+            <wp:cNvGraphicFramePr>
+              <a:graphicFrameLocks xmlns:a="http://schemas.openxmlformats.org/drawingml/2006/main" noChangeAspect="1"/>
+            </wp:cNvGraphicFramePr>
+            <a:graphic xmlns:a="http://schemas.openxmlformats.org/drawingml/2006/main">
+              <a:graphicData uri="http://schemas.openxmlformats.org/drawingml/2006/picture">
+                <pic:pic xmlns:pic="http://schemas.openxmlformats.org/drawingml/2006/picture">
+                  <pic:nvPicPr>
+                    <pic:cNvPr id="1757456300" name="Picture 2"/>
+                    <pic:cNvPicPr/>
+                  </pic:nvPicPr>
+                  <pic:blipFill>
+                    <a:blip r:embed="rId12" cstate="print">
+                      <a:extLst>
+                        <a:ext uri="{28A0092B-C50C-407E-A947-70E740481C1C}">
+                          <a14:useLocalDpi xmlns:a14="http://schemas.microsoft.com/office/drawing/2010/main" val="0"/>
+                        </a:ext>
+                      </a:extLst>
+                    </a:blip>
+                    <a:stretch>
+                      <a:fillRect/>
+                    </a:stretch>
+                  </pic:blipFill>
+                  <pic:spPr>
+                    <a:xfrm>
+                      <a:off x="0" y="0"/>
+                      <a:ext cx="5943600" cy="2476500"/>
+                    </a:xfrm>
+                    <a:prstGeom prst="rect">
+                      <a:avLst/>
+                    </a:prstGeom>
+                  </pic:spPr>
+                </pic:pic>
+              </a:graphicData>
+            </a:graphic>
+          </wp:inline>
+        </w:drawing>
+      </w:r>
+    </w:p>
+    <w:p/>
+    <w:p>
+      <w:pPr>
+        <w:pStyle w:val="Duz2"/>
+      </w:pPr>
+      <w:r>
+        <w:t>3.</w:t>
+      </w:r>
+      <w:r>
+        <w:t>4</w:t>
+      </w:r>
+      <w:r>
+        <w:t xml:space="preserve"> </w:t>
+      </w:r>
+      <w:r>
+        <w:t>Clinical Correlates of Computational Parameters</w:t>
+      </w:r>
+    </w:p>
+    <w:p>
+      <w:r>
+        <w:t xml:space="preserve">Multiple linear regression analyses were conducted within the Schizophrenia cohort (N=27) to evaluate the influence of Duration of Illness (DOI) and positive symptom severity (PANSS positive z-score) on computational parameters. The model predicting learning rate </w:t>
+      </w:r>
+      <w:r>
+        <w:t>(</w:t>
+      </w:r>
+      <m:oMath>
+        <m:r>
+          <w:rPr>
+            <w:rFonts w:ascii="Cambria Math" w:hAnsi="Cambria Math"/>
+          </w:rPr>
+          <m:t>α</m:t>
+        </m:r>
+      </m:oMath>
+      <w:r>
+        <w:t>) was not significant (</w:t>
+      </w:r>
+      <m:oMath>
+        <m:r>
+          <w:rPr>
+            <w:rFonts w:ascii="Cambria Math" w:hAnsi="Cambria Math"/>
+          </w:rPr>
+          <m:t>F(2, 24) = 1.82, p = .184</m:t>
+        </m:r>
+      </m:oMath>
+      <w:r>
+        <w:t xml:space="preserve">). However, the model predicting log-transformed inverse </w:t>
+      </w:r>
+      <w:r>
+        <w:lastRenderedPageBreak/>
+        <w:t>temperature (</w:t>
+      </w:r>
+      <m:oMath>
+        <m:r>
+          <w:rPr>
+            <w:rFonts w:ascii="Cambria Math" w:hAnsi="Cambria Math"/>
+          </w:rPr>
+          <m:t>β</m:t>
+        </m:r>
+      </m:oMath>
+      <w:r>
+        <w:t>) was statistically significant (</w:t>
+      </w:r>
+      <m:oMath>
+        <m:r>
+          <w:rPr>
+            <w:rFonts w:ascii="Cambria Math" w:hAnsi="Cambria Math"/>
+          </w:rPr>
+          <m:t xml:space="preserve">F(2, 24) = 4.02, p = .031, </m:t>
+        </m:r>
+        <m:sSup>
+          <m:sSupPr>
+            <m:ctrlPr>
+              <w:rPr>
+                <w:rFonts w:ascii="Cambria Math" w:hAnsi="Cambria Math"/>
+                <w:i/>
+              </w:rPr>
+            </m:ctrlPr>
+          </m:sSupPr>
+          <m:e>
+            <m:r>
+              <w:rPr>
+                <w:rFonts w:ascii="Cambria Math" w:hAnsi="Cambria Math"/>
+              </w:rPr>
+              <m:t>R</m:t>
+            </m:r>
+          </m:e>
+          <m:sup>
+            <m:r>
+              <w:rPr>
+                <w:rFonts w:ascii="Cambria Math" w:hAnsi="Cambria Math"/>
+              </w:rPr>
+              <m:t>2</m:t>
+            </m:r>
+          </m:sup>
+        </m:sSup>
+        <m:r>
+          <w:rPr>
+            <w:rFonts w:ascii="Cambria Math" w:hAnsi="Cambria Math"/>
+          </w:rPr>
+          <m:t xml:space="preserve"> = 0.25</m:t>
+        </m:r>
+      </m:oMath>
+      <w:r>
+        <w:t xml:space="preserve">). Specifically, higher positive symptom severity was significantly associated with lower </w:t>
+      </w:r>
+      <m:oMath>
+        <m:r>
+          <w:rPr>
+            <w:rFonts w:ascii="Cambria Math" w:hAnsi="Cambria Math"/>
+          </w:rPr>
+          <m:t>β (t = -2.51,  p = .019)</m:t>
+        </m:r>
+      </m:oMath>
+      <w:r>
+        <w:t xml:space="preserve">. </w:t>
+      </w:r>
+      <w:r>
+        <w:t xml:space="preserve">DOI showed only a trend-level positive association with </w:t>
+      </w:r>
+      <m:oMath>
+        <m:r>
+          <w:rPr>
+            <w:rFonts w:ascii="Cambria Math" w:hAnsi="Cambria Math"/>
+          </w:rPr>
+          <m:t xml:space="preserve">β </m:t>
+        </m:r>
+        <m:d>
+          <m:dPr>
+            <m:ctrlPr>
+              <w:rPr>
+                <w:rFonts w:ascii="Cambria Math" w:hAnsi="Cambria Math"/>
+                <w:i/>
+              </w:rPr>
+            </m:ctrlPr>
+          </m:dPr>
+          <m:e>
+            <m:r>
+              <w:rPr>
+                <w:rFonts w:ascii="Cambria Math" w:hAnsi="Cambria Math"/>
+              </w:rPr>
+              <m:t>t = 1.82, p = .082</m:t>
+            </m:r>
+          </m:e>
+        </m:d>
+        <m:r>
+          <w:rPr>
+            <w:rFonts w:ascii="Cambria Math" w:hAnsi="Cambria Math"/>
+          </w:rPr>
+          <m:t>.</m:t>
+        </m:r>
+      </m:oMath>
+    </w:p>
+    <w:p/>
+    <w:p>
+      <w:pPr>
+        <w:pStyle w:val="Duz2"/>
+      </w:pPr>
+      <w:r>
+        <w:t>3.</w:t>
+      </w:r>
+      <w:r>
+        <w:t>5</w:t>
+      </w:r>
+      <w:r>
+        <w:t xml:space="preserve"> Trial-by-Trial Prediction Error Magnitudes</w:t>
+      </w:r>
+    </w:p>
+    <w:p>
+      <w:pPr>
+        <w:rPr>
+          <w:b/>
+          <w:bCs/>
+        </w:rPr>
+      </w:pPr>
+      <w:r>
+        <w:t>A Linear Mixed-Effects Model (LMM) was employed to analyze the magnitude of absolute prediction errors (|PE|) across the three task phases, controlling for age and sex. Neither age (</w:t>
+      </w:r>
+      <m:oMath>
+        <m:r>
+          <w:rPr>
+            <w:rFonts w:ascii="Cambria Math" w:hAnsi="Cambria Math"/>
+          </w:rPr>
+          <m:t>p = .868</m:t>
+        </m:r>
+      </m:oMath>
+      <w:r>
+        <w:t>) nor sex (</w:t>
+      </w:r>
+      <m:oMath>
+        <m:r>
+          <w:rPr>
+            <w:rFonts w:ascii="Cambria Math" w:hAnsi="Cambria Math"/>
+          </w:rPr>
+          <m:t>p = .852</m:t>
+        </m:r>
+      </m:oMath>
+      <w:r>
+        <w:t>) significantly predicted |PE|. While there was no overall main effect of group on |PE| at baseline (</w:t>
+      </w:r>
+      <m:oMath>
+        <m:r>
+          <w:rPr>
+            <w:rFonts w:ascii="Cambria Math" w:hAnsi="Cambria Math"/>
+          </w:rPr>
+          <m:t>p = .776</m:t>
+        </m:r>
+      </m:oMath>
+      <w:r>
+        <w:t>), there was a significant main effect of task block: Healthy Controls experienced significantly higher |PE| during the volatile second block compared to the initial block (</w:t>
+      </w:r>
+      <m:oMath>
+        <m:r>
+          <w:rPr>
+            <w:rFonts w:ascii="Cambria Math" w:hAnsi="Cambria Math"/>
+          </w:rPr>
+          <m:t>Coefficient = 0.032, z = 2.74, p = .006</m:t>
+        </m:r>
+      </m:oMath>
+      <w:r>
+        <w:t xml:space="preserve">). Crucially, a significant </w:t>
+      </w:r>
+      <m:oMath>
+        <m:r>
+          <w:rPr>
+            <w:rFonts w:ascii="Cambria Math" w:hAnsi="Cambria Math"/>
+          </w:rPr>
+          <m:t>Group × Block</m:t>
+        </m:r>
+      </m:oMath>
+      <w:r>
+        <w:t xml:space="preserve"> interaction emerged for the second block (</w:t>
+      </w:r>
+      <m:oMath>
+        <m:r>
+          <w:rPr>
+            <w:rFonts w:ascii="Cambria Math" w:hAnsi="Cambria Math"/>
+          </w:rPr>
+          <m:t>Coefficient = -0.039, z = -2.07, p = .038</m:t>
+        </m:r>
+      </m:oMath>
+      <w:r>
+        <w:t xml:space="preserve">). Prediction error magnitudes stabilized with no significant group interaction during the final </w:t>
+      </w:r>
+      <w:r>
+        <w:t>block</w:t>
+      </w:r>
+      <w:r>
+        <w:t xml:space="preserve"> (</w:t>
+      </w:r>
+      <m:oMath>
+        <m:r>
+          <w:rPr>
+            <w:rFonts w:ascii="Cambria Math" w:hAnsi="Cambria Math"/>
+          </w:rPr>
+          <m:t>p = .878</m:t>
+        </m:r>
+      </m:oMath>
+      <w:r>
+        <w:t>).</w:t>
+      </w:r>
+      <w:r>
+        <w:t xml:space="preserve"> </w:t>
+      </w:r>
+      <w:r>
+        <w:t xml:space="preserve">Model assumptions, including normality of residuals and homoscedasticity, were verified via visual inspection of Q-Q and residual-versus-fitted plots </w:t>
+      </w:r>
+      <w:r>
+        <w:rPr>
+          <w:b/>
+          <w:bCs/>
+        </w:rPr>
+        <w:t>(</w:t>
+      </w:r>
+      <w:r>
+        <w:t>see Supplementary Material</w:t>
+      </w:r>
+      <w:r>
+        <w:rPr>
+          <w:b/>
+          <w:bCs/>
+        </w:rPr>
+        <w:t>)</w:t>
+      </w:r>
+    </w:p>
+    <w:p/>
     <w:sectPr>
       <w:pgSz w:w="12240" w:h="15840"/>
       <w:pgMar w:top="1440" w:right="1440" w:bottom="1440" w:left="1440" w:header="708" w:footer="708" w:gutter="0"/>
@@ -2131,6 +3212,55 @@
     </w:sectPr>
   </w:body>
 </w:document>
+</file>
+
+<file path=word/comments.xml><?xml version="1.0" encoding="utf-8"?>
+<w:comments xmlns:wpc="http://schemas.microsoft.com/office/word/2010/wordprocessingCanvas" xmlns:cx="http://schemas.microsoft.com/office/drawing/2014/chartex" xmlns:cx1="http://schemas.microsoft.com/office/drawing/2015/9/8/chartex" xmlns:cx2="http://schemas.microsoft.com/office/drawing/2015/10/21/chartex" xmlns:cx3="http://schemas.microsoft.com/office/drawing/2016/5/9/chartex" xmlns:cx4="http://schemas.microsoft.com/office/drawing/2016/5/10/chartex" xmlns:cx5="http://schemas.microsoft.com/office/drawing/2016/5/11/chartex" xmlns:cx6="http://schemas.microsoft.com/office/drawing/2016/5/12/chartex" xmlns:cx7="http://schemas.microsoft.com/office/drawing/2016/5/13/chartex" xmlns:cx8="http://schemas.microsoft.com/office/drawing/2016/5/14/chartex" xmlns:mc="http://schemas.openxmlformats.org/markup-compatibility/2006" xmlns:aink="http://schemas.microsoft.com/office/drawing/2016/ink" xmlns:am3d="http://schemas.microsoft.com/office/drawing/2017/model3d" xmlns:o="urn:schemas-microsoft-com:office:office" xmlns:oel="http://schemas.microsoft.com/office/2019/extlst" xmlns:r="http://schemas.openxmlformats.org/officeDocument/2006/relationships" xmlns:m="http://schemas.openxmlformats.org/officeDocument/2006/math" xmlns:v="urn:schemas-microsoft-com:vml" xmlns:wp14="http://schemas.microsoft.com/office/word/2010/wordprocessingDrawing" xmlns:wp="http://schemas.openxmlformats.org/drawingml/2006/wordprocessingDrawing" xmlns:w10="urn:schemas-microsoft-com:office:word" xmlns:w="http://schemas.openxmlformats.org/wordprocessingml/2006/main" xmlns:w14="http://schemas.microsoft.com/office/word/2010/wordml" xmlns:w15="http://schemas.microsoft.com/office/word/2012/wordml" xmlns:w16cex="http://schemas.microsoft.com/office/word/2018/wordml/cex" xmlns:w16cid="http://schemas.microsoft.com/office/word/2016/wordml/cid" xmlns:w16="http://schemas.microsoft.com/office/word/2018/wordml" xmlns:w16du="http://schemas.microsoft.com/office/word/2023/wordml/word16du" xmlns:w16sdtdh="http://schemas.microsoft.com/office/word/2020/wordml/sdtdatahash" xmlns:w16sdtfl="http://schemas.microsoft.com/office/word/2024/wordml/sdtformatlock" xmlns:w16se="http://schemas.microsoft.com/office/word/2015/wordml/symex" xmlns:wpg="http://schemas.microsoft.com/office/word/2010/wordprocessingGroup" xmlns:wpi="http://schemas.microsoft.com/office/word/2010/wordprocessingInk" xmlns:wne="http://schemas.microsoft.com/office/word/2006/wordml" xmlns:wps="http://schemas.microsoft.com/office/word/2010/wordprocessingShape" mc:Ignorable="w14 w15 w16se w16cid w16 w16cex w16sdtdh w16sdtfl w16du wp14">
+  <w:comment w:id="0" w:author="Kaan Keskin" w:date="2026-04-07T18:22:00Z" w:initials="KK">
+    <w:p>
+      <w:r>
+        <w:rPr>
+          <w:rStyle w:val="CommentReference"/>
+        </w:rPr>
+        <w:annotationRef/>
+      </w:r>
+      <w:r>
+        <w:rPr>
+          <w:color w:val="000000"/>
+          <w:sz w:val="20"/>
+          <w:szCs w:val="20"/>
+        </w:rPr>
+        <w:t>Inttroda anlat</w:t>
+      </w:r>
+    </w:p>
+  </w:comment>
+</w:comments>
+</file>
+
+<file path=word/commentsExtended.xml><?xml version="1.0" encoding="utf-8"?>
+<w15:commentsEx xmlns:wpc="http://schemas.microsoft.com/office/word/2010/wordprocessingCanvas" xmlns:cx="http://schemas.microsoft.com/office/drawing/2014/chartex" xmlns:cx1="http://schemas.microsoft.com/office/drawing/2015/9/8/chartex" xmlns:cx2="http://schemas.microsoft.com/office/drawing/2015/10/21/chartex" xmlns:cx3="http://schemas.microsoft.com/office/drawing/2016/5/9/chartex" xmlns:cx4="http://schemas.microsoft.com/office/drawing/2016/5/10/chartex" xmlns:cx5="http://schemas.microsoft.com/office/drawing/2016/5/11/chartex" xmlns:cx6="http://schemas.microsoft.com/office/drawing/2016/5/12/chartex" xmlns:cx7="http://schemas.microsoft.com/office/drawing/2016/5/13/chartex" xmlns:cx8="http://schemas.microsoft.com/office/drawing/2016/5/14/chartex" xmlns:mc="http://schemas.openxmlformats.org/markup-compatibility/2006" xmlns:aink="http://schemas.microsoft.com/office/drawing/2016/ink" xmlns:am3d="http://schemas.microsoft.com/office/drawing/2017/model3d" xmlns:o="urn:schemas-microsoft-com:office:office" xmlns:oel="http://schemas.microsoft.com/office/2019/extlst" xmlns:r="http://schemas.openxmlformats.org/officeDocument/2006/relationships" xmlns:m="http://schemas.openxmlformats.org/officeDocument/2006/math" xmlns:v="urn:schemas-microsoft-com:vml" xmlns:wp14="http://schemas.microsoft.com/office/word/2010/wordprocessingDrawing" xmlns:wp="http://schemas.openxmlformats.org/drawingml/2006/wordprocessingDrawing" xmlns:w10="urn:schemas-microsoft-com:office:word" xmlns:w="http://schemas.openxmlformats.org/wordprocessingml/2006/main" xmlns:w14="http://schemas.microsoft.com/office/word/2010/wordml" xmlns:w15="http://schemas.microsoft.com/office/word/2012/wordml" xmlns:w16cex="http://schemas.microsoft.com/office/word/2018/wordml/cex" xmlns:w16cid="http://schemas.microsoft.com/office/word/2016/wordml/cid" xmlns:w16="http://schemas.microsoft.com/office/word/2018/wordml" xmlns:w16du="http://schemas.microsoft.com/office/word/2023/wordml/word16du" xmlns:w16sdtdh="http://schemas.microsoft.com/office/word/2020/wordml/sdtdatahash" xmlns:w16sdtfl="http://schemas.microsoft.com/office/word/2024/wordml/sdtformatlock" xmlns:w16se="http://schemas.microsoft.com/office/word/2015/wordml/symex" xmlns:wpg="http://schemas.microsoft.com/office/word/2010/wordprocessingGroup" xmlns:wpi="http://schemas.microsoft.com/office/word/2010/wordprocessingInk" xmlns:wne="http://schemas.microsoft.com/office/word/2006/wordml" xmlns:wps="http://schemas.microsoft.com/office/word/2010/wordprocessingShape" mc:Ignorable="w14 w15 w16se w16cid w16 w16cex w16sdtdh w16sdtfl w16du wp14">
+  <w15:commentEx w15:paraId="6D4F5242" w15:done="0"/>
+</w15:commentsEx>
+</file>
+
+<file path=word/commentsExtensible.xml><?xml version="1.0" encoding="utf-8"?>
+<w16cex:commentsExtensible xmlns:wpc="http://schemas.microsoft.com/office/word/2010/wordprocessingCanvas" xmlns:cx="http://schemas.microsoft.com/office/drawing/2014/chartex" xmlns:cx1="http://schemas.microsoft.com/office/drawing/2015/9/8/chartex" xmlns:cx2="http://schemas.microsoft.com/office/drawing/2015/10/21/chartex" xmlns:cx3="http://schemas.microsoft.com/office/drawing/2016/5/9/chartex" xmlns:cx4="http://schemas.microsoft.com/office/drawing/2016/5/10/chartex" xmlns:cx5="http://schemas.microsoft.com/office/drawing/2016/5/11/chartex" xmlns:cx6="http://schemas.microsoft.com/office/drawing/2016/5/12/chartex" xmlns:cx7="http://schemas.microsoft.com/office/drawing/2016/5/13/chartex" xmlns:cx8="http://schemas.microsoft.com/office/drawing/2016/5/14/chartex" xmlns:cr="http://schemas.microsoft.com/office/comments/2020/reactions" xmlns:mc="http://schemas.openxmlformats.org/markup-compatibility/2006" xmlns:aink="http://schemas.microsoft.com/office/drawing/2016/ink" xmlns:am3d="http://schemas.microsoft.com/office/drawing/2017/model3d" xmlns:o="urn:schemas-microsoft-com:office:office" xmlns:oel="http://schemas.microsoft.com/office/2019/extlst" xmlns:r="http://schemas.openxmlformats.org/officeDocument/2006/relationships" xmlns:m="http://schemas.openxmlformats.org/officeDocument/2006/math" xmlns:v="urn:schemas-microsoft-com:vml" xmlns:wp14="http://schemas.microsoft.com/office/word/2010/wordprocessingDrawing" xmlns:wp="http://schemas.openxmlformats.org/drawingml/2006/wordprocessingDrawing" xmlns:w10="urn:schemas-microsoft-com:office:word" xmlns:w="http://schemas.openxmlformats.org/wordprocessingml/2006/main" xmlns:w14="http://schemas.microsoft.com/office/word/2010/wordml" xmlns:w15="http://schemas.microsoft.com/office/word/2012/wordml" xmlns:w16cex="http://schemas.microsoft.com/office/word/2018/wordml/cex" xmlns:w16cid="http://schemas.microsoft.com/office/word/2016/wordml/cid" xmlns:w16="http://schemas.microsoft.com/office/word/2018/wordml" xmlns:w16du="http://schemas.microsoft.com/office/word/2023/wordml/word16du" xmlns:w16sdtdh="http://schemas.microsoft.com/office/word/2020/wordml/sdtdatahash" xmlns:w16sdtfl="http://schemas.microsoft.com/office/word/2024/wordml/sdtformatlock" xmlns:w16se="http://schemas.microsoft.com/office/word/2015/wordml/symex" xmlns:wpg="http://schemas.microsoft.com/office/word/2010/wordprocessingGroup" xmlns:wpi="http://schemas.microsoft.com/office/word/2010/wordprocessingInk" xmlns:wne="http://schemas.microsoft.com/office/word/2006/wordml" xmlns:wps="http://schemas.microsoft.com/office/word/2010/wordprocessingShape" mc:Ignorable="w14 w15 w16se w16cid w16 w16cex w16sdtdh w16sdtfl cr w16du wp14">
+  <w16cex:commentExtensible w16cex:durableId="26FA2F35" w16cex:dateUtc="2026-04-07T15:22:00Z"/>
+</w16cex:commentsExtensible>
+</file>
+
+<file path=word/commentsIds.xml><?xml version="1.0" encoding="utf-8"?>
+<w16cid:commentsIds xmlns:wpc="http://schemas.microsoft.com/office/word/2010/wordprocessingCanvas" xmlns:cx="http://schemas.microsoft.com/office/drawing/2014/chartex" xmlns:cx1="http://schemas.microsoft.com/office/drawing/2015/9/8/chartex" xmlns:cx2="http://schemas.microsoft.com/office/drawing/2015/10/21/chartex" xmlns:cx3="http://schemas.microsoft.com/office/drawing/2016/5/9/chartex" xmlns:cx4="http://schemas.microsoft.com/office/drawing/2016/5/10/chartex" xmlns:cx5="http://schemas.microsoft.com/office/drawing/2016/5/11/chartex" xmlns:cx6="http://schemas.microsoft.com/office/drawing/2016/5/12/chartex" xmlns:cx7="http://schemas.microsoft.com/office/drawing/2016/5/13/chartex" xmlns:cx8="http://schemas.microsoft.com/office/drawing/2016/5/14/chartex" xmlns:mc="http://schemas.openxmlformats.org/markup-compatibility/2006" xmlns:aink="http://schemas.microsoft.com/office/drawing/2016/ink" xmlns:am3d="http://schemas.microsoft.com/office/drawing/2017/model3d" xmlns:o="urn:schemas-microsoft-com:office:office" xmlns:oel="http://schemas.microsoft.com/office/2019/extlst" xmlns:r="http://schemas.openxmlformats.org/officeDocument/2006/relationships" xmlns:m="http://schemas.openxmlformats.org/officeDocument/2006/math" xmlns:v="urn:schemas-microsoft-com:vml" xmlns:wp14="http://schemas.microsoft.com/office/word/2010/wordprocessingDrawing" xmlns:wp="http://schemas.openxmlformats.org/drawingml/2006/wordprocessingDrawing" xmlns:w10="urn:schemas-microsoft-com:office:word" xmlns:w="http://schemas.openxmlformats.org/wordprocessingml/2006/main" xmlns:w14="http://schemas.microsoft.com/office/word/2010/wordml" xmlns:w15="http://schemas.microsoft.com/office/word/2012/wordml" xmlns:w16cex="http://schemas.microsoft.com/office/word/2018/wordml/cex" xmlns:w16cid="http://schemas.microsoft.com/office/word/2016/wordml/cid" xmlns:w16="http://schemas.microsoft.com/office/word/2018/wordml" xmlns:w16du="http://schemas.microsoft.com/office/word/2023/wordml/word16du" xmlns:w16sdtdh="http://schemas.microsoft.com/office/word/2020/wordml/sdtdatahash" xmlns:w16sdtfl="http://schemas.microsoft.com/office/word/2024/wordml/sdtformatlock" xmlns:w16se="http://schemas.microsoft.com/office/word/2015/wordml/symex" xmlns:wpg="http://schemas.microsoft.com/office/word/2010/wordprocessingGroup" xmlns:wpi="http://schemas.microsoft.com/office/word/2010/wordprocessingInk" xmlns:wne="http://schemas.microsoft.com/office/word/2006/wordml" xmlns:wps="http://schemas.microsoft.com/office/word/2010/wordprocessingShape" mc:Ignorable="w14 w15 w16se w16cid w16 w16cex w16sdtdh w16sdtfl w16du wp14">
+  <w16cid:commentId w16cid:paraId="6D4F5242" w16cid:durableId="26FA2F35"/>
+</w16cid:commentsIds>
+</file>
+
+<file path=word/people.xml><?xml version="1.0" encoding="utf-8"?>
+<w15:people xmlns:wpc="http://schemas.microsoft.com/office/word/2010/wordprocessingCanvas" xmlns:cx="http://schemas.microsoft.com/office/drawing/2014/chartex" xmlns:cx1="http://schemas.microsoft.com/office/drawing/2015/9/8/chartex" xmlns:cx2="http://schemas.microsoft.com/office/drawing/2015/10/21/chartex" xmlns:cx3="http://schemas.microsoft.com/office/drawing/2016/5/9/chartex" xmlns:cx4="http://schemas.microsoft.com/office/drawing/2016/5/10/chartex" xmlns:cx5="http://schemas.microsoft.com/office/drawing/2016/5/11/chartex" xmlns:cx6="http://schemas.microsoft.com/office/drawing/2016/5/12/chartex" xmlns:cx7="http://schemas.microsoft.com/office/drawing/2016/5/13/chartex" xmlns:cx8="http://schemas.microsoft.com/office/drawing/2016/5/14/chartex" xmlns:mc="http://schemas.openxmlformats.org/markup-compatibility/2006" xmlns:aink="http://schemas.microsoft.com/office/drawing/2016/ink" xmlns:am3d="http://schemas.microsoft.com/office/drawing/2017/model3d" xmlns:o="urn:schemas-microsoft-com:office:office" xmlns:oel="http://schemas.microsoft.com/office/2019/extlst" xmlns:r="http://schemas.openxmlformats.org/officeDocument/2006/relationships" xmlns:m="http://schemas.openxmlformats.org/officeDocument/2006/math" xmlns:v="urn:schemas-microsoft-com:vml" xmlns:wp14="http://schemas.microsoft.com/office/word/2010/wordprocessingDrawing" xmlns:wp="http://schemas.openxmlformats.org/drawingml/2006/wordprocessingDrawing" xmlns:w10="urn:schemas-microsoft-com:office:word" xmlns:w="http://schemas.openxmlformats.org/wordprocessingml/2006/main" xmlns:w14="http://schemas.microsoft.com/office/word/2010/wordml" xmlns:w15="http://schemas.microsoft.com/office/word/2012/wordml" xmlns:w16cex="http://schemas.microsoft.com/office/word/2018/wordml/cex" xmlns:w16cid="http://schemas.microsoft.com/office/word/2016/wordml/cid" xmlns:w16="http://schemas.microsoft.com/office/word/2018/wordml" xmlns:w16du="http://schemas.microsoft.com/office/word/2023/wordml/word16du" xmlns:w16sdtdh="http://schemas.microsoft.com/office/word/2020/wordml/sdtdatahash" xmlns:w16sdtfl="http://schemas.microsoft.com/office/word/2024/wordml/sdtformatlock" xmlns:w16se="http://schemas.microsoft.com/office/word/2015/wordml/symex" xmlns:wpg="http://schemas.microsoft.com/office/word/2010/wordprocessingGroup" xmlns:wpi="http://schemas.microsoft.com/office/word/2010/wordprocessingInk" xmlns:wne="http://schemas.microsoft.com/office/word/2006/wordml" xmlns:wps="http://schemas.microsoft.com/office/word/2010/wordprocessingShape" mc:Ignorable="w14 w15 w16se w16cid w16 w16cex w16sdtdh w16sdtfl w16du wp14">
+  <w15:person w15:author="Kaan Keskin">
+    <w15:presenceInfo w15:providerId="Windows Live" w15:userId="c9860f92a834cae8"/>
+  </w15:person>
+</w15:people>
 </file>
 
 <file path=word/styles.xml><?xml version="1.0" encoding="utf-8"?>
@@ -3169,6 +4299,83 @@
       <w:szCs w:val="28"/>
     </w:rPr>
   </w:style>
+  <w:style w:type="character" w:styleId="CommentReference">
+    <w:name w:val="annotation reference"/>
+    <w:basedOn w:val="DefaultParagraphFont"/>
+    <w:uiPriority w:val="99"/>
+    <w:semiHidden/>
+    <w:unhideWhenUsed/>
+    <w:rsid w:val="006C3543"/>
+    <w:rPr>
+      <w:sz w:val="16"/>
+      <w:szCs w:val="16"/>
+    </w:rPr>
+  </w:style>
+  <w:style w:type="paragraph" w:styleId="CommentText">
+    <w:name w:val="annotation text"/>
+    <w:basedOn w:val="Normal"/>
+    <w:link w:val="CommentTextChar"/>
+    <w:uiPriority w:val="99"/>
+    <w:semiHidden/>
+    <w:unhideWhenUsed/>
+    <w:rsid w:val="006C3543"/>
+    <w:pPr>
+      <w:spacing w:line="240" w:lineRule="auto"/>
+    </w:pPr>
+    <w:rPr>
+      <w:sz w:val="20"/>
+      <w:szCs w:val="20"/>
+    </w:rPr>
+  </w:style>
+  <w:style w:type="character" w:customStyle="1" w:styleId="CommentTextChar">
+    <w:name w:val="Comment Text Char"/>
+    <w:basedOn w:val="DefaultParagraphFont"/>
+    <w:link w:val="CommentText"/>
+    <w:uiPriority w:val="99"/>
+    <w:semiHidden/>
+    <w:rsid w:val="006C3543"/>
+    <w:rPr>
+      <w:rFonts w:ascii="Arial" w:eastAsia="Arial" w:hAnsi="Arial" w:cs="Arial"/>
+      <w:sz w:val="20"/>
+      <w:szCs w:val="20"/>
+      <w14:ligatures w14:val="none"/>
+    </w:rPr>
+  </w:style>
+  <w:style w:type="paragraph" w:styleId="CommentSubject">
+    <w:name w:val="annotation subject"/>
+    <w:basedOn w:val="CommentText"/>
+    <w:next w:val="CommentText"/>
+    <w:link w:val="CommentSubjectChar"/>
+    <w:uiPriority w:val="99"/>
+    <w:semiHidden/>
+    <w:unhideWhenUsed/>
+    <w:rsid w:val="006C3543"/>
+    <w:rPr>
+      <w:b/>
+      <w:bCs/>
+    </w:rPr>
+  </w:style>
+  <w:style w:type="character" w:customStyle="1" w:styleId="CommentSubjectChar">
+    <w:name w:val="Comment Subject Char"/>
+    <w:basedOn w:val="CommentTextChar"/>
+    <w:link w:val="CommentSubject"/>
+    <w:uiPriority w:val="99"/>
+    <w:semiHidden/>
+    <w:rsid w:val="006C3543"/>
+    <w:rPr>
+      <w:rFonts w:ascii="Arial" w:eastAsia="Arial" w:hAnsi="Arial" w:cs="Arial"/>
+      <w:b/>
+      <w:bCs/>
+      <w:sz w:val="20"/>
+      <w:szCs w:val="20"/>
+      <w14:ligatures w14:val="none"/>
+    </w:rPr>
+  </w:style>
+  <w:style w:type="character" w:customStyle="1" w:styleId="math-inline">
+    <w:name w:val="math-inline"/>
+    <w:basedOn w:val="DefaultParagraphFont"/>
+    <w:rsid w:val="00FF41E9"/>
+  </w:style>
 </w:styles>
 </file>
 

--- a/writing/Bullettin_submit/Manucsript_V3.docx
+++ b/writing/Bullettin_submit/Manucsript_V3.docx
@@ -5,9 +5,1433 @@
     <w:p>
       <w:pPr>
         <w:pStyle w:val="Duz1"/>
-      </w:pPr>
-      <w:r>
-        <w:t>2.Methods</w:t>
+        <w:numPr>
+          <w:ilvl w:val="0"/>
+          <w:numId w:val="2"/>
+        </w:numPr>
+      </w:pPr>
+      <w:r>
+        <w:t xml:space="preserve">Introduction </w:t>
+      </w:r>
+    </w:p>
+    <w:p>
+      <w:pPr>
+        <w:pStyle w:val="BodyText"/>
+        <w:rPr>
+          <w:rFonts w:ascii="Arial" w:hAnsi="Arial" w:cs="Arial"/>
+          <w:sz w:val="22"/>
+          <w:szCs w:val="22"/>
+        </w:rPr>
+      </w:pPr>
+      <w:r>
+        <w:rPr>
+          <w:rFonts w:ascii="Arial" w:hAnsi="Arial" w:cs="Arial"/>
+          <w:sz w:val="22"/>
+          <w:szCs w:val="22"/>
+        </w:rPr>
+        <w:t>Social cognitive dysfunction, manifesting as impaired emotion recognition, cue processing and interpersonal reciprocity, is a debilitating core feature of Schizophrenia (SZ) that drives social isolation, relapse and reduced quality of life</w:t>
+      </w:r>
+      <w:r>
+        <w:rPr>
+          <w:rFonts w:ascii="Arial" w:hAnsi="Arial" w:cs="Arial"/>
+          <w:sz w:val="22"/>
+          <w:szCs w:val="22"/>
+        </w:rPr>
+        <w:fldChar w:fldCharType="begin"/>
+      </w:r>
+      <w:r>
+        <w:rPr>
+          <w:rFonts w:ascii="Arial" w:hAnsi="Arial" w:cs="Arial"/>
+          <w:sz w:val="22"/>
+          <w:szCs w:val="22"/>
+        </w:rPr>
+        <w:instrText xml:space="preserve"> ADDIN ZOTERO_ITEM CSL_CITATION {"citationID":"JsVMEAXb","properties":{"formattedCitation":"(1\\uc0\\u8211{}3,5,7,9,11)","plainCitation":"(1–3,5,7,9,11)","noteIndex":0},"citationItems":[{"id":175,"uris":["http://zotero.org/users/9264269/items/TJF6LHYM"],"itemData":{"id":175,"type":"article-journal","abstract":"Major depressive disorder (MDD) represents a grand challenge to human health and society, but the underlying pathophysiological mechanisms remain elusive. Previous neuroimaging studies have suggested that MDD is associated with abnormal interactions and dynamics in two major neural systems including the default mode - salience (DMN-SAL) network and the executive - limbic (EXE-LIM) network, but it is not clear which network plays a central role and which network plays a subordinate role in MDD pathophysiology. To address this question, we refined a newly developed Multiscale Neural Model Inversion (MNMI) framework and applied it to test whether MDD is more affected by impaired circuit interactions in the DMN-SAL network or the EXE-LIM network. The model estimates the directed connection strengths between different neural populations both within and between brain regions based on resting-state fMRI data collected from normal healthy subjects and patients with MDD. Results show that MDD is primarily characterized by abnormal circuit interactions in the EXE-LIM network rather than the DMN-SAL network. Specifically, we observe reduced frontoparietal effective connectivity that potentially contributes to hypoactivity in the dorsolateral prefrontal cortex (dlPFC), and decreased intrinsic inhibition combined with increased excitation from the superior parietal cortex (SPC) that potentially lead to amygdala hyperactivity, together resulting in activation imbalance in the PFC-amygdala circuit that pervades in MDD. Moreover, the model reveals reduced PFC-to-hippocampus excitation but decreased SPC-to-thalamus inhibition in MDD population that potentially lead to hypoactivity in the hippocampus and hyperactivity in the thalamus, consistent with previous experimental data. Overall, our findings provide strong support for the long-standing limbic-cortical dysregulation model in major depression but also offer novel insights into the multiscale pathophysiology of this debilitating disease.","container-title":"NeuroImage. Clinical","DOI":"10.1016/j.nicl.2021.102758","ISSN":"2213-1582","journalAbbreviation":"Neuroimage Clin","language":"eng","page":"102758","PMID":"34284335","PMCID":"PMC8313604","source":"PubMed","title":"Multiscale neural modeling of resting-state fMRI reveals executive-limbic malfunction as a core mechanism in major depressive disorder","volume":"31","author":[{"family":"Li","given":"Guoshi"},{"family":"Liu","given":"Yujie"},{"family":"Zheng","given":"Yanting"},{"family":"Wu","given":"Ye"},{"family":"Li","given":"Danian"},{"family":"Liang","given":"Xinyu"},{"family":"Chen","given":"Yaoping"},{"family":"Cui","given":"Ying"},{"family":"Yap","given":"Pew-Thian"},{"family":"Qiu","given":"Shijun"},{"family":"Zhang","given":"Han"},{"family":"Shen","given":"Dinggang"}],"issued":{"date-parts":[["2021"]]}}},{"id":4863,"uris":["http://zotero.org/users/9264269/items/ZFKLPADL"],"itemData":{"id":4863,"type":"article-journal","container-title":"JAMA Psychiatry","DOI":"10.1001/jamapsychiatry.2017.2228","ISSN":"2168-622X","issue":"9","journalAbbreviation":"JAMA Psychiatry","language":"en","note":"number: 9","page":"958","source":"DOI.org (Crossref)","title":"Association of White Matter With Core Cognitive Deficits in Patients With Schizophrenia","volume":"74","author":[{"family":"Kochunov","given":"Peter"},{"family":"Coyle","given":"Thomas R."},{"family":"Rowland","given":"Laura M."},{"family":"Jahanshad","given":"Neda"},{"family":"Thompson","given":"Paul M."},{"family":"Kelly","given":"Sinead"},{"family":"Du","given":"Xiaoming"},{"family":"Sampath","given":"Hemalatha"},{"family":"Bruce","given":"Heather"},{"family":"Chiappelli","given":"Joshua"},{"family":"Ryan","given":"Meghann"},{"family":"Fisseha","given":"Feven"},{"family":"Savransky","given":"Anya"},{"family":"Adhikari","given":"Bhim"},{"family":"Chen","given":"Shuo"},{"family":"Paciga","given":"Sara A."},{"family":"Whelan","given":"Christopher D."},{"family":"Xie","given":"Zhiyong"},{"family":"Hyde","given":"Craig L."},{"family":"Chen","given":"Xing"},{"family":"Schubert","given":"Christian R."},{"family":"O’Donnell","given":"Patricio"},{"family":"Hong","given":"L. Elliot"}],"issued":{"date-parts":[["2017",9,1]]}}},{"id":4871,"uris":["http://zotero.org/users/9264269/items/NTVEJGXE"],"itemData":{"id":4871,"type":"article-journal","container-title":"Quality of Life Research","DOI":"10.1007/s11136-015-1019-2","ISSN":"0962-9343, 1573-2649","issue":"11","journalAbbreviation":"Qual Life Res","language":"en","note":"number: 11","page":"2753-2760","source":"DOI.org (Crossref)","title":"Subjective perceptions of cognitive deficits and their influences on quality of life among patients with schizophrenia","volume":"24","author":[{"family":"Caqueo-Urízar","given":"Alejandra"},{"family":"Boyer","given":"Laurent"},{"family":"Baumstarck","given":"Karine"},{"family":"Gilman","given":"Stephen E."}],"issued":{"date-parts":[["2015",11]]}}},{"id":4855,"uris":["http://zotero.org/users/9264269/items/AL2JHC8H"],"itemData":{"id":4855,"type":"article-journal","container-title":"Neuropsychopharmacology","DOI":"10.1038/npp.2010.156","ISSN":"0893-133X, 1740-634X","issue":"1","journalAbbreviation":"Neuropsychopharmacol","language":"en","license":"http://www.springer.com/tdm","note":"number: 1","page":"316-338","source":"DOI.org (Crossref)","title":"Cognitive Control Deficits in Schizophrenia: Mechanisms and Meaning","title-short":"Cognitive Control Deficits in Schizophrenia","volume":"36","author":[{"family":"Lesh","given":"Tyler A"},{"family":"Niendam","given":"Tara A"},{"family":"Minzenberg","given":"Michael J"},{"family":"Carter","given":"Cameron S"}],"issued":{"date-parts":[["2011",1]]}}},{"id":4830,"uris":["http://zotero.org/users/9264269/items/7USENFRU"],"itemData":{"id":4830,"type":"article-journal","container-title":"Clinical Psychopharmacology and Neuroscience","DOI":"10.9758/cpn.2018.16.1.7","ISSN":"1738-1088, 2093-4327","issue":"1","journalAbbreviation":"Clin Psychopharmacol Neurosci","language":"en","note":"number: 1","page":"7-17","source":"DOI.org (Crossref)","title":"Cognitive Deficits in Schizophrenia: Understanding the Biological Correlates and Remediation Strategies","title-short":"Cognitive Deficits in Schizophrenia","volume":"16","author":[{"family":"Tripathi","given":"Adarsh"},{"family":"Kar","given":"Sujita Kumar"},{"family":"Shukla","given":"Rashmi"}],"issued":{"date-parts":[["2018",2,28]]}}},{"id":4916,"uris":["http://zotero.org/users/9264269/items/KZGVQ46F"],"itemData":{"id":4916,"type":"article-journal","container-title":"Schizophrenia Research","DOI":"10.1016/j.schres.2005.03.001","ISSN":"0920-9964","issue":"2-3","language":"en","license":"https://www.elsevier.com/tdm/userlicense/1.0/","page":"343-353","publisher":"Elsevier BV","source":"Crossref","title":"Cognitive predictors of psychosocial functioning outcome in schizophrenia: A follow-up study of subjects participating in a rehabilitation program","title-short":"Cognitive predictors of psychosocial functioning outcome in schizophrenia","volume":"77","author":[{"family":"Prouteau","given":"Antoinette"},{"family":"Verdoux","given":"Hélène"},{"family":"Briand","given":"Catherine"},{"family":"Lesage","given":"Alain"},{"family":"Lalonde","given":"Pierre"},{"family":"Nicole","given":"Luc"},{"family":"Reinharz","given":"Daniel"},{"family":"Stip","given":"Emmanuel"}],"issued":{"date-parts":[["2005",9]]}}},{"id":4869,"uris":["http://zotero.org/users/9264269/items/IBGXY36U"],"itemData":{"id":4869,"type":"article-journal","container-title":"Journal of Affective Disorders","DOI":"10.1016/j.jad.2019.05.063","ISSN":"01650327","journalAbbreviation":"Journal of Affective Disorders","language":"en","page":"164-175","source":"DOI.org (Crossref)","title":"Effects of depression and cognitive impairment on quality of life in older adults with schizophrenia spectrum disorder: Results from a multicenter study","title-short":"Effects of depression and cognitive impairment on quality of life in older adults with schizophrenia spectrum disorder","volume":"256","author":[{"family":"Pascal De Raykeer","given":"Rachel"},{"family":"Hoertel","given":"Nicolas"},{"family":"Blanco","given":"Carlos"},{"family":"Lavaud","given":"Pierre"},{"family":"Kaladjian","given":"Arthur"},{"family":"Blumenstock","given":"Yvonne"},{"family":"Cuervo-Lombard","given":"Christine-Vanessa"},{"family":"Peyre","given":"Hugo"},{"family":"Lemogne","given":"Cédric"},{"family":"Limosin","given":"Frédéric"},{"family":"Adès","given":"J."},{"family":"Alezrah","given":"C."},{"family":"Amado","given":"I."},{"family":"Amar","given":"G."},{"family":"Andréi","given":"O."},{"family":"Arbault","given":"D."},{"family":"Archambault","given":"G."},{"family":"Aurifeuille","given":"G."},{"family":"Barrière","given":"S."},{"family":"Béra-Potelle","given":"C."},{"family":"Blumenstock","given":"Y."},{"family":"Bardou","given":"H."},{"family":"Bareil-Guérin","given":"M."},{"family":"Barrau","given":"P."},{"family":"Barrouillet","given":"C."},{"family":"Baup","given":"E."},{"family":"Bazin","given":"N."},{"family":"Beaufils","given":"B."},{"family":"Ben Ayed","given":"J."},{"family":"Benoit","given":"M."},{"family":"Benyacoub","given":"K."},{"family":"Bichet","given":"T."},{"family":"Blanadet","given":"F."},{"family":"Blanc","given":"O."},{"family":"Blanc-Comiti","given":"J."},{"family":"Boussiron","given":"D."},{"family":"Bouysse","given":"A.M."},{"family":"Brochard","given":"A."},{"family":"Brochart","given":"O."},{"family":"Bucheron","given":"B."},{"family":"Cabot","given":"M."},{"family":"Camus","given":"V."},{"family":"Chabannes","given":"J.M."},{"family":"Charlot","given":"V."},{"family":"Charpeaud","given":"T."},{"family":"Clad-Mor","given":"C."},{"family":"Combes","given":"C."},{"family":"Comisu","given":"M."},{"family":"Cordier","given":"B."},{"family":"Costi","given":"F."},{"family":"Courcelles","given":"J.P."},{"family":"Creixell","given":"M."},{"family":"Cuche","given":"H."},{"family":"Cuervo-Lombard","given":"C."},{"family":"Dammak","given":"A."},{"family":"Da Rin","given":"D."},{"family":"Denis","given":"J.B."},{"family":"Denizot","given":"H."},{"family":"Deperthuis","given":"A."},{"family":"Diers","given":"E."},{"family":"Dirami","given":"S."},{"family":"Donneau","given":"D."},{"family":"Dreano","given":"P."},{"family":"Dubertret","given":"C."},{"family":"Duprat","given":"E."},{"family":"Duthoit","given":"D."},{"family":"Fernandez","given":"C."},{"family":"Fonfrede","given":"P."},{"family":"Freitas","given":"N."},{"family":"Gasnier","given":"P."},{"family":"Gauillard","given":"J."},{"family":"Getten","given":"F."},{"family":"Gierski","given":"F."},{"family":"Godart","given":"F."},{"family":"Gourevitch","given":"R."},{"family":"Grassin Delyle","given":"A."},{"family":"Gremion","given":"J."},{"family":"Gres","given":"H."},{"family":"Griner","given":"V."},{"family":"Guerin-Langlois","given":"C."},{"family":"Guggiari","given":"C."},{"family":"Guillin","given":"O."},{"family":"Hadaoui","given":"H."},{"family":"Haffen","given":"E."},{"family":"Hanon","given":"C."},{"family":"Haouzir","given":"S."},{"family":"Hazif-Thomas","given":"C."},{"family":"Heron","given":"A."},{"family":"Hoertel","given":"N."},{"family":"Hubsch","given":"B."},{"family":"Jalenques","given":"I."},{"family":"Januel","given":"D."},{"family":"Kaladjian","given":"A."},{"family":"Karnycheff","given":"J.F."},{"family":"Kebir","given":"O."},{"family":"Krebs","given":"M.O."},{"family":"Lajugie","given":"C."},{"family":"Leboyer","given":"M."},{"family":"Legrand","given":"P."},{"family":"Lejoyeux","given":"M."},{"family":"Lemaire","given":"V."},{"family":"Leroy","given":"E."},{"family":"Levy-Chavagnat","given":"D."},{"family":"Leydier","given":"A."},{"family":"Liling","given":"C."},{"family":"Limosin","given":"F."},{"family":"Llorca","given":"P.M."},{"family":"Loeffel","given":"P."},{"family":"Louville","given":"P."},{"family":"Lucas Navarro","given":"S."},{"family":"Mages","given":"N."},{"family":"Mahi","given":"M."},{"family":"Maillet","given":"O."},{"family":"Manetti","given":"A."},{"family":"Martelli","given":"C."},{"family":"Martin","given":"P."},{"family":"Masson","given":"M."},{"family":"Maurs-Ferrer","given":"I."},{"family":"Mauvieux","given":"J."},{"family":"Mazmanian","given":"S."},{"family":"Mechin","given":"E."},{"family":"Mekaoui","given":"L."},{"family":"Meniai","given":"M."},{"family":"Metton","given":"A."},{"family":"Mihoubi","given":"A."},{"family":"Miron","given":"M."},{"family":"Mora","given":"G."},{"family":"Niro Adès","given":"V."},{"family":"Nubukpo","given":"P."},{"family":"Omnes","given":"C."},{"family":"Papin","given":"S."},{"family":"Paris","given":"P."},{"family":"Passerieux","given":"C."},{"family":"Pellerin","given":"J."},{"family":"Perlbarg","given":"J."},{"family":"Perron","given":"S."},{"family":"Petit","given":"A."},{"family":"Petitjean","given":"F."},{"family":"Portefaix","given":"C."},{"family":"Pringuey","given":"D."},{"family":"Radtchenko","given":"A."},{"family":"Rahiou","given":"H."},{"family":"Raucher-Chéné","given":"D."},{"family":"Rauzy","given":"A."},{"family":"Reinheimer","given":"L."},{"family":"Renard","given":"M."},{"family":"René","given":"M."},{"family":"Rengade","given":"C.E."},{"family":"Reynaud","given":"P."},{"family":"Robin","given":"D."},{"family":"Rodrigues","given":"C."},{"family":"Rollet","given":"A."},{"family":"Rondepierre","given":"F."},{"family":"Rousselot","given":"B."},{"family":"Rubingher","given":"S."},{"family":"Saba","given":"G."},{"family":"Salvarelli","given":"J.P."},{"family":"Samuelian","given":"J.C."},{"family":"Scemama-Ammar","given":"C."},{"family":"Schurhoff","given":"F."},{"family":"Schuster","given":"J.P."},{"family":"Sechter","given":"D."},{"family":"Segalas","given":"B."},{"family":"Seguret","given":"T."},{"family":"Seigneurie","given":"A.S."},{"family":"Semmak","given":"A."},{"family":"Slama","given":"F."},{"family":"Taisne","given":"S."},{"family":"Taleb","given":"M."},{"family":"Terra","given":"J.L."},{"family":"Thefenne","given":"D."},{"family":"Tran","given":"E."},{"family":"Tourtauchaux","given":"R."},{"family":"Vacheron","given":"M.N."},{"family":"Vandel","given":"P."},{"family":"Vanhoucke","given":"V."},{"family":"Venet","given":"E."},{"family":"Verdoux","given":"H."},{"family":"Viala","given":"A."},{"family":"Vidon","given":"G."},{"family":"Vitre","given":"M."},{"family":"Vurpas","given":"J.L."},{"family":"Wagermez","given":"C."},{"family":"Walter","given":"M."},{"family":"Yon","given":"L."},{"family":"Zendjidjian","given":"X."}],"issued":{"date-parts":[["2019",9]]}}}],"schema":"https://github.com/citation-style-language/schema/raw/master/csl-citation.json"} </w:instrText>
+      </w:r>
+      <w:r>
+        <w:rPr>
+          <w:rFonts w:ascii="Arial" w:hAnsi="Arial" w:cs="Arial"/>
+          <w:sz w:val="22"/>
+          <w:szCs w:val="22"/>
+        </w:rPr>
+        <w:fldChar w:fldCharType="separate"/>
+      </w:r>
+      <w:r>
+        <w:rPr>
+          <w:rFonts w:ascii="Arial" w:eastAsiaTheme="minorHAnsi" w:hAnsi="Arial" w:cs="Arial"/>
+          <w:sz w:val="22"/>
+        </w:rPr>
+        <w:t>(1–3,5,7,9,11)</w:t>
+      </w:r>
+      <w:r>
+        <w:rPr>
+          <w:rFonts w:ascii="Arial" w:hAnsi="Arial" w:cs="Arial"/>
+          <w:sz w:val="22"/>
+          <w:szCs w:val="22"/>
+        </w:rPr>
+        <w:fldChar w:fldCharType="end"/>
+      </w:r>
+      <w:r>
+        <w:rPr>
+          <w:rFonts w:ascii="Arial" w:hAnsi="Arial" w:cs="Arial"/>
+          <w:sz w:val="22"/>
+          <w:szCs w:val="22"/>
+        </w:rPr>
+        <w:t>.</w:t>
+      </w:r>
+      <w:r>
+        <w:rPr>
+          <w:rFonts w:ascii="Arial" w:hAnsi="Arial" w:cs="Arial"/>
+          <w:sz w:val="22"/>
+          <w:szCs w:val="22"/>
+        </w:rPr>
+        <w:t xml:space="preserve"> </w:t>
+      </w:r>
+      <w:r>
+        <w:rPr>
+          <w:rFonts w:ascii="Arial" w:hAnsi="Arial" w:cs="Arial"/>
+          <w:sz w:val="22"/>
+          <w:szCs w:val="22"/>
+        </w:rPr>
+        <w:t>This process of social reinforcement learning can be elegantly probed using game-theoretic paradigms, such as the Trust Game, where participants must adapt their investment strategies based on the cooperative or deceptive feedback of a social partner</w:t>
+      </w:r>
+      <w:r>
+        <w:rPr>
+          <w:rFonts w:ascii="Arial" w:hAnsi="Arial" w:cs="Arial"/>
+          <w:sz w:val="22"/>
+          <w:szCs w:val="22"/>
+        </w:rPr>
+        <w:fldChar w:fldCharType="begin"/>
+      </w:r>
+      <w:r>
+        <w:rPr>
+          <w:rFonts w:ascii="Arial" w:hAnsi="Arial" w:cs="Arial"/>
+          <w:sz w:val="22"/>
+          <w:szCs w:val="22"/>
+        </w:rPr>
+        <w:instrText xml:space="preserve"> ADDIN ZOTERO_ITEM CSL_CITATION {"citationID":"KKY4ruzb","properties":{"formattedCitation":"(4,6)","plainCitation":"(4,6)","noteIndex":0},"citationItems":[{"id":4914,"uris":["http://zotero.org/users/9264269/items/M4I59CLX"],"itemData":{"id":4914,"type":"article-journal","container-title":"Schizophrenia Bulletin","DOI":"10.1093/schbul/sbn045","ISSN":"0586-7614, 1745-1701","issue":"4","language":"en","page":"670-672","publisher":"Oxford University Press (OUP)","source":"Crossref","title":"Social Cognition in Schizophrenia","volume":"34","author":[{"family":"Green","given":"M. F."},{"family":"Leitman","given":"D. I."}],"issued":{"date-parts":[["2007",11,21]]}}},{"id":4917,"uris":["http://zotero.org/users/9264269/items/RBUFUNRJ"],"itemData":{"id":4917,"type":"article-journal","container-title":"Games and Economic Behavior","DOI":"10.1006/game.1995.1027","ISSN":"0899-8256","issue":"1","language":"en","license":"https://www.elsevier.com/tdm/userlicense/1.0/","page":"122-142","publisher":"Elsevier BV","source":"Crossref","title":"Trust, Reciprocity, and Social History","volume":"10","author":[{"family":"Berg","given":"Joyce"},{"family":"Dickhaut","given":"John"},{"family":"McCabe","given":"Kevin"}],"issued":{"date-parts":[["1995",7]]}}}],"schema":"https://github.com/citation-style-language/schema/raw/master/csl-citation.json"} </w:instrText>
+      </w:r>
+      <w:r>
+        <w:rPr>
+          <w:rFonts w:ascii="Arial" w:hAnsi="Arial" w:cs="Arial"/>
+          <w:sz w:val="22"/>
+          <w:szCs w:val="22"/>
+        </w:rPr>
+        <w:fldChar w:fldCharType="separate"/>
+      </w:r>
+      <w:r>
+        <w:rPr>
+          <w:rFonts w:ascii="Arial" w:hAnsi="Arial" w:cs="Arial"/>
+          <w:noProof/>
+          <w:sz w:val="22"/>
+          <w:szCs w:val="22"/>
+        </w:rPr>
+        <w:t>(4,6)</w:t>
+      </w:r>
+      <w:r>
+        <w:rPr>
+          <w:rFonts w:ascii="Arial" w:hAnsi="Arial" w:cs="Arial"/>
+          <w:sz w:val="22"/>
+          <w:szCs w:val="22"/>
+        </w:rPr>
+        <w:fldChar w:fldCharType="end"/>
+      </w:r>
+      <w:r>
+        <w:rPr>
+          <w:rFonts w:ascii="Arial" w:hAnsi="Arial" w:cs="Arial"/>
+          <w:sz w:val="22"/>
+          <w:szCs w:val="22"/>
+        </w:rPr>
+        <w:t>.</w:t>
+      </w:r>
+      <w:r>
+        <w:rPr>
+          <w:rFonts w:ascii="Arial" w:hAnsi="Arial" w:cs="Arial"/>
+          <w:sz w:val="22"/>
+          <w:szCs w:val="22"/>
+          <w:highlight w:val="white"/>
+        </w:rPr>
+        <w:t xml:space="preserve"> </w:t>
+      </w:r>
+    </w:p>
+    <w:p>
+      <w:pPr>
+        <w:pStyle w:val="BodyText"/>
+        <w:rPr>
+          <w:rFonts w:ascii="Arial" w:hAnsi="Arial" w:cs="Arial"/>
+          <w:sz w:val="22"/>
+          <w:szCs w:val="22"/>
+        </w:rPr>
+      </w:pPr>
+      <w:r>
+        <w:rPr>
+          <w:rFonts w:ascii="Arial" w:hAnsi="Arial" w:cs="Arial"/>
+          <w:sz w:val="22"/>
+          <w:szCs w:val="22"/>
+        </w:rPr>
+        <w:t xml:space="preserve">Previous Trust Game studies demonstrate that </w:t>
+      </w:r>
+      <w:r>
+        <w:rPr>
+          <w:rFonts w:ascii="Arial" w:hAnsi="Arial" w:cs="Arial"/>
+          <w:sz w:val="22"/>
+          <w:szCs w:val="22"/>
+        </w:rPr>
+        <w:t>SZ</w:t>
+      </w:r>
+      <w:r>
+        <w:rPr>
+          <w:rFonts w:ascii="Arial" w:hAnsi="Arial" w:cs="Arial"/>
+          <w:sz w:val="22"/>
+          <w:szCs w:val="22"/>
+        </w:rPr>
+        <w:t xml:space="preserve"> fail to utilize basic 'win-stay/loss-shift' heuristics; specifically, they invest significantly less than controls when interacting with a cooperative partner, despite showing no difference when playing with a deceptive partner</w:t>
+      </w:r>
+      <w:r>
+        <w:rPr>
+          <w:rFonts w:ascii="Arial" w:hAnsi="Arial" w:cs="Arial"/>
+          <w:sz w:val="22"/>
+          <w:szCs w:val="22"/>
+          <w:highlight w:val="white"/>
+        </w:rPr>
+        <w:t xml:space="preserve"> </w:t>
+      </w:r>
+      <w:r>
+        <w:rPr>
+          <w:rFonts w:ascii="Arial" w:hAnsi="Arial" w:cs="Arial"/>
+          <w:sz w:val="22"/>
+          <w:szCs w:val="22"/>
+          <w:highlight w:val="white"/>
+        </w:rPr>
+        <w:fldChar w:fldCharType="begin"/>
+      </w:r>
+      <w:r>
+        <w:rPr>
+          <w:rFonts w:ascii="Arial" w:hAnsi="Arial" w:cs="Arial"/>
+          <w:sz w:val="22"/>
+          <w:szCs w:val="22"/>
+          <w:highlight w:val="white"/>
+        </w:rPr>
+        <w:instrText xml:space="preserve"> ADDIN ZOTERO_ITEM CSL_CITATION {"citationID":"BViJaBZJ","properties":{"formattedCitation":"(8)","plainCitation":"(8)","noteIndex":0},"citationItems":[{"id":4825,"uris":["http://zotero.org/users/9264269/items/9HWHNYET"],"itemData":{"id":4825,"type":"article-journal","container-title":"Brain","DOI":"10.1093/brain/awt076","ISSN":"0006-8950, 1460-2156","issue":"6","language":"en","note":"number: 6","page":"1968-1975","source":"DOI.org (Crossref)","title":"Trust versus paranoia: abnormal response to social reward in psychotic illness","title-short":"Trust versus paranoia","volume":"136","author":[{"family":"Gromann","given":"Paula M"},{"family":"Heslenfeld","given":"Dirk J"},{"family":"Fett","given":"Anne-Kathrin"},{"family":"Joyce","given":"Dan W"},{"family":"Shergill","given":"Sukhi S"},{"family":"Krabbendam","given":"Lydia"}],"issued":{"date-parts":[["2013",6,1]]}}}],"schema":"https://github.com/citation-style-language/schema/raw/master/csl-citation.json"} </w:instrText>
+      </w:r>
+      <w:r>
+        <w:rPr>
+          <w:rFonts w:ascii="Arial" w:hAnsi="Arial" w:cs="Arial"/>
+          <w:sz w:val="22"/>
+          <w:szCs w:val="22"/>
+          <w:highlight w:val="white"/>
+        </w:rPr>
+        <w:fldChar w:fldCharType="separate"/>
+      </w:r>
+      <w:r>
+        <w:rPr>
+          <w:rFonts w:ascii="Arial" w:hAnsi="Arial" w:cs="Arial"/>
+          <w:sz w:val="22"/>
+          <w:szCs w:val="22"/>
+        </w:rPr>
+        <w:t>(8)</w:t>
+      </w:r>
+      <w:r>
+        <w:rPr>
+          <w:rFonts w:ascii="Arial" w:hAnsi="Arial" w:cs="Arial"/>
+          <w:sz w:val="22"/>
+          <w:szCs w:val="22"/>
+          <w:highlight w:val="white"/>
+        </w:rPr>
+        <w:fldChar w:fldCharType="end"/>
+      </w:r>
+      <w:r>
+        <w:rPr>
+          <w:rFonts w:ascii="Arial" w:hAnsi="Arial" w:cs="Arial"/>
+          <w:sz w:val="22"/>
+          <w:szCs w:val="22"/>
+          <w:highlight w:val="white"/>
+        </w:rPr>
+        <w:t>.</w:t>
+      </w:r>
+      <w:bookmarkStart w:id="0" w:name="_Hlk226811290"/>
+      <w:r>
+        <w:rPr>
+          <w:rFonts w:ascii="Arial" w:hAnsi="Arial" w:cs="Arial"/>
+          <w:sz w:val="22"/>
+          <w:szCs w:val="22"/>
+        </w:rPr>
+        <w:t xml:space="preserve"> </w:t>
+      </w:r>
+      <w:r>
+        <w:rPr>
+          <w:rFonts w:ascii="Arial" w:hAnsi="Arial" w:cs="Arial"/>
+          <w:sz w:val="22"/>
+          <w:szCs w:val="22"/>
+        </w:rPr>
+        <w:t>These behavioral findings highlight a profound deficit in processing positive social</w:t>
+      </w:r>
+      <w:r>
+        <w:rPr>
+          <w:rFonts w:ascii="Arial" w:hAnsi="Arial" w:cs="Arial"/>
+          <w:sz w:val="22"/>
+          <w:szCs w:val="22"/>
+        </w:rPr>
+        <w:t xml:space="preserve"> </w:t>
+      </w:r>
+      <w:r>
+        <w:rPr>
+          <w:rFonts w:ascii="Arial" w:hAnsi="Arial" w:cs="Arial"/>
+          <w:sz w:val="22"/>
+          <w:szCs w:val="22"/>
+        </w:rPr>
+        <w:t>reinforcement</w:t>
+      </w:r>
+      <w:r>
+        <w:rPr>
+          <w:rFonts w:ascii="Arial" w:hAnsi="Arial" w:cs="Arial"/>
+          <w:sz w:val="22"/>
+          <w:szCs w:val="22"/>
+        </w:rPr>
+        <w:fldChar w:fldCharType="begin"/>
+      </w:r>
+      <w:r>
+        <w:rPr>
+          <w:rFonts w:ascii="Arial" w:hAnsi="Arial" w:cs="Arial"/>
+          <w:sz w:val="22"/>
+          <w:szCs w:val="22"/>
+        </w:rPr>
+        <w:instrText xml:space="preserve"> ADDIN ZOTERO_ITEM CSL_CITATION {"citationID":"Qrq5qzaq","properties":{"formattedCitation":"(10)","plainCitation":"(10)","noteIndex":0},"citationItems":[{"id":5457,"uris":["http://zotero.org/users/9264269/items/5A3ZTGED"],"itemData":{"id":5457,"type":"chapter","abstract":"Motivational deficits (avolition and anhedonia) have historically been considered important negative symptoms of schizophrenia. Numerous studies have attempted to identify the neural substrates of avolition and anhedonia in schizophrenia, but these studies have not produced much agreement. Deficits in various aspects of reinforcement processing have been observed in individuals with schizophrenia, but it is not exactly clear which of these deficits actually engender motivational impairments in SZ. The purpose of this chapter is to examine how various reinforcement-related behavioral and neural signals could contribute to motivational impairments in both schizophrenia, and psychiatric illness, in general. In particular, we describe different aspects of the concept of expected value (EV), such as the distinction between the EV of stimuli and the expected value of actions, the acquisition of value vs. the estimation of value, and the discounting of value as a consequence of time or effort required. We conclude that avolition and anhedonia in SZ are most commonly tied to aberrant signals for expected value, in the context of learning. We discuss implications for further research on the neural substrates of motivational impairments in psychiatric illness.","container-title":"Behavioral Neuroscience of Motivation","DOI":"10.1007/7854_2015_385","ISBN":"978-3-319-26933-7","language":"en","note":"collection-title: Current Topics in Behavioral Neurosciences","page":"375-410","publisher":"Springer International Publishing","publisher-place":"Cham","source":"DOI.org (Crossref)","title":"Motivational Deficits in Schizophrenia and the Representation of Expected Value","URL":"https://link.springer.com/10.1007/7854_2015_385","volume":"27","editor":[{"family":"Simpson","given":"Eleanor H."},{"family":"Balsam","given":"Peter D."}],"author":[{"family":"Waltz","given":"James A."},{"family":"Gold","given":"James M."}],"accessed":{"date-parts":[["2026",4,11]]},"issued":{"date-parts":[["2015"]]}}}],"schema":"https://github.com/citation-style-language/schema/raw/master/csl-citation.json"} </w:instrText>
+      </w:r>
+      <w:r>
+        <w:rPr>
+          <w:rFonts w:ascii="Arial" w:hAnsi="Arial" w:cs="Arial"/>
+          <w:sz w:val="22"/>
+          <w:szCs w:val="22"/>
+        </w:rPr>
+        <w:fldChar w:fldCharType="separate"/>
+      </w:r>
+      <w:r>
+        <w:rPr>
+          <w:rFonts w:ascii="Arial" w:hAnsi="Arial" w:cs="Arial"/>
+          <w:noProof/>
+          <w:sz w:val="22"/>
+          <w:szCs w:val="22"/>
+        </w:rPr>
+        <w:t>(10)</w:t>
+      </w:r>
+      <w:r>
+        <w:rPr>
+          <w:rFonts w:ascii="Arial" w:hAnsi="Arial" w:cs="Arial"/>
+          <w:sz w:val="22"/>
+          <w:szCs w:val="22"/>
+        </w:rPr>
+        <w:fldChar w:fldCharType="end"/>
+      </w:r>
+      <w:r>
+        <w:rPr>
+          <w:rFonts w:ascii="Arial" w:hAnsi="Arial" w:cs="Arial"/>
+          <w:sz w:val="22"/>
+          <w:szCs w:val="22"/>
+        </w:rPr>
+        <w:t>, which is directly mirrored in their underlying neural activation.</w:t>
+      </w:r>
+      <w:r>
+        <w:rPr>
+          <w:rFonts w:ascii="Arial" w:hAnsi="Arial" w:cs="Arial"/>
+          <w:sz w:val="22"/>
+          <w:szCs w:val="22"/>
+        </w:rPr>
+        <w:t xml:space="preserve"> In the game’s safe environment,</w:t>
+      </w:r>
+      <w:r>
+        <w:rPr>
+          <w:rFonts w:ascii="Arial" w:hAnsi="Arial" w:cs="Arial"/>
+          <w:sz w:val="22"/>
+          <w:szCs w:val="22"/>
+        </w:rPr>
+        <w:t xml:space="preserve"> where cooperative behavior expected and rewarded, healthy </w:t>
+      </w:r>
+      <w:r>
+        <w:rPr>
+          <w:rFonts w:ascii="Arial" w:hAnsi="Arial" w:cs="Arial"/>
+          <w:sz w:val="22"/>
+          <w:szCs w:val="22"/>
+        </w:rPr>
+        <w:t>controls (HC)</w:t>
+      </w:r>
+      <w:r>
+        <w:rPr>
+          <w:rFonts w:ascii="Arial" w:hAnsi="Arial" w:cs="Arial"/>
+          <w:sz w:val="22"/>
+          <w:szCs w:val="22"/>
+        </w:rPr>
+        <w:t xml:space="preserve"> typically engage robust networks to process social cues and compute the expected value of cooperation</w:t>
+      </w:r>
+      <w:r>
+        <w:rPr>
+          <w:rFonts w:ascii="Arial" w:hAnsi="Arial" w:cs="Arial"/>
+          <w:sz w:val="22"/>
+          <w:szCs w:val="22"/>
+        </w:rPr>
+        <w:fldChar w:fldCharType="begin"/>
+      </w:r>
+      <w:r>
+        <w:rPr>
+          <w:rFonts w:ascii="Arial" w:hAnsi="Arial" w:cs="Arial"/>
+          <w:sz w:val="22"/>
+          <w:szCs w:val="22"/>
+        </w:rPr>
+        <w:instrText xml:space="preserve"> ADDIN ZOTERO_ITEM CSL_CITATION {"citationID":"fo7IyZYS","properties":{"formattedCitation":"(10,12)","plainCitation":"(10,12)","noteIndex":0},"citationItems":[{"id":5457,"uris":["http://zotero.org/users/9264269/items/5A3ZTGED"],"itemData":{"id":5457,"type":"chapter","abstract":"Motivational deficits (avolition and anhedonia) have historically been considered important negative symptoms of schizophrenia. Numerous studies have attempted to identify the neural substrates of avolition and anhedonia in schizophrenia, but these studies have not produced much agreement. Deficits in various aspects of reinforcement processing have been observed in individuals with schizophrenia, but it is not exactly clear which of these deficits actually engender motivational impairments in SZ. The purpose of this chapter is to examine how various reinforcement-related behavioral and neural signals could contribute to motivational impairments in both schizophrenia, and psychiatric illness, in general. In particular, we describe different aspects of the concept of expected value (EV), such as the distinction between the EV of stimuli and the expected value of actions, the acquisition of value vs. the estimation of value, and the discounting of value as a consequence of time or effort required. We conclude that avolition and anhedonia in SZ are most commonly tied to aberrant signals for expected value, in the context of learning. We discuss implications for further research on the neural substrates of motivational impairments in psychiatric illness.","container-title":"Behavioral Neuroscience of Motivation","DOI":"10.1007/7854_2015_385","ISBN":"978-3-319-26933-7","language":"en","note":"collection-title: Current Topics in Behavioral Neurosciences","page":"375-410","publisher":"Springer International Publishing","publisher-place":"Cham","source":"DOI.org (Crossref)","title":"Motivational Deficits in Schizophrenia and the Representation of Expected Value","URL":"https://link.springer.com/10.1007/7854_2015_385","volume":"27","editor":[{"family":"Simpson","given":"Eleanor H."},{"family":"Balsam","given":"Peter D."}],"author":[{"family":"Waltz","given":"James A."},{"family":"Gold","given":"James M."}],"accessed":{"date-parts":[["2026",4,11]]},"issued":{"date-parts":[["2015"]]}}},{"id":5456,"uris":["http://zotero.org/users/9264269/items/37S67Y2R"],"itemData":{"id":5456,"type":"article-journal","abstract":"Aberrant social behavior is a frequent clinical feature of schizophrenia and seems related to the duration and chronicity of the disorder. However, there is a paucity of research into the relationship between social behavior and social cognition in patients with severe chronic courses of schizophrenia. Accordingly, the present study sought to examine the appreciation of social rules and norms such as fairness and cooperation in schizophrenia patients who fulﬁlled the criteria for “deﬁcit syndrome”. To this end, we utilized a so-called Ultimatum Game, and a Dictator Game, in which participants had the option to punish others’ unfair behavior. In addition, “theory of mind”, the ability to appreciate others’ mental states, was also examined using the Mental State Attribution Task (MSAT). Symptom severity was determined using the Positive and Negative Syndrome Scale. While patients with deﬁcit schizophrenia responded to varying levels of fairness in similar ways to controls, the patients accepted fewer fair offers and engaged less in third-party punishment. Impaired theory of mind in patients reduced the latter, but not the former, group difference to non-signiﬁcance. No signiﬁcant correlations emerged between symptom severity and task performance. Together, these ﬁndings suggest that the understanding of others’ minds partly contributes to the appreciation of social rules and norms in patients with severe chronic courses of schizophrenia.","container-title":"Frontiers in Psychiatry","DOI":"10.3389/fpsyt.2020.00835","ISSN":"1664-0640","journalAbbreviation":"Front. Psychiatry","language":"en","page":"835","source":"DOI.org (Crossref)","title":"Recognition of Social Rule Violation in “Deficit Syndrome” Schizophrenia: A Study Using Economic Games","title-short":"Recognition of Social Rule Violation in “Deficit Syndrome” Schizophrenia","volume":"11","author":[{"family":"Claassen","given":"Christian"},{"family":"Langdon","given":"Robyn"},{"family":"Brüne","given":"Martin"}],"issued":{"date-parts":[["2020",8,21]]}}}],"schema":"https://github.com/citation-style-language/schema/raw/master/csl-citation.json"} </w:instrText>
+      </w:r>
+      <w:r>
+        <w:rPr>
+          <w:rFonts w:ascii="Arial" w:hAnsi="Arial" w:cs="Arial"/>
+          <w:sz w:val="22"/>
+          <w:szCs w:val="22"/>
+        </w:rPr>
+        <w:fldChar w:fldCharType="separate"/>
+      </w:r>
+      <w:r>
+        <w:rPr>
+          <w:rFonts w:ascii="Arial" w:hAnsi="Arial" w:cs="Arial"/>
+          <w:noProof/>
+          <w:sz w:val="22"/>
+          <w:szCs w:val="22"/>
+        </w:rPr>
+        <w:t>(10,12)</w:t>
+      </w:r>
+      <w:r>
+        <w:rPr>
+          <w:rFonts w:ascii="Arial" w:hAnsi="Arial" w:cs="Arial"/>
+          <w:sz w:val="22"/>
+          <w:szCs w:val="22"/>
+        </w:rPr>
+        <w:fldChar w:fldCharType="end"/>
+      </w:r>
+      <w:r>
+        <w:rPr>
+          <w:rFonts w:ascii="Arial" w:hAnsi="Arial" w:cs="Arial"/>
+          <w:sz w:val="22"/>
+          <w:szCs w:val="22"/>
+        </w:rPr>
+        <w:t>.</w:t>
+      </w:r>
+      <w:bookmarkEnd w:id="0"/>
+    </w:p>
+    <w:p>
+      <w:pPr>
+        <w:pStyle w:val="BodyText"/>
+        <w:rPr>
+          <w:rFonts w:ascii="Arial" w:hAnsi="Arial" w:cs="Arial"/>
+          <w:sz w:val="22"/>
+          <w:szCs w:val="22"/>
+        </w:rPr>
+      </w:pPr>
+      <w:r>
+        <w:rPr>
+          <w:rFonts w:ascii="Arial" w:hAnsi="Arial" w:cs="Arial"/>
+          <w:sz w:val="22"/>
+          <w:szCs w:val="22"/>
+        </w:rPr>
+        <w:t>Predictive mechanisms driven by prediction errors (PE), the mismatch between expected and actual outcomes, are central to navigating social interactions and daily functioning</w:t>
+      </w:r>
+      <w:r>
+        <w:rPr>
+          <w:rFonts w:ascii="Arial" w:hAnsi="Arial" w:cs="Arial"/>
+          <w:sz w:val="22"/>
+          <w:szCs w:val="22"/>
+        </w:rPr>
+        <w:fldChar w:fldCharType="begin"/>
+      </w:r>
+      <w:r>
+        <w:rPr>
+          <w:rFonts w:ascii="Arial" w:hAnsi="Arial" w:cs="Arial"/>
+          <w:sz w:val="22"/>
+          <w:szCs w:val="22"/>
+        </w:rPr>
+        <w:instrText xml:space="preserve"> ADDIN ZOTERO_ITEM CSL_CITATION {"citationID":"LeT9XbbP","properties":{"formattedCitation":"(13\\uc0\\u8211{}15)","plainCitation":"(13–15)","noteIndex":0},"citationItems":[{"id":4909,"uris":["http://zotero.org/users/9264269/items/AJG7LN5S"],"itemData":{"id":4909,"type":"article-journal","container-title":"Neural Networks","DOI":"10.1016/s0893-6080(96)00035-4","ISSN":"0893-6080","issue":"8","language":"en","license":"https://www.elsevier.com/tdm/userlicense/1.0/","page":"1265-1279","publisher":"Elsevier BV","source":"Crossref","title":"Forward Models for Physiological Motor Control","volume":"9","author":[{"family":"Miall","given":"R.C."},{"family":"Wolpert","given":"D.M."}],"issued":{"date-parts":[["1996",11]]}}},{"id":4908,"uris":["http://zotero.org/users/9264269/items/DI7W85X3"],"itemData":{"id":4908,"type":"article-journal","abstract":"Associative learning enables animals to anticipate the occurrence of important outcomes. Learning occurs when the actual outcome differs from the predicted outcome, resulting in a prediction error. Neurons in several brain structures appear to code prediction errors in relation to rewards, punishments, external stimuli, and behavioral reactions. In one form, dopamine neurons, norepinephrine neurons, and nucleus basalis neurons broadcast prediction errors as global reinforcement or teaching signals to large postsynaptic structures. In other cases, error signals are coded by selected neurons in the cerebellum, superior colliculus, frontal eye fields, parietal cortex, striatum, and visual system, where they influence specific subgroups of neurons. Prediction errors can be used in postsynaptic structures for the immediate selection of behavior or for synaptic changes underlying behavioral learning. The coding of prediction errors may represent a basic mode of brain function that may also contribute to the processing of sensory information and the short-term control of behavior.","container-title":"Annual Review of Neuroscience","DOI":"10.1146/annurev.neuro.23.1.473","ISSN":"0147-006X, 1545-4126","issue":"1","journalAbbreviation":"Annu. Rev. Neurosci.","language":"en","page":"473-500","publisher":"Annual Reviews","source":"Crossref","title":"Neuronal Coding of Prediction Errors","volume":"23","author":[{"family":"Schultz","given":"Wolfram"},{"family":"Dickinson","given":"Anthony"}],"issued":{"date-parts":[["2000",3]]}}},{"id":943,"uris":["http://zotero.org/users/9264269/items/E6JURRP9"],"itemData":{"id":943,"type":"article-journal","abstract":"This paper considers prediction and perceptual categorization as an inference problem that is solved by the brain. We assume that the brain models the world as a hierarchy or cascade of dynamical systems that encode causal structure in the sensorium. Perception is equated with the optimization or inversion of these internal models, to explain sensory data. Given a model of how sensory data are generated, we can invoke a generic approach to model inversion, based on a free energy bound on the model's evidence. The ensuing free-energy formulation furnishes equations that prescribe the process of recognition, i.e. the dynamics of neuronal activity that represent the causes of sensory input. Here, we focus on a very general model, whose hierarchical and dynamical structure enables simulated brains to recognize and predict trajectories or sequences of sensory states. We first review hierarchical dynamical models and their inversion. We then show that the brain has the necessary infrastructure to implement this inversion and illustrate this point using synthetic birds that can recognize and categorize birdsongs. © 2009 The Royal Society.","container-title":"Philosophical Transactions of the Royal Society B: Biological Sciences","DOI":"10.1098/rstb.2008.0300","ISSN":"14712970","issue":"1521","page":"1211–1221","PMID":"19528002","title":"Predictive coding under the free-energy principle","volume":"364","author":[{"family":"Friston","given":"Karl"},{"family":"Kiebel","given":"Stefan"}],"issued":{"date-parts":[["2009"]]}}}],"schema":"https://github.com/citation-style-language/schema/raw/master/csl-citation.json"} </w:instrText>
+      </w:r>
+      <w:r>
+        <w:rPr>
+          <w:rFonts w:ascii="Arial" w:hAnsi="Arial" w:cs="Arial"/>
+          <w:sz w:val="22"/>
+          <w:szCs w:val="22"/>
+        </w:rPr>
+        <w:fldChar w:fldCharType="separate"/>
+      </w:r>
+      <w:r>
+        <w:rPr>
+          <w:rFonts w:ascii="Arial" w:eastAsiaTheme="minorHAnsi" w:hAnsi="Arial" w:cs="Arial"/>
+          <w:sz w:val="22"/>
+        </w:rPr>
+        <w:t>(13–15)</w:t>
+      </w:r>
+      <w:r>
+        <w:rPr>
+          <w:rFonts w:ascii="Arial" w:hAnsi="Arial" w:cs="Arial"/>
+          <w:sz w:val="22"/>
+          <w:szCs w:val="22"/>
+        </w:rPr>
+        <w:fldChar w:fldCharType="end"/>
+      </w:r>
+      <w:r>
+        <w:rPr>
+          <w:rFonts w:ascii="Arial" w:hAnsi="Arial" w:cs="Arial"/>
+          <w:sz w:val="22"/>
+          <w:szCs w:val="22"/>
+        </w:rPr>
+        <w:t xml:space="preserve">. </w:t>
+      </w:r>
+      <w:r>
+        <w:rPr>
+          <w:rFonts w:ascii="Arial" w:hAnsi="Arial" w:cs="Arial"/>
+          <w:sz w:val="22"/>
+          <w:szCs w:val="22"/>
+        </w:rPr>
+        <w:t xml:space="preserve">Neuronally, monitoring these PEs enables effective decision-making </w:t>
+      </w:r>
+      <w:r>
+        <w:rPr>
+          <w:rFonts w:ascii="Arial" w:hAnsi="Arial" w:cs="Arial"/>
+          <w:sz w:val="22"/>
+          <w:szCs w:val="22"/>
+        </w:rPr>
+        <w:fldChar w:fldCharType="begin"/>
+      </w:r>
+      <w:r>
+        <w:rPr>
+          <w:rFonts w:ascii="Arial" w:hAnsi="Arial" w:cs="Arial"/>
+          <w:sz w:val="22"/>
+          <w:szCs w:val="22"/>
+        </w:rPr>
+        <w:instrText xml:space="preserve"> ADDIN ZOTERO_ITEM CSL_CITATION {"citationID":"iqKrDd9U","properties":{"formattedCitation":"(16)","plainCitation":"(16)","noteIndex":0},"citationItems":[{"id":4834,"uris":["http://zotero.org/users/9264269/items/2VBS8JKB"],"itemData":{"id":4834,"type":"article-journal","container-title":"Dialogues in Clinical Neuroscience","DOI":"10.31887/DCNS.2016.18.1/wschultz","ISSN":"1958-5969","issue":"1","journalAbbreviation":"Dialogues in Clinical Neuroscience","language":"en","note":"number: 1","page":"23-32","source":"DOI.org (Crossref)","title":"Dopamine reward prediction error coding","volume":"18","author":[{"family":"Schultz","given":"Wolfram"}],"issued":{"date-parts":[["2016",3,31]]}}}],"schema":"https://github.com/citation-style-language/schema/raw/master/csl-citation.json"} </w:instrText>
+      </w:r>
+      <w:r>
+        <w:rPr>
+          <w:rFonts w:ascii="Arial" w:hAnsi="Arial" w:cs="Arial"/>
+          <w:sz w:val="22"/>
+          <w:szCs w:val="22"/>
+        </w:rPr>
+        <w:fldChar w:fldCharType="separate"/>
+      </w:r>
+      <w:r>
+        <w:rPr>
+          <w:rFonts w:ascii="Arial" w:hAnsi="Arial" w:cs="Arial"/>
+          <w:sz w:val="22"/>
+          <w:szCs w:val="22"/>
+        </w:rPr>
+        <w:t>(16)</w:t>
+      </w:r>
+      <w:r>
+        <w:rPr>
+          <w:rFonts w:ascii="Arial" w:hAnsi="Arial" w:cs="Arial"/>
+          <w:sz w:val="22"/>
+          <w:szCs w:val="22"/>
+        </w:rPr>
+        <w:fldChar w:fldCharType="end"/>
+      </w:r>
+      <w:r>
+        <w:rPr>
+          <w:rFonts w:ascii="Arial" w:hAnsi="Arial" w:cs="Arial"/>
+          <w:sz w:val="22"/>
+          <w:szCs w:val="22"/>
+        </w:rPr>
+        <w:t xml:space="preserve"> and relies on canonical reward hubs like</w:t>
+      </w:r>
+      <w:r>
+        <w:rPr>
+          <w:rFonts w:ascii="Arial" w:hAnsi="Arial" w:cs="Arial"/>
+          <w:sz w:val="22"/>
+          <w:szCs w:val="22"/>
+        </w:rPr>
+        <w:t xml:space="preserve"> the basal ganglia, striatum, and anterior cingulate cortex (ACC) </w:t>
+      </w:r>
+      <w:r>
+        <w:rPr>
+          <w:rFonts w:ascii="Arial" w:hAnsi="Arial" w:cs="Arial"/>
+          <w:sz w:val="22"/>
+          <w:szCs w:val="22"/>
+        </w:rPr>
+        <w:fldChar w:fldCharType="begin"/>
+      </w:r>
+      <w:r>
+        <w:rPr>
+          <w:rFonts w:ascii="Arial" w:hAnsi="Arial" w:cs="Arial"/>
+          <w:sz w:val="22"/>
+          <w:szCs w:val="22"/>
+        </w:rPr>
+        <w:instrText xml:space="preserve"> ADDIN ZOTERO_ITEM CSL_CITATION {"citationID":"f0bBcZbP","properties":{"formattedCitation":"(10,17)","plainCitation":"(10,17)","noteIndex":0},"citationItems":[{"id":5457,"uris":["http://zotero.org/users/9264269/items/5A3ZTGED"],"itemData":{"id":5457,"type":"chapter","abstract":"Motivational deficits (avolition and anhedonia) have historically been considered important negative symptoms of schizophrenia. Numerous studies have attempted to identify the neural substrates of avolition and anhedonia in schizophrenia, but these studies have not produced much agreement. Deficits in various aspects of reinforcement processing have been observed in individuals with schizophrenia, but it is not exactly clear which of these deficits actually engender motivational impairments in SZ. The purpose of this chapter is to examine how various reinforcement-related behavioral and neural signals could contribute to motivational impairments in both schizophrenia, and psychiatric illness, in general. In particular, we describe different aspects of the concept of expected value (EV), such as the distinction between the EV of stimuli and the expected value of actions, the acquisition of value vs. the estimation of value, and the discounting of value as a consequence of time or effort required. We conclude that avolition and anhedonia in SZ are most commonly tied to aberrant signals for expected value, in the context of learning. We discuss implications for further research on the neural substrates of motivational impairments in psychiatric illness.","container-title":"Behavioral Neuroscience of Motivation","DOI":"10.1007/7854_2015_385","ISBN":"978-3-319-26933-7","language":"en","note":"collection-title: Current Topics in Behavioral Neurosciences","page":"375-410","publisher":"Springer International Publishing","publisher-place":"Cham","source":"DOI.org (Crossref)","title":"Motivational Deficits in Schizophrenia and the Representation of Expected Value","URL":"https://link.springer.com/10.1007/7854_2015_385","volume":"27","editor":[{"family":"Simpson","given":"Eleanor H."},{"family":"Balsam","given":"Peter D."}],"author":[{"family":"Waltz","given":"James A."},{"family":"Gold","given":"James M."}],"accessed":{"date-parts":[["2026",4,11]]},"issued":{"date-parts":[["2015"]]}}},{"id":4953,"uris":["http://zotero.org/users/9264269/items/XTJ3WFJY"],"itemData":{"id":4953,"type":"article-journal","container-title":"Human Brain Mapping","DOI":"10.1002/hbm.25453","issue":"11","page":"3547–3560","PMID":"33955106","PMCID":"PMC8249895","title":"Abnormal prediction error processing in schizophrenia and depression","volume":"42","author":[{"family":"Yaple","given":"Z. A."},{"family":"Tolomeo","given":"S."},{"family":"Yu","given":"R."}],"issued":{"date-parts":[["2021"]]}}}],"schema":"https://github.com/citation-style-language/schema/raw/master/csl-citation.json"} </w:instrText>
+      </w:r>
+      <w:r>
+        <w:rPr>
+          <w:rFonts w:ascii="Arial" w:hAnsi="Arial" w:cs="Arial"/>
+          <w:sz w:val="22"/>
+          <w:szCs w:val="22"/>
+        </w:rPr>
+        <w:fldChar w:fldCharType="separate"/>
+      </w:r>
+      <w:r>
+        <w:rPr>
+          <w:rFonts w:ascii="Arial" w:hAnsi="Arial" w:cs="Arial"/>
+          <w:noProof/>
+          <w:sz w:val="22"/>
+          <w:szCs w:val="22"/>
+        </w:rPr>
+        <w:t>(10,17)</w:t>
+      </w:r>
+      <w:r>
+        <w:rPr>
+          <w:rFonts w:ascii="Arial" w:hAnsi="Arial" w:cs="Arial"/>
+          <w:sz w:val="22"/>
+          <w:szCs w:val="22"/>
+        </w:rPr>
+        <w:fldChar w:fldCharType="end"/>
+      </w:r>
+      <w:r>
+        <w:rPr>
+          <w:rFonts w:ascii="Arial" w:hAnsi="Arial" w:cs="Arial"/>
+          <w:sz w:val="22"/>
+          <w:szCs w:val="22"/>
+        </w:rPr>
+        <w:t xml:space="preserve"> with </w:t>
+      </w:r>
+      <w:r>
+        <w:rPr>
+          <w:rFonts w:ascii="Arial" w:hAnsi="Arial" w:cs="Arial"/>
+          <w:sz w:val="22"/>
+          <w:szCs w:val="22"/>
+        </w:rPr>
+        <w:t>the temporoparietal junction (TPJ)</w:t>
+      </w:r>
+      <w:r>
+        <w:rPr>
+          <w:rFonts w:ascii="Arial" w:hAnsi="Arial" w:cs="Arial"/>
+          <w:sz w:val="22"/>
+          <w:szCs w:val="22"/>
+        </w:rPr>
+        <w:t xml:space="preserve"> specifically mediating </w:t>
+      </w:r>
+      <w:r>
+        <w:rPr>
+          <w:rFonts w:ascii="Arial" w:hAnsi="Arial" w:cs="Arial"/>
+          <w:sz w:val="22"/>
+          <w:szCs w:val="22"/>
+        </w:rPr>
+        <w:t>social PE formation</w:t>
+      </w:r>
+      <w:r>
+        <w:rPr>
+          <w:rFonts w:ascii="Arial" w:hAnsi="Arial" w:cs="Arial"/>
+          <w:sz w:val="22"/>
+          <w:szCs w:val="22"/>
+        </w:rPr>
+        <w:fldChar w:fldCharType="begin"/>
+      </w:r>
+      <w:r>
+        <w:rPr>
+          <w:rFonts w:ascii="Arial" w:hAnsi="Arial" w:cs="Arial"/>
+          <w:sz w:val="22"/>
+          <w:szCs w:val="22"/>
+        </w:rPr>
+        <w:instrText xml:space="preserve"> ADDIN ZOTERO_ITEM CSL_CITATION {"citationID":"4quK6OL6","properties":{"formattedCitation":"(18)","plainCitation":"(18)","noteIndex":0},"citationItems":[{"id":4907,"uris":["http://zotero.org/users/9264269/items/ZKEVK6BB"],"itemData":{"id":4907,"type":"article-journal","abstract":"Abstract               How do people update their impressions of close others? Although people may be motivated to maintain their positive impressions, they may also update their impressions when their expectations are violated (i.e. prediction error). Combining neuroimaging and computational modeling, we test the hypothesis that brain regions associated with theory of mind, especially right temporoparietal junction (rTPJ), underpin both motivated impression maintenance and impression updating evoked by prediction error. Participants had money either given to or taken away from them by a friend or a stranger and were then asked to rate each partner on trustworthiness and closeness across trials. Overall, participants engaged in less impression updating for friends vs strangers. Decreased rTPJ activity in response to a friend’s negative behavior (taking money) was associated with reduced negative updating and increased positive ratings of the friend. However, to the extent that participants did update their impressions (more negative ratings) of friends, this behavioral pattern was explained by greater prediction error and greater rTPJ activity. These findings suggest that rTPJ recruitment represents the integration of prediction error signals and the capacity to overcome people’s motivation to maintain positive impressions of friends in the face of conflicting evidence.","container-title":"Social Cognitive and Affective Neuroscience","DOI":"10.1093/scan/nsaa072","ISSN":"1749-5016, 1749-5024","issue":"8","language":"en","license":"http://creativecommons.org/licenses/by-nc-nd/4.0/","page":"772-781","publisher":"Oxford University Press (OUP)","source":"Crossref","title":"The role of right temporoparietal junction in processing social prediction error across relationship contexts","volume":"16","author":[{"family":"Park","given":"BoKyung"},{"family":"Fareri","given":"Dominic"},{"family":"Delgado","given":"Mauricio"},{"family":"Young","given":"Liane"}],"issued":{"date-parts":[["2021",8,5]]}}}],"schema":"https://github.com/citation-style-language/schema/raw/master/csl-citation.json"} </w:instrText>
+      </w:r>
+      <w:r>
+        <w:rPr>
+          <w:rFonts w:ascii="Arial" w:hAnsi="Arial" w:cs="Arial"/>
+          <w:sz w:val="22"/>
+          <w:szCs w:val="22"/>
+        </w:rPr>
+        <w:fldChar w:fldCharType="separate"/>
+      </w:r>
+      <w:r>
+        <w:rPr>
+          <w:rFonts w:ascii="Arial" w:hAnsi="Arial" w:cs="Arial"/>
+          <w:noProof/>
+          <w:sz w:val="22"/>
+          <w:szCs w:val="22"/>
+        </w:rPr>
+        <w:t>(18)</w:t>
+      </w:r>
+      <w:r>
+        <w:rPr>
+          <w:rFonts w:ascii="Arial" w:hAnsi="Arial" w:cs="Arial"/>
+          <w:sz w:val="22"/>
+          <w:szCs w:val="22"/>
+        </w:rPr>
+        <w:fldChar w:fldCharType="end"/>
+      </w:r>
+      <w:r>
+        <w:rPr>
+          <w:rFonts w:ascii="Arial" w:hAnsi="Arial" w:cs="Arial"/>
+          <w:sz w:val="22"/>
+          <w:szCs w:val="22"/>
+        </w:rPr>
+        <w:t>.</w:t>
+      </w:r>
+      <w:r>
+        <w:rPr>
+          <w:rFonts w:ascii="Arial" w:hAnsi="Arial" w:cs="Arial"/>
+          <w:sz w:val="22"/>
+          <w:szCs w:val="22"/>
+        </w:rPr>
+        <w:t xml:space="preserve"> </w:t>
+      </w:r>
+      <w:r>
+        <w:rPr>
+          <w:rFonts w:ascii="Arial" w:hAnsi="Arial" w:cs="Arial"/>
+          <w:sz w:val="22"/>
+          <w:szCs w:val="22"/>
+        </w:rPr>
+        <w:t>Computational psychiatry provides a mechanistic framework to isolate the specific drivers of these social learning deficits. By fitting trial-by-trial choices to reinforcement learning algorithms, aberrant behavior can be decomposed into distinct parameters: the learning rate (</w:t>
+      </w:r>
+      <m:oMath>
+        <m:r>
+          <w:rPr>
+            <w:rFonts w:ascii="Cambria Math" w:hAnsi="Cambria Math" w:cs="Arial"/>
+            <w:sz w:val="22"/>
+            <w:szCs w:val="22"/>
+          </w:rPr>
+          <m:t>α</m:t>
+        </m:r>
+      </m:oMath>
+      <w:r>
+        <w:rPr>
+          <w:rFonts w:ascii="Arial" w:hAnsi="Arial" w:cs="Arial"/>
+          <w:sz w:val="22"/>
+          <w:szCs w:val="22"/>
+        </w:rPr>
+        <w:t>), which governs how quickly expectations are updated in response to a prediction error (PE), and inverse temperature (</w:t>
+      </w:r>
+      <m:oMath>
+        <m:r>
+          <w:rPr>
+            <w:rFonts w:ascii="Cambria Math" w:hAnsi="Cambria Math" w:cs="Arial"/>
+            <w:sz w:val="22"/>
+            <w:szCs w:val="22"/>
+          </w:rPr>
+          <m:t>β</m:t>
+        </m:r>
+      </m:oMath>
+      <w:r>
+        <w:rPr>
+          <w:rFonts w:ascii="Arial" w:hAnsi="Arial" w:cs="Arial"/>
+          <w:sz w:val="22"/>
+          <w:szCs w:val="22"/>
+        </w:rPr>
+        <w:t>), which indexes the precision or "noise" of the decision-making process.</w:t>
+      </w:r>
+    </w:p>
+    <w:p>
+      <w:pPr>
+        <w:pStyle w:val="BodyText"/>
+        <w:rPr>
+          <w:rFonts w:ascii="Arial" w:hAnsi="Arial" w:cs="Arial"/>
+          <w:sz w:val="22"/>
+          <w:szCs w:val="22"/>
+        </w:rPr>
+      </w:pPr>
+      <w:r>
+        <w:rPr>
+          <w:rFonts w:ascii="Arial" w:hAnsi="Arial" w:cs="Arial"/>
+          <w:sz w:val="22"/>
+          <w:szCs w:val="22"/>
+        </w:rPr>
+        <w:t>SZ</w:t>
+      </w:r>
+      <w:r>
+        <w:rPr>
+          <w:rFonts w:ascii="Arial" w:hAnsi="Arial" w:cs="Arial"/>
+          <w:sz w:val="22"/>
+          <w:szCs w:val="22"/>
+        </w:rPr>
+        <w:t xml:space="preserve"> is characterized by abnormal neural activation during prediction error (PE) formation. Patients exhibit reduced activation in the right superior and inferior frontal lobes, but increased activation in the posterior cingulate cortex (PCC), suggesting impaired self-referential prediction</w:t>
+      </w:r>
+      <w:r>
+        <w:rPr>
+          <w:rFonts w:ascii="Arial" w:hAnsi="Arial" w:cs="Arial"/>
+          <w:sz w:val="22"/>
+          <w:szCs w:val="22"/>
+        </w:rPr>
+        <w:fldChar w:fldCharType="begin"/>
+      </w:r>
+      <w:r>
+        <w:rPr>
+          <w:rFonts w:ascii="Arial" w:hAnsi="Arial" w:cs="Arial"/>
+          <w:sz w:val="22"/>
+          <w:szCs w:val="22"/>
+        </w:rPr>
+        <w:instrText xml:space="preserve"> ADDIN ZOTERO_ITEM CSL_CITATION {"citationID":"a2ij4ac985a","properties":{"formattedCitation":"(19)","plainCitation":"(19)","noteIndex":0},"citationItems":[{"id":4798,"uris":["http://zotero.org/users/9264269/items/S59JGGFR"],"itemData":{"id":4798,"type":"article-journal","container-title":"Human Brain Mapping","DOI":"10.1002/hbm.25453","ISSN":"1065-9471, 1097-0193","issue":"11","journalAbbreviation":"Hum Brain Mapp","language":"en","note":"number: 11","page":"3547-3560","source":"DOI.org (Crossref)","title":"Abnormal prediction error processing in schizophrenia and depression","volume":"42","author":[{"family":"Yaple","given":"Zachary Adam"},{"family":"Tolomeo","given":"Serenella"},{"family":"Yu","given":"Rongjun"}],"issued":{"date-parts":[["2021",8]]}}}],"schema":"https://github.com/citation-style-language/schema/raw/master/csl-citation.json"} </w:instrText>
+      </w:r>
+      <w:r>
+        <w:rPr>
+          <w:rFonts w:ascii="Arial" w:hAnsi="Arial" w:cs="Arial"/>
+          <w:sz w:val="22"/>
+          <w:szCs w:val="22"/>
+        </w:rPr>
+        <w:fldChar w:fldCharType="separate"/>
+      </w:r>
+      <w:r>
+        <w:rPr>
+          <w:rFonts w:ascii="Arial" w:hAnsi="Arial" w:cs="Arial"/>
+          <w:sz w:val="22"/>
+          <w:szCs w:val="22"/>
+        </w:rPr>
+        <w:t>(19)</w:t>
+      </w:r>
+      <w:r>
+        <w:rPr>
+          <w:rFonts w:ascii="Arial" w:hAnsi="Arial" w:cs="Arial"/>
+          <w:sz w:val="22"/>
+          <w:szCs w:val="22"/>
+        </w:rPr>
+        <w:fldChar w:fldCharType="end"/>
+      </w:r>
+      <w:r>
+        <w:rPr>
+          <w:rFonts w:ascii="Arial" w:hAnsi="Arial" w:cs="Arial"/>
+          <w:sz w:val="22"/>
+          <w:szCs w:val="22"/>
+        </w:rPr>
+        <w:t xml:space="preserve">. Negative PE shows differences in </w:t>
+      </w:r>
+      <w:proofErr w:type="spellStart"/>
+      <w:r>
+        <w:rPr>
+          <w:rFonts w:ascii="Arial" w:hAnsi="Arial" w:cs="Arial"/>
+          <w:sz w:val="22"/>
+          <w:szCs w:val="22"/>
+        </w:rPr>
+        <w:t>mPFC</w:t>
+      </w:r>
+      <w:proofErr w:type="spellEnd"/>
+      <w:r>
+        <w:rPr>
+          <w:rFonts w:ascii="Arial" w:hAnsi="Arial" w:cs="Arial"/>
+          <w:sz w:val="22"/>
+          <w:szCs w:val="22"/>
+        </w:rPr>
+        <w:t xml:space="preserve"> and right middle frontal cortex activations</w:t>
+      </w:r>
+      <w:r>
+        <w:rPr>
+          <w:rFonts w:ascii="Arial" w:hAnsi="Arial" w:cs="Arial"/>
+          <w:sz w:val="22"/>
+          <w:szCs w:val="22"/>
+        </w:rPr>
+        <w:fldChar w:fldCharType="begin"/>
+      </w:r>
+      <w:r>
+        <w:rPr>
+          <w:rFonts w:ascii="Arial" w:hAnsi="Arial" w:cs="Arial"/>
+          <w:sz w:val="22"/>
+          <w:szCs w:val="22"/>
+        </w:rPr>
+        <w:instrText xml:space="preserve"> ADDIN ZOTERO_ITEM CSL_CITATION {"citationID":"a2ec4lccs41","properties":{"formattedCitation":"(19,20)","plainCitation":"(19,20)","noteIndex":0},"citationItems":[{"id":4798,"uris":["http://zotero.org/users/9264269/items/S59JGGFR"],"itemData":{"id":4798,"type":"article-journal","container-title":"Human Brain Mapping","DOI":"10.1002/hbm.25453","ISSN":"1065-9471, 1097-0193","issue":"11","journalAbbreviation":"Hum Brain Mapp","language":"en","note":"number: 11","page":"3547-3560","source":"DOI.org (Crossref)","title":"Abnormal prediction error processing in schizophrenia and depression","volume":"42","author":[{"family":"Yaple","given":"Zachary Adam"},{"family":"Tolomeo","given":"Serenella"},{"family":"Yu","given":"Rongjun"}],"issued":{"date-parts":[["2021",8]]}}},{"id":4906,"uris":["http://zotero.org/users/9264269/items/6CH4QNWF"],"itemData":{"id":4906,"type":"article-journal","container-title":"Journal of Abnormal Psychology","DOI":"10.1037/abn0000137","ISSN":"1939-1846, 0021-843X","issue":"3","language":"en","license":"http://www.apa.org/pubs/journals/resources/open-access.aspx","page":"453-469","publisher":"American Psychological Association (APA)","source":"Crossref","title":"Frontal-striatum dysfunction during reward processing: Relationships to amotivation in schizophrenia.","title-short":"Frontal-striatum dysfunction during reward processing","volume":"125","author":[{"family":"Chung","given":"Yu Sun"},{"family":"Barch","given":"Deanna M."}],"issued":{"date-parts":[["2016",4]]}}}],"schema":"https://github.com/citation-style-language/schema/raw/master/csl-citation.json"} </w:instrText>
+      </w:r>
+      <w:r>
+        <w:rPr>
+          <w:rFonts w:ascii="Arial" w:hAnsi="Arial" w:cs="Arial"/>
+          <w:sz w:val="22"/>
+          <w:szCs w:val="22"/>
+        </w:rPr>
+        <w:fldChar w:fldCharType="separate"/>
+      </w:r>
+      <w:r>
+        <w:rPr>
+          <w:rFonts w:ascii="Arial" w:hAnsi="Arial" w:cs="Arial"/>
+          <w:sz w:val="22"/>
+          <w:szCs w:val="22"/>
+        </w:rPr>
+        <w:t>(19,20)</w:t>
+      </w:r>
+      <w:r>
+        <w:rPr>
+          <w:rFonts w:ascii="Arial" w:hAnsi="Arial" w:cs="Arial"/>
+          <w:sz w:val="22"/>
+          <w:szCs w:val="22"/>
+        </w:rPr>
+        <w:fldChar w:fldCharType="end"/>
+      </w:r>
+      <w:r>
+        <w:rPr>
+          <w:rFonts w:ascii="Arial" w:hAnsi="Arial" w:cs="Arial"/>
+          <w:sz w:val="22"/>
+          <w:szCs w:val="22"/>
+        </w:rPr>
+        <w:t>. In positive prediction error, impairments are manifested by deactivation in PFC, which may explain the avolition among negative findings</w:t>
+      </w:r>
+      <w:r>
+        <w:rPr>
+          <w:rFonts w:ascii="Arial" w:hAnsi="Arial" w:cs="Arial"/>
+          <w:sz w:val="22"/>
+          <w:szCs w:val="22"/>
+        </w:rPr>
+        <w:fldChar w:fldCharType="begin"/>
+      </w:r>
+      <w:r>
+        <w:rPr>
+          <w:rFonts w:ascii="Arial" w:hAnsi="Arial" w:cs="Arial"/>
+          <w:sz w:val="22"/>
+          <w:szCs w:val="22"/>
+        </w:rPr>
+        <w:instrText xml:space="preserve"> ADDIN ZOTERO_ITEM CSL_CITATION {"citationID":"aa2lnlcqf2","properties":{"formattedCitation":"(21)","plainCitation":"(21)","noteIndex":0},"citationItems":[{"id":4804,"uris":["http://zotero.org/users/9264269/items/2MF4KWPP"],"itemData":{"id":4804,"type":"article-journal","abstract":"Abstract\n            Schizophrenia is a severe psychiatric disorder affecting 21 million people worldwide. People with schizophrenia suffer from symptoms including psychosis and delusions, apathy, anhedonia, and cognitive deficits. Strikingly, schizophrenia is characterised by a learning paradox involving difficulties learning from rewarding events, whilst simultaneously ‘overlearning’ about irrelevant or neutral information. While dysfunction in dopaminergic signalling has long been linked to the pathophysiology of schizophrenia, a cohesive framework that accounts for this learning paradox remains elusive. Recently, there has been an explosion of new research investigating how dopamine contributes to reinforcement learning, which illustrates that midbrain dopamine contributes in complex ways to reinforcement learning, not previously envisioned. This new data brings new possibilities for how dopamine signalling contributes to the symptomatology of schizophrenia. Building on recent work, we present a new neural framework for how we might envision specific dopamine circuits contributing to this learning paradox in schizophrenia in the context of models of reinforcement learning. Further, we discuss avenues of preclinical research with the use of cutting-edge neuroscience techniques where aspects of this model may be tested. Ultimately, it is hoped that this review will spur to action more research utilising specific reinforcement learning paradigms in preclinical models of schizophrenia, to reconcile seemingly disparate symptomatology and develop more efficient therapeutics.","container-title":"Neuropsychopharmacology","DOI":"10.1038/s41386-021-01188-y","ISSN":"0893-133X, 1740-634X","issue":"3","journalAbbreviation":"Neuropsychopharmacol.","language":"en","note":"number: 3","page":"628-640","source":"DOI.org (Crossref)","title":"The prediction-error hypothesis of schizophrenia: new data point to circuit-specific changes in dopamine activity","title-short":"The prediction-error hypothesis of schizophrenia","volume":"47","author":[{"family":"Millard","given":"Samuel J."},{"family":"Bearden","given":"Carrie E."},{"family":"Karlsgodt","given":"Katherine H."},{"family":"Sharpe","given":"Melissa J."}],"issued":{"date-parts":[["2022",2]]}}}],"schema":"https://github.com/citation-style-language/schema/raw/master/csl-citation.json"} </w:instrText>
+      </w:r>
+      <w:r>
+        <w:rPr>
+          <w:rFonts w:ascii="Arial" w:hAnsi="Arial" w:cs="Arial"/>
+          <w:sz w:val="22"/>
+          <w:szCs w:val="22"/>
+        </w:rPr>
+        <w:fldChar w:fldCharType="separate"/>
+      </w:r>
+      <w:r>
+        <w:rPr>
+          <w:rFonts w:ascii="Arial" w:hAnsi="Arial" w:cs="Arial"/>
+          <w:sz w:val="22"/>
+          <w:szCs w:val="22"/>
+        </w:rPr>
+        <w:t>(21)</w:t>
+      </w:r>
+      <w:r>
+        <w:rPr>
+          <w:rFonts w:ascii="Arial" w:hAnsi="Arial" w:cs="Arial"/>
+          <w:sz w:val="22"/>
+          <w:szCs w:val="22"/>
+        </w:rPr>
+        <w:fldChar w:fldCharType="end"/>
+      </w:r>
+      <w:r>
+        <w:rPr>
+          <w:rFonts w:ascii="Arial" w:hAnsi="Arial" w:cs="Arial"/>
+          <w:sz w:val="22"/>
+          <w:szCs w:val="22"/>
+        </w:rPr>
+        <w:t>. It has also been suggested that impaired PE calculations in schizophrenia might be associated with the delusions formation</w:t>
+      </w:r>
+      <w:r>
+        <w:rPr>
+          <w:rFonts w:ascii="Arial" w:hAnsi="Arial" w:cs="Arial"/>
+          <w:sz w:val="22"/>
+          <w:szCs w:val="22"/>
+        </w:rPr>
+        <w:fldChar w:fldCharType="begin"/>
+      </w:r>
+      <w:r>
+        <w:rPr>
+          <w:rFonts w:ascii="Arial" w:hAnsi="Arial" w:cs="Arial"/>
+          <w:sz w:val="22"/>
+          <w:szCs w:val="22"/>
+        </w:rPr>
+        <w:instrText xml:space="preserve"> ADDIN ZOTERO_ITEM CSL_CITATION {"citationID":"a1t96ldhkmm","properties":{"formattedCitation":"(22,23)","plainCitation":"(22,23)","noteIndex":0},"citationItems":[{"id":88,"uris":["http://zotero.org/users/9264269/items/LYNW6AFR"],"itemData":{"id":88,"type":"article-journal","container-title":"Brain","DOI":"10.1093/brain/awm173","ISSN":"0006-8950, 1460-2156","issue":"9","journalAbbreviation":"Brain","language":"en","page":"2387-2400","source":"DOI.org (Crossref)","title":"Disrupted prediction-error signal in psychosis: evidence for an associative account of delusions","title-short":"Disrupted prediction-error signal in psychosis","volume":"130","author":[{"family":"Corlett","given":"P.R."},{"family":"Murray","given":"G.K."},{"family":"Honey","given":"G.D."},{"family":"Aitken","given":"M.R.F."},{"family":"Shanks","given":"D.R."},{"family":"Robbins","given":"T.W."},{"family":"Bullmore","given":"E.T."},{"family":"Dickinson","given":"A."},{"family":"Fletcher","given":"P.C."}],"issued":{"date-parts":[["2007",9,1]]}}},{"id":4905,"uris":["http://zotero.org/users/9264269/items/Y85BN47I"],"itemData":{"id":4905,"type":"article-journal","container-title":"Cognitive Neuropsychiatry","DOI":"10.1080/13546805.2014.897601","ISSN":"1354-6805, 1464-0619","issue":"5","language":"en","page":"439-467","publisher":"Informa UK Limited","source":"Crossref","title":"Delusions and prediction error: re-examining the behavioural evidence for disrupted error signalling in delusion formation","title-short":"Delusions and prediction error","volume":"19","author":[{"family":"Griffiths","given":"Oren"},{"family":"Langdon","given":"Robyn"},{"family":"Le Pelley","given":"Mike E."},{"family":"Coltheart","given":"Max"}],"issued":{"date-parts":[["2014",9,3]]}}}],"schema":"https://github.com/citation-style-language/schema/raw/master/csl-citation.json"} </w:instrText>
+      </w:r>
+      <w:r>
+        <w:rPr>
+          <w:rFonts w:ascii="Arial" w:hAnsi="Arial" w:cs="Arial"/>
+          <w:sz w:val="22"/>
+          <w:szCs w:val="22"/>
+        </w:rPr>
+        <w:fldChar w:fldCharType="separate"/>
+      </w:r>
+      <w:r>
+        <w:rPr>
+          <w:rFonts w:ascii="Arial" w:hAnsi="Arial" w:cs="Arial"/>
+          <w:sz w:val="22"/>
+          <w:szCs w:val="22"/>
+        </w:rPr>
+        <w:t>(22,23)</w:t>
+      </w:r>
+      <w:r>
+        <w:rPr>
+          <w:rFonts w:ascii="Arial" w:hAnsi="Arial" w:cs="Arial"/>
+          <w:sz w:val="22"/>
+          <w:szCs w:val="22"/>
+        </w:rPr>
+        <w:fldChar w:fldCharType="end"/>
+      </w:r>
+      <w:r>
+        <w:rPr>
+          <w:rFonts w:ascii="Arial" w:hAnsi="Arial" w:cs="Arial"/>
+          <w:sz w:val="22"/>
+          <w:szCs w:val="22"/>
+        </w:rPr>
+        <w:t xml:space="preserve">. </w:t>
+      </w:r>
+    </w:p>
+    <w:p>
+      <w:pPr>
+        <w:pStyle w:val="BodyText"/>
+        <w:rPr>
+          <w:rFonts w:ascii="Arial" w:hAnsi="Arial" w:cs="Arial"/>
+          <w:sz w:val="22"/>
+          <w:szCs w:val="22"/>
+        </w:rPr>
+      </w:pPr>
+      <w:r>
+        <w:rPr>
+          <w:rFonts w:ascii="Arial" w:hAnsi="Arial" w:cs="Arial"/>
+          <w:sz w:val="22"/>
+          <w:szCs w:val="22"/>
+        </w:rPr>
+        <w:t xml:space="preserve">In SZ, abnormal dopaminergic firing fundamentally disrupts PE signaling, </w:t>
+      </w:r>
+      <w:r>
+        <w:rPr>
+          <w:rFonts w:ascii="Arial" w:hAnsi="Arial" w:cs="Arial"/>
+          <w:sz w:val="22"/>
+          <w:szCs w:val="22"/>
+        </w:rPr>
+        <w:t>lead</w:t>
+      </w:r>
+      <w:r>
+        <w:rPr>
+          <w:rFonts w:ascii="Arial" w:hAnsi="Arial" w:cs="Arial"/>
+          <w:sz w:val="22"/>
+          <w:szCs w:val="22"/>
+        </w:rPr>
+        <w:t>ing</w:t>
+      </w:r>
+      <w:r>
+        <w:rPr>
+          <w:rFonts w:ascii="Arial" w:hAnsi="Arial" w:cs="Arial"/>
+          <w:sz w:val="22"/>
+          <w:szCs w:val="22"/>
+        </w:rPr>
+        <w:t xml:space="preserve"> to aberrant PE attribution to irrelevant stimuli</w:t>
+      </w:r>
+      <w:r>
+        <w:rPr>
+          <w:rFonts w:ascii="Arial" w:hAnsi="Arial" w:cs="Arial"/>
+          <w:sz w:val="22"/>
+          <w:szCs w:val="22"/>
+        </w:rPr>
+        <w:fldChar w:fldCharType="begin"/>
+      </w:r>
+      <w:r>
+        <w:rPr>
+          <w:rFonts w:ascii="Arial" w:hAnsi="Arial" w:cs="Arial"/>
+          <w:sz w:val="22"/>
+          <w:szCs w:val="22"/>
+        </w:rPr>
+        <w:instrText xml:space="preserve"> ADDIN ZOTERO_ITEM CSL_CITATION {"citationID":"a26ai8lk27r","properties":{"formattedCitation":"(24\\uc0\\u8211{}26)","plainCitation":"(24–26)","noteIndex":0},"citationItems":[{"id":911,"uris":["http://zotero.org/users/9264269/items/DZWH2SA5"],"itemData":{"id":911,"type":"article-journal","abstract":"Schizophrenia remains a major burden on patients and society. The dopamine hypothesis attempts to explain the pathogenic mechanisms of the disorder, and the neurodevelopmental hypothesis the origins. In the past 10 years an alternative, the cognitive model, has gained popularity. However, the first two theories have not been satisfactorily integrated, and the most influential iteration of the cognitive model makes no mention of dopamine, neurodevelopment, or indeed the brain. In this Review we show that developmental alterations secondary to variant genes, early hazards to the brain, and childhood adversity sensitise the dopamine system, and result in excessive presynaptic dopamine synthesis and release. Social adversity biases the cognitive schema that the individual uses to interpret experiences towards paranoid interpretations. Subsequent stress results in dysregulated dopamine release, causing the misattribution of salience to stimuli, which are then misinterpreted by the biased cognitive processes. The resulting paranoia and hallucinations in turn cause further stress, and eventually repeated dopamine dysregulation hardwires the psychotic beliefs. Finally, we consider the implications of this model for understanding and treatment of schizophrenia.","container-title":"The Lancet","DOI":"10.1016/S0140-6736(13)62036-X","ISSN":"1474547X","issue":"9929","page":"1677–1687","PMID":"24315522","publisher":"Elsevier Ltd","title":"Schizophrenia: An integrated sociodevelopmental-cognitive model","volume":"383","author":[{"family":"Howes","given":"Oliver D."},{"family":"Murray","given":"Robin M."}],"issued":{"date-parts":[["2014"]]}}},{"id":4902,"uris":["http://zotero.org/users/9264269/items/FV6RPVSJ"],"itemData":{"id":4902,"type":"article-journal","container-title":"Schizophrenia Bulletin","DOI":"10.1093/schbul/sbq031","ISSN":"0586-7614, 1745-1701","issue":"3","language":"en","page":"472-485","publisher":"Oxford University Press (OUP)","source":"Crossref","title":"Dopaminergic Dysfunction in Schizophrenia: Salience Attribution Revisited","title-short":"Dopaminergic Dysfunction in Schizophrenia","volume":"36","author":[{"family":"Heinz","given":"A."},{"family":"Schlagenhauf","given":"F."}],"issued":{"date-parts":[["2010",5,1]]}}},{"id":4901,"uris":["http://zotero.org/users/9264269/items/TDNS4UJE"],"itemData":{"id":4901,"type":"article-journal","container-title":"American Journal of Psychiatry","DOI":"10.1176/appi.ajp.160.1.13","ISSN":"0002-953X, 1535-7228","issue":"1","journalAbbreviation":"AJP","language":"en","page":"13-23","publisher":"American Psychiatric Association Publishing","source":"Crossref","title":"Psychosis as a State of Aberrant Salience: A Framework Linking Biology, Phenomenology, and Pharmacology in Schizophrenia","title-short":"Psychosis as a State of Aberrant Salience","volume":"160","author":[{"family":"Kapur","given":"Shitij"}],"issued":{"date-parts":[["2003",1,1]]}}}],"schema":"https://github.com/citation-style-language/schema/raw/master/csl-citation.json"} </w:instrText>
+      </w:r>
+      <w:r>
+        <w:rPr>
+          <w:rFonts w:ascii="Arial" w:hAnsi="Arial" w:cs="Arial"/>
+          <w:sz w:val="22"/>
+          <w:szCs w:val="22"/>
+        </w:rPr>
+        <w:fldChar w:fldCharType="separate"/>
+      </w:r>
+      <w:r>
+        <w:rPr>
+          <w:rFonts w:ascii="Arial" w:eastAsiaTheme="minorHAnsi" w:hAnsi="Arial" w:cs="Arial"/>
+          <w:sz w:val="22"/>
+        </w:rPr>
+        <w:t>(24–26)</w:t>
+      </w:r>
+      <w:r>
+        <w:rPr>
+          <w:rFonts w:ascii="Arial" w:hAnsi="Arial" w:cs="Arial"/>
+          <w:sz w:val="22"/>
+          <w:szCs w:val="22"/>
+        </w:rPr>
+        <w:fldChar w:fldCharType="end"/>
+      </w:r>
+      <w:r>
+        <w:rPr>
+          <w:rFonts w:ascii="Arial" w:hAnsi="Arial" w:cs="Arial"/>
+          <w:sz w:val="22"/>
+          <w:szCs w:val="22"/>
+        </w:rPr>
+        <w:t xml:space="preserve">. </w:t>
+      </w:r>
+      <w:r>
+        <w:rPr>
+          <w:rFonts w:ascii="Arial" w:hAnsi="Arial" w:cs="Arial"/>
+          <w:sz w:val="22"/>
+          <w:szCs w:val="22"/>
+        </w:rPr>
+        <w:t xml:space="preserve">While gradual PE learning relies on the basal ganglia, rapid learning and outcome monitoring require intact frontal and cingulate networks </w:t>
+      </w:r>
+      <w:r>
+        <w:rPr>
+          <w:rFonts w:ascii="Arial" w:hAnsi="Arial" w:cs="Arial"/>
+          <w:sz w:val="22"/>
+          <w:szCs w:val="22"/>
+        </w:rPr>
+        <w:fldChar w:fldCharType="begin"/>
+      </w:r>
+      <w:r>
+        <w:rPr>
+          <w:rFonts w:ascii="Arial" w:hAnsi="Arial" w:cs="Arial"/>
+          <w:sz w:val="22"/>
+          <w:szCs w:val="22"/>
+        </w:rPr>
+        <w:instrText xml:space="preserve"> ADDIN ZOTERO_ITEM CSL_CITATION {"citationID":"Nt4KtmUI","properties":{"formattedCitation":"(10)","plainCitation":"(10)","noteIndex":0},"citationItems":[{"id":5457,"uris":["http://zotero.org/users/9264269/items/5A3ZTGED"],"itemData":{"id":5457,"type":"chapter","abstract":"Motivational deficits (avolition and anhedonia) have historically been considered important negative symptoms of schizophrenia. Numerous studies have attempted to identify the neural substrates of avolition and anhedonia in schizophrenia, but these studies have not produced much agreement. Deficits in various aspects of reinforcement processing have been observed in individuals with schizophrenia, but it is not exactly clear which of these deficits actually engender motivational impairments in SZ. The purpose of this chapter is to examine how various reinforcement-related behavioral and neural signals could contribute to motivational impairments in both schizophrenia, and psychiatric illness, in general. In particular, we describe different aspects of the concept of expected value (EV), such as the distinction between the EV of stimuli and the expected value of actions, the acquisition of value vs. the estimation of value, and the discounting of value as a consequence of time or effort required. We conclude that avolition and anhedonia in SZ are most commonly tied to aberrant signals for expected value, in the context of learning. We discuss implications for further research on the neural substrates of motivational impairments in psychiatric illness.","container-title":"Behavioral Neuroscience of Motivation","DOI":"10.1007/7854_2015_385","ISBN":"978-3-319-26933-7","language":"en","note":"collection-title: Current Topics in Behavioral Neurosciences","page":"375-410","publisher":"Springer International Publishing","publisher-place":"Cham","source":"DOI.org (Crossref)","title":"Motivational Deficits in Schizophrenia and the Representation of Expected Value","URL":"https://link.springer.com/10.1007/7854_2015_385","volume":"27","editor":[{"family":"Simpson","given":"Eleanor H."},{"family":"Balsam","given":"Peter D."}],"author":[{"family":"Waltz","given":"James A."},{"family":"Gold","given":"James M."}],"accessed":{"date-parts":[["2026",4,11]]},"issued":{"date-parts":[["2015"]]}}}],"schema":"https://github.com/citation-style-language/schema/raw/master/csl-citation.json"} </w:instrText>
+      </w:r>
+      <w:r>
+        <w:rPr>
+          <w:rFonts w:ascii="Arial" w:hAnsi="Arial" w:cs="Arial"/>
+          <w:sz w:val="22"/>
+          <w:szCs w:val="22"/>
+        </w:rPr>
+        <w:fldChar w:fldCharType="separate"/>
+      </w:r>
+      <w:r>
+        <w:rPr>
+          <w:rFonts w:ascii="Arial" w:hAnsi="Arial" w:cs="Arial"/>
+          <w:noProof/>
+          <w:sz w:val="22"/>
+          <w:szCs w:val="22"/>
+        </w:rPr>
+        <w:t>(10)</w:t>
+      </w:r>
+      <w:r>
+        <w:rPr>
+          <w:rFonts w:ascii="Arial" w:hAnsi="Arial" w:cs="Arial"/>
+          <w:sz w:val="22"/>
+          <w:szCs w:val="22"/>
+        </w:rPr>
+        <w:fldChar w:fldCharType="end"/>
+      </w:r>
+      <w:r>
+        <w:rPr>
+          <w:rFonts w:ascii="Arial" w:hAnsi="Arial" w:cs="Arial"/>
+          <w:sz w:val="22"/>
+          <w:szCs w:val="22"/>
+        </w:rPr>
+        <w:t xml:space="preserve">. However, the failure of SZ patients to learn from reward-predictive stimuli is largely attributed to ‘hypo-frontality’, characterized by reduced D1 receptor density in PFC </w:t>
+      </w:r>
+      <w:r>
+        <w:rPr>
+          <w:rFonts w:ascii="Arial" w:hAnsi="Arial" w:cs="Arial"/>
+          <w:sz w:val="22"/>
+          <w:szCs w:val="22"/>
+        </w:rPr>
+        <w:fldChar w:fldCharType="begin"/>
+      </w:r>
+      <w:r>
+        <w:rPr>
+          <w:rFonts w:ascii="Arial" w:hAnsi="Arial" w:cs="Arial"/>
+          <w:sz w:val="22"/>
+          <w:szCs w:val="22"/>
+        </w:rPr>
+        <w:instrText xml:space="preserve"> ADDIN ZOTERO_ITEM CSL_CITATION {"citationID":"52YxXEOt","properties":{"formattedCitation":"(21)","plainCitation":"(21)","noteIndex":0},"citationItems":[{"id":4804,"uris":["http://zotero.org/users/9264269/items/2MF4KWPP"],"itemData":{"id":4804,"type":"article-journal","abstract":"Abstract\n            Schizophrenia is a severe psychiatric disorder affecting 21 million people worldwide. People with schizophrenia suffer from symptoms including psychosis and delusions, apathy, anhedonia, and cognitive deficits. Strikingly, schizophrenia is characterised by a learning paradox involving difficulties learning from rewarding events, whilst simultaneously ‘overlearning’ about irrelevant or neutral information. While dysfunction in dopaminergic signalling has long been linked to the pathophysiology of schizophrenia, a cohesive framework that accounts for this learning paradox remains elusive. Recently, there has been an explosion of new research investigating how dopamine contributes to reinforcement learning, which illustrates that midbrain dopamine contributes in complex ways to reinforcement learning, not previously envisioned. This new data brings new possibilities for how dopamine signalling contributes to the symptomatology of schizophrenia. Building on recent work, we present a new neural framework for how we might envision specific dopamine circuits contributing to this learning paradox in schizophrenia in the context of models of reinforcement learning. Further, we discuss avenues of preclinical research with the use of cutting-edge neuroscience techniques where aspects of this model may be tested. Ultimately, it is hoped that this review will spur to action more research utilising specific reinforcement learning paradigms in preclinical models of schizophrenia, to reconcile seemingly disparate symptomatology and develop more efficient therapeutics.","container-title":"Neuropsychopharmacology","DOI":"10.1038/s41386-021-01188-y","ISSN":"0893-133X, 1740-634X","issue":"3","journalAbbreviation":"Neuropsychopharmacol.","language":"en","note":"number: 3","page":"628-640","source":"DOI.org (Crossref)","title":"The prediction-error hypothesis of schizophrenia: new data point to circuit-specific changes in dopamine activity","title-short":"The prediction-error hypothesis of schizophrenia","volume":"47","author":[{"family":"Millard","given":"Samuel J."},{"family":"Bearden","given":"Carrie E."},{"family":"Karlsgodt","given":"Katherine H."},{"family":"Sharpe","given":"Melissa J."}],"issued":{"date-parts":[["2022",2]]}},"locator":"202"}],"schema":"https://github.com/citation-style-language/schema/raw/master/csl-citation.json"} </w:instrText>
+      </w:r>
+      <w:r>
+        <w:rPr>
+          <w:rFonts w:ascii="Arial" w:hAnsi="Arial" w:cs="Arial"/>
+          <w:sz w:val="22"/>
+          <w:szCs w:val="22"/>
+        </w:rPr>
+        <w:fldChar w:fldCharType="separate"/>
+      </w:r>
+      <w:r>
+        <w:rPr>
+          <w:rFonts w:ascii="Arial" w:hAnsi="Arial" w:cs="Arial"/>
+          <w:noProof/>
+          <w:sz w:val="22"/>
+          <w:szCs w:val="22"/>
+        </w:rPr>
+        <w:t>(21)</w:t>
+      </w:r>
+      <w:r>
+        <w:rPr>
+          <w:rFonts w:ascii="Arial" w:hAnsi="Arial" w:cs="Arial"/>
+          <w:sz w:val="22"/>
+          <w:szCs w:val="22"/>
+        </w:rPr>
+        <w:fldChar w:fldCharType="end"/>
+      </w:r>
+      <w:r>
+        <w:rPr>
+          <w:rFonts w:ascii="Arial" w:hAnsi="Arial" w:cs="Arial"/>
+          <w:sz w:val="22"/>
+          <w:szCs w:val="22"/>
+        </w:rPr>
+        <w:t>.</w:t>
+      </w:r>
+    </w:p>
+    <w:p>
+      <w:pPr>
+        <w:pStyle w:val="BodyText"/>
+        <w:rPr>
+          <w:rFonts w:ascii="Arial" w:hAnsi="Arial" w:cs="Arial"/>
+          <w:sz w:val="22"/>
+          <w:szCs w:val="22"/>
+        </w:rPr>
+      </w:pPr>
+      <w:r>
+        <w:rPr>
+          <w:rFonts w:ascii="Arial" w:hAnsi="Arial" w:cs="Arial"/>
+          <w:sz w:val="22"/>
+          <w:szCs w:val="22"/>
+        </w:rPr>
+        <w:t xml:space="preserve">Similarly, monitoring regions are compromised; imaging studies report that </w:t>
+      </w:r>
+      <w:r>
+        <w:rPr>
+          <w:rFonts w:ascii="Arial" w:hAnsi="Arial" w:cs="Arial"/>
+          <w:sz w:val="22"/>
+          <w:szCs w:val="22"/>
+        </w:rPr>
+        <w:t>SZ</w:t>
+      </w:r>
+      <w:r>
+        <w:rPr>
+          <w:rFonts w:ascii="Arial" w:hAnsi="Arial" w:cs="Arial"/>
+          <w:sz w:val="22"/>
+          <w:szCs w:val="22"/>
+        </w:rPr>
+        <w:t xml:space="preserve"> patients display reduced </w:t>
+      </w:r>
+      <w:r>
+        <w:rPr>
+          <w:rFonts w:ascii="Arial" w:hAnsi="Arial" w:cs="Arial"/>
+          <w:sz w:val="22"/>
+          <w:szCs w:val="22"/>
+        </w:rPr>
+        <w:t>PE</w:t>
+      </w:r>
+      <w:r>
+        <w:rPr>
+          <w:rFonts w:ascii="Arial" w:hAnsi="Arial" w:cs="Arial"/>
+          <w:sz w:val="22"/>
+          <w:szCs w:val="22"/>
+        </w:rPr>
+        <w:t xml:space="preserve"> signals associated with the </w:t>
+      </w:r>
+      <w:r>
+        <w:rPr>
+          <w:rFonts w:ascii="Arial" w:hAnsi="Arial" w:cs="Arial"/>
+          <w:sz w:val="22"/>
+          <w:szCs w:val="22"/>
+        </w:rPr>
+        <w:t>ACC</w:t>
+      </w:r>
+      <w:r>
+        <w:rPr>
+          <w:rFonts w:ascii="Arial" w:hAnsi="Arial" w:cs="Arial"/>
+          <w:sz w:val="22"/>
+          <w:szCs w:val="22"/>
+        </w:rPr>
+        <w:t xml:space="preserve">, alongside concordant altered activity in the </w:t>
+      </w:r>
+      <w:r>
+        <w:rPr>
+          <w:rFonts w:ascii="Arial" w:hAnsi="Arial" w:cs="Arial"/>
+          <w:sz w:val="22"/>
+          <w:szCs w:val="22"/>
+        </w:rPr>
+        <w:t>PCC</w:t>
+      </w:r>
+      <w:r>
+        <w:rPr>
+          <w:rFonts w:ascii="Arial" w:hAnsi="Arial" w:cs="Arial"/>
+          <w:sz w:val="22"/>
+          <w:szCs w:val="22"/>
+        </w:rPr>
+        <w:fldChar w:fldCharType="begin"/>
+      </w:r>
+      <w:r>
+        <w:rPr>
+          <w:rFonts w:ascii="Arial" w:hAnsi="Arial" w:cs="Arial"/>
+          <w:sz w:val="22"/>
+          <w:szCs w:val="22"/>
+        </w:rPr>
+        <w:instrText xml:space="preserve"> ADDIN ZOTERO_ITEM CSL_CITATION {"citationID":"0XX18MHb","properties":{"formattedCitation":"(17)","plainCitation":"(17)","noteIndex":0},"citationItems":[{"id":4953,"uris":["http://zotero.org/users/9264269/items/XTJ3WFJY"],"itemData":{"id":4953,"type":"article-journal","container-title":"Human Brain Mapping","DOI":"10.1002/hbm.25453","issue":"11","page":"3547–3560","PMID":"33955106","PMCID":"PMC8249895","title":"Abnormal prediction error processing in schizophrenia and depression","volume":"42","author":[{"family":"Yaple","given":"Z. A."},{"family":"Tolomeo","given":"S."},{"family":"Yu","given":"R."}],"issued":{"date-parts":[["2021"]]}}}],"schema":"https://github.com/citation-style-language/schema/raw/master/csl-citation.json"} </w:instrText>
+      </w:r>
+      <w:r>
+        <w:rPr>
+          <w:rFonts w:ascii="Arial" w:hAnsi="Arial" w:cs="Arial"/>
+          <w:sz w:val="22"/>
+          <w:szCs w:val="22"/>
+        </w:rPr>
+        <w:fldChar w:fldCharType="separate"/>
+      </w:r>
+      <w:r>
+        <w:rPr>
+          <w:rFonts w:ascii="Arial" w:hAnsi="Arial" w:cs="Arial"/>
+          <w:noProof/>
+          <w:sz w:val="22"/>
+          <w:szCs w:val="22"/>
+        </w:rPr>
+        <w:t>(17)</w:t>
+      </w:r>
+      <w:r>
+        <w:rPr>
+          <w:rFonts w:ascii="Arial" w:hAnsi="Arial" w:cs="Arial"/>
+          <w:sz w:val="22"/>
+          <w:szCs w:val="22"/>
+        </w:rPr>
+        <w:fldChar w:fldCharType="end"/>
+      </w:r>
+      <w:r>
+        <w:rPr>
+          <w:rFonts w:ascii="Arial" w:hAnsi="Arial" w:cs="Arial"/>
+          <w:sz w:val="22"/>
+          <w:szCs w:val="22"/>
+        </w:rPr>
+        <w:t xml:space="preserve">. Consequently, because this core reward and monitoring circuitry (striatum, PFC, and ACC/PCC) is heavily disrupted, it fails to appropriately interact with temporal and </w:t>
+      </w:r>
+      <w:proofErr w:type="spellStart"/>
+      <w:r>
+        <w:rPr>
+          <w:rFonts w:ascii="Arial" w:hAnsi="Arial" w:cs="Arial"/>
+          <w:sz w:val="22"/>
+          <w:szCs w:val="22"/>
+        </w:rPr>
+        <w:t>extrastriate</w:t>
+      </w:r>
+      <w:proofErr w:type="spellEnd"/>
+      <w:r>
+        <w:rPr>
+          <w:rFonts w:ascii="Arial" w:hAnsi="Arial" w:cs="Arial"/>
+          <w:sz w:val="22"/>
+          <w:szCs w:val="22"/>
+        </w:rPr>
+        <w:t xml:space="preserve"> visual networks such as fusiform gyrus</w:t>
+      </w:r>
+      <w:r>
+        <w:rPr>
+          <w:rFonts w:ascii="Arial" w:hAnsi="Arial" w:cs="Arial"/>
+          <w:sz w:val="22"/>
+          <w:szCs w:val="22"/>
+        </w:rPr>
+        <w:fldChar w:fldCharType="begin"/>
+      </w:r>
+      <w:r>
+        <w:rPr>
+          <w:rFonts w:ascii="Arial" w:hAnsi="Arial" w:cs="Arial"/>
+          <w:sz w:val="22"/>
+          <w:szCs w:val="22"/>
+        </w:rPr>
+        <w:instrText xml:space="preserve"> ADDIN ZOTERO_ITEM CSL_CITATION {"citationID":"uQowXPBA","properties":{"formattedCitation":"(27)","plainCitation":"(27)","noteIndex":0},"citationItems":[{"id":707,"uris":["http://zotero.org/users/9264269/items/62HXSG2Y"],"itemData":{"id":707,"type":"article-journal","abstract":"Social learning is fundamental to human interactions, yet its computational and physiological mechanisms are not well understood. One prominent open question concerns the role of neuromodulatory transmitters. We combined fMRI, computational modelling and genetics to address this question in two separate samples (N1/435, N1/447). Participants played a game requiring inference on an adviser's intentions whose motivation to help or mislead changed over time. Our analyses suggest that hierarchically structured belief updates about current advice validity and the adviser's trustworthiness, respectively, depend on different neuromodulatory systems. Low-level prediction errors (PEs) about advice accuracy not only activated regions known to support 'theory of mind', but also the dopaminergic midbrain. Furthermore, PE responses in ventral striatum were influenced by the Met/Val polymorphismof the Catechol-O-Methyltransferase (COMT) gene. By contrast, high-level PEs ('expected uncertainty') about the adviser's fidelity activated the cholinergic septum. These findings, replicated in both samples, have important implications: They suggest that social learning rests on hierarchically related PEs encoded by midbrain and septum activity, respectively, in the same manner as other forms of learning under volatility. Furthermore, these hierarchical PEs may be broadcast by dopaminergic and cholinergic projections to induce plasticity specifically in cortical areas known to represent beliefs about others.","container-title":"Social Cognitive and Affective Neuroscience","DOI":"10.1093/scan/nsw171","ISSN":"17495024","issue":"4","page":"618–634","PMID":"28119508","title":"Hierarchical prediction errors in midbrain and septum during social learning","volume":"12","author":[{"family":"Diaconescu","given":"Andreea O."},{"family":"Mathys","given":"Christoph"},{"family":"Weber","given":"Lilian A.E."},{"family":"Kasper","given":"Lars"},{"family":"Mauer","given":"Jan"},{"family":"Stephan","given":"Klaas E."}],"issued":{"date-parts":[["2017"]]}}}],"schema":"https://github.com/citation-style-language/schema/raw/master/csl-citation.json"} </w:instrText>
+      </w:r>
+      <w:r>
+        <w:rPr>
+          <w:rFonts w:ascii="Arial" w:hAnsi="Arial" w:cs="Arial"/>
+          <w:sz w:val="22"/>
+          <w:szCs w:val="22"/>
+        </w:rPr>
+        <w:fldChar w:fldCharType="separate"/>
+      </w:r>
+      <w:r>
+        <w:rPr>
+          <w:rFonts w:ascii="Arial" w:hAnsi="Arial" w:cs="Arial"/>
+          <w:noProof/>
+          <w:sz w:val="22"/>
+          <w:szCs w:val="22"/>
+        </w:rPr>
+        <w:t>(27)</w:t>
+      </w:r>
+      <w:r>
+        <w:rPr>
+          <w:rFonts w:ascii="Arial" w:hAnsi="Arial" w:cs="Arial"/>
+          <w:sz w:val="22"/>
+          <w:szCs w:val="22"/>
+        </w:rPr>
+        <w:fldChar w:fldCharType="end"/>
+      </w:r>
+      <w:r>
+        <w:rPr>
+          <w:rFonts w:ascii="Arial" w:hAnsi="Arial" w:cs="Arial"/>
+          <w:sz w:val="22"/>
+          <w:szCs w:val="22"/>
+        </w:rPr>
+        <w:t xml:space="preserve">. This breakdown leaves patients unable to </w:t>
+      </w:r>
+      <w:r>
+        <w:rPr>
+          <w:rFonts w:ascii="Arial" w:hAnsi="Arial" w:cs="Arial"/>
+          <w:sz w:val="22"/>
+          <w:szCs w:val="22"/>
+        </w:rPr>
+        <w:lastRenderedPageBreak/>
+        <w:t>accurately evaluate human partners, monitor feedback and compute expected value of social cooperation</w:t>
+      </w:r>
+      <w:r>
+        <w:rPr>
+          <w:rFonts w:ascii="Arial" w:hAnsi="Arial" w:cs="Arial"/>
+          <w:sz w:val="22"/>
+          <w:szCs w:val="22"/>
+        </w:rPr>
+        <w:fldChar w:fldCharType="begin"/>
+      </w:r>
+      <w:r>
+        <w:rPr>
+          <w:rFonts w:ascii="Arial" w:hAnsi="Arial" w:cs="Arial"/>
+          <w:sz w:val="22"/>
+          <w:szCs w:val="22"/>
+        </w:rPr>
+        <w:instrText xml:space="preserve"> ADDIN ZOTERO_ITEM CSL_CITATION {"citationID":"8S66XGuT","properties":{"formattedCitation":"(10,12)","plainCitation":"(10,12)","noteIndex":0},"citationItems":[{"id":5457,"uris":["http://zotero.org/users/9264269/items/5A3ZTGED"],"itemData":{"id":5457,"type":"chapter","abstract":"Motivational deficits (avolition and anhedonia) have historically been considered important negative symptoms of schizophrenia. Numerous studies have attempted to identify the neural substrates of avolition and anhedonia in schizophrenia, but these studies have not produced much agreement. Deficits in various aspects of reinforcement processing have been observed in individuals with schizophrenia, but it is not exactly clear which of these deficits actually engender motivational impairments in SZ. The purpose of this chapter is to examine how various reinforcement-related behavioral and neural signals could contribute to motivational impairments in both schizophrenia, and psychiatric illness, in general. In particular, we describe different aspects of the concept of expected value (EV), such as the distinction between the EV of stimuli and the expected value of actions, the acquisition of value vs. the estimation of value, and the discounting of value as a consequence of time or effort required. We conclude that avolition and anhedonia in SZ are most commonly tied to aberrant signals for expected value, in the context of learning. We discuss implications for further research on the neural substrates of motivational impairments in psychiatric illness.","container-title":"Behavioral Neuroscience of Motivation","DOI":"10.1007/7854_2015_385","ISBN":"978-3-319-26933-7","language":"en","note":"collection-title: Current Topics in Behavioral Neurosciences","page":"375-410","publisher":"Springer International Publishing","publisher-place":"Cham","source":"DOI.org (Crossref)","title":"Motivational Deficits in Schizophrenia and the Representation of Expected Value","URL":"https://link.springer.com/10.1007/7854_2015_385","volume":"27","editor":[{"family":"Simpson","given":"Eleanor H."},{"family":"Balsam","given":"Peter D."}],"author":[{"family":"Waltz","given":"James A."},{"family":"Gold","given":"James M."}],"accessed":{"date-parts":[["2026",4,11]]},"issued":{"date-parts":[["2015"]]}}},{"id":5456,"uris":["http://zotero.org/users/9264269/items/37S67Y2R"],"itemData":{"id":5456,"type":"article-journal","abstract":"Aberrant social behavior is a frequent clinical feature of schizophrenia and seems related to the duration and chronicity of the disorder. However, there is a paucity of research into the relationship between social behavior and social cognition in patients with severe chronic courses of schizophrenia. Accordingly, the present study sought to examine the appreciation of social rules and norms such as fairness and cooperation in schizophrenia patients who fulﬁlled the criteria for “deﬁcit syndrome”. To this end, we utilized a so-called Ultimatum Game, and a Dictator Game, in which participants had the option to punish others’ unfair behavior. In addition, “theory of mind”, the ability to appreciate others’ mental states, was also examined using the Mental State Attribution Task (MSAT). Symptom severity was determined using the Positive and Negative Syndrome Scale. While patients with deﬁcit schizophrenia responded to varying levels of fairness in similar ways to controls, the patients accepted fewer fair offers and engaged less in third-party punishment. Impaired theory of mind in patients reduced the latter, but not the former, group difference to non-signiﬁcance. No signiﬁcant correlations emerged between symptom severity and task performance. Together, these ﬁndings suggest that the understanding of others’ minds partly contributes to the appreciation of social rules and norms in patients with severe chronic courses of schizophrenia.","container-title":"Frontiers in Psychiatry","DOI":"10.3389/fpsyt.2020.00835","ISSN":"1664-0640","journalAbbreviation":"Front. Psychiatry","language":"en","page":"835","source":"DOI.org (Crossref)","title":"Recognition of Social Rule Violation in “Deficit Syndrome” Schizophrenia: A Study Using Economic Games","title-short":"Recognition of Social Rule Violation in “Deficit Syndrome” Schizophrenia","volume":"11","author":[{"family":"Claassen","given":"Christian"},{"family":"Langdon","given":"Robyn"},{"family":"Brüne","given":"Martin"}],"issued":{"date-parts":[["2020",8,21]]}}}],"schema":"https://github.com/citation-style-language/schema/raw/master/csl-citation.json"} </w:instrText>
+      </w:r>
+      <w:r>
+        <w:rPr>
+          <w:rFonts w:ascii="Arial" w:hAnsi="Arial" w:cs="Arial"/>
+          <w:sz w:val="22"/>
+          <w:szCs w:val="22"/>
+        </w:rPr>
+        <w:fldChar w:fldCharType="separate"/>
+      </w:r>
+      <w:r>
+        <w:rPr>
+          <w:rFonts w:ascii="Arial" w:hAnsi="Arial" w:cs="Arial"/>
+          <w:noProof/>
+          <w:sz w:val="22"/>
+          <w:szCs w:val="22"/>
+        </w:rPr>
+        <w:t>(10,12)</w:t>
+      </w:r>
+      <w:r>
+        <w:rPr>
+          <w:rFonts w:ascii="Arial" w:hAnsi="Arial" w:cs="Arial"/>
+          <w:sz w:val="22"/>
+          <w:szCs w:val="22"/>
+        </w:rPr>
+        <w:fldChar w:fldCharType="end"/>
+      </w:r>
+      <w:r>
+        <w:rPr>
+          <w:rFonts w:ascii="Arial" w:hAnsi="Arial" w:cs="Arial"/>
+          <w:sz w:val="22"/>
+          <w:szCs w:val="22"/>
+        </w:rPr>
+        <w:t xml:space="preserve">. </w:t>
+      </w:r>
+    </w:p>
+    <w:p>
+      <w:pPr>
+        <w:pStyle w:val="BodyText"/>
+        <w:rPr>
+          <w:rFonts w:ascii="Arial" w:hAnsi="Arial" w:cs="Arial"/>
+          <w:sz w:val="22"/>
+          <w:szCs w:val="22"/>
+        </w:rPr>
+      </w:pPr>
+      <w:r>
+        <w:rPr>
+          <w:rFonts w:ascii="Arial" w:hAnsi="Arial" w:cs="Arial"/>
+          <w:sz w:val="22"/>
+          <w:szCs w:val="22"/>
+        </w:rPr>
+        <w:t>To pinpoint these mechanisms, we utilized a computational Trust Game. We hypothesized that patients would exhibit profound behavioral deficits in utilizing positive social feedback, underpinned by a neural failure to engage this integrated striatal-occipitotemporal network (specifically the striatum, cingulate, and fusiform gyrus) to properly compute the expected value of social trust</w:t>
+      </w:r>
+      <w:r>
+        <w:rPr>
+          <w:rFonts w:ascii="Arial" w:hAnsi="Arial" w:cs="Arial"/>
+          <w:sz w:val="22"/>
+          <w:szCs w:val="22"/>
+        </w:rPr>
+        <w:t>.</w:t>
+      </w:r>
+    </w:p>
+    <w:p/>
+    <w:p>
+      <w:pPr>
+        <w:pStyle w:val="Duz1"/>
+        <w:numPr>
+          <w:ilvl w:val="0"/>
+          <w:numId w:val="2"/>
+        </w:numPr>
+      </w:pPr>
+      <w:r>
+        <w:t>Methods</w:t>
       </w:r>
     </w:p>
     <w:p>
@@ -164,16 +1588,18 @@
         <w:fldChar w:fldCharType="begin"/>
       </w:r>
       <w:r>
-        <w:instrText xml:space="preserve"> ADDIN ZOTERO_ITEM CSL_CITATION {"citationID":"3c4VG86Y","properties":{"formattedCitation":"\\super 32\\nosupersub{}","plainCitation":"32","noteIndex":0},"citationItems":[{"id":"usDQrzdD/UoGgAq5I","uris":["http://zotero.org/users/10303855/items/YZ4U3224"],"itemData":{"id":153,"type":"article-journal","container-title":"Frontiers in Neuroscience","DOI":"10.3389/fnins.2019.00887","ISSN":"1662-453X","journalAbbreviation":"Front. Neurosci.","page":"887","source":"DOI.org (Crossref)","title":"Trust Games and Beyond","volume":"13","author":[{"family":"Alós-Ferrer","given":"Carlos"},{"family":"Farolfi","given":"Federica"}],"issued":{"date-parts":[["2019",9,10]]}}}],"schema":"https://github.com/citation-style-language/schema/raw/master/csl-citation.json"} </w:instrText>
+        <w:instrText xml:space="preserve"> ADDIN ZOTERO_ITEM CSL_CITATION {"citationID":"3c4VG86Y","properties":{"formattedCitation":"(28)","plainCitation":"(28)","noteIndex":0},"citationItems":[{"id":"nN3ZLqP7/OcOwqfLx","uris":["http://zotero.org/users/10303855/items/YZ4U3224"],"itemData":{"id":153,"type":"article-journal","container-title":"Frontiers in Neuroscience","DOI":"10.3389/fnins.2019.00887","ISSN":"1662-453X","journalAbbreviation":"Front. Neurosci.","page":"887","source":"DOI.org (Crossref)","title":"Trust Games and Beyond","volume":"13","author":[{"family":"Alós-Ferrer","given":"Carlos"},{"family":"Farolfi","given":"Federica"}],"issued":{"date-parts":[["2019",9,10]]}}}],"schema":"https://github.com/citation-style-language/schema/raw/master/csl-citation.json"} </w:instrText>
       </w:r>
       <w:r>
         <w:fldChar w:fldCharType="separate"/>
       </w:r>
       <w:r>
         <w:rPr>
-          <w:vertAlign w:val="superscript"/>
-        </w:rPr>
-        <w:t>32</w:t>
+          <w:rFonts w:eastAsiaTheme="minorHAnsi"/>
+          <w:szCs w:val="24"/>
+          <w14:ligatures w14:val="standardContextual"/>
+        </w:rPr>
+        <w:t>(28)</w:t>
       </w:r>
       <w:r>
         <w:fldChar w:fldCharType="end"/>
@@ -192,7 +1618,11 @@
         <w:jc w:val="both"/>
       </w:pPr>
       <w:r>
-        <w:t>In each trial, the participant starts with an initial endowment of 40 Turkish Lira (TL) and must decide whether to keep the money or invest it by transferring it to the trustee. If the participant keeps the money, it is evenly split between them and the trustee. If the participant chooses to invest, the amount is tripled to 120 TL, and the trustee then decides whether to share this amount equally with the participant or keep all of it. The task consisted of three blocks, each comprising 20 trials, with varying levels of reciprocity toward the investor, for a total of 60 trials. Each trial follows a standardized sequence presented across six screens (See Figure 1). Each trial of the Trust Game followed a structured sequence of six consecutive screens, designed to capture the participant's decision-making and trust behavior under controlled experimental conditions (Figure 2).</w:t>
+        <w:t xml:space="preserve">In each trial, the participant starts with an initial endowment of 40 Turkish Lira (TL) and must decide whether to keep the money or invest it by transferring it to the trustee. If the participant keeps the money, it is evenly split between them and the trustee. If the participant chooses to </w:t>
+      </w:r>
+      <w:r>
+        <w:lastRenderedPageBreak/>
+        <w:t>invest, the amount is tripled to 120 TL, and the trustee then decides whether to share this amount equally with the participant or keep all of it. The task consisted of three blocks, each comprising 20 trials, with varying levels of reciprocity toward the investor, for a total of 60 trials. Each trial follows a standardized sequence presented across six screens (See Figure 1). Each trial of the Trust Game followed a structured sequence of six consecutive screens, designed to capture the participant's decision-making and trust behavior under controlled experimental conditions (Figure 2).</w:t>
       </w:r>
     </w:p>
     <w:p>
@@ -201,11 +1631,7 @@
       </w:pPr>
       <w:r>
         <w:br/>
-        <w:t xml:space="preserve">In the first decision screen, participants saw a photo of the trustee alongside their initial </w:t>
-      </w:r>
-      <w:r>
-        <w:lastRenderedPageBreak/>
-        <w:t>endowment of 40 Turkish Lira (TL). They were instructed to decide whether to keep the money or invest it by transferring it to the trustee. No action or response was needed during this phase, and the screen remained visible for 6 seconds. On the second-choice screen, participants were asked to confirm their earlier decision (“invest” or “keep”) by pressing the appropriate button within a 3-second window. Before starting the task, they were informed that failing to respond would result in zero earnings for that trial (0 TL) and that missing responses on five trials—whether in a row or not—would lead to the termination of the entire task and exclusion of the subject. A 3-second waiting screen followed, during which participants anticipated the trustee's response. The fourth outcome screen showed the trustee’s decision—whether to share the tripled amount or keep it entirely—along with the outcome of the trial, including the participant’s earnings. In the fifth jitter screen inter-trial interval followed, lasting randomly between 3 and 6 seconds. During this time, a blank screen was displayed to introduce temporal variability between trials.  In the last sixth fixation screen, to maintain a total inter-trial interval of 9 seconds, a fixation cross (“+”) was shown for the remaining time—ranging from 3 to 6 seconds—depending on the length of the preceding jittered interval.</w:t>
+        <w:t>In the first decision screen, participants saw a photo of the trustee alongside their initial endowment of 40 Turkish Lira (TL). They were instructed to decide whether to keep the money or invest it by transferring it to the trustee. No action or response was needed during this phase, and the screen remained visible for 6 seconds. On the second-choice screen, participants were asked to confirm their earlier decision (“invest” or “keep”) by pressing the appropriate button within a 3-second window. Before starting the task, they were informed that failing to respond would result in zero earnings for that trial (0 TL) and that missing responses on five trials—whether in a row or not—would lead to the termination of the entire task and exclusion of the subject. A 3-second waiting screen followed, during which participants anticipated the trustee's response. The fourth outcome screen showed the trustee’s decision—whether to share the tripled amount or keep it entirely—along with the outcome of the trial, including the participant’s earnings. In the fifth jitter screen inter-trial interval followed, lasting randomly between 3 and 6 seconds. During this time, a blank screen was displayed to introduce temporal variability between trials.  In the last sixth fixation screen, to maintain a total inter-trial interval of 9 seconds, a fixation cross (“+”) was shown for the remaining time—ranging from 3 to 6 seconds—depending on the length of the preceding jittered interval.</w:t>
       </w:r>
     </w:p>
     <w:p>
@@ -281,6 +1707,7 @@
           <w:b/>
           <w:bCs/>
         </w:rPr>
+        <w:lastRenderedPageBreak/>
         <w:t>Figure 2. Trial screens and timing in the Trust Game.</w:t>
       </w:r>
       <w:r>
@@ -309,1486 +1736,467 @@
         <w:pStyle w:val="Duz2"/>
       </w:pPr>
       <w:r>
-        <w:lastRenderedPageBreak/>
         <w:t>2.4. Computational Learning Model Based on Rescorla-Wagner</w:t>
       </w:r>
     </w:p>
     <w:p>
       <w:pPr>
+        <w:pStyle w:val="BodyText"/>
+        <w:rPr>
+          <w:rFonts w:ascii="Arial" w:hAnsi="Arial" w:cs="Arial"/>
+          <w:sz w:val="22"/>
+          <w:szCs w:val="22"/>
+        </w:rPr>
+      </w:pPr>
+      <w:r>
+        <w:rPr>
+          <w:rFonts w:ascii="Arial" w:hAnsi="Arial" w:cs="Arial"/>
+          <w:sz w:val="22"/>
+          <w:szCs w:val="22"/>
+        </w:rPr>
+        <w:t xml:space="preserve">Choice behavior was fit to a standard Rescorla-Wagner reinforcement learning model utilizing a </w:t>
+      </w:r>
+      <w:proofErr w:type="spellStart"/>
+      <w:r>
+        <w:rPr>
+          <w:rFonts w:ascii="Arial" w:hAnsi="Arial" w:cs="Arial"/>
+          <w:sz w:val="22"/>
+          <w:szCs w:val="22"/>
+        </w:rPr>
+        <w:t>softmax</w:t>
+      </w:r>
+      <w:proofErr w:type="spellEnd"/>
+      <w:r>
+        <w:rPr>
+          <w:rFonts w:ascii="Arial" w:hAnsi="Arial" w:cs="Arial"/>
+          <w:sz w:val="22"/>
+          <w:szCs w:val="22"/>
+        </w:rPr>
+        <w:t xml:space="preserve"> decision rule to estimate learning rate (</w:t>
+      </w:r>
+      <m:oMath>
+        <m:r>
+          <w:rPr>
+            <w:rFonts w:ascii="Cambria Math" w:hAnsi="Cambria Math" w:cs="Arial"/>
+            <w:sz w:val="22"/>
+            <w:szCs w:val="22"/>
+          </w:rPr>
+          <m:t>α</m:t>
+        </m:r>
+      </m:oMath>
+      <w:r>
+        <w:rPr>
+          <w:rFonts w:ascii="Arial" w:hAnsi="Arial" w:cs="Arial"/>
+          <w:sz w:val="22"/>
+          <w:szCs w:val="22"/>
+        </w:rPr>
+        <w:t>) and inverse temperature (</w:t>
+      </w:r>
+      <m:oMath>
+        <m:r>
+          <w:rPr>
+            <w:rFonts w:ascii="Cambria Math" w:hAnsi="Cambria Math" w:cs="Arial"/>
+            <w:sz w:val="22"/>
+            <w:szCs w:val="22"/>
+          </w:rPr>
+          <m:t>β</m:t>
+        </m:r>
+      </m:oMath>
+      <w:r>
+        <w:rPr>
+          <w:rFonts w:ascii="Arial" w:hAnsi="Arial" w:cs="Arial"/>
+          <w:sz w:val="22"/>
+          <w:szCs w:val="22"/>
+        </w:rPr>
+        <w:t>). Full mathematical formulations are provided in the Supplementary Material.</w:t>
+      </w:r>
+      <w:r>
+        <w:rPr>
+          <w:rFonts w:ascii="Arial" w:hAnsi="Arial" w:cs="Arial"/>
+          <w:sz w:val="22"/>
+          <w:szCs w:val="22"/>
+        </w:rPr>
+        <w:t xml:space="preserve"> </w:t>
+      </w:r>
+      <w:r>
+        <w:rPr>
+          <w:rFonts w:ascii="Arial" w:hAnsi="Arial" w:cs="Arial"/>
+          <w:sz w:val="22"/>
+          <w:szCs w:val="22"/>
+        </w:rPr>
+        <w:t xml:space="preserve">Subject-level parameters were estimated using Maximum </w:t>
+      </w:r>
+      <w:proofErr w:type="gramStart"/>
+      <w:r>
+        <w:rPr>
+          <w:rFonts w:ascii="Arial" w:hAnsi="Arial" w:cs="Arial"/>
+          <w:sz w:val="22"/>
+          <w:szCs w:val="22"/>
+        </w:rPr>
+        <w:t>A</w:t>
+      </w:r>
+      <w:proofErr w:type="gramEnd"/>
+      <w:r>
+        <w:rPr>
+          <w:rFonts w:ascii="Arial" w:hAnsi="Arial" w:cs="Arial"/>
+          <w:sz w:val="22"/>
+          <w:szCs w:val="22"/>
+        </w:rPr>
+        <w:t xml:space="preserve"> Posteriori (MAP) estimation to ensure robust fits. Optimization routines and prior distributions are detailed in the Supplementary Material</w:t>
+      </w:r>
+      <w:r>
+        <w:rPr>
+          <w:rFonts w:ascii="Arial" w:hAnsi="Arial" w:cs="Arial"/>
+          <w:sz w:val="22"/>
+          <w:szCs w:val="22"/>
+        </w:rPr>
+        <w:t xml:space="preserve">. </w:t>
+      </w:r>
+    </w:p>
+    <w:p>
+      <w:pPr>
+        <w:pStyle w:val="Duz3"/>
+      </w:pPr>
+      <w:r>
+        <w:t xml:space="preserve">2.4.1 Model validation and Parameter Recovery </w:t>
+      </w:r>
+    </w:p>
+    <w:p>
+      <w:pPr>
+        <w:pStyle w:val="BodyText"/>
+        <w:rPr>
+          <w:rFonts w:ascii="Arial" w:hAnsi="Arial" w:cs="Arial"/>
+          <w:sz w:val="22"/>
+          <w:szCs w:val="22"/>
+        </w:rPr>
+      </w:pPr>
+      <w:r>
+        <w:rPr>
+          <w:rFonts w:ascii="Arial" w:hAnsi="Arial" w:cs="Arial"/>
+          <w:sz w:val="22"/>
+          <w:szCs w:val="22"/>
+        </w:rPr>
+        <w:t xml:space="preserve">To ensure the mathematical reliability of our computational framework, we conducted extensive parameter recovery simulations and predictive checks. These analyses confirmed excellent parameter identifiability for both learning rate and inverse </w:t>
+      </w:r>
+      <w:r>
+        <w:rPr>
+          <w:rFonts w:ascii="Arial" w:hAnsi="Arial" w:cs="Arial"/>
+          <w:sz w:val="22"/>
+          <w:szCs w:val="22"/>
+        </w:rPr>
+        <w:t>temperature and</w:t>
+      </w:r>
+      <w:r>
+        <w:rPr>
+          <w:rFonts w:ascii="Arial" w:hAnsi="Arial" w:cs="Arial"/>
+          <w:sz w:val="22"/>
+          <w:szCs w:val="22"/>
+        </w:rPr>
+        <w:t xml:space="preserve"> demonstrated that the model reliably captured empirical choice trajectories (significantly outperforming chance). Full simulation methodologies and recovery statistics are detailed in the Supplementary Material.</w:t>
+      </w:r>
+    </w:p>
+    <w:p>
+      <w:pPr>
+        <w:pStyle w:val="Duz3"/>
+      </w:pPr>
+      <w:r>
+        <w:t>2.</w:t>
+      </w:r>
+      <w:r>
+        <w:t>4.2</w:t>
+      </w:r>
+      <w:r>
+        <w:t xml:space="preserve"> Computational Parameter Comparison </w:t>
+      </w:r>
+    </w:p>
+    <w:p>
+      <w:pPr>
         <w:rPr>
           <w:rFonts w:eastAsia="Calibri"/>
-          <w:b/>
-          <w:bCs/>
-        </w:rPr>
-      </w:pPr>
-    </w:p>
-    <w:p>
-      <w:pPr>
+        </w:rPr>
+      </w:pPr>
+      <w:r>
         <w:rPr>
           <w:rFonts w:eastAsia="Calibri"/>
         </w:rPr>
-      </w:pPr>
+        <w:t xml:space="preserve">Group differences in </w:t>
+      </w:r>
+      <m:oMath>
+        <m:r>
+          <w:rPr>
+            <w:rFonts w:ascii="Cambria Math" w:eastAsia="Calibri" w:hAnsi="Cambria Math"/>
+          </w:rPr>
+          <m:t>α</m:t>
+        </m:r>
+      </m:oMath>
       <w:r>
         <w:rPr>
           <w:rFonts w:eastAsia="Calibri"/>
         </w:rPr>
-        <w:t>We implemented a standard Rescorla-Wagner Reinforcement Le</w:t>
-      </w:r>
+        <w:t xml:space="preserve">, </w:t>
+      </w:r>
+      <m:oMath>
+        <m:r>
+          <w:rPr>
+            <w:rFonts w:ascii="Cambria Math" w:eastAsia="Calibri" w:hAnsi="Cambria Math"/>
+          </w:rPr>
+          <m:t>β</m:t>
+        </m:r>
+      </m:oMath>
       <w:r>
         <w:rPr>
           <w:rFonts w:eastAsia="Calibri"/>
         </w:rPr>
-        <w:t xml:space="preserve">arning model to characterize the trial-by-trial reward predictions and learning dynamics of participants during </w:t>
+        <w:t>, Pseudo-R</w:t>
       </w:r>
       <w:r>
         <w:rPr>
           <w:rFonts w:eastAsia="Calibri"/>
-        </w:rPr>
-        <w:t>the sequential invest</w:t>
+          <w:vertAlign w:val="superscript"/>
+        </w:rPr>
+        <w:t>2</w:t>
       </w:r>
       <w:r>
         <w:rPr>
           <w:rFonts w:eastAsia="Calibri"/>
         </w:rPr>
-        <w:t xml:space="preserve">ment task. </w:t>
+        <w:t xml:space="preserve"> were assessed using non-parametric permutation tests (10.000 samples) on medians to account for the non-normal distribution of the estimated parameters. </w:t>
       </w:r>
       <w:r>
         <w:rPr>
           <w:rFonts w:eastAsia="Calibri"/>
         </w:rPr>
-        <w:t>The model estimates how participants dynamically update their expectations based on the feedback they receive, utilizing two primary parameters: the learning rate (</w:t>
+        <w:t>To evaluate trial-by-trial prediction error magnitudes, absolute prediction errors (|PE|) were analyzed using a Linear Mixed-Effects Model (LMM). The model included fixed effects for Group, Task Phase, their interaction, and covariates for age and sex, with a random intercept for subject to account for repeated measures. Model assumptions, including normality of residuals and homoscedasticity, were verified via visual inspection of Q-Q and residual-versus-fitted plots.</w:t>
+      </w:r>
+    </w:p>
+    <w:p>
+      <w:pPr>
+        <w:rPr>
+          <w:rFonts w:eastAsia="Calibri"/>
+        </w:rPr>
+      </w:pPr>
+    </w:p>
+    <w:p>
+      <w:pPr>
+        <w:pStyle w:val="Duz2"/>
+        <w:rPr>
+          <w:rFonts w:eastAsia="Calibri"/>
+        </w:rPr>
+      </w:pPr>
+      <w:r>
+        <w:rPr>
+          <w:rFonts w:eastAsia="Calibri"/>
+        </w:rPr>
+        <w:t>2.</w:t>
+      </w:r>
+      <w:r>
+        <w:rPr>
+          <w:rFonts w:eastAsia="Calibri"/>
+        </w:rPr>
+        <w:t>5</w:t>
+      </w:r>
+      <w:r>
+        <w:rPr>
+          <w:rFonts w:eastAsia="Calibri"/>
+        </w:rPr>
+        <w:t xml:space="preserve"> fMRI Data Acquisition and Preprocessing </w:t>
+      </w:r>
+    </w:p>
+    <w:p>
+      <w:pPr>
+        <w:rPr>
+          <w:rFonts w:eastAsia="Calibri"/>
+        </w:rPr>
+      </w:pPr>
+      <w:r>
+        <w:rPr>
+          <w:rFonts w:eastAsia="Calibri"/>
+        </w:rPr>
+        <w:t>Functional imaging</w:t>
+      </w:r>
+      <w:r>
+        <w:rPr>
+          <w:rFonts w:eastAsia="Calibri"/>
+        </w:rPr>
+        <w:t xml:space="preserve"> (fMRI)</w:t>
+      </w:r>
+      <w:r>
+        <w:rPr>
+          <w:rFonts w:eastAsia="Calibri"/>
+        </w:rPr>
+        <w:t xml:space="preserve"> was performed using a 3.0-Tesla scanner. Full acquisition parameters are detailed in the Supplementary Material.</w:t>
+      </w:r>
+      <w:r>
+        <w:rPr>
+          <w:rFonts w:eastAsia="Calibri"/>
+        </w:rPr>
+        <w:t xml:space="preserve"> </w:t>
+      </w:r>
+      <w:r>
+        <w:rPr>
+          <w:rFonts w:eastAsia="Calibri"/>
+        </w:rPr>
+        <w:t xml:space="preserve">Standard preprocessing was conducted using SPM, including spatial realignment, normalization to MNI space, spatial smoothing </w:t>
+      </w:r>
+      <w:r>
+        <w:rPr>
+          <w:rFonts w:eastAsia="Calibri"/>
+        </w:rPr>
+        <w:t xml:space="preserve">and offline motion parameter </w:t>
+      </w:r>
+      <w:r>
+        <w:rPr>
+          <w:rFonts w:eastAsia="Calibri"/>
+        </w:rPr>
+        <w:t>regression</w:t>
+      </w:r>
+      <w:r>
+        <w:rPr>
+          <w:rFonts w:eastAsia="Calibri"/>
+        </w:rPr>
+        <w:t xml:space="preserve"> (</w:t>
+      </w:r>
+      <w:r>
+        <w:rPr>
+          <w:rFonts w:eastAsia="Calibri"/>
+        </w:rPr>
+        <w:t>see Supplementary Material).</w:t>
+      </w:r>
+    </w:p>
+    <w:p>
+      <w:pPr>
+        <w:rPr>
+          <w:rFonts w:eastAsia="Calibri"/>
+        </w:rPr>
+      </w:pPr>
+    </w:p>
+    <w:p>
+      <w:pPr>
+        <w:rPr>
+          <w:rFonts w:eastAsia="Calibri"/>
+        </w:rPr>
+      </w:pPr>
+    </w:p>
+    <w:p>
+      <w:pPr>
+        <w:pStyle w:val="Duz2"/>
+        <w:rPr>
+          <w:rFonts w:eastAsia="Calibri"/>
+        </w:rPr>
+      </w:pPr>
+      <w:r>
+        <w:rPr>
+          <w:rFonts w:eastAsia="Calibri"/>
+        </w:rPr>
+        <w:t>2.</w:t>
+      </w:r>
+      <w:r>
+        <w:rPr>
+          <w:rFonts w:eastAsia="Calibri"/>
+        </w:rPr>
+        <w:t>6</w:t>
+      </w:r>
+      <w:r>
+        <w:rPr>
+          <w:rFonts w:eastAsia="Calibri"/>
+        </w:rPr>
+        <w:t xml:space="preserve"> fMRI Statistical Analysis</w:t>
+      </w:r>
+    </w:p>
+    <w:p>
+      <w:pPr>
+        <w:rPr>
+          <w:rFonts w:eastAsia="Calibri"/>
+        </w:rPr>
+      </w:pPr>
+    </w:p>
+    <w:p>
+      <w:pPr>
+        <w:rPr>
+          <w:rFonts w:eastAsia="Calibri"/>
+        </w:rPr>
+      </w:pPr>
+      <w:r>
+        <w:rPr>
+          <w:rFonts w:eastAsia="Calibri"/>
+        </w:rPr>
+        <w:t>First-level General Linear Models (GLM) captured task-related BOLD responses. Crucially, trial-by-trial Prediction Errors (PE) were entered as an orthogonalized parametric modulator on the feedback onset to isolate computational learning signals. Second-level analyses evaluated group differences (Healthy Controls</w:t>
+      </w:r>
+      <w:r>
+        <w:rPr>
+          <w:rFonts w:eastAsia="Calibri"/>
+        </w:rPr>
+        <w:t xml:space="preserve"> (HC)</w:t>
+      </w:r>
+      <w:r>
+        <w:rPr>
+          <w:rFonts w:eastAsia="Calibri"/>
+        </w:rPr>
+        <w:t xml:space="preserve"> vs Schizophrenia</w:t>
+      </w:r>
+      <w:r>
+        <w:rPr>
+          <w:rFonts w:eastAsia="Calibri"/>
+        </w:rPr>
+        <w:t xml:space="preserve"> (SZ)</w:t>
+      </w:r>
+      <w:r>
+        <w:rPr>
+          <w:rFonts w:eastAsia="Calibri"/>
+        </w:rPr>
+        <w:t xml:space="preserve">) via two-sample t-tests. Whole-brain statistical maps were </w:t>
+      </w:r>
+      <w:proofErr w:type="spellStart"/>
+      <w:r>
+        <w:rPr>
+          <w:rFonts w:eastAsia="Calibri"/>
+        </w:rPr>
+        <w:t>thresholded</w:t>
+      </w:r>
+      <w:proofErr w:type="spellEnd"/>
+      <w:r>
+        <w:rPr>
+          <w:rFonts w:eastAsia="Calibri"/>
+        </w:rPr>
+        <w:t xml:space="preserve"> at an uncorrected </w:t>
       </w:r>
       <m:oMath>
         <m:r>
           <w:rPr>
             <w:rFonts w:ascii="Cambria Math" w:eastAsia="Calibri" w:hAnsi="Cambria Math"/>
           </w:rPr>
-          <m:t>α</m:t>
+          <m:t xml:space="preserve">p &lt; </m:t>
+        </m:r>
+        <m:r>
+          <w:rPr>
+            <w:rFonts w:ascii="Cambria Math" w:eastAsia="Calibri" w:hAnsi="Cambria Math"/>
+          </w:rPr>
+          <m:t>0</m:t>
+        </m:r>
+        <m:r>
+          <w:rPr>
+            <w:rFonts w:ascii="Cambria Math" w:eastAsia="Calibri" w:hAnsi="Cambria Math"/>
+          </w:rPr>
+          <m:t>.001</m:t>
         </m:r>
       </m:oMath>
       <w:r>
         <w:rPr>
           <w:rFonts w:eastAsia="Calibri"/>
         </w:rPr>
-        <w:t xml:space="preserve">) and the </w:t>
+        <w:t xml:space="preserve">, followed by cluster-level </w:t>
       </w:r>
       <w:r>
         <w:rPr>
           <w:rFonts w:eastAsia="Calibri"/>
         </w:rPr>
-        <w:t>inverse</w:t>
+        <w:t xml:space="preserve">FEW </w:t>
       </w:r>
       <w:r>
         <w:rPr>
           <w:rFonts w:eastAsia="Calibri"/>
         </w:rPr>
-        <w:t xml:space="preserve"> temperature (</w:t>
-      </w:r>
-      <m:oMath>
-        <m:r>
-          <w:rPr>
-            <w:rFonts w:ascii="Cambria Math" w:eastAsia="Calibri" w:hAnsi="Cambria Math"/>
-          </w:rPr>
-          <m:t>β</m:t>
-        </m:r>
-      </m:oMath>
-      <w:r>
-        <w:rPr>
-          <w:rFonts w:eastAsia="Calibri"/>
-        </w:rPr>
-        <w:t>).</w:t>
-      </w:r>
-    </w:p>
-    <w:p>
-      <w:pPr>
-        <w:rPr>
-          <w:rFonts w:eastAsia="Calibri"/>
-        </w:rPr>
-      </w:pPr>
-    </w:p>
-    <w:p>
-      <w:pPr>
-        <w:pStyle w:val="Duz3"/>
-      </w:pPr>
-      <w:r>
-        <w:t>2.4.1 Model Architecture</w:t>
-      </w:r>
-    </w:p>
-    <w:p>
-      <w:pPr>
-        <w:pStyle w:val="Duz4"/>
-      </w:pPr>
-      <w:r>
-        <w:t xml:space="preserve">2.4.1.1 </w:t>
-      </w:r>
-      <w:r>
-        <w:t>Value Updating and Prediction Error</w:t>
-      </w:r>
-    </w:p>
-    <w:p>
-      <w:pPr>
-        <w:rPr>
-          <w:rFonts w:eastAsia="Calibri"/>
-        </w:rPr>
-      </w:pPr>
-      <w:r>
-        <w:rPr>
-          <w:rFonts w:eastAsia="Calibri"/>
-        </w:rPr>
-        <w:t>For each trial t, the prediction error (</w:t>
-      </w:r>
-      <m:oMath>
-        <m:sSub>
-          <m:sSubPr>
-            <m:ctrlPr>
-              <w:rPr>
-                <w:rFonts w:ascii="Cambria Math" w:eastAsia="Calibri" w:hAnsi="Cambria Math"/>
-                <w:i/>
-              </w:rPr>
-            </m:ctrlPr>
-          </m:sSubPr>
-          <m:e>
-            <m:r>
-              <w:rPr>
-                <w:rFonts w:ascii="Cambria Math" w:eastAsia="Calibri" w:hAnsi="Cambria Math"/>
-              </w:rPr>
-              <m:t>δ</m:t>
-            </m:r>
-          </m:e>
-          <m:sub>
-            <m:r>
-              <w:rPr>
-                <w:rFonts w:ascii="Cambria Math" w:eastAsia="Calibri" w:hAnsi="Cambria Math"/>
-              </w:rPr>
-              <m:t>t</m:t>
-            </m:r>
-          </m:sub>
-        </m:sSub>
-      </m:oMath>
-      <w:r>
-        <w:rPr>
-          <w:rFonts w:eastAsia="Calibri"/>
-        </w:rPr>
-        <w:t>) was calculated as the difference between the actual outcome received (</w:t>
-      </w:r>
-      <m:oMath>
-        <m:sSub>
-          <m:sSubPr>
-            <m:ctrlPr>
-              <w:rPr>
-                <w:rFonts w:ascii="Cambria Math" w:eastAsia="Calibri" w:hAnsi="Cambria Math"/>
-                <w:i/>
-              </w:rPr>
-            </m:ctrlPr>
-          </m:sSubPr>
-          <m:e>
-            <m:r>
-              <w:rPr>
-                <w:rFonts w:ascii="Cambria Math" w:eastAsia="Calibri" w:hAnsi="Cambria Math"/>
-              </w:rPr>
-              <m:t>R</m:t>
-            </m:r>
-          </m:e>
-          <m:sub>
-            <m:r>
-              <w:rPr>
-                <w:rFonts w:ascii="Cambria Math" w:eastAsia="Calibri" w:hAnsi="Cambria Math"/>
-              </w:rPr>
-              <m:t>t</m:t>
-            </m:r>
-          </m:sub>
-        </m:sSub>
-      </m:oMath>
-      <w:r>
-        <w:rPr>
-          <w:rFonts w:eastAsia="Calibri"/>
-        </w:rPr>
-        <w:t>) and the participant’s expected value for the chosen action (</w:t>
-      </w:r>
-      <m:oMath>
-        <m:sSub>
-          <m:sSubPr>
-            <m:ctrlPr>
-              <w:rPr>
-                <w:rFonts w:ascii="Cambria Math" w:eastAsia="Calibri" w:hAnsi="Cambria Math"/>
-                <w:i/>
-              </w:rPr>
-            </m:ctrlPr>
-          </m:sSubPr>
-          <m:e>
-            <m:r>
-              <w:rPr>
-                <w:rFonts w:ascii="Cambria Math" w:eastAsia="Calibri" w:hAnsi="Cambria Math"/>
-              </w:rPr>
-              <m:t>V</m:t>
-            </m:r>
-          </m:e>
-          <m:sub>
-            <m:r>
-              <w:rPr>
-                <w:rFonts w:ascii="Cambria Math" w:eastAsia="Calibri" w:hAnsi="Cambria Math"/>
-              </w:rPr>
-              <m:t>t</m:t>
-            </m:r>
-          </m:sub>
-        </m:sSub>
-      </m:oMath>
-      <w:r>
-        <w:rPr>
-          <w:rFonts w:eastAsia="Calibri"/>
-        </w:rPr>
-        <w:t>):</w:t>
-      </w:r>
-    </w:p>
-    <w:p>
-      <w:pPr>
-        <w:rPr>
-          <w:rFonts w:eastAsia="Calibri"/>
-        </w:rPr>
-      </w:pPr>
-    </w:p>
-    <w:p>
-      <w:pPr>
-        <w:rPr>
-          <w:rFonts w:eastAsia="Calibri"/>
-        </w:rPr>
-      </w:pPr>
-      <m:oMathPara>
-        <m:oMath>
-          <m:sSub>
-            <m:sSubPr>
-              <m:ctrlPr>
-                <w:rPr>
-                  <w:rFonts w:ascii="Cambria Math" w:eastAsia="Calibri" w:hAnsi="Cambria Math"/>
-                  <w:i/>
-                </w:rPr>
-              </m:ctrlPr>
-            </m:sSubPr>
-            <m:e>
-              <m:r>
-                <w:rPr>
-                  <w:rFonts w:ascii="Cambria Math" w:eastAsia="Calibri" w:hAnsi="Cambria Math"/>
-                </w:rPr>
-                <m:t>δ</m:t>
-              </m:r>
-            </m:e>
-            <m:sub>
-              <m:r>
-                <w:rPr>
-                  <w:rFonts w:ascii="Cambria Math" w:eastAsia="Calibri" w:hAnsi="Cambria Math"/>
-                </w:rPr>
-                <m:t>t</m:t>
-              </m:r>
-            </m:sub>
-          </m:sSub>
-          <m:r>
-            <w:rPr>
-              <w:rFonts w:ascii="Cambria Math" w:eastAsia="Calibri" w:hAnsi="Cambria Math"/>
-            </w:rPr>
-            <m:t xml:space="preserve"> = </m:t>
-          </m:r>
-          <m:sSub>
-            <m:sSubPr>
-              <m:ctrlPr>
-                <w:rPr>
-                  <w:rFonts w:ascii="Cambria Math" w:eastAsia="Calibri" w:hAnsi="Cambria Math"/>
-                  <w:i/>
-                </w:rPr>
-              </m:ctrlPr>
-            </m:sSubPr>
-            <m:e>
-              <m:r>
-                <w:rPr>
-                  <w:rFonts w:ascii="Cambria Math" w:eastAsia="Calibri" w:hAnsi="Cambria Math"/>
-                </w:rPr>
-                <m:t>R</m:t>
-              </m:r>
-            </m:e>
-            <m:sub>
-              <m:r>
-                <w:rPr>
-                  <w:rFonts w:ascii="Cambria Math" w:eastAsia="Calibri" w:hAnsi="Cambria Math"/>
-                </w:rPr>
-                <m:t>t</m:t>
-              </m:r>
-            </m:sub>
-          </m:sSub>
-          <m:r>
-            <w:rPr>
-              <w:rFonts w:ascii="Cambria Math" w:eastAsia="Calibri" w:hAnsi="Cambria Math"/>
-            </w:rPr>
-            <m:t xml:space="preserve"> – </m:t>
-          </m:r>
-          <m:sSub>
-            <m:sSubPr>
-              <m:ctrlPr>
-                <w:rPr>
-                  <w:rFonts w:ascii="Cambria Math" w:eastAsia="Calibri" w:hAnsi="Cambria Math"/>
-                  <w:i/>
-                </w:rPr>
-              </m:ctrlPr>
-            </m:sSubPr>
-            <m:e>
-              <m:r>
-                <w:rPr>
-                  <w:rFonts w:ascii="Cambria Math" w:eastAsia="Calibri" w:hAnsi="Cambria Math"/>
-                </w:rPr>
-                <m:t>V</m:t>
-              </m:r>
-            </m:e>
-            <m:sub>
-              <m:r>
-                <w:rPr>
-                  <w:rFonts w:ascii="Cambria Math" w:eastAsia="Calibri" w:hAnsi="Cambria Math"/>
-                </w:rPr>
-                <m:t>t</m:t>
-              </m:r>
-            </m:sub>
-          </m:sSub>
-          <m:r>
-            <w:rPr>
-              <w:rFonts w:ascii="Cambria Math" w:eastAsia="Calibri" w:hAnsi="Cambria Math"/>
-            </w:rPr>
-            <m:t xml:space="preserve"> </m:t>
-          </m:r>
-        </m:oMath>
-      </m:oMathPara>
-    </w:p>
-    <w:p>
-      <w:pPr>
-        <w:rPr>
-          <w:rFonts w:eastAsia="Calibri"/>
-        </w:rPr>
-      </w:pPr>
-    </w:p>
-    <w:p>
-      <w:pPr>
-        <w:rPr>
-          <w:rFonts w:eastAsia="Calibri"/>
-        </w:rPr>
-      </w:pPr>
-      <w:r>
-        <w:rPr>
-          <w:rFonts w:eastAsia="Calibri"/>
-        </w:rPr>
-        <w:t>This prediction error was then used to update the expected value for that choice in the subsequent trial (</w:t>
-      </w:r>
-      <m:oMath>
-        <m:r>
-          <w:rPr>
-            <w:rFonts w:ascii="Cambria Math" w:eastAsia="Calibri" w:hAnsi="Cambria Math"/>
-          </w:rPr>
-          <m:t>t+1</m:t>
-        </m:r>
-      </m:oMath>
-      <w:r>
-        <w:rPr>
-          <w:rFonts w:eastAsia="Calibri"/>
-        </w:rPr>
-        <w:t>), scaled by the learning rate (</w:t>
-      </w:r>
-      <m:oMath>
-        <m:r>
-          <w:rPr>
-            <w:rFonts w:ascii="Cambria Math" w:eastAsia="Calibri" w:hAnsi="Cambria Math"/>
-          </w:rPr>
-          <m:t>α</m:t>
-        </m:r>
-      </m:oMath>
-      <w:r>
-        <w:rPr>
-          <w:rFonts w:eastAsia="Calibri"/>
-        </w:rPr>
-        <w:t>):</w:t>
-      </w:r>
-    </w:p>
-    <w:p>
-      <w:pPr>
-        <w:rPr>
-          <w:rFonts w:eastAsia="Calibri"/>
-        </w:rPr>
-      </w:pPr>
-    </w:p>
-    <w:p>
-      <w:pPr>
-        <w:rPr>
-          <w:rFonts w:eastAsia="Calibri"/>
-        </w:rPr>
-      </w:pPr>
-      <m:oMathPara>
-        <m:oMath>
-          <m:sSub>
-            <m:sSubPr>
-              <m:ctrlPr>
-                <w:rPr>
-                  <w:rFonts w:ascii="Cambria Math" w:eastAsia="Calibri" w:hAnsi="Cambria Math"/>
-                  <w:i/>
-                </w:rPr>
-              </m:ctrlPr>
-            </m:sSubPr>
-            <m:e>
-              <m:r>
-                <w:rPr>
-                  <w:rFonts w:ascii="Cambria Math" w:eastAsia="Calibri" w:hAnsi="Cambria Math"/>
-                </w:rPr>
-                <m:t>V</m:t>
-              </m:r>
-            </m:e>
-            <m:sub>
-              <m:r>
-                <w:rPr>
-                  <w:rFonts w:ascii="Cambria Math" w:eastAsia="Calibri" w:hAnsi="Cambria Math"/>
-                </w:rPr>
-                <m:t>t+1</m:t>
-              </m:r>
-            </m:sub>
-          </m:sSub>
-          <m:r>
-            <w:rPr>
-              <w:rFonts w:ascii="Cambria Math" w:eastAsia="Calibri" w:hAnsi="Cambria Math"/>
-            </w:rPr>
-            <m:t xml:space="preserve"> = </m:t>
-          </m:r>
-          <m:sSub>
-            <m:sSubPr>
-              <m:ctrlPr>
-                <w:rPr>
-                  <w:rFonts w:ascii="Cambria Math" w:eastAsia="Calibri" w:hAnsi="Cambria Math"/>
-                  <w:i/>
-                </w:rPr>
-              </m:ctrlPr>
-            </m:sSubPr>
-            <m:e>
-              <m:r>
-                <w:rPr>
-                  <w:rFonts w:ascii="Cambria Math" w:eastAsia="Calibri" w:hAnsi="Cambria Math"/>
-                </w:rPr>
-                <m:t>V</m:t>
-              </m:r>
-            </m:e>
-            <m:sub>
-              <m:r>
-                <w:rPr>
-                  <w:rFonts w:ascii="Cambria Math" w:eastAsia="Calibri" w:hAnsi="Cambria Math"/>
-                </w:rPr>
-                <m:t>t</m:t>
-              </m:r>
-            </m:sub>
-          </m:sSub>
-          <m:r>
-            <w:rPr>
-              <w:rFonts w:ascii="Cambria Math" w:eastAsia="Calibri" w:hAnsi="Cambria Math"/>
-            </w:rPr>
-            <m:t xml:space="preserve"> +α  ⋅ </m:t>
-          </m:r>
-          <m:sSub>
-            <m:sSubPr>
-              <m:ctrlPr>
-                <w:rPr>
-                  <w:rFonts w:ascii="Cambria Math" w:eastAsia="Calibri" w:hAnsi="Cambria Math"/>
-                  <w:i/>
-                </w:rPr>
-              </m:ctrlPr>
-            </m:sSubPr>
-            <m:e>
-              <m:r>
-                <w:rPr>
-                  <w:rFonts w:ascii="Cambria Math" w:eastAsia="Calibri" w:hAnsi="Cambria Math"/>
-                </w:rPr>
-                <m:t>δ</m:t>
-              </m:r>
-            </m:e>
-            <m:sub>
-              <m:r>
-                <w:rPr>
-                  <w:rFonts w:ascii="Cambria Math" w:eastAsia="Calibri" w:hAnsi="Cambria Math"/>
-                </w:rPr>
-                <m:t>t</m:t>
-              </m:r>
-            </m:sub>
-          </m:sSub>
-        </m:oMath>
-      </m:oMathPara>
-    </w:p>
-    <w:p>
-      <w:pPr>
-        <w:rPr>
-          <w:rFonts w:eastAsia="Calibri"/>
-        </w:rPr>
-      </w:pPr>
-    </w:p>
-    <w:p>
-      <w:pPr>
-        <w:rPr>
-          <w:rFonts w:eastAsia="Calibri"/>
-        </w:rPr>
-      </w:pPr>
-      <w:r>
-        <w:rPr>
-          <w:rFonts w:eastAsia="Calibri"/>
-        </w:rPr>
-        <w:t>The learning rate (</w:t>
-      </w:r>
-      <m:oMath>
-        <m:r>
-          <w:rPr>
-            <w:rFonts w:ascii="Cambria Math" w:eastAsia="Calibri" w:hAnsi="Cambria Math"/>
-          </w:rPr>
-          <m:t>0≤α ≤1)</m:t>
-        </m:r>
-      </m:oMath>
-      <w:r>
-        <w:rPr>
-          <w:rFonts w:eastAsia="Calibri"/>
-        </w:rPr>
-        <w:t xml:space="preserve"> dictates the extent which a newly acquired information overrides older information. A higher </w:t>
-      </w:r>
-      <m:oMath>
-        <m:r>
-          <w:rPr>
-            <w:rFonts w:ascii="Cambria Math" w:eastAsia="Calibri" w:hAnsi="Cambria Math"/>
-          </w:rPr>
-          <m:t>α</m:t>
-        </m:r>
-      </m:oMath>
-      <w:r>
-        <w:rPr>
-          <w:rFonts w:eastAsia="Calibri"/>
-        </w:rPr>
-        <w:t xml:space="preserve">  indicates rapid updating based on recent feedback, whereas a lower </w:t>
-      </w:r>
-      <m:oMath>
-        <m:r>
-          <w:rPr>
-            <w:rFonts w:ascii="Cambria Math" w:eastAsia="Calibri" w:hAnsi="Cambria Math"/>
-          </w:rPr>
-          <m:t>α</m:t>
-        </m:r>
-      </m:oMath>
-      <w:r>
-        <w:rPr>
-          <w:rFonts w:eastAsia="Calibri"/>
-        </w:rPr>
-        <w:t xml:space="preserve"> reflects slower, more integrated learning over time. </w:t>
-      </w:r>
-    </w:p>
-    <w:p>
-      <w:pPr>
-        <w:rPr>
-          <w:rFonts w:eastAsia="Calibri"/>
-        </w:rPr>
-      </w:pPr>
-    </w:p>
-    <w:p>
-      <w:pPr>
-        <w:pStyle w:val="Duz4"/>
-      </w:pPr>
-      <w:r>
-        <w:t>2.4.1.2 Action Selection</w:t>
-      </w:r>
-    </w:p>
-    <w:p>
-      <w:r>
-        <w:t xml:space="preserve">To model how the participants translated these internal expected values into actual choices, we utilized a </w:t>
-      </w:r>
-      <w:proofErr w:type="spellStart"/>
-      <w:r>
-        <w:t>Softmax</w:t>
-      </w:r>
-      <w:proofErr w:type="spellEnd"/>
-      <w:r>
-        <w:t xml:space="preserve"> action selection rule. </w:t>
-      </w:r>
-      <w:r>
-        <w:rPr>
-          <w:rFonts w:eastAsia="Calibri"/>
-        </w:rPr>
-        <w:t xml:space="preserve">The probability of choosing to invest </w:t>
-      </w:r>
-      <w:r>
-        <w:rPr>
-          <w:rFonts w:eastAsia="Calibri"/>
-        </w:rPr>
-        <w:t>in</w:t>
-      </w:r>
-      <w:r>
-        <w:rPr>
-          <w:rFonts w:eastAsia="Calibri"/>
-        </w:rPr>
-        <w:t xml:space="preserve"> trial </w:t>
-      </w:r>
-      <m:oMath>
-        <m:r>
-          <w:rPr>
-            <w:rFonts w:ascii="Cambria Math" w:eastAsia="Calibri" w:hAnsi="Cambria Math"/>
-          </w:rPr>
-          <m:t>t</m:t>
-        </m:r>
-      </m:oMath>
-      <w:r>
-        <w:rPr>
-          <w:rFonts w:eastAsia="Calibri"/>
-        </w:rPr>
-        <w:t xml:space="preserve"> was determined by a Softmax choice rule:</w:t>
-      </w:r>
-    </w:p>
-    <w:p>
-      <w:pPr>
-        <w:rPr>
-          <w:rFonts w:eastAsia="Calibri"/>
-        </w:rPr>
-      </w:pPr>
-    </w:p>
-    <w:p>
-      <w:pPr>
-        <w:rPr>
-          <w:rFonts w:eastAsia="Calibri"/>
-        </w:rPr>
-      </w:pPr>
-      <m:oMathPara>
-        <m:oMath>
-          <m:r>
-            <w:rPr>
-              <w:rFonts w:ascii="Cambria Math" w:eastAsia="Calibri" w:hAnsi="Cambria Math"/>
-            </w:rPr>
-            <m:t>P(inves</m:t>
-          </m:r>
-          <m:sSub>
-            <m:sSubPr>
-              <m:ctrlPr>
-                <w:rPr>
-                  <w:rFonts w:ascii="Cambria Math" w:eastAsia="Calibri" w:hAnsi="Cambria Math"/>
-                  <w:i/>
-                </w:rPr>
-              </m:ctrlPr>
-            </m:sSubPr>
-            <m:e>
-              <m:r>
-                <w:rPr>
-                  <w:rFonts w:ascii="Cambria Math" w:eastAsia="Calibri" w:hAnsi="Cambria Math"/>
-                </w:rPr>
-                <m:t>t</m:t>
-              </m:r>
-            </m:e>
-            <m:sub>
-              <m:r>
-                <w:rPr>
-                  <w:rFonts w:ascii="Cambria Math" w:eastAsia="Calibri" w:hAnsi="Cambria Math"/>
-                </w:rPr>
-                <m:t>t</m:t>
-              </m:r>
-            </m:sub>
-          </m:sSub>
-          <m:r>
-            <w:rPr>
-              <w:rFonts w:ascii="Cambria Math" w:eastAsia="Calibri" w:hAnsi="Cambria Math"/>
-            </w:rPr>
-            <m:t xml:space="preserve">) = </m:t>
-          </m:r>
-          <m:f>
-            <m:fPr>
-              <m:ctrlPr>
-                <w:rPr>
-                  <w:rFonts w:ascii="Cambria Math" w:eastAsia="Calibri" w:hAnsi="Cambria Math"/>
-                  <w:i/>
-                </w:rPr>
-              </m:ctrlPr>
-            </m:fPr>
-            <m:num>
-              <m:r>
-                <w:rPr>
-                  <w:rFonts w:ascii="Cambria Math" w:eastAsia="Calibri" w:hAnsi="Cambria Math"/>
-                </w:rPr>
-                <m:t>1</m:t>
-              </m:r>
-            </m:num>
-            <m:den>
-              <m:r>
-                <w:rPr>
-                  <w:rFonts w:ascii="Cambria Math" w:eastAsia="Calibri" w:hAnsi="Cambria Math"/>
-                </w:rPr>
-                <m:t>1+</m:t>
-              </m:r>
-              <m:sSup>
-                <m:sSupPr>
-                  <m:ctrlPr>
-                    <w:rPr>
-                      <w:rFonts w:ascii="Cambria Math" w:eastAsia="Calibri" w:hAnsi="Cambria Math"/>
-                      <w:i/>
-                    </w:rPr>
-                  </m:ctrlPr>
-                </m:sSupPr>
-                <m:e>
-                  <m:r>
-                    <w:rPr>
-                      <w:rFonts w:ascii="Cambria Math" w:eastAsia="Calibri" w:hAnsi="Cambria Math"/>
-                    </w:rPr>
-                    <m:t>e</m:t>
-                  </m:r>
-                </m:e>
-                <m:sup>
-                  <m:r>
-                    <w:rPr>
-                      <w:rFonts w:ascii="Cambria Math" w:eastAsia="Calibri" w:hAnsi="Cambria Math"/>
-                    </w:rPr>
-                    <m:t>-β(</m:t>
-                  </m:r>
-                  <m:sSub>
-                    <m:sSubPr>
-                      <m:ctrlPr>
-                        <w:rPr>
-                          <w:rFonts w:ascii="Cambria Math" w:eastAsia="Calibri" w:hAnsi="Cambria Math"/>
-                          <w:i/>
-                        </w:rPr>
-                      </m:ctrlPr>
-                    </m:sSubPr>
-                    <m:e>
-                      <m:r>
-                        <w:rPr>
-                          <w:rFonts w:ascii="Cambria Math" w:eastAsia="Calibri" w:hAnsi="Cambria Math"/>
-                        </w:rPr>
-                        <m:t>V</m:t>
-                      </m:r>
-                    </m:e>
-                    <m:sub>
-                      <m:r>
-                        <w:rPr>
-                          <w:rFonts w:ascii="Cambria Math" w:eastAsia="Calibri" w:hAnsi="Cambria Math"/>
-                        </w:rPr>
-                        <m:t>t</m:t>
-                      </m:r>
-                    </m:sub>
-                  </m:sSub>
-                  <m:r>
-                    <w:rPr>
-                      <w:rFonts w:ascii="Cambria Math" w:eastAsia="Calibri" w:hAnsi="Cambria Math"/>
-                    </w:rPr>
-                    <m:t>-</m:t>
-                  </m:r>
-                  <m:sSub>
-                    <m:sSubPr>
-                      <m:ctrlPr>
-                        <w:rPr>
-                          <w:rFonts w:ascii="Cambria Math" w:eastAsia="Calibri" w:hAnsi="Cambria Math"/>
-                          <w:i/>
-                        </w:rPr>
-                      </m:ctrlPr>
-                    </m:sSubPr>
-                    <m:e>
-                      <m:r>
-                        <w:rPr>
-                          <w:rFonts w:ascii="Cambria Math" w:eastAsia="Calibri" w:hAnsi="Cambria Math"/>
-                        </w:rPr>
-                        <m:t>V</m:t>
-                      </m:r>
-                    </m:e>
-                    <m:sub>
-                      <m:r>
-                        <w:rPr>
-                          <w:rFonts w:ascii="Cambria Math" w:eastAsia="Calibri" w:hAnsi="Cambria Math"/>
-                        </w:rPr>
-                        <m:t>keep</m:t>
-                      </m:r>
-                    </m:sub>
-                  </m:sSub>
-                  <m:r>
-                    <w:rPr>
-                      <w:rFonts w:ascii="Cambria Math" w:eastAsia="Calibri" w:hAnsi="Cambria Math"/>
-                    </w:rPr>
-                    <m:t>)</m:t>
-                  </m:r>
-                </m:sup>
-              </m:sSup>
-            </m:den>
-          </m:f>
-        </m:oMath>
-      </m:oMathPara>
-    </w:p>
-    <w:p>
-      <w:pPr>
-        <w:rPr>
-          <w:rFonts w:eastAsia="Calibri"/>
-        </w:rPr>
-      </w:pPr>
-    </w:p>
-    <w:p>
-      <w:pPr>
-        <w:rPr>
-          <w:rFonts w:eastAsia="Calibri"/>
-        </w:rPr>
-      </w:pPr>
-      <w:r>
-        <w:rPr>
-          <w:rFonts w:eastAsia="Calibri"/>
-        </w:rPr>
-        <w:t xml:space="preserve">Here, </w:t>
-      </w:r>
-      <m:oMath>
-        <m:sSub>
-          <m:sSubPr>
-            <m:ctrlPr>
-              <w:rPr>
-                <w:rFonts w:ascii="Cambria Math" w:eastAsia="Calibri" w:hAnsi="Cambria Math"/>
-                <w:i/>
-              </w:rPr>
-            </m:ctrlPr>
-          </m:sSubPr>
-          <m:e>
-            <m:r>
-              <w:rPr>
-                <w:rFonts w:ascii="Cambria Math" w:eastAsia="Calibri" w:hAnsi="Cambria Math"/>
-              </w:rPr>
-              <m:t>V</m:t>
-            </m:r>
-          </m:e>
-          <m:sub>
-            <m:r>
-              <w:rPr>
-                <w:rFonts w:ascii="Cambria Math" w:eastAsia="Calibri" w:hAnsi="Cambria Math"/>
-              </w:rPr>
-              <m:t>keep</m:t>
-            </m:r>
-          </m:sub>
-        </m:sSub>
-      </m:oMath>
-      <w:r>
-        <w:rPr>
-          <w:rFonts w:eastAsia="Calibri"/>
-        </w:rPr>
-        <w:t xml:space="preserve"> represents the constant value of the safe option </w:t>
-      </w:r>
-      <w:r>
-        <w:rPr>
-          <w:rFonts w:eastAsia="Calibri"/>
-        </w:rPr>
-        <w:t xml:space="preserve">and </w:t>
-      </w:r>
-      <m:oMath>
-        <m:r>
-          <w:rPr>
-            <w:rFonts w:ascii="Cambria Math" w:eastAsia="Calibri" w:hAnsi="Cambria Math"/>
-          </w:rPr>
-          <m:t>β</m:t>
-        </m:r>
-      </m:oMath>
-      <w:r>
-        <w:rPr>
-          <w:rFonts w:eastAsia="Calibri"/>
-        </w:rPr>
-        <w:t xml:space="preserve"> (inverse temperature) represents the </w:t>
-      </w:r>
-      <w:r>
-        <w:rPr>
-          <w:rFonts w:eastAsia="Calibri"/>
-        </w:rPr>
-        <w:t>subjects’</w:t>
-      </w:r>
-      <w:r>
-        <w:rPr>
-          <w:rFonts w:eastAsia="Calibri"/>
-        </w:rPr>
-        <w:t xml:space="preserve"> decision consistency or sensitivity to</w:t>
-      </w:r>
-      <w:r>
-        <w:rPr>
-          <w:rFonts w:eastAsia="Calibri"/>
-        </w:rPr>
-        <w:t xml:space="preserve"> </w:t>
-      </w:r>
-      <w:r>
-        <w:rPr>
-          <w:rFonts w:eastAsia="Calibri"/>
-        </w:rPr>
-        <w:t xml:space="preserve">the value difference. </w:t>
-      </w:r>
-      <w:r>
-        <w:rPr>
-          <w:rFonts w:eastAsia="Calibri"/>
-        </w:rPr>
-        <w:t xml:space="preserve">A low </w:t>
-      </w:r>
-      <m:oMath>
-        <m:r>
-          <w:rPr>
-            <w:rFonts w:ascii="Cambria Math" w:eastAsia="Calibri" w:hAnsi="Cambria Math"/>
-          </w:rPr>
-          <m:t>β</m:t>
-        </m:r>
-      </m:oMath>
-      <w:r>
-        <w:rPr>
-          <w:rFonts w:eastAsia="Calibri"/>
-        </w:rPr>
-        <w:t xml:space="preserve"> (approaching zero) flattens the choice probability distribution, reflecting high decision noise where the participant explores randomly regardless of the learned values. A high </w:t>
-      </w:r>
-      <m:oMath>
-        <m:r>
-          <w:rPr>
-            <w:rFonts w:ascii="Cambria Math" w:eastAsia="Calibri" w:hAnsi="Cambria Math"/>
-          </w:rPr>
-          <m:t>β</m:t>
-        </m:r>
-      </m:oMath>
-      <w:r>
-        <w:rPr>
-          <w:rFonts w:eastAsia="Calibri"/>
-        </w:rPr>
-        <w:t xml:space="preserve"> steepens the distribution, indicating precise, value-driven behavior where the participant strictly chooses the mathematically optimal option.</w:t>
-      </w:r>
-    </w:p>
-    <w:p>
-      <w:pPr>
-        <w:rPr>
-          <w:rFonts w:eastAsia="Calibri"/>
-        </w:rPr>
-      </w:pPr>
-    </w:p>
-    <w:p>
-      <w:pPr>
-        <w:pStyle w:val="Duz3"/>
-      </w:pPr>
-      <w:r>
-        <w:lastRenderedPageBreak/>
-        <w:t xml:space="preserve">2.4.2 Parameter Estimation and Model Selection </w:t>
-      </w:r>
-    </w:p>
-    <w:p>
-      <w:pPr>
-        <w:rPr>
-          <w:rFonts w:eastAsia="Calibri"/>
-        </w:rPr>
-      </w:pPr>
-      <w:r>
-        <w:rPr>
-          <w:rFonts w:eastAsia="Calibri"/>
-        </w:rPr>
-        <w:t xml:space="preserve">To ensure robust recovery of the global optimum and prevent convergence on local minima, subject-level parameters were estimated </w:t>
-      </w:r>
-      <w:r>
-        <w:rPr>
-          <w:rFonts w:eastAsia="Calibri"/>
-        </w:rPr>
-        <w:t>utilizing Maximum A Posteriori (MAP) estimation. Optimization was performed using the L-BFGS-B algorithm embedded within a multi-start procedure. Models were fitted by minimizing negative log-posterior of the observed choices. To constrain estimates within psychologically plausible ranges and penalize extreme values, we applied weakly informative priors: a Beta prior for learning rate (</w:t>
-      </w:r>
-      <m:oMath>
-        <m:r>
-          <w:rPr>
-            <w:rFonts w:ascii="Cambria Math" w:eastAsia="Calibri" w:hAnsi="Cambria Math"/>
-          </w:rPr>
-          <m:t>α  ~ Beta(1.1,1.1)</m:t>
-        </m:r>
-      </m:oMath>
-      <w:r>
-        <w:rPr>
-          <w:rFonts w:eastAsia="Calibri"/>
-        </w:rPr>
-        <w:t xml:space="preserve">) and a Gamma prior for the inverse temperature </w:t>
-      </w:r>
-      <m:oMath>
-        <m:r>
-          <w:rPr>
-            <w:rFonts w:ascii="Cambria Math" w:eastAsia="Calibri" w:hAnsi="Cambria Math"/>
-          </w:rPr>
-          <m:t>(β ~ Gamma (k = 2.5, θ=2.5)</m:t>
-        </m:r>
-      </m:oMath>
-      <w:r>
-        <w:rPr>
-          <w:rFonts w:eastAsia="Calibri"/>
-        </w:rPr>
-        <w:t>).</w:t>
-      </w:r>
-      <w:r>
-        <w:rPr>
-          <w:rFonts w:eastAsia="Calibri"/>
-        </w:rPr>
-        <w:t xml:space="preserve"> </w:t>
-      </w:r>
-    </w:p>
-    <w:p>
-      <w:pPr>
-        <w:rPr>
-          <w:rFonts w:eastAsia="Calibri"/>
-        </w:rPr>
-      </w:pPr>
-    </w:p>
-    <w:p>
-      <w:pPr>
-        <w:rPr>
-          <w:rFonts w:eastAsia="Calibri"/>
-        </w:rPr>
-      </w:pPr>
-      <w:r>
-        <w:rPr>
-          <w:rFonts w:eastAsia="Calibri"/>
-        </w:rPr>
-        <w:t>Crucially, we formally compared two distinct computational architectures to characterize participant behavior, Simple RL Model and Adaptive RL Model. In simple RL model, a standard Rescorla – Wagner model governed by two fixed free parameters: a constant learning rate (</w:t>
-      </w:r>
-      <m:oMath>
-        <m:r>
-          <w:rPr>
-            <w:rFonts w:ascii="Cambria Math" w:eastAsia="Calibri" w:hAnsi="Cambria Math"/>
-          </w:rPr>
-          <m:t>α</m:t>
-        </m:r>
-      </m:oMath>
-      <w:r>
-        <w:rPr>
-          <w:rFonts w:eastAsia="Calibri"/>
-        </w:rPr>
-        <w:t xml:space="preserve"> </w:t>
-      </w:r>
-      <m:oMath>
-        <m:r>
-          <w:rPr>
-            <w:rFonts w:ascii="Cambria Math" w:hAnsi="Cambria Math"/>
-          </w:rPr>
-          <m:t>∈</m:t>
-        </m:r>
-      </m:oMath>
-      <w:r>
-        <w:rPr>
-          <w:rFonts w:eastAsia="Calibri"/>
-        </w:rPr>
-        <w:t xml:space="preserve"> [0,1]) and an inverse temperature parameter (</w:t>
-      </w:r>
-      <m:oMath>
-        <m:r>
-          <w:rPr>
-            <w:rFonts w:ascii="Cambria Math" w:eastAsia="Calibri" w:hAnsi="Cambria Math"/>
-          </w:rPr>
-          <m:t>β</m:t>
-        </m:r>
-      </m:oMath>
-      <w:r>
-        <w:rPr>
-          <w:rFonts w:eastAsia="Calibri"/>
-        </w:rPr>
-        <w:t xml:space="preserve"> </w:t>
-      </w:r>
-      <m:oMath>
-        <m:r>
-          <w:rPr>
-            <w:rFonts w:ascii="Cambria Math" w:hAnsi="Cambria Math"/>
-          </w:rPr>
-          <m:t>∈</m:t>
-        </m:r>
-      </m:oMath>
-      <w:r>
-        <w:rPr>
-          <w:rFonts w:eastAsia="Calibri"/>
-        </w:rPr>
-        <w:t xml:space="preserve"> [0.01, 30]).</w:t>
-      </w:r>
-      <w:r>
-        <w:rPr>
-          <w:rFonts w:eastAsia="Calibri"/>
-        </w:rPr>
-        <w:t xml:space="preserve"> On the other hand, Adaptive RL Model includes an evolving learning rate model (ref) with three free parameters: an initial learning rate (</w:t>
-      </w:r>
-      <m:oMath>
-        <m:sSub>
-          <m:sSubPr>
-            <m:ctrlPr>
-              <w:rPr>
-                <w:rFonts w:ascii="Cambria Math" w:eastAsia="Calibri" w:hAnsi="Cambria Math"/>
-                <w:i/>
-              </w:rPr>
-            </m:ctrlPr>
-          </m:sSubPr>
-          <m:e>
-            <m:r>
-              <w:rPr>
-                <w:rFonts w:ascii="Cambria Math" w:eastAsia="Calibri" w:hAnsi="Cambria Math"/>
-              </w:rPr>
-              <m:t>α</m:t>
-            </m:r>
-          </m:e>
-          <m:sub>
-            <m:r>
-              <w:rPr>
-                <w:rFonts w:ascii="Cambria Math" w:eastAsia="Calibri" w:hAnsi="Cambria Math"/>
-              </w:rPr>
-              <m:t>0</m:t>
-            </m:r>
-          </m:sub>
-        </m:sSub>
-      </m:oMath>
-      <w:r>
-        <w:rPr>
-          <w:rFonts w:eastAsia="Calibri"/>
-        </w:rPr>
-        <w:t>), an update step-size (</w:t>
-      </w:r>
-      <m:oMath>
-        <m:r>
-          <w:rPr>
-            <w:rFonts w:ascii="Cambria Math" w:eastAsia="Calibri" w:hAnsi="Cambria Math"/>
-          </w:rPr>
-          <m:t>ϵ</m:t>
-        </m:r>
-      </m:oMath>
-      <w:r>
-        <w:rPr>
-          <w:rFonts w:eastAsia="Calibri"/>
-        </w:rPr>
-        <w:t xml:space="preserve"> </w:t>
-      </w:r>
-      <m:oMath>
-        <m:r>
-          <w:rPr>
-            <w:rFonts w:ascii="Cambria Math" w:hAnsi="Cambria Math"/>
-          </w:rPr>
-          <m:t>∈</m:t>
-        </m:r>
-      </m:oMath>
-      <w:r>
-        <w:rPr>
-          <w:rFonts w:eastAsia="Calibri"/>
-        </w:rPr>
-        <w:t xml:space="preserve"> [0,0.5]), and inverse temperature (</w:t>
-      </w:r>
-      <m:oMath>
-        <m:r>
-          <w:rPr>
-            <w:rFonts w:ascii="Cambria Math" w:eastAsia="Calibri" w:hAnsi="Cambria Math"/>
-          </w:rPr>
-          <m:t>β</m:t>
-        </m:r>
-      </m:oMath>
-      <w:r>
-        <w:rPr>
-          <w:rFonts w:eastAsia="Calibri"/>
-        </w:rPr>
-        <w:t xml:space="preserve">). In this architecture, the learning rate dynamically updates based on the social feedback of the Trustee. If the Trustee shares the investment (reward &gt; safe value), </w:t>
-      </w:r>
-      <m:oMath>
-        <m:r>
-          <w:rPr>
-            <w:rFonts w:ascii="Cambria Math" w:eastAsia="Calibri" w:hAnsi="Cambria Math"/>
-          </w:rPr>
-          <m:t>α</m:t>
-        </m:r>
-      </m:oMath>
-      <w:r>
-        <w:rPr>
-          <w:rFonts w:eastAsia="Calibri"/>
-        </w:rPr>
-        <w:t xml:space="preserve"> increases by </w:t>
-      </w:r>
-      <m:oMath>
-        <m:r>
-          <w:rPr>
-            <w:rFonts w:ascii="Cambria Math" w:eastAsia="Calibri" w:hAnsi="Cambria Math"/>
-          </w:rPr>
-          <m:t>ϵ</m:t>
-        </m:r>
-      </m:oMath>
-      <w:r>
-        <w:rPr>
-          <w:rFonts w:eastAsia="Calibri"/>
-        </w:rPr>
-        <w:t xml:space="preserve">; if the Trustee keeps the investment, </w:t>
-      </w:r>
-      <m:oMath>
-        <m:r>
-          <w:rPr>
-            <w:rFonts w:ascii="Cambria Math" w:eastAsia="Calibri" w:hAnsi="Cambria Math"/>
-          </w:rPr>
-          <m:t>α</m:t>
-        </m:r>
-      </m:oMath>
-      <w:r>
-        <w:rPr>
-          <w:rFonts w:eastAsia="Calibri"/>
-        </w:rPr>
-        <w:t xml:space="preserve"> decreases by </w:t>
-      </w:r>
-      <m:oMath>
-        <m:r>
-          <w:rPr>
-            <w:rFonts w:ascii="Cambria Math" w:eastAsia="Calibri" w:hAnsi="Cambria Math"/>
-          </w:rPr>
-          <m:t>ϵ</m:t>
-        </m:r>
-      </m:oMath>
-      <w:r>
-        <w:rPr>
-          <w:rFonts w:eastAsia="Calibri"/>
-        </w:rPr>
-        <w:t xml:space="preserve"> (bounded strictly between 0.001 and 1.0).</w:t>
-      </w:r>
-    </w:p>
-    <w:p>
-      <w:pPr>
-        <w:rPr>
-          <w:rFonts w:eastAsia="Calibri"/>
-        </w:rPr>
-      </w:pPr>
-    </w:p>
-    <w:p>
-      <w:pPr>
-        <w:rPr>
-          <w:rFonts w:eastAsia="Calibri"/>
-        </w:rPr>
-      </w:pPr>
-      <w:r>
-        <w:rPr>
-          <w:rFonts w:eastAsia="Calibri"/>
-        </w:rPr>
-        <w:t xml:space="preserve">To determine the most parsimonious fit and account for the difference in model complexity (2 vs. 3 free parameters), models were evaluated using the Bayesian Information Criterion (BIC). </w:t>
-      </w:r>
-      <w:r>
-        <w:rPr>
-          <w:rFonts w:eastAsia="Calibri"/>
-        </w:rPr>
-        <w:t>Crucially, model selection was conducted at the group level rather than the individual level to ensure a standardized mathematical framework for all subsequent neuroimaging analyses. We calculated the cumulative sum of BIC scores across all participants for each respective model. The architecture yielding the lower total group-level BIC was selected as the superior, unified computational model for the entire cohort.</w:t>
-      </w:r>
-    </w:p>
-    <w:p>
-      <w:pPr>
-        <w:rPr>
-          <w:rFonts w:eastAsia="Calibri"/>
-        </w:rPr>
-      </w:pPr>
-    </w:p>
-    <w:p>
-      <w:pPr>
-        <w:pStyle w:val="Duz3"/>
-      </w:pPr>
-      <w:r>
-        <w:t>2.</w:t>
-      </w:r>
-      <w:r>
-        <w:t>5</w:t>
-      </w:r>
-      <w:r>
-        <w:t xml:space="preserve"> Control Analys</w:t>
-      </w:r>
-      <w:r>
-        <w:t>es</w:t>
-      </w:r>
-    </w:p>
-    <w:p>
-      <w:pPr>
-        <w:pStyle w:val="Duz3"/>
-      </w:pPr>
-      <w:r>
-        <w:t>2.5.1 Parameter Recovery</w:t>
-      </w:r>
-    </w:p>
-    <w:p>
-      <w:r>
-        <w:t>To validate the reliability of our task design and the robustness of our MAP estimation procedure, we conducted a parameter recovery analysis. The objective was to confirm that our optimization pipeline could accurately uncover the true underlying parameters driving behavior within the specific context of our experimental paradigm.</w:t>
-      </w:r>
-    </w:p>
-    <w:p/>
-    <w:p>
-      <w:r>
-        <w:t xml:space="preserve">We simulated synthetic agents performing the exact 60-trial sequence used in the human experiment, adhering to the same shifting probabilistic reward schedule (80% reward probability in Block 1, 50% in Block 2, and 80% in Block 3). We generated ground-truth parameter combinations using five levels of </w:t>
-      </w:r>
-      <w:r>
-        <w:t>learning rate within [0,1] bound (</w:t>
-      </w:r>
-      <m:oMath>
-        <m:r>
-          <w:rPr>
-            <w:rFonts w:ascii="Cambria Math" w:hAnsi="Cambria Math"/>
-          </w:rPr>
-          <m:t>α</m:t>
-        </m:r>
-      </m:oMath>
-      <w:r>
-        <w:t xml:space="preserve"> </w:t>
-      </w:r>
-      <m:oMath>
-        <m:r>
-          <w:rPr>
-            <w:rFonts w:ascii="Cambria Math" w:hAnsi="Cambria Math"/>
-          </w:rPr>
-          <m:t>∈</m:t>
-        </m:r>
-      </m:oMath>
-      <w:r>
-        <w:t xml:space="preserve"> </w:t>
-      </w:r>
-      <m:oMath>
-        <m:r>
-          <w:rPr>
-            <w:rFonts w:ascii="Cambria Math" w:hAnsi="Cambria Math"/>
-          </w:rPr>
-          <m:t>{0.1, 0.3, 0.5, 0.7, 0.9}</m:t>
-        </m:r>
-      </m:oMath>
-      <w:r>
-        <w:t xml:space="preserve">) and three levels of inverse temperature </w:t>
-      </w:r>
-      <m:oMath>
-        <m:r>
-          <w:rPr>
-            <w:rFonts w:ascii="Cambria Math" w:hAnsi="Cambria Math"/>
-          </w:rPr>
-          <m:t>(β∈</m:t>
-        </m:r>
-      </m:oMath>
-      <w:r>
-        <w:t xml:space="preserve"> </w:t>
-      </w:r>
-      <m:oMath>
-        <m:r>
-          <w:rPr>
-            <w:rFonts w:ascii="Cambria Math" w:hAnsi="Cambria Math"/>
-          </w:rPr>
-          <m:t>{1.5, 4.5, 9.0}</m:t>
-        </m:r>
-      </m:oMath>
-      <w:r>
-        <w:t>). For each of the 15 parameter combinations, we simulated 30 independent artificial agents, generating synthetic choice and reward trajectories.</w:t>
-      </w:r>
-    </w:p>
-    <w:p/>
-    <w:p>
-      <w:r>
-        <w:t>These synthetic datasets were then fed back to our MAP estimation pipeline, completely blinded to the true generating parameters, to obtain recovered parameter estimates. Recovery success was quantified by calculating the Pearson correlation coefficient (</w:t>
-      </w:r>
-      <m:oMath>
-        <m:r>
-          <w:rPr>
-            <w:rFonts w:ascii="Cambria Math" w:hAnsi="Cambria Math"/>
-          </w:rPr>
-          <m:t>ρ</m:t>
-        </m:r>
-      </m:oMath>
-      <w:r>
-        <w:t xml:space="preserve">) between the ground-truth parameter vales and the recovered MAP estimates, ensuring that our model does not suffer from parameter unidentifiability or severe trade-offs between </w:t>
-      </w:r>
-      <m:oMath>
-        <m:r>
-          <w:rPr>
-            <w:rFonts w:ascii="Cambria Math" w:hAnsi="Cambria Math"/>
-          </w:rPr>
-          <m:t>α</m:t>
-        </m:r>
-      </m:oMath>
-      <w:r>
-        <w:t xml:space="preserve"> and </w:t>
-      </w:r>
-      <m:oMath>
-        <m:r>
-          <w:rPr>
-            <w:rFonts w:ascii="Cambria Math" w:hAnsi="Cambria Math"/>
-          </w:rPr>
-          <m:t>β</m:t>
-        </m:r>
-      </m:oMath>
-      <w:r>
-        <w:t xml:space="preserve">. </w:t>
-      </w:r>
-    </w:p>
-    <w:p/>
-    <w:p>
-      <w:pPr>
-        <w:pStyle w:val="Duz3"/>
-      </w:pPr>
-      <w:r>
-        <w:t>2.</w:t>
-      </w:r>
-      <w:r>
-        <w:t>5</w:t>
-      </w:r>
-      <w:r>
-        <w:t>.</w:t>
-      </w:r>
-      <w:r>
-        <w:t>2</w:t>
-      </w:r>
-      <w:r>
-        <w:t xml:space="preserve"> </w:t>
-      </w:r>
-      <w:r>
-        <w:t>Predictive Validity Check</w:t>
-      </w:r>
-      <w:r>
-        <w:t xml:space="preserve"> and Model Fit</w:t>
-      </w:r>
-    </w:p>
-    <w:p>
-      <w:r>
-        <w:t xml:space="preserve">To ensure that fitted computational model accurately </w:t>
-      </w:r>
-      <w:r>
-        <w:t>captured the true behavioral dynamics of our participants, we performed the predictive checks. For each participant, we utilized their individually fitted parameters (</w:t>
-      </w:r>
-      <m:oMath>
-        <m:r>
-          <w:rPr>
-            <w:rFonts w:ascii="Cambria Math" w:hAnsi="Cambria Math"/>
-          </w:rPr>
-          <m:t xml:space="preserve">α </m:t>
-        </m:r>
-      </m:oMath>
-      <w:r>
-        <w:t xml:space="preserve">and </w:t>
-      </w:r>
-      <m:oMath>
-        <m:r>
-          <w:rPr>
-            <w:rFonts w:ascii="Cambria Math" w:hAnsi="Cambria Math"/>
-          </w:rPr>
-          <m:t>β</m:t>
-        </m:r>
-      </m:oMath>
-      <w:r>
-        <w:t xml:space="preserve">) to simulate 100 independent iterations of the task, exposed to the exact same trial-by-trial reward sequence the human participant experienced. </w:t>
-      </w:r>
-    </w:p>
-    <w:p/>
-    <w:p>
-      <w:r>
-        <w:t xml:space="preserve">From these simulations, we computed a 95% Confidence Interval representing the model’s predicted average investment trend. This predicted interval was visually and mathematically compared against the participant’s actual trial-by-trial choices and their modeled latent investment probability trajectories. </w:t>
-      </w:r>
-    </w:p>
-    <w:p/>
-    <w:p>
-      <w:pPr>
-        <w:rPr>
-          <w:rFonts w:eastAsia="Calibri"/>
-        </w:rPr>
-      </w:pPr>
-      <w:r>
-        <w:t>Finally, to quantitively assess absolute model fit, we calculated McFadden’s Pseudo-R</w:t>
-      </w:r>
-      <w:proofErr w:type="gramStart"/>
-      <w:r>
-        <w:rPr>
-          <w:vertAlign w:val="superscript"/>
-        </w:rPr>
-        <w:t>2</w:t>
-      </w:r>
-      <w:r>
-        <w:rPr>
-          <w:vertAlign w:val="superscript"/>
-        </w:rPr>
-        <w:t xml:space="preserve">  </w:t>
-      </w:r>
-      <w:r>
-        <w:rPr>
-          <w:rFonts w:eastAsia="Calibri"/>
-        </w:rPr>
-        <w:t>for</w:t>
-      </w:r>
-      <w:proofErr w:type="gramEnd"/>
-      <w:r>
-        <w:rPr>
-          <w:rFonts w:eastAsia="Calibri"/>
-        </w:rPr>
-        <w:t xml:space="preserve"> each participant</w:t>
-      </w:r>
-      <w:r>
-        <w:rPr>
-          <w:rFonts w:eastAsia="Calibri"/>
-        </w:rPr>
-        <w:t>. This was achieved by comparing the negative log-likelihood of the optimized RL model (excluding priors to assess pure data fit) against a baseline chance model representing completely random choice behavior (</w:t>
+        <w:t>correction (</w:t>
       </w:r>
       <m:oMath>
         <m:sSub>
@@ -1813,7 +2221,7 @@
               <w:rPr>
                 <w:rFonts w:ascii="Cambria Math" w:eastAsia="Calibri" w:hAnsi="Cambria Math"/>
               </w:rPr>
-              <m:t>investment</m:t>
+              <m:t>FWE</m:t>
             </m:r>
           </m:sub>
         </m:sSub>
@@ -1821,291 +2229,40 @@
           <w:rPr>
             <w:rFonts w:ascii="Cambria Math" w:eastAsia="Calibri" w:hAnsi="Cambria Math"/>
           </w:rPr>
-          <m:t xml:space="preserve"> = 0.</m:t>
+          <m:t xml:space="preserve"> &lt; 0.05</m:t>
         </m:r>
       </m:oMath>
       <w:r>
         <w:rPr>
           <w:rFonts w:eastAsia="Calibri"/>
         </w:rPr>
-        <w:t>5</w:t>
-      </w:r>
-      <w:r>
+        <w:t xml:space="preserve">). Complete GLM construction and design matrix details are provided in the Supplementary Material. </w:t>
+      </w:r>
+    </w:p>
+    <w:p>
+      <w:pPr>
         <w:rPr>
           <w:rFonts w:eastAsia="Calibri"/>
         </w:rPr>
-        <w:t xml:space="preserve"> for all trials). The Pseudo-R</w:t>
-      </w:r>
-      <w:r>
+      </w:pPr>
+    </w:p>
+    <w:p>
+      <w:pPr>
+        <w:pStyle w:val="Duz2"/>
         <w:rPr>
           <w:rFonts w:eastAsia="Calibri"/>
-          <w:vertAlign w:val="superscript"/>
-        </w:rPr>
-        <w:t>2</w:t>
-      </w:r>
+        </w:rPr>
+      </w:pPr>
       <w:r>
         <w:rPr>
           <w:rFonts w:eastAsia="Calibri"/>
         </w:rPr>
-        <w:t xml:space="preserve"> metric allowed us to verify the learning model provided a fundamentally superior explanation of the participant’s behavior compared to a non-learning, stochastic baseline. </w:t>
-      </w:r>
-    </w:p>
-    <w:p>
-      <w:pPr>
-        <w:rPr>
-          <w:rFonts w:eastAsia="Calibri"/>
-        </w:rPr>
-      </w:pPr>
-    </w:p>
-    <w:p>
-      <w:pPr>
-        <w:pStyle w:val="Duz3"/>
-      </w:pPr>
-      <w:r>
-        <w:t xml:space="preserve">2.6 Computational Parameter Comparison </w:t>
-      </w:r>
-    </w:p>
-    <w:p>
-      <w:pPr>
-        <w:rPr>
-          <w:rFonts w:eastAsia="Calibri"/>
-        </w:rPr>
-      </w:pPr>
-      <w:r>
-        <w:rPr>
-          <w:rFonts w:eastAsia="Calibri"/>
-        </w:rPr>
-        <w:t xml:space="preserve">Group differences in </w:t>
-      </w:r>
-      <m:oMath>
-        <m:r>
-          <w:rPr>
-            <w:rFonts w:ascii="Cambria Math" w:eastAsia="Calibri" w:hAnsi="Cambria Math"/>
-          </w:rPr>
-          <m:t>α</m:t>
-        </m:r>
-      </m:oMath>
-      <w:r>
-        <w:rPr>
-          <w:rFonts w:eastAsia="Calibri"/>
-        </w:rPr>
-        <w:t xml:space="preserve">, </w:t>
-      </w:r>
-      <m:oMath>
-        <m:r>
-          <w:rPr>
-            <w:rFonts w:ascii="Cambria Math" w:eastAsia="Calibri" w:hAnsi="Cambria Math"/>
-          </w:rPr>
-          <m:t>β</m:t>
-        </m:r>
-      </m:oMath>
-      <w:r>
-        <w:rPr>
-          <w:rFonts w:eastAsia="Calibri"/>
-        </w:rPr>
-        <w:t>, Pseudo-R</w:t>
-      </w:r>
-      <w:r>
-        <w:rPr>
-          <w:rFonts w:eastAsia="Calibri"/>
-          <w:vertAlign w:val="superscript"/>
-        </w:rPr>
-        <w:t>2</w:t>
-      </w:r>
-      <w:r>
-        <w:rPr>
-          <w:rFonts w:eastAsia="Calibri"/>
-        </w:rPr>
-        <w:t xml:space="preserve"> were assessed using non-parametric permutation tests (10.000 samples) on medians to account for the non-normal distribution of the estimated parameters. </w:t>
-      </w:r>
-      <w:r>
-        <w:rPr>
-          <w:rFonts w:eastAsia="Calibri"/>
-        </w:rPr>
-        <w:t>To evaluate trial-by-trial prediction error magnitudes, absolute prediction errors (|PE|) were analyzed using a Linear Mixed-Effects Model (LMM). The model included fixed effects for Group, Task Phase, their interaction, and covariates for age and sex, with a random intercept for subject to account for repeated measures. Model assumptions, including normality of residuals and homoscedasticity, were verified via visual inspection of Q-Q and residual-versus-fitted plots.</w:t>
-      </w:r>
-    </w:p>
-    <w:p>
-      <w:pPr>
-        <w:rPr>
-          <w:rFonts w:eastAsia="Calibri"/>
-        </w:rPr>
-      </w:pPr>
-    </w:p>
-    <w:p>
-      <w:pPr>
-        <w:rPr>
-          <w:rFonts w:eastAsia="Calibri"/>
-        </w:rPr>
-      </w:pPr>
+        <w:t>3. Results</w:t>
+      </w:r>
     </w:p>
     <w:p>
       <w:pPr>
         <w:pStyle w:val="Duz2"/>
-        <w:rPr>
-          <w:rFonts w:eastAsia="Calibri"/>
-        </w:rPr>
-      </w:pPr>
-      <w:r>
-        <w:rPr>
-          <w:rFonts w:eastAsia="Calibri"/>
-        </w:rPr>
-        <w:t>2.</w:t>
-      </w:r>
-      <w:r>
-        <w:rPr>
-          <w:rFonts w:eastAsia="Calibri"/>
-        </w:rPr>
-        <w:t>7</w:t>
-      </w:r>
-      <w:r>
-        <w:rPr>
-          <w:rFonts w:eastAsia="Calibri"/>
-        </w:rPr>
-        <w:t xml:space="preserve"> fMRI Data Acquisition and Preprocessing </w:t>
-      </w:r>
-    </w:p>
-    <w:p>
-      <w:pPr>
-        <w:rPr>
-          <w:rFonts w:eastAsia="Calibri"/>
-        </w:rPr>
-      </w:pPr>
-      <w:r>
-        <w:rPr>
-          <w:rFonts w:eastAsia="Calibri"/>
-        </w:rPr>
-        <w:t xml:space="preserve">fMRI data were acquired using a 3.0 Tesla Siemens </w:t>
-      </w:r>
-      <w:proofErr w:type="spellStart"/>
-      <w:r>
-        <w:rPr>
-          <w:rFonts w:eastAsia="Calibri"/>
-        </w:rPr>
-        <w:t>Magnetom</w:t>
-      </w:r>
-      <w:proofErr w:type="spellEnd"/>
-      <w:r>
-        <w:rPr>
-          <w:rFonts w:eastAsia="Calibri"/>
-        </w:rPr>
-        <w:t xml:space="preserve"> Prisma scanner (TR=3000 </w:t>
-      </w:r>
-      <w:proofErr w:type="spellStart"/>
-      <w:r>
-        <w:rPr>
-          <w:rFonts w:eastAsia="Calibri"/>
-        </w:rPr>
-        <w:t>ms</w:t>
-      </w:r>
-      <w:proofErr w:type="spellEnd"/>
-      <w:r>
-        <w:rPr>
-          <w:rFonts w:eastAsia="Calibri"/>
-        </w:rPr>
-        <w:t>). Functional data preprocessing and analysis conducted using SPM (ref). Standard preprocessing steps including slice-timing correction, spatial realignment, co-registration to high resolution T1-</w:t>
-      </w:r>
-      <w:r>
-        <w:rPr>
-          <w:rFonts w:eastAsia="Calibri"/>
-        </w:rPr>
-        <w:lastRenderedPageBreak/>
-        <w:t>weighted anatomical image, spatial normalization to standard MNI space (resampled to 2x2x2 mm3), and spatial smoothing using 8 mm FWHM isotropic Gaussian kernel. Comprehensive details regarding the MRI acquisition parameters are provided in the Supplementary Material.</w:t>
-      </w:r>
-    </w:p>
-    <w:p>
-      <w:pPr>
-        <w:rPr>
-          <w:rFonts w:eastAsia="Calibri"/>
-        </w:rPr>
-      </w:pPr>
-    </w:p>
-    <w:p>
-      <w:pPr>
-        <w:pStyle w:val="Duz2"/>
-        <w:rPr>
-          <w:rFonts w:eastAsia="Calibri"/>
-        </w:rPr>
-      </w:pPr>
-      <w:r>
-        <w:rPr>
-          <w:rFonts w:eastAsia="Calibri"/>
-        </w:rPr>
-        <w:t>2.8 fMRI Statistical Analysis</w:t>
-      </w:r>
-    </w:p>
-    <w:p>
-      <w:pPr>
-        <w:rPr>
-          <w:rFonts w:eastAsia="Calibri"/>
-        </w:rPr>
-      </w:pPr>
-    </w:p>
-    <w:p>
-      <w:pPr>
-        <w:rPr>
-          <w:rFonts w:eastAsia="Calibri"/>
-        </w:rPr>
-      </w:pPr>
-      <w:r>
-        <w:rPr>
-          <w:rFonts w:eastAsia="Calibri"/>
-        </w:rPr>
-        <w:t xml:space="preserve">First-level General Linear Models (GLM) captured task-related BOLD responses. Crucially, trial-by-trial Prediction Errors (PE) were entered as an orthogonalized parametric modulator on the feedback onset to isolate computational learning signals. Second-level analyses evaluated group differences (Healthy Controls vs Schizophrenia) via two-sample t-tests. Whole-brain statistical maps were </w:t>
-      </w:r>
-      <w:proofErr w:type="spellStart"/>
-      <w:r>
-        <w:rPr>
-          <w:rFonts w:eastAsia="Calibri"/>
-        </w:rPr>
-        <w:t>thresholded</w:t>
-      </w:r>
-      <w:proofErr w:type="spellEnd"/>
-      <w:r>
-        <w:rPr>
-          <w:rFonts w:eastAsia="Calibri"/>
-        </w:rPr>
-        <w:t xml:space="preserve"> at an uncorrected p &lt; .001, followed by cluster-level FEW correction (</w:t>
-      </w:r>
-      <w:proofErr w:type="spellStart"/>
-      <w:r>
-        <w:rPr>
-          <w:rFonts w:eastAsia="Calibri"/>
-        </w:rPr>
-        <w:t>p_FWE</w:t>
-      </w:r>
-      <w:proofErr w:type="spellEnd"/>
-      <w:r>
-        <w:rPr>
-          <w:rFonts w:eastAsia="Calibri"/>
-        </w:rPr>
-        <w:t xml:space="preserve"> &lt; 0.05). Complete GLM construction and design matrix details are provided in the Supplementary Material. </w:t>
-      </w:r>
-    </w:p>
-    <w:p>
-      <w:pPr>
-        <w:rPr>
-          <w:rFonts w:eastAsia="Calibri"/>
-        </w:rPr>
-      </w:pPr>
-    </w:p>
-    <w:p>
-      <w:pPr>
-        <w:pStyle w:val="Duz2"/>
-        <w:rPr>
-          <w:rFonts w:eastAsia="Calibri"/>
-        </w:rPr>
-      </w:pPr>
-      <w:r>
-        <w:rPr>
-          <w:rFonts w:eastAsia="Calibri"/>
-        </w:rPr>
-        <w:t>3. Results</w:t>
-      </w:r>
-    </w:p>
-    <w:p>
-      <w:pPr>
-        <w:pStyle w:val="Duz2"/>
       </w:pPr>
       <w:r>
         <w:t xml:space="preserve">3.1 Model Free Behavioral Strategies </w:t>
@@ -2113,21 +2270,7 @@
     </w:p>
     <w:p>
       <w:r>
-        <w:t xml:space="preserve">Permutation tests (10000 resamples) revealed that SZ patients exhibited significantly lower </w:t>
-      </w:r>
-      <w:commentRangeStart w:id="0"/>
-      <w:r>
-        <w:t>Win-Stay probability</w:t>
-      </w:r>
-      <w:commentRangeEnd w:id="0"/>
-      <w:r>
-        <w:rPr>
-          <w:rStyle w:val="CommentReference"/>
-        </w:rPr>
-        <w:commentReference w:id="0"/>
-      </w:r>
-      <w:r>
-        <w:t xml:space="preserve"> (</w:t>
+        <w:t>Permutation tests (10000 resamples) revealed that SZ patients exhibited significantly lower Win-Stay probability (</w:t>
       </w:r>
       <m:oMath>
         <m:sSub>
@@ -2284,7 +2427,7 @@
           <w14:ligatures w14:val="standardContextual"/>
         </w:rPr>
         <w:drawing>
-          <wp:inline distT="0" distB="0" distL="0" distR="0" wp14:anchorId="78ADC060" wp14:editId="297AC9C7">
+          <wp:inline distT="0" distB="0" distL="0" distR="0" wp14:anchorId="78ADC060" wp14:editId="018F9291">
             <wp:extent cx="5943600" cy="2476500"/>
             <wp:effectExtent l="0" t="0" r="0" b="0"/>
             <wp:docPr id="551686197" name="Picture 1"/>
@@ -2299,7 +2442,7 @@
                     <pic:cNvPicPr/>
                   </pic:nvPicPr>
                   <pic:blipFill>
-                    <a:blip r:embed="rId8" cstate="print">
+                    <a:blip r:embed="rId6" cstate="print">
                       <a:extLst>
                         <a:ext uri="{28A0092B-C50C-407E-A947-70E740481C1C}">
                           <a14:useLocalDpi xmlns:a14="http://schemas.microsoft.com/office/drawing/2010/main" val="0"/>
@@ -2328,6 +2471,28 @@
     </w:p>
     <w:p>
       <w:pPr>
+        <w:pStyle w:val="BodyText"/>
+        <w:rPr>
+          <w:rFonts w:ascii="Arial" w:hAnsi="Arial" w:cs="Arial"/>
+          <w:i/>
+          <w:iCs/>
+          <w:sz w:val="20"/>
+          <w:szCs w:val="20"/>
+        </w:rPr>
+      </w:pPr>
+      <w:r>
+        <w:rPr>
+          <w:rFonts w:ascii="Arial" w:hAnsi="Arial" w:cs="Arial"/>
+          <w:i/>
+          <w:iCs/>
+          <w:sz w:val="20"/>
+          <w:szCs w:val="20"/>
+        </w:rPr>
+        <w:t>Figure 3.</w:t>
+      </w:r>
+    </w:p>
+    <w:p>
+      <w:pPr>
         <w:rPr>
           <w:b/>
           <w:bCs/>
@@ -2355,26 +2520,24 @@
           <w:szCs w:val="28"/>
         </w:rPr>
       </w:pPr>
-    </w:p>
-    <w:p>
-      <w:pPr>
+      <w:r>
         <w:rPr>
           <w:b/>
           <w:bCs/>
           <w:sz w:val="28"/>
           <w:szCs w:val="28"/>
         </w:rPr>
-      </w:pPr>
-    </w:p>
-    <w:p>
-      <w:pPr>
+        <w:t>3.</w:t>
+      </w:r>
+      <w:r>
         <w:rPr>
           <w:b/>
           <w:bCs/>
           <w:sz w:val="28"/>
           <w:szCs w:val="28"/>
         </w:rPr>
-      </w:pPr>
+        <w:t>2</w:t>
+      </w:r>
       <w:r>
         <w:rPr>
           <w:b/>
@@ -2382,333 +2545,27 @@
           <w:sz w:val="28"/>
           <w:szCs w:val="28"/>
         </w:rPr>
-        <w:lastRenderedPageBreak/>
-        <w:t xml:space="preserve">3.2 Model Validation and Control Analyses </w:t>
-      </w:r>
-    </w:p>
-    <w:p>
-      <w:r>
-        <w:t xml:space="preserve">Parameter recovery analyses confirmed that our MAP estimation pipeline could reliably identify the true generating parameters. Using the exact 60-trial structure of the empirical task, we observed strong correlations between ground-truth and recovered parameters for both learning rate </w:t>
-      </w:r>
-      <m:oMath>
-        <m:r>
-          <w:rPr>
-            <w:rFonts w:ascii="Cambria Math" w:hAnsi="Cambria Math"/>
-          </w:rPr>
-          <m:t>(</m:t>
-        </m:r>
-        <m:r>
-          <w:rPr>
-            <w:rFonts w:ascii="Cambria Math" w:hAnsi="Cambria Math"/>
-          </w:rPr>
-          <m:t>α</m:t>
-        </m:r>
-        <m:r>
-          <w:rPr>
-            <w:rFonts w:ascii="Cambria Math" w:hAnsi="Cambria Math"/>
-          </w:rPr>
-          <m:t>;</m:t>
-        </m:r>
-        <m:r>
-          <w:rPr>
-            <w:rFonts w:ascii="Cambria Math" w:hAnsi="Cambria Math"/>
-          </w:rPr>
-          <m:t>ρ</m:t>
-        </m:r>
-        <m:r>
-          <w:rPr>
-            <w:rFonts w:ascii="Cambria Math" w:hAnsi="Cambria Math"/>
-          </w:rPr>
-          <m:t xml:space="preserve"> = 0.80</m:t>
-        </m:r>
-      </m:oMath>
-      <w:r>
-        <w:t xml:space="preserve">) and inverse temperature </w:t>
-      </w:r>
-      <m:oMath>
-        <m:r>
-          <w:rPr>
-            <w:rFonts w:ascii="Cambria Math" w:hAnsi="Cambria Math"/>
-          </w:rPr>
-          <m:t>(</m:t>
-        </m:r>
-        <m:r>
-          <w:rPr>
-            <w:rFonts w:ascii="Cambria Math" w:hAnsi="Cambria Math"/>
-          </w:rPr>
-          <m:t>β</m:t>
-        </m:r>
-        <m:r>
-          <w:rPr>
-            <w:rFonts w:ascii="Cambria Math" w:hAnsi="Cambria Math"/>
-          </w:rPr>
-          <m:t>;</m:t>
-        </m:r>
-        <m:r>
-          <w:rPr>
-            <w:rFonts w:ascii="Cambria Math" w:hAnsi="Cambria Math"/>
-          </w:rPr>
-          <m:t>ρ</m:t>
-        </m:r>
-        <m:r>
-          <w:rPr>
-            <w:rFonts w:ascii="Cambria Math" w:hAnsi="Cambria Math"/>
-          </w:rPr>
-          <m:t xml:space="preserve"> = 0.87</m:t>
-        </m:r>
-      </m:oMath>
-      <w:r>
-        <w:t xml:space="preserve">). Furthermore, extended simulations (300 trials) yielded near-perfect recovery </w:t>
-      </w:r>
-      <m:oMath>
-        <m:r>
-          <w:rPr>
-            <w:rFonts w:ascii="Cambria Math" w:hAnsi="Cambria Math"/>
-          </w:rPr>
-          <m:t>(</m:t>
-        </m:r>
-        <m:r>
-          <w:rPr>
-            <w:rFonts w:ascii="Cambria Math" w:hAnsi="Cambria Math"/>
-          </w:rPr>
-          <m:t>ρ</m:t>
-        </m:r>
-        <m:r>
-          <w:rPr>
-            <w:rFonts w:ascii="Cambria Math" w:hAnsi="Cambria Math"/>
-          </w:rPr>
-          <m:t xml:space="preserve"> = 0.97</m:t>
-        </m:r>
-      </m:oMath>
-      <w:r>
-        <w:t xml:space="preserve">), demonstrating excellent asymptotic parameter identifiability and confirming the mathematical robustness of the model architecture. Additionally, </w:t>
-      </w:r>
-      <w:r>
-        <w:t>p</w:t>
-      </w:r>
-      <w:r>
-        <w:t xml:space="preserve">redictive </w:t>
-      </w:r>
-      <w:r>
-        <w:t>c</w:t>
-      </w:r>
-      <w:r>
-        <w:t>hecks confirmed that the individually fitted models successfully captured empirical choice trajectories</w:t>
-      </w:r>
-      <w:r>
-        <w:t>.</w:t>
-      </w:r>
-    </w:p>
-    <w:p/>
-    <w:p>
-      <w:r>
-        <w:rPr>
-          <w:noProof/>
-          <w14:ligatures w14:val="standardContextual"/>
-        </w:rPr>
-        <w:drawing>
-          <wp:inline distT="0" distB="0" distL="0" distR="0" wp14:anchorId="1C07C916" wp14:editId="0F9CE3A4">
-            <wp:extent cx="5486400" cy="2286000"/>
-            <wp:effectExtent l="0" t="0" r="0" b="0"/>
-            <wp:docPr id="245316099" name="Picture 1" descr="A comparison of graphs and charts&#10;&#10;AI-generated content may be incorrect."/>
-            <wp:cNvGraphicFramePr>
-              <a:graphicFrameLocks xmlns:a="http://schemas.openxmlformats.org/drawingml/2006/main" noChangeAspect="1"/>
-            </wp:cNvGraphicFramePr>
-            <a:graphic xmlns:a="http://schemas.openxmlformats.org/drawingml/2006/main">
-              <a:graphicData uri="http://schemas.openxmlformats.org/drawingml/2006/picture">
-                <pic:pic xmlns:pic="http://schemas.openxmlformats.org/drawingml/2006/picture">
-                  <pic:nvPicPr>
-                    <pic:cNvPr id="245316099" name="Picture 1" descr="A comparison of graphs and charts&#10;&#10;AI-generated content may be incorrect."/>
-                    <pic:cNvPicPr/>
-                  </pic:nvPicPr>
-                  <pic:blipFill>
-                    <a:blip r:embed="rId9" cstate="print">
-                      <a:extLst>
-                        <a:ext uri="{28A0092B-C50C-407E-A947-70E740481C1C}">
-                          <a14:useLocalDpi xmlns:a14="http://schemas.microsoft.com/office/drawing/2010/main" val="0"/>
-                        </a:ext>
-                      </a:extLst>
-                    </a:blip>
-                    <a:stretch>
-                      <a:fillRect/>
-                    </a:stretch>
-                  </pic:blipFill>
-                  <pic:spPr>
-                    <a:xfrm>
-                      <a:off x="0" y="0"/>
-                      <a:ext cx="5486400" cy="2286000"/>
-                    </a:xfrm>
-                    <a:prstGeom prst="rect">
-                      <a:avLst/>
-                    </a:prstGeom>
-                  </pic:spPr>
-                </pic:pic>
-              </a:graphicData>
-            </a:graphic>
-          </wp:inline>
-        </w:drawing>
-      </w:r>
-    </w:p>
-    <w:p/>
-    <w:p>
-      <w:r>
-        <w:rPr>
-          <w:noProof/>
-          <w14:ligatures w14:val="standardContextual"/>
-        </w:rPr>
-        <w:drawing>
-          <wp:inline distT="0" distB="0" distL="0" distR="0" wp14:anchorId="1A45BCEF" wp14:editId="360F9A3D">
-            <wp:extent cx="5943600" cy="2476500"/>
-            <wp:effectExtent l="0" t="0" r="0" b="0"/>
-            <wp:docPr id="1144472214" name="Picture 2" descr="A graph with a red line and a blue line&#10;&#10;AI-generated content may be incorrect."/>
-            <wp:cNvGraphicFramePr>
-              <a:graphicFrameLocks xmlns:a="http://schemas.openxmlformats.org/drawingml/2006/main" noChangeAspect="1"/>
-            </wp:cNvGraphicFramePr>
-            <a:graphic xmlns:a="http://schemas.openxmlformats.org/drawingml/2006/main">
-              <a:graphicData uri="http://schemas.openxmlformats.org/drawingml/2006/picture">
-                <pic:pic xmlns:pic="http://schemas.openxmlformats.org/drawingml/2006/picture">
-                  <pic:nvPicPr>
-                    <pic:cNvPr id="1144472214" name="Picture 2" descr="A graph with a red line and a blue line&#10;&#10;AI-generated content may be incorrect."/>
-                    <pic:cNvPicPr/>
-                  </pic:nvPicPr>
-                  <pic:blipFill>
-                    <a:blip r:embed="rId10" cstate="print">
-                      <a:extLst>
-                        <a:ext uri="{28A0092B-C50C-407E-A947-70E740481C1C}">
-                          <a14:useLocalDpi xmlns:a14="http://schemas.microsoft.com/office/drawing/2010/main" val="0"/>
-                        </a:ext>
-                      </a:extLst>
-                    </a:blip>
-                    <a:stretch>
-                      <a:fillRect/>
-                    </a:stretch>
-                  </pic:blipFill>
-                  <pic:spPr>
-                    <a:xfrm>
-                      <a:off x="0" y="0"/>
-                      <a:ext cx="5943600" cy="2476500"/>
-                    </a:xfrm>
-                    <a:prstGeom prst="rect">
-                      <a:avLst/>
-                    </a:prstGeom>
-                  </pic:spPr>
-                </pic:pic>
-              </a:graphicData>
-            </a:graphic>
-          </wp:inline>
-        </w:drawing>
-      </w:r>
-    </w:p>
-    <w:p/>
-    <w:p>
-      <w:r>
-        <w:rPr>
-          <w:noProof/>
-          <w14:ligatures w14:val="standardContextual"/>
-        </w:rPr>
-        <w:lastRenderedPageBreak/>
-        <w:drawing>
-          <wp:inline distT="0" distB="0" distL="0" distR="0" wp14:anchorId="1389B343" wp14:editId="34337B57">
-            <wp:extent cx="5943600" cy="2476500"/>
-            <wp:effectExtent l="0" t="0" r="0" b="0"/>
-            <wp:docPr id="641454273" name="Picture 3" descr="A graph with a red line&#10;&#10;AI-generated content may be incorrect."/>
-            <wp:cNvGraphicFramePr>
-              <a:graphicFrameLocks xmlns:a="http://schemas.openxmlformats.org/drawingml/2006/main" noChangeAspect="1"/>
-            </wp:cNvGraphicFramePr>
-            <a:graphic xmlns:a="http://schemas.openxmlformats.org/drawingml/2006/main">
-              <a:graphicData uri="http://schemas.openxmlformats.org/drawingml/2006/picture">
-                <pic:pic xmlns:pic="http://schemas.openxmlformats.org/drawingml/2006/picture">
-                  <pic:nvPicPr>
-                    <pic:cNvPr id="641454273" name="Picture 3" descr="A graph with a red line&#10;&#10;AI-generated content may be incorrect."/>
-                    <pic:cNvPicPr/>
-                  </pic:nvPicPr>
-                  <pic:blipFill>
-                    <a:blip r:embed="rId11" cstate="print">
-                      <a:extLst>
-                        <a:ext uri="{28A0092B-C50C-407E-A947-70E740481C1C}">
-                          <a14:useLocalDpi xmlns:a14="http://schemas.microsoft.com/office/drawing/2010/main" val="0"/>
-                        </a:ext>
-                      </a:extLst>
-                    </a:blip>
-                    <a:stretch>
-                      <a:fillRect/>
-                    </a:stretch>
-                  </pic:blipFill>
-                  <pic:spPr>
-                    <a:xfrm>
-                      <a:off x="0" y="0"/>
-                      <a:ext cx="5943600" cy="2476500"/>
-                    </a:xfrm>
-                    <a:prstGeom prst="rect">
-                      <a:avLst/>
-                    </a:prstGeom>
-                  </pic:spPr>
-                </pic:pic>
-              </a:graphicData>
-            </a:graphic>
-          </wp:inline>
-        </w:drawing>
-      </w:r>
-    </w:p>
-    <w:p>
-      <w:pPr>
+        <w:t xml:space="preserve"> </w:t>
+      </w:r>
+      <w:r>
         <w:rPr>
           <w:b/>
           <w:bCs/>
           <w:sz w:val="28"/>
           <w:szCs w:val="28"/>
         </w:rPr>
-      </w:pPr>
-    </w:p>
-    <w:p>
-      <w:pPr>
-        <w:rPr>
-          <w:b/>
-          <w:bCs/>
-          <w:sz w:val="28"/>
-          <w:szCs w:val="28"/>
-        </w:rPr>
-      </w:pPr>
-      <w:r>
-        <w:rPr>
-          <w:b/>
-          <w:bCs/>
-          <w:sz w:val="28"/>
-          <w:szCs w:val="28"/>
-        </w:rPr>
-        <w:t>3.</w:t>
-      </w:r>
-      <w:r>
-        <w:rPr>
-          <w:b/>
-          <w:bCs/>
-          <w:sz w:val="28"/>
-          <w:szCs w:val="28"/>
-        </w:rPr>
-        <w:t>3</w:t>
-      </w:r>
-      <w:r>
-        <w:rPr>
-          <w:b/>
-          <w:bCs/>
-          <w:sz w:val="28"/>
-          <w:szCs w:val="28"/>
-        </w:rPr>
-        <w:t xml:space="preserve"> </w:t>
-      </w:r>
-      <w:r>
-        <w:rPr>
-          <w:b/>
-          <w:bCs/>
-          <w:sz w:val="28"/>
-          <w:szCs w:val="28"/>
-        </w:rPr>
         <w:t xml:space="preserve">Computational Modeling Results </w:t>
       </w:r>
     </w:p>
     <w:p>
       <w:r>
-        <w:t>Permutation tests (10000 resamples) revealed that patients with Schizophrenia exhibited a significantly lower learning rate (</w:t>
+        <w:t xml:space="preserve">Permutation tests (10000 resamples) revealed that patients with </w:t>
+      </w:r>
+      <w:r>
+        <w:t>SZ</w:t>
+      </w:r>
+      <w:r>
+        <w:t xml:space="preserve"> exhibited a significantly lower learning rate (</w:t>
       </w:r>
       <m:oMath>
         <m:r>
@@ -2731,7 +2588,13 @@
         </m:r>
       </m:oMath>
       <w:r>
-        <w:t>) compared to Healthy Controls (</w:t>
+        <w:t xml:space="preserve">) compared to </w:t>
+      </w:r>
+      <w:r>
+        <w:t>HC</w:t>
+      </w:r>
+      <w:r>
+        <w:t xml:space="preserve"> (</w:t>
       </w:r>
       <m:oMath>
         <m:r>
@@ -2742,7 +2605,11 @@
         </m:r>
       </m:oMath>
       <w:r>
-        <w:t>). There was a trend-level difference in inverse temperature (</w:t>
+        <w:t xml:space="preserve">). There </w:t>
+      </w:r>
+      <w:r>
+        <w:lastRenderedPageBreak/>
+        <w:t>was a trend-level difference in inverse temperature (</w:t>
       </w:r>
       <m:oMath>
         <m:r>
@@ -2877,7 +2744,7 @@
           <w14:ligatures w14:val="standardContextual"/>
         </w:rPr>
         <w:drawing>
-          <wp:inline distT="0" distB="0" distL="0" distR="0" wp14:anchorId="6B4B9AA0" wp14:editId="003BFD39">
+          <wp:inline distT="0" distB="0" distL="0" distR="0" wp14:anchorId="6B4B9AA0" wp14:editId="42EFB8C1">
             <wp:extent cx="5943600" cy="2476500"/>
             <wp:effectExtent l="0" t="0" r="0" b="0"/>
             <wp:docPr id="1757456300" name="Picture 2"/>
@@ -2892,7 +2759,7 @@
                     <pic:cNvPicPr/>
                   </pic:nvPicPr>
                   <pic:blipFill>
-                    <a:blip r:embed="rId12" cstate="print">
+                    <a:blip r:embed="rId7" cstate="print">
                       <a:extLst>
                         <a:ext uri="{28A0092B-C50C-407E-A947-70E740481C1C}">
                           <a14:useLocalDpi xmlns:a14="http://schemas.microsoft.com/office/drawing/2010/main" val="0"/>
@@ -2919,6 +2786,35 @@
         </w:drawing>
       </w:r>
     </w:p>
+    <w:p>
+      <w:pPr>
+        <w:rPr>
+          <w:i/>
+          <w:iCs/>
+          <w:sz w:val="20"/>
+          <w:szCs w:val="20"/>
+        </w:rPr>
+      </w:pPr>
+    </w:p>
+    <w:p>
+      <w:pPr>
+        <w:rPr>
+          <w:i/>
+          <w:iCs/>
+          <w:sz w:val="20"/>
+          <w:szCs w:val="20"/>
+        </w:rPr>
+      </w:pPr>
+      <w:r>
+        <w:rPr>
+          <w:i/>
+          <w:iCs/>
+          <w:sz w:val="20"/>
+          <w:szCs w:val="20"/>
+        </w:rPr>
+        <w:t xml:space="preserve">Figure 4. </w:t>
+      </w:r>
+    </w:p>
     <w:p/>
     <w:p>
       <w:pPr>
@@ -2964,11 +2860,7 @@
         </m:r>
       </m:oMath>
       <w:r>
-        <w:t xml:space="preserve">). However, the model predicting log-transformed inverse </w:t>
-      </w:r>
-      <w:r>
-        <w:lastRenderedPageBreak/>
-        <w:t>temperature (</w:t>
+        <w:t>). However, the model predicting log-transformed inverse temperature (</w:t>
       </w:r>
       <m:oMath>
         <m:r>
@@ -3203,7 +3095,1196 @@
         <w:t>)</w:t>
       </w:r>
     </w:p>
+    <w:p>
+      <w:pPr>
+        <w:rPr>
+          <w:b/>
+          <w:bCs/>
+        </w:rPr>
+      </w:pPr>
+    </w:p>
+    <w:p>
+      <w:pPr>
+        <w:pStyle w:val="Duz2"/>
+      </w:pPr>
+      <w:r>
+        <w:t>3.6 Neural Correlates of Prediction Error</w:t>
+      </w:r>
+    </w:p>
+    <w:p>
+      <w:r>
+        <w:t xml:space="preserve">To identify the neural substrates of computational learning, we first examined BOLD signals parametrically modulated by </w:t>
+      </w:r>
+      <w:r>
+        <w:t xml:space="preserve">normalized </w:t>
+      </w:r>
+      <w:r>
+        <w:t xml:space="preserve">trial-by-trial prediction errors (PE) at the onset of trustee feedback. Within the </w:t>
+      </w:r>
+      <w:r>
+        <w:t>HC</w:t>
+      </w:r>
+      <w:r>
+        <w:t xml:space="preserve"> group, whole-brain analysis (height threshold </w:t>
+      </w:r>
+      <m:oMath>
+        <m:r>
+          <w:rPr>
+            <w:rFonts w:ascii="Cambria Math" w:hAnsi="Cambria Math"/>
+          </w:rPr>
+          <m:t>p &lt; 0.001</m:t>
+        </m:r>
+      </m:oMath>
+      <w:r>
+        <w:t xml:space="preserve"> uncorrected; cluster extent FWE-corrected </w:t>
+      </w:r>
+      <m:oMath>
+        <m:r>
+          <w:rPr>
+            <w:rFonts w:ascii="Cambria Math" w:hAnsi="Cambria Math"/>
+          </w:rPr>
+          <m:t>p &lt; 0.05</m:t>
+        </m:r>
+      </m:oMath>
+      <w:r>
+        <w:t xml:space="preserve">) revealed </w:t>
+      </w:r>
+      <w:r>
+        <w:t xml:space="preserve">robust activation tracking PE. The most prominent cluster </w:t>
+      </w:r>
+      <w:r>
+        <w:t>(</w:t>
+      </w:r>
+      <m:oMath>
+        <m:r>
+          <w:rPr>
+            <w:rFonts w:ascii="Cambria Math" w:hAnsi="Cambria Math"/>
+          </w:rPr>
+          <m:t xml:space="preserve">k = </m:t>
+        </m:r>
+        <m:r>
+          <w:rPr>
+            <w:rFonts w:ascii="Cambria Math" w:hAnsi="Cambria Math"/>
+          </w:rPr>
+          <m:t>1833</m:t>
+        </m:r>
+        <m:r>
+          <w:rPr>
+            <w:rFonts w:ascii="Cambria Math" w:hAnsi="Cambria Math"/>
+          </w:rPr>
+          <m:t xml:space="preserve"> </m:t>
+        </m:r>
+      </m:oMath>
+      <w:r>
+        <w:t>voxels) peaked in the left visual/occipital cortex (Peak MNI: [-</w:t>
+      </w:r>
+      <w:r>
+        <w:t>42</w:t>
+      </w:r>
+      <w:r>
+        <w:t>, -</w:t>
+      </w:r>
+      <w:r>
+        <w:t>67</w:t>
+      </w:r>
+      <w:r>
+        <w:t>, -</w:t>
+      </w:r>
+      <w:r>
+        <w:t>7</w:t>
+      </w:r>
+      <w:r>
+        <w:t xml:space="preserve">], </w:t>
+      </w:r>
+      <m:oMath>
+        <m:r>
+          <w:rPr>
+            <w:rFonts w:ascii="Cambria Math" w:hAnsi="Cambria Math"/>
+          </w:rPr>
+          <m:t xml:space="preserve">Z = </m:t>
+        </m:r>
+        <m:r>
+          <w:rPr>
+            <w:rFonts w:ascii="Cambria Math" w:hAnsi="Cambria Math"/>
+          </w:rPr>
+          <m:t>5</m:t>
+        </m:r>
+        <m:r>
+          <w:rPr>
+            <w:rFonts w:ascii="Cambria Math" w:hAnsi="Cambria Math"/>
+          </w:rPr>
+          <m:t>.</m:t>
+        </m:r>
+        <m:r>
+          <w:rPr>
+            <w:rFonts w:ascii="Cambria Math" w:hAnsi="Cambria Math"/>
+          </w:rPr>
+          <m:t>82</m:t>
+        </m:r>
+      </m:oMath>
+      <w:r>
+        <w:t xml:space="preserve">, peak </w:t>
+      </w:r>
+      <m:oMath>
+        <m:sSub>
+          <m:sSubPr>
+            <m:ctrlPr>
+              <w:rPr>
+                <w:rFonts w:ascii="Cambria Math" w:hAnsi="Cambria Math"/>
+                <w:i/>
+              </w:rPr>
+            </m:ctrlPr>
+          </m:sSubPr>
+          <m:e>
+            <m:r>
+              <w:rPr>
+                <w:rFonts w:ascii="Cambria Math" w:hAnsi="Cambria Math"/>
+              </w:rPr>
+              <m:t>p</m:t>
+            </m:r>
+          </m:e>
+          <m:sub>
+            <m:r>
+              <w:rPr>
+                <w:rFonts w:ascii="Cambria Math" w:hAnsi="Cambria Math"/>
+              </w:rPr>
+              <m:t>FWE</m:t>
+            </m:r>
+          </m:sub>
+        </m:sSub>
+        <m:r>
+          <w:rPr>
+            <w:rFonts w:ascii="Cambria Math" w:hAnsi="Cambria Math"/>
+          </w:rPr>
+          <m:t xml:space="preserve"> = 0.0</m:t>
+        </m:r>
+        <m:r>
+          <w:rPr>
+            <w:rFonts w:ascii="Cambria Math" w:hAnsi="Cambria Math"/>
+          </w:rPr>
+          <m:t>05</m:t>
+        </m:r>
+      </m:oMath>
+      <w:r>
+        <w:t>). A second significant cluster (</w:t>
+      </w:r>
+      <m:oMath>
+        <m:r>
+          <w:rPr>
+            <w:rFonts w:ascii="Cambria Math" w:hAnsi="Cambria Math"/>
+          </w:rPr>
+          <m:t xml:space="preserve">k = </m:t>
+        </m:r>
+        <m:r>
+          <w:rPr>
+            <w:rFonts w:ascii="Cambria Math" w:hAnsi="Cambria Math"/>
+          </w:rPr>
+          <m:t>223</m:t>
+        </m:r>
+      </m:oMath>
+      <w:r>
+        <w:t xml:space="preserve"> voxels) was identified in the </w:t>
+      </w:r>
+      <w:r>
+        <w:t xml:space="preserve">caudate/nucleus </w:t>
+      </w:r>
+      <w:proofErr w:type="spellStart"/>
+      <w:r>
+        <w:t>accumbens</w:t>
+      </w:r>
+      <w:proofErr w:type="spellEnd"/>
+      <w:r>
+        <w:t xml:space="preserve"> regions </w:t>
+      </w:r>
+      <w:r>
+        <w:t>(</w:t>
+      </w:r>
+      <w:proofErr w:type="spellStart"/>
+      <w:r>
+        <w:t>Neuromorphemetrics</w:t>
+      </w:r>
+      <w:proofErr w:type="spellEnd"/>
+      <w:r>
+        <w:t xml:space="preserve"> Atlas</w:t>
+      </w:r>
+      <w:r>
+        <w:t xml:space="preserve">, </w:t>
+      </w:r>
+      <w:r>
+        <w:t xml:space="preserve">Peak MNI: [12, </w:t>
+      </w:r>
+      <w:r>
+        <w:t>20</w:t>
+      </w:r>
+      <w:r>
+        <w:t xml:space="preserve">, </w:t>
+      </w:r>
+      <w:r>
+        <w:t>-1</w:t>
+      </w:r>
+      <w:r>
+        <w:t xml:space="preserve">], </w:t>
+      </w:r>
+      <m:oMath>
+        <m:r>
+          <w:rPr>
+            <w:rFonts w:ascii="Cambria Math" w:hAnsi="Cambria Math"/>
+          </w:rPr>
+          <m:t>Z = 4.</m:t>
+        </m:r>
+        <m:r>
+          <w:rPr>
+            <w:rFonts w:ascii="Cambria Math" w:hAnsi="Cambria Math"/>
+          </w:rPr>
+          <m:t>73</m:t>
+        </m:r>
+      </m:oMath>
+      <w:r>
+        <w:t xml:space="preserve">, peak </w:t>
+      </w:r>
+      <m:oMath>
+        <m:sSub>
+          <m:sSubPr>
+            <m:ctrlPr>
+              <w:rPr>
+                <w:rFonts w:ascii="Cambria Math" w:hAnsi="Cambria Math"/>
+                <w:i/>
+              </w:rPr>
+            </m:ctrlPr>
+          </m:sSubPr>
+          <m:e>
+            <m:r>
+              <w:rPr>
+                <w:rFonts w:ascii="Cambria Math" w:hAnsi="Cambria Math"/>
+              </w:rPr>
+              <m:t>p</m:t>
+            </m:r>
+          </m:e>
+          <m:sub>
+            <m:r>
+              <w:rPr>
+                <w:rFonts w:ascii="Cambria Math" w:hAnsi="Cambria Math"/>
+              </w:rPr>
+              <m:t>F</m:t>
+            </m:r>
+            <m:r>
+              <w:rPr>
+                <w:rFonts w:ascii="Cambria Math" w:hAnsi="Cambria Math"/>
+              </w:rPr>
+              <m:t>WE</m:t>
+            </m:r>
+          </m:sub>
+        </m:sSub>
+        <m:r>
+          <w:rPr>
+            <w:rFonts w:ascii="Cambria Math" w:hAnsi="Cambria Math"/>
+          </w:rPr>
+          <m:t xml:space="preserve"> = 0.01</m:t>
+        </m:r>
+        <m:r>
+          <w:rPr>
+            <w:rFonts w:ascii="Cambria Math" w:hAnsi="Cambria Math"/>
+          </w:rPr>
+          <m:t>6</m:t>
+        </m:r>
+      </m:oMath>
+      <w:r>
+        <w:t xml:space="preserve">). </w:t>
+      </w:r>
+      <w:r>
+        <w:t xml:space="preserve">Lastly, </w:t>
+      </w:r>
+      <w:r>
+        <w:t xml:space="preserve">a smaller cluster (k=27) was significant at right ventral striatum </w:t>
+      </w:r>
+      <w:r>
+        <w:t>(</w:t>
+      </w:r>
+      <w:proofErr w:type="spellStart"/>
+      <w:r>
+        <w:t>Neuromorphemetrics</w:t>
+      </w:r>
+      <w:proofErr w:type="spellEnd"/>
+      <w:r>
+        <w:t xml:space="preserve"> Atlas, </w:t>
+      </w:r>
+      <w:r>
+        <w:t>Peak MNI: [1</w:t>
+      </w:r>
+      <w:r>
+        <w:t>5</w:t>
+      </w:r>
+      <w:r>
+        <w:t xml:space="preserve">, </w:t>
+      </w:r>
+      <w:r>
+        <w:t>-7</w:t>
+      </w:r>
+      <w:r>
+        <w:t xml:space="preserve">, </w:t>
+      </w:r>
+      <w:r>
+        <w:t>-1</w:t>
+      </w:r>
+      <w:r>
+        <w:t>3</w:t>
+      </w:r>
+      <w:r>
+        <w:t xml:space="preserve">], </w:t>
+      </w:r>
+      <m:oMath>
+        <m:r>
+          <w:rPr>
+            <w:rFonts w:ascii="Cambria Math" w:hAnsi="Cambria Math"/>
+          </w:rPr>
+          <m:t>Z = 4.</m:t>
+        </m:r>
+        <m:r>
+          <w:rPr>
+            <w:rFonts w:ascii="Cambria Math" w:hAnsi="Cambria Math"/>
+          </w:rPr>
+          <m:t>54</m:t>
+        </m:r>
+      </m:oMath>
+      <w:r>
+        <w:t xml:space="preserve">, peak </w:t>
+      </w:r>
+      <m:oMath>
+        <m:sSub>
+          <m:sSubPr>
+            <m:ctrlPr>
+              <w:rPr>
+                <w:rFonts w:ascii="Cambria Math" w:hAnsi="Cambria Math"/>
+                <w:i/>
+              </w:rPr>
+            </m:ctrlPr>
+          </m:sSubPr>
+          <m:e>
+            <m:r>
+              <w:rPr>
+                <w:rFonts w:ascii="Cambria Math" w:hAnsi="Cambria Math"/>
+              </w:rPr>
+              <m:t>p</m:t>
+            </m:r>
+          </m:e>
+          <m:sub>
+            <m:r>
+              <w:rPr>
+                <w:rFonts w:ascii="Cambria Math" w:hAnsi="Cambria Math"/>
+              </w:rPr>
+              <m:t>F</m:t>
+            </m:r>
+            <m:r>
+              <w:rPr>
+                <w:rFonts w:ascii="Cambria Math" w:hAnsi="Cambria Math"/>
+              </w:rPr>
+              <m:t>WE</m:t>
+            </m:r>
+          </m:sub>
+        </m:sSub>
+        <m:r>
+          <w:rPr>
+            <w:rFonts w:ascii="Cambria Math" w:hAnsi="Cambria Math"/>
+          </w:rPr>
+          <m:t xml:space="preserve"> = 0.0</m:t>
+        </m:r>
+        <m:r>
+          <w:rPr>
+            <w:rFonts w:ascii="Cambria Math" w:hAnsi="Cambria Math"/>
+          </w:rPr>
+          <m:t>36</m:t>
+        </m:r>
+      </m:oMath>
+      <w:r>
+        <w:t>)</w:t>
+      </w:r>
+      <w:r>
+        <w:t xml:space="preserve">. </w:t>
+      </w:r>
+      <w:r>
+        <w:t>This confirms that healthy participants generated statistically significant neural updating signals in response to social feedback.</w:t>
+      </w:r>
+    </w:p>
     <w:p/>
+    <w:p>
+      <w:pPr>
+        <w:pStyle w:val="Duz2"/>
+      </w:pPr>
+      <w:r>
+        <w:t xml:space="preserve">3.7 Group Differences in Prediction Error Signaling </w:t>
+      </w:r>
+    </w:p>
+    <w:p>
+      <w:r>
+        <w:t xml:space="preserve">Crucially, consistent with the observed behavioral impairments, a whole-brain two-sample t-test (HC &gt; SZ) revealed a significant reduction in PE-related neural activation in the </w:t>
+      </w:r>
+      <w:r>
+        <w:t>SZ</w:t>
+      </w:r>
+      <w:r>
+        <w:t xml:space="preserve"> cohort. Compared to </w:t>
+      </w:r>
+      <w:r>
+        <w:t>HC</w:t>
+      </w:r>
+      <w:r>
+        <w:t xml:space="preserve">, </w:t>
+      </w:r>
+      <w:r>
+        <w:t>SZ</w:t>
+      </w:r>
+      <w:r>
+        <w:t xml:space="preserve"> exhibited significantly blunted PE signaling in a large cluster located in the left lateral occipital cortex / middle occipital gyrus</w:t>
+      </w:r>
+      <w:r>
+        <w:t xml:space="preserve"> including fusiform gyrus</w:t>
+      </w:r>
+      <w:r>
+        <w:t xml:space="preserve"> </w:t>
+      </w:r>
+      <w:r>
+        <w:t>(</w:t>
+      </w:r>
+      <w:proofErr w:type="spellStart"/>
+      <w:r>
+        <w:t>Neuromorphemetrics</w:t>
+      </w:r>
+      <w:proofErr w:type="spellEnd"/>
+      <w:r>
+        <w:t xml:space="preserve"> Atlas, </w:t>
+      </w:r>
+      <w:r>
+        <w:t xml:space="preserve">Peak MNI: [-27, -70, -1], cluster size </w:t>
+      </w:r>
+      <m:oMath>
+        <m:r>
+          <w:rPr>
+            <w:rFonts w:ascii="Cambria Math" w:hAnsi="Cambria Math"/>
+          </w:rPr>
+          <m:t>k = 1</m:t>
+        </m:r>
+        <m:r>
+          <w:rPr>
+            <w:rFonts w:ascii="Cambria Math" w:hAnsi="Cambria Math"/>
+          </w:rPr>
+          <m:t>77</m:t>
+        </m:r>
+      </m:oMath>
+      <w:r>
+        <w:t xml:space="preserve"> voxels, peak </w:t>
+      </w:r>
+      <m:oMath>
+        <m:r>
+          <w:rPr>
+            <w:rFonts w:ascii="Cambria Math" w:hAnsi="Cambria Math"/>
+          </w:rPr>
+          <m:t>Z = 4.</m:t>
+        </m:r>
+        <m:r>
+          <w:rPr>
+            <w:rFonts w:ascii="Cambria Math" w:hAnsi="Cambria Math"/>
+          </w:rPr>
+          <m:t>83</m:t>
+        </m:r>
+      </m:oMath>
+      <w:r>
+        <w:t xml:space="preserve">, </w:t>
+      </w:r>
+      <w:r>
+        <w:t>peak</w:t>
+      </w:r>
+      <w:r>
+        <w:t xml:space="preserve"> </w:t>
+      </w:r>
+      <m:oMath>
+        <m:sSub>
+          <m:sSubPr>
+            <m:ctrlPr>
+              <w:rPr>
+                <w:rFonts w:ascii="Cambria Math" w:hAnsi="Cambria Math"/>
+                <w:i/>
+              </w:rPr>
+            </m:ctrlPr>
+          </m:sSubPr>
+          <m:e>
+            <m:r>
+              <w:rPr>
+                <w:rFonts w:ascii="Cambria Math" w:hAnsi="Cambria Math"/>
+              </w:rPr>
+              <m:t>p</m:t>
+            </m:r>
+          </m:e>
+          <m:sub>
+            <m:r>
+              <w:rPr>
+                <w:rFonts w:ascii="Cambria Math" w:hAnsi="Cambria Math"/>
+              </w:rPr>
+              <m:t>FWE</m:t>
+            </m:r>
+          </m:sub>
+        </m:sSub>
+      </m:oMath>
+      <w:r>
+        <w:t xml:space="preserve"> = 0.001). No regions showed significantly greater PE-related activation in the </w:t>
+      </w:r>
+      <w:r>
+        <w:t>SZ</w:t>
+      </w:r>
+      <w:r>
+        <w:t xml:space="preserve"> group compared to controls. </w:t>
+      </w:r>
+    </w:p>
+    <w:p/>
+    <w:p/>
+    <w:p/>
+    <w:p/>
+    <w:p/>
+    <w:p>
+      <w:r>
+        <w:rPr>
+          <w:noProof/>
+          <w14:ligatures w14:val="standardContextual"/>
+        </w:rPr>
+        <w:drawing>
+          <wp:inline distT="0" distB="0" distL="0" distR="0" wp14:anchorId="74C1D2EB" wp14:editId="1719C9CB">
+            <wp:extent cx="4089400" cy="1905000"/>
+            <wp:effectExtent l="0" t="0" r="0" b="0"/>
+            <wp:docPr id="1538046135" name="Picture 1" descr="A close-up of a brain&#10;&#10;AI-generated content may be incorrect."/>
+            <wp:cNvGraphicFramePr>
+              <a:graphicFrameLocks xmlns:a="http://schemas.openxmlformats.org/drawingml/2006/main" noChangeAspect="1"/>
+            </wp:cNvGraphicFramePr>
+            <a:graphic xmlns:a="http://schemas.openxmlformats.org/drawingml/2006/main">
+              <a:graphicData uri="http://schemas.openxmlformats.org/drawingml/2006/picture">
+                <pic:pic xmlns:pic="http://schemas.openxmlformats.org/drawingml/2006/picture">
+                  <pic:nvPicPr>
+                    <pic:cNvPr id="1538046135" name="Picture 1" descr="A close-up of a brain&#10;&#10;AI-generated content may be incorrect."/>
+                    <pic:cNvPicPr/>
+                  </pic:nvPicPr>
+                  <pic:blipFill>
+                    <a:blip r:embed="rId8" cstate="print">
+                      <a:extLst>
+                        <a:ext uri="{28A0092B-C50C-407E-A947-70E740481C1C}">
+                          <a14:useLocalDpi xmlns:a14="http://schemas.microsoft.com/office/drawing/2010/main" val="0"/>
+                        </a:ext>
+                      </a:extLst>
+                    </a:blip>
+                    <a:stretch>
+                      <a:fillRect/>
+                    </a:stretch>
+                  </pic:blipFill>
+                  <pic:spPr>
+                    <a:xfrm>
+                      <a:off x="0" y="0"/>
+                      <a:ext cx="4089400" cy="1905000"/>
+                    </a:xfrm>
+                    <a:prstGeom prst="rect">
+                      <a:avLst/>
+                    </a:prstGeom>
+                  </pic:spPr>
+                </pic:pic>
+              </a:graphicData>
+            </a:graphic>
+          </wp:inline>
+        </w:drawing>
+      </w:r>
+    </w:p>
+    <w:p>
+      <w:r>
+        <w:t xml:space="preserve">Figure 5. </w:t>
+      </w:r>
+    </w:p>
+    <w:p/>
+    <w:p/>
+    <w:p>
+      <w:pPr>
+        <w:pStyle w:val="Duz1"/>
+      </w:pPr>
+      <w:r>
+        <w:lastRenderedPageBreak/>
+        <w:t xml:space="preserve">4. Discussion </w:t>
+      </w:r>
+    </w:p>
+    <w:p>
+      <w:r>
+        <w:t>The present study employed a computational neuroimaging approach to investigate the behavioral, clinical, and neural mechanisms of social reinforcement learning in Schizophrenia</w:t>
+      </w:r>
+      <w:r>
+        <w:t xml:space="preserve"> (SZ)</w:t>
+      </w:r>
+      <w:r>
+        <w:t>. Our multimodal findings reveal a profound and cohesive breakdown in how patients process, evaluate, and neurologically represent dynamic social feedback. This deficit spans from a failure to utilize basic behavioral heuristics to a fundamental disruption in neural prediction error signaling within canonical reward and mentalizing networks.</w:t>
+      </w:r>
+    </w:p>
+    <w:p/>
+    <w:p>
+      <w:pPr>
+        <w:pStyle w:val="Duz2"/>
+      </w:pPr>
+      <w:r>
+        <w:t>4.1 The Breakdown of Model-Free Heuristics: Win-Stay/Loss-Shift Deficits</w:t>
+      </w:r>
+    </w:p>
+    <w:p/>
+    <w:p>
+      <w:r>
+        <w:t xml:space="preserve">Before employing computational modelling, our analysis of model-free behavioral strategy revealed a fundamental impairment in how patients utilized social feedback. </w:t>
+      </w:r>
+      <w:r>
+        <w:t xml:space="preserve">In adaptive learning environments, </w:t>
+      </w:r>
+      <w:r>
+        <w:t>HC</w:t>
+      </w:r>
+      <w:r>
+        <w:t xml:space="preserve"> typically rely on a "Win-Stay/Loss-Shift" (WSLS) heuristic, repeating choices that yield positive outcomes and switching strategies when faced with negative outcomes.</w:t>
+      </w:r>
+      <w:r>
+        <w:t xml:space="preserve"> In contrast, SZ cohort exhibited a significant reduction in “Win-Stay” </w:t>
+      </w:r>
+      <w:r>
+        <w:t>behavior</w:t>
+      </w:r>
+      <w:r>
+        <w:t xml:space="preserve">, frequently failing to re-invest with the trustee even immediately following a mutually profitable, cooperative interaction. </w:t>
+      </w:r>
+      <w:r>
+        <w:t>This failure to capitalize on positive social reinforcement aligns with established literature characterizing schizophrenia by profound deficits in reward processing and value representation</w:t>
+      </w:r>
+      <w:r>
+        <w:fldChar w:fldCharType="begin"/>
+      </w:r>
+      <w:r>
+        <w:instrText xml:space="preserve"> ADDIN ZOTERO_ITEM CSL_CITATION {"citationID":"JIT9Rv6J","properties":{"formattedCitation":"(10)","plainCitation":"(10)","noteIndex":0},"citationItems":[{"id":5457,"uris":["http://zotero.org/users/9264269/items/5A3ZTGED"],"itemData":{"id":5457,"type":"chapter","abstract":"Motivational deficits (avolition and anhedonia) have historically been considered important negative symptoms of schizophrenia. Numerous studies have attempted to identify the neural substrates of avolition and anhedonia in schizophrenia, but these studies have not produced much agreement. Deficits in various aspects of reinforcement processing have been observed in individuals with schizophrenia, but it is not exactly clear which of these deficits actually engender motivational impairments in SZ. The purpose of this chapter is to examine how various reinforcement-related behavioral and neural signals could contribute to motivational impairments in both schizophrenia, and psychiatric illness, in general. In particular, we describe different aspects of the concept of expected value (EV), such as the distinction between the EV of stimuli and the expected value of actions, the acquisition of value vs. the estimation of value, and the discounting of value as a consequence of time or effort required. We conclude that avolition and anhedonia in SZ are most commonly tied to aberrant signals for expected value, in the context of learning. We discuss implications for further research on the neural substrates of motivational impairments in psychiatric illness.","container-title":"Behavioral Neuroscience of Motivation","DOI":"10.1007/7854_2015_385","ISBN":"978-3-319-26933-7","language":"en","note":"collection-title: Current Topics in Behavioral Neurosciences","page":"375-410","publisher":"Springer International Publishing","publisher-place":"Cham","source":"DOI.org (Crossref)","title":"Motivational Deficits in Schizophrenia and the Representation of Expected Value","URL":"https://link.springer.com/10.1007/7854_2015_385","volume":"27","editor":[{"family":"Simpson","given":"Eleanor H."},{"family":"Balsam","given":"Peter D."}],"author":[{"family":"Waltz","given":"James A."},{"family":"Gold","given":"James M."}],"accessed":{"date-parts":[["2026",4,11]]},"issued":{"date-parts":[["2015"]]}}}],"schema":"https://github.com/citation-style-language/schema/raw/master/csl-citation.json"} </w:instrText>
+      </w:r>
+      <w:r>
+        <w:fldChar w:fldCharType="separate"/>
+      </w:r>
+      <w:r>
+        <w:rPr>
+          <w:noProof/>
+        </w:rPr>
+        <w:t>(10)</w:t>
+      </w:r>
+      <w:r>
+        <w:fldChar w:fldCharType="end"/>
+      </w:r>
+      <w:r>
+        <w:t xml:space="preserve">. </w:t>
+      </w:r>
+      <w:r>
+        <w:t>Rather than using the trustee's reciprocal behavior to build a stable model of interpersonal trust, the patients' trial-by-trial responses appeared disconnected from the immediate feedback history.</w:t>
+      </w:r>
+      <w:r>
+        <w:t xml:space="preserve"> </w:t>
+      </w:r>
+    </w:p>
+    <w:p/>
+    <w:p>
+      <w:r>
+        <w:t>While these model-free deficits clearly indicate a failure in adaptive social functioning, simple heuristics like WSLS cannot distinguish whether this failure stems from an inability to learn the value of the trustee (learning rate) or an inability to translate that learned value into consistent actions (decision noise). To isolate the precise mechanistic locus of this behavioral breakdown, we turned to computational reinforcement learning models.</w:t>
+      </w:r>
+    </w:p>
+    <w:p/>
+    <w:p>
+      <w:pPr>
+        <w:pStyle w:val="Duz2"/>
+      </w:pPr>
+      <w:r>
+        <w:t>4.2 Behavioral Imprecision and Inconsistent Preferences</w:t>
+      </w:r>
+    </w:p>
+    <w:p>
+      <w:r>
+        <w:t>Behaviorally, computational modeling revealed that standard reinforcement learning mechanisms poorly described patient choices, as indexed by severely reduced Pseudo</w:t>
+      </w:r>
+      <w:r>
+        <w:t>-R</w:t>
+      </w:r>
+      <w:r>
+        <w:rPr>
+          <w:vertAlign w:val="superscript"/>
+        </w:rPr>
+        <w:t>2</w:t>
+      </w:r>
+      <w:r>
+        <w:t xml:space="preserve"> and blunted learning rates (</w:t>
+      </w:r>
+      <m:oMath>
+        <m:r>
+          <w:rPr>
+            <w:rFonts w:ascii="Cambria Math" w:hAnsi="Cambria Math"/>
+          </w:rPr>
+          <m:t>α</m:t>
+        </m:r>
+      </m:oMath>
+      <w:r>
+        <w:t>). Rather than dynamically updating the expected value of the trustee based on trial-by-trial feedback, patient decision-making was highly stochastic. This aligns closely with work by Strauss et al., who demonstrated that patients with schizophrenia exhibit fundamentally inconsistent preference judgments, struggling to differentiate the relative value of affective stimuli</w:t>
+      </w:r>
+      <w:r>
+        <w:t xml:space="preserve"> </w:t>
+      </w:r>
+      <w:r>
+        <w:fldChar w:fldCharType="begin"/>
+      </w:r>
+      <w:r>
+        <w:instrText xml:space="preserve"> ADDIN ZOTERO_ITEM CSL_CITATION {"citationID":"gnIvOYPq","properties":{"formattedCitation":"(29)","plainCitation":"(29)","noteIndex":0},"citationItems":[{"id":5465,"uris":["http://zotero.org/users/9264269/items/G4F3SZ3P"],"itemData":{"id":5465,"type":"article-journal","container-title":"Schizophrenia Bulletin","DOI":"10.1093/schbul/sbq047","ISSN":"0586-7614, 1745-1701","issue":"6","journalAbbreviation":"Schizophrenia Bulletin","language":"en","page":"1295-1304","source":"DOI.org (Crossref)","title":"Patients With Schizophrenia Demonstrate Inconsistent Preference Judgments for Affective and Nonaffective Stimuli","volume":"37","author":[{"family":"Strauss","given":"G. P."},{"family":"Robinson","given":"B. M."},{"family":"Waltz","given":"J. A."},{"family":"Frank","given":"M. J."},{"family":"Kasanova","given":"Z."},{"family":"Herbener","given":"E. S."},{"family":"Gold","given":"J. M."}],"issued":{"date-parts":[["2011",11,1]]}}}],"schema":"https://github.com/citation-style-language/schema/raw/master/csl-citation.json"} </w:instrText>
+      </w:r>
+      <w:r>
+        <w:fldChar w:fldCharType="separate"/>
+      </w:r>
+      <w:r>
+        <w:rPr>
+          <w:noProof/>
+        </w:rPr>
+        <w:t>(29)</w:t>
+      </w:r>
+      <w:r>
+        <w:fldChar w:fldCharType="end"/>
+      </w:r>
+      <w:r>
+        <w:t>. Furthermore, recent evidence by Lechner et al. (2025) posits that "imprecision" represents a core pathophysiological mechanism of schizophrenia, extending down to fundamental temporal processing in the millisecond range</w:t>
+      </w:r>
+      <w:r>
+        <w:fldChar w:fldCharType="begin"/>
+      </w:r>
+      <w:r>
+        <w:instrText xml:space="preserve"> ADDIN ZOTERO_ITEM CSL_CITATION {"citationID":"9KhITgQp","properties":{"formattedCitation":"(30)","plainCitation":"(30)","noteIndex":0},"citationItems":[{"id":5044,"uris":["http://zotero.org/users/9264269/items/X5BTZSH2"],"itemData":{"id":5044,"type":"article-journal","container-title":"Translational Psychiatry","DOI":"10.1038/s41398-025-03510-4","ISSN":"2158-3188","issue":"1","journalAbbreviation":"Transl Psychiatry","language":"en","page":"279","source":"DOI.org (Crossref)","title":"Temporal imprecision and its dynamics in schizophrenia","volume":"15","author":[{"family":"Lechner","given":"Stephan"},{"family":"Hsieh","given":"Ming H."},{"family":"Lin","given":"Yi-Ting"},{"family":"Liu","given":"Chih-Min"},{"family":"Chen","given":"I-Fei"},{"family":"Liu","given":"Chen-Chung"},{"family":"Chien","given":"Yi-Ling"},{"family":"Hwang","given":"Tzung-Jeng"},{"family":"Hwu","given":"Hai-Gwo"},{"family":"Northoff","given":"Georg"}],"issued":{"date-parts":[["2025",8,13]]}}}],"schema":"https://github.com/citation-style-language/schema/raw/master/csl-citation.json"} </w:instrText>
+      </w:r>
+      <w:r>
+        <w:fldChar w:fldCharType="separate"/>
+      </w:r>
+      <w:r>
+        <w:rPr>
+          <w:noProof/>
+        </w:rPr>
+        <w:t>(30)</w:t>
+      </w:r>
+      <w:r>
+        <w:fldChar w:fldCharType="end"/>
+      </w:r>
+      <w:r>
+        <w:t>. In the context of our Trust Game, the profound reduction in inverse temperature (</w:t>
+      </w:r>
+      <m:oMath>
+        <m:r>
+          <w:rPr>
+            <w:rFonts w:ascii="Cambria Math" w:hAnsi="Cambria Math"/>
+          </w:rPr>
+          <m:t>β</m:t>
+        </m:r>
+      </m:oMath>
+      <w:r>
+        <w:t>)</w:t>
+      </w:r>
+      <w:r>
+        <w:t xml:space="preserve">, </w:t>
+      </w:r>
+      <w:r>
+        <w:t xml:space="preserve">our computational parameter for </w:t>
+      </w:r>
+      <w:r>
+        <w:lastRenderedPageBreak/>
+        <w:t>choice precision</w:t>
+      </w:r>
+      <w:r>
+        <w:t xml:space="preserve">, </w:t>
+      </w:r>
+      <w:r>
+        <w:t xml:space="preserve">suggests that this systemic imprecision also severely disrupts higher-order social valuation, rendering </w:t>
+      </w:r>
+      <w:proofErr w:type="gramStart"/>
+      <w:r>
+        <w:t>patients</w:t>
+      </w:r>
+      <w:proofErr w:type="gramEnd"/>
+      <w:r>
+        <w:t xml:space="preserve"> incapable of utilizing positive social feedback to guide consistent future behavior.</w:t>
+      </w:r>
+    </w:p>
+    <w:p/>
+    <w:p>
+      <w:pPr>
+        <w:pStyle w:val="Duz2"/>
+      </w:pPr>
+      <w:r>
+        <w:t>4.3 Failure to Adapt to Social Volatility: Blunted Prediction Errors</w:t>
+      </w:r>
+    </w:p>
+    <w:p/>
+    <w:p>
+      <w:r>
+        <w:t>To further elucidate the temporal dynamics of this learning failure, we analyzed the magnitude of absolute prediction errors (</w:t>
+      </w:r>
+      <m:oMath>
+        <m:d>
+          <m:dPr>
+            <m:begChr m:val="|"/>
+            <m:endChr m:val="|"/>
+            <m:ctrlPr>
+              <w:rPr>
+                <w:rFonts w:ascii="Cambria Math" w:hAnsi="Cambria Math"/>
+                <w:i/>
+              </w:rPr>
+            </m:ctrlPr>
+          </m:dPr>
+          <m:e>
+            <m:r>
+              <w:rPr>
+                <w:rFonts w:ascii="Cambria Math" w:hAnsi="Cambria Math"/>
+              </w:rPr>
+              <m:t>PE</m:t>
+            </m:r>
+          </m:e>
+        </m:d>
+      </m:oMath>
+      <w:r>
+        <w:t>) across the different phases of the Trust Game. In healthy environments, prediction errors should scale with environmental uncertainty; when social contingencies suddenly change, a healthy learning system generates large prediction errors to rapidly update internal models</w:t>
+      </w:r>
+      <w:r>
+        <w:t xml:space="preserve"> </w:t>
+      </w:r>
+      <w:r>
+        <w:fldChar w:fldCharType="begin"/>
+      </w:r>
+      <w:r>
+        <w:instrText xml:space="preserve"> ADDIN ZOTERO_ITEM CSL_CITATION {"citationID":"9GzYUx5R","properties":{"formattedCitation":"(27)","plainCitation":"(27)","noteIndex":0},"citationItems":[{"id":707,"uris":["http://zotero.org/users/9264269/items/62HXSG2Y"],"itemData":{"id":707,"type":"article-journal","abstract":"Social learning is fundamental to human interactions, yet its computational and physiological mechanisms are not well understood. One prominent open question concerns the role of neuromodulatory transmitters. We combined fMRI, computational modelling and genetics to address this question in two separate samples (N1/435, N1/447). Participants played a game requiring inference on an adviser's intentions whose motivation to help or mislead changed over time. Our analyses suggest that hierarchically structured belief updates about current advice validity and the adviser's trustworthiness, respectively, depend on different neuromodulatory systems. Low-level prediction errors (PEs) about advice accuracy not only activated regions known to support 'theory of mind', but also the dopaminergic midbrain. Furthermore, PE responses in ventral striatum were influenced by the Met/Val polymorphismof the Catechol-O-Methyltransferase (COMT) gene. By contrast, high-level PEs ('expected uncertainty') about the adviser's fidelity activated the cholinergic septum. These findings, replicated in both samples, have important implications: They suggest that social learning rests on hierarchically related PEs encoded by midbrain and septum activity, respectively, in the same manner as other forms of learning under volatility. Furthermore, these hierarchical PEs may be broadcast by dopaminergic and cholinergic projections to induce plasticity specifically in cortical areas known to represent beliefs about others.","container-title":"Social Cognitive and Affective Neuroscience","DOI":"10.1093/scan/nsw171","ISSN":"17495024","issue":"4","page":"618–634","PMID":"28119508","title":"Hierarchical prediction errors in midbrain and septum during social learning","volume":"12","author":[{"family":"Diaconescu","given":"Andreea O."},{"family":"Mathys","given":"Christoph"},{"family":"Weber","given":"Lilian A.E."},{"family":"Kasper","given":"Lars"},{"family":"Mauer","given":"Jan"},{"family":"Stephan","given":"Klaas E."}],"issued":{"date-parts":[["2017"]]}}}],"schema":"https://github.com/citation-style-language/schema/raw/master/csl-citation.json"} </w:instrText>
+      </w:r>
+      <w:r>
+        <w:fldChar w:fldCharType="separate"/>
+      </w:r>
+      <w:r>
+        <w:rPr>
+          <w:noProof/>
+        </w:rPr>
+        <w:t>(27)</w:t>
+      </w:r>
+      <w:r>
+        <w:fldChar w:fldCharType="end"/>
+      </w:r>
+      <w:r>
+        <w:t xml:space="preserve">. Our Linear Mixed-Effects Model confirmed this normative pattern in the </w:t>
+      </w:r>
+      <w:r>
+        <w:t>HC</w:t>
+      </w:r>
+      <w:r>
+        <w:t xml:space="preserve">, who exhibited a significant increase in </w:t>
+      </w:r>
+      <m:oMath>
+        <m:d>
+          <m:dPr>
+            <m:begChr m:val="|"/>
+            <m:endChr m:val="|"/>
+            <m:ctrlPr>
+              <w:rPr>
+                <w:rFonts w:ascii="Cambria Math" w:hAnsi="Cambria Math"/>
+                <w:i/>
+              </w:rPr>
+            </m:ctrlPr>
+          </m:dPr>
+          <m:e>
+            <m:r>
+              <w:rPr>
+                <w:rFonts w:ascii="Cambria Math" w:hAnsi="Cambria Math"/>
+              </w:rPr>
+              <m:t>PE</m:t>
+            </m:r>
+          </m:e>
+        </m:d>
+        <m:r>
+          <w:rPr>
+            <w:rFonts w:ascii="Cambria Math" w:hAnsi="Cambria Math"/>
+          </w:rPr>
+          <m:t xml:space="preserve"> </m:t>
+        </m:r>
+      </m:oMath>
+      <w:r>
+        <w:t>magnitude precisely during the volatile, 50% reward-rate phase of the task. They successfully recognized that the trustee's behavior had changed and generated the appropriate computational "surprise" signals to drive behavioral adaptation.</w:t>
+      </w:r>
+    </w:p>
+    <w:p/>
+    <w:p>
+      <w:r>
+        <w:t xml:space="preserve">In contrast, the </w:t>
+      </w:r>
+      <w:r>
+        <w:t>SZ</w:t>
+      </w:r>
+      <w:r>
+        <w:t xml:space="preserve"> demonstrated a significantly blunted </w:t>
+      </w:r>
+      <m:oMath>
+        <m:d>
+          <m:dPr>
+            <m:begChr m:val="|"/>
+            <m:endChr m:val="|"/>
+            <m:ctrlPr>
+              <w:rPr>
+                <w:rFonts w:ascii="Cambria Math" w:hAnsi="Cambria Math"/>
+                <w:i/>
+              </w:rPr>
+            </m:ctrlPr>
+          </m:dPr>
+          <m:e>
+            <m:r>
+              <w:rPr>
+                <w:rFonts w:ascii="Cambria Math" w:hAnsi="Cambria Math"/>
+              </w:rPr>
+              <m:t>PE</m:t>
+            </m:r>
+          </m:e>
+        </m:d>
+      </m:oMath>
+      <w:r>
+        <w:t xml:space="preserve"> </w:t>
+      </w:r>
+      <w:r>
+        <w:t xml:space="preserve">response during this exact same volatile phase. Rather than scaling their prediction errors to match the sudden unpredictability of their social partner, the patients' computational surprise remained attenuated. This </w:t>
+      </w:r>
+      <m:oMath>
+        <m:r>
+          <w:rPr>
+            <w:rFonts w:ascii="Cambria Math" w:hAnsi="Cambria Math"/>
+          </w:rPr>
+          <m:t>Group × Block</m:t>
+        </m:r>
+      </m:oMath>
+      <w:r>
+        <w:t xml:space="preserve"> interaction highlights a profound deficit in higher-order social inference. As outlined by the prediction-error hypothesis of schizophrenia</w:t>
+      </w:r>
+      <w:r>
+        <w:fldChar w:fldCharType="begin"/>
+      </w:r>
+      <w:r>
+        <w:instrText xml:space="preserve"> ADDIN ZOTERO_ITEM CSL_CITATION {"citationID":"1Nm1WRDX","properties":{"formattedCitation":"(19,21)","plainCitation":"(19,21)","noteIndex":0},"citationItems":[{"id":4798,"uris":["http://zotero.org/users/9264269/items/S59JGGFR"],"itemData":{"id":4798,"type":"article-journal","container-title":"Human Brain Mapping","DOI":"10.1002/hbm.25453","ISSN":"1065-9471, 1097-0193","issue":"11","journalAbbreviation":"Hum Brain Mapp","language":"en","note":"number: 11","page":"3547-3560","source":"DOI.org (Crossref)","title":"Abnormal prediction error processing in schizophrenia and depression","volume":"42","author":[{"family":"Yaple","given":"Zachary Adam"},{"family":"Tolomeo","given":"Serenella"},{"family":"Yu","given":"Rongjun"}],"issued":{"date-parts":[["2021",8]]}}},{"id":4804,"uris":["http://zotero.org/users/9264269/items/2MF4KWPP"],"itemData":{"id":4804,"type":"article-journal","abstract":"Abstract\n            Schizophrenia is a severe psychiatric disorder affecting 21 million people worldwide. People with schizophrenia suffer from symptoms including psychosis and delusions, apathy, anhedonia, and cognitive deficits. Strikingly, schizophrenia is characterised by a learning paradox involving difficulties learning from rewarding events, whilst simultaneously ‘overlearning’ about irrelevant or neutral information. While dysfunction in dopaminergic signalling has long been linked to the pathophysiology of schizophrenia, a cohesive framework that accounts for this learning paradox remains elusive. Recently, there has been an explosion of new research investigating how dopamine contributes to reinforcement learning, which illustrates that midbrain dopamine contributes in complex ways to reinforcement learning, not previously envisioned. This new data brings new possibilities for how dopamine signalling contributes to the symptomatology of schizophrenia. Building on recent work, we present a new neural framework for how we might envision specific dopamine circuits contributing to this learning paradox in schizophrenia in the context of models of reinforcement learning. Further, we discuss avenues of preclinical research with the use of cutting-edge neuroscience techniques where aspects of this model may be tested. Ultimately, it is hoped that this review will spur to action more research utilising specific reinforcement learning paradigms in preclinical models of schizophrenia, to reconcile seemingly disparate symptomatology and develop more efficient therapeutics.","container-title":"Neuropsychopharmacology","DOI":"10.1038/s41386-021-01188-y","ISSN":"0893-133X, 1740-634X","issue":"3","journalAbbreviation":"Neuropsychopharmacol.","language":"en","note":"number: 3","page":"628-640","source":"DOI.org (Crossref)","title":"The prediction-error hypothesis of schizophrenia: new data point to circuit-specific changes in dopamine activity","title-short":"The prediction-error hypothesis of schizophrenia","volume":"47","author":[{"family":"Millard","given":"Samuel J."},{"family":"Bearden","given":"Carrie E."},{"family":"Karlsgodt","given":"Katherine H."},{"family":"Sharpe","given":"Melissa J."}],"issued":{"date-parts":[["2022",2]]}}}],"schema":"https://github.com/citation-style-language/schema/raw/master/csl-citation.json"} </w:instrText>
+      </w:r>
+      <w:r>
+        <w:fldChar w:fldCharType="separate"/>
+      </w:r>
+      <w:r>
+        <w:rPr>
+          <w:noProof/>
+        </w:rPr>
+        <w:t>(19,21)</w:t>
+      </w:r>
+      <w:r>
+        <w:fldChar w:fldCharType="end"/>
+      </w:r>
+      <w:r>
+        <w:t>, dysfunction in the dopaminergic system compromises the brain's ability to reliably signal discrepancies between expected and actual rewards. In our paradigm, this dopaminergic/computational blunting means that patients were fundamentally unaware of the shifting social dynamics. Because their learning system failed to generate the necessary trial-by-trial surprise when the trustee's behavior changed, they were left unable to flexibly adapt their investment strategies, resulting in the rigid, stochastic behavioral profile captured by our model-free and model-based metrics</w:t>
+      </w:r>
+      <w:r>
+        <w:t xml:space="preserve"> above</w:t>
+      </w:r>
+      <w:r>
+        <w:t>.</w:t>
+      </w:r>
+    </w:p>
+    <w:p/>
+    <w:p>
+      <w:pPr>
+        <w:pStyle w:val="Duz2"/>
+      </w:pPr>
+      <w:r>
+        <w:t>4.</w:t>
+      </w:r>
+      <w:r>
+        <w:t>4</w:t>
+      </w:r>
+      <w:r>
+        <w:t xml:space="preserve"> Aberrant Predictive Coding, Positive Symptoms and Neural Deficits</w:t>
+      </w:r>
+    </w:p>
+    <w:p>
+      <w:r>
+        <w:t xml:space="preserve">Crucially, we identified a direct link between this behavioral stochasticity and clinical psychopathology: higher positive symptom severity significantly predicted greater decision imprecision (lower </w:t>
+      </w:r>
+      <m:oMath>
+        <m:r>
+          <w:rPr>
+            <w:rFonts w:ascii="Cambria Math" w:hAnsi="Cambria Math"/>
+          </w:rPr>
+          <m:t>β</m:t>
+        </m:r>
+      </m:oMath>
+      <w:r>
+        <w:t xml:space="preserve">). This relationship provides strong empirical support for predictive coding accounts of psychosis, such as those detailed by </w:t>
+      </w:r>
+      <w:proofErr w:type="spellStart"/>
+      <w:r>
+        <w:t>Horga</w:t>
+      </w:r>
+      <w:proofErr w:type="spellEnd"/>
+      <w:r>
+        <w:t xml:space="preserve"> and colleagues</w:t>
+      </w:r>
+      <w:r>
+        <w:fldChar w:fldCharType="begin"/>
+      </w:r>
+      <w:r>
+        <w:instrText xml:space="preserve"> ADDIN ZOTERO_ITEM CSL_CITATION {"citationID":"VNwwh9W1","properties":{"formattedCitation":"(31)","plainCitation":"(31)","noteIndex":0},"citationItems":[{"id":5470,"uris":["http://zotero.org/users/9264269/items/Q6645SFJ"],"itemData":{"id":5470,"type":"article-journal","container-title":"Journal of Neuroscience","DOI":"10.1523/JNEUROSCI.0200-14.2014","ISSN":"0270-6474, 1529-2401","issue":"24","journalAbbreviation":"Journal of Neuroscience","language":"en","page":"8072-8082","source":"DOI.org (Crossref)","title":"Deficits in Predictive Coding Underlie Hallucinations in Schizophrenia","volume":"34","author":[{"family":"Horga","given":"G."},{"family":"Schatz","given":"K. C."},{"family":"Abi-Dargham","given":"A."},{"family":"Peterson","given":"B. S."}],"issued":{"date-parts":[["2014",6,11]]}}}],"schema":"https://github.com/citation-style-language/schema/raw/master/csl-citation.json"} </w:instrText>
+      </w:r>
+      <w:r>
+        <w:fldChar w:fldCharType="separate"/>
+      </w:r>
+      <w:r>
+        <w:rPr>
+          <w:noProof/>
+        </w:rPr>
+        <w:t>(31)</w:t>
+      </w:r>
+      <w:r>
+        <w:fldChar w:fldCharType="end"/>
+      </w:r>
+      <w:r>
+        <w:t>. According to this framework, positive symptoms like hallucinations and delusions arise from a fundamental disruption in "precision weighting"</w:t>
+      </w:r>
+      <w:r>
+        <w:t xml:space="preserve">, </w:t>
+      </w:r>
+      <w:r>
+        <w:t xml:space="preserve">an inability to appropriately balance the reliability of internal priors against incoming sensory prediction errors. When the precision of external social feedback is aberrantly </w:t>
+      </w:r>
+      <w:proofErr w:type="gramStart"/>
+      <w:r>
+        <w:t>down-weighted</w:t>
+      </w:r>
+      <w:proofErr w:type="gramEnd"/>
+      <w:r>
+        <w:t xml:space="preserve">, the patient cannot reliably use that feedback to update </w:t>
+      </w:r>
+      <w:r>
+        <w:lastRenderedPageBreak/>
+        <w:t>their internal models. Consequently, decision-making becomes dominated by fixed, potentially delusional internal narratives, driving the noisy and symptom-bound choice patterns observed in our computational data.</w:t>
+      </w:r>
+    </w:p>
+    <w:p/>
+    <w:p>
+      <w:r>
+        <w:t xml:space="preserve">Our fMRI findings provide the direct neural substrate for this predictive coding failure. In </w:t>
+      </w:r>
+      <w:r>
+        <w:t>HC</w:t>
+      </w:r>
+      <w:r>
+        <w:t xml:space="preserve">, social </w:t>
+      </w:r>
+      <w:r>
+        <w:t>PE</w:t>
+      </w:r>
+      <w:r>
+        <w:t xml:space="preserve"> robustly engaged both canonical reward hubs (the right ventral striatum</w:t>
+      </w:r>
+      <w:r>
+        <w:t xml:space="preserve"> with caudate/nucleus </w:t>
+      </w:r>
+      <w:proofErr w:type="spellStart"/>
+      <w:r>
+        <w:t>accumbens</w:t>
+      </w:r>
+      <w:proofErr w:type="spellEnd"/>
+      <w:r>
+        <w:t xml:space="preserve">) and posterior sensory-processing networks (left lateral occipital cortex) to compute and propagate learning signals. In stark contrast, the </w:t>
+      </w:r>
+      <w:r>
+        <w:t>SZ</w:t>
+      </w:r>
+      <w:r>
+        <w:t xml:space="preserve"> cohort exhibited a severe, FWE-corrected attenuation of prediction error signaling across this exact network. Without a robust neural prediction error signal to register the "surprise" of the trustee's actions, the patient's decision-making system is deprived of accurate feedback data. </w:t>
+      </w:r>
+      <w:r>
+        <w:t>This deficit, particularly within the fusiform gyrus and occipital regions, aligns with shortened intrinsic neural timescales and impaired functional connectivity within early visual hierarchies</w:t>
+      </w:r>
+      <w:r>
+        <w:fldChar w:fldCharType="begin"/>
+      </w:r>
+      <w:r>
+        <w:instrText xml:space="preserve"> ADDIN ZOTERO_ITEM CSL_CITATION {"citationID":"oEyxbRGT","properties":{"formattedCitation":"(32,33)","plainCitation":"(32,33)","noteIndex":0},"citationItems":[{"id":5477,"uris":["http://zotero.org/users/9264269/items/SBL8EFJC"],"itemData":{"id":5477,"type":"article-journal","abstract":"Hierarchical perceptual-inference models of psychosis may provide a holistic framework for understanding psychosis in schizophrenia including heterogeneity in clinical presentations. Particularly, hypothesized alterations at distinct levels of the perceptual-inference hierarchy may explain why hallucinations and delusions tend to cluster together yet sometimes manifest in isolation. To test this, we used a recently developed resting-state fMRI measure of intrinsic neural timescale (INT), which reflects the time window of neural integration and captures hierarchical brain gradients. In analyses examining extended sensory hierarchies that we first validated, we found distinct hierarchical INT alterations for hallucinations versus delusions in the auditory and somatosensory systems, thus providing support for hierarchical perceptual-inference models of psychosis. Simulations using a large-scale biophysical model suggested local elevations of excitation-inhibition ratio at different hierarchical levels as a potential mechanism. More generally, our work highlights the robustness and utility of INT for studying hierarchical processes relevant to basic and clinical neuroscience.","container-title":"eLife","DOI":"10.7554/eLife.56151","ISSN":"2050-084X","language":"en","page":"e56151","source":"DOI.org (Crossref)","title":"Distinct hierarchical alterations of intrinsic neural timescales account for different manifestations of psychosis","volume":"9","author":[{"family":"Wengler","given":"Kenneth"},{"family":"Goldberg","given":"Andrew T"},{"family":"Chahine","given":"George"},{"family":"Horga","given":"Guillermo"}],"issued":{"date-parts":[["2020",10,27]]}}},{"id":5479,"uris":["http://zotero.org/users/9264269/items/2AWW3K9M"],"itemData":{"id":5479,"type":"article-journal","abstract":"Abstract\n            \n              Evidence of altered visual processing is well</w:instrText>
+      </w:r>
+      <w:r>
+        <w:rPr>
+          <w:rFonts w:ascii="Cambria Math" w:hAnsi="Cambria Math" w:cs="Cambria Math"/>
+        </w:rPr>
+        <w:instrText>‐</w:instrText>
+      </w:r>
+      <w:r>
+        <w:instrText xml:space="preserve">established in schizophrenia. Visual integration deficits have been highlighted as a potential diagnostic biomarker to distinguish schizophrenia from other psychiatric disorders. Motivated by the current lack of cross-diagnostic assessments of visual integration performance, the current study used the Jittered Orientation Visual Integration (JOVI) task to assess contour integration performance in 85 psychiatric inpatients split into “schizophrenia spectrum” (\n              n\n               = 40) and “other psychiatric disorders” (\n              n\n               = 45), and healthy controls (\n              n\n               = 43). The study also examined attentional and working memory ability using the Digit Span Task. JOVI accuracy scores were found to be significantly impaired relative to healthy controls for both the schizophrenia (\n              p\n               &lt; 0.001) and other psychiatric (\n              p\n               &lt; 0001) patient groups. In line with a transdiagnostic deficit, no differences in JOVI accuracy were seen between the patient groups (\n              p\n               = 0.97) with reduced JOVI accuracy correlating with worsening psychosis regardless of diagnosis (\n              r\n               = −0.32,\n              p\n               &lt; 0.05). Schizophrenia spectrum patients also showed reduced Digit Span Forward (\n              p\n               &lt; 0.001) and Backward scores (\n              p\n               &lt; 0.001). The other psychiatric (\n              p\n               = 0.024) group were similarly found to be impaired in the Digit Span Backward relative to healthy controls, however no differences were seen between the patient groups. The findings indicate that contour integration deficits are not specific to schizophrenia spectrum disorders, and instead the neurobiological underpinnings of visual integration impairment may share commonality with psychosis more generally. The findings are also consistent with cognitive factors playing a potential role in JOVI performance and highlight the difficulty in teasing apart altered perceptual and cognitive function in psychiatric patient groups.","container-title":"Schizophrenia","DOI":"10.1038/s41537-025-00606-0","ISSN":"2754-6993","issue":"1","journalAbbreviation":"Schizophr","language":"en","page":"58","source":"DOI.org (Crossref)","title":"Visual integration deficits associated with psychosis are independent of diagnosis","volume":"11","author":[{"family":"Geljic","given":"Mia"},{"family":"Mitchell","given":"Matthew"},{"family":"Stevens","given":"Keri-Anne"},{"family":"Holbrook","given":"Henry"},{"family":"Darke","given":"Hayley"},{"family":"Goodbourn","given":"Patrick"},{"family":"Damicoucas","given":"Christina"},{"family":"Asghari-Jafarabadi","given":"Mohammad"},{"family":"Sundram","given":"Suresh"},{"family":"Carter","given":"Olivia"}],"issued":{"date-parts":[["2025",4,9]]}}}],"schema":"https://github.com/citation-style-language/schema/raw/master/csl-citation.json"} </w:instrText>
+      </w:r>
+      <w:r>
+        <w:fldChar w:fldCharType="separate"/>
+      </w:r>
+      <w:r>
+        <w:rPr>
+          <w:noProof/>
+        </w:rPr>
+        <w:t>(32,33)</w:t>
+      </w:r>
+      <w:r>
+        <w:fldChar w:fldCharType="end"/>
+      </w:r>
+      <w:r>
+        <w:t>, indicating a fundamental breakdown in sensory precision</w:t>
+      </w:r>
+      <w:r>
+        <w:t>, potentially due to NMDA hypofunction</w:t>
+      </w:r>
+      <w:r>
+        <w:fldChar w:fldCharType="begin"/>
+      </w:r>
+      <w:r>
+        <w:instrText xml:space="preserve"> ADDIN ZOTERO_ITEM CSL_CITATION {"citationID":"2T1jRW6D","properties":{"formattedCitation":"(34\\uc0\\u8211{}36)","plainCitation":"(34–36)","noteIndex":0},"citationItems":[{"id":5475,"uris":["http://zotero.org/users/9264269/items/3UP8K58Q"],"itemData":{"id":5475,"type":"article-journal","abstract":"N-methyl-d-aspartate (NMDA) receptor (NMDAR) hypofunction plays a key role in pathophysiology of schizophrenia. Since NMDAR hypofunction has also been reported in autism, Alzheimer's disease and cognitive dementia, it is crucial to identify the location, timing, and mechanism of NMDAR hypofunction for schizophrenia for better understanding of disease etiology and for novel therapeutic intervention. In this review, we first discuss the shared underlying mechanisms of NMDAR hypofunction in NMDAR antagonist models and the anti-NMDAR autoantibody model of schizophrenia and suggest that NMDAR hypofunction could occur in GABAergic neurons in both models. Preclinical models using transgenic mice have shown that NMDAR hypofunction in cortical GABAergic neurons, in particular parvalbumin-positive fast-spiking interneurons, in the early postnatal period confers schizophrenia-related phenotypes. Recent studies suggest that NMDAR hypofunction can also occur in PV-positive GABAergic neurons with alterations of NMDAR-associated proteins, such as neuregulin/ErbB4, α7nAChR, and serine racemase. Furthermore, several environmental factors, such as oxidative stress, kynurenic acid and hypoxia, may also potentially elicit NMDAR hypofunction in GABAergic neurons in early postnatal period. Altogether, the studies discussed here support a central role for GABAergic abnormalities in the context of NMDAR hypofunction. We conclude by suggesting potential therapeutic strategies to improve the function of fast-spiking neurons.","container-title":"Pharmacology &amp; Therapeutics","DOI":"10.1016/j.pharmthera.2019.107426","ISSN":"1879-016X","journalAbbreviation":"Pharmacol Ther","language":"eng","page":"107426","PMID":"31629007","PMCID":"PMC6981256","source":"PubMed","title":"The origin of NMDA receptor hypofunction in schizophrenia","volume":"205","author":[{"family":"Nakazawa","given":"Kazu"},{"family":"Sapkota","given":"Kiran"}],"issued":{"date-parts":[["2020",1]]}}},{"id":5471,"uris":["http://zotero.org/users/9264269/items/KX7CQ4SG"],"itemData":{"id":5471,"type":"article-journal","abstract":"The experience of coupling between motor output and visual feedback is necessary for the development of visuomotor skills and shapes visuomotor integration in visual cortex. Whether these experience-dependent changes of responses in V1 depend on modifications of the local circuit or are the consequence of circuit changes outside of V1 remains unclear. Here, we probed the role of\n              N\n              -methyl-\n              d\n              -aspartate (NMDA) receptor-dependent signaling, which is known to be involved in neuronal plasticity, in mouse primary visual cortex (V1) during visuomotor development. We used a local knockout of NMDA receptors and a photoactivatable inhibition of CaMKII in V1 during the first visual experience to probe for changes in neuronal activity in V1 as well as the influence on performance in a visuomotor task. We found that a knockout of NMDA receptors before, but not after, first visuomotor experience reduced responses to unpredictable stimuli, diminished the suppression of predictable feedback in V1, and impaired visuomotor skill learning later in life. Our results demonstrate that NMDA receptor-dependent signaling in V1 is critical during the first visuomotor experience for shaping visuomotor integration and enabling visuomotor skill learning.","container-title":"eLife","DOI":"10.7554/eLife.71476","ISSN":"2050-084X","language":"en","page":"e71476","source":"DOI.org (Crossref)","title":"NMDA receptors in visual cortex are necessary for normal visuomotor integration and skill learning","volume":"11","author":[{"family":"Widmer","given":"Felix C"},{"family":"O'Toole","given":"Sean M"},{"family":"Keller","given":"Georg B"}],"issued":{"date-parts":[["2022",2,16]]}}},{"id":5473,"uris":["http://zotero.org/users/9264269/items/T2WUABM9"],"itemData":{"id":5473,"type":"article-journal","abstract":"Visual cognition is finely tuned to the elements in a scene but also relies on contextual integration to improve visual detection and discrimination. This integration is impaired in patients with schizophrenia. Studying impairments in contextual integration may lead to biomarkers of schizophrenia, tools to monitor disease progression, and, in animal models, insight into the underlying neural deficits. We developed a nonhuman primate model to test the hypothesis that hypofunction of the N-methyl d-aspartate receptor (NMDAR) impairs contextual integration. Two male rhesus macaques (Macaca mulatta) were trained to indicate which of two patterns on the screen had the highest contrast. One of these patterns appeared in isolation, and the other was surrounded by a high-contrast pattern. In humans, this high-contrast context is known to lead to an underestimation of contrast. This so-called Chubb illusion is thought to result from surround suppression, a key contextual integration mechanism. To test the involvement of NMDAR in this process, we compared animals' perceptual bias with and without intramuscular injections of a subanesthetic dose of the NMDAR antagonist ketamine. In the absence of ketamine, the animals reported a Chubb illusion - matching reports in healthy humans. Hence, monkeys - just like humans - perform visual contextual integration. This reaffirms the importance of nonhuman primates to help understand visual cognition. Injection of ketamine significantly reduced the strength of the illusion and thus impaired contextual integration. This supports the hypothesis that NMDAR hypofunction plays a causal role in specific behavioral impairments observed in schizophrenia.","container-title":"Journal of Vision","DOI":"10.1167/jov.21.6.9","ISSN":"1534-7362","issue":"6","journalAbbreviation":"J Vis","language":"eng","page":"9","PMID":"34128974","PMCID":"PMC8212430","source":"PubMed","title":"N-methyl d-aspartate receptor hypofunction reduces visual contextual integration","volume":"21","author":[{"family":"Schielke","given":"Alexander"},{"family":"Krekelberg","given":"Bart"}],"issued":{"date-parts":[["2021",6,7]]}}}],"schema":"https://github.com/citation-style-language/schema/raw/master/csl-citation.json"} </w:instrText>
+      </w:r>
+      <w:r>
+        <w:fldChar w:fldCharType="separate"/>
+      </w:r>
+      <w:r>
+        <w:rPr>
+          <w:rFonts w:eastAsiaTheme="minorHAnsi"/>
+          <w:szCs w:val="24"/>
+          <w14:ligatures w14:val="standardContextual"/>
+        </w:rPr>
+        <w:t>(34–36)</w:t>
+      </w:r>
+      <w:r>
+        <w:fldChar w:fldCharType="end"/>
+      </w:r>
+      <w:r>
+        <w:t xml:space="preserve">. </w:t>
+      </w:r>
+      <w:r>
+        <w:t xml:space="preserve">Together, these multimodal results confirm that positive symptoms in </w:t>
+      </w:r>
+      <w:r>
+        <w:t>SZ</w:t>
+      </w:r>
+      <w:r>
+        <w:t xml:space="preserve"> do not merely alter what patients </w:t>
+      </w:r>
+      <w:r>
+        <w:t>learn but</w:t>
+      </w:r>
+      <w:r>
+        <w:t xml:space="preserve"> disrupt the underlying neural precision of the learning mechanism itself, leading to behavior that is detached from environmen</w:t>
+      </w:r>
+      <w:r>
+        <w:t>t</w:t>
+      </w:r>
+      <w:r>
+        <w:t>.</w:t>
+      </w:r>
+    </w:p>
+    <w:p/>
+    <w:p>
+      <w:pPr>
+        <w:pStyle w:val="Duz1"/>
+        <w:rPr>
+          <w:rFonts w:ascii="Arial" w:eastAsia="Arial" w:hAnsi="Arial" w:cs="Arial"/>
+        </w:rPr>
+      </w:pPr>
+      <w:r>
+        <w:t>Conclusion</w:t>
+      </w:r>
+    </w:p>
     <w:sectPr>
       <w:pgSz w:w="12240" w:h="15840"/>
       <w:pgMar w:top="1440" w:right="1440" w:bottom="1440" w:left="1440" w:header="708" w:footer="708" w:gutter="0"/>
@@ -3214,53 +4295,225 @@
 </w:document>
 </file>
 
-<file path=word/comments.xml><?xml version="1.0" encoding="utf-8"?>
-<w:comments xmlns:wpc="http://schemas.microsoft.com/office/word/2010/wordprocessingCanvas" xmlns:cx="http://schemas.microsoft.com/office/drawing/2014/chartex" xmlns:cx1="http://schemas.microsoft.com/office/drawing/2015/9/8/chartex" xmlns:cx2="http://schemas.microsoft.com/office/drawing/2015/10/21/chartex" xmlns:cx3="http://schemas.microsoft.com/office/drawing/2016/5/9/chartex" xmlns:cx4="http://schemas.microsoft.com/office/drawing/2016/5/10/chartex" xmlns:cx5="http://schemas.microsoft.com/office/drawing/2016/5/11/chartex" xmlns:cx6="http://schemas.microsoft.com/office/drawing/2016/5/12/chartex" xmlns:cx7="http://schemas.microsoft.com/office/drawing/2016/5/13/chartex" xmlns:cx8="http://schemas.microsoft.com/office/drawing/2016/5/14/chartex" xmlns:mc="http://schemas.openxmlformats.org/markup-compatibility/2006" xmlns:aink="http://schemas.microsoft.com/office/drawing/2016/ink" xmlns:am3d="http://schemas.microsoft.com/office/drawing/2017/model3d" xmlns:o="urn:schemas-microsoft-com:office:office" xmlns:oel="http://schemas.microsoft.com/office/2019/extlst" xmlns:r="http://schemas.openxmlformats.org/officeDocument/2006/relationships" xmlns:m="http://schemas.openxmlformats.org/officeDocument/2006/math" xmlns:v="urn:schemas-microsoft-com:vml" xmlns:wp14="http://schemas.microsoft.com/office/word/2010/wordprocessingDrawing" xmlns:wp="http://schemas.openxmlformats.org/drawingml/2006/wordprocessingDrawing" xmlns:w10="urn:schemas-microsoft-com:office:word" xmlns:w="http://schemas.openxmlformats.org/wordprocessingml/2006/main" xmlns:w14="http://schemas.microsoft.com/office/word/2010/wordml" xmlns:w15="http://schemas.microsoft.com/office/word/2012/wordml" xmlns:w16cex="http://schemas.microsoft.com/office/word/2018/wordml/cex" xmlns:w16cid="http://schemas.microsoft.com/office/word/2016/wordml/cid" xmlns:w16="http://schemas.microsoft.com/office/word/2018/wordml" xmlns:w16du="http://schemas.microsoft.com/office/word/2023/wordml/word16du" xmlns:w16sdtdh="http://schemas.microsoft.com/office/word/2020/wordml/sdtdatahash" xmlns:w16sdtfl="http://schemas.microsoft.com/office/word/2024/wordml/sdtformatlock" xmlns:w16se="http://schemas.microsoft.com/office/word/2015/wordml/symex" xmlns:wpg="http://schemas.microsoft.com/office/word/2010/wordprocessingGroup" xmlns:wpi="http://schemas.microsoft.com/office/word/2010/wordprocessingInk" xmlns:wne="http://schemas.microsoft.com/office/word/2006/wordml" xmlns:wps="http://schemas.microsoft.com/office/word/2010/wordprocessingShape" mc:Ignorable="w14 w15 w16se w16cid w16 w16cex w16sdtdh w16sdtfl w16du wp14">
-  <w:comment w:id="0" w:author="Kaan Keskin" w:date="2026-04-07T18:22:00Z" w:initials="KK">
-    <w:p>
-      <w:r>
-        <w:rPr>
-          <w:rStyle w:val="CommentReference"/>
-        </w:rPr>
-        <w:annotationRef/>
-      </w:r>
-      <w:r>
-        <w:rPr>
-          <w:color w:val="000000"/>
-          <w:sz w:val="20"/>
-          <w:szCs w:val="20"/>
-        </w:rPr>
-        <w:t>Inttroda anlat</w:t>
-      </w:r>
-    </w:p>
-  </w:comment>
-</w:comments>
-</file>
-
-<file path=word/commentsExtended.xml><?xml version="1.0" encoding="utf-8"?>
-<w15:commentsEx xmlns:wpc="http://schemas.microsoft.com/office/word/2010/wordprocessingCanvas" xmlns:cx="http://schemas.microsoft.com/office/drawing/2014/chartex" xmlns:cx1="http://schemas.microsoft.com/office/drawing/2015/9/8/chartex" xmlns:cx2="http://schemas.microsoft.com/office/drawing/2015/10/21/chartex" xmlns:cx3="http://schemas.microsoft.com/office/drawing/2016/5/9/chartex" xmlns:cx4="http://schemas.microsoft.com/office/drawing/2016/5/10/chartex" xmlns:cx5="http://schemas.microsoft.com/office/drawing/2016/5/11/chartex" xmlns:cx6="http://schemas.microsoft.com/office/drawing/2016/5/12/chartex" xmlns:cx7="http://schemas.microsoft.com/office/drawing/2016/5/13/chartex" xmlns:cx8="http://schemas.microsoft.com/office/drawing/2016/5/14/chartex" xmlns:mc="http://schemas.openxmlformats.org/markup-compatibility/2006" xmlns:aink="http://schemas.microsoft.com/office/drawing/2016/ink" xmlns:am3d="http://schemas.microsoft.com/office/drawing/2017/model3d" xmlns:o="urn:schemas-microsoft-com:office:office" xmlns:oel="http://schemas.microsoft.com/office/2019/extlst" xmlns:r="http://schemas.openxmlformats.org/officeDocument/2006/relationships" xmlns:m="http://schemas.openxmlformats.org/officeDocument/2006/math" xmlns:v="urn:schemas-microsoft-com:vml" xmlns:wp14="http://schemas.microsoft.com/office/word/2010/wordprocessingDrawing" xmlns:wp="http://schemas.openxmlformats.org/drawingml/2006/wordprocessingDrawing" xmlns:w10="urn:schemas-microsoft-com:office:word" xmlns:w="http://schemas.openxmlformats.org/wordprocessingml/2006/main" xmlns:w14="http://schemas.microsoft.com/office/word/2010/wordml" xmlns:w15="http://schemas.microsoft.com/office/word/2012/wordml" xmlns:w16cex="http://schemas.microsoft.com/office/word/2018/wordml/cex" xmlns:w16cid="http://schemas.microsoft.com/office/word/2016/wordml/cid" xmlns:w16="http://schemas.microsoft.com/office/word/2018/wordml" xmlns:w16du="http://schemas.microsoft.com/office/word/2023/wordml/word16du" xmlns:w16sdtdh="http://schemas.microsoft.com/office/word/2020/wordml/sdtdatahash" xmlns:w16sdtfl="http://schemas.microsoft.com/office/word/2024/wordml/sdtformatlock" xmlns:w16se="http://schemas.microsoft.com/office/word/2015/wordml/symex" xmlns:wpg="http://schemas.microsoft.com/office/word/2010/wordprocessingGroup" xmlns:wpi="http://schemas.microsoft.com/office/word/2010/wordprocessingInk" xmlns:wne="http://schemas.microsoft.com/office/word/2006/wordml" xmlns:wps="http://schemas.microsoft.com/office/word/2010/wordprocessingShape" mc:Ignorable="w14 w15 w16se w16cid w16 w16cex w16sdtdh w16sdtfl w16du wp14">
-  <w15:commentEx w15:paraId="6D4F5242" w15:done="0"/>
-</w15:commentsEx>
-</file>
-
-<file path=word/commentsExtensible.xml><?xml version="1.0" encoding="utf-8"?>
-<w16cex:commentsExtensible xmlns:wpc="http://schemas.microsoft.com/office/word/2010/wordprocessingCanvas" xmlns:cx="http://schemas.microsoft.com/office/drawing/2014/chartex" xmlns:cx1="http://schemas.microsoft.com/office/drawing/2015/9/8/chartex" xmlns:cx2="http://schemas.microsoft.com/office/drawing/2015/10/21/chartex" xmlns:cx3="http://schemas.microsoft.com/office/drawing/2016/5/9/chartex" xmlns:cx4="http://schemas.microsoft.com/office/drawing/2016/5/10/chartex" xmlns:cx5="http://schemas.microsoft.com/office/drawing/2016/5/11/chartex" xmlns:cx6="http://schemas.microsoft.com/office/drawing/2016/5/12/chartex" xmlns:cx7="http://schemas.microsoft.com/office/drawing/2016/5/13/chartex" xmlns:cx8="http://schemas.microsoft.com/office/drawing/2016/5/14/chartex" xmlns:cr="http://schemas.microsoft.com/office/comments/2020/reactions" xmlns:mc="http://schemas.openxmlformats.org/markup-compatibility/2006" xmlns:aink="http://schemas.microsoft.com/office/drawing/2016/ink" xmlns:am3d="http://schemas.microsoft.com/office/drawing/2017/model3d" xmlns:o="urn:schemas-microsoft-com:office:office" xmlns:oel="http://schemas.microsoft.com/office/2019/extlst" xmlns:r="http://schemas.openxmlformats.org/officeDocument/2006/relationships" xmlns:m="http://schemas.openxmlformats.org/officeDocument/2006/math" xmlns:v="urn:schemas-microsoft-com:vml" xmlns:wp14="http://schemas.microsoft.com/office/word/2010/wordprocessingDrawing" xmlns:wp="http://schemas.openxmlformats.org/drawingml/2006/wordprocessingDrawing" xmlns:w10="urn:schemas-microsoft-com:office:word" xmlns:w="http://schemas.openxmlformats.org/wordprocessingml/2006/main" xmlns:w14="http://schemas.microsoft.com/office/word/2010/wordml" xmlns:w15="http://schemas.microsoft.com/office/word/2012/wordml" xmlns:w16cex="http://schemas.microsoft.com/office/word/2018/wordml/cex" xmlns:w16cid="http://schemas.microsoft.com/office/word/2016/wordml/cid" xmlns:w16="http://schemas.microsoft.com/office/word/2018/wordml" xmlns:w16du="http://schemas.microsoft.com/office/word/2023/wordml/word16du" xmlns:w16sdtdh="http://schemas.microsoft.com/office/word/2020/wordml/sdtdatahash" xmlns:w16sdtfl="http://schemas.microsoft.com/office/word/2024/wordml/sdtformatlock" xmlns:w16se="http://schemas.microsoft.com/office/word/2015/wordml/symex" xmlns:wpg="http://schemas.microsoft.com/office/word/2010/wordprocessingGroup" xmlns:wpi="http://schemas.microsoft.com/office/word/2010/wordprocessingInk" xmlns:wne="http://schemas.microsoft.com/office/word/2006/wordml" xmlns:wps="http://schemas.microsoft.com/office/word/2010/wordprocessingShape" mc:Ignorable="w14 w15 w16se w16cid w16 w16cex w16sdtdh w16sdtfl cr w16du wp14">
-  <w16cex:commentExtensible w16cex:durableId="26FA2F35" w16cex:dateUtc="2026-04-07T15:22:00Z"/>
-</w16cex:commentsExtensible>
-</file>
-
-<file path=word/commentsIds.xml><?xml version="1.0" encoding="utf-8"?>
-<w16cid:commentsIds xmlns:wpc="http://schemas.microsoft.com/office/word/2010/wordprocessingCanvas" xmlns:cx="http://schemas.microsoft.com/office/drawing/2014/chartex" xmlns:cx1="http://schemas.microsoft.com/office/drawing/2015/9/8/chartex" xmlns:cx2="http://schemas.microsoft.com/office/drawing/2015/10/21/chartex" xmlns:cx3="http://schemas.microsoft.com/office/drawing/2016/5/9/chartex" xmlns:cx4="http://schemas.microsoft.com/office/drawing/2016/5/10/chartex" xmlns:cx5="http://schemas.microsoft.com/office/drawing/2016/5/11/chartex" xmlns:cx6="http://schemas.microsoft.com/office/drawing/2016/5/12/chartex" xmlns:cx7="http://schemas.microsoft.com/office/drawing/2016/5/13/chartex" xmlns:cx8="http://schemas.microsoft.com/office/drawing/2016/5/14/chartex" xmlns:mc="http://schemas.openxmlformats.org/markup-compatibility/2006" xmlns:aink="http://schemas.microsoft.com/office/drawing/2016/ink" xmlns:am3d="http://schemas.microsoft.com/office/drawing/2017/model3d" xmlns:o="urn:schemas-microsoft-com:office:office" xmlns:oel="http://schemas.microsoft.com/office/2019/extlst" xmlns:r="http://schemas.openxmlformats.org/officeDocument/2006/relationships" xmlns:m="http://schemas.openxmlformats.org/officeDocument/2006/math" xmlns:v="urn:schemas-microsoft-com:vml" xmlns:wp14="http://schemas.microsoft.com/office/word/2010/wordprocessingDrawing" xmlns:wp="http://schemas.openxmlformats.org/drawingml/2006/wordprocessingDrawing" xmlns:w10="urn:schemas-microsoft-com:office:word" xmlns:w="http://schemas.openxmlformats.org/wordprocessingml/2006/main" xmlns:w14="http://schemas.microsoft.com/office/word/2010/wordml" xmlns:w15="http://schemas.microsoft.com/office/word/2012/wordml" xmlns:w16cex="http://schemas.microsoft.com/office/word/2018/wordml/cex" xmlns:w16cid="http://schemas.microsoft.com/office/word/2016/wordml/cid" xmlns:w16="http://schemas.microsoft.com/office/word/2018/wordml" xmlns:w16du="http://schemas.microsoft.com/office/word/2023/wordml/word16du" xmlns:w16sdtdh="http://schemas.microsoft.com/office/word/2020/wordml/sdtdatahash" xmlns:w16sdtfl="http://schemas.microsoft.com/office/word/2024/wordml/sdtformatlock" xmlns:w16se="http://schemas.microsoft.com/office/word/2015/wordml/symex" xmlns:wpg="http://schemas.microsoft.com/office/word/2010/wordprocessingGroup" xmlns:wpi="http://schemas.microsoft.com/office/word/2010/wordprocessingInk" xmlns:wne="http://schemas.microsoft.com/office/word/2006/wordml" xmlns:wps="http://schemas.microsoft.com/office/word/2010/wordprocessingShape" mc:Ignorable="w14 w15 w16se w16cid w16 w16cex w16sdtdh w16sdtfl w16du wp14">
-  <w16cid:commentId w16cid:paraId="6D4F5242" w16cid:durableId="26FA2F35"/>
-</w16cid:commentsIds>
-</file>
-
-<file path=word/people.xml><?xml version="1.0" encoding="utf-8"?>
-<w15:people xmlns:wpc="http://schemas.microsoft.com/office/word/2010/wordprocessingCanvas" xmlns:cx="http://schemas.microsoft.com/office/drawing/2014/chartex" xmlns:cx1="http://schemas.microsoft.com/office/drawing/2015/9/8/chartex" xmlns:cx2="http://schemas.microsoft.com/office/drawing/2015/10/21/chartex" xmlns:cx3="http://schemas.microsoft.com/office/drawing/2016/5/9/chartex" xmlns:cx4="http://schemas.microsoft.com/office/drawing/2016/5/10/chartex" xmlns:cx5="http://schemas.microsoft.com/office/drawing/2016/5/11/chartex" xmlns:cx6="http://schemas.microsoft.com/office/drawing/2016/5/12/chartex" xmlns:cx7="http://schemas.microsoft.com/office/drawing/2016/5/13/chartex" xmlns:cx8="http://schemas.microsoft.com/office/drawing/2016/5/14/chartex" xmlns:mc="http://schemas.openxmlformats.org/markup-compatibility/2006" xmlns:aink="http://schemas.microsoft.com/office/drawing/2016/ink" xmlns:am3d="http://schemas.microsoft.com/office/drawing/2017/model3d" xmlns:o="urn:schemas-microsoft-com:office:office" xmlns:oel="http://schemas.microsoft.com/office/2019/extlst" xmlns:r="http://schemas.openxmlformats.org/officeDocument/2006/relationships" xmlns:m="http://schemas.openxmlformats.org/officeDocument/2006/math" xmlns:v="urn:schemas-microsoft-com:vml" xmlns:wp14="http://schemas.microsoft.com/office/word/2010/wordprocessingDrawing" xmlns:wp="http://schemas.openxmlformats.org/drawingml/2006/wordprocessingDrawing" xmlns:w10="urn:schemas-microsoft-com:office:word" xmlns:w="http://schemas.openxmlformats.org/wordprocessingml/2006/main" xmlns:w14="http://schemas.microsoft.com/office/word/2010/wordml" xmlns:w15="http://schemas.microsoft.com/office/word/2012/wordml" xmlns:w16cex="http://schemas.microsoft.com/office/word/2018/wordml/cex" xmlns:w16cid="http://schemas.microsoft.com/office/word/2016/wordml/cid" xmlns:w16="http://schemas.microsoft.com/office/word/2018/wordml" xmlns:w16du="http://schemas.microsoft.com/office/word/2023/wordml/word16du" xmlns:w16sdtdh="http://schemas.microsoft.com/office/word/2020/wordml/sdtdatahash" xmlns:w16sdtfl="http://schemas.microsoft.com/office/word/2024/wordml/sdtformatlock" xmlns:w16se="http://schemas.microsoft.com/office/word/2015/wordml/symex" xmlns:wpg="http://schemas.microsoft.com/office/word/2010/wordprocessingGroup" xmlns:wpi="http://schemas.microsoft.com/office/word/2010/wordprocessingInk" xmlns:wne="http://schemas.microsoft.com/office/word/2006/wordml" xmlns:wps="http://schemas.microsoft.com/office/word/2010/wordprocessingShape" mc:Ignorable="w14 w15 w16se w16cid w16 w16cex w16sdtdh w16sdtfl w16du wp14">
-  <w15:person w15:author="Kaan Keskin">
-    <w15:presenceInfo w15:providerId="Windows Live" w15:userId="c9860f92a834cae8"/>
-  </w15:person>
-</w15:people>
+<file path=word/numbering.xml><?xml version="1.0" encoding="utf-8"?>
+<w:numbering xmlns:wpc="http://schemas.microsoft.com/office/word/2010/wordprocessingCanvas" xmlns:cx="http://schemas.microsoft.com/office/drawing/2014/chartex" xmlns:cx1="http://schemas.microsoft.com/office/drawing/2015/9/8/chartex" xmlns:cx2="http://schemas.microsoft.com/office/drawing/2015/10/21/chartex" xmlns:cx3="http://schemas.microsoft.com/office/drawing/2016/5/9/chartex" xmlns:cx4="http://schemas.microsoft.com/office/drawing/2016/5/10/chartex" xmlns:cx5="http://schemas.microsoft.com/office/drawing/2016/5/11/chartex" xmlns:cx6="http://schemas.microsoft.com/office/drawing/2016/5/12/chartex" xmlns:cx7="http://schemas.microsoft.com/office/drawing/2016/5/13/chartex" xmlns:cx8="http://schemas.microsoft.com/office/drawing/2016/5/14/chartex" xmlns:mc="http://schemas.openxmlformats.org/markup-compatibility/2006" xmlns:aink="http://schemas.microsoft.com/office/drawing/2016/ink" xmlns:am3d="http://schemas.microsoft.com/office/drawing/2017/model3d" xmlns:o="urn:schemas-microsoft-com:office:office" xmlns:oel="http://schemas.microsoft.com/office/2019/extlst" xmlns:r="http://schemas.openxmlformats.org/officeDocument/2006/relationships" xmlns:m="http://schemas.openxmlformats.org/officeDocument/2006/math" xmlns:v="urn:schemas-microsoft-com:vml" xmlns:wp14="http://schemas.microsoft.com/office/word/2010/wordprocessingDrawing" xmlns:wp="http://schemas.openxmlformats.org/drawingml/2006/wordprocessingDrawing" xmlns:w10="urn:schemas-microsoft-com:office:word" xmlns:w="http://schemas.openxmlformats.org/wordprocessingml/2006/main" xmlns:w14="http://schemas.microsoft.com/office/word/2010/wordml" xmlns:w15="http://schemas.microsoft.com/office/word/2012/wordml" xmlns:w16cex="http://schemas.microsoft.com/office/word/2018/wordml/cex" xmlns:w16cid="http://schemas.microsoft.com/office/word/2016/wordml/cid" xmlns:w16="http://schemas.microsoft.com/office/word/2018/wordml" xmlns:w16du="http://schemas.microsoft.com/office/word/2023/wordml/word16du" xmlns:w16sdtdh="http://schemas.microsoft.com/office/word/2020/wordml/sdtdatahash" xmlns:w16sdtfl="http://schemas.microsoft.com/office/word/2024/wordml/sdtformatlock" xmlns:w16se="http://schemas.microsoft.com/office/word/2015/wordml/symex" xmlns:wpg="http://schemas.microsoft.com/office/word/2010/wordprocessingGroup" xmlns:wpi="http://schemas.microsoft.com/office/word/2010/wordprocessingInk" xmlns:wne="http://schemas.microsoft.com/office/word/2006/wordml" xmlns:wps="http://schemas.microsoft.com/office/word/2010/wordprocessingShape" mc:Ignorable="w14 w15 w16se w16cid w16 w16cex w16sdtdh w16sdtfl w16du wp14">
+  <w:abstractNum w:abstractNumId="0" w15:restartNumberingAfterBreak="0">
+    <w:nsid w:val="105257CA"/>
+    <w:multiLevelType w:val="multilevel"/>
+    <w:tmpl w:val="485E948C"/>
+    <w:lvl w:ilvl="0">
+      <w:start w:val="1"/>
+      <w:numFmt w:val="decimal"/>
+      <w:lvlText w:val="%1."/>
+      <w:lvlJc w:val="left"/>
+      <w:pPr>
+        <w:ind w:left="720" w:hanging="360"/>
+      </w:pPr>
+      <w:rPr>
+        <w:rFonts w:hint="default"/>
+      </w:rPr>
+    </w:lvl>
+    <w:lvl w:ilvl="1">
+      <w:start w:val="4"/>
+      <w:numFmt w:val="decimal"/>
+      <w:isLgl/>
+      <w:lvlText w:val="%1.%2"/>
+      <w:lvlJc w:val="left"/>
+      <w:pPr>
+        <w:ind w:left="920" w:hanging="560"/>
+      </w:pPr>
+      <w:rPr>
+        <w:rFonts w:hint="default"/>
+      </w:rPr>
+    </w:lvl>
+    <w:lvl w:ilvl="2">
+      <w:start w:val="1"/>
+      <w:numFmt w:val="decimal"/>
+      <w:isLgl/>
+      <w:lvlText w:val="%1.%2.%3"/>
+      <w:lvlJc w:val="left"/>
+      <w:pPr>
+        <w:ind w:left="1080" w:hanging="720"/>
+      </w:pPr>
+      <w:rPr>
+        <w:rFonts w:hint="default"/>
+      </w:rPr>
+    </w:lvl>
+    <w:lvl w:ilvl="3">
+      <w:start w:val="1"/>
+      <w:numFmt w:val="decimal"/>
+      <w:isLgl/>
+      <w:lvlText w:val="%1.%2.%3.%4"/>
+      <w:lvlJc w:val="left"/>
+      <w:pPr>
+        <w:ind w:left="1080" w:hanging="720"/>
+      </w:pPr>
+      <w:rPr>
+        <w:rFonts w:hint="default"/>
+      </w:rPr>
+    </w:lvl>
+    <w:lvl w:ilvl="4">
+      <w:start w:val="1"/>
+      <w:numFmt w:val="decimal"/>
+      <w:isLgl/>
+      <w:lvlText w:val="%1.%2.%3.%4.%5"/>
+      <w:lvlJc w:val="left"/>
+      <w:pPr>
+        <w:ind w:left="1440" w:hanging="1080"/>
+      </w:pPr>
+      <w:rPr>
+        <w:rFonts w:hint="default"/>
+      </w:rPr>
+    </w:lvl>
+    <w:lvl w:ilvl="5">
+      <w:start w:val="1"/>
+      <w:numFmt w:val="decimal"/>
+      <w:isLgl/>
+      <w:lvlText w:val="%1.%2.%3.%4.%5.%6"/>
+      <w:lvlJc w:val="left"/>
+      <w:pPr>
+        <w:ind w:left="1440" w:hanging="1080"/>
+      </w:pPr>
+      <w:rPr>
+        <w:rFonts w:hint="default"/>
+      </w:rPr>
+    </w:lvl>
+    <w:lvl w:ilvl="6">
+      <w:start w:val="1"/>
+      <w:numFmt w:val="decimal"/>
+      <w:isLgl/>
+      <w:lvlText w:val="%1.%2.%3.%4.%5.%6.%7"/>
+      <w:lvlJc w:val="left"/>
+      <w:pPr>
+        <w:ind w:left="1800" w:hanging="1440"/>
+      </w:pPr>
+      <w:rPr>
+        <w:rFonts w:hint="default"/>
+      </w:rPr>
+    </w:lvl>
+    <w:lvl w:ilvl="7">
+      <w:start w:val="1"/>
+      <w:numFmt w:val="decimal"/>
+      <w:isLgl/>
+      <w:lvlText w:val="%1.%2.%3.%4.%5.%6.%7.%8"/>
+      <w:lvlJc w:val="left"/>
+      <w:pPr>
+        <w:ind w:left="1800" w:hanging="1440"/>
+      </w:pPr>
+      <w:rPr>
+        <w:rFonts w:hint="default"/>
+      </w:rPr>
+    </w:lvl>
+    <w:lvl w:ilvl="8">
+      <w:start w:val="1"/>
+      <w:numFmt w:val="decimal"/>
+      <w:isLgl/>
+      <w:lvlText w:val="%1.%2.%3.%4.%5.%6.%7.%8.%9"/>
+      <w:lvlJc w:val="left"/>
+      <w:pPr>
+        <w:ind w:left="2160" w:hanging="1800"/>
+      </w:pPr>
+      <w:rPr>
+        <w:rFonts w:hint="default"/>
+      </w:rPr>
+    </w:lvl>
+  </w:abstractNum>
+  <w:abstractNum w:abstractNumId="1" w15:restartNumberingAfterBreak="0">
+    <w:nsid w:val="3AED557A"/>
+    <w:multiLevelType w:val="hybridMultilevel"/>
+    <w:tmpl w:val="3A6C9F8C"/>
+    <w:lvl w:ilvl="0" w:tplc="710EC814">
+      <w:start w:val="1"/>
+      <w:numFmt w:val="decimal"/>
+      <w:lvlText w:val="%1."/>
+      <w:lvlJc w:val="left"/>
+      <w:pPr>
+        <w:ind w:left="800" w:hanging="440"/>
+      </w:pPr>
+      <w:rPr>
+        <w:rFonts w:hint="default"/>
+      </w:rPr>
+    </w:lvl>
+    <w:lvl w:ilvl="1" w:tplc="04090019" w:tentative="1">
+      <w:start w:val="1"/>
+      <w:numFmt w:val="lowerLetter"/>
+      <w:lvlText w:val="%2."/>
+      <w:lvlJc w:val="left"/>
+      <w:pPr>
+        <w:ind w:left="1440" w:hanging="360"/>
+      </w:pPr>
+    </w:lvl>
+    <w:lvl w:ilvl="2" w:tplc="0409001B" w:tentative="1">
+      <w:start w:val="1"/>
+      <w:numFmt w:val="lowerRoman"/>
+      <w:lvlText w:val="%3."/>
+      <w:lvlJc w:val="right"/>
+      <w:pPr>
+        <w:ind w:left="2160" w:hanging="180"/>
+      </w:pPr>
+    </w:lvl>
+    <w:lvl w:ilvl="3" w:tplc="0409000F" w:tentative="1">
+      <w:start w:val="1"/>
+      <w:numFmt w:val="decimal"/>
+      <w:lvlText w:val="%4."/>
+      <w:lvlJc w:val="left"/>
+      <w:pPr>
+        <w:ind w:left="2880" w:hanging="360"/>
+      </w:pPr>
+    </w:lvl>
+    <w:lvl w:ilvl="4" w:tplc="04090019" w:tentative="1">
+      <w:start w:val="1"/>
+      <w:numFmt w:val="lowerLetter"/>
+      <w:lvlText w:val="%5."/>
+      <w:lvlJc w:val="left"/>
+      <w:pPr>
+        <w:ind w:left="3600" w:hanging="360"/>
+      </w:pPr>
+    </w:lvl>
+    <w:lvl w:ilvl="5" w:tplc="0409001B" w:tentative="1">
+      <w:start w:val="1"/>
+      <w:numFmt w:val="lowerRoman"/>
+      <w:lvlText w:val="%6."/>
+      <w:lvlJc w:val="right"/>
+      <w:pPr>
+        <w:ind w:left="4320" w:hanging="180"/>
+      </w:pPr>
+    </w:lvl>
+    <w:lvl w:ilvl="6" w:tplc="0409000F" w:tentative="1">
+      <w:start w:val="1"/>
+      <w:numFmt w:val="decimal"/>
+      <w:lvlText w:val="%7."/>
+      <w:lvlJc w:val="left"/>
+      <w:pPr>
+        <w:ind w:left="5040" w:hanging="360"/>
+      </w:pPr>
+    </w:lvl>
+    <w:lvl w:ilvl="7" w:tplc="04090019" w:tentative="1">
+      <w:start w:val="1"/>
+      <w:numFmt w:val="lowerLetter"/>
+      <w:lvlText w:val="%8."/>
+      <w:lvlJc w:val="left"/>
+      <w:pPr>
+        <w:ind w:left="5760" w:hanging="360"/>
+      </w:pPr>
+    </w:lvl>
+    <w:lvl w:ilvl="8" w:tplc="0409001B" w:tentative="1">
+      <w:start w:val="1"/>
+      <w:numFmt w:val="lowerRoman"/>
+      <w:lvlText w:val="%9."/>
+      <w:lvlJc w:val="right"/>
+      <w:pPr>
+        <w:ind w:left="6480" w:hanging="180"/>
+      </w:pPr>
+    </w:lvl>
+  </w:abstractNum>
+  <w:num w:numId="1" w16cid:durableId="1578245096">
+    <w:abstractNumId w:val="1"/>
+  </w:num>
+  <w:num w:numId="2" w16cid:durableId="793332103">
+    <w:abstractNumId w:val="0"/>
+  </w:num>
+</w:numbering>
 </file>
 
 <file path=word/styles.xml><?xml version="1.0" encoding="utf-8"?>
@@ -3348,7 +4601,7 @@
     <w:lsdException w:name="Closing" w:semiHidden="1" w:unhideWhenUsed="1"/>
     <w:lsdException w:name="Signature" w:semiHidden="1" w:unhideWhenUsed="1"/>
     <w:lsdException w:name="Default Paragraph Font" w:semiHidden="1" w:uiPriority="1" w:unhideWhenUsed="1"/>
-    <w:lsdException w:name="Body Text" w:semiHidden="1" w:unhideWhenUsed="1"/>
+    <w:lsdException w:name="Body Text" w:semiHidden="1" w:uiPriority="0" w:unhideWhenUsed="1" w:qFormat="1"/>
     <w:lsdException w:name="Body Text Indent" w:semiHidden="1" w:unhideWhenUsed="1"/>
     <w:lsdException w:name="List Continue" w:semiHidden="1" w:unhideWhenUsed="1"/>
     <w:lsdException w:name="List Continue 2" w:semiHidden="1" w:unhideWhenUsed="1"/>
@@ -4376,6 +5629,48 @@
     <w:basedOn w:val="DefaultParagraphFont"/>
     <w:rsid w:val="00FF41E9"/>
   </w:style>
+  <w:style w:type="character" w:customStyle="1" w:styleId="BodyTextChar">
+    <w:name w:val="Body Text Char"/>
+    <w:basedOn w:val="DefaultParagraphFont"/>
+    <w:link w:val="BodyText"/>
+    <w:qFormat/>
+    <w:rsid w:val="00244717"/>
+    <w:rPr>
+      <w:rFonts w:ascii="Calibri" w:eastAsia="Calibri" w:hAnsi="Calibri" w:cs="Calibri"/>
+      <w:lang w:eastAsia="tr-TR"/>
+    </w:rPr>
+  </w:style>
+  <w:style w:type="paragraph" w:styleId="BodyText">
+    <w:name w:val="Body Text"/>
+    <w:basedOn w:val="Normal"/>
+    <w:link w:val="BodyTextChar"/>
+    <w:qFormat/>
+    <w:rsid w:val="00244717"/>
+    <w:pPr>
+      <w:suppressAutoHyphens/>
+      <w:spacing w:before="180" w:after="180" w:line="240" w:lineRule="auto"/>
+    </w:pPr>
+    <w:rPr>
+      <w:rFonts w:ascii="Calibri" w:eastAsia="Calibri" w:hAnsi="Calibri" w:cs="Calibri"/>
+      <w:sz w:val="24"/>
+      <w:szCs w:val="24"/>
+      <w:lang w:eastAsia="tr-TR"/>
+      <w14:ligatures w14:val="standardContextual"/>
+    </w:rPr>
+  </w:style>
+  <w:style w:type="character" w:customStyle="1" w:styleId="BodyTextChar1">
+    <w:name w:val="Body Text Char1"/>
+    <w:basedOn w:val="DefaultParagraphFont"/>
+    <w:uiPriority w:val="99"/>
+    <w:semiHidden/>
+    <w:rsid w:val="00244717"/>
+    <w:rPr>
+      <w:rFonts w:ascii="Arial" w:eastAsia="Arial" w:hAnsi="Arial" w:cs="Arial"/>
+      <w:sz w:val="22"/>
+      <w:szCs w:val="22"/>
+      <w14:ligatures w14:val="none"/>
+    </w:rPr>
+  </w:style>
 </w:styles>
 </file>
 
@@ -4672,4 +5967,16 @@
     </a:ext>
   </a:extLst>
 </a:theme>
+</file>
+
+<file path=customXml/item1.xml><?xml version="1.0" encoding="utf-8"?>
+<b:Sources xmlns:b="http://schemas.openxmlformats.org/officeDocument/2006/bibliography" xmlns="http://schemas.openxmlformats.org/officeDocument/2006/bibliography" SelectedStyle="/APASixthEditionOfficeOnline.xsl" StyleName="APA" Version="6"/>
+</file>
+
+<file path=customXml/itemProps1.xml><?xml version="1.0" encoding="utf-8"?>
+<ds:datastoreItem xmlns:ds="http://schemas.openxmlformats.org/officeDocument/2006/customXml" ds:itemID="{2904526A-3565-CC4D-BBC3-A27DD44FBEE5}">
+  <ds:schemaRefs>
+    <ds:schemaRef ds:uri="http://schemas.openxmlformats.org/officeDocument/2006/bibliography"/>
+  </ds:schemaRefs>
+</ds:datastoreItem>
 </file>
--- a/writing/Bullettin_submit/Manucsript_V3.docx
+++ b/writing/Bullettin_submit/Manucsript_V3.docx
@@ -263,23 +263,7 @@
           <w:sz w:val="22"/>
           <w:szCs w:val="22"/>
         </w:rPr>
-        <w:t>These behavioral findings highlight a profound deficit in processing positive social</w:t>
-      </w:r>
-      <w:r>
-        <w:rPr>
-          <w:rFonts w:ascii="Arial" w:hAnsi="Arial" w:cs="Arial"/>
-          <w:sz w:val="22"/>
-          <w:szCs w:val="22"/>
-        </w:rPr>
-        <w:t xml:space="preserve"> </w:t>
-      </w:r>
-      <w:r>
-        <w:rPr>
-          <w:rFonts w:ascii="Arial" w:hAnsi="Arial" w:cs="Arial"/>
-          <w:sz w:val="22"/>
-          <w:szCs w:val="22"/>
-        </w:rPr>
-        <w:t>reinforcement</w:t>
+        <w:t>These behavioral findings highlight a profound deficit in processing positive social reinforcement</w:t>
       </w:r>
       <w:r>
         <w:rPr>
@@ -328,15 +312,7 @@
           <w:sz w:val="22"/>
           <w:szCs w:val="22"/>
         </w:rPr>
-        <w:t>, which is directly mirrored in their underlying neural activation.</w:t>
-      </w:r>
-      <w:r>
-        <w:rPr>
-          <w:rFonts w:ascii="Arial" w:hAnsi="Arial" w:cs="Arial"/>
-          <w:sz w:val="22"/>
-          <w:szCs w:val="22"/>
-        </w:rPr>
-        <w:t xml:space="preserve"> In the game’s safe environment,</w:t>
+        <w:t>, which is directly mirrored in their underlying neural activation. In the game’s safe environment,</w:t>
       </w:r>
       <w:r>
         <w:rPr>
@@ -1876,23 +1852,7 @@
           <w:sz w:val="22"/>
           <w:szCs w:val="22"/>
         </w:rPr>
-        <w:t xml:space="preserve">To ensure the mathematical reliability of our computational framework, we conducted extensive parameter recovery simulations and predictive checks. These analyses confirmed excellent parameter identifiability for both learning rate and inverse </w:t>
-      </w:r>
-      <w:r>
-        <w:rPr>
-          <w:rFonts w:ascii="Arial" w:hAnsi="Arial" w:cs="Arial"/>
-          <w:sz w:val="22"/>
-          <w:szCs w:val="22"/>
-        </w:rPr>
-        <w:t>temperature and</w:t>
-      </w:r>
-      <w:r>
-        <w:rPr>
-          <w:rFonts w:ascii="Arial" w:hAnsi="Arial" w:cs="Arial"/>
-          <w:sz w:val="22"/>
-          <w:szCs w:val="22"/>
-        </w:rPr>
-        <w:t xml:space="preserve"> demonstrated that the model reliably captured empirical choice trajectories (significantly outperforming chance). Full simulation methodologies and recovery statistics are detailed in the Supplementary Material.</w:t>
+        <w:t>To ensure the mathematical reliability of our computational framework, we conducted extensive parameter recovery simulations and predictive checks. These analyses confirmed excellent parameter identifiability for both learning rate and inverse temperature and demonstrated that the model reliably captured empirical choice trajectories (significantly outperforming chance). Full simulation methodologies and recovery statistics are detailed in the Supplementary Material.</w:t>
       </w:r>
     </w:p>
     <w:p>
@@ -2165,19 +2125,7 @@
           <w:rPr>
             <w:rFonts w:ascii="Cambria Math" w:eastAsia="Calibri" w:hAnsi="Cambria Math"/>
           </w:rPr>
-          <m:t xml:space="preserve">p &lt; </m:t>
-        </m:r>
-        <m:r>
-          <w:rPr>
-            <w:rFonts w:ascii="Cambria Math" w:eastAsia="Calibri" w:hAnsi="Cambria Math"/>
-          </w:rPr>
-          <m:t>0</m:t>
-        </m:r>
-        <m:r>
-          <w:rPr>
-            <w:rFonts w:ascii="Cambria Math" w:eastAsia="Calibri" w:hAnsi="Cambria Math"/>
-          </w:rPr>
-          <m:t>.001</m:t>
+          <m:t>p &lt; 0.001</m:t>
         </m:r>
       </m:oMath>
       <w:r>
@@ -2427,7 +2375,7 @@
           <w14:ligatures w14:val="standardContextual"/>
         </w:rPr>
         <w:drawing>
-          <wp:inline distT="0" distB="0" distL="0" distR="0" wp14:anchorId="78ADC060" wp14:editId="018F9291">
+          <wp:inline distT="0" distB="0" distL="0" distR="0" wp14:anchorId="78ADC060" wp14:editId="5F901705">
             <wp:extent cx="5943600" cy="2476500"/>
             <wp:effectExtent l="0" t="0" r="0" b="0"/>
             <wp:docPr id="551686197" name="Picture 1"/>
@@ -2605,11 +2553,14 @@
         </m:r>
       </m:oMath>
       <w:r>
-        <w:t xml:space="preserve">). There </w:t>
+        <w:t xml:space="preserve">, </w:t>
       </w:r>
       <w:r>
         <w:lastRenderedPageBreak/>
-        <w:t>was a trend-level difference in inverse temperature (</w:t>
+        <w:t>surviving Bonferroni correction</w:t>
+      </w:r>
+      <w:r>
+        <w:t>). There was a trend-level difference in inverse temperature (</w:t>
       </w:r>
       <m:oMath>
         <m:r>
@@ -2733,7 +2684,50 @@
         </m:r>
       </m:oMath>
       <w:r>
-        <w:t xml:space="preserve">). </w:t>
+        <w:t xml:space="preserve">, </w:t>
+      </w:r>
+      <w:r>
+        <w:t xml:space="preserve">surviving Bonferroni correction at </w:t>
+      </w:r>
+      <m:oMath>
+        <m:sSub>
+          <m:sSubPr>
+            <m:ctrlPr>
+              <w:rPr>
+                <w:rFonts w:ascii="Cambria Math" w:hAnsi="Cambria Math"/>
+                <w:i/>
+              </w:rPr>
+            </m:ctrlPr>
+          </m:sSubPr>
+          <m:e>
+            <m:r>
+              <w:rPr>
+                <w:rFonts w:ascii="Cambria Math" w:hAnsi="Cambria Math"/>
+              </w:rPr>
+              <m:t>α</m:t>
+            </m:r>
+          </m:e>
+          <m:sub>
+            <m:r>
+              <w:rPr>
+                <w:rFonts w:ascii="Cambria Math" w:hAnsi="Cambria Math"/>
+              </w:rPr>
+              <m:t>corrected</m:t>
+            </m:r>
+          </m:sub>
+        </m:sSub>
+        <m:r>
+          <w:rPr>
+            <w:rFonts w:ascii="Cambria Math" w:hAnsi="Cambria Math"/>
+          </w:rPr>
+          <m:t xml:space="preserve"> = 0.0166</m:t>
+        </m:r>
+      </m:oMath>
+      <w:r>
+        <w:t>).</w:t>
+      </w:r>
+      <w:r>
+        <w:t xml:space="preserve"> </w:t>
       </w:r>
     </w:p>
     <w:p/>
@@ -2744,7 +2738,7 @@
           <w14:ligatures w14:val="standardContextual"/>
         </w:rPr>
         <w:drawing>
-          <wp:inline distT="0" distB="0" distL="0" distR="0" wp14:anchorId="6B4B9AA0" wp14:editId="42EFB8C1">
+          <wp:inline distT="0" distB="0" distL="0" distR="0" wp14:anchorId="6B4B9AA0" wp14:editId="7313F44D">
             <wp:extent cx="5943600" cy="2476500"/>
             <wp:effectExtent l="0" t="0" r="0" b="0"/>
             <wp:docPr id="1757456300" name="Picture 2"/>
@@ -3075,7 +3069,11 @@
         <w:t xml:space="preserve"> </w:t>
       </w:r>
       <w:r>
-        <w:t xml:space="preserve">Model assumptions, including normality of residuals and homoscedasticity, were verified via visual inspection of Q-Q and residual-versus-fitted plots </w:t>
+        <w:t xml:space="preserve">Model assumptions, including normality of residuals and </w:t>
+      </w:r>
+      <w:r>
+        <w:lastRenderedPageBreak/>
+        <w:t xml:space="preserve">homoscedasticity, were verified via visual inspection of Q-Q and residual-versus-fitted plots </w:t>
       </w:r>
       <w:r>
         <w:rPr>
@@ -3160,19 +3158,7 @@
           <w:rPr>
             <w:rFonts w:ascii="Cambria Math" w:hAnsi="Cambria Math"/>
           </w:rPr>
-          <m:t xml:space="preserve">k = </m:t>
-        </m:r>
-        <m:r>
-          <w:rPr>
-            <w:rFonts w:ascii="Cambria Math" w:hAnsi="Cambria Math"/>
-          </w:rPr>
-          <m:t>1833</m:t>
-        </m:r>
-        <m:r>
-          <w:rPr>
-            <w:rFonts w:ascii="Cambria Math" w:hAnsi="Cambria Math"/>
-          </w:rPr>
-          <m:t xml:space="preserve"> </m:t>
+          <m:t xml:space="preserve">k = 1833 </m:t>
         </m:r>
       </m:oMath>
       <w:r>
@@ -3201,25 +3187,7 @@
           <w:rPr>
             <w:rFonts w:ascii="Cambria Math" w:hAnsi="Cambria Math"/>
           </w:rPr>
-          <m:t xml:space="preserve">Z = </m:t>
-        </m:r>
-        <m:r>
-          <w:rPr>
-            <w:rFonts w:ascii="Cambria Math" w:hAnsi="Cambria Math"/>
-          </w:rPr>
-          <m:t>5</m:t>
-        </m:r>
-        <m:r>
-          <w:rPr>
-            <w:rFonts w:ascii="Cambria Math" w:hAnsi="Cambria Math"/>
-          </w:rPr>
-          <m:t>.</m:t>
-        </m:r>
-        <m:r>
-          <w:rPr>
-            <w:rFonts w:ascii="Cambria Math" w:hAnsi="Cambria Math"/>
-          </w:rPr>
-          <m:t>82</m:t>
+          <m:t>Z = 5.82</m:t>
         </m:r>
       </m:oMath>
       <w:r>
@@ -3256,13 +3224,7 @@
           <w:rPr>
             <w:rFonts w:ascii="Cambria Math" w:hAnsi="Cambria Math"/>
           </w:rPr>
-          <m:t xml:space="preserve"> = 0.0</m:t>
-        </m:r>
-        <m:r>
-          <w:rPr>
-            <w:rFonts w:ascii="Cambria Math" w:hAnsi="Cambria Math"/>
-          </w:rPr>
-          <m:t>05</m:t>
+          <m:t xml:space="preserve"> = 0.005</m:t>
         </m:r>
       </m:oMath>
       <w:r>
@@ -3273,13 +3235,7 @@
           <w:rPr>
             <w:rFonts w:ascii="Cambria Math" w:hAnsi="Cambria Math"/>
           </w:rPr>
-          <m:t xml:space="preserve">k = </m:t>
-        </m:r>
-        <m:r>
-          <w:rPr>
-            <w:rFonts w:ascii="Cambria Math" w:hAnsi="Cambria Math"/>
-          </w:rPr>
-          <m:t>223</m:t>
+          <m:t>k = 223</m:t>
         </m:r>
       </m:oMath>
       <w:r>
@@ -3305,10 +3261,7 @@
       </w:r>
       <w:proofErr w:type="spellEnd"/>
       <w:r>
-        <w:t xml:space="preserve"> Atlas</w:t>
-      </w:r>
-      <w:r>
-        <w:t xml:space="preserve">, </w:t>
+        <w:t xml:space="preserve"> Atlas, </w:t>
       </w:r>
       <w:r>
         <w:t xml:space="preserve">Peak MNI: [12, </w:t>
@@ -3330,13 +3283,7 @@
           <w:rPr>
             <w:rFonts w:ascii="Cambria Math" w:hAnsi="Cambria Math"/>
           </w:rPr>
-          <m:t>Z = 4.</m:t>
-        </m:r>
-        <m:r>
-          <w:rPr>
-            <w:rFonts w:ascii="Cambria Math" w:hAnsi="Cambria Math"/>
-          </w:rPr>
-          <m:t>73</m:t>
+          <m:t>Z = 4.73</m:t>
         </m:r>
       </m:oMath>
       <w:r>
@@ -3365,13 +3312,7 @@
               <w:rPr>
                 <w:rFonts w:ascii="Cambria Math" w:hAnsi="Cambria Math"/>
               </w:rPr>
-              <m:t>F</m:t>
-            </m:r>
-            <m:r>
-              <w:rPr>
-                <w:rFonts w:ascii="Cambria Math" w:hAnsi="Cambria Math"/>
-              </w:rPr>
-              <m:t>WE</m:t>
+              <m:t>FWE</m:t>
             </m:r>
           </m:sub>
         </m:sSub>
@@ -3379,13 +3320,7 @@
           <w:rPr>
             <w:rFonts w:ascii="Cambria Math" w:hAnsi="Cambria Math"/>
           </w:rPr>
-          <m:t xml:space="preserve"> = 0.01</m:t>
-        </m:r>
-        <m:r>
-          <w:rPr>
-            <w:rFonts w:ascii="Cambria Math" w:hAnsi="Cambria Math"/>
-          </w:rPr>
-          <m:t>6</m:t>
+          <m:t xml:space="preserve"> = 0.016</m:t>
         </m:r>
       </m:oMath>
       <w:r>
@@ -3424,10 +3359,7 @@
         <w:t xml:space="preserve">, </w:t>
       </w:r>
       <w:r>
-        <w:t>-1</w:t>
-      </w:r>
-      <w:r>
-        <w:t>3</w:t>
+        <w:t>-13</w:t>
       </w:r>
       <w:r>
         <w:t xml:space="preserve">], </w:t>
@@ -3437,13 +3369,7 @@
           <w:rPr>
             <w:rFonts w:ascii="Cambria Math" w:hAnsi="Cambria Math"/>
           </w:rPr>
-          <m:t>Z = 4.</m:t>
-        </m:r>
-        <m:r>
-          <w:rPr>
-            <w:rFonts w:ascii="Cambria Math" w:hAnsi="Cambria Math"/>
-          </w:rPr>
-          <m:t>54</m:t>
+          <m:t>Z = 4.54</m:t>
         </m:r>
       </m:oMath>
       <w:r>
@@ -3472,13 +3398,7 @@
               <w:rPr>
                 <w:rFonts w:ascii="Cambria Math" w:hAnsi="Cambria Math"/>
               </w:rPr>
-              <m:t>F</m:t>
-            </m:r>
-            <m:r>
-              <w:rPr>
-                <w:rFonts w:ascii="Cambria Math" w:hAnsi="Cambria Math"/>
-              </w:rPr>
-              <m:t>WE</m:t>
+              <m:t>FWE</m:t>
             </m:r>
           </m:sub>
         </m:sSub>
@@ -3486,13 +3406,7 @@
           <w:rPr>
             <w:rFonts w:ascii="Cambria Math" w:hAnsi="Cambria Math"/>
           </w:rPr>
-          <m:t xml:space="preserve"> = 0.0</m:t>
-        </m:r>
-        <m:r>
-          <w:rPr>
-            <w:rFonts w:ascii="Cambria Math" w:hAnsi="Cambria Math"/>
-          </w:rPr>
-          <m:t>36</m:t>
+          <m:t xml:space="preserve"> = 0.036</m:t>
         </m:r>
       </m:oMath>
       <w:r>
@@ -3561,13 +3475,7 @@
           <w:rPr>
             <w:rFonts w:ascii="Cambria Math" w:hAnsi="Cambria Math"/>
           </w:rPr>
-          <m:t>k = 1</m:t>
-        </m:r>
-        <m:r>
-          <w:rPr>
-            <w:rFonts w:ascii="Cambria Math" w:hAnsi="Cambria Math"/>
-          </w:rPr>
-          <m:t>77</m:t>
+          <m:t>k = 177</m:t>
         </m:r>
       </m:oMath>
       <w:r>
@@ -3578,13 +3486,7 @@
           <w:rPr>
             <w:rFonts w:ascii="Cambria Math" w:hAnsi="Cambria Math"/>
           </w:rPr>
-          <m:t>Z = 4.</m:t>
-        </m:r>
-        <m:r>
-          <w:rPr>
-            <w:rFonts w:ascii="Cambria Math" w:hAnsi="Cambria Math"/>
-          </w:rPr>
-          <m:t>83</m:t>
+          <m:t>Z = 4.83</m:t>
         </m:r>
       </m:oMath>
       <w:r>
@@ -3700,7 +3602,6 @@
         <w:pStyle w:val="Duz1"/>
       </w:pPr>
       <w:r>
-        <w:lastRenderedPageBreak/>
         <w:t xml:space="preserve">4. Discussion </w:t>
       </w:r>
     </w:p>
@@ -3842,7 +3743,11 @@
         <w:fldChar w:fldCharType="end"/>
       </w:r>
       <w:r>
-        <w:t>. Furthermore, recent evidence by Lechner et al. (2025) posits that "imprecision" represents a core pathophysiological mechanism of schizophrenia, extending down to fundamental temporal processing in the millisecond range</w:t>
+        <w:t xml:space="preserve">. Furthermore, recent evidence by Lechner et al. (2025) posits that </w:t>
+      </w:r>
+      <w:r>
+        <w:lastRenderedPageBreak/>
+        <w:t>"imprecision" represents a core pathophysiological mechanism of schizophrenia, extending down to fundamental temporal processing in the millisecond range</w:t>
       </w:r>
       <w:r>
         <w:fldChar w:fldCharType="begin"/>
@@ -3880,11 +3785,7 @@
         <w:t xml:space="preserve">, </w:t>
       </w:r>
       <w:r>
-        <w:t xml:space="preserve">our computational parameter for </w:t>
-      </w:r>
-      <w:r>
-        <w:lastRenderedPageBreak/>
-        <w:t>choice precision</w:t>
+        <w:t>our computational parameter for choice precision</w:t>
       </w:r>
       <w:r>
         <w:t xml:space="preserve">, </w:t>
@@ -4137,7 +4038,11 @@
         <w:fldChar w:fldCharType="end"/>
       </w:r>
       <w:r>
-        <w:t>. According to this framework, positive symptoms like hallucinations and delusions arise from a fundamental disruption in "precision weighting"</w:t>
+        <w:t xml:space="preserve">. According to this framework, positive symptoms like hallucinations and delusions arise from a fundamental </w:t>
+      </w:r>
+      <w:r>
+        <w:lastRenderedPageBreak/>
+        <w:t>disruption in "precision weighting"</w:t>
       </w:r>
       <w:r>
         <w:t xml:space="preserve">, </w:t>
@@ -4151,11 +4056,7 @@
       </w:r>
       <w:proofErr w:type="gramEnd"/>
       <w:r>
-        <w:t xml:space="preserve">, the patient cannot reliably use that feedback to update </w:t>
-      </w:r>
-      <w:r>
-        <w:lastRenderedPageBreak/>
-        <w:t>their internal models. Consequently, decision-making becomes dominated by fixed, potentially delusional internal narratives, driving the noisy and symptom-bound choice patterns observed in our computational data.</w:t>
+        <w:t>, the patient cannot reliably use that feedback to update their internal models. Consequently, decision-making becomes dominated by fixed, potentially delusional internal narratives, driving the noisy and symptom-bound choice patterns observed in our computational data.</w:t>
       </w:r>
     </w:p>
     <w:p/>
@@ -4258,13 +4159,7 @@
         <w:t>SZ</w:t>
       </w:r>
       <w:r>
-        <w:t xml:space="preserve"> do not merely alter what patients </w:t>
-      </w:r>
-      <w:r>
-        <w:t>learn but</w:t>
-      </w:r>
-      <w:r>
-        <w:t xml:space="preserve"> disrupt the underlying neural precision of the learning mechanism itself, leading to behavior that is detached from environmen</w:t>
+        <w:t xml:space="preserve"> do not merely alter what patients learn but disrupt the underlying neural precision of the learning mechanism itself, leading to behavior that is detached from environmen</w:t>
       </w:r>
       <w:r>
         <w:t>t</w:t>
@@ -4282,7 +4177,7 @@
         </w:rPr>
       </w:pPr>
       <w:r>
-        <w:t>Conclusion</w:t>
+        <w:t>Limitations</w:t>
       </w:r>
     </w:p>
     <w:sectPr>

--- a/writing/Bullettin_submit/Manucsript_V3.docx
+++ b/writing/Bullettin_submit/Manucsript_V3.docx
@@ -5,13 +5,108 @@
     <w:p>
       <w:pPr>
         <w:pStyle w:val="Duz1"/>
+      </w:pPr>
+      <w:r>
+        <w:t>Abstract</w:t>
+      </w:r>
+    </w:p>
+    <w:p>
+      <w:pPr>
+        <w:ind w:left="720" w:hanging="360"/>
+      </w:pPr>
+    </w:p>
+    <w:p>
+      <w:pPr>
+        <w:pStyle w:val="BodyText"/>
+        <w:rPr>
+          <w:rFonts w:ascii="Arial" w:hAnsi="Arial" w:cs="Arial"/>
+          <w:sz w:val="22"/>
+          <w:szCs w:val="22"/>
+        </w:rPr>
+      </w:pPr>
+      <w:r>
+        <w:rPr>
+          <w:rFonts w:ascii="Arial" w:hAnsi="Arial" w:cs="Arial"/>
+          <w:sz w:val="22"/>
+          <w:szCs w:val="22"/>
+        </w:rPr>
+        <w:t>Schizophrenia (SZ) is characterized by profound social cognitive dysfunction, yet the computational and neural mechanisms underlying social reinforcement learning remain poorly understood. We investigated dynamic social learning in patients with SZ (N=29) and healthy controls using an iterative Trust Game during functional magnetic resonance imaging (fMRI). Participant choice behavior was analyzed via a Rescorla-Wagner computational framework to estimate learning rates and decision noise, alongside trial-by-trial prediction errors (PE) for neural analysis. Behaviorally, patients exhibited a profound failure to optimally integrate positive social feedback, characterized by significantly higher decision noise (randomness) and blunted learning rates compared to controls. Crucially, within the patient cohort, this increased choice stochasticity and behavioral imprecision was significantly associated with higher positive symptom severity. These computational impairments operated independently of negative symptom burden or observable social cognitive deficits. At the neural level, while healthy controls robustly engaged canonical reward hubs and visual processing networks to compute social PEs, patients with SZ demonstrated significantly blunted PE-related signaling, particularly within the left lateral occipital cortex and fusiform gyrus. These multimodal findings suggest that patients with SZ experience a fundamental disruption in feedback-driven social belief updating, driven by highly erratic decision-making and altered underlying neural circuitry. This aligns with predictive coding frameworks, suggesting that an inability to properly precision-weight incoming social sensory data drives both behavioral stochasticity and the clinical manifestation of positive psychotic symptoms.</w:t>
+      </w:r>
+    </w:p>
+    <w:p>
+      <w:pPr>
+        <w:pStyle w:val="BodyText"/>
+      </w:pPr>
+      <w:r>
+        <w:rPr>
+          <w:rFonts w:ascii="Arial" w:hAnsi="Arial" w:cs="Arial"/>
+          <w:b/>
+          <w:bCs/>
+          <w:sz w:val="22"/>
+          <w:szCs w:val="22"/>
+        </w:rPr>
+        <w:t>Keywords:</w:t>
+      </w:r>
+      <w:r>
+        <w:rPr>
+          <w:rFonts w:ascii="Arial" w:hAnsi="Arial" w:cs="Arial"/>
+          <w:sz w:val="22"/>
+          <w:szCs w:val="22"/>
+        </w:rPr>
+        <w:t xml:space="preserve"> Schizophrenia, Social Dysfunction, Trust Game, Reinforcement Learning </w:t>
+      </w:r>
+    </w:p>
+    <w:p>
+      <w:pPr>
+        <w:pStyle w:val="Duz1"/>
+      </w:pPr>
+    </w:p>
+    <w:p>
+      <w:pPr>
+        <w:pStyle w:val="Duz1"/>
+      </w:pPr>
+    </w:p>
+    <w:p>
+      <w:pPr>
+        <w:pStyle w:val="Duz1"/>
+      </w:pPr>
+    </w:p>
+    <w:p>
+      <w:pPr>
+        <w:pStyle w:val="Duz1"/>
+      </w:pPr>
+    </w:p>
+    <w:p>
+      <w:pPr>
+        <w:pStyle w:val="Duz1"/>
+      </w:pPr>
+    </w:p>
+    <w:p>
+      <w:pPr>
+        <w:pStyle w:val="Duz1"/>
+      </w:pPr>
+    </w:p>
+    <w:p>
+      <w:pPr>
+        <w:pStyle w:val="BodyText"/>
+        <w:rPr>
+          <w:rFonts w:ascii="Arial" w:hAnsi="Arial" w:cs="Arial"/>
+          <w:sz w:val="22"/>
+          <w:szCs w:val="22"/>
+        </w:rPr>
+      </w:pPr>
+    </w:p>
+    <w:p>
+      <w:pPr>
+        <w:pStyle w:val="Duz1"/>
         <w:numPr>
           <w:ilvl w:val="0"/>
-          <w:numId w:val="2"/>
+          <w:numId w:val="3"/>
         </w:numPr>
       </w:pPr>
       <w:r>
-        <w:t xml:space="preserve">Introduction </w:t>
+        <w:lastRenderedPageBreak/>
+        <w:t>Introduction</w:t>
       </w:r>
     </w:p>
     <w:p>
@@ -29,7 +124,23 @@
           <w:sz w:val="22"/>
           <w:szCs w:val="22"/>
         </w:rPr>
-        <w:t>Social cognitive dysfunction, manifesting as impaired emotion recognition, cue processing and interpersonal reciprocity, is a debilitating core feature of Schizophrenia (SZ) that drives social isolation, relapse and reduced quality of life</w:t>
+        <w:t>Social cognitive dysfunction, manifesting as impaired emotion recognition</w:t>
+      </w:r>
+      <w:r>
+        <w:rPr>
+          <w:rFonts w:ascii="Arial" w:hAnsi="Arial" w:cs="Arial"/>
+          <w:sz w:val="22"/>
+          <w:szCs w:val="22"/>
+        </w:rPr>
+        <w:t xml:space="preserve"> </w:t>
+      </w:r>
+      <w:r>
+        <w:rPr>
+          <w:rFonts w:ascii="Arial" w:hAnsi="Arial" w:cs="Arial"/>
+          <w:sz w:val="22"/>
+          <w:szCs w:val="22"/>
+        </w:rPr>
+        <w:t>and interpersonal reciprocity, is a debilitating core feature of Schizophrenia (SZ) that drives social isolation, relapse and reduced quality of life</w:t>
       </w:r>
       <w:r>
         <w:rPr>
@@ -45,7 +156,7 @@
           <w:sz w:val="22"/>
           <w:szCs w:val="22"/>
         </w:rPr>
-        <w:instrText xml:space="preserve"> ADDIN ZOTERO_ITEM CSL_CITATION {"citationID":"JsVMEAXb","properties":{"formattedCitation":"(1\\uc0\\u8211{}3,5,7,9,11)","plainCitation":"(1–3,5,7,9,11)","noteIndex":0},"citationItems":[{"id":175,"uris":["http://zotero.org/users/9264269/items/TJF6LHYM"],"itemData":{"id":175,"type":"article-journal","abstract":"Major depressive disorder (MDD) represents a grand challenge to human health and society, but the underlying pathophysiological mechanisms remain elusive. Previous neuroimaging studies have suggested that MDD is associated with abnormal interactions and dynamics in two major neural systems including the default mode - salience (DMN-SAL) network and the executive - limbic (EXE-LIM) network, but it is not clear which network plays a central role and which network plays a subordinate role in MDD pathophysiology. To address this question, we refined a newly developed Multiscale Neural Model Inversion (MNMI) framework and applied it to test whether MDD is more affected by impaired circuit interactions in the DMN-SAL network or the EXE-LIM network. The model estimates the directed connection strengths between different neural populations both within and between brain regions based on resting-state fMRI data collected from normal healthy subjects and patients with MDD. Results show that MDD is primarily characterized by abnormal circuit interactions in the EXE-LIM network rather than the DMN-SAL network. Specifically, we observe reduced frontoparietal effective connectivity that potentially contributes to hypoactivity in the dorsolateral prefrontal cortex (dlPFC), and decreased intrinsic inhibition combined with increased excitation from the superior parietal cortex (SPC) that potentially lead to amygdala hyperactivity, together resulting in activation imbalance in the PFC-amygdala circuit that pervades in MDD. Moreover, the model reveals reduced PFC-to-hippocampus excitation but decreased SPC-to-thalamus inhibition in MDD population that potentially lead to hypoactivity in the hippocampus and hyperactivity in the thalamus, consistent with previous experimental data. Overall, our findings provide strong support for the long-standing limbic-cortical dysregulation model in major depression but also offer novel insights into the multiscale pathophysiology of this debilitating disease.","container-title":"NeuroImage. Clinical","DOI":"10.1016/j.nicl.2021.102758","ISSN":"2213-1582","journalAbbreviation":"Neuroimage Clin","language":"eng","page":"102758","PMID":"34284335","PMCID":"PMC8313604","source":"PubMed","title":"Multiscale neural modeling of resting-state fMRI reveals executive-limbic malfunction as a core mechanism in major depressive disorder","volume":"31","author":[{"family":"Li","given":"Guoshi"},{"family":"Liu","given":"Yujie"},{"family":"Zheng","given":"Yanting"},{"family":"Wu","given":"Ye"},{"family":"Li","given":"Danian"},{"family":"Liang","given":"Xinyu"},{"family":"Chen","given":"Yaoping"},{"family":"Cui","given":"Ying"},{"family":"Yap","given":"Pew-Thian"},{"family":"Qiu","given":"Shijun"},{"family":"Zhang","given":"Han"},{"family":"Shen","given":"Dinggang"}],"issued":{"date-parts":[["2021"]]}}},{"id":4863,"uris":["http://zotero.org/users/9264269/items/ZFKLPADL"],"itemData":{"id":4863,"type":"article-journal","container-title":"JAMA Psychiatry","DOI":"10.1001/jamapsychiatry.2017.2228","ISSN":"2168-622X","issue":"9","journalAbbreviation":"JAMA Psychiatry","language":"en","note":"number: 9","page":"958","source":"DOI.org (Crossref)","title":"Association of White Matter With Core Cognitive Deficits in Patients With Schizophrenia","volume":"74","author":[{"family":"Kochunov","given":"Peter"},{"family":"Coyle","given":"Thomas R."},{"family":"Rowland","given":"Laura M."},{"family":"Jahanshad","given":"Neda"},{"family":"Thompson","given":"Paul M."},{"family":"Kelly","given":"Sinead"},{"family":"Du","given":"Xiaoming"},{"family":"Sampath","given":"Hemalatha"},{"family":"Bruce","given":"Heather"},{"family":"Chiappelli","given":"Joshua"},{"family":"Ryan","given":"Meghann"},{"family":"Fisseha","given":"Feven"},{"family":"Savransky","given":"Anya"},{"family":"Adhikari","given":"Bhim"},{"family":"Chen","given":"Shuo"},{"family":"Paciga","given":"Sara A."},{"family":"Whelan","given":"Christopher D."},{"family":"Xie","given":"Zhiyong"},{"family":"Hyde","given":"Craig L."},{"family":"Chen","given":"Xing"},{"family":"Schubert","given":"Christian R."},{"family":"O’Donnell","given":"Patricio"},{"family":"Hong","given":"L. Elliot"}],"issued":{"date-parts":[["2017",9,1]]}}},{"id":4871,"uris":["http://zotero.org/users/9264269/items/NTVEJGXE"],"itemData":{"id":4871,"type":"article-journal","container-title":"Quality of Life Research","DOI":"10.1007/s11136-015-1019-2","ISSN":"0962-9343, 1573-2649","issue":"11","journalAbbreviation":"Qual Life Res","language":"en","note":"number: 11","page":"2753-2760","source":"DOI.org (Crossref)","title":"Subjective perceptions of cognitive deficits and their influences on quality of life among patients with schizophrenia","volume":"24","author":[{"family":"Caqueo-Urízar","given":"Alejandra"},{"family":"Boyer","given":"Laurent"},{"family":"Baumstarck","given":"Karine"},{"family":"Gilman","given":"Stephen E."}],"issued":{"date-parts":[["2015",11]]}}},{"id":4855,"uris":["http://zotero.org/users/9264269/items/AL2JHC8H"],"itemData":{"id":4855,"type":"article-journal","container-title":"Neuropsychopharmacology","DOI":"10.1038/npp.2010.156","ISSN":"0893-133X, 1740-634X","issue":"1","journalAbbreviation":"Neuropsychopharmacol","language":"en","license":"http://www.springer.com/tdm","note":"number: 1","page":"316-338","source":"DOI.org (Crossref)","title":"Cognitive Control Deficits in Schizophrenia: Mechanisms and Meaning","title-short":"Cognitive Control Deficits in Schizophrenia","volume":"36","author":[{"family":"Lesh","given":"Tyler A"},{"family":"Niendam","given":"Tara A"},{"family":"Minzenberg","given":"Michael J"},{"family":"Carter","given":"Cameron S"}],"issued":{"date-parts":[["2011",1]]}}},{"id":4830,"uris":["http://zotero.org/users/9264269/items/7USENFRU"],"itemData":{"id":4830,"type":"article-journal","container-title":"Clinical Psychopharmacology and Neuroscience","DOI":"10.9758/cpn.2018.16.1.7","ISSN":"1738-1088, 2093-4327","issue":"1","journalAbbreviation":"Clin Psychopharmacol Neurosci","language":"en","note":"number: 1","page":"7-17","source":"DOI.org (Crossref)","title":"Cognitive Deficits in Schizophrenia: Understanding the Biological Correlates and Remediation Strategies","title-short":"Cognitive Deficits in Schizophrenia","volume":"16","author":[{"family":"Tripathi","given":"Adarsh"},{"family":"Kar","given":"Sujita Kumar"},{"family":"Shukla","given":"Rashmi"}],"issued":{"date-parts":[["2018",2,28]]}}},{"id":4916,"uris":["http://zotero.org/users/9264269/items/KZGVQ46F"],"itemData":{"id":4916,"type":"article-journal","container-title":"Schizophrenia Research","DOI":"10.1016/j.schres.2005.03.001","ISSN":"0920-9964","issue":"2-3","language":"en","license":"https://www.elsevier.com/tdm/userlicense/1.0/","page":"343-353","publisher":"Elsevier BV","source":"Crossref","title":"Cognitive predictors of psychosocial functioning outcome in schizophrenia: A follow-up study of subjects participating in a rehabilitation program","title-short":"Cognitive predictors of psychosocial functioning outcome in schizophrenia","volume":"77","author":[{"family":"Prouteau","given":"Antoinette"},{"family":"Verdoux","given":"Hélène"},{"family":"Briand","given":"Catherine"},{"family":"Lesage","given":"Alain"},{"family":"Lalonde","given":"Pierre"},{"family":"Nicole","given":"Luc"},{"family":"Reinharz","given":"Daniel"},{"family":"Stip","given":"Emmanuel"}],"issued":{"date-parts":[["2005",9]]}}},{"id":4869,"uris":["http://zotero.org/users/9264269/items/IBGXY36U"],"itemData":{"id":4869,"type":"article-journal","container-title":"Journal of Affective Disorders","DOI":"10.1016/j.jad.2019.05.063","ISSN":"01650327","journalAbbreviation":"Journal of Affective Disorders","language":"en","page":"164-175","source":"DOI.org (Crossref)","title":"Effects of depression and cognitive impairment on quality of life in older adults with schizophrenia spectrum disorder: Results from a multicenter study","title-short":"Effects of depression and cognitive impairment on quality of life in older adults with schizophrenia spectrum disorder","volume":"256","author":[{"family":"Pascal De Raykeer","given":"Rachel"},{"family":"Hoertel","given":"Nicolas"},{"family":"Blanco","given":"Carlos"},{"family":"Lavaud","given":"Pierre"},{"family":"Kaladjian","given":"Arthur"},{"family":"Blumenstock","given":"Yvonne"},{"family":"Cuervo-Lombard","given":"Christine-Vanessa"},{"family":"Peyre","given":"Hugo"},{"family":"Lemogne","given":"Cédric"},{"family":"Limosin","given":"Frédéric"},{"family":"Adès","given":"J."},{"family":"Alezrah","given":"C."},{"family":"Amado","given":"I."},{"family":"Amar","given":"G."},{"family":"Andréi","given":"O."},{"family":"Arbault","given":"D."},{"family":"Archambault","given":"G."},{"family":"Aurifeuille","given":"G."},{"family":"Barrière","given":"S."},{"family":"Béra-Potelle","given":"C."},{"family":"Blumenstock","given":"Y."},{"family":"Bardou","given":"H."},{"family":"Bareil-Guérin","given":"M."},{"family":"Barrau","given":"P."},{"family":"Barrouillet","given":"C."},{"family":"Baup","given":"E."},{"family":"Bazin","given":"N."},{"family":"Beaufils","given":"B."},{"family":"Ben Ayed","given":"J."},{"family":"Benoit","given":"M."},{"family":"Benyacoub","given":"K."},{"family":"Bichet","given":"T."},{"family":"Blanadet","given":"F."},{"family":"Blanc","given":"O."},{"family":"Blanc-Comiti","given":"J."},{"family":"Boussiron","given":"D."},{"family":"Bouysse","given":"A.M."},{"family":"Brochard","given":"A."},{"family":"Brochart","given":"O."},{"family":"Bucheron","given":"B."},{"family":"Cabot","given":"M."},{"family":"Camus","given":"V."},{"family":"Chabannes","given":"J.M."},{"family":"Charlot","given":"V."},{"family":"Charpeaud","given":"T."},{"family":"Clad-Mor","given":"C."},{"family":"Combes","given":"C."},{"family":"Comisu","given":"M."},{"family":"Cordier","given":"B."},{"family":"Costi","given":"F."},{"family":"Courcelles","given":"J.P."},{"family":"Creixell","given":"M."},{"family":"Cuche","given":"H."},{"family":"Cuervo-Lombard","given":"C."},{"family":"Dammak","given":"A."},{"family":"Da Rin","given":"D."},{"family":"Denis","given":"J.B."},{"family":"Denizot","given":"H."},{"family":"Deperthuis","given":"A."},{"family":"Diers","given":"E."},{"family":"Dirami","given":"S."},{"family":"Donneau","given":"D."},{"family":"Dreano","given":"P."},{"family":"Dubertret","given":"C."},{"family":"Duprat","given":"E."},{"family":"Duthoit","given":"D."},{"family":"Fernandez","given":"C."},{"family":"Fonfrede","given":"P."},{"family":"Freitas","given":"N."},{"family":"Gasnier","given":"P."},{"family":"Gauillard","given":"J."},{"family":"Getten","given":"F."},{"family":"Gierski","given":"F."},{"family":"Godart","given":"F."},{"family":"Gourevitch","given":"R."},{"family":"Grassin Delyle","given":"A."},{"family":"Gremion","given":"J."},{"family":"Gres","given":"H."},{"family":"Griner","given":"V."},{"family":"Guerin-Langlois","given":"C."},{"family":"Guggiari","given":"C."},{"family":"Guillin","given":"O."},{"family":"Hadaoui","given":"H."},{"family":"Haffen","given":"E."},{"family":"Hanon","given":"C."},{"family":"Haouzir","given":"S."},{"family":"Hazif-Thomas","given":"C."},{"family":"Heron","given":"A."},{"family":"Hoertel","given":"N."},{"family":"Hubsch","given":"B."},{"family":"Jalenques","given":"I."},{"family":"Januel","given":"D."},{"family":"Kaladjian","given":"A."},{"family":"Karnycheff","given":"J.F."},{"family":"Kebir","given":"O."},{"family":"Krebs","given":"M.O."},{"family":"Lajugie","given":"C."},{"family":"Leboyer","given":"M."},{"family":"Legrand","given":"P."},{"family":"Lejoyeux","given":"M."},{"family":"Lemaire","given":"V."},{"family":"Leroy","given":"E."},{"family":"Levy-Chavagnat","given":"D."},{"family":"Leydier","given":"A."},{"family":"Liling","given":"C."},{"family":"Limosin","given":"F."},{"family":"Llorca","given":"P.M."},{"family":"Loeffel","given":"P."},{"family":"Louville","given":"P."},{"family":"Lucas Navarro","given":"S."},{"family":"Mages","given":"N."},{"family":"Mahi","given":"M."},{"family":"Maillet","given":"O."},{"family":"Manetti","given":"A."},{"family":"Martelli","given":"C."},{"family":"Martin","given":"P."},{"family":"Masson","given":"M."},{"family":"Maurs-Ferrer","given":"I."},{"family":"Mauvieux","given":"J."},{"family":"Mazmanian","given":"S."},{"family":"Mechin","given":"E."},{"family":"Mekaoui","given":"L."},{"family":"Meniai","given":"M."},{"family":"Metton","given":"A."},{"family":"Mihoubi","given":"A."},{"family":"Miron","given":"M."},{"family":"Mora","given":"G."},{"family":"Niro Adès","given":"V."},{"family":"Nubukpo","given":"P."},{"family":"Omnes","given":"C."},{"family":"Papin","given":"S."},{"family":"Paris","given":"P."},{"family":"Passerieux","given":"C."},{"family":"Pellerin","given":"J."},{"family":"Perlbarg","given":"J."},{"family":"Perron","given":"S."},{"family":"Petit","given":"A."},{"family":"Petitjean","given":"F."},{"family":"Portefaix","given":"C."},{"family":"Pringuey","given":"D."},{"family":"Radtchenko","given":"A."},{"family":"Rahiou","given":"H."},{"family":"Raucher-Chéné","given":"D."},{"family":"Rauzy","given":"A."},{"family":"Reinheimer","given":"L."},{"family":"Renard","given":"M."},{"family":"René","given":"M."},{"family":"Rengade","given":"C.E."},{"family":"Reynaud","given":"P."},{"family":"Robin","given":"D."},{"family":"Rodrigues","given":"C."},{"family":"Rollet","given":"A."},{"family":"Rondepierre","given":"F."},{"family":"Rousselot","given":"B."},{"family":"Rubingher","given":"S."},{"family":"Saba","given":"G."},{"family":"Salvarelli","given":"J.P."},{"family":"Samuelian","given":"J.C."},{"family":"Scemama-Ammar","given":"C."},{"family":"Schurhoff","given":"F."},{"family":"Schuster","given":"J.P."},{"family":"Sechter","given":"D."},{"family":"Segalas","given":"B."},{"family":"Seguret","given":"T."},{"family":"Seigneurie","given":"A.S."},{"family":"Semmak","given":"A."},{"family":"Slama","given":"F."},{"family":"Taisne","given":"S."},{"family":"Taleb","given":"M."},{"family":"Terra","given":"J.L."},{"family":"Thefenne","given":"D."},{"family":"Tran","given":"E."},{"family":"Tourtauchaux","given":"R."},{"family":"Vacheron","given":"M.N."},{"family":"Vandel","given":"P."},{"family":"Vanhoucke","given":"V."},{"family":"Venet","given":"E."},{"family":"Verdoux","given":"H."},{"family":"Viala","given":"A."},{"family":"Vidon","given":"G."},{"family":"Vitre","given":"M."},{"family":"Vurpas","given":"J.L."},{"family":"Wagermez","given":"C."},{"family":"Walter","given":"M."},{"family":"Yon","given":"L."},{"family":"Zendjidjian","given":"X."}],"issued":{"date-parts":[["2019",9]]}}}],"schema":"https://github.com/citation-style-language/schema/raw/master/csl-citation.json"} </w:instrText>
+        <w:instrText xml:space="preserve"> ADDIN ZOTERO_ITEM CSL_CITATION {"citationID":"JsVMEAXb","properties":{"formattedCitation":"(1\\uc0\\u8211{}7)","plainCitation":"(1–7)","noteIndex":0},"citationItems":[{"id":175,"uris":["http://zotero.org/users/9264269/items/TJF6LHYM"],"itemData":{"id":175,"type":"article-journal","abstract":"Major depressive disorder (MDD) represents a grand challenge to human health and society, but the underlying pathophysiological mechanisms remain elusive. Previous neuroimaging studies have suggested that MDD is associated with abnormal interactions and dynamics in two major neural systems including the default mode - salience (DMN-SAL) network and the executive - limbic (EXE-LIM) network, but it is not clear which network plays a central role and which network plays a subordinate role in MDD pathophysiology. To address this question, we refined a newly developed Multiscale Neural Model Inversion (MNMI) framework and applied it to test whether MDD is more affected by impaired circuit interactions in the DMN-SAL network or the EXE-LIM network. The model estimates the directed connection strengths between different neural populations both within and between brain regions based on resting-state fMRI data collected from normal healthy subjects and patients with MDD. Results show that MDD is primarily characterized by abnormal circuit interactions in the EXE-LIM network rather than the DMN-SAL network. Specifically, we observe reduced frontoparietal effective connectivity that potentially contributes to hypoactivity in the dorsolateral prefrontal cortex (dlPFC), and decreased intrinsic inhibition combined with increased excitation from the superior parietal cortex (SPC) that potentially lead to amygdala hyperactivity, together resulting in activation imbalance in the PFC-amygdala circuit that pervades in MDD. Moreover, the model reveals reduced PFC-to-hippocampus excitation but decreased SPC-to-thalamus inhibition in MDD population that potentially lead to hypoactivity in the hippocampus and hyperactivity in the thalamus, consistent with previous experimental data. Overall, our findings provide strong support for the long-standing limbic-cortical dysregulation model in major depression but also offer novel insights into the multiscale pathophysiology of this debilitating disease.","container-title":"NeuroImage. Clinical","DOI":"10.1016/j.nicl.2021.102758","ISSN":"2213-1582","journalAbbreviation":"Neuroimage Clin","language":"eng","page":"102758","PMID":"34284335","PMCID":"PMC8313604","source":"PubMed","title":"Multiscale neural modeling of resting-state fMRI reveals executive-limbic malfunction as a core mechanism in major depressive disorder","volume":"31","author":[{"family":"Li","given":"Guoshi"},{"family":"Liu","given":"Yujie"},{"family":"Zheng","given":"Yanting"},{"family":"Wu","given":"Ye"},{"family":"Li","given":"Danian"},{"family":"Liang","given":"Xinyu"},{"family":"Chen","given":"Yaoping"},{"family":"Cui","given":"Ying"},{"family":"Yap","given":"Pew-Thian"},{"family":"Qiu","given":"Shijun"},{"family":"Zhang","given":"Han"},{"family":"Shen","given":"Dinggang"}],"issued":{"date-parts":[["2021"]]}}},{"id":4863,"uris":["http://zotero.org/users/9264269/items/ZFKLPADL"],"itemData":{"id":4863,"type":"article-journal","container-title":"JAMA Psychiatry","DOI":"10.1001/jamapsychiatry.2017.2228","ISSN":"2168-622X","issue":"9","journalAbbreviation":"JAMA Psychiatry","language":"en","note":"number: 9","page":"958","source":"DOI.org (Crossref)","title":"Association of White Matter With Core Cognitive Deficits in Patients With Schizophrenia","volume":"74","author":[{"family":"Kochunov","given":"Peter"},{"family":"Coyle","given":"Thomas R."},{"family":"Rowland","given":"Laura M."},{"family":"Jahanshad","given":"Neda"},{"family":"Thompson","given":"Paul M."},{"family":"Kelly","given":"Sinead"},{"family":"Du","given":"Xiaoming"},{"family":"Sampath","given":"Hemalatha"},{"family":"Bruce","given":"Heather"},{"family":"Chiappelli","given":"Joshua"},{"family":"Ryan","given":"Meghann"},{"family":"Fisseha","given":"Feven"},{"family":"Savransky","given":"Anya"},{"family":"Adhikari","given":"Bhim"},{"family":"Chen","given":"Shuo"},{"family":"Paciga","given":"Sara A."},{"family":"Whelan","given":"Christopher D."},{"family":"Xie","given":"Zhiyong"},{"family":"Hyde","given":"Craig L."},{"family":"Chen","given":"Xing"},{"family":"Schubert","given":"Christian R."},{"family":"O’Donnell","given":"Patricio"},{"family":"Hong","given":"L. Elliot"}],"issued":{"date-parts":[["2017",9,1]]}}},{"id":4871,"uris":["http://zotero.org/users/9264269/items/NTVEJGXE"],"itemData":{"id":4871,"type":"article-journal","container-title":"Quality of Life Research","DOI":"10.1007/s11136-015-1019-2","ISSN":"0962-9343, 1573-2649","issue":"11","journalAbbreviation":"Qual Life Res","language":"en","note":"number: 11","page":"2753-2760","source":"DOI.org (Crossref)","title":"Subjective perceptions of cognitive deficits and their influences on quality of life among patients with schizophrenia","volume":"24","author":[{"family":"Caqueo-Urízar","given":"Alejandra"},{"family":"Boyer","given":"Laurent"},{"family":"Baumstarck","given":"Karine"},{"family":"Gilman","given":"Stephen E."}],"issued":{"date-parts":[["2015",11]]}}},{"id":4855,"uris":["http://zotero.org/users/9264269/items/AL2JHC8H"],"itemData":{"id":4855,"type":"article-journal","container-title":"Neuropsychopharmacology","DOI":"10.1038/npp.2010.156","ISSN":"0893-133X, 1740-634X","issue":"1","journalAbbreviation":"Neuropsychopharmacol","language":"en","license":"http://www.springer.com/tdm","note":"number: 1","page":"316-338","source":"DOI.org (Crossref)","title":"Cognitive Control Deficits in Schizophrenia: Mechanisms and Meaning","title-short":"Cognitive Control Deficits in Schizophrenia","volume":"36","author":[{"family":"Lesh","given":"Tyler A"},{"family":"Niendam","given":"Tara A"},{"family":"Minzenberg","given":"Michael J"},{"family":"Carter","given":"Cameron S"}],"issued":{"date-parts":[["2011",1]]}}},{"id":4830,"uris":["http://zotero.org/users/9264269/items/7USENFRU"],"itemData":{"id":4830,"type":"article-journal","container-title":"Clinical Psychopharmacology and Neuroscience","DOI":"10.9758/cpn.2018.16.1.7","ISSN":"1738-1088, 2093-4327","issue":"1","journalAbbreviation":"Clin Psychopharmacol Neurosci","language":"en","note":"number: 1","page":"7-17","source":"DOI.org (Crossref)","title":"Cognitive Deficits in Schizophrenia: Understanding the Biological Correlates and Remediation Strategies","title-short":"Cognitive Deficits in Schizophrenia","volume":"16","author":[{"family":"Tripathi","given":"Adarsh"},{"family":"Kar","given":"Sujita Kumar"},{"family":"Shukla","given":"Rashmi"}],"issued":{"date-parts":[["2018",2,28]]}}},{"id":4916,"uris":["http://zotero.org/users/9264269/items/KZGVQ46F"],"itemData":{"id":4916,"type":"article-journal","container-title":"Schizophrenia Research","DOI":"10.1016/j.schres.2005.03.001","ISSN":"0920-9964","issue":"2-3","language":"en","license":"https://www.elsevier.com/tdm/userlicense/1.0/","page":"343-353","publisher":"Elsevier BV","source":"Crossref","title":"Cognitive predictors of psychosocial functioning outcome in schizophrenia: A follow-up study of subjects participating in a rehabilitation program","title-short":"Cognitive predictors of psychosocial functioning outcome in schizophrenia","volume":"77","author":[{"family":"Prouteau","given":"Antoinette"},{"family":"Verdoux","given":"Hélène"},{"family":"Briand","given":"Catherine"},{"family":"Lesage","given":"Alain"},{"family":"Lalonde","given":"Pierre"},{"family":"Nicole","given":"Luc"},{"family":"Reinharz","given":"Daniel"},{"family":"Stip","given":"Emmanuel"}],"issued":{"date-parts":[["2005",9]]}}},{"id":4869,"uris":["http://zotero.org/users/9264269/items/IBGXY36U"],"itemData":{"id":4869,"type":"article-journal","container-title":"Journal of Affective Disorders","DOI":"10.1016/j.jad.2019.05.063","ISSN":"01650327","journalAbbreviation":"Journal of Affective Disorders","language":"en","page":"164-175","source":"DOI.org (Crossref)","title":"Effects of depression and cognitive impairment on quality of life in older adults with schizophrenia spectrum disorder: Results from a multicenter study","title-short":"Effects of depression and cognitive impairment on quality of life in older adults with schizophrenia spectrum disorder","volume":"256","author":[{"family":"Pascal De Raykeer","given":"Rachel"},{"family":"Hoertel","given":"Nicolas"},{"family":"Blanco","given":"Carlos"},{"family":"Lavaud","given":"Pierre"},{"family":"Kaladjian","given":"Arthur"},{"family":"Blumenstock","given":"Yvonne"},{"family":"Cuervo-Lombard","given":"Christine-Vanessa"},{"family":"Peyre","given":"Hugo"},{"family":"Lemogne","given":"Cédric"},{"family":"Limosin","given":"Frédéric"},{"family":"Adès","given":"J."},{"family":"Alezrah","given":"C."},{"family":"Amado","given":"I."},{"family":"Amar","given":"G."},{"family":"Andréi","given":"O."},{"family":"Arbault","given":"D."},{"family":"Archambault","given":"G."},{"family":"Aurifeuille","given":"G."},{"family":"Barrière","given":"S."},{"family":"Béra-Potelle","given":"C."},{"family":"Blumenstock","given":"Y."},{"family":"Bardou","given":"H."},{"family":"Bareil-Guérin","given":"M."},{"family":"Barrau","given":"P."},{"family":"Barrouillet","given":"C."},{"family":"Baup","given":"E."},{"family":"Bazin","given":"N."},{"family":"Beaufils","given":"B."},{"family":"Ben Ayed","given":"J."},{"family":"Benoit","given":"M."},{"family":"Benyacoub","given":"K."},{"family":"Bichet","given":"T."},{"family":"Blanadet","given":"F."},{"family":"Blanc","given":"O."},{"family":"Blanc-Comiti","given":"J."},{"family":"Boussiron","given":"D."},{"family":"Bouysse","given":"A.M."},{"family":"Brochard","given":"A."},{"family":"Brochart","given":"O."},{"family":"Bucheron","given":"B."},{"family":"Cabot","given":"M."},{"family":"Camus","given":"V."},{"family":"Chabannes","given":"J.M."},{"family":"Charlot","given":"V."},{"family":"Charpeaud","given":"T."},{"family":"Clad-Mor","given":"C."},{"family":"Combes","given":"C."},{"family":"Comisu","given":"M."},{"family":"Cordier","given":"B."},{"family":"Costi","given":"F."},{"family":"Courcelles","given":"J.P."},{"family":"Creixell","given":"M."},{"family":"Cuche","given":"H."},{"family":"Cuervo-Lombard","given":"C."},{"family":"Dammak","given":"A."},{"family":"Da Rin","given":"D."},{"family":"Denis","given":"J.B."},{"family":"Denizot","given":"H."},{"family":"Deperthuis","given":"A."},{"family":"Diers","given":"E."},{"family":"Dirami","given":"S."},{"family":"Donneau","given":"D."},{"family":"Dreano","given":"P."},{"family":"Dubertret","given":"C."},{"family":"Duprat","given":"E."},{"family":"Duthoit","given":"D."},{"family":"Fernandez","given":"C."},{"family":"Fonfrede","given":"P."},{"family":"Freitas","given":"N."},{"family":"Gasnier","given":"P."},{"family":"Gauillard","given":"J."},{"family":"Getten","given":"F."},{"family":"Gierski","given":"F."},{"family":"Godart","given":"F."},{"family":"Gourevitch","given":"R."},{"family":"Grassin Delyle","given":"A."},{"family":"Gremion","given":"J."},{"family":"Gres","given":"H."},{"family":"Griner","given":"V."},{"family":"Guerin-Langlois","given":"C."},{"family":"Guggiari","given":"C."},{"family":"Guillin","given":"O."},{"family":"Hadaoui","given":"H."},{"family":"Haffen","given":"E."},{"family":"Hanon","given":"C."},{"family":"Haouzir","given":"S."},{"family":"Hazif-Thomas","given":"C."},{"family":"Heron","given":"A."},{"family":"Hoertel","given":"N."},{"family":"Hubsch","given":"B."},{"family":"Jalenques","given":"I."},{"family":"Januel","given":"D."},{"family":"Kaladjian","given":"A."},{"family":"Karnycheff","given":"J.F."},{"family":"Kebir","given":"O."},{"family":"Krebs","given":"M.O."},{"family":"Lajugie","given":"C."},{"family":"Leboyer","given":"M."},{"family":"Legrand","given":"P."},{"family":"Lejoyeux","given":"M."},{"family":"Lemaire","given":"V."},{"family":"Leroy","given":"E."},{"family":"Levy-Chavagnat","given":"D."},{"family":"Leydier","given":"A."},{"family":"Liling","given":"C."},{"family":"Limosin","given":"F."},{"family":"Llorca","given":"P.M."},{"family":"Loeffel","given":"P."},{"family":"Louville","given":"P."},{"family":"Lucas Navarro","given":"S."},{"family":"Mages","given":"N."},{"family":"Mahi","given":"M."},{"family":"Maillet","given":"O."},{"family":"Manetti","given":"A."},{"family":"Martelli","given":"C."},{"family":"Martin","given":"P."},{"family":"Masson","given":"M."},{"family":"Maurs-Ferrer","given":"I."},{"family":"Mauvieux","given":"J."},{"family":"Mazmanian","given":"S."},{"family":"Mechin","given":"E."},{"family":"Mekaoui","given":"L."},{"family":"Meniai","given":"M."},{"family":"Metton","given":"A."},{"family":"Mihoubi","given":"A."},{"family":"Miron","given":"M."},{"family":"Mora","given":"G."},{"family":"Niro Adès","given":"V."},{"family":"Nubukpo","given":"P."},{"family":"Omnes","given":"C."},{"family":"Papin","given":"S."},{"family":"Paris","given":"P."},{"family":"Passerieux","given":"C."},{"family":"Pellerin","given":"J."},{"family":"Perlbarg","given":"J."},{"family":"Perron","given":"S."},{"family":"Petit","given":"A."},{"family":"Petitjean","given":"F."},{"family":"Portefaix","given":"C."},{"family":"Pringuey","given":"D."},{"family":"Radtchenko","given":"A."},{"family":"Rahiou","given":"H."},{"family":"Raucher-Chéné","given":"D."},{"family":"Rauzy","given":"A."},{"family":"Reinheimer","given":"L."},{"family":"Renard","given":"M."},{"family":"René","given":"M."},{"family":"Rengade","given":"C.E."},{"family":"Reynaud","given":"P."},{"family":"Robin","given":"D."},{"family":"Rodrigues","given":"C."},{"family":"Rollet","given":"A."},{"family":"Rondepierre","given":"F."},{"family":"Rousselot","given":"B."},{"family":"Rubingher","given":"S."},{"family":"Saba","given":"G."},{"family":"Salvarelli","given":"J.P."},{"family":"Samuelian","given":"J.C."},{"family":"Scemama-Ammar","given":"C."},{"family":"Schurhoff","given":"F."},{"family":"Schuster","given":"J.P."},{"family":"Sechter","given":"D."},{"family":"Segalas","given":"B."},{"family":"Seguret","given":"T."},{"family":"Seigneurie","given":"A.S."},{"family":"Semmak","given":"A."},{"family":"Slama","given":"F."},{"family":"Taisne","given":"S."},{"family":"Taleb","given":"M."},{"family":"Terra","given":"J.L."},{"family":"Thefenne","given":"D."},{"family":"Tran","given":"E."},{"family":"Tourtauchaux","given":"R."},{"family":"Vacheron","given":"M.N."},{"family":"Vandel","given":"P."},{"family":"Vanhoucke","given":"V."},{"family":"Venet","given":"E."},{"family":"Verdoux","given":"H."},{"family":"Viala","given":"A."},{"family":"Vidon","given":"G."},{"family":"Vitre","given":"M."},{"family":"Vurpas","given":"J.L."},{"family":"Wagermez","given":"C."},{"family":"Walter","given":"M."},{"family":"Yon","given":"L."},{"family":"Zendjidjian","given":"X."}],"issued":{"date-parts":[["2019",9]]}}}],"schema":"https://github.com/citation-style-language/schema/raw/master/csl-citation.json"} </w:instrText>
       </w:r>
       <w:r>
         <w:rPr>
@@ -60,7 +171,7 @@
           <w:rFonts w:ascii="Arial" w:eastAsiaTheme="minorHAnsi" w:hAnsi="Arial" w:cs="Arial"/>
           <w:sz w:val="22"/>
         </w:rPr>
-        <w:t>(1–3,5,7,9,11)</w:t>
+        <w:t>(1–7)</w:t>
       </w:r>
       <w:r>
         <w:rPr>
@@ -108,7 +219,7 @@
           <w:sz w:val="22"/>
           <w:szCs w:val="22"/>
         </w:rPr>
-        <w:instrText xml:space="preserve"> ADDIN ZOTERO_ITEM CSL_CITATION {"citationID":"KKY4ruzb","properties":{"formattedCitation":"(4,6)","plainCitation":"(4,6)","noteIndex":0},"citationItems":[{"id":4914,"uris":["http://zotero.org/users/9264269/items/M4I59CLX"],"itemData":{"id":4914,"type":"article-journal","container-title":"Schizophrenia Bulletin","DOI":"10.1093/schbul/sbn045","ISSN":"0586-7614, 1745-1701","issue":"4","language":"en","page":"670-672","publisher":"Oxford University Press (OUP)","source":"Crossref","title":"Social Cognition in Schizophrenia","volume":"34","author":[{"family":"Green","given":"M. F."},{"family":"Leitman","given":"D. I."}],"issued":{"date-parts":[["2007",11,21]]}}},{"id":4917,"uris":["http://zotero.org/users/9264269/items/RBUFUNRJ"],"itemData":{"id":4917,"type":"article-journal","container-title":"Games and Economic Behavior","DOI":"10.1006/game.1995.1027","ISSN":"0899-8256","issue":"1","language":"en","license":"https://www.elsevier.com/tdm/userlicense/1.0/","page":"122-142","publisher":"Elsevier BV","source":"Crossref","title":"Trust, Reciprocity, and Social History","volume":"10","author":[{"family":"Berg","given":"Joyce"},{"family":"Dickhaut","given":"John"},{"family":"McCabe","given":"Kevin"}],"issued":{"date-parts":[["1995",7]]}}}],"schema":"https://github.com/citation-style-language/schema/raw/master/csl-citation.json"} </w:instrText>
+        <w:instrText xml:space="preserve"> ADDIN ZOTERO_ITEM CSL_CITATION {"citationID":"KKY4ruzb","properties":{"formattedCitation":"(8,9)","plainCitation":"(8,9)","noteIndex":0},"citationItems":[{"id":4914,"uris":["http://zotero.org/users/9264269/items/M4I59CLX"],"itemData":{"id":4914,"type":"article-journal","container-title":"Schizophrenia Bulletin","DOI":"10.1093/schbul/sbn045","ISSN":"0586-7614, 1745-1701","issue":"4","language":"en","page":"670-672","publisher":"Oxford University Press (OUP)","source":"Crossref","title":"Social Cognition in Schizophrenia","volume":"34","author":[{"family":"Green","given":"M. F."},{"family":"Leitman","given":"D. I."}],"issued":{"date-parts":[["2007",11,21]]}}},{"id":4917,"uris":["http://zotero.org/users/9264269/items/RBUFUNRJ"],"itemData":{"id":4917,"type":"article-journal","container-title":"Games and Economic Behavior","DOI":"10.1006/game.1995.1027","ISSN":"0899-8256","issue":"1","language":"en","license":"https://www.elsevier.com/tdm/userlicense/1.0/","page":"122-142","publisher":"Elsevier BV","source":"Crossref","title":"Trust, Reciprocity, and Social History","volume":"10","author":[{"family":"Berg","given":"Joyce"},{"family":"Dickhaut","given":"John"},{"family":"McCabe","given":"Kevin"}],"issued":{"date-parts":[["1995",7]]}}}],"schema":"https://github.com/citation-style-language/schema/raw/master/csl-citation.json"} </w:instrText>
       </w:r>
       <w:r>
         <w:rPr>
@@ -125,7 +236,7 @@
           <w:sz w:val="22"/>
           <w:szCs w:val="22"/>
         </w:rPr>
-        <w:t>(4,6)</w:t>
+        <w:t>(8,9)</w:t>
       </w:r>
       <w:r>
         <w:rPr>
@@ -152,7 +263,287 @@
         </w:rPr>
         <w:t xml:space="preserve"> </w:t>
       </w:r>
-    </w:p>
+      <w:r>
+        <w:rPr>
+          <w:rFonts w:ascii="Arial" w:hAnsi="Arial" w:cs="Arial"/>
+          <w:sz w:val="22"/>
+          <w:szCs w:val="22"/>
+        </w:rPr>
+        <w:t xml:space="preserve">Previous studies demonstrate that </w:t>
+      </w:r>
+      <w:r>
+        <w:rPr>
+          <w:rFonts w:ascii="Arial" w:hAnsi="Arial" w:cs="Arial"/>
+          <w:sz w:val="22"/>
+          <w:szCs w:val="22"/>
+        </w:rPr>
+        <w:t>SZ</w:t>
+      </w:r>
+      <w:r>
+        <w:rPr>
+          <w:rFonts w:ascii="Arial" w:hAnsi="Arial" w:cs="Arial"/>
+          <w:sz w:val="22"/>
+          <w:szCs w:val="22"/>
+        </w:rPr>
+        <w:t xml:space="preserve"> fail to utilize basic 'win-stay/loss-shift' heuristics; specifically invest</w:t>
+      </w:r>
+      <w:r>
+        <w:rPr>
+          <w:rFonts w:ascii="Arial" w:hAnsi="Arial" w:cs="Arial"/>
+          <w:sz w:val="22"/>
+          <w:szCs w:val="22"/>
+        </w:rPr>
+        <w:t>ing</w:t>
+      </w:r>
+      <w:r>
+        <w:rPr>
+          <w:rFonts w:ascii="Arial" w:hAnsi="Arial" w:cs="Arial"/>
+          <w:sz w:val="22"/>
+          <w:szCs w:val="22"/>
+        </w:rPr>
+        <w:t xml:space="preserve"> significantly less than controls when interacting with a cooperative partner, despite showing no difference when playing with a deceptive partner</w:t>
+      </w:r>
+      <w:r>
+        <w:rPr>
+          <w:rFonts w:ascii="Arial" w:hAnsi="Arial" w:cs="Arial"/>
+          <w:sz w:val="22"/>
+          <w:szCs w:val="22"/>
+          <w:highlight w:val="white"/>
+        </w:rPr>
+        <w:t xml:space="preserve"> </w:t>
+      </w:r>
+      <w:r>
+        <w:rPr>
+          <w:rFonts w:ascii="Arial" w:hAnsi="Arial" w:cs="Arial"/>
+          <w:sz w:val="22"/>
+          <w:szCs w:val="22"/>
+          <w:highlight w:val="white"/>
+        </w:rPr>
+        <w:fldChar w:fldCharType="begin"/>
+      </w:r>
+      <w:r>
+        <w:rPr>
+          <w:rFonts w:ascii="Arial" w:hAnsi="Arial" w:cs="Arial"/>
+          <w:sz w:val="22"/>
+          <w:szCs w:val="22"/>
+          <w:highlight w:val="white"/>
+        </w:rPr>
+        <w:instrText xml:space="preserve"> ADDIN ZOTERO_ITEM CSL_CITATION {"citationID":"BViJaBZJ","properties":{"formattedCitation":"(10)","plainCitation":"(10)","noteIndex":0},"citationItems":[{"id":4825,"uris":["http://zotero.org/users/9264269/items/9HWHNYET"],"itemData":{"id":4825,"type":"article-journal","container-title":"Brain","DOI":"10.1093/brain/awt076","ISSN":"0006-8950, 1460-2156","issue":"6","language":"en","note":"number: 6","page":"1968-1975","source":"DOI.org (Crossref)","title":"Trust versus paranoia: abnormal response to social reward in psychotic illness","title-short":"Trust versus paranoia","volume":"136","author":[{"family":"Gromann","given":"Paula M"},{"family":"Heslenfeld","given":"Dirk J"},{"family":"Fett","given":"Anne-Kathrin"},{"family":"Joyce","given":"Dan W"},{"family":"Shergill","given":"Sukhi S"},{"family":"Krabbendam","given":"Lydia"}],"issued":{"date-parts":[["2013",6,1]]}}}],"schema":"https://github.com/citation-style-language/schema/raw/master/csl-citation.json"} </w:instrText>
+      </w:r>
+      <w:r>
+        <w:rPr>
+          <w:rFonts w:ascii="Arial" w:hAnsi="Arial" w:cs="Arial"/>
+          <w:sz w:val="22"/>
+          <w:szCs w:val="22"/>
+          <w:highlight w:val="white"/>
+        </w:rPr>
+        <w:fldChar w:fldCharType="separate"/>
+      </w:r>
+      <w:r>
+        <w:rPr>
+          <w:rFonts w:ascii="Arial" w:hAnsi="Arial" w:cs="Arial"/>
+          <w:sz w:val="22"/>
+          <w:szCs w:val="22"/>
+        </w:rPr>
+        <w:t>(10)</w:t>
+      </w:r>
+      <w:r>
+        <w:rPr>
+          <w:rFonts w:ascii="Arial" w:hAnsi="Arial" w:cs="Arial"/>
+          <w:sz w:val="22"/>
+          <w:szCs w:val="22"/>
+          <w:highlight w:val="white"/>
+        </w:rPr>
+        <w:fldChar w:fldCharType="end"/>
+      </w:r>
+      <w:r>
+        <w:rPr>
+          <w:rFonts w:ascii="Arial" w:hAnsi="Arial" w:cs="Arial"/>
+          <w:sz w:val="22"/>
+          <w:szCs w:val="22"/>
+          <w:highlight w:val="white"/>
+        </w:rPr>
+        <w:t>.</w:t>
+      </w:r>
+      <w:bookmarkStart w:id="0" w:name="_Hlk226811290"/>
+      <w:r>
+        <w:rPr>
+          <w:rFonts w:ascii="Arial" w:hAnsi="Arial" w:cs="Arial"/>
+          <w:sz w:val="22"/>
+          <w:szCs w:val="22"/>
+        </w:rPr>
+        <w:t xml:space="preserve"> </w:t>
+      </w:r>
+      <w:r>
+        <w:rPr>
+          <w:rFonts w:ascii="Arial" w:hAnsi="Arial" w:cs="Arial"/>
+          <w:sz w:val="22"/>
+          <w:szCs w:val="22"/>
+        </w:rPr>
+        <w:t>Th</w:t>
+      </w:r>
+      <w:r>
+        <w:rPr>
+          <w:rFonts w:ascii="Arial" w:hAnsi="Arial" w:cs="Arial"/>
+          <w:sz w:val="22"/>
+          <w:szCs w:val="22"/>
+        </w:rPr>
+        <w:t xml:space="preserve">is </w:t>
+      </w:r>
+      <w:r>
+        <w:rPr>
+          <w:rFonts w:ascii="Arial" w:hAnsi="Arial" w:cs="Arial"/>
+          <w:sz w:val="22"/>
+          <w:szCs w:val="22"/>
+        </w:rPr>
+        <w:t>highlight</w:t>
+      </w:r>
+      <w:r>
+        <w:rPr>
+          <w:rFonts w:ascii="Arial" w:hAnsi="Arial" w:cs="Arial"/>
+          <w:sz w:val="22"/>
+          <w:szCs w:val="22"/>
+        </w:rPr>
+        <w:t>s</w:t>
+      </w:r>
+      <w:r>
+        <w:rPr>
+          <w:rFonts w:ascii="Arial" w:hAnsi="Arial" w:cs="Arial"/>
+          <w:sz w:val="22"/>
+          <w:szCs w:val="22"/>
+        </w:rPr>
+        <w:t xml:space="preserve"> a profound deficit in processing positive social reinforcement</w:t>
+      </w:r>
+      <w:r>
+        <w:rPr>
+          <w:rFonts w:ascii="Arial" w:hAnsi="Arial" w:cs="Arial"/>
+          <w:sz w:val="22"/>
+          <w:szCs w:val="22"/>
+        </w:rPr>
+        <w:fldChar w:fldCharType="begin"/>
+      </w:r>
+      <w:r>
+        <w:rPr>
+          <w:rFonts w:ascii="Arial" w:hAnsi="Arial" w:cs="Arial"/>
+          <w:sz w:val="22"/>
+          <w:szCs w:val="22"/>
+        </w:rPr>
+        <w:instrText xml:space="preserve"> ADDIN ZOTERO_ITEM CSL_CITATION {"citationID":"Qrq5qzaq","properties":{"formattedCitation":"(11)","plainCitation":"(11)","noteIndex":0},"citationItems":[{"id":5457,"uris":["http://zotero.org/users/9264269/items/5A3ZTGED"],"itemData":{"id":5457,"type":"chapter","abstract":"Motivational deficits (avolition and anhedonia) have historically been considered important negative symptoms of schizophrenia. Numerous studies have attempted to identify the neural substrates of avolition and anhedonia in schizophrenia, but these studies have not produced much agreement. Deficits in various aspects of reinforcement processing have been observed in individuals with schizophrenia, but it is not exactly clear which of these deficits actually engender motivational impairments in SZ. The purpose of this chapter is to examine how various reinforcement-related behavioral and neural signals could contribute to motivational impairments in both schizophrenia, and psychiatric illness, in general. In particular, we describe different aspects of the concept of expected value (EV), such as the distinction between the EV of stimuli and the expected value of actions, the acquisition of value vs. the estimation of value, and the discounting of value as a consequence of time or effort required. We conclude that avolition and anhedonia in SZ are most commonly tied to aberrant signals for expected value, in the context of learning. We discuss implications for further research on the neural substrates of motivational impairments in psychiatric illness.","container-title":"Behavioral Neuroscience of Motivation","DOI":"10.1007/7854_2015_385","ISBN":"978-3-319-26933-7","language":"en","note":"collection-title: Current Topics in Behavioral Neurosciences","page":"375-410","publisher":"Springer International Publishing","publisher-place":"Cham","source":"DOI.org (Crossref)","title":"Motivational Deficits in Schizophrenia and the Representation of Expected Value","URL":"https://link.springer.com/10.1007/7854_2015_385","volume":"27","editor":[{"family":"Simpson","given":"Eleanor H."},{"family":"Balsam","given":"Peter D."}],"author":[{"family":"Waltz","given":"James A."},{"family":"Gold","given":"James M."}],"accessed":{"date-parts":[["2026",4,11]]},"issued":{"date-parts":[["2015"]]}}}],"schema":"https://github.com/citation-style-language/schema/raw/master/csl-citation.json"} </w:instrText>
+      </w:r>
+      <w:r>
+        <w:rPr>
+          <w:rFonts w:ascii="Arial" w:hAnsi="Arial" w:cs="Arial"/>
+          <w:sz w:val="22"/>
+          <w:szCs w:val="22"/>
+        </w:rPr>
+        <w:fldChar w:fldCharType="separate"/>
+      </w:r>
+      <w:r>
+        <w:rPr>
+          <w:rFonts w:ascii="Arial" w:hAnsi="Arial" w:cs="Arial"/>
+          <w:noProof/>
+          <w:sz w:val="22"/>
+          <w:szCs w:val="22"/>
+        </w:rPr>
+        <w:t>(11)</w:t>
+      </w:r>
+      <w:r>
+        <w:rPr>
+          <w:rFonts w:ascii="Arial" w:hAnsi="Arial" w:cs="Arial"/>
+          <w:sz w:val="22"/>
+          <w:szCs w:val="22"/>
+        </w:rPr>
+        <w:fldChar w:fldCharType="end"/>
+      </w:r>
+      <w:r>
+        <w:rPr>
+          <w:rFonts w:ascii="Arial" w:hAnsi="Arial" w:cs="Arial"/>
+          <w:sz w:val="22"/>
+          <w:szCs w:val="22"/>
+        </w:rPr>
+        <w:t>.</w:t>
+      </w:r>
+      <w:r>
+        <w:rPr>
+          <w:rFonts w:ascii="Arial" w:hAnsi="Arial" w:cs="Arial"/>
+          <w:sz w:val="22"/>
+          <w:szCs w:val="22"/>
+        </w:rPr>
+        <w:t xml:space="preserve"> </w:t>
+      </w:r>
+      <w:r>
+        <w:rPr>
+          <w:rFonts w:ascii="Arial" w:hAnsi="Arial" w:cs="Arial"/>
+          <w:sz w:val="22"/>
+          <w:szCs w:val="22"/>
+        </w:rPr>
+        <w:t>To successfully navigate these dynamic social exchanges, the brain must continuously calculate prediction errors (PE)</w:t>
+      </w:r>
+      <w:r>
+        <w:rPr>
+          <w:rFonts w:ascii="Arial" w:hAnsi="Arial" w:cs="Arial"/>
+          <w:sz w:val="22"/>
+          <w:szCs w:val="22"/>
+        </w:rPr>
+        <w:t xml:space="preserve">, </w:t>
+      </w:r>
+      <w:r>
+        <w:rPr>
+          <w:rFonts w:ascii="Arial" w:hAnsi="Arial" w:cs="Arial"/>
+          <w:sz w:val="22"/>
+          <w:szCs w:val="22"/>
+        </w:rPr>
+        <w:t>the fundamental mismatch between an expected social outcome and the actual feedback received</w:t>
+      </w:r>
+      <w:r>
+        <w:rPr>
+          <w:rFonts w:ascii="Arial" w:hAnsi="Arial" w:cs="Arial"/>
+          <w:sz w:val="22"/>
+          <w:szCs w:val="22"/>
+        </w:rPr>
+        <w:fldChar w:fldCharType="begin"/>
+      </w:r>
+      <w:r>
+        <w:rPr>
+          <w:rFonts w:ascii="Arial" w:hAnsi="Arial" w:cs="Arial"/>
+          <w:sz w:val="22"/>
+          <w:szCs w:val="22"/>
+        </w:rPr>
+        <w:instrText xml:space="preserve"> ADDIN ZOTERO_ITEM CSL_CITATION {"citationID":"6bXOPYxd","properties":{"formattedCitation":"(12\\uc0\\u8211{}14)","plainCitation":"(12–14)","noteIndex":0},"citationItems":[{"id":4909,"uris":["http://zotero.org/users/9264269/items/AJG7LN5S"],"itemData":{"id":4909,"type":"article-journal","container-title":"Neural Networks","DOI":"10.1016/s0893-6080(96)00035-4","ISSN":"0893-6080","issue":"8","language":"en","license":"https://www.elsevier.com/tdm/userlicense/1.0/","page":"1265-1279","publisher":"Elsevier BV","source":"Crossref","title":"Forward Models for Physiological Motor Control","volume":"9","author":[{"family":"Miall","given":"R.C."},{"family":"Wolpert","given":"D.M."}],"issued":{"date-parts":[["1996",11]]}}},{"id":4908,"uris":["http://zotero.org/users/9264269/items/DI7W85X3"],"itemData":{"id":4908,"type":"article-journal","abstract":"Associative learning enables animals to anticipate the occurrence of important outcomes. Learning occurs when the actual outcome differs from the predicted outcome, resulting in a prediction error. Neurons in several brain structures appear to code prediction errors in relation to rewards, punishments, external stimuli, and behavioral reactions. In one form, dopamine neurons, norepinephrine neurons, and nucleus basalis neurons broadcast prediction errors as global reinforcement or teaching signals to large postsynaptic structures. In other cases, error signals are coded by selected neurons in the cerebellum, superior colliculus, frontal eye fields, parietal cortex, striatum, and visual system, where they influence specific subgroups of neurons. Prediction errors can be used in postsynaptic structures for the immediate selection of behavior or for synaptic changes underlying behavioral learning. The coding of prediction errors may represent a basic mode of brain function that may also contribute to the processing of sensory information and the short-term control of behavior.","container-title":"Annual Review of Neuroscience","DOI":"10.1146/annurev.neuro.23.1.473","ISSN":"0147-006X, 1545-4126","issue":"1","journalAbbreviation":"Annu. Rev. Neurosci.","language":"en","page":"473-500","publisher":"Annual Reviews","source":"Crossref","title":"Neuronal Coding of Prediction Errors","volume":"23","author":[{"family":"Schultz","given":"Wolfram"},{"family":"Dickinson","given":"Anthony"}],"issued":{"date-parts":[["2000",3]]}}},{"id":914,"uris":["http://zotero.org/users/9264269/items/WIV358ML"],"itemData":{"id":914,"type":"article-journal","abstract":"This article reviews a free-energy formulation that advances Helmholtz's agenda to find principles of brain function based on conservation laws and neuronal energy. It rests on advances in statistical physics, theoretical biology and machine learning to explain a remarkable range of facts about brain structure and function. We could have just scratched the surface of what this formulation offers; for example, it is becoming clear that the Bayesian brain is just one facet of the free-energy principle and that perception is an inevitable consequence of active exchange with the environment. Furthermore, one can see easily how constructs like memory, attention, value, reinforcement and salience might disclose their simple relationships within this framework. © 2009 Elsevier Ltd. All rights reserved.","container-title":"Trends in Cognitive Sciences","DOI":"10.1016/j.tics.2009.04.005","ISSN":"13646613","issue":"7","page":"293–301","PMID":"19559644","title":"The free-energy principle: a rough guide to the brain?","volume":"13","author":[{"family":"Friston","given":"Karl"}],"issued":{"date-parts":[["2009"]]}}}],"schema":"https://github.com/citation-style-language/schema/raw/master/csl-citation.json"} </w:instrText>
+      </w:r>
+      <w:r>
+        <w:rPr>
+          <w:rFonts w:ascii="Arial" w:hAnsi="Arial" w:cs="Arial"/>
+          <w:sz w:val="22"/>
+          <w:szCs w:val="22"/>
+        </w:rPr>
+        <w:fldChar w:fldCharType="separate"/>
+      </w:r>
+      <w:r>
+        <w:rPr>
+          <w:rFonts w:ascii="Arial" w:eastAsiaTheme="minorHAnsi" w:hAnsi="Arial" w:cs="Arial"/>
+          <w:sz w:val="22"/>
+        </w:rPr>
+        <w:t>(12–14)</w:t>
+      </w:r>
+      <w:r>
+        <w:rPr>
+          <w:rFonts w:ascii="Arial" w:hAnsi="Arial" w:cs="Arial"/>
+          <w:sz w:val="22"/>
+          <w:szCs w:val="22"/>
+        </w:rPr>
+        <w:fldChar w:fldCharType="end"/>
+      </w:r>
+      <w:r>
+        <w:rPr>
+          <w:rFonts w:ascii="Arial" w:hAnsi="Arial" w:cs="Arial"/>
+          <w:sz w:val="22"/>
+          <w:szCs w:val="22"/>
+        </w:rPr>
+        <w:t>. When a partner is surprisingly cooperative, a positive PE is generated, signaling the brain to update its internal model and increase future trust.</w:t>
+      </w:r>
+    </w:p>
+    <w:bookmarkEnd w:id="0"/>
     <w:p>
       <w:pPr>
         <w:pStyle w:val="BodyText"/>
@@ -162,491 +553,6 @@
           <w:szCs w:val="22"/>
         </w:rPr>
       </w:pPr>
-      <w:r>
-        <w:rPr>
-          <w:rFonts w:ascii="Arial" w:hAnsi="Arial" w:cs="Arial"/>
-          <w:sz w:val="22"/>
-          <w:szCs w:val="22"/>
-        </w:rPr>
-        <w:t xml:space="preserve">Previous Trust Game studies demonstrate that </w:t>
-      </w:r>
-      <w:r>
-        <w:rPr>
-          <w:rFonts w:ascii="Arial" w:hAnsi="Arial" w:cs="Arial"/>
-          <w:sz w:val="22"/>
-          <w:szCs w:val="22"/>
-        </w:rPr>
-        <w:t>SZ</w:t>
-      </w:r>
-      <w:r>
-        <w:rPr>
-          <w:rFonts w:ascii="Arial" w:hAnsi="Arial" w:cs="Arial"/>
-          <w:sz w:val="22"/>
-          <w:szCs w:val="22"/>
-        </w:rPr>
-        <w:t xml:space="preserve"> fail to utilize basic 'win-stay/loss-shift' heuristics; specifically, they invest significantly less than controls when interacting with a cooperative partner, despite showing no difference when playing with a deceptive partner</w:t>
-      </w:r>
-      <w:r>
-        <w:rPr>
-          <w:rFonts w:ascii="Arial" w:hAnsi="Arial" w:cs="Arial"/>
-          <w:sz w:val="22"/>
-          <w:szCs w:val="22"/>
-          <w:highlight w:val="white"/>
-        </w:rPr>
-        <w:t xml:space="preserve"> </w:t>
-      </w:r>
-      <w:r>
-        <w:rPr>
-          <w:rFonts w:ascii="Arial" w:hAnsi="Arial" w:cs="Arial"/>
-          <w:sz w:val="22"/>
-          <w:szCs w:val="22"/>
-          <w:highlight w:val="white"/>
-        </w:rPr>
-        <w:fldChar w:fldCharType="begin"/>
-      </w:r>
-      <w:r>
-        <w:rPr>
-          <w:rFonts w:ascii="Arial" w:hAnsi="Arial" w:cs="Arial"/>
-          <w:sz w:val="22"/>
-          <w:szCs w:val="22"/>
-          <w:highlight w:val="white"/>
-        </w:rPr>
-        <w:instrText xml:space="preserve"> ADDIN ZOTERO_ITEM CSL_CITATION {"citationID":"BViJaBZJ","properties":{"formattedCitation":"(8)","plainCitation":"(8)","noteIndex":0},"citationItems":[{"id":4825,"uris":["http://zotero.org/users/9264269/items/9HWHNYET"],"itemData":{"id":4825,"type":"article-journal","container-title":"Brain","DOI":"10.1093/brain/awt076","ISSN":"0006-8950, 1460-2156","issue":"6","language":"en","note":"number: 6","page":"1968-1975","source":"DOI.org (Crossref)","title":"Trust versus paranoia: abnormal response to social reward in psychotic illness","title-short":"Trust versus paranoia","volume":"136","author":[{"family":"Gromann","given":"Paula M"},{"family":"Heslenfeld","given":"Dirk J"},{"family":"Fett","given":"Anne-Kathrin"},{"family":"Joyce","given":"Dan W"},{"family":"Shergill","given":"Sukhi S"},{"family":"Krabbendam","given":"Lydia"}],"issued":{"date-parts":[["2013",6,1]]}}}],"schema":"https://github.com/citation-style-language/schema/raw/master/csl-citation.json"} </w:instrText>
-      </w:r>
-      <w:r>
-        <w:rPr>
-          <w:rFonts w:ascii="Arial" w:hAnsi="Arial" w:cs="Arial"/>
-          <w:sz w:val="22"/>
-          <w:szCs w:val="22"/>
-          <w:highlight w:val="white"/>
-        </w:rPr>
-        <w:fldChar w:fldCharType="separate"/>
-      </w:r>
-      <w:r>
-        <w:rPr>
-          <w:rFonts w:ascii="Arial" w:hAnsi="Arial" w:cs="Arial"/>
-          <w:sz w:val="22"/>
-          <w:szCs w:val="22"/>
-        </w:rPr>
-        <w:t>(8)</w:t>
-      </w:r>
-      <w:r>
-        <w:rPr>
-          <w:rFonts w:ascii="Arial" w:hAnsi="Arial" w:cs="Arial"/>
-          <w:sz w:val="22"/>
-          <w:szCs w:val="22"/>
-          <w:highlight w:val="white"/>
-        </w:rPr>
-        <w:fldChar w:fldCharType="end"/>
-      </w:r>
-      <w:r>
-        <w:rPr>
-          <w:rFonts w:ascii="Arial" w:hAnsi="Arial" w:cs="Arial"/>
-          <w:sz w:val="22"/>
-          <w:szCs w:val="22"/>
-          <w:highlight w:val="white"/>
-        </w:rPr>
-        <w:t>.</w:t>
-      </w:r>
-      <w:bookmarkStart w:id="0" w:name="_Hlk226811290"/>
-      <w:r>
-        <w:rPr>
-          <w:rFonts w:ascii="Arial" w:hAnsi="Arial" w:cs="Arial"/>
-          <w:sz w:val="22"/>
-          <w:szCs w:val="22"/>
-        </w:rPr>
-        <w:t xml:space="preserve"> </w:t>
-      </w:r>
-      <w:r>
-        <w:rPr>
-          <w:rFonts w:ascii="Arial" w:hAnsi="Arial" w:cs="Arial"/>
-          <w:sz w:val="22"/>
-          <w:szCs w:val="22"/>
-        </w:rPr>
-        <w:t>These behavioral findings highlight a profound deficit in processing positive social reinforcement</w:t>
-      </w:r>
-      <w:r>
-        <w:rPr>
-          <w:rFonts w:ascii="Arial" w:hAnsi="Arial" w:cs="Arial"/>
-          <w:sz w:val="22"/>
-          <w:szCs w:val="22"/>
-        </w:rPr>
-        <w:fldChar w:fldCharType="begin"/>
-      </w:r>
-      <w:r>
-        <w:rPr>
-          <w:rFonts w:ascii="Arial" w:hAnsi="Arial" w:cs="Arial"/>
-          <w:sz w:val="22"/>
-          <w:szCs w:val="22"/>
-        </w:rPr>
-        <w:instrText xml:space="preserve"> ADDIN ZOTERO_ITEM CSL_CITATION {"citationID":"Qrq5qzaq","properties":{"formattedCitation":"(10)","plainCitation":"(10)","noteIndex":0},"citationItems":[{"id":5457,"uris":["http://zotero.org/users/9264269/items/5A3ZTGED"],"itemData":{"id":5457,"type":"chapter","abstract":"Motivational deficits (avolition and anhedonia) have historically been considered important negative symptoms of schizophrenia. Numerous studies have attempted to identify the neural substrates of avolition and anhedonia in schizophrenia, but these studies have not produced much agreement. Deficits in various aspects of reinforcement processing have been observed in individuals with schizophrenia, but it is not exactly clear which of these deficits actually engender motivational impairments in SZ. The purpose of this chapter is to examine how various reinforcement-related behavioral and neural signals could contribute to motivational impairments in both schizophrenia, and psychiatric illness, in general. In particular, we describe different aspects of the concept of expected value (EV), such as the distinction between the EV of stimuli and the expected value of actions, the acquisition of value vs. the estimation of value, and the discounting of value as a consequence of time or effort required. We conclude that avolition and anhedonia in SZ are most commonly tied to aberrant signals for expected value, in the context of learning. We discuss implications for further research on the neural substrates of motivational impairments in psychiatric illness.","container-title":"Behavioral Neuroscience of Motivation","DOI":"10.1007/7854_2015_385","ISBN":"978-3-319-26933-7","language":"en","note":"collection-title: Current Topics in Behavioral Neurosciences","page":"375-410","publisher":"Springer International Publishing","publisher-place":"Cham","source":"DOI.org (Crossref)","title":"Motivational Deficits in Schizophrenia and the Representation of Expected Value","URL":"https://link.springer.com/10.1007/7854_2015_385","volume":"27","editor":[{"family":"Simpson","given":"Eleanor H."},{"family":"Balsam","given":"Peter D."}],"author":[{"family":"Waltz","given":"James A."},{"family":"Gold","given":"James M."}],"accessed":{"date-parts":[["2026",4,11]]},"issued":{"date-parts":[["2015"]]}}}],"schema":"https://github.com/citation-style-language/schema/raw/master/csl-citation.json"} </w:instrText>
-      </w:r>
-      <w:r>
-        <w:rPr>
-          <w:rFonts w:ascii="Arial" w:hAnsi="Arial" w:cs="Arial"/>
-          <w:sz w:val="22"/>
-          <w:szCs w:val="22"/>
-        </w:rPr>
-        <w:fldChar w:fldCharType="separate"/>
-      </w:r>
-      <w:r>
-        <w:rPr>
-          <w:rFonts w:ascii="Arial" w:hAnsi="Arial" w:cs="Arial"/>
-          <w:noProof/>
-          <w:sz w:val="22"/>
-          <w:szCs w:val="22"/>
-        </w:rPr>
-        <w:t>(10)</w:t>
-      </w:r>
-      <w:r>
-        <w:rPr>
-          <w:rFonts w:ascii="Arial" w:hAnsi="Arial" w:cs="Arial"/>
-          <w:sz w:val="22"/>
-          <w:szCs w:val="22"/>
-        </w:rPr>
-        <w:fldChar w:fldCharType="end"/>
-      </w:r>
-      <w:r>
-        <w:rPr>
-          <w:rFonts w:ascii="Arial" w:hAnsi="Arial" w:cs="Arial"/>
-          <w:sz w:val="22"/>
-          <w:szCs w:val="22"/>
-        </w:rPr>
-        <w:t>, which is directly mirrored in their underlying neural activation. In the game’s safe environment,</w:t>
-      </w:r>
-      <w:r>
-        <w:rPr>
-          <w:rFonts w:ascii="Arial" w:hAnsi="Arial" w:cs="Arial"/>
-          <w:sz w:val="22"/>
-          <w:szCs w:val="22"/>
-        </w:rPr>
-        <w:t xml:space="preserve"> where cooperative behavior expected and rewarded, healthy </w:t>
-      </w:r>
-      <w:r>
-        <w:rPr>
-          <w:rFonts w:ascii="Arial" w:hAnsi="Arial" w:cs="Arial"/>
-          <w:sz w:val="22"/>
-          <w:szCs w:val="22"/>
-        </w:rPr>
-        <w:t>controls (HC)</w:t>
-      </w:r>
-      <w:r>
-        <w:rPr>
-          <w:rFonts w:ascii="Arial" w:hAnsi="Arial" w:cs="Arial"/>
-          <w:sz w:val="22"/>
-          <w:szCs w:val="22"/>
-        </w:rPr>
-        <w:t xml:space="preserve"> typically engage robust networks to process social cues and compute the expected value of cooperation</w:t>
-      </w:r>
-      <w:r>
-        <w:rPr>
-          <w:rFonts w:ascii="Arial" w:hAnsi="Arial" w:cs="Arial"/>
-          <w:sz w:val="22"/>
-          <w:szCs w:val="22"/>
-        </w:rPr>
-        <w:fldChar w:fldCharType="begin"/>
-      </w:r>
-      <w:r>
-        <w:rPr>
-          <w:rFonts w:ascii="Arial" w:hAnsi="Arial" w:cs="Arial"/>
-          <w:sz w:val="22"/>
-          <w:szCs w:val="22"/>
-        </w:rPr>
-        <w:instrText xml:space="preserve"> ADDIN ZOTERO_ITEM CSL_CITATION {"citationID":"fo7IyZYS","properties":{"formattedCitation":"(10,12)","plainCitation":"(10,12)","noteIndex":0},"citationItems":[{"id":5457,"uris":["http://zotero.org/users/9264269/items/5A3ZTGED"],"itemData":{"id":5457,"type":"chapter","abstract":"Motivational deficits (avolition and anhedonia) have historically been considered important negative symptoms of schizophrenia. Numerous studies have attempted to identify the neural substrates of avolition and anhedonia in schizophrenia, but these studies have not produced much agreement. Deficits in various aspects of reinforcement processing have been observed in individuals with schizophrenia, but it is not exactly clear which of these deficits actually engender motivational impairments in SZ. The purpose of this chapter is to examine how various reinforcement-related behavioral and neural signals could contribute to motivational impairments in both schizophrenia, and psychiatric illness, in general. In particular, we describe different aspects of the concept of expected value (EV), such as the distinction between the EV of stimuli and the expected value of actions, the acquisition of value vs. the estimation of value, and the discounting of value as a consequence of time or effort required. We conclude that avolition and anhedonia in SZ are most commonly tied to aberrant signals for expected value, in the context of learning. We discuss implications for further research on the neural substrates of motivational impairments in psychiatric illness.","container-title":"Behavioral Neuroscience of Motivation","DOI":"10.1007/7854_2015_385","ISBN":"978-3-319-26933-7","language":"en","note":"collection-title: Current Topics in Behavioral Neurosciences","page":"375-410","publisher":"Springer International Publishing","publisher-place":"Cham","source":"DOI.org (Crossref)","title":"Motivational Deficits in Schizophrenia and the Representation of Expected Value","URL":"https://link.springer.com/10.1007/7854_2015_385","volume":"27","editor":[{"family":"Simpson","given":"Eleanor H."},{"family":"Balsam","given":"Peter D."}],"author":[{"family":"Waltz","given":"James A."},{"family":"Gold","given":"James M."}],"accessed":{"date-parts":[["2026",4,11]]},"issued":{"date-parts":[["2015"]]}}},{"id":5456,"uris":["http://zotero.org/users/9264269/items/37S67Y2R"],"itemData":{"id":5456,"type":"article-journal","abstract":"Aberrant social behavior is a frequent clinical feature of schizophrenia and seems related to the duration and chronicity of the disorder. However, there is a paucity of research into the relationship between social behavior and social cognition in patients with severe chronic courses of schizophrenia. Accordingly, the present study sought to examine the appreciation of social rules and norms such as fairness and cooperation in schizophrenia patients who fulﬁlled the criteria for “deﬁcit syndrome”. To this end, we utilized a so-called Ultimatum Game, and a Dictator Game, in which participants had the option to punish others’ unfair behavior. In addition, “theory of mind”, the ability to appreciate others’ mental states, was also examined using the Mental State Attribution Task (MSAT). Symptom severity was determined using the Positive and Negative Syndrome Scale. While patients with deﬁcit schizophrenia responded to varying levels of fairness in similar ways to controls, the patients accepted fewer fair offers and engaged less in third-party punishment. Impaired theory of mind in patients reduced the latter, but not the former, group difference to non-signiﬁcance. No signiﬁcant correlations emerged between symptom severity and task performance. Together, these ﬁndings suggest that the understanding of others’ minds partly contributes to the appreciation of social rules and norms in patients with severe chronic courses of schizophrenia.","container-title":"Frontiers in Psychiatry","DOI":"10.3389/fpsyt.2020.00835","ISSN":"1664-0640","journalAbbreviation":"Front. Psychiatry","language":"en","page":"835","source":"DOI.org (Crossref)","title":"Recognition of Social Rule Violation in “Deficit Syndrome” Schizophrenia: A Study Using Economic Games","title-short":"Recognition of Social Rule Violation in “Deficit Syndrome” Schizophrenia","volume":"11","author":[{"family":"Claassen","given":"Christian"},{"family":"Langdon","given":"Robyn"},{"family":"Brüne","given":"Martin"}],"issued":{"date-parts":[["2020",8,21]]}}}],"schema":"https://github.com/citation-style-language/schema/raw/master/csl-citation.json"} </w:instrText>
-      </w:r>
-      <w:r>
-        <w:rPr>
-          <w:rFonts w:ascii="Arial" w:hAnsi="Arial" w:cs="Arial"/>
-          <w:sz w:val="22"/>
-          <w:szCs w:val="22"/>
-        </w:rPr>
-        <w:fldChar w:fldCharType="separate"/>
-      </w:r>
-      <w:r>
-        <w:rPr>
-          <w:rFonts w:ascii="Arial" w:hAnsi="Arial" w:cs="Arial"/>
-          <w:noProof/>
-          <w:sz w:val="22"/>
-          <w:szCs w:val="22"/>
-        </w:rPr>
-        <w:t>(10,12)</w:t>
-      </w:r>
-      <w:r>
-        <w:rPr>
-          <w:rFonts w:ascii="Arial" w:hAnsi="Arial" w:cs="Arial"/>
-          <w:sz w:val="22"/>
-          <w:szCs w:val="22"/>
-        </w:rPr>
-        <w:fldChar w:fldCharType="end"/>
-      </w:r>
-      <w:r>
-        <w:rPr>
-          <w:rFonts w:ascii="Arial" w:hAnsi="Arial" w:cs="Arial"/>
-          <w:sz w:val="22"/>
-          <w:szCs w:val="22"/>
-        </w:rPr>
-        <w:t>.</w:t>
-      </w:r>
-      <w:bookmarkEnd w:id="0"/>
-    </w:p>
-    <w:p>
-      <w:pPr>
-        <w:pStyle w:val="BodyText"/>
-        <w:rPr>
-          <w:rFonts w:ascii="Arial" w:hAnsi="Arial" w:cs="Arial"/>
-          <w:sz w:val="22"/>
-          <w:szCs w:val="22"/>
-        </w:rPr>
-      </w:pPr>
-      <w:r>
-        <w:rPr>
-          <w:rFonts w:ascii="Arial" w:hAnsi="Arial" w:cs="Arial"/>
-          <w:sz w:val="22"/>
-          <w:szCs w:val="22"/>
-        </w:rPr>
-        <w:t>Predictive mechanisms driven by prediction errors (PE), the mismatch between expected and actual outcomes, are central to navigating social interactions and daily functioning</w:t>
-      </w:r>
-      <w:r>
-        <w:rPr>
-          <w:rFonts w:ascii="Arial" w:hAnsi="Arial" w:cs="Arial"/>
-          <w:sz w:val="22"/>
-          <w:szCs w:val="22"/>
-        </w:rPr>
-        <w:fldChar w:fldCharType="begin"/>
-      </w:r>
-      <w:r>
-        <w:rPr>
-          <w:rFonts w:ascii="Arial" w:hAnsi="Arial" w:cs="Arial"/>
-          <w:sz w:val="22"/>
-          <w:szCs w:val="22"/>
-        </w:rPr>
-        <w:instrText xml:space="preserve"> ADDIN ZOTERO_ITEM CSL_CITATION {"citationID":"LeT9XbbP","properties":{"formattedCitation":"(13\\uc0\\u8211{}15)","plainCitation":"(13–15)","noteIndex":0},"citationItems":[{"id":4909,"uris":["http://zotero.org/users/9264269/items/AJG7LN5S"],"itemData":{"id":4909,"type":"article-journal","container-title":"Neural Networks","DOI":"10.1016/s0893-6080(96)00035-4","ISSN":"0893-6080","issue":"8","language":"en","license":"https://www.elsevier.com/tdm/userlicense/1.0/","page":"1265-1279","publisher":"Elsevier BV","source":"Crossref","title":"Forward Models for Physiological Motor Control","volume":"9","author":[{"family":"Miall","given":"R.C."},{"family":"Wolpert","given":"D.M."}],"issued":{"date-parts":[["1996",11]]}}},{"id":4908,"uris":["http://zotero.org/users/9264269/items/DI7W85X3"],"itemData":{"id":4908,"type":"article-journal","abstract":"Associative learning enables animals to anticipate the occurrence of important outcomes. Learning occurs when the actual outcome differs from the predicted outcome, resulting in a prediction error. Neurons in several brain structures appear to code prediction errors in relation to rewards, punishments, external stimuli, and behavioral reactions. In one form, dopamine neurons, norepinephrine neurons, and nucleus basalis neurons broadcast prediction errors as global reinforcement or teaching signals to large postsynaptic structures. In other cases, error signals are coded by selected neurons in the cerebellum, superior colliculus, frontal eye fields, parietal cortex, striatum, and visual system, where they influence specific subgroups of neurons. Prediction errors can be used in postsynaptic structures for the immediate selection of behavior or for synaptic changes underlying behavioral learning. The coding of prediction errors may represent a basic mode of brain function that may also contribute to the processing of sensory information and the short-term control of behavior.","container-title":"Annual Review of Neuroscience","DOI":"10.1146/annurev.neuro.23.1.473","ISSN":"0147-006X, 1545-4126","issue":"1","journalAbbreviation":"Annu. Rev. Neurosci.","language":"en","page":"473-500","publisher":"Annual Reviews","source":"Crossref","title":"Neuronal Coding of Prediction Errors","volume":"23","author":[{"family":"Schultz","given":"Wolfram"},{"family":"Dickinson","given":"Anthony"}],"issued":{"date-parts":[["2000",3]]}}},{"id":943,"uris":["http://zotero.org/users/9264269/items/E6JURRP9"],"itemData":{"id":943,"type":"article-journal","abstract":"This paper considers prediction and perceptual categorization as an inference problem that is solved by the brain. We assume that the brain models the world as a hierarchy or cascade of dynamical systems that encode causal structure in the sensorium. Perception is equated with the optimization or inversion of these internal models, to explain sensory data. Given a model of how sensory data are generated, we can invoke a generic approach to model inversion, based on a free energy bound on the model's evidence. The ensuing free-energy formulation furnishes equations that prescribe the process of recognition, i.e. the dynamics of neuronal activity that represent the causes of sensory input. Here, we focus on a very general model, whose hierarchical and dynamical structure enables simulated brains to recognize and predict trajectories or sequences of sensory states. We first review hierarchical dynamical models and their inversion. We then show that the brain has the necessary infrastructure to implement this inversion and illustrate this point using synthetic birds that can recognize and categorize birdsongs. © 2009 The Royal Society.","container-title":"Philosophical Transactions of the Royal Society B: Biological Sciences","DOI":"10.1098/rstb.2008.0300","ISSN":"14712970","issue":"1521","page":"1211–1221","PMID":"19528002","title":"Predictive coding under the free-energy principle","volume":"364","author":[{"family":"Friston","given":"Karl"},{"family":"Kiebel","given":"Stefan"}],"issued":{"date-parts":[["2009"]]}}}],"schema":"https://github.com/citation-style-language/schema/raw/master/csl-citation.json"} </w:instrText>
-      </w:r>
-      <w:r>
-        <w:rPr>
-          <w:rFonts w:ascii="Arial" w:hAnsi="Arial" w:cs="Arial"/>
-          <w:sz w:val="22"/>
-          <w:szCs w:val="22"/>
-        </w:rPr>
-        <w:fldChar w:fldCharType="separate"/>
-      </w:r>
-      <w:r>
-        <w:rPr>
-          <w:rFonts w:ascii="Arial" w:eastAsiaTheme="minorHAnsi" w:hAnsi="Arial" w:cs="Arial"/>
-          <w:sz w:val="22"/>
-        </w:rPr>
-        <w:t>(13–15)</w:t>
-      </w:r>
-      <w:r>
-        <w:rPr>
-          <w:rFonts w:ascii="Arial" w:hAnsi="Arial" w:cs="Arial"/>
-          <w:sz w:val="22"/>
-          <w:szCs w:val="22"/>
-        </w:rPr>
-        <w:fldChar w:fldCharType="end"/>
-      </w:r>
-      <w:r>
-        <w:rPr>
-          <w:rFonts w:ascii="Arial" w:hAnsi="Arial" w:cs="Arial"/>
-          <w:sz w:val="22"/>
-          <w:szCs w:val="22"/>
-        </w:rPr>
-        <w:t xml:space="preserve">. </w:t>
-      </w:r>
-      <w:r>
-        <w:rPr>
-          <w:rFonts w:ascii="Arial" w:hAnsi="Arial" w:cs="Arial"/>
-          <w:sz w:val="22"/>
-          <w:szCs w:val="22"/>
-        </w:rPr>
-        <w:t xml:space="preserve">Neuronally, monitoring these PEs enables effective decision-making </w:t>
-      </w:r>
-      <w:r>
-        <w:rPr>
-          <w:rFonts w:ascii="Arial" w:hAnsi="Arial" w:cs="Arial"/>
-          <w:sz w:val="22"/>
-          <w:szCs w:val="22"/>
-        </w:rPr>
-        <w:fldChar w:fldCharType="begin"/>
-      </w:r>
-      <w:r>
-        <w:rPr>
-          <w:rFonts w:ascii="Arial" w:hAnsi="Arial" w:cs="Arial"/>
-          <w:sz w:val="22"/>
-          <w:szCs w:val="22"/>
-        </w:rPr>
-        <w:instrText xml:space="preserve"> ADDIN ZOTERO_ITEM CSL_CITATION {"citationID":"iqKrDd9U","properties":{"formattedCitation":"(16)","plainCitation":"(16)","noteIndex":0},"citationItems":[{"id":4834,"uris":["http://zotero.org/users/9264269/items/2VBS8JKB"],"itemData":{"id":4834,"type":"article-journal","container-title":"Dialogues in Clinical Neuroscience","DOI":"10.31887/DCNS.2016.18.1/wschultz","ISSN":"1958-5969","issue":"1","journalAbbreviation":"Dialogues in Clinical Neuroscience","language":"en","note":"number: 1","page":"23-32","source":"DOI.org (Crossref)","title":"Dopamine reward prediction error coding","volume":"18","author":[{"family":"Schultz","given":"Wolfram"}],"issued":{"date-parts":[["2016",3,31]]}}}],"schema":"https://github.com/citation-style-language/schema/raw/master/csl-citation.json"} </w:instrText>
-      </w:r>
-      <w:r>
-        <w:rPr>
-          <w:rFonts w:ascii="Arial" w:hAnsi="Arial" w:cs="Arial"/>
-          <w:sz w:val="22"/>
-          <w:szCs w:val="22"/>
-        </w:rPr>
-        <w:fldChar w:fldCharType="separate"/>
-      </w:r>
-      <w:r>
-        <w:rPr>
-          <w:rFonts w:ascii="Arial" w:hAnsi="Arial" w:cs="Arial"/>
-          <w:sz w:val="22"/>
-          <w:szCs w:val="22"/>
-        </w:rPr>
-        <w:t>(16)</w:t>
-      </w:r>
-      <w:r>
-        <w:rPr>
-          <w:rFonts w:ascii="Arial" w:hAnsi="Arial" w:cs="Arial"/>
-          <w:sz w:val="22"/>
-          <w:szCs w:val="22"/>
-        </w:rPr>
-        <w:fldChar w:fldCharType="end"/>
-      </w:r>
-      <w:r>
-        <w:rPr>
-          <w:rFonts w:ascii="Arial" w:hAnsi="Arial" w:cs="Arial"/>
-          <w:sz w:val="22"/>
-          <w:szCs w:val="22"/>
-        </w:rPr>
-        <w:t xml:space="preserve"> and relies on canonical reward hubs like</w:t>
-      </w:r>
-      <w:r>
-        <w:rPr>
-          <w:rFonts w:ascii="Arial" w:hAnsi="Arial" w:cs="Arial"/>
-          <w:sz w:val="22"/>
-          <w:szCs w:val="22"/>
-        </w:rPr>
-        <w:t xml:space="preserve"> the basal ganglia, striatum, and anterior cingulate cortex (ACC) </w:t>
-      </w:r>
-      <w:r>
-        <w:rPr>
-          <w:rFonts w:ascii="Arial" w:hAnsi="Arial" w:cs="Arial"/>
-          <w:sz w:val="22"/>
-          <w:szCs w:val="22"/>
-        </w:rPr>
-        <w:fldChar w:fldCharType="begin"/>
-      </w:r>
-      <w:r>
-        <w:rPr>
-          <w:rFonts w:ascii="Arial" w:hAnsi="Arial" w:cs="Arial"/>
-          <w:sz w:val="22"/>
-          <w:szCs w:val="22"/>
-        </w:rPr>
-        <w:instrText xml:space="preserve"> ADDIN ZOTERO_ITEM CSL_CITATION {"citationID":"f0bBcZbP","properties":{"formattedCitation":"(10,17)","plainCitation":"(10,17)","noteIndex":0},"citationItems":[{"id":5457,"uris":["http://zotero.org/users/9264269/items/5A3ZTGED"],"itemData":{"id":5457,"type":"chapter","abstract":"Motivational deficits (avolition and anhedonia) have historically been considered important negative symptoms of schizophrenia. Numerous studies have attempted to identify the neural substrates of avolition and anhedonia in schizophrenia, but these studies have not produced much agreement. Deficits in various aspects of reinforcement processing have been observed in individuals with schizophrenia, but it is not exactly clear which of these deficits actually engender motivational impairments in SZ. The purpose of this chapter is to examine how various reinforcement-related behavioral and neural signals could contribute to motivational impairments in both schizophrenia, and psychiatric illness, in general. In particular, we describe different aspects of the concept of expected value (EV), such as the distinction between the EV of stimuli and the expected value of actions, the acquisition of value vs. the estimation of value, and the discounting of value as a consequence of time or effort required. We conclude that avolition and anhedonia in SZ are most commonly tied to aberrant signals for expected value, in the context of learning. We discuss implications for further research on the neural substrates of motivational impairments in psychiatric illness.","container-title":"Behavioral Neuroscience of Motivation","DOI":"10.1007/7854_2015_385","ISBN":"978-3-319-26933-7","language":"en","note":"collection-title: Current Topics in Behavioral Neurosciences","page":"375-410","publisher":"Springer International Publishing","publisher-place":"Cham","source":"DOI.org (Crossref)","title":"Motivational Deficits in Schizophrenia and the Representation of Expected Value","URL":"https://link.springer.com/10.1007/7854_2015_385","volume":"27","editor":[{"family":"Simpson","given":"Eleanor H."},{"family":"Balsam","given":"Peter D."}],"author":[{"family":"Waltz","given":"James A."},{"family":"Gold","given":"James M."}],"accessed":{"date-parts":[["2026",4,11]]},"issued":{"date-parts":[["2015"]]}}},{"id":4953,"uris":["http://zotero.org/users/9264269/items/XTJ3WFJY"],"itemData":{"id":4953,"type":"article-journal","container-title":"Human Brain Mapping","DOI":"10.1002/hbm.25453","issue":"11","page":"3547–3560","PMID":"33955106","PMCID":"PMC8249895","title":"Abnormal prediction error processing in schizophrenia and depression","volume":"42","author":[{"family":"Yaple","given":"Z. A."},{"family":"Tolomeo","given":"S."},{"family":"Yu","given":"R."}],"issued":{"date-parts":[["2021"]]}}}],"schema":"https://github.com/citation-style-language/schema/raw/master/csl-citation.json"} </w:instrText>
-      </w:r>
-      <w:r>
-        <w:rPr>
-          <w:rFonts w:ascii="Arial" w:hAnsi="Arial" w:cs="Arial"/>
-          <w:sz w:val="22"/>
-          <w:szCs w:val="22"/>
-        </w:rPr>
-        <w:fldChar w:fldCharType="separate"/>
-      </w:r>
-      <w:r>
-        <w:rPr>
-          <w:rFonts w:ascii="Arial" w:hAnsi="Arial" w:cs="Arial"/>
-          <w:noProof/>
-          <w:sz w:val="22"/>
-          <w:szCs w:val="22"/>
-        </w:rPr>
-        <w:t>(10,17)</w:t>
-      </w:r>
-      <w:r>
-        <w:rPr>
-          <w:rFonts w:ascii="Arial" w:hAnsi="Arial" w:cs="Arial"/>
-          <w:sz w:val="22"/>
-          <w:szCs w:val="22"/>
-        </w:rPr>
-        <w:fldChar w:fldCharType="end"/>
-      </w:r>
-      <w:r>
-        <w:rPr>
-          <w:rFonts w:ascii="Arial" w:hAnsi="Arial" w:cs="Arial"/>
-          <w:sz w:val="22"/>
-          <w:szCs w:val="22"/>
-        </w:rPr>
-        <w:t xml:space="preserve"> with </w:t>
-      </w:r>
-      <w:r>
-        <w:rPr>
-          <w:rFonts w:ascii="Arial" w:hAnsi="Arial" w:cs="Arial"/>
-          <w:sz w:val="22"/>
-          <w:szCs w:val="22"/>
-        </w:rPr>
-        <w:t>the temporoparietal junction (TPJ)</w:t>
-      </w:r>
-      <w:r>
-        <w:rPr>
-          <w:rFonts w:ascii="Arial" w:hAnsi="Arial" w:cs="Arial"/>
-          <w:sz w:val="22"/>
-          <w:szCs w:val="22"/>
-        </w:rPr>
-        <w:t xml:space="preserve"> specifically mediating </w:t>
-      </w:r>
-      <w:r>
-        <w:rPr>
-          <w:rFonts w:ascii="Arial" w:hAnsi="Arial" w:cs="Arial"/>
-          <w:sz w:val="22"/>
-          <w:szCs w:val="22"/>
-        </w:rPr>
-        <w:t>social PE formation</w:t>
-      </w:r>
-      <w:r>
-        <w:rPr>
-          <w:rFonts w:ascii="Arial" w:hAnsi="Arial" w:cs="Arial"/>
-          <w:sz w:val="22"/>
-          <w:szCs w:val="22"/>
-        </w:rPr>
-        <w:fldChar w:fldCharType="begin"/>
-      </w:r>
-      <w:r>
-        <w:rPr>
-          <w:rFonts w:ascii="Arial" w:hAnsi="Arial" w:cs="Arial"/>
-          <w:sz w:val="22"/>
-          <w:szCs w:val="22"/>
-        </w:rPr>
-        <w:instrText xml:space="preserve"> ADDIN ZOTERO_ITEM CSL_CITATION {"citationID":"4quK6OL6","properties":{"formattedCitation":"(18)","plainCitation":"(18)","noteIndex":0},"citationItems":[{"id":4907,"uris":["http://zotero.org/users/9264269/items/ZKEVK6BB"],"itemData":{"id":4907,"type":"article-journal","abstract":"Abstract               How do people update their impressions of close others? Although people may be motivated to maintain their positive impressions, they may also update their impressions when their expectations are violated (i.e. prediction error). Combining neuroimaging and computational modeling, we test the hypothesis that brain regions associated with theory of mind, especially right temporoparietal junction (rTPJ), underpin both motivated impression maintenance and impression updating evoked by prediction error. Participants had money either given to or taken away from them by a friend or a stranger and were then asked to rate each partner on trustworthiness and closeness across trials. Overall, participants engaged in less impression updating for friends vs strangers. Decreased rTPJ activity in response to a friend’s negative behavior (taking money) was associated with reduced negative updating and increased positive ratings of the friend. However, to the extent that participants did update their impressions (more negative ratings) of friends, this behavioral pattern was explained by greater prediction error and greater rTPJ activity. These findings suggest that rTPJ recruitment represents the integration of prediction error signals and the capacity to overcome people’s motivation to maintain positive impressions of friends in the face of conflicting evidence.","container-title":"Social Cognitive and Affective Neuroscience","DOI":"10.1093/scan/nsaa072","ISSN":"1749-5016, 1749-5024","issue":"8","language":"en","license":"http://creativecommons.org/licenses/by-nc-nd/4.0/","page":"772-781","publisher":"Oxford University Press (OUP)","source":"Crossref","title":"The role of right temporoparietal junction in processing social prediction error across relationship contexts","volume":"16","author":[{"family":"Park","given":"BoKyung"},{"family":"Fareri","given":"Dominic"},{"family":"Delgado","given":"Mauricio"},{"family":"Young","given":"Liane"}],"issued":{"date-parts":[["2021",8,5]]}}}],"schema":"https://github.com/citation-style-language/schema/raw/master/csl-citation.json"} </w:instrText>
-      </w:r>
-      <w:r>
-        <w:rPr>
-          <w:rFonts w:ascii="Arial" w:hAnsi="Arial" w:cs="Arial"/>
-          <w:sz w:val="22"/>
-          <w:szCs w:val="22"/>
-        </w:rPr>
-        <w:fldChar w:fldCharType="separate"/>
-      </w:r>
-      <w:r>
-        <w:rPr>
-          <w:rFonts w:ascii="Arial" w:hAnsi="Arial" w:cs="Arial"/>
-          <w:noProof/>
-          <w:sz w:val="22"/>
-          <w:szCs w:val="22"/>
-        </w:rPr>
-        <w:t>(18)</w:t>
-      </w:r>
-      <w:r>
-        <w:rPr>
-          <w:rFonts w:ascii="Arial" w:hAnsi="Arial" w:cs="Arial"/>
-          <w:sz w:val="22"/>
-          <w:szCs w:val="22"/>
-        </w:rPr>
-        <w:fldChar w:fldCharType="end"/>
-      </w:r>
-      <w:r>
-        <w:rPr>
-          <w:rFonts w:ascii="Arial" w:hAnsi="Arial" w:cs="Arial"/>
-          <w:sz w:val="22"/>
-          <w:szCs w:val="22"/>
-        </w:rPr>
-        <w:t>.</w:t>
-      </w:r>
-      <w:r>
-        <w:rPr>
-          <w:rFonts w:ascii="Arial" w:hAnsi="Arial" w:cs="Arial"/>
-          <w:sz w:val="22"/>
-          <w:szCs w:val="22"/>
-        </w:rPr>
-        <w:t xml:space="preserve"> </w:t>
-      </w:r>
       <w:r>
         <w:rPr>
           <w:rFonts w:ascii="Arial" w:hAnsi="Arial" w:cs="Arial"/>
@@ -731,7 +637,7 @@
           <w:sz w:val="22"/>
           <w:szCs w:val="22"/>
         </w:rPr>
-        <w:instrText xml:space="preserve"> ADDIN ZOTERO_ITEM CSL_CITATION {"citationID":"a2ij4ac985a","properties":{"formattedCitation":"(19)","plainCitation":"(19)","noteIndex":0},"citationItems":[{"id":4798,"uris":["http://zotero.org/users/9264269/items/S59JGGFR"],"itemData":{"id":4798,"type":"article-journal","container-title":"Human Brain Mapping","DOI":"10.1002/hbm.25453","ISSN":"1065-9471, 1097-0193","issue":"11","journalAbbreviation":"Hum Brain Mapp","language":"en","note":"number: 11","page":"3547-3560","source":"DOI.org (Crossref)","title":"Abnormal prediction error processing in schizophrenia and depression","volume":"42","author":[{"family":"Yaple","given":"Zachary Adam"},{"family":"Tolomeo","given":"Serenella"},{"family":"Yu","given":"Rongjun"}],"issued":{"date-parts":[["2021",8]]}}}],"schema":"https://github.com/citation-style-language/schema/raw/master/csl-citation.json"} </w:instrText>
+        <w:instrText xml:space="preserve"> ADDIN ZOTERO_ITEM CSL_CITATION {"citationID":"a2ij4ac985a","properties":{"formattedCitation":"(15)","plainCitation":"(15)","noteIndex":0},"citationItems":[{"id":4798,"uris":["http://zotero.org/users/9264269/items/S59JGGFR"],"itemData":{"id":4798,"type":"article-journal","container-title":"Human Brain Mapping","DOI":"10.1002/hbm.25453","ISSN":"1065-9471, 1097-0193","issue":"11","journalAbbreviation":"Hum Brain Mapp","language":"en","note":"number: 11","page":"3547-3560","source":"DOI.org (Crossref)","title":"Abnormal prediction error processing in schizophrenia and depression","volume":"42","author":[{"family":"Yaple","given":"Zachary Adam"},{"family":"Tolomeo","given":"Serenella"},{"family":"Yu","given":"Rongjun"}],"issued":{"date-parts":[["2021",8]]}}}],"schema":"https://github.com/citation-style-language/schema/raw/master/csl-citation.json"} </w:instrText>
       </w:r>
       <w:r>
         <w:rPr>
@@ -747,7 +653,7 @@
           <w:sz w:val="22"/>
           <w:szCs w:val="22"/>
         </w:rPr>
-        <w:t>(19)</w:t>
+        <w:t>(15)</w:t>
       </w:r>
       <w:r>
         <w:rPr>
@@ -797,7 +703,7 @@
           <w:sz w:val="22"/>
           <w:szCs w:val="22"/>
         </w:rPr>
-        <w:instrText xml:space="preserve"> ADDIN ZOTERO_ITEM CSL_CITATION {"citationID":"a2ec4lccs41","properties":{"formattedCitation":"(19,20)","plainCitation":"(19,20)","noteIndex":0},"citationItems":[{"id":4798,"uris":["http://zotero.org/users/9264269/items/S59JGGFR"],"itemData":{"id":4798,"type":"article-journal","container-title":"Human Brain Mapping","DOI":"10.1002/hbm.25453","ISSN":"1065-9471, 1097-0193","issue":"11","journalAbbreviation":"Hum Brain Mapp","language":"en","note":"number: 11","page":"3547-3560","source":"DOI.org (Crossref)","title":"Abnormal prediction error processing in schizophrenia and depression","volume":"42","author":[{"family":"Yaple","given":"Zachary Adam"},{"family":"Tolomeo","given":"Serenella"},{"family":"Yu","given":"Rongjun"}],"issued":{"date-parts":[["2021",8]]}}},{"id":4906,"uris":["http://zotero.org/users/9264269/items/6CH4QNWF"],"itemData":{"id":4906,"type":"article-journal","container-title":"Journal of Abnormal Psychology","DOI":"10.1037/abn0000137","ISSN":"1939-1846, 0021-843X","issue":"3","language":"en","license":"http://www.apa.org/pubs/journals/resources/open-access.aspx","page":"453-469","publisher":"American Psychological Association (APA)","source":"Crossref","title":"Frontal-striatum dysfunction during reward processing: Relationships to amotivation in schizophrenia.","title-short":"Frontal-striatum dysfunction during reward processing","volume":"125","author":[{"family":"Chung","given":"Yu Sun"},{"family":"Barch","given":"Deanna M."}],"issued":{"date-parts":[["2016",4]]}}}],"schema":"https://github.com/citation-style-language/schema/raw/master/csl-citation.json"} </w:instrText>
+        <w:instrText xml:space="preserve"> ADDIN ZOTERO_ITEM CSL_CITATION {"citationID":"a2ec4lccs41","properties":{"formattedCitation":"(15,16)","plainCitation":"(15,16)","noteIndex":0},"citationItems":[{"id":4798,"uris":["http://zotero.org/users/9264269/items/S59JGGFR"],"itemData":{"id":4798,"type":"article-journal","container-title":"Human Brain Mapping","DOI":"10.1002/hbm.25453","ISSN":"1065-9471, 1097-0193","issue":"11","journalAbbreviation":"Hum Brain Mapp","language":"en","note":"number: 11","page":"3547-3560","source":"DOI.org (Crossref)","title":"Abnormal prediction error processing in schizophrenia and depression","volume":"42","author":[{"family":"Yaple","given":"Zachary Adam"},{"family":"Tolomeo","given":"Serenella"},{"family":"Yu","given":"Rongjun"}],"issued":{"date-parts":[["2021",8]]}}},{"id":4906,"uris":["http://zotero.org/users/9264269/items/6CH4QNWF"],"itemData":{"id":4906,"type":"article-journal","container-title":"Journal of Abnormal Psychology","DOI":"10.1037/abn0000137","ISSN":"1939-1846, 0021-843X","issue":"3","language":"en","license":"http://www.apa.org/pubs/journals/resources/open-access.aspx","page":"453-469","publisher":"American Psychological Association (APA)","source":"Crossref","title":"Frontal-striatum dysfunction during reward processing: Relationships to amotivation in schizophrenia.","title-short":"Frontal-striatum dysfunction during reward processing","volume":"125","author":[{"family":"Chung","given":"Yu Sun"},{"family":"Barch","given":"Deanna M."}],"issued":{"date-parts":[["2016",4]]}}}],"schema":"https://github.com/citation-style-language/schema/raw/master/csl-citation.json"} </w:instrText>
       </w:r>
       <w:r>
         <w:rPr>
@@ -813,7 +719,7 @@
           <w:sz w:val="22"/>
           <w:szCs w:val="22"/>
         </w:rPr>
-        <w:t>(19,20)</w:t>
+        <w:t>(15,16)</w:t>
       </w:r>
       <w:r>
         <w:rPr>
@@ -845,7 +751,7 @@
           <w:sz w:val="22"/>
           <w:szCs w:val="22"/>
         </w:rPr>
-        <w:instrText xml:space="preserve"> ADDIN ZOTERO_ITEM CSL_CITATION {"citationID":"aa2lnlcqf2","properties":{"formattedCitation":"(21)","plainCitation":"(21)","noteIndex":0},"citationItems":[{"id":4804,"uris":["http://zotero.org/users/9264269/items/2MF4KWPP"],"itemData":{"id":4804,"type":"article-journal","abstract":"Abstract\n            Schizophrenia is a severe psychiatric disorder affecting 21 million people worldwide. People with schizophrenia suffer from symptoms including psychosis and delusions, apathy, anhedonia, and cognitive deficits. Strikingly, schizophrenia is characterised by a learning paradox involving difficulties learning from rewarding events, whilst simultaneously ‘overlearning’ about irrelevant or neutral information. While dysfunction in dopaminergic signalling has long been linked to the pathophysiology of schizophrenia, a cohesive framework that accounts for this learning paradox remains elusive. Recently, there has been an explosion of new research investigating how dopamine contributes to reinforcement learning, which illustrates that midbrain dopamine contributes in complex ways to reinforcement learning, not previously envisioned. This new data brings new possibilities for how dopamine signalling contributes to the symptomatology of schizophrenia. Building on recent work, we present a new neural framework for how we might envision specific dopamine circuits contributing to this learning paradox in schizophrenia in the context of models of reinforcement learning. Further, we discuss avenues of preclinical research with the use of cutting-edge neuroscience techniques where aspects of this model may be tested. Ultimately, it is hoped that this review will spur to action more research utilising specific reinforcement learning paradigms in preclinical models of schizophrenia, to reconcile seemingly disparate symptomatology and develop more efficient therapeutics.","container-title":"Neuropsychopharmacology","DOI":"10.1038/s41386-021-01188-y","ISSN":"0893-133X, 1740-634X","issue":"3","journalAbbreviation":"Neuropsychopharmacol.","language":"en","note":"number: 3","page":"628-640","source":"DOI.org (Crossref)","title":"The prediction-error hypothesis of schizophrenia: new data point to circuit-specific changes in dopamine activity","title-short":"The prediction-error hypothesis of schizophrenia","volume":"47","author":[{"family":"Millard","given":"Samuel J."},{"family":"Bearden","given":"Carrie E."},{"family":"Karlsgodt","given":"Katherine H."},{"family":"Sharpe","given":"Melissa J."}],"issued":{"date-parts":[["2022",2]]}}}],"schema":"https://github.com/citation-style-language/schema/raw/master/csl-citation.json"} </w:instrText>
+        <w:instrText xml:space="preserve"> ADDIN ZOTERO_ITEM CSL_CITATION {"citationID":"aa2lnlcqf2","properties":{"formattedCitation":"(17)","plainCitation":"(17)","noteIndex":0},"citationItems":[{"id":4804,"uris":["http://zotero.org/users/9264269/items/2MF4KWPP"],"itemData":{"id":4804,"type":"article-journal","abstract":"Abstract\n            Schizophrenia is a severe psychiatric disorder affecting 21 million people worldwide. People with schizophrenia suffer from symptoms including psychosis and delusions, apathy, anhedonia, and cognitive deficits. Strikingly, schizophrenia is characterised by a learning paradox involving difficulties learning from rewarding events, whilst simultaneously ‘overlearning’ about irrelevant or neutral information. While dysfunction in dopaminergic signalling has long been linked to the pathophysiology of schizophrenia, a cohesive framework that accounts for this learning paradox remains elusive. Recently, there has been an explosion of new research investigating how dopamine contributes to reinforcement learning, which illustrates that midbrain dopamine contributes in complex ways to reinforcement learning, not previously envisioned. This new data brings new possibilities for how dopamine signalling contributes to the symptomatology of schizophrenia. Building on recent work, we present a new neural framework for how we might envision specific dopamine circuits contributing to this learning paradox in schizophrenia in the context of models of reinforcement learning. Further, we discuss avenues of preclinical research with the use of cutting-edge neuroscience techniques where aspects of this model may be tested. Ultimately, it is hoped that this review will spur to action more research utilising specific reinforcement learning paradigms in preclinical models of schizophrenia, to reconcile seemingly disparate symptomatology and develop more efficient therapeutics.","container-title":"Neuropsychopharmacology","DOI":"10.1038/s41386-021-01188-y","ISSN":"0893-133X, 1740-634X","issue":"3","journalAbbreviation":"Neuropsychopharmacol.","language":"en","note":"number: 3","page":"628-640","source":"DOI.org (Crossref)","title":"The prediction-error hypothesis of schizophrenia: new data point to circuit-specific changes in dopamine activity","title-short":"The prediction-error hypothesis of schizophrenia","volume":"47","author":[{"family":"Millard","given":"Samuel J."},{"family":"Bearden","given":"Carrie E."},{"family":"Karlsgodt","given":"Katherine H."},{"family":"Sharpe","given":"Melissa J."}],"issued":{"date-parts":[["2022",2]]}}}],"schema":"https://github.com/citation-style-language/schema/raw/master/csl-citation.json"} </w:instrText>
       </w:r>
       <w:r>
         <w:rPr>
@@ -861,7 +767,7 @@
           <w:sz w:val="22"/>
           <w:szCs w:val="22"/>
         </w:rPr>
-        <w:t>(21)</w:t>
+        <w:t>(17)</w:t>
       </w:r>
       <w:r>
         <w:rPr>
@@ -893,7 +799,7 @@
           <w:sz w:val="22"/>
           <w:szCs w:val="22"/>
         </w:rPr>
-        <w:instrText xml:space="preserve"> ADDIN ZOTERO_ITEM CSL_CITATION {"citationID":"a1t96ldhkmm","properties":{"formattedCitation":"(22,23)","plainCitation":"(22,23)","noteIndex":0},"citationItems":[{"id":88,"uris":["http://zotero.org/users/9264269/items/LYNW6AFR"],"itemData":{"id":88,"type":"article-journal","container-title":"Brain","DOI":"10.1093/brain/awm173","ISSN":"0006-8950, 1460-2156","issue":"9","journalAbbreviation":"Brain","language":"en","page":"2387-2400","source":"DOI.org (Crossref)","title":"Disrupted prediction-error signal in psychosis: evidence for an associative account of delusions","title-short":"Disrupted prediction-error signal in psychosis","volume":"130","author":[{"family":"Corlett","given":"P.R."},{"family":"Murray","given":"G.K."},{"family":"Honey","given":"G.D."},{"family":"Aitken","given":"M.R.F."},{"family":"Shanks","given":"D.R."},{"family":"Robbins","given":"T.W."},{"family":"Bullmore","given":"E.T."},{"family":"Dickinson","given":"A."},{"family":"Fletcher","given":"P.C."}],"issued":{"date-parts":[["2007",9,1]]}}},{"id":4905,"uris":["http://zotero.org/users/9264269/items/Y85BN47I"],"itemData":{"id":4905,"type":"article-journal","container-title":"Cognitive Neuropsychiatry","DOI":"10.1080/13546805.2014.897601","ISSN":"1354-6805, 1464-0619","issue":"5","language":"en","page":"439-467","publisher":"Informa UK Limited","source":"Crossref","title":"Delusions and prediction error: re-examining the behavioural evidence for disrupted error signalling in delusion formation","title-short":"Delusions and prediction error","volume":"19","author":[{"family":"Griffiths","given":"Oren"},{"family":"Langdon","given":"Robyn"},{"family":"Le Pelley","given":"Mike E."},{"family":"Coltheart","given":"Max"}],"issued":{"date-parts":[["2014",9,3]]}}}],"schema":"https://github.com/citation-style-language/schema/raw/master/csl-citation.json"} </w:instrText>
+        <w:instrText xml:space="preserve"> ADDIN ZOTERO_ITEM CSL_CITATION {"citationID":"a1t96ldhkmm","properties":{"formattedCitation":"(18,19)","plainCitation":"(18,19)","noteIndex":0},"citationItems":[{"id":88,"uris":["http://zotero.org/users/9264269/items/LYNW6AFR"],"itemData":{"id":88,"type":"article-journal","container-title":"Brain","DOI":"10.1093/brain/awm173","ISSN":"0006-8950, 1460-2156","issue":"9","journalAbbreviation":"Brain","language":"en","page":"2387-2400","source":"DOI.org (Crossref)","title":"Disrupted prediction-error signal in psychosis: evidence for an associative account of delusions","title-short":"Disrupted prediction-error signal in psychosis","volume":"130","author":[{"family":"Corlett","given":"P.R."},{"family":"Murray","given":"G.K."},{"family":"Honey","given":"G.D."},{"family":"Aitken","given":"M.R.F."},{"family":"Shanks","given":"D.R."},{"family":"Robbins","given":"T.W."},{"family":"Bullmore","given":"E.T."},{"family":"Dickinson","given":"A."},{"family":"Fletcher","given":"P.C."}],"issued":{"date-parts":[["2007",9,1]]}}},{"id":4905,"uris":["http://zotero.org/users/9264269/items/Y85BN47I"],"itemData":{"id":4905,"type":"article-journal","container-title":"Cognitive Neuropsychiatry","DOI":"10.1080/13546805.2014.897601","ISSN":"1354-6805, 1464-0619","issue":"5","language":"en","page":"439-467","publisher":"Informa UK Limited","source":"Crossref","title":"Delusions and prediction error: re-examining the behavioural evidence for disrupted error signalling in delusion formation","title-short":"Delusions and prediction error","volume":"19","author":[{"family":"Griffiths","given":"Oren"},{"family":"Langdon","given":"Robyn"},{"family":"Le Pelley","given":"Mike E."},{"family":"Coltheart","given":"Max"}],"issued":{"date-parts":[["2014",9,3]]}}}],"schema":"https://github.com/citation-style-language/schema/raw/master/csl-citation.json"} </w:instrText>
       </w:r>
       <w:r>
         <w:rPr>
@@ -909,7 +815,7 @@
           <w:sz w:val="22"/>
           <w:szCs w:val="22"/>
         </w:rPr>
-        <w:t>(22,23)</w:t>
+        <w:t>(18,19)</w:t>
       </w:r>
       <w:r>
         <w:rPr>
@@ -967,7 +873,7 @@
           <w:sz w:val="22"/>
           <w:szCs w:val="22"/>
         </w:rPr>
-        <w:t xml:space="preserve"> to aberrant PE attribution to irrelevant stimuli</w:t>
+        <w:t xml:space="preserve"> to aberrant PE attribution </w:t>
       </w:r>
       <w:r>
         <w:rPr>
@@ -983,7 +889,7 @@
           <w:sz w:val="22"/>
           <w:szCs w:val="22"/>
         </w:rPr>
-        <w:instrText xml:space="preserve"> ADDIN ZOTERO_ITEM CSL_CITATION {"citationID":"a26ai8lk27r","properties":{"formattedCitation":"(24\\uc0\\u8211{}26)","plainCitation":"(24–26)","noteIndex":0},"citationItems":[{"id":911,"uris":["http://zotero.org/users/9264269/items/DZWH2SA5"],"itemData":{"id":911,"type":"article-journal","abstract":"Schizophrenia remains a major burden on patients and society. The dopamine hypothesis attempts to explain the pathogenic mechanisms of the disorder, and the neurodevelopmental hypothesis the origins. In the past 10 years an alternative, the cognitive model, has gained popularity. However, the first two theories have not been satisfactorily integrated, and the most influential iteration of the cognitive model makes no mention of dopamine, neurodevelopment, or indeed the brain. In this Review we show that developmental alterations secondary to variant genes, early hazards to the brain, and childhood adversity sensitise the dopamine system, and result in excessive presynaptic dopamine synthesis and release. Social adversity biases the cognitive schema that the individual uses to interpret experiences towards paranoid interpretations. Subsequent stress results in dysregulated dopamine release, causing the misattribution of salience to stimuli, which are then misinterpreted by the biased cognitive processes. The resulting paranoia and hallucinations in turn cause further stress, and eventually repeated dopamine dysregulation hardwires the psychotic beliefs. Finally, we consider the implications of this model for understanding and treatment of schizophrenia.","container-title":"The Lancet","DOI":"10.1016/S0140-6736(13)62036-X","ISSN":"1474547X","issue":"9929","page":"1677–1687","PMID":"24315522","publisher":"Elsevier Ltd","title":"Schizophrenia: An integrated sociodevelopmental-cognitive model","volume":"383","author":[{"family":"Howes","given":"Oliver D."},{"family":"Murray","given":"Robin M."}],"issued":{"date-parts":[["2014"]]}}},{"id":4902,"uris":["http://zotero.org/users/9264269/items/FV6RPVSJ"],"itemData":{"id":4902,"type":"article-journal","container-title":"Schizophrenia Bulletin","DOI":"10.1093/schbul/sbq031","ISSN":"0586-7614, 1745-1701","issue":"3","language":"en","page":"472-485","publisher":"Oxford University Press (OUP)","source":"Crossref","title":"Dopaminergic Dysfunction in Schizophrenia: Salience Attribution Revisited","title-short":"Dopaminergic Dysfunction in Schizophrenia","volume":"36","author":[{"family":"Heinz","given":"A."},{"family":"Schlagenhauf","given":"F."}],"issued":{"date-parts":[["2010",5,1]]}}},{"id":4901,"uris":["http://zotero.org/users/9264269/items/TDNS4UJE"],"itemData":{"id":4901,"type":"article-journal","container-title":"American Journal of Psychiatry","DOI":"10.1176/appi.ajp.160.1.13","ISSN":"0002-953X, 1535-7228","issue":"1","journalAbbreviation":"AJP","language":"en","page":"13-23","publisher":"American Psychiatric Association Publishing","source":"Crossref","title":"Psychosis as a State of Aberrant Salience: A Framework Linking Biology, Phenomenology, and Pharmacology in Schizophrenia","title-short":"Psychosis as a State of Aberrant Salience","volume":"160","author":[{"family":"Kapur","given":"Shitij"}],"issued":{"date-parts":[["2003",1,1]]}}}],"schema":"https://github.com/citation-style-language/schema/raw/master/csl-citation.json"} </w:instrText>
+        <w:instrText xml:space="preserve"> ADDIN ZOTERO_ITEM CSL_CITATION {"citationID":"a26ai8lk27r","properties":{"formattedCitation":"(20\\uc0\\u8211{}22)","plainCitation":"(20–22)","noteIndex":0},"citationItems":[{"id":911,"uris":["http://zotero.org/users/9264269/items/DZWH2SA5"],"itemData":{"id":911,"type":"article-journal","abstract":"Schizophrenia remains a major burden on patients and society. The dopamine hypothesis attempts to explain the pathogenic mechanisms of the disorder, and the neurodevelopmental hypothesis the origins. In the past 10 years an alternative, the cognitive model, has gained popularity. However, the first two theories have not been satisfactorily integrated, and the most influential iteration of the cognitive model makes no mention of dopamine, neurodevelopment, or indeed the brain. In this Review we show that developmental alterations secondary to variant genes, early hazards to the brain, and childhood adversity sensitise the dopamine system, and result in excessive presynaptic dopamine synthesis and release. Social adversity biases the cognitive schema that the individual uses to interpret experiences towards paranoid interpretations. Subsequent stress results in dysregulated dopamine release, causing the misattribution of salience to stimuli, which are then misinterpreted by the biased cognitive processes. The resulting paranoia and hallucinations in turn cause further stress, and eventually repeated dopamine dysregulation hardwires the psychotic beliefs. Finally, we consider the implications of this model for understanding and treatment of schizophrenia.","container-title":"The Lancet","DOI":"10.1016/S0140-6736(13)62036-X","ISSN":"1474547X","issue":"9929","page":"1677–1687","PMID":"24315522","publisher":"Elsevier Ltd","title":"Schizophrenia: An integrated sociodevelopmental-cognitive model","volume":"383","author":[{"family":"Howes","given":"Oliver D."},{"family":"Murray","given":"Robin M."}],"issued":{"date-parts":[["2014"]]}}},{"id":4902,"uris":["http://zotero.org/users/9264269/items/FV6RPVSJ"],"itemData":{"id":4902,"type":"article-journal","container-title":"Schizophrenia Bulletin","DOI":"10.1093/schbul/sbq031","ISSN":"0586-7614, 1745-1701","issue":"3","language":"en","page":"472-485","publisher":"Oxford University Press (OUP)","source":"Crossref","title":"Dopaminergic Dysfunction in Schizophrenia: Salience Attribution Revisited","title-short":"Dopaminergic Dysfunction in Schizophrenia","volume":"36","author":[{"family":"Heinz","given":"A."},{"family":"Schlagenhauf","given":"F."}],"issued":{"date-parts":[["2010",5,1]]}}},{"id":4901,"uris":["http://zotero.org/users/9264269/items/TDNS4UJE"],"itemData":{"id":4901,"type":"article-journal","container-title":"American Journal of Psychiatry","DOI":"10.1176/appi.ajp.160.1.13","ISSN":"0002-953X, 1535-7228","issue":"1","journalAbbreviation":"AJP","language":"en","page":"13-23","publisher":"American Psychiatric Association Publishing","source":"Crossref","title":"Psychosis as a State of Aberrant Salience: A Framework Linking Biology, Phenomenology, and Pharmacology in Schizophrenia","title-short":"Psychosis as a State of Aberrant Salience","volume":"160","author":[{"family":"Kapur","given":"Shitij"}],"issued":{"date-parts":[["2003",1,1]]}}}],"schema":"https://github.com/citation-style-language/schema/raw/master/csl-citation.json"} </w:instrText>
       </w:r>
       <w:r>
         <w:rPr>
@@ -998,7 +904,7 @@
           <w:rFonts w:ascii="Arial" w:eastAsiaTheme="minorHAnsi" w:hAnsi="Arial" w:cs="Arial"/>
           <w:sz w:val="22"/>
         </w:rPr>
-        <w:t>(24–26)</w:t>
+        <w:t>(20–22)</w:t>
       </w:r>
       <w:r>
         <w:rPr>
@@ -1038,7 +944,7 @@
           <w:sz w:val="22"/>
           <w:szCs w:val="22"/>
         </w:rPr>
-        <w:instrText xml:space="preserve"> ADDIN ZOTERO_ITEM CSL_CITATION {"citationID":"Nt4KtmUI","properties":{"formattedCitation":"(10)","plainCitation":"(10)","noteIndex":0},"citationItems":[{"id":5457,"uris":["http://zotero.org/users/9264269/items/5A3ZTGED"],"itemData":{"id":5457,"type":"chapter","abstract":"Motivational deficits (avolition and anhedonia) have historically been considered important negative symptoms of schizophrenia. Numerous studies have attempted to identify the neural substrates of avolition and anhedonia in schizophrenia, but these studies have not produced much agreement. Deficits in various aspects of reinforcement processing have been observed in individuals with schizophrenia, but it is not exactly clear which of these deficits actually engender motivational impairments in SZ. The purpose of this chapter is to examine how various reinforcement-related behavioral and neural signals could contribute to motivational impairments in both schizophrenia, and psychiatric illness, in general. In particular, we describe different aspects of the concept of expected value (EV), such as the distinction between the EV of stimuli and the expected value of actions, the acquisition of value vs. the estimation of value, and the discounting of value as a consequence of time or effort required. We conclude that avolition and anhedonia in SZ are most commonly tied to aberrant signals for expected value, in the context of learning. We discuss implications for further research on the neural substrates of motivational impairments in psychiatric illness.","container-title":"Behavioral Neuroscience of Motivation","DOI":"10.1007/7854_2015_385","ISBN":"978-3-319-26933-7","language":"en","note":"collection-title: Current Topics in Behavioral Neurosciences","page":"375-410","publisher":"Springer International Publishing","publisher-place":"Cham","source":"DOI.org (Crossref)","title":"Motivational Deficits in Schizophrenia and the Representation of Expected Value","URL":"https://link.springer.com/10.1007/7854_2015_385","volume":"27","editor":[{"family":"Simpson","given":"Eleanor H."},{"family":"Balsam","given":"Peter D."}],"author":[{"family":"Waltz","given":"James A."},{"family":"Gold","given":"James M."}],"accessed":{"date-parts":[["2026",4,11]]},"issued":{"date-parts":[["2015"]]}}}],"schema":"https://github.com/citation-style-language/schema/raw/master/csl-citation.json"} </w:instrText>
+        <w:instrText xml:space="preserve"> ADDIN ZOTERO_ITEM CSL_CITATION {"citationID":"Nt4KtmUI","properties":{"formattedCitation":"(11)","plainCitation":"(11)","noteIndex":0},"citationItems":[{"id":5457,"uris":["http://zotero.org/users/9264269/items/5A3ZTGED"],"itemData":{"id":5457,"type":"chapter","abstract":"Motivational deficits (avolition and anhedonia) have historically been considered important negative symptoms of schizophrenia. Numerous studies have attempted to identify the neural substrates of avolition and anhedonia in schizophrenia, but these studies have not produced much agreement. Deficits in various aspects of reinforcement processing have been observed in individuals with schizophrenia, but it is not exactly clear which of these deficits actually engender motivational impairments in SZ. The purpose of this chapter is to examine how various reinforcement-related behavioral and neural signals could contribute to motivational impairments in both schizophrenia, and psychiatric illness, in general. In particular, we describe different aspects of the concept of expected value (EV), such as the distinction between the EV of stimuli and the expected value of actions, the acquisition of value vs. the estimation of value, and the discounting of value as a consequence of time or effort required. We conclude that avolition and anhedonia in SZ are most commonly tied to aberrant signals for expected value, in the context of learning. We discuss implications for further research on the neural substrates of motivational impairments in psychiatric illness.","container-title":"Behavioral Neuroscience of Motivation","DOI":"10.1007/7854_2015_385","ISBN":"978-3-319-26933-7","language":"en","note":"collection-title: Current Topics in Behavioral Neurosciences","page":"375-410","publisher":"Springer International Publishing","publisher-place":"Cham","source":"DOI.org (Crossref)","title":"Motivational Deficits in Schizophrenia and the Representation of Expected Value","URL":"https://link.springer.com/10.1007/7854_2015_385","volume":"27","editor":[{"family":"Simpson","given":"Eleanor H."},{"family":"Balsam","given":"Peter D."}],"author":[{"family":"Waltz","given":"James A."},{"family":"Gold","given":"James M."}],"accessed":{"date-parts":[["2026",4,11]]},"issued":{"date-parts":[["2015"]]}}}],"schema":"https://github.com/citation-style-language/schema/raw/master/csl-citation.json"} </w:instrText>
       </w:r>
       <w:r>
         <w:rPr>
@@ -1055,7 +961,7 @@
           <w:sz w:val="22"/>
           <w:szCs w:val="22"/>
         </w:rPr>
-        <w:t>(10)</w:t>
+        <w:t>(11)</w:t>
       </w:r>
       <w:r>
         <w:rPr>
@@ -1087,7 +993,7 @@
           <w:sz w:val="22"/>
           <w:szCs w:val="22"/>
         </w:rPr>
-        <w:instrText xml:space="preserve"> ADDIN ZOTERO_ITEM CSL_CITATION {"citationID":"52YxXEOt","properties":{"formattedCitation":"(21)","plainCitation":"(21)","noteIndex":0},"citationItems":[{"id":4804,"uris":["http://zotero.org/users/9264269/items/2MF4KWPP"],"itemData":{"id":4804,"type":"article-journal","abstract":"Abstract\n            Schizophrenia is a severe psychiatric disorder affecting 21 million people worldwide. People with schizophrenia suffer from symptoms including psychosis and delusions, apathy, anhedonia, and cognitive deficits. Strikingly, schizophrenia is characterised by a learning paradox involving difficulties learning from rewarding events, whilst simultaneously ‘overlearning’ about irrelevant or neutral information. While dysfunction in dopaminergic signalling has long been linked to the pathophysiology of schizophrenia, a cohesive framework that accounts for this learning paradox remains elusive. Recently, there has been an explosion of new research investigating how dopamine contributes to reinforcement learning, which illustrates that midbrain dopamine contributes in complex ways to reinforcement learning, not previously envisioned. This new data brings new possibilities for how dopamine signalling contributes to the symptomatology of schizophrenia. Building on recent work, we present a new neural framework for how we might envision specific dopamine circuits contributing to this learning paradox in schizophrenia in the context of models of reinforcement learning. Further, we discuss avenues of preclinical research with the use of cutting-edge neuroscience techniques where aspects of this model may be tested. Ultimately, it is hoped that this review will spur to action more research utilising specific reinforcement learning paradigms in preclinical models of schizophrenia, to reconcile seemingly disparate symptomatology and develop more efficient therapeutics.","container-title":"Neuropsychopharmacology","DOI":"10.1038/s41386-021-01188-y","ISSN":"0893-133X, 1740-634X","issue":"3","journalAbbreviation":"Neuropsychopharmacol.","language":"en","note":"number: 3","page":"628-640","source":"DOI.org (Crossref)","title":"The prediction-error hypothesis of schizophrenia: new data point to circuit-specific changes in dopamine activity","title-short":"The prediction-error hypothesis of schizophrenia","volume":"47","author":[{"family":"Millard","given":"Samuel J."},{"family":"Bearden","given":"Carrie E."},{"family":"Karlsgodt","given":"Katherine H."},{"family":"Sharpe","given":"Melissa J."}],"issued":{"date-parts":[["2022",2]]}},"locator":"202"}],"schema":"https://github.com/citation-style-language/schema/raw/master/csl-citation.json"} </w:instrText>
+        <w:instrText xml:space="preserve"> ADDIN ZOTERO_ITEM CSL_CITATION {"citationID":"52YxXEOt","properties":{"formattedCitation":"(17)","plainCitation":"(17)","noteIndex":0},"citationItems":[{"id":4804,"uris":["http://zotero.org/users/9264269/items/2MF4KWPP"],"itemData":{"id":4804,"type":"article-journal","abstract":"Abstract\n            Schizophrenia is a severe psychiatric disorder affecting 21 million people worldwide. People with schizophrenia suffer from symptoms including psychosis and delusions, apathy, anhedonia, and cognitive deficits. Strikingly, schizophrenia is characterised by a learning paradox involving difficulties learning from rewarding events, whilst simultaneously ‘overlearning’ about irrelevant or neutral information. While dysfunction in dopaminergic signalling has long been linked to the pathophysiology of schizophrenia, a cohesive framework that accounts for this learning paradox remains elusive. Recently, there has been an explosion of new research investigating how dopamine contributes to reinforcement learning, which illustrates that midbrain dopamine contributes in complex ways to reinforcement learning, not previously envisioned. This new data brings new possibilities for how dopamine signalling contributes to the symptomatology of schizophrenia. Building on recent work, we present a new neural framework for how we might envision specific dopamine circuits contributing to this learning paradox in schizophrenia in the context of models of reinforcement learning. Further, we discuss avenues of preclinical research with the use of cutting-edge neuroscience techniques where aspects of this model may be tested. Ultimately, it is hoped that this review will spur to action more research utilising specific reinforcement learning paradigms in preclinical models of schizophrenia, to reconcile seemingly disparate symptomatology and develop more efficient therapeutics.","container-title":"Neuropsychopharmacology","DOI":"10.1038/s41386-021-01188-y","ISSN":"0893-133X, 1740-634X","issue":"3","journalAbbreviation":"Neuropsychopharmacol.","language":"en","note":"number: 3","page":"628-640","source":"DOI.org (Crossref)","title":"The prediction-error hypothesis of schizophrenia: new data point to circuit-specific changes in dopamine activity","title-short":"The prediction-error hypothesis of schizophrenia","volume":"47","author":[{"family":"Millard","given":"Samuel J."},{"family":"Bearden","given":"Carrie E."},{"family":"Karlsgodt","given":"Katherine H."},{"family":"Sharpe","given":"Melissa J."}],"issued":{"date-parts":[["2022",2]]}},"locator":"202"}],"schema":"https://github.com/citation-style-language/schema/raw/master/csl-citation.json"} </w:instrText>
       </w:r>
       <w:r>
         <w:rPr>
@@ -1104,7 +1010,7 @@
           <w:sz w:val="22"/>
           <w:szCs w:val="22"/>
         </w:rPr>
-        <w:t>(21)</w:t>
+        <w:t>(17)</w:t>
       </w:r>
       <w:r>
         <w:rPr>
@@ -1210,7 +1116,7 @@
           <w:sz w:val="22"/>
           <w:szCs w:val="22"/>
         </w:rPr>
-        <w:instrText xml:space="preserve"> ADDIN ZOTERO_ITEM CSL_CITATION {"citationID":"0XX18MHb","properties":{"formattedCitation":"(17)","plainCitation":"(17)","noteIndex":0},"citationItems":[{"id":4953,"uris":["http://zotero.org/users/9264269/items/XTJ3WFJY"],"itemData":{"id":4953,"type":"article-journal","container-title":"Human Brain Mapping","DOI":"10.1002/hbm.25453","issue":"11","page":"3547–3560","PMID":"33955106","PMCID":"PMC8249895","title":"Abnormal prediction error processing in schizophrenia and depression","volume":"42","author":[{"family":"Yaple","given":"Z. A."},{"family":"Tolomeo","given":"S."},{"family":"Yu","given":"R."}],"issued":{"date-parts":[["2021"]]}}}],"schema":"https://github.com/citation-style-language/schema/raw/master/csl-citation.json"} </w:instrText>
+        <w:instrText xml:space="preserve"> ADDIN ZOTERO_ITEM CSL_CITATION {"citationID":"0XX18MHb","properties":{"formattedCitation":"(23)","plainCitation":"(23)","noteIndex":0},"citationItems":[{"id":4953,"uris":["http://zotero.org/users/9264269/items/XTJ3WFJY"],"itemData":{"id":4953,"type":"article-journal","container-title":"Human Brain Mapping","DOI":"10.1002/hbm.25453","issue":"11","page":"3547–3560","PMID":"33955106","PMCID":"PMC8249895","title":"Abnormal prediction error processing in schizophrenia and depression","volume":"42","author":[{"family":"Yaple","given":"Z. A."},{"family":"Tolomeo","given":"S."},{"family":"Yu","given":"R."}],"issued":{"date-parts":[["2021"]]}}}],"schema":"https://github.com/citation-style-language/schema/raw/master/csl-citation.json"} </w:instrText>
       </w:r>
       <w:r>
         <w:rPr>
@@ -1227,7 +1133,7 @@
           <w:sz w:val="22"/>
           <w:szCs w:val="22"/>
         </w:rPr>
-        <w:t>(17)</w:t>
+        <w:t>(23)</w:t>
       </w:r>
       <w:r>
         <w:rPr>
@@ -1277,7 +1183,7 @@
           <w:sz w:val="22"/>
           <w:szCs w:val="22"/>
         </w:rPr>
-        <w:instrText xml:space="preserve"> ADDIN ZOTERO_ITEM CSL_CITATION {"citationID":"uQowXPBA","properties":{"formattedCitation":"(27)","plainCitation":"(27)","noteIndex":0},"citationItems":[{"id":707,"uris":["http://zotero.org/users/9264269/items/62HXSG2Y"],"itemData":{"id":707,"type":"article-journal","abstract":"Social learning is fundamental to human interactions, yet its computational and physiological mechanisms are not well understood. One prominent open question concerns the role of neuromodulatory transmitters. We combined fMRI, computational modelling and genetics to address this question in two separate samples (N1/435, N1/447). Participants played a game requiring inference on an adviser's intentions whose motivation to help or mislead changed over time. Our analyses suggest that hierarchically structured belief updates about current advice validity and the adviser's trustworthiness, respectively, depend on different neuromodulatory systems. Low-level prediction errors (PEs) about advice accuracy not only activated regions known to support 'theory of mind', but also the dopaminergic midbrain. Furthermore, PE responses in ventral striatum were influenced by the Met/Val polymorphismof the Catechol-O-Methyltransferase (COMT) gene. By contrast, high-level PEs ('expected uncertainty') about the adviser's fidelity activated the cholinergic septum. These findings, replicated in both samples, have important implications: They suggest that social learning rests on hierarchically related PEs encoded by midbrain and septum activity, respectively, in the same manner as other forms of learning under volatility. Furthermore, these hierarchical PEs may be broadcast by dopaminergic and cholinergic projections to induce plasticity specifically in cortical areas known to represent beliefs about others.","container-title":"Social Cognitive and Affective Neuroscience","DOI":"10.1093/scan/nsw171","ISSN":"17495024","issue":"4","page":"618–634","PMID":"28119508","title":"Hierarchical prediction errors in midbrain and septum during social learning","volume":"12","author":[{"family":"Diaconescu","given":"Andreea O."},{"family":"Mathys","given":"Christoph"},{"family":"Weber","given":"Lilian A.E."},{"family":"Kasper","given":"Lars"},{"family":"Mauer","given":"Jan"},{"family":"Stephan","given":"Klaas E."}],"issued":{"date-parts":[["2017"]]}}}],"schema":"https://github.com/citation-style-language/schema/raw/master/csl-citation.json"} </w:instrText>
+        <w:instrText xml:space="preserve"> ADDIN ZOTERO_ITEM CSL_CITATION {"citationID":"uQowXPBA","properties":{"formattedCitation":"(24)","plainCitation":"(24)","noteIndex":0},"citationItems":[{"id":707,"uris":["http://zotero.org/users/9264269/items/62HXSG2Y"],"itemData":{"id":707,"type":"article-journal","abstract":"Social learning is fundamental to human interactions, yet its computational and physiological mechanisms are not well understood. One prominent open question concerns the role of neuromodulatory transmitters. We combined fMRI, computational modelling and genetics to address this question in two separate samples (N1/435, N1/447). Participants played a game requiring inference on an adviser's intentions whose motivation to help or mislead changed over time. Our analyses suggest that hierarchically structured belief updates about current advice validity and the adviser's trustworthiness, respectively, depend on different neuromodulatory systems. Low-level prediction errors (PEs) about advice accuracy not only activated regions known to support 'theory of mind', but also the dopaminergic midbrain. Furthermore, PE responses in ventral striatum were influenced by the Met/Val polymorphismof the Catechol-O-Methyltransferase (COMT) gene. By contrast, high-level PEs ('expected uncertainty') about the adviser's fidelity activated the cholinergic septum. These findings, replicated in both samples, have important implications: They suggest that social learning rests on hierarchically related PEs encoded by midbrain and septum activity, respectively, in the same manner as other forms of learning under volatility. Furthermore, these hierarchical PEs may be broadcast by dopaminergic and cholinergic projections to induce plasticity specifically in cortical areas known to represent beliefs about others.","container-title":"Social Cognitive and Affective Neuroscience","DOI":"10.1093/scan/nsw171","ISSN":"17495024","issue":"4","page":"618–634","PMID":"28119508","title":"Hierarchical prediction errors in midbrain and septum during social learning","volume":"12","author":[{"family":"Diaconescu","given":"Andreea O."},{"family":"Mathys","given":"Christoph"},{"family":"Weber","given":"Lilian A.E."},{"family":"Kasper","given":"Lars"},{"family":"Mauer","given":"Jan"},{"family":"Stephan","given":"Klaas E."}],"issued":{"date-parts":[["2017"]]}}}],"schema":"https://github.com/citation-style-language/schema/raw/master/csl-citation.json"} </w:instrText>
       </w:r>
       <w:r>
         <w:rPr>
@@ -1294,7 +1200,7 @@
           <w:sz w:val="22"/>
           <w:szCs w:val="22"/>
         </w:rPr>
-        <w:t>(27)</w:t>
+        <w:t>(24)</w:t>
       </w:r>
       <w:r>
         <w:rPr>
@@ -1310,16 +1216,7 @@
           <w:sz w:val="22"/>
           <w:szCs w:val="22"/>
         </w:rPr>
-        <w:t xml:space="preserve">. This breakdown leaves patients unable to </w:t>
-      </w:r>
-      <w:r>
-        <w:rPr>
-          <w:rFonts w:ascii="Arial" w:hAnsi="Arial" w:cs="Arial"/>
-          <w:sz w:val="22"/>
-          <w:szCs w:val="22"/>
-        </w:rPr>
-        <w:lastRenderedPageBreak/>
-        <w:t>accurately evaluate human partners, monitor feedback and compute expected value of social cooperation</w:t>
+        <w:t>. This breakdown leaves patients unable to accurately evaluate human partners, monitor feedback and compute expected value of social cooperation</w:t>
       </w:r>
       <w:r>
         <w:rPr>
@@ -1335,7 +1232,7 @@
           <w:sz w:val="22"/>
           <w:szCs w:val="22"/>
         </w:rPr>
-        <w:instrText xml:space="preserve"> ADDIN ZOTERO_ITEM CSL_CITATION {"citationID":"8S66XGuT","properties":{"formattedCitation":"(10,12)","plainCitation":"(10,12)","noteIndex":0},"citationItems":[{"id":5457,"uris":["http://zotero.org/users/9264269/items/5A3ZTGED"],"itemData":{"id":5457,"type":"chapter","abstract":"Motivational deficits (avolition and anhedonia) have historically been considered important negative symptoms of schizophrenia. Numerous studies have attempted to identify the neural substrates of avolition and anhedonia in schizophrenia, but these studies have not produced much agreement. Deficits in various aspects of reinforcement processing have been observed in individuals with schizophrenia, but it is not exactly clear which of these deficits actually engender motivational impairments in SZ. The purpose of this chapter is to examine how various reinforcement-related behavioral and neural signals could contribute to motivational impairments in both schizophrenia, and psychiatric illness, in general. In particular, we describe different aspects of the concept of expected value (EV), such as the distinction between the EV of stimuli and the expected value of actions, the acquisition of value vs. the estimation of value, and the discounting of value as a consequence of time or effort required. We conclude that avolition and anhedonia in SZ are most commonly tied to aberrant signals for expected value, in the context of learning. We discuss implications for further research on the neural substrates of motivational impairments in psychiatric illness.","container-title":"Behavioral Neuroscience of Motivation","DOI":"10.1007/7854_2015_385","ISBN":"978-3-319-26933-7","language":"en","note":"collection-title: Current Topics in Behavioral Neurosciences","page":"375-410","publisher":"Springer International Publishing","publisher-place":"Cham","source":"DOI.org (Crossref)","title":"Motivational Deficits in Schizophrenia and the Representation of Expected Value","URL":"https://link.springer.com/10.1007/7854_2015_385","volume":"27","editor":[{"family":"Simpson","given":"Eleanor H."},{"family":"Balsam","given":"Peter D."}],"author":[{"family":"Waltz","given":"James A."},{"family":"Gold","given":"James M."}],"accessed":{"date-parts":[["2026",4,11]]},"issued":{"date-parts":[["2015"]]}}},{"id":5456,"uris":["http://zotero.org/users/9264269/items/37S67Y2R"],"itemData":{"id":5456,"type":"article-journal","abstract":"Aberrant social behavior is a frequent clinical feature of schizophrenia and seems related to the duration and chronicity of the disorder. However, there is a paucity of research into the relationship between social behavior and social cognition in patients with severe chronic courses of schizophrenia. Accordingly, the present study sought to examine the appreciation of social rules and norms such as fairness and cooperation in schizophrenia patients who fulﬁlled the criteria for “deﬁcit syndrome”. To this end, we utilized a so-called Ultimatum Game, and a Dictator Game, in which participants had the option to punish others’ unfair behavior. In addition, “theory of mind”, the ability to appreciate others’ mental states, was also examined using the Mental State Attribution Task (MSAT). Symptom severity was determined using the Positive and Negative Syndrome Scale. While patients with deﬁcit schizophrenia responded to varying levels of fairness in similar ways to controls, the patients accepted fewer fair offers and engaged less in third-party punishment. Impaired theory of mind in patients reduced the latter, but not the former, group difference to non-signiﬁcance. No signiﬁcant correlations emerged between symptom severity and task performance. Together, these ﬁndings suggest that the understanding of others’ minds partly contributes to the appreciation of social rules and norms in patients with severe chronic courses of schizophrenia.","container-title":"Frontiers in Psychiatry","DOI":"10.3389/fpsyt.2020.00835","ISSN":"1664-0640","journalAbbreviation":"Front. Psychiatry","language":"en","page":"835","source":"DOI.org (Crossref)","title":"Recognition of Social Rule Violation in “Deficit Syndrome” Schizophrenia: A Study Using Economic Games","title-short":"Recognition of Social Rule Violation in “Deficit Syndrome” Schizophrenia","volume":"11","author":[{"family":"Claassen","given":"Christian"},{"family":"Langdon","given":"Robyn"},{"family":"Brüne","given":"Martin"}],"issued":{"date-parts":[["2020",8,21]]}}}],"schema":"https://github.com/citation-style-language/schema/raw/master/csl-citation.json"} </w:instrText>
+        <w:instrText xml:space="preserve"> ADDIN ZOTERO_ITEM CSL_CITATION {"citationID":"8S66XGuT","properties":{"formattedCitation":"(11,25)","plainCitation":"(11,25)","noteIndex":0},"citationItems":[{"id":5457,"uris":["http://zotero.org/users/9264269/items/5A3ZTGED"],"itemData":{"id":5457,"type":"chapter","abstract":"Motivational deficits (avolition and anhedonia) have historically been considered important negative symptoms of schizophrenia. Numerous studies have attempted to identify the neural substrates of avolition and anhedonia in schizophrenia, but these studies have not produced much agreement. Deficits in various aspects of reinforcement processing have been observed in individuals with schizophrenia, but it is not exactly clear which of these deficits actually engender motivational impairments in SZ. The purpose of this chapter is to examine how various reinforcement-related behavioral and neural signals could contribute to motivational impairments in both schizophrenia, and psychiatric illness, in general. In particular, we describe different aspects of the concept of expected value (EV), such as the distinction between the EV of stimuli and the expected value of actions, the acquisition of value vs. the estimation of value, and the discounting of value as a consequence of time or effort required. We conclude that avolition and anhedonia in SZ are most commonly tied to aberrant signals for expected value, in the context of learning. We discuss implications for further research on the neural substrates of motivational impairments in psychiatric illness.","container-title":"Behavioral Neuroscience of Motivation","DOI":"10.1007/7854_2015_385","ISBN":"978-3-319-26933-7","language":"en","note":"collection-title: Current Topics in Behavioral Neurosciences","page":"375-410","publisher":"Springer International Publishing","publisher-place":"Cham","source":"DOI.org (Crossref)","title":"Motivational Deficits in Schizophrenia and the Representation of Expected Value","URL":"https://link.springer.com/10.1007/7854_2015_385","volume":"27","editor":[{"family":"Simpson","given":"Eleanor H."},{"family":"Balsam","given":"Peter D."}],"author":[{"family":"Waltz","given":"James A."},{"family":"Gold","given":"James M."}],"accessed":{"date-parts":[["2026",4,11]]},"issued":{"date-parts":[["2015"]]}}},{"id":5456,"uris":["http://zotero.org/users/9264269/items/37S67Y2R"],"itemData":{"id":5456,"type":"article-journal","abstract":"Aberrant social behavior is a frequent clinical feature of schizophrenia and seems related to the duration and chronicity of the disorder. However, there is a paucity of research into the relationship between social behavior and social cognition in patients with severe chronic courses of schizophrenia. Accordingly, the present study sought to examine the appreciation of social rules and norms such as fairness and cooperation in schizophrenia patients who fulﬁlled the criteria for “deﬁcit syndrome”. To this end, we utilized a so-called Ultimatum Game, and a Dictator Game, in which participants had the option to punish others’ unfair behavior. In addition, “theory of mind”, the ability to appreciate others’ mental states, was also examined using the Mental State Attribution Task (MSAT). Symptom severity was determined using the Positive and Negative Syndrome Scale. While patients with deﬁcit schizophrenia responded to varying levels of fairness in similar ways to controls, the patients accepted fewer fair offers and engaged less in third-party punishment. Impaired theory of mind in patients reduced the latter, but not the former, group difference to non-signiﬁcance. No signiﬁcant correlations emerged between symptom severity and task performance. Together, these ﬁndings suggest that the understanding of others’ minds partly contributes to the appreciation of social rules and norms in patients with severe chronic courses of schizophrenia.","container-title":"Frontiers in Psychiatry","DOI":"10.3389/fpsyt.2020.00835","ISSN":"1664-0640","journalAbbreviation":"Front. Psychiatry","language":"en","page":"835","source":"DOI.org (Crossref)","title":"Recognition of Social Rule Violation in “Deficit Syndrome” Schizophrenia: A Study Using Economic Games","title-short":"Recognition of Social Rule Violation in “Deficit Syndrome” Schizophrenia","volume":"11","author":[{"family":"Claassen","given":"Christian"},{"family":"Langdon","given":"Robyn"},{"family":"Brüne","given":"Martin"}],"issued":{"date-parts":[["2020",8,21]]}}}],"schema":"https://github.com/citation-style-language/schema/raw/master/csl-citation.json"} </w:instrText>
       </w:r>
       <w:r>
         <w:rPr>
@@ -1352,7 +1249,7 @@
           <w:sz w:val="22"/>
           <w:szCs w:val="22"/>
         </w:rPr>
-        <w:t>(10,12)</w:t>
+        <w:t>(11,25)</w:t>
       </w:r>
       <w:r>
         <w:rPr>
@@ -1403,7 +1300,7 @@
         <w:pStyle w:val="Duz1"/>
         <w:numPr>
           <w:ilvl w:val="0"/>
-          <w:numId w:val="2"/>
+          <w:numId w:val="3"/>
         </w:numPr>
       </w:pPr>
       <w:r>
@@ -1532,7 +1429,13 @@
         <w:rPr>
           <w:color w:val="0E0E0E"/>
         </w:rPr>
-        <w:t>) and the Functional Remission of General Schizophrenia (FROGS).</w:t>
+        <w:t>)</w:t>
+      </w:r>
+      <w:r>
+        <w:rPr>
+          <w:color w:val="0E0E0E"/>
+        </w:rPr>
+        <w:t xml:space="preserve">. </w:t>
       </w:r>
     </w:p>
     <w:p>
@@ -1552,36 +1455,133 @@
     <w:p>
       <w:pPr>
         <w:jc w:val="both"/>
+      </w:pPr>
+      <w:r>
+        <w:t>Participants completed 60 trials of an iterative Trust Game</w:t>
+      </w:r>
+      <w:r>
+        <w:t xml:space="preserve"> </w:t>
+      </w:r>
+      <w:r>
+        <w:fldChar w:fldCharType="begin"/>
+      </w:r>
+      <w:r>
+        <w:instrText xml:space="preserve"> ADDIN ZOTERO_ITEM CSL_CITATION {"citationID":"0JkQgZSp","properties":{"formattedCitation":"(26)","plainCitation":"(26)","noteIndex":0},"citationItems":[{"id":4745,"uris":["http://zotero.org/users/9264269/items/KD24Q68P"],"itemData":{"id":4745,"type":"article-journal","container-title":"Frontiers in Neuroscience","DOI":"10.3389/fnins.2019.00887","ISSN":"1662-453X","journalAbbreviation":"Front. Neurosci.","page":"887","source":"DOI.org (Crossref)","title":"Trust Games and Beyond","volume":"13","author":[{"family":"Alós-Ferrer","given":"Carlos"},{"family":"Farolfi","given":"Federica"}],"issued":{"date-parts":[["2019",9,10]]}}}],"schema":"https://github.com/citation-style-language/schema/raw/master/csl-citation.json"} </w:instrText>
+      </w:r>
+      <w:r>
+        <w:fldChar w:fldCharType="separate"/>
+      </w:r>
+      <w:r>
+        <w:rPr>
+          <w:noProof/>
+        </w:rPr>
+        <w:t>(26)</w:t>
+      </w:r>
+      <w:r>
+        <w:fldChar w:fldCharType="end"/>
+      </w:r>
+      <w:r>
+        <w:t xml:space="preserve"> during fMRI. To enhance ecological validity, participants briefly met the "trustee" prior to scanning, though the trustee’s reciprocal or deceptive responses were preprogrammed.</w:t>
+      </w:r>
+    </w:p>
+    <w:p>
+      <w:pPr>
+        <w:jc w:val="both"/>
+      </w:pPr>
+    </w:p>
+    <w:p>
+      <w:pPr>
+        <w:jc w:val="both"/>
+      </w:pPr>
+      <w:r>
+        <w:t>On each trial, participants received 40 Turkish Lira (TL) and chose to either "keep" or "invest." Keeping the money resulted in an even split (20 TL each). Investing tripled the endowment (120 TL), allowing the trustee to either share the money equally or keep the entire amount</w:t>
+      </w:r>
+      <w:r>
+        <w:t xml:space="preserve"> (see Figure 1)</w:t>
+      </w:r>
+      <w:r>
+        <w:t>.</w:t>
+      </w:r>
+    </w:p>
+    <w:p>
+      <w:pPr>
+        <w:jc w:val="both"/>
+      </w:pPr>
+    </w:p>
+    <w:p>
+      <w:pPr>
+        <w:jc w:val="both"/>
+      </w:pPr>
+      <w:r>
+        <w:t>Each 24-second trial comprised a standardized sequence (Figure 1): a 6-second decision-making phase featuring the trustee's photograph, a 3-second response window, a 3-second anticipation phase, and an outcome phase displaying the trustee’s choice. Trials were separated by a variable, jittered inter-trial interval (3-6s) to optimize event-related BOLD signal estimation.</w:t>
+      </w:r>
+      <w:r>
+        <w:t xml:space="preserve"> Total </w:t>
+      </w:r>
+      <w:r>
+        <w:t>task duration of approximately 24 minutes and 54 seconds</w:t>
+      </w:r>
+      <w:r>
+        <w:t xml:space="preserve"> (See Figure 2)</w:t>
+      </w:r>
+      <w:r>
+        <w:t>.</w:t>
+      </w:r>
+    </w:p>
+    <w:p>
+      <w:pPr>
+        <w:jc w:val="both"/>
+      </w:pPr>
+    </w:p>
+    <w:p>
+      <w:pPr>
+        <w:jc w:val="both"/>
+      </w:pPr>
+      <w:r>
+        <w:t>[Insert Figure 1]</w:t>
+      </w:r>
+    </w:p>
+    <w:p>
+      <w:pPr>
+        <w:jc w:val="both"/>
+      </w:pPr>
+    </w:p>
+    <w:p>
+      <w:pPr>
+        <w:spacing w:line="240" w:lineRule="auto"/>
+        <w:jc w:val="both"/>
+        <w:rPr>
+          <w:i/>
+          <w:iCs/>
+          <w:sz w:val="20"/>
+          <w:szCs w:val="20"/>
+        </w:rPr>
+      </w:pPr>
+      <w:r>
         <w:rPr>
           <w:b/>
           <w:bCs/>
-        </w:rPr>
-      </w:pPr>
-      <w:r>
-        <w:t>The experimental paradigm is based on the "Trust Game," a widely used game-theoretical model in the literature that captures interpersonal trust</w:t>
-      </w:r>
-      <w:r>
-        <w:fldChar w:fldCharType="begin"/>
-      </w:r>
-      <w:r>
-        <w:instrText xml:space="preserve"> ADDIN ZOTERO_ITEM CSL_CITATION {"citationID":"3c4VG86Y","properties":{"formattedCitation":"(28)","plainCitation":"(28)","noteIndex":0},"citationItems":[{"id":"nN3ZLqP7/OcOwqfLx","uris":["http://zotero.org/users/10303855/items/YZ4U3224"],"itemData":{"id":153,"type":"article-journal","container-title":"Frontiers in Neuroscience","DOI":"10.3389/fnins.2019.00887","ISSN":"1662-453X","journalAbbreviation":"Front. Neurosci.","page":"887","source":"DOI.org (Crossref)","title":"Trust Games and Beyond","volume":"13","author":[{"family":"Alós-Ferrer","given":"Carlos"},{"family":"Farolfi","given":"Federica"}],"issued":{"date-parts":[["2019",9,10]]}}}],"schema":"https://github.com/citation-style-language/schema/raw/master/csl-citation.json"} </w:instrText>
-      </w:r>
-      <w:r>
-        <w:fldChar w:fldCharType="separate"/>
-      </w:r>
-      <w:r>
-        <w:rPr>
-          <w:rFonts w:eastAsiaTheme="minorHAnsi"/>
-          <w:szCs w:val="24"/>
-          <w14:ligatures w14:val="standardContextual"/>
-        </w:rPr>
-        <w:t>(28)</w:t>
-      </w:r>
-      <w:r>
-        <w:fldChar w:fldCharType="end"/>
-      </w:r>
-      <w:r>
-        <w:t>. Participants met the trustee in person before the fMRI sessions to enhance their belief that they were interacting with a real partner during the task, although the trustee’s responses were preprogrammed. The greeting of trustee to participants procedure was standardized to prevent any influence on baseline trust levels.</w:t>
+          <w:sz w:val="20"/>
+          <w:szCs w:val="20"/>
+        </w:rPr>
+        <w:lastRenderedPageBreak/>
+        <w:t xml:space="preserve">Figure 1. </w:t>
+      </w:r>
+      <w:r>
+        <w:rPr>
+          <w:sz w:val="20"/>
+          <w:szCs w:val="20"/>
+        </w:rPr>
+        <w:t xml:space="preserve">Single-trial timeline of the Trust Game. </w:t>
+      </w:r>
+      <w:r>
+        <w:rPr>
+          <w:i/>
+          <w:iCs/>
+          <w:sz w:val="20"/>
+          <w:szCs w:val="20"/>
+        </w:rPr>
+        <w:t>At the start of each trial, the participant receives an endowment of 40 Turkish Lira (TL) and chooses to Keep or Invest (transfer to a trustee). If they Keep, the 40 TL is split evenly (20 TL each). If they Invest, the transfer is tripled to 120 TL; the trustee then either shares it equally (60 TL each) or keeps the entire 120 TL. The six panels illustrate the standardized sequence of screens presented on every trial—from endowment and choice to trustee decision and outcome feedback. The task comprised three blocks of 20 trials (60 trials total), with the core decision on each trial being whether to trust the trustee.</w:t>
       </w:r>
     </w:p>
     <w:p>
@@ -1594,55 +1594,17 @@
         <w:jc w:val="both"/>
       </w:pPr>
       <w:r>
-        <w:t xml:space="preserve">In each trial, the participant starts with an initial endowment of 40 Turkish Lira (TL) and must decide whether to keep the money or invest it by transferring it to the trustee. If the participant keeps the money, it is evenly split between them and the trustee. If the participant chooses to </w:t>
-      </w:r>
-      <w:r>
-        <w:lastRenderedPageBreak/>
-        <w:t>invest, the amount is tripled to 120 TL, and the trustee then decides whether to share this amount equally with the participant or keep all of it. The task consisted of three blocks, each comprising 20 trials, with varying levels of reciprocity toward the investor, for a total of 60 trials. Each trial follows a standardized sequence presented across six screens (See Figure 1). Each trial of the Trust Game followed a structured sequence of six consecutive screens, designed to capture the participant's decision-making and trust behavior under controlled experimental conditions (Figure 2).</w:t>
+        <w:t>[ Insert Figure 2]</w:t>
       </w:r>
     </w:p>
     <w:p>
       <w:pPr>
         <w:jc w:val="both"/>
       </w:pPr>
-      <w:r>
-        <w:br/>
-        <w:t>In the first decision screen, participants saw a photo of the trustee alongside their initial endowment of 40 Turkish Lira (TL). They were instructed to decide whether to keep the money or invest it by transferring it to the trustee. No action or response was needed during this phase, and the screen remained visible for 6 seconds. On the second-choice screen, participants were asked to confirm their earlier decision (“invest” or “keep”) by pressing the appropriate button within a 3-second window. Before starting the task, they were informed that failing to respond would result in zero earnings for that trial (0 TL) and that missing responses on five trials—whether in a row or not—would lead to the termination of the entire task and exclusion of the subject. A 3-second waiting screen followed, during which participants anticipated the trustee's response. The fourth outcome screen showed the trustee’s decision—whether to share the tripled amount or keep it entirely—along with the outcome of the trial, including the participant’s earnings. In the fifth jitter screen inter-trial interval followed, lasting randomly between 3 and 6 seconds. During this time, a blank screen was displayed to introduce temporal variability between trials.  In the last sixth fixation screen, to maintain a total inter-trial interval of 9 seconds, a fixation cross (“+”) was shown for the remaining time—ranging from 3 to 6 seconds—depending on the length of the preceding jittered interval.</w:t>
-      </w:r>
-    </w:p>
-    <w:p>
-      <w:pPr>
-        <w:jc w:val="both"/>
-      </w:pPr>
-    </w:p>
-    <w:p>
-      <w:pPr>
-        <w:jc w:val="both"/>
-      </w:pPr>
-      <w:r>
-        <w:t>Additionally, after every 10 trials, participants were prompted to rate their level of trust in the trustee using a scale from 1 (not at all) to 7 (completely). This rating screen remained visible for 9 seconds. Each trial lasted 24 seconds, leading to a total task duration of approximately 24 minutes and 54 seconds.</w:t>
-      </w:r>
-    </w:p>
-    <w:p>
-      <w:pPr>
-        <w:jc w:val="both"/>
-      </w:pPr>
-    </w:p>
-    <w:p>
-      <w:pPr>
-        <w:jc w:val="both"/>
-      </w:pPr>
-      <w:r>
-        <w:t>[Insert Figure 1]</w:t>
-      </w:r>
-    </w:p>
-    <w:p>
-      <w:pPr>
-        <w:jc w:val="both"/>
-      </w:pPr>
-    </w:p>
-    <w:p>
-      <w:pPr>
+    </w:p>
+    <w:p>
+      <w:pPr>
+        <w:spacing w:line="240" w:lineRule="auto"/>
         <w:jc w:val="both"/>
       </w:pPr>
       <w:r>
@@ -1650,51 +1612,35 @@
           <w:b/>
           <w:bCs/>
         </w:rPr>
-        <w:t>Figure 1. Single-trial timeline of the Trust Game.</w:t>
-      </w:r>
-      <w:r>
-        <w:t xml:space="preserve"> At the start of each trial, the participant receives an endowment of 40 Turkish Lira (TL) and chooses to Keep or Invest (transfer to a trustee). If they Keep, the 40 TL is split evenly (20 TL each). If they Invest, the transfer is tripled to 120 TL; the trustee then either shares it equally (60 TL each) or keeps the entire 120 TL. The six panels illustrate the standardized sequence of screens presented on every trial—from endowment and choice to trustee decision and outcome feedback. The task comprised three blocks of 20 trials (60 trials total), with the core decision on each trial being whether to trust the trustee.</w:t>
-      </w:r>
-    </w:p>
-    <w:p>
-      <w:pPr>
-        <w:jc w:val="both"/>
-      </w:pPr>
-    </w:p>
-    <w:p>
-      <w:pPr>
-        <w:jc w:val="both"/>
-      </w:pPr>
-      <w:r>
-        <w:t>[ Insert Figure 2]</w:t>
-      </w:r>
-    </w:p>
-    <w:p>
-      <w:pPr>
-        <w:jc w:val="both"/>
-      </w:pPr>
-    </w:p>
-    <w:p>
-      <w:pPr>
-        <w:jc w:val="both"/>
-      </w:pPr>
-      <w:r>
-        <w:rPr>
-          <w:b/>
-          <w:bCs/>
-        </w:rPr>
-        <w:lastRenderedPageBreak/>
-        <w:t>Figure 2. Trial screens and timing in the Trust Game.</w:t>
-      </w:r>
-      <w:r>
-        <w:t xml:space="preserve"> fMRI task model for each trial. Each participant plays the game as sets of 20 trials, i.e., 60 trials in total. (1) Decision/anticipation (6 s): trustee photo + 40 TL endowment shown; no response required. (2) Choice confirmation (≤3 s): participants confirm Keep vs Invest via button press; no response yields 0 TL for that trial; five missed responses (consecutive or not) terminate the task. (3) Anticipation (3 s): waiting for trustee’s decision. (4) Outcome (3 s): trustee’s choice display </w:t>
+        <w:t xml:space="preserve">Figure 2. </w:t>
+      </w:r>
+      <w:r>
+        <w:t>Trial screens and timing in the Trust Game.</w:t>
+      </w:r>
+      <w:r>
+        <w:t xml:space="preserve"> </w:t>
+      </w:r>
+      <w:r>
+        <w:rPr>
+          <w:i/>
+          <w:iCs/>
+        </w:rPr>
+        <w:t xml:space="preserve">fMRI task model for each trial. Each participant plays the game as sets of 20 trials, i.e., 60 trials in total. (1) Decision/anticipation (6 s): trustee photo + 40 TL endowment shown; no response required. (2) Choice confirmation (≤3 s): participants confirm Keep vs Invest via button press; no response yields 0 TL for that trial; five missed responses (consecutive or not) terminate the task. (3) Anticipation (3 s): waiting for trustee’s decision. (4) Outcome (3 s): trustee’s choice display </w:t>
       </w:r>
       <w:proofErr w:type="gramStart"/>
       <w:r>
+        <w:rPr>
+          <w:i/>
+          <w:iCs/>
+        </w:rPr>
         <w:t>share</w:t>
       </w:r>
       <w:proofErr w:type="gramEnd"/>
       <w:r>
+        <w:rPr>
+          <w:i/>
+          <w:iCs/>
+        </w:rPr>
         <w:t xml:space="preserve"> the tripled investment (120 TL, 60 TL each) or keep all—along with participant earnings. (E) Jittered ITI (blank) 3–6 s. (F) Fixation 3–6 s, adjusted to yield a fixed 9 s total inter-trial interval. Durations in seconds unless noted.</w:t>
       </w:r>
     </w:p>
@@ -1730,18 +1676,32 @@
           <w:sz w:val="22"/>
           <w:szCs w:val="22"/>
         </w:rPr>
-        <w:t xml:space="preserve">Choice behavior was fit to a standard Rescorla-Wagner reinforcement learning model utilizing a </w:t>
-      </w:r>
-      <w:proofErr w:type="spellStart"/>
-      <w:r>
-        <w:rPr>
-          <w:rFonts w:ascii="Arial" w:hAnsi="Arial" w:cs="Arial"/>
-          <w:sz w:val="22"/>
-          <w:szCs w:val="22"/>
-        </w:rPr>
-        <w:t>softmax</w:t>
-      </w:r>
-      <w:proofErr w:type="spellEnd"/>
+        <w:t xml:space="preserve">Choice behavior was fit to a standard Rescorla-Wagner </w:t>
+      </w:r>
+      <w:r>
+        <w:rPr>
+          <w:rFonts w:ascii="Arial" w:hAnsi="Arial" w:cs="Arial"/>
+          <w:sz w:val="22"/>
+          <w:szCs w:val="22"/>
+        </w:rPr>
+        <w:t xml:space="preserve">(RW) </w:t>
+      </w:r>
+      <w:r>
+        <w:rPr>
+          <w:rFonts w:ascii="Arial" w:hAnsi="Arial" w:cs="Arial"/>
+          <w:sz w:val="22"/>
+          <w:szCs w:val="22"/>
+        </w:rPr>
+        <w:t xml:space="preserve">reinforcement learning model utilizing a </w:t>
+      </w:r>
+      <w:r>
+        <w:rPr>
+          <w:rFonts w:ascii="Arial" w:hAnsi="Arial" w:cs="Arial"/>
+          <w:sz w:val="22"/>
+          <w:szCs w:val="22"/>
+        </w:rPr>
+        <w:t>SoftMax</w:t>
+      </w:r>
       <w:r>
         <w:rPr>
           <w:rFonts w:ascii="Arial" w:hAnsi="Arial" w:cs="Arial"/>
@@ -1784,15 +1744,7 @@
           <w:sz w:val="22"/>
           <w:szCs w:val="22"/>
         </w:rPr>
-        <w:t>). Full mathematical formulations are provided in the Supplementary Material.</w:t>
-      </w:r>
-      <w:r>
-        <w:rPr>
-          <w:rFonts w:ascii="Arial" w:hAnsi="Arial" w:cs="Arial"/>
-          <w:sz w:val="22"/>
-          <w:szCs w:val="22"/>
-        </w:rPr>
-        <w:t xml:space="preserve"> </w:t>
+        <w:t xml:space="preserve">). </w:t>
       </w:r>
       <w:r>
         <w:rPr>
@@ -1826,8 +1778,86 @@
           <w:sz w:val="22"/>
           <w:szCs w:val="22"/>
         </w:rPr>
-        <w:t xml:space="preserve">. </w:t>
-      </w:r>
+        <w:t>.</w:t>
+      </w:r>
+      <w:r>
+        <w:rPr>
+          <w:rFonts w:ascii="Arial" w:hAnsi="Arial" w:cs="Arial"/>
+          <w:sz w:val="22"/>
+          <w:szCs w:val="22"/>
+        </w:rPr>
+        <w:t xml:space="preserve"> We performed control analysis for model selection, comparing simple RW model to alternative models such as adaptive learning, dual alpha and null model. </w:t>
+      </w:r>
+      <w:r>
+        <w:rPr>
+          <w:rFonts w:ascii="Arial" w:hAnsi="Arial" w:cs="Arial"/>
+          <w:sz w:val="22"/>
+          <w:szCs w:val="22"/>
+        </w:rPr>
+        <w:t xml:space="preserve">Full mathematical </w:t>
+      </w:r>
+      <w:r>
+        <w:rPr>
+          <w:rFonts w:ascii="Arial" w:hAnsi="Arial" w:cs="Arial"/>
+          <w:sz w:val="22"/>
+          <w:szCs w:val="22"/>
+        </w:rPr>
+        <w:t xml:space="preserve">model </w:t>
+      </w:r>
+      <w:r>
+        <w:rPr>
+          <w:rFonts w:ascii="Arial" w:hAnsi="Arial" w:cs="Arial"/>
+          <w:sz w:val="22"/>
+          <w:szCs w:val="22"/>
+        </w:rPr>
+        <w:t>formulations are provided in the Supplementary Material.</w:t>
+      </w:r>
+    </w:p>
+    <w:p>
+      <w:pPr>
+        <w:pStyle w:val="BodyText"/>
+        <w:rPr>
+          <w:rFonts w:ascii="Arial" w:hAnsi="Arial" w:cs="Arial"/>
+          <w:sz w:val="22"/>
+          <w:szCs w:val="22"/>
+        </w:rPr>
+      </w:pPr>
+      <w:r>
+        <w:rPr>
+          <w:rFonts w:ascii="Arial" w:hAnsi="Arial" w:cs="Arial"/>
+          <w:sz w:val="22"/>
+          <w:szCs w:val="22"/>
+        </w:rPr>
+        <w:t xml:space="preserve">Model-free behavior was quantified using Win-Stay/Loss-Shift (WSLS) probabilities. A 'Win' was defined as a trial where the trustee reciprocated (shared the investment), and a 'Loss' as a trial where the trustee kept the investment. 'Win-Stay' was calculated as the probability of investing in trial </w:t>
+      </w:r>
+      <m:oMath>
+        <m:r>
+          <w:rPr>
+            <w:rFonts w:ascii="Cambria Math" w:hAnsi="Cambria Math" w:cs="Arial"/>
+            <w:sz w:val="22"/>
+            <w:szCs w:val="22"/>
+          </w:rPr>
+          <m:t>t+1</m:t>
+        </m:r>
+      </m:oMath>
+      <w:r>
+        <w:rPr>
+          <w:rFonts w:ascii="Arial" w:hAnsi="Arial" w:cs="Arial"/>
+          <w:sz w:val="22"/>
+          <w:szCs w:val="22"/>
+        </w:rPr>
+        <w:t xml:space="preserve"> given a win in trial </w:t>
+      </w:r>
+      <m:oMath>
+        <m:r>
+          <w:rPr>
+            <w:rFonts w:ascii="Cambria Math" w:hAnsi="Cambria Math" w:cs="Arial"/>
+            <w:sz w:val="22"/>
+            <w:szCs w:val="22"/>
+          </w:rPr>
+          <m:t>t.</m:t>
+        </m:r>
+      </m:oMath>
     </w:p>
     <w:p>
       <w:pPr>
@@ -1852,7 +1882,23 @@
           <w:sz w:val="22"/>
           <w:szCs w:val="22"/>
         </w:rPr>
-        <w:t>To ensure the mathematical reliability of our computational framework, we conducted extensive parameter recovery simulations and predictive checks. These analyses confirmed excellent parameter identifiability for both learning rate and inverse temperature and demonstrated that the model reliably captured empirical choice trajectories (significantly outperforming chance). Full simulation methodologies and recovery statistics are detailed in the Supplementary Material.</w:t>
+        <w:t xml:space="preserve">To ensure the mathematical reliability of our computational framework, we conducted extensive parameter recovery simulations and predictive checks. These analyses confirmed excellent parameter identifiability for both learning rate and inverse temperature and demonstrated that the </w:t>
+      </w:r>
+      <w:r>
+        <w:rPr>
+          <w:rFonts w:ascii="Arial" w:hAnsi="Arial" w:cs="Arial"/>
+          <w:sz w:val="22"/>
+          <w:szCs w:val="22"/>
+        </w:rPr>
+        <w:t xml:space="preserve">simple RW </w:t>
+      </w:r>
+      <w:r>
+        <w:rPr>
+          <w:rFonts w:ascii="Arial" w:hAnsi="Arial" w:cs="Arial"/>
+          <w:sz w:val="22"/>
+          <w:szCs w:val="22"/>
+        </w:rPr>
+        <w:t>model reliably captured empirical choice trajectories (significantly outperforming chance). Full simulation methodologies and recovery statistics are detailed in the Supplementary Material.</w:t>
       </w:r>
     </w:p>
     <w:p>
@@ -1860,6 +1906,7 @@
         <w:pStyle w:val="Duz3"/>
       </w:pPr>
       <w:r>
+        <w:lastRenderedPageBreak/>
         <w:t>2.</w:t>
       </w:r>
       <w:r>
@@ -1922,19 +1969,984 @@
         </w:rPr>
         <w:t xml:space="preserve"> were assessed using non-parametric permutation tests (10.000 samples) on medians to account for the non-normal distribution of the estimated parameters. </w:t>
       </w:r>
-      <w:r>
+    </w:p>
+    <w:p>
+      <w:pPr>
+        <w:pStyle w:val="Duz3"/>
+      </w:pPr>
+      <w:r>
+        <w:t xml:space="preserve">2.4.3 </w:t>
+      </w:r>
+      <w:r>
+        <w:t>Analysis of Trial-by-Trial Prediction Errors</w:t>
+      </w:r>
+    </w:p>
+    <w:p>
+      <w:pPr>
         <w:rPr>
           <w:rFonts w:eastAsia="Calibri"/>
         </w:rPr>
-        <w:t>To evaluate trial-by-trial prediction error magnitudes, absolute prediction errors (|PE|) were analyzed using a Linear Mixed-Effects Model (LMM). The model included fixed effects for Group, Task Phase, their interaction, and covariates for age and sex, with a random intercept for subject to account for repeated measures. Model assumptions, including normality of residuals and homoscedasticity, were verified via visual inspection of Q-Q and residual-versus-fitted plots.</w:t>
-      </w:r>
-    </w:p>
-    <w:p>
-      <w:pPr>
+      </w:pPr>
+      <w:r>
         <w:rPr>
           <w:rFonts w:eastAsia="Calibri"/>
         </w:rPr>
-      </w:pPr>
+        <w:t>To investigate dynamic changes in surprise magnitude across the Trust Game, we analyzed the absolute value of trial-by-trial prediction errors (</w:t>
+      </w:r>
+      <m:oMath>
+        <m:d>
+          <m:dPr>
+            <m:begChr m:val="|"/>
+            <m:endChr m:val="|"/>
+            <m:ctrlPr>
+              <w:rPr>
+                <w:rFonts w:ascii="Cambria Math" w:eastAsia="Calibri" w:hAnsi="Cambria Math"/>
+                <w:i/>
+              </w:rPr>
+            </m:ctrlPr>
+          </m:dPr>
+          <m:e>
+            <m:r>
+              <w:rPr>
+                <w:rFonts w:ascii="Cambria Math" w:eastAsia="Calibri" w:hAnsi="Cambria Math"/>
+              </w:rPr>
+              <m:t>PE</m:t>
+            </m:r>
+          </m:e>
+        </m:d>
+      </m:oMath>
+      <w:r>
+        <w:rPr>
+          <w:rFonts w:eastAsia="Calibri"/>
+        </w:rPr>
+        <w:t>) extracted from the winning computational model. We employed a Linear Mixed-Effects Model (LMM) to account for the nested, repeated-measures structure of the data (i.e., multiple trials nested within individual subjects).</w:t>
+      </w:r>
+    </w:p>
+    <w:p>
+      <w:pPr>
+        <w:rPr>
+          <w:rFonts w:eastAsia="Calibri"/>
+        </w:rPr>
+      </w:pPr>
+    </w:p>
+    <w:p>
+      <w:pPr>
+        <w:rPr>
+          <w:rFonts w:eastAsia="Calibri"/>
+        </w:rPr>
+      </w:pPr>
+      <m:oMathPara>
+        <m:oMath>
+          <m:sSub>
+            <m:sSubPr>
+              <m:ctrlPr>
+                <w:rPr>
+                  <w:rFonts w:ascii="Cambria Math" w:eastAsia="Calibri" w:hAnsi="Cambria Math"/>
+                  <w:i/>
+                </w:rPr>
+              </m:ctrlPr>
+            </m:sSubPr>
+            <m:e>
+              <m:d>
+                <m:dPr>
+                  <m:begChr m:val="|"/>
+                  <m:endChr m:val="|"/>
+                  <m:ctrlPr>
+                    <w:rPr>
+                      <w:rFonts w:ascii="Cambria Math" w:eastAsia="Calibri" w:hAnsi="Cambria Math"/>
+                      <w:i/>
+                    </w:rPr>
+                  </m:ctrlPr>
+                </m:dPr>
+                <m:e>
+                  <m:r>
+                    <w:rPr>
+                      <w:rFonts w:ascii="Cambria Math" w:eastAsia="Calibri" w:hAnsi="Cambria Math"/>
+                    </w:rPr>
+                    <m:t>PE</m:t>
+                  </m:r>
+                </m:e>
+              </m:d>
+            </m:e>
+            <m:sub>
+              <m:r>
+                <w:rPr>
+                  <w:rFonts w:ascii="Cambria Math" w:eastAsia="Calibri" w:hAnsi="Cambria Math"/>
+                </w:rPr>
+                <m:t>ij</m:t>
+              </m:r>
+            </m:sub>
+          </m:sSub>
+          <m:r>
+            <w:rPr>
+              <w:rFonts w:ascii="Cambria Math" w:eastAsia="Calibri" w:hAnsi="Cambria Math"/>
+            </w:rPr>
+            <m:t>=</m:t>
+          </m:r>
+          <m:sSub>
+            <m:sSubPr>
+              <m:ctrlPr>
+                <w:rPr>
+                  <w:rFonts w:ascii="Cambria Math" w:eastAsia="Calibri" w:hAnsi="Cambria Math"/>
+                </w:rPr>
+              </m:ctrlPr>
+            </m:sSubPr>
+            <m:e>
+              <m:r>
+                <m:rPr>
+                  <m:sty m:val="p"/>
+                </m:rPr>
+                <w:rPr>
+                  <w:rFonts w:ascii="Cambria Math" w:eastAsia="Calibri" w:hAnsi="Cambria Math"/>
+                </w:rPr>
+                <m:t>β</m:t>
+              </m:r>
+            </m:e>
+            <m:sub>
+              <m:r>
+                <m:rPr>
+                  <m:sty m:val="p"/>
+                </m:rPr>
+                <w:rPr>
+                  <w:rFonts w:ascii="Cambria Math" w:eastAsia="Calibri" w:hAnsi="Cambria Math"/>
+                </w:rPr>
+                <m:t>0</m:t>
+              </m:r>
+            </m:sub>
+          </m:sSub>
+          <m:r>
+            <w:rPr>
+              <w:rFonts w:ascii="Cambria Math" w:eastAsia="Calibri" w:hAnsi="Cambria Math"/>
+            </w:rPr>
+            <m:t>+</m:t>
+          </m:r>
+          <m:sSub>
+            <m:sSubPr>
+              <m:ctrlPr>
+                <w:rPr>
+                  <w:rFonts w:ascii="Cambria Math" w:eastAsia="Calibri" w:hAnsi="Cambria Math"/>
+                  <w:i/>
+                </w:rPr>
+              </m:ctrlPr>
+            </m:sSubPr>
+            <m:e>
+              <m:r>
+                <w:rPr>
+                  <w:rFonts w:ascii="Cambria Math" w:eastAsia="Calibri" w:hAnsi="Cambria Math"/>
+                </w:rPr>
+                <m:t>β</m:t>
+              </m:r>
+            </m:e>
+            <m:sub>
+              <m:r>
+                <w:rPr>
+                  <w:rFonts w:ascii="Cambria Math" w:eastAsia="Calibri" w:hAnsi="Cambria Math"/>
+                </w:rPr>
+                <m:t>1</m:t>
+              </m:r>
+            </m:sub>
+          </m:sSub>
+          <m:d>
+            <m:dPr>
+              <m:ctrlPr>
+                <w:rPr>
+                  <w:rFonts w:ascii="Cambria Math" w:eastAsia="Calibri" w:hAnsi="Cambria Math"/>
+                  <w:i/>
+                </w:rPr>
+              </m:ctrlPr>
+            </m:dPr>
+            <m:e>
+              <m:r>
+                <w:rPr>
+                  <w:rFonts w:ascii="Cambria Math" w:eastAsia="Calibri" w:hAnsi="Cambria Math"/>
+                </w:rPr>
+                <m:t>Grou</m:t>
+              </m:r>
+              <m:sSub>
+                <m:sSubPr>
+                  <m:ctrlPr>
+                    <w:rPr>
+                      <w:rFonts w:ascii="Cambria Math" w:eastAsia="Calibri" w:hAnsi="Cambria Math"/>
+                      <w:i/>
+                    </w:rPr>
+                  </m:ctrlPr>
+                </m:sSubPr>
+                <m:e>
+                  <m:r>
+                    <w:rPr>
+                      <w:rFonts w:ascii="Cambria Math" w:eastAsia="Calibri" w:hAnsi="Cambria Math"/>
+                    </w:rPr>
+                    <m:t>p</m:t>
+                  </m:r>
+                </m:e>
+                <m:sub>
+                  <m:r>
+                    <w:rPr>
+                      <w:rFonts w:ascii="Cambria Math" w:eastAsia="Calibri" w:hAnsi="Cambria Math"/>
+                    </w:rPr>
+                    <m:t>i</m:t>
+                  </m:r>
+                </m:sub>
+              </m:sSub>
+            </m:e>
+          </m:d>
+          <m:r>
+            <w:rPr>
+              <w:rFonts w:ascii="Cambria Math" w:eastAsia="Calibri" w:hAnsi="Cambria Math"/>
+            </w:rPr>
+            <m:t xml:space="preserve">+ </m:t>
+          </m:r>
+          <m:sSub>
+            <m:sSubPr>
+              <m:ctrlPr>
+                <w:rPr>
+                  <w:rFonts w:ascii="Cambria Math" w:eastAsia="Calibri" w:hAnsi="Cambria Math"/>
+                  <w:i/>
+                </w:rPr>
+              </m:ctrlPr>
+            </m:sSubPr>
+            <m:e>
+              <m:r>
+                <w:rPr>
+                  <w:rFonts w:ascii="Cambria Math" w:eastAsia="Calibri" w:hAnsi="Cambria Math"/>
+                </w:rPr>
+                <m:t>β</m:t>
+              </m:r>
+            </m:e>
+            <m:sub>
+              <m:r>
+                <w:rPr>
+                  <w:rFonts w:ascii="Cambria Math" w:eastAsia="Calibri" w:hAnsi="Cambria Math"/>
+                </w:rPr>
+                <m:t>2</m:t>
+              </m:r>
+            </m:sub>
+          </m:sSub>
+          <m:d>
+            <m:dPr>
+              <m:ctrlPr>
+                <w:rPr>
+                  <w:rFonts w:ascii="Cambria Math" w:eastAsia="Calibri" w:hAnsi="Cambria Math"/>
+                  <w:i/>
+                </w:rPr>
+              </m:ctrlPr>
+            </m:dPr>
+            <m:e>
+              <m:r>
+                <w:rPr>
+                  <w:rFonts w:ascii="Cambria Math" w:eastAsia="Calibri" w:hAnsi="Cambria Math"/>
+                </w:rPr>
+                <m:t>Bloc</m:t>
+              </m:r>
+              <m:sSub>
+                <m:sSubPr>
+                  <m:ctrlPr>
+                    <w:rPr>
+                      <w:rFonts w:ascii="Cambria Math" w:eastAsia="Calibri" w:hAnsi="Cambria Math"/>
+                      <w:i/>
+                    </w:rPr>
+                  </m:ctrlPr>
+                </m:sSubPr>
+                <m:e>
+                  <m:r>
+                    <w:rPr>
+                      <w:rFonts w:ascii="Cambria Math" w:eastAsia="Calibri" w:hAnsi="Cambria Math"/>
+                    </w:rPr>
+                    <m:t>k</m:t>
+                  </m:r>
+                </m:e>
+                <m:sub>
+                  <m:r>
+                    <w:rPr>
+                      <w:rFonts w:ascii="Cambria Math" w:eastAsia="Calibri" w:hAnsi="Cambria Math"/>
+                    </w:rPr>
+                    <m:t>ij</m:t>
+                  </m:r>
+                </m:sub>
+              </m:sSub>
+            </m:e>
+          </m:d>
+          <m:r>
+            <w:rPr>
+              <w:rFonts w:ascii="Cambria Math" w:eastAsia="Calibri" w:hAnsi="Cambria Math"/>
+            </w:rPr>
+            <m:t>+</m:t>
+          </m:r>
+          <m:sSub>
+            <m:sSubPr>
+              <m:ctrlPr>
+                <w:rPr>
+                  <w:rFonts w:ascii="Cambria Math" w:eastAsia="Calibri" w:hAnsi="Cambria Math"/>
+                  <w:i/>
+                </w:rPr>
+              </m:ctrlPr>
+            </m:sSubPr>
+            <m:e>
+              <m:r>
+                <w:rPr>
+                  <w:rFonts w:ascii="Cambria Math" w:eastAsia="Calibri" w:hAnsi="Cambria Math"/>
+                </w:rPr>
+                <m:t>β</m:t>
+              </m:r>
+            </m:e>
+            <m:sub>
+              <m:r>
+                <w:rPr>
+                  <w:rFonts w:ascii="Cambria Math" w:eastAsia="Calibri" w:hAnsi="Cambria Math"/>
+                </w:rPr>
+                <m:t>3</m:t>
+              </m:r>
+            </m:sub>
+          </m:sSub>
+          <m:d>
+            <m:dPr>
+              <m:ctrlPr>
+                <w:rPr>
+                  <w:rFonts w:ascii="Cambria Math" w:eastAsia="Calibri" w:hAnsi="Cambria Math"/>
+                  <w:i/>
+                </w:rPr>
+              </m:ctrlPr>
+            </m:dPr>
+            <m:e>
+              <m:r>
+                <w:rPr>
+                  <w:rFonts w:ascii="Cambria Math" w:eastAsia="Calibri" w:hAnsi="Cambria Math"/>
+                </w:rPr>
+                <m:t>Grou</m:t>
+              </m:r>
+              <m:sSub>
+                <m:sSubPr>
+                  <m:ctrlPr>
+                    <w:rPr>
+                      <w:rFonts w:ascii="Cambria Math" w:eastAsia="Calibri" w:hAnsi="Cambria Math"/>
+                      <w:i/>
+                    </w:rPr>
+                  </m:ctrlPr>
+                </m:sSubPr>
+                <m:e>
+                  <m:r>
+                    <w:rPr>
+                      <w:rFonts w:ascii="Cambria Math" w:eastAsia="Calibri" w:hAnsi="Cambria Math"/>
+                    </w:rPr>
+                    <m:t>p</m:t>
+                  </m:r>
+                </m:e>
+                <m:sub>
+                  <m:r>
+                    <w:rPr>
+                      <w:rFonts w:ascii="Cambria Math" w:eastAsia="Calibri" w:hAnsi="Cambria Math"/>
+                    </w:rPr>
+                    <m:t>i</m:t>
+                  </m:r>
+                </m:sub>
+              </m:sSub>
+              <m:r>
+                <w:rPr>
+                  <w:rFonts w:ascii="Cambria Math" w:eastAsia="Calibri" w:hAnsi="Cambria Math"/>
+                </w:rPr>
+                <m:t>×</m:t>
+              </m:r>
+              <m:r>
+                <w:rPr>
+                  <w:rFonts w:ascii="Cambria Math" w:eastAsia="Calibri" w:hAnsi="Cambria Math"/>
+                </w:rPr>
+                <m:t>Bloc</m:t>
+              </m:r>
+              <m:sSub>
+                <m:sSubPr>
+                  <m:ctrlPr>
+                    <w:rPr>
+                      <w:rFonts w:ascii="Cambria Math" w:eastAsia="Calibri" w:hAnsi="Cambria Math"/>
+                      <w:i/>
+                    </w:rPr>
+                  </m:ctrlPr>
+                </m:sSubPr>
+                <m:e>
+                  <m:r>
+                    <w:rPr>
+                      <w:rFonts w:ascii="Cambria Math" w:eastAsia="Calibri" w:hAnsi="Cambria Math"/>
+                    </w:rPr>
+                    <m:t>k</m:t>
+                  </m:r>
+                </m:e>
+                <m:sub>
+                  <m:r>
+                    <w:rPr>
+                      <w:rFonts w:ascii="Cambria Math" w:eastAsia="Calibri" w:hAnsi="Cambria Math"/>
+                    </w:rPr>
+                    <m:t>ij</m:t>
+                  </m:r>
+                </m:sub>
+              </m:sSub>
+            </m:e>
+          </m:d>
+          <m:r>
+            <w:rPr>
+              <w:rFonts w:ascii="Cambria Math" w:eastAsia="Calibri" w:hAnsi="Cambria Math"/>
+            </w:rPr>
+            <m:t>+</m:t>
+          </m:r>
+          <m:sSub>
+            <m:sSubPr>
+              <m:ctrlPr>
+                <w:rPr>
+                  <w:rFonts w:ascii="Cambria Math" w:eastAsia="Calibri" w:hAnsi="Cambria Math"/>
+                  <w:i/>
+                </w:rPr>
+              </m:ctrlPr>
+            </m:sSubPr>
+            <m:e>
+              <m:r>
+                <w:rPr>
+                  <w:rFonts w:ascii="Cambria Math" w:eastAsia="Calibri" w:hAnsi="Cambria Math"/>
+                </w:rPr>
+                <m:t>β</m:t>
+              </m:r>
+            </m:e>
+            <m:sub>
+              <m:r>
+                <w:rPr>
+                  <w:rFonts w:ascii="Cambria Math" w:eastAsia="Calibri" w:hAnsi="Cambria Math"/>
+                </w:rPr>
+                <m:t>4</m:t>
+              </m:r>
+            </m:sub>
+          </m:sSub>
+          <m:d>
+            <m:dPr>
+              <m:ctrlPr>
+                <w:rPr>
+                  <w:rFonts w:ascii="Cambria Math" w:eastAsia="Calibri" w:hAnsi="Cambria Math"/>
+                  <w:i/>
+                </w:rPr>
+              </m:ctrlPr>
+            </m:dPr>
+            <m:e>
+              <m:r>
+                <w:rPr>
+                  <w:rFonts w:ascii="Cambria Math" w:eastAsia="Calibri" w:hAnsi="Cambria Math"/>
+                </w:rPr>
+                <m:t>Se</m:t>
+              </m:r>
+              <m:sSub>
+                <m:sSubPr>
+                  <m:ctrlPr>
+                    <w:rPr>
+                      <w:rFonts w:ascii="Cambria Math" w:eastAsia="Calibri" w:hAnsi="Cambria Math"/>
+                      <w:i/>
+                    </w:rPr>
+                  </m:ctrlPr>
+                </m:sSubPr>
+                <m:e>
+                  <m:r>
+                    <w:rPr>
+                      <w:rFonts w:ascii="Cambria Math" w:eastAsia="Calibri" w:hAnsi="Cambria Math"/>
+                    </w:rPr>
+                    <m:t>x</m:t>
+                  </m:r>
+                </m:e>
+                <m:sub>
+                  <m:r>
+                    <w:rPr>
+                      <w:rFonts w:ascii="Cambria Math" w:eastAsia="Calibri" w:hAnsi="Cambria Math"/>
+                    </w:rPr>
+                    <m:t>i</m:t>
+                  </m:r>
+                </m:sub>
+              </m:sSub>
+            </m:e>
+          </m:d>
+          <m:r>
+            <w:rPr>
+              <w:rFonts w:ascii="Cambria Math" w:eastAsia="Calibri" w:hAnsi="Cambria Math"/>
+            </w:rPr>
+            <m:t>+</m:t>
+          </m:r>
+          <m:sSub>
+            <m:sSubPr>
+              <m:ctrlPr>
+                <w:rPr>
+                  <w:rFonts w:ascii="Cambria Math" w:eastAsia="Calibri" w:hAnsi="Cambria Math"/>
+                  <w:i/>
+                </w:rPr>
+              </m:ctrlPr>
+            </m:sSubPr>
+            <m:e>
+              <m:r>
+                <w:rPr>
+                  <w:rFonts w:ascii="Cambria Math" w:eastAsia="Calibri" w:hAnsi="Cambria Math"/>
+                </w:rPr>
+                <m:t>β</m:t>
+              </m:r>
+            </m:e>
+            <m:sub>
+              <m:r>
+                <w:rPr>
+                  <w:rFonts w:ascii="Cambria Math" w:eastAsia="Calibri" w:hAnsi="Cambria Math"/>
+                </w:rPr>
+                <m:t>5</m:t>
+              </m:r>
+            </m:sub>
+          </m:sSub>
+          <m:d>
+            <m:dPr>
+              <m:ctrlPr>
+                <w:rPr>
+                  <w:rFonts w:ascii="Cambria Math" w:eastAsia="Calibri" w:hAnsi="Cambria Math"/>
+                  <w:i/>
+                </w:rPr>
+              </m:ctrlPr>
+            </m:dPr>
+            <m:e>
+              <m:r>
+                <w:rPr>
+                  <w:rFonts w:ascii="Cambria Math" w:eastAsia="Calibri" w:hAnsi="Cambria Math"/>
+                </w:rPr>
+                <m:t>Ag</m:t>
+              </m:r>
+              <m:sSub>
+                <m:sSubPr>
+                  <m:ctrlPr>
+                    <w:rPr>
+                      <w:rFonts w:ascii="Cambria Math" w:eastAsia="Calibri" w:hAnsi="Cambria Math"/>
+                      <w:i/>
+                    </w:rPr>
+                  </m:ctrlPr>
+                </m:sSubPr>
+                <m:e>
+                  <m:r>
+                    <w:rPr>
+                      <w:rFonts w:ascii="Cambria Math" w:eastAsia="Calibri" w:hAnsi="Cambria Math"/>
+                    </w:rPr>
+                    <m:t>e</m:t>
+                  </m:r>
+                </m:e>
+                <m:sub>
+                  <m:r>
+                    <w:rPr>
+                      <w:rFonts w:ascii="Cambria Math" w:eastAsia="Calibri" w:hAnsi="Cambria Math"/>
+                    </w:rPr>
+                    <m:t>i</m:t>
+                  </m:r>
+                </m:sub>
+              </m:sSub>
+            </m:e>
+          </m:d>
+          <m:r>
+            <w:rPr>
+              <w:rFonts w:ascii="Cambria Math" w:eastAsia="Calibri" w:hAnsi="Cambria Math"/>
+            </w:rPr>
+            <m:t>+</m:t>
+          </m:r>
+          <m:sSub>
+            <m:sSubPr>
+              <m:ctrlPr>
+                <w:rPr>
+                  <w:rFonts w:ascii="Cambria Math" w:eastAsia="Calibri" w:hAnsi="Cambria Math"/>
+                  <w:i/>
+                </w:rPr>
+              </m:ctrlPr>
+            </m:sSubPr>
+            <m:e>
+              <m:r>
+                <w:rPr>
+                  <w:rFonts w:ascii="Cambria Math" w:eastAsia="Calibri" w:hAnsi="Cambria Math"/>
+                </w:rPr>
+                <m:t>u</m:t>
+              </m:r>
+            </m:e>
+            <m:sub>
+              <m:r>
+                <w:rPr>
+                  <w:rFonts w:ascii="Cambria Math" w:eastAsia="Calibri" w:hAnsi="Cambria Math"/>
+                </w:rPr>
+                <m:t>0i</m:t>
+              </m:r>
+            </m:sub>
+          </m:sSub>
+          <m:r>
+            <w:rPr>
+              <w:rFonts w:ascii="Cambria Math" w:eastAsia="Calibri" w:hAnsi="Cambria Math"/>
+            </w:rPr>
+            <m:t>+</m:t>
+          </m:r>
+          <m:sSub>
+            <m:sSubPr>
+              <m:ctrlPr>
+                <w:rPr>
+                  <w:rFonts w:ascii="Cambria Math" w:eastAsia="Calibri" w:hAnsi="Cambria Math"/>
+                  <w:i/>
+                </w:rPr>
+              </m:ctrlPr>
+            </m:sSubPr>
+            <m:e>
+              <m:r>
+                <w:rPr>
+                  <w:rFonts w:ascii="Cambria Math" w:eastAsia="Calibri" w:hAnsi="Cambria Math"/>
+                </w:rPr>
+                <m:t>ϵ</m:t>
+              </m:r>
+            </m:e>
+            <m:sub>
+              <m:r>
+                <w:rPr>
+                  <w:rFonts w:ascii="Cambria Math" w:eastAsia="Calibri" w:hAnsi="Cambria Math"/>
+                </w:rPr>
+                <m:t>ij</m:t>
+              </m:r>
+            </m:sub>
+          </m:sSub>
+        </m:oMath>
+      </m:oMathPara>
+    </w:p>
+    <w:p>
+      <w:pPr>
+        <w:rPr>
+          <w:rFonts w:eastAsia="Calibri"/>
+        </w:rPr>
+      </w:pPr>
+    </w:p>
+    <w:p>
+      <w:pPr>
+        <w:pStyle w:val="BodyText"/>
+        <w:rPr>
+          <w:rFonts w:ascii="Arial" w:hAnsi="Arial" w:cs="Arial"/>
+          <w:sz w:val="22"/>
+          <w:szCs w:val="22"/>
+        </w:rPr>
+      </w:pPr>
+      <w:r>
+        <w:rPr>
+          <w:rFonts w:ascii="Arial" w:hAnsi="Arial" w:cs="Arial"/>
+          <w:sz w:val="22"/>
+          <w:szCs w:val="22"/>
+        </w:rPr>
+        <w:t xml:space="preserve">The dependent variable was the trial-specific </w:t>
+      </w:r>
+      <m:oMath>
+        <m:r>
+          <w:rPr>
+            <w:rFonts w:ascii="Cambria Math" w:hAnsi="Cambria Math" w:cs="Arial"/>
+            <w:sz w:val="22"/>
+            <w:szCs w:val="22"/>
+          </w:rPr>
+          <m:t>(j)</m:t>
+        </m:r>
+      </m:oMath>
+      <w:r>
+        <w:rPr>
+          <w:rFonts w:ascii="Arial" w:hAnsi="Arial" w:cs="Arial"/>
+          <w:sz w:val="22"/>
+          <w:szCs w:val="22"/>
+        </w:rPr>
+        <w:t xml:space="preserve"> absolute prediction errors </w:t>
+      </w:r>
+      <w:r>
+        <w:rPr>
+          <w:rFonts w:ascii="Arial" w:hAnsi="Arial" w:cs="Arial"/>
+          <w:sz w:val="22"/>
+          <w:szCs w:val="22"/>
+        </w:rPr>
+        <w:t>(</w:t>
+      </w:r>
+      <m:oMath>
+        <m:d>
+          <m:dPr>
+            <m:begChr m:val="|"/>
+            <m:endChr m:val="|"/>
+            <m:ctrlPr>
+              <w:rPr>
+                <w:rFonts w:ascii="Cambria Math" w:hAnsi="Cambria Math" w:cs="Arial"/>
+                <w:i/>
+                <w:sz w:val="22"/>
+                <w:szCs w:val="22"/>
+                <w:lang w:eastAsia="en-US"/>
+                <w14:ligatures w14:val="none"/>
+              </w:rPr>
+            </m:ctrlPr>
+          </m:dPr>
+          <m:e>
+            <m:r>
+              <w:rPr>
+                <w:rFonts w:ascii="Cambria Math" w:hAnsi="Cambria Math" w:cs="Arial"/>
+                <w:sz w:val="22"/>
+                <w:szCs w:val="22"/>
+              </w:rPr>
+              <m:t>PE</m:t>
+            </m:r>
+          </m:e>
+        </m:d>
+      </m:oMath>
+      <w:r>
+        <w:rPr>
+          <w:rFonts w:ascii="Arial" w:hAnsi="Arial" w:cs="Arial"/>
+          <w:sz w:val="22"/>
+          <w:szCs w:val="22"/>
+        </w:rPr>
+        <w:t>)</w:t>
+      </w:r>
+      <w:r>
+        <w:rPr>
+          <w:rFonts w:ascii="Arial" w:hAnsi="Arial" w:cs="Arial"/>
+          <w:sz w:val="22"/>
+          <w:szCs w:val="22"/>
+        </w:rPr>
+        <w:t xml:space="preserve"> for the subject </w:t>
+      </w:r>
+      <m:oMath>
+        <m:r>
+          <w:rPr>
+            <w:rFonts w:ascii="Cambria Math" w:hAnsi="Cambria Math" w:cs="Arial"/>
+            <w:sz w:val="22"/>
+            <w:szCs w:val="22"/>
+          </w:rPr>
+          <m:t>i</m:t>
+        </m:r>
+      </m:oMath>
+      <w:r>
+        <w:rPr>
+          <w:rFonts w:ascii="Arial" w:hAnsi="Arial" w:cs="Arial"/>
+          <w:sz w:val="22"/>
+          <w:szCs w:val="22"/>
+        </w:rPr>
+        <w:t xml:space="preserve">. The model included categorical fixed main effects for diagnostic </w:t>
+      </w:r>
+      <m:oMath>
+        <m:r>
+          <w:rPr>
+            <w:rFonts w:ascii="Cambria Math" w:hAnsi="Cambria Math" w:cs="Arial"/>
+            <w:sz w:val="22"/>
+            <w:szCs w:val="22"/>
+          </w:rPr>
+          <m:t>Group</m:t>
+        </m:r>
+      </m:oMath>
+      <w:r>
+        <w:rPr>
+          <w:rFonts w:ascii="Arial" w:hAnsi="Arial" w:cs="Arial"/>
+          <w:sz w:val="22"/>
+          <w:szCs w:val="22"/>
+        </w:rPr>
+        <w:t xml:space="preserve"> (HC vs SZ), Task Block (</w:t>
+      </w:r>
+      <m:oMath>
+        <m:r>
+          <w:rPr>
+            <w:rFonts w:ascii="Cambria Math" w:hAnsi="Cambria Math" w:cs="Arial"/>
+            <w:sz w:val="22"/>
+            <w:szCs w:val="22"/>
+          </w:rPr>
+          <m:t>Block</m:t>
+        </m:r>
+      </m:oMath>
+      <w:r>
+        <w:rPr>
+          <w:rFonts w:ascii="Arial" w:hAnsi="Arial" w:cs="Arial"/>
+          <w:sz w:val="22"/>
+          <w:szCs w:val="22"/>
+        </w:rPr>
+        <w:t>, Trials 1-20, 21-40 and 41-60), and their interaction (</w:t>
+      </w:r>
+      <m:oMath>
+        <m:r>
+          <w:rPr>
+            <w:rFonts w:ascii="Cambria Math" w:hAnsi="Cambria Math" w:cs="Arial"/>
+            <w:sz w:val="22"/>
+            <w:szCs w:val="22"/>
+          </w:rPr>
+          <m:t xml:space="preserve">Group × </m:t>
+        </m:r>
+        <m:r>
+          <w:rPr>
+            <w:rFonts w:ascii="Cambria Math" w:hAnsi="Cambria Math" w:cs="Arial"/>
+            <w:sz w:val="22"/>
+            <w:szCs w:val="22"/>
+          </w:rPr>
+          <m:t>Block</m:t>
+        </m:r>
+      </m:oMath>
+      <w:r>
+        <w:rPr>
+          <w:rFonts w:ascii="Arial" w:hAnsi="Arial" w:cs="Arial"/>
+          <w:sz w:val="22"/>
+          <w:szCs w:val="22"/>
+        </w:rPr>
+        <w:t xml:space="preserve">). To control </w:t>
+      </w:r>
+      <w:r>
+        <w:rPr>
+          <w:rFonts w:ascii="Arial" w:hAnsi="Arial" w:cs="Arial"/>
+          <w:sz w:val="22"/>
+          <w:szCs w:val="22"/>
+        </w:rPr>
+        <w:t xml:space="preserve">for potential demographic confounding, participants </w:t>
+      </w:r>
+      <m:oMath>
+        <m:r>
+          <w:rPr>
+            <w:rFonts w:ascii="Cambria Math" w:hAnsi="Cambria Math" w:cs="Arial"/>
+            <w:sz w:val="22"/>
+            <w:szCs w:val="22"/>
+          </w:rPr>
+          <m:t>Sex</m:t>
+        </m:r>
+      </m:oMath>
+      <w:r>
+        <w:rPr>
+          <w:rFonts w:ascii="Arial" w:hAnsi="Arial" w:cs="Arial"/>
+          <w:sz w:val="22"/>
+          <w:szCs w:val="22"/>
+        </w:rPr>
+        <w:t xml:space="preserve"> and standardized </w:t>
+      </w:r>
+      <m:oMath>
+        <m:r>
+          <w:rPr>
+            <w:rFonts w:ascii="Cambria Math" w:hAnsi="Cambria Math" w:cs="Arial"/>
+            <w:sz w:val="22"/>
+            <w:szCs w:val="22"/>
+          </w:rPr>
+          <m:t>Age</m:t>
+        </m:r>
+      </m:oMath>
+      <w:r>
+        <w:rPr>
+          <w:rFonts w:ascii="Arial" w:hAnsi="Arial" w:cs="Arial"/>
+          <w:sz w:val="22"/>
+          <w:szCs w:val="22"/>
+        </w:rPr>
+        <w:t xml:space="preserve"> (z-scored) were included as fixed-effect covariates. </w:t>
+      </w:r>
+      <w:r>
+        <w:rPr>
+          <w:rFonts w:ascii="Arial" w:hAnsi="Arial" w:cs="Arial"/>
+          <w:sz w:val="22"/>
+          <w:szCs w:val="22"/>
+        </w:rPr>
+        <w:t>To appropriately model within-subject correlation and baseline individual differences in surprise, a random intercept for Subject (</w:t>
+      </w:r>
+      <m:oMath>
+        <m:sSub>
+          <m:sSubPr>
+            <m:ctrlPr>
+              <w:rPr>
+                <w:rFonts w:ascii="Cambria Math" w:hAnsi="Cambria Math" w:cs="Arial"/>
+                <w:i/>
+                <w:sz w:val="22"/>
+                <w:szCs w:val="22"/>
+              </w:rPr>
+            </m:ctrlPr>
+          </m:sSubPr>
+          <m:e>
+            <m:r>
+              <w:rPr>
+                <w:rFonts w:ascii="Cambria Math" w:hAnsi="Cambria Math" w:cs="Arial"/>
+                <w:sz w:val="22"/>
+                <w:szCs w:val="22"/>
+              </w:rPr>
+              <m:t>u</m:t>
+            </m:r>
+          </m:e>
+          <m:sub>
+            <m:r>
+              <w:rPr>
+                <w:rFonts w:ascii="Cambria Math" w:hAnsi="Cambria Math" w:cs="Arial"/>
+                <w:sz w:val="22"/>
+                <w:szCs w:val="22"/>
+              </w:rPr>
+              <m:t>0i</m:t>
+            </m:r>
+          </m:sub>
+        </m:sSub>
+        <m:r>
+          <w:rPr>
+            <w:rFonts w:ascii="Cambria Math" w:hAnsi="Cambria Math" w:cs="Arial"/>
+            <w:sz w:val="22"/>
+            <w:szCs w:val="22"/>
+          </w:rPr>
+          <m:t>)</m:t>
+        </m:r>
+      </m:oMath>
+      <w:r>
+        <w:rPr>
+          <w:rFonts w:ascii="Arial" w:hAnsi="Arial" w:cs="Arial"/>
+          <w:sz w:val="22"/>
+          <w:szCs w:val="22"/>
+        </w:rPr>
+        <w:t xml:space="preserve"> was s</w:t>
+      </w:r>
+      <w:proofErr w:type="spellStart"/>
+      <w:r>
+        <w:rPr>
+          <w:rFonts w:ascii="Arial" w:hAnsi="Arial" w:cs="Arial"/>
+          <w:sz w:val="22"/>
+          <w:szCs w:val="22"/>
+        </w:rPr>
+        <w:t>pecified</w:t>
+      </w:r>
+      <w:proofErr w:type="spellEnd"/>
+      <w:r>
+        <w:rPr>
+          <w:rFonts w:ascii="Arial" w:hAnsi="Arial" w:cs="Arial"/>
+          <w:sz w:val="22"/>
+          <w:szCs w:val="22"/>
+        </w:rPr>
+        <w:t xml:space="preserve">. </w:t>
+      </w:r>
+      <w:r>
+        <w:rPr>
+          <w:rFonts w:ascii="Arial" w:hAnsi="Arial" w:cs="Arial"/>
+          <w:sz w:val="22"/>
+          <w:szCs w:val="22"/>
+        </w:rPr>
+        <w:t xml:space="preserve">Prior to analysis, </w:t>
+      </w:r>
+      <m:oMath>
+        <m:d>
+          <m:dPr>
+            <m:begChr m:val="|"/>
+            <m:endChr m:val="|"/>
+            <m:ctrlPr>
+              <w:rPr>
+                <w:rFonts w:ascii="Cambria Math" w:hAnsi="Cambria Math" w:cs="Arial"/>
+                <w:i/>
+                <w:sz w:val="22"/>
+                <w:szCs w:val="22"/>
+                <w:lang w:eastAsia="en-US"/>
+                <w14:ligatures w14:val="none"/>
+              </w:rPr>
+            </m:ctrlPr>
+          </m:dPr>
+          <m:e>
+            <m:r>
+              <w:rPr>
+                <w:rFonts w:ascii="Cambria Math" w:hAnsi="Cambria Math" w:cs="Arial"/>
+                <w:sz w:val="22"/>
+                <w:szCs w:val="22"/>
+              </w:rPr>
+              <m:t>PE</m:t>
+            </m:r>
+          </m:e>
+        </m:d>
+      </m:oMath>
+      <w:r>
+        <w:rPr>
+          <w:rFonts w:ascii="Arial" w:hAnsi="Arial" w:cs="Arial"/>
+          <w:sz w:val="22"/>
+          <w:szCs w:val="22"/>
+          <w:lang w:eastAsia="en-US"/>
+          <w14:ligatures w14:val="none"/>
+        </w:rPr>
+        <w:t xml:space="preserve"> </w:t>
+      </w:r>
+      <w:r>
+        <w:rPr>
+          <w:rFonts w:ascii="Arial" w:hAnsi="Arial" w:cs="Arial"/>
+          <w:sz w:val="22"/>
+          <w:szCs w:val="22"/>
+        </w:rPr>
+        <w:t xml:space="preserve">values were standardized (z-scored) within the sample to ensure optimizer convergence and stabilize variance estimates. </w:t>
+      </w:r>
     </w:p>
     <w:p>
       <w:pPr>
@@ -2025,50 +3037,29 @@
     </w:p>
     <w:p>
       <w:pPr>
+        <w:pStyle w:val="Duz2"/>
         <w:rPr>
           <w:rFonts w:eastAsia="Calibri"/>
         </w:rPr>
       </w:pPr>
-    </w:p>
-    <w:p>
-      <w:pPr>
+      <w:r>
         <w:rPr>
           <w:rFonts w:eastAsia="Calibri"/>
         </w:rPr>
-      </w:pPr>
-    </w:p>
-    <w:p>
-      <w:pPr>
-        <w:pStyle w:val="Duz2"/>
+        <w:t>2.</w:t>
+      </w:r>
+      <w:r>
         <w:rPr>
           <w:rFonts w:eastAsia="Calibri"/>
         </w:rPr>
-      </w:pPr>
+        <w:t>6</w:t>
+      </w:r>
       <w:r>
         <w:rPr>
           <w:rFonts w:eastAsia="Calibri"/>
         </w:rPr>
-        <w:t>2.</w:t>
-      </w:r>
-      <w:r>
-        <w:rPr>
-          <w:rFonts w:eastAsia="Calibri"/>
-        </w:rPr>
-        <w:t>6</w:t>
-      </w:r>
-      <w:r>
-        <w:rPr>
-          <w:rFonts w:eastAsia="Calibri"/>
-        </w:rPr>
         <w:t xml:space="preserve"> fMRI Statistical Analysis</w:t>
       </w:r>
-    </w:p>
-    <w:p>
-      <w:pPr>
-        <w:rPr>
-          <w:rFonts w:eastAsia="Calibri"/>
-        </w:rPr>
-      </w:pPr>
     </w:p>
     <w:p>
       <w:pPr>
@@ -2205,6 +3196,7 @@
         <w:rPr>
           <w:rFonts w:eastAsia="Calibri"/>
         </w:rPr>
+        <w:lastRenderedPageBreak/>
         <w:t>3. Results</w:t>
       </w:r>
     </w:p>
@@ -2375,8 +3367,8 @@
           <w14:ligatures w14:val="standardContextual"/>
         </w:rPr>
         <w:drawing>
-          <wp:inline distT="0" distB="0" distL="0" distR="0" wp14:anchorId="78ADC060" wp14:editId="5F901705">
-            <wp:extent cx="5943600" cy="2476500"/>
+          <wp:inline distT="0" distB="0" distL="0" distR="0" wp14:anchorId="78ADC060" wp14:editId="637F224A">
+            <wp:extent cx="3240000" cy="1350000"/>
             <wp:effectExtent l="0" t="0" r="0" b="0"/>
             <wp:docPr id="551686197" name="Picture 1"/>
             <wp:cNvGraphicFramePr>
@@ -2389,7 +3381,7 @@
                     <pic:cNvPr id="551686197" name="Picture 1"/>
                     <pic:cNvPicPr/>
                   </pic:nvPicPr>
-                  <pic:blipFill>
+                  <pic:blipFill rotWithShape="1">
                     <a:blip r:embed="rId6" cstate="print">
                       <a:extLst>
                         <a:ext uri="{28A0092B-C50C-407E-A947-70E740481C1C}">
@@ -2397,18 +3389,25 @@
                         </a:ext>
                       </a:extLst>
                     </a:blip>
-                    <a:stretch>
-                      <a:fillRect/>
-                    </a:stretch>
+                    <a:srcRect r="29"/>
+                    <a:stretch/>
                   </pic:blipFill>
-                  <pic:spPr>
+                  <pic:spPr bwMode="auto">
                     <a:xfrm>
                       <a:off x="0" y="0"/>
-                      <a:ext cx="5943600" cy="2476500"/>
+                      <a:ext cx="3240000" cy="1350000"/>
                     </a:xfrm>
                     <a:prstGeom prst="rect">
                       <a:avLst/>
                     </a:prstGeom>
+                    <a:ln>
+                      <a:noFill/>
+                    </a:ln>
+                    <a:extLst>
+                      <a:ext uri="{53640926-AAD7-44D8-BBD7-CCE9431645EC}">
+                        <a14:shadowObscured xmlns:a14="http://schemas.microsoft.com/office/drawing/2010/main"/>
+                      </a:ext>
+                    </a:extLst>
                   </pic:spPr>
                 </pic:pic>
               </a:graphicData>
@@ -2431,12 +3430,90 @@
       <w:r>
         <w:rPr>
           <w:rFonts w:ascii="Arial" w:hAnsi="Arial" w:cs="Arial"/>
+          <w:b/>
+          <w:bCs/>
+          <w:sz w:val="20"/>
+          <w:szCs w:val="20"/>
+        </w:rPr>
+        <w:t>Figure 3.</w:t>
+      </w:r>
+      <w:r>
+        <w:rPr>
+          <w:rFonts w:ascii="Arial" w:hAnsi="Arial" w:cs="Arial"/>
           <w:i/>
           <w:iCs/>
           <w:sz w:val="20"/>
           <w:szCs w:val="20"/>
         </w:rPr>
-        <w:t>Figure 3.</w:t>
+        <w:t xml:space="preserve"> </w:t>
+      </w:r>
+      <w:r>
+        <w:rPr>
+          <w:rFonts w:ascii="Arial" w:hAnsi="Arial" w:cs="Arial"/>
+          <w:sz w:val="20"/>
+          <w:szCs w:val="20"/>
+        </w:rPr>
+        <w:t>Group differences in Win-Stay and Loss-Shift behavior</w:t>
+      </w:r>
+      <w:r>
+        <w:rPr>
+          <w:rFonts w:ascii="Arial" w:hAnsi="Arial" w:cs="Arial"/>
+          <w:i/>
+          <w:iCs/>
+          <w:sz w:val="20"/>
+          <w:szCs w:val="20"/>
+        </w:rPr>
+        <w:t xml:space="preserve">. Probability of utilizing Win-Stay and Loss-Shift heuristics for Healthy Controls (HC) and Schizophrenia (SZ) patients. SZ patients demonstrated a significantly lower probability of applying the Win-Stay strategy compared to HC, whereas Loss-Shift behavior remained intact across both groups. Colored markers represent individual participants, overlaid on </w:t>
+      </w:r>
+      <w:r>
+        <w:rPr>
+          <w:rFonts w:ascii="Arial" w:hAnsi="Arial" w:cs="Arial"/>
+          <w:i/>
+          <w:iCs/>
+          <w:sz w:val="20"/>
+          <w:szCs w:val="20"/>
+        </w:rPr>
+        <w:t>box</w:t>
+      </w:r>
+      <w:r>
+        <w:rPr>
+          <w:rFonts w:ascii="Arial" w:hAnsi="Arial" w:cs="Arial"/>
+          <w:i/>
+          <w:iCs/>
+          <w:sz w:val="20"/>
+          <w:szCs w:val="20"/>
+        </w:rPr>
+        <w:t xml:space="preserve"> plots displaying the data distribution and median</w:t>
+      </w:r>
+      <w:r>
+        <w:rPr>
+          <w:rFonts w:ascii="Arial" w:hAnsi="Arial" w:cs="Arial"/>
+          <w:i/>
+          <w:iCs/>
+          <w:sz w:val="20"/>
+          <w:szCs w:val="20"/>
+        </w:rPr>
+        <w:t xml:space="preserve"> </w:t>
+      </w:r>
+      <w:r>
+        <w:rPr>
+          <w:rFonts w:ascii="Arial" w:hAnsi="Arial" w:cs="Arial"/>
+          <w:i/>
+          <w:iCs/>
+          <w:sz w:val="20"/>
+          <w:szCs w:val="20"/>
+        </w:rPr>
+        <w:t>(permutation test).</w:t>
+      </w:r>
+      <w:r>
+        <w:rPr>
+          <w:rFonts w:ascii="Arial" w:hAnsi="Arial" w:cs="Arial"/>
+          <w:i/>
+          <w:iCs/>
+          <w:sz w:val="20"/>
+          <w:szCs w:val="20"/>
+        </w:rPr>
+        <w:t xml:space="preserve"> </w:t>
       </w:r>
     </w:p>
     <w:p>
@@ -2458,16 +3535,15 @@
           <w:szCs w:val="28"/>
         </w:rPr>
       </w:pPr>
-    </w:p>
-    <w:p>
-      <w:pPr>
+      <w:r>
         <w:rPr>
           <w:b/>
           <w:bCs/>
           <w:sz w:val="28"/>
           <w:szCs w:val="28"/>
         </w:rPr>
-      </w:pPr>
+        <w:t>3.</w:t>
+      </w:r>
       <w:r>
         <w:rPr>
           <w:b/>
@@ -2475,7 +3551,7 @@
           <w:sz w:val="28"/>
           <w:szCs w:val="28"/>
         </w:rPr>
-        <w:t>3.</w:t>
+        <w:t>2</w:t>
       </w:r>
       <w:r>
         <w:rPr>
@@ -2484,7 +3560,7 @@
           <w:sz w:val="28"/>
           <w:szCs w:val="28"/>
         </w:rPr>
-        <w:t>2</w:t>
+        <w:t xml:space="preserve"> </w:t>
       </w:r>
       <w:r>
         <w:rPr>
@@ -2493,19 +3569,25 @@
           <w:sz w:val="28"/>
           <w:szCs w:val="28"/>
         </w:rPr>
+        <w:t xml:space="preserve">Computational Modeling Results </w:t>
+      </w:r>
+    </w:p>
+    <w:p>
+      <w:r>
+        <w:t>When</w:t>
+      </w:r>
+      <w:r>
+        <w:t xml:space="preserve"> comparing the candidate models, the simple Rescorla-Wagner (RW) model yielded the lowest overall Bayesian Information Criterion (BIC) score, outperforming both the dual-alpha and null models. Therefore, the simple RW model was selected to estimate participant learning parameters</w:t>
+      </w:r>
+      <w:r>
+        <w:t xml:space="preserve"> (see Supplementary Table S1)</w:t>
+      </w:r>
+      <w:r>
+        <w:t>.</w:t>
+      </w:r>
+      <w:r>
         <w:t xml:space="preserve"> </w:t>
       </w:r>
-      <w:r>
-        <w:rPr>
-          <w:b/>
-          <w:bCs/>
-          <w:sz w:val="28"/>
-          <w:szCs w:val="28"/>
-        </w:rPr>
-        <w:t xml:space="preserve">Computational Modeling Results </w:t>
-      </w:r>
-    </w:p>
-    <w:p>
       <w:r>
         <w:t xml:space="preserve">Permutation tests (10000 resamples) revealed that patients with </w:t>
       </w:r>
@@ -2556,7 +3638,6 @@
         <w:t xml:space="preserve">, </w:t>
       </w:r>
       <w:r>
-        <w:lastRenderedPageBreak/>
         <w:t>surviving Bonferroni correction</w:t>
       </w:r>
       <w:r>
@@ -2738,8 +3819,8 @@
           <w14:ligatures w14:val="standardContextual"/>
         </w:rPr>
         <w:drawing>
-          <wp:inline distT="0" distB="0" distL="0" distR="0" wp14:anchorId="6B4B9AA0" wp14:editId="7313F44D">
-            <wp:extent cx="5943600" cy="2476500"/>
+          <wp:inline distT="0" distB="0" distL="0" distR="0" wp14:anchorId="6B4B9AA0" wp14:editId="5E905E51">
+            <wp:extent cx="3240000" cy="1350000"/>
             <wp:effectExtent l="0" t="0" r="0" b="0"/>
             <wp:docPr id="1757456300" name="Picture 2"/>
             <wp:cNvGraphicFramePr>
@@ -2767,7 +3848,7 @@
                   <pic:spPr>
                     <a:xfrm>
                       <a:off x="0" y="0"/>
-                      <a:ext cx="5943600" cy="2476500"/>
+                      <a:ext cx="3240000" cy="1350000"/>
                     </a:xfrm>
                     <a:prstGeom prst="rect">
                       <a:avLst/>
@@ -2801,12 +3882,167 @@
       </w:pPr>
       <w:r>
         <w:rPr>
+          <w:b/>
+          <w:bCs/>
+          <w:sz w:val="20"/>
+          <w:szCs w:val="20"/>
+        </w:rPr>
+        <w:lastRenderedPageBreak/>
+        <w:t>Figure 4.</w:t>
+      </w:r>
+      <w:r>
+        <w:rPr>
           <w:i/>
           <w:iCs/>
           <w:sz w:val="20"/>
           <w:szCs w:val="20"/>
         </w:rPr>
-        <w:t xml:space="preserve">Figure 4. </w:t>
+        <w:t xml:space="preserve"> </w:t>
+      </w:r>
+      <w:r>
+        <w:rPr>
+          <w:sz w:val="20"/>
+          <w:szCs w:val="20"/>
+        </w:rPr>
+        <w:t>Group differences in computational learning parameters.</w:t>
+      </w:r>
+      <w:r>
+        <w:rPr>
+          <w:i/>
+          <w:iCs/>
+          <w:sz w:val="20"/>
+          <w:szCs w:val="20"/>
+        </w:rPr>
+        <w:t xml:space="preserve"> Distributions of learning rate </w:t>
+      </w:r>
+      <w:r>
+        <w:rPr>
+          <w:i/>
+          <w:iCs/>
+          <w:sz w:val="20"/>
+          <w:szCs w:val="20"/>
+        </w:rPr>
+        <w:t>(</w:t>
+      </w:r>
+      <m:oMath>
+        <m:r>
+          <w:rPr>
+            <w:rFonts w:ascii="Cambria Math" w:hAnsi="Cambria Math"/>
+            <w:sz w:val="20"/>
+            <w:szCs w:val="20"/>
+          </w:rPr>
+          <m:t>α</m:t>
+        </m:r>
+      </m:oMath>
+      <w:r>
+        <w:rPr>
+          <w:i/>
+          <w:iCs/>
+          <w:sz w:val="20"/>
+          <w:szCs w:val="20"/>
+        </w:rPr>
+        <w:t xml:space="preserve">), inverse temperature </w:t>
+      </w:r>
+      <m:oMath>
+        <m:r>
+          <w:rPr>
+            <w:rFonts w:ascii="Cambria Math" w:hAnsi="Cambria Math"/>
+            <w:sz w:val="20"/>
+            <w:szCs w:val="20"/>
+          </w:rPr>
+          <m:t>(</m:t>
+        </m:r>
+        <m:r>
+          <w:rPr>
+            <w:rFonts w:ascii="Cambria Math" w:hAnsi="Cambria Math"/>
+            <w:sz w:val="20"/>
+            <w:szCs w:val="20"/>
+          </w:rPr>
+          <m:t>β</m:t>
+        </m:r>
+      </m:oMath>
+      <w:r>
+        <w:rPr>
+          <w:i/>
+          <w:iCs/>
+          <w:sz w:val="20"/>
+          <w:szCs w:val="20"/>
+        </w:rPr>
+        <w:t>), and pseudo-R</w:t>
+      </w:r>
+      <w:r>
+        <w:rPr>
+          <w:i/>
+          <w:iCs/>
+          <w:sz w:val="20"/>
+          <w:szCs w:val="20"/>
+          <w:vertAlign w:val="superscript"/>
+        </w:rPr>
+        <w:t>2</w:t>
+      </w:r>
+      <w:r>
+        <w:rPr>
+          <w:i/>
+          <w:iCs/>
+          <w:sz w:val="20"/>
+          <w:szCs w:val="20"/>
+        </w:rPr>
+        <w:t xml:space="preserve"> for Healthy Controls (HC) and Schizophrenia (SZ) patients. SZ patients demonstrated significantly reduced learning rates and poorer overall model fits compared to HC, while differences in </w:t>
+      </w:r>
+      <w:r>
+        <w:rPr>
+          <w:i/>
+          <w:iCs/>
+          <w:sz w:val="20"/>
+          <w:szCs w:val="20"/>
+        </w:rPr>
+        <w:t>inverse temperature</w:t>
+      </w:r>
+      <w:r>
+        <w:rPr>
+          <w:i/>
+          <w:iCs/>
+          <w:sz w:val="20"/>
+          <w:szCs w:val="20"/>
+        </w:rPr>
+        <w:t xml:space="preserve"> (</w:t>
+      </w:r>
+      <m:oMath>
+        <m:r>
+          <w:rPr>
+            <w:rFonts w:ascii="Cambria Math" w:hAnsi="Cambria Math"/>
+            <w:sz w:val="20"/>
+            <w:szCs w:val="20"/>
+          </w:rPr>
+          <m:t>β</m:t>
+        </m:r>
+      </m:oMath>
+      <w:r>
+        <w:rPr>
+          <w:i/>
+          <w:iCs/>
+          <w:sz w:val="20"/>
+          <w:szCs w:val="20"/>
+        </w:rPr>
+        <w:t>) were non-significant. Individual parameter estimates are overlaid on violin plots showing the data distribution, median (white dot), and interquartile range (black bar)</w:t>
+      </w:r>
+      <w:r>
+        <w:rPr>
+          <w:i/>
+          <w:iCs/>
+          <w:sz w:val="20"/>
+          <w:szCs w:val="20"/>
+        </w:rPr>
+        <w:t xml:space="preserve"> </w:t>
+      </w:r>
+      <w:r>
+        <w:rPr>
+          <w:i/>
+          <w:iCs/>
+          <w:sz w:val="20"/>
+          <w:szCs w:val="20"/>
+        </w:rPr>
+        <w:t>(permutation tests, Bonferroni-corrected).</w:t>
       </w:r>
     </w:p>
     <w:p/>
@@ -2956,6 +4192,134 @@
           <m:t>.</m:t>
         </m:r>
       </m:oMath>
+      <w:r>
+        <w:t xml:space="preserve"> Importantly, </w:t>
+      </w:r>
+      <w:r>
+        <w:t>standardized PANSS negative scores were not significantly associated with</w:t>
+      </w:r>
+      <w:r>
+        <w:t xml:space="preserve"> </w:t>
+      </w:r>
+      <m:oMath>
+        <m:r>
+          <w:rPr>
+            <w:rFonts w:ascii="Cambria Math" w:hAnsi="Cambria Math"/>
+          </w:rPr>
+          <m:t xml:space="preserve">α  </m:t>
+        </m:r>
+        <m:d>
+          <m:dPr>
+            <m:ctrlPr>
+              <w:rPr>
+                <w:rFonts w:ascii="Cambria Math" w:hAnsi="Cambria Math"/>
+                <w:i/>
+              </w:rPr>
+            </m:ctrlPr>
+          </m:dPr>
+          <m:e>
+            <m:r>
+              <w:rPr>
+                <w:rFonts w:ascii="Cambria Math" w:hAnsi="Cambria Math"/>
+              </w:rPr>
+              <m:t>p = 0.525</m:t>
+            </m:r>
+          </m:e>
+        </m:d>
+        <m:r>
+          <w:rPr>
+            <w:rFonts w:ascii="Cambria Math" w:hAnsi="Cambria Math"/>
+          </w:rPr>
+          <m:t xml:space="preserve"> </m:t>
+        </m:r>
+      </m:oMath>
+      <w:r>
+        <w:t xml:space="preserve"> </w:t>
+      </w:r>
+      <w:r>
+        <w:t xml:space="preserve">or </w:t>
+      </w:r>
+      <m:oMath>
+        <m:r>
+          <m:rPr>
+            <m:sty m:val="p"/>
+          </m:rPr>
+          <w:rPr>
+            <w:rFonts w:ascii="Cambria Math" w:hAnsi="Cambria Math"/>
+          </w:rPr>
+          <m:t>log⁡</m:t>
+        </m:r>
+        <m:r>
+          <w:rPr>
+            <w:rFonts w:ascii="Cambria Math" w:hAnsi="Cambria Math"/>
+          </w:rPr>
+          <m:t>(β) (p = 0.160)</m:t>
+        </m:r>
+      </m:oMath>
+      <w:r>
+        <w:t>.</w:t>
+      </w:r>
+      <w:r>
+        <w:t xml:space="preserve"> </w:t>
+      </w:r>
+      <w:r>
+        <w:t xml:space="preserve">Lastly, </w:t>
+      </w:r>
+      <w:r>
+        <w:t xml:space="preserve">Standardized OSCARS scores did not significantly predict variance in either the learning rate </w:t>
+      </w:r>
+      <m:oMath>
+        <m:d>
+          <m:dPr>
+            <m:ctrlPr>
+              <w:rPr>
+                <w:rFonts w:ascii="Cambria Math" w:hAnsi="Cambria Math"/>
+                <w:i/>
+              </w:rPr>
+            </m:ctrlPr>
+          </m:dPr>
+          <m:e>
+            <m:r>
+              <w:rPr>
+                <w:rFonts w:ascii="Cambria Math" w:hAnsi="Cambria Math"/>
+              </w:rPr>
+              <m:t>α</m:t>
+            </m:r>
+          </m:e>
+        </m:d>
+        <m:d>
+          <m:dPr>
+            <m:ctrlPr>
+              <w:rPr>
+                <w:rFonts w:ascii="Cambria Math" w:hAnsi="Cambria Math"/>
+                <w:i/>
+              </w:rPr>
+            </m:ctrlPr>
+          </m:dPr>
+          <m:e>
+            <m:r>
+              <w:rPr>
+                <w:rFonts w:ascii="Cambria Math" w:hAnsi="Cambria Math"/>
+              </w:rPr>
+              <m:t>F = 1.679, p = 0.208</m:t>
+            </m:r>
+          </m:e>
+        </m:d>
+      </m:oMath>
+      <w:r>
+        <w:t xml:space="preserve"> or decision noise </w:t>
+      </w:r>
+      <m:oMath>
+        <m:r>
+          <w:rPr>
+            <w:rFonts w:ascii="Cambria Math" w:hAnsi="Cambria Math"/>
+          </w:rPr>
+          <m:t>(log β) (F = 1.772, p = 0.196)</m:t>
+        </m:r>
+      </m:oMath>
+      <w:r>
+        <w:t>.</w:t>
+      </w:r>
     </w:p>
     <w:p/>
     <w:p>
@@ -3064,33 +4428,6 @@
       </m:oMath>
       <w:r>
         <w:t>).</w:t>
-      </w:r>
-      <w:r>
-        <w:t xml:space="preserve"> </w:t>
-      </w:r>
-      <w:r>
-        <w:t xml:space="preserve">Model assumptions, including normality of residuals and </w:t>
-      </w:r>
-      <w:r>
-        <w:lastRenderedPageBreak/>
-        <w:t xml:space="preserve">homoscedasticity, were verified via visual inspection of Q-Q and residual-versus-fitted plots </w:t>
-      </w:r>
-      <w:r>
-        <w:rPr>
-          <w:b/>
-          <w:bCs/>
-        </w:rPr>
-        <w:t>(</w:t>
-      </w:r>
-      <w:r>
-        <w:t>see Supplementary Material</w:t>
-      </w:r>
-      <w:r>
-        <w:rPr>
-          <w:b/>
-          <w:bCs/>
-        </w:rPr>
-        <w:t>)</w:t>
       </w:r>
     </w:p>
     <w:p>
@@ -3330,7 +4667,11 @@
         <w:t xml:space="preserve">Lastly, </w:t>
       </w:r>
       <w:r>
-        <w:t xml:space="preserve">a smaller cluster (k=27) was significant at right ventral striatum </w:t>
+        <w:t xml:space="preserve">a smaller cluster (k=27) was </w:t>
+      </w:r>
+      <w:r>
+        <w:lastRenderedPageBreak/>
+        <w:t xml:space="preserve">significant at right ventral striatum </w:t>
       </w:r>
       <w:r>
         <w:t>(</w:t>
@@ -3548,9 +4889,9 @@
           <w14:ligatures w14:val="standardContextual"/>
         </w:rPr>
         <w:drawing>
-          <wp:inline distT="0" distB="0" distL="0" distR="0" wp14:anchorId="74C1D2EB" wp14:editId="1719C9CB">
-            <wp:extent cx="4089400" cy="1905000"/>
-            <wp:effectExtent l="0" t="0" r="0" b="0"/>
+          <wp:inline distT="0" distB="0" distL="0" distR="0" wp14:anchorId="74C1D2EB" wp14:editId="532F7460">
+            <wp:extent cx="5040000" cy="2347200"/>
+            <wp:effectExtent l="0" t="0" r="1905" b="2540"/>
             <wp:docPr id="1538046135" name="Picture 1" descr="A close-up of a brain&#10;&#10;AI-generated content may be incorrect."/>
             <wp:cNvGraphicFramePr>
               <a:graphicFrameLocks xmlns:a="http://schemas.openxmlformats.org/drawingml/2006/main" noChangeAspect="1"/>
@@ -3577,7 +4918,7 @@
                   <pic:spPr>
                     <a:xfrm>
                       <a:off x="0" y="0"/>
-                      <a:ext cx="4089400" cy="1905000"/>
+                      <a:ext cx="5040000" cy="2347200"/>
                     </a:xfrm>
                     <a:prstGeom prst="rect">
                       <a:avLst/>
@@ -3591,8 +4932,126 @@
       </w:r>
     </w:p>
     <w:p>
-      <w:r>
-        <w:t xml:space="preserve">Figure 5. </w:t>
+      <w:pPr>
+        <w:spacing w:line="240" w:lineRule="auto"/>
+        <w:rPr>
+          <w:i/>
+          <w:iCs/>
+          <w:sz w:val="20"/>
+          <w:szCs w:val="20"/>
+        </w:rPr>
+      </w:pPr>
+      <w:r>
+        <w:rPr>
+          <w:b/>
+          <w:bCs/>
+          <w:sz w:val="20"/>
+          <w:szCs w:val="20"/>
+        </w:rPr>
+        <w:t>Figure 5.</w:t>
+      </w:r>
+      <w:r>
+        <w:rPr>
+          <w:i/>
+          <w:iCs/>
+          <w:sz w:val="20"/>
+          <w:szCs w:val="20"/>
+        </w:rPr>
+        <w:t xml:space="preserve"> </w:t>
+      </w:r>
+      <w:r>
+        <w:rPr>
+          <w:sz w:val="20"/>
+          <w:szCs w:val="20"/>
+        </w:rPr>
+        <w:t>Neural correlates of social prediction error and group differences.</w:t>
+      </w:r>
+      <w:r>
+        <w:rPr>
+          <w:i/>
+          <w:iCs/>
+          <w:sz w:val="20"/>
+          <w:szCs w:val="20"/>
+        </w:rPr>
+        <w:t xml:space="preserve"> Whole-brain parametric modulation analysis of BOLD signals tracking trial-by-trial prediction errors (PE) at the time of trustee feedback. (A) Within the Healthy Control (HC) group, positive PEs significantly engaged a network including the bilateral visual/occipital cortex, right caudate/nucleus </w:t>
+      </w:r>
+      <w:proofErr w:type="spellStart"/>
+      <w:r>
+        <w:rPr>
+          <w:i/>
+          <w:iCs/>
+          <w:sz w:val="20"/>
+          <w:szCs w:val="20"/>
+        </w:rPr>
+        <w:t>accumbens</w:t>
+      </w:r>
+      <w:proofErr w:type="spellEnd"/>
+      <w:r>
+        <w:rPr>
+          <w:i/>
+          <w:iCs/>
+          <w:sz w:val="20"/>
+          <w:szCs w:val="20"/>
+        </w:rPr>
+        <w:t xml:space="preserve">, and right ventral striatum. (B) A two-sample t-test (HC &gt; SZ) revealed that patients with schizophrenia exhibited significantly blunted PE-related activation compared to controls, specifically within the left lateral occipital cortex and middle occipital gyrus extending into the fusiform gyrus. Statistical maps are </w:t>
+      </w:r>
+      <w:proofErr w:type="spellStart"/>
+      <w:r>
+        <w:rPr>
+          <w:i/>
+          <w:iCs/>
+          <w:sz w:val="20"/>
+          <w:szCs w:val="20"/>
+        </w:rPr>
+        <w:t>thresholded</w:t>
+      </w:r>
+      <w:proofErr w:type="spellEnd"/>
+      <w:r>
+        <w:rPr>
+          <w:i/>
+          <w:iCs/>
+          <w:sz w:val="20"/>
+          <w:szCs w:val="20"/>
+        </w:rPr>
+        <w:t xml:space="preserve"> at </w:t>
+      </w:r>
+      <m:oMath>
+        <m:r>
+          <w:rPr>
+            <w:rFonts w:ascii="Cambria Math" w:hAnsi="Cambria Math"/>
+            <w:sz w:val="20"/>
+            <w:szCs w:val="20"/>
+          </w:rPr>
+          <m:t>p &lt; 0.001</m:t>
+        </m:r>
+      </m:oMath>
+      <w:r>
+        <w:rPr>
+          <w:i/>
+          <w:iCs/>
+          <w:sz w:val="20"/>
+          <w:szCs w:val="20"/>
+        </w:rPr>
+        <w:t xml:space="preserve"> (uncorrected) at the voxel level and FWE-corrected at </w:t>
+      </w:r>
+      <m:oMath>
+        <m:r>
+          <w:rPr>
+            <w:rFonts w:ascii="Cambria Math" w:hAnsi="Cambria Math"/>
+            <w:sz w:val="20"/>
+            <w:szCs w:val="20"/>
+          </w:rPr>
+          <m:t>p &lt; 0.05</m:t>
+        </m:r>
+      </m:oMath>
+      <w:r>
+        <w:rPr>
+          <w:i/>
+          <w:iCs/>
+          <w:sz w:val="20"/>
+          <w:szCs w:val="20"/>
+        </w:rPr>
+        <w:t xml:space="preserve"> at the cluster level. Color bars represent Z-statistics.</w:t>
       </w:r>
     </w:p>
     <w:p/>
@@ -3602,31 +5061,20 @@
         <w:pStyle w:val="Duz1"/>
       </w:pPr>
       <w:r>
+        <w:lastRenderedPageBreak/>
         <w:t xml:space="preserve">4. Discussion </w:t>
       </w:r>
     </w:p>
     <w:p>
-      <w:r>
-        <w:t>The present study employed a computational neuroimaging approach to investigate the behavioral, clinical, and neural mechanisms of social reinforcement learning in Schizophrenia</w:t>
-      </w:r>
-      <w:r>
-        <w:t xml:space="preserve"> (SZ)</w:t>
-      </w:r>
-      <w:r>
-        <w:t>. Our multimodal findings reveal a profound and cohesive breakdown in how patients process, evaluate, and neurologically represent dynamic social feedback. This deficit spans from a failure to utilize basic behavioral heuristics to a fundamental disruption in neural prediction error signaling within canonical reward and mentalizing networks.</w:t>
+      <w:pPr>
+        <w:pStyle w:val="Duz2"/>
+      </w:pPr>
+      <w:r>
+        <w:t>4.1 The Breakdown of Model-Free Heuristics: Win-Stay/Loss-Shift Deficits</w:t>
       </w:r>
     </w:p>
     <w:p/>
     <w:p>
-      <w:pPr>
-        <w:pStyle w:val="Duz2"/>
-      </w:pPr>
-      <w:r>
-        <w:t>4.1 The Breakdown of Model-Free Heuristics: Win-Stay/Loss-Shift Deficits</w:t>
-      </w:r>
-    </w:p>
-    <w:p/>
-    <w:p>
       <w:r>
         <w:t xml:space="preserve">Before employing computational modelling, our analysis of model-free behavioral strategy revealed a fundamental impairment in how patients utilized social feedback. </w:t>
       </w:r>
@@ -3655,7 +5103,7 @@
         <w:fldChar w:fldCharType="begin"/>
       </w:r>
       <w:r>
-        <w:instrText xml:space="preserve"> ADDIN ZOTERO_ITEM CSL_CITATION {"citationID":"JIT9Rv6J","properties":{"formattedCitation":"(10)","plainCitation":"(10)","noteIndex":0},"citationItems":[{"id":5457,"uris":["http://zotero.org/users/9264269/items/5A3ZTGED"],"itemData":{"id":5457,"type":"chapter","abstract":"Motivational deficits (avolition and anhedonia) have historically been considered important negative symptoms of schizophrenia. Numerous studies have attempted to identify the neural substrates of avolition and anhedonia in schizophrenia, but these studies have not produced much agreement. Deficits in various aspects of reinforcement processing have been observed in individuals with schizophrenia, but it is not exactly clear which of these deficits actually engender motivational impairments in SZ. The purpose of this chapter is to examine how various reinforcement-related behavioral and neural signals could contribute to motivational impairments in both schizophrenia, and psychiatric illness, in general. In particular, we describe different aspects of the concept of expected value (EV), such as the distinction between the EV of stimuli and the expected value of actions, the acquisition of value vs. the estimation of value, and the discounting of value as a consequence of time or effort required. We conclude that avolition and anhedonia in SZ are most commonly tied to aberrant signals for expected value, in the context of learning. We discuss implications for further research on the neural substrates of motivational impairments in psychiatric illness.","container-title":"Behavioral Neuroscience of Motivation","DOI":"10.1007/7854_2015_385","ISBN":"978-3-319-26933-7","language":"en","note":"collection-title: Current Topics in Behavioral Neurosciences","page":"375-410","publisher":"Springer International Publishing","publisher-place":"Cham","source":"DOI.org (Crossref)","title":"Motivational Deficits in Schizophrenia and the Representation of Expected Value","URL":"https://link.springer.com/10.1007/7854_2015_385","volume":"27","editor":[{"family":"Simpson","given":"Eleanor H."},{"family":"Balsam","given":"Peter D."}],"author":[{"family":"Waltz","given":"James A."},{"family":"Gold","given":"James M."}],"accessed":{"date-parts":[["2026",4,11]]},"issued":{"date-parts":[["2015"]]}}}],"schema":"https://github.com/citation-style-language/schema/raw/master/csl-citation.json"} </w:instrText>
+        <w:instrText xml:space="preserve"> ADDIN ZOTERO_ITEM CSL_CITATION {"citationID":"JIT9Rv6J","properties":{"formattedCitation":"(11)","plainCitation":"(11)","noteIndex":0},"citationItems":[{"id":5457,"uris":["http://zotero.org/users/9264269/items/5A3ZTGED"],"itemData":{"id":5457,"type":"chapter","abstract":"Motivational deficits (avolition and anhedonia) have historically been considered important negative symptoms of schizophrenia. Numerous studies have attempted to identify the neural substrates of avolition and anhedonia in schizophrenia, but these studies have not produced much agreement. Deficits in various aspects of reinforcement processing have been observed in individuals with schizophrenia, but it is not exactly clear which of these deficits actually engender motivational impairments in SZ. The purpose of this chapter is to examine how various reinforcement-related behavioral and neural signals could contribute to motivational impairments in both schizophrenia, and psychiatric illness, in general. In particular, we describe different aspects of the concept of expected value (EV), such as the distinction between the EV of stimuli and the expected value of actions, the acquisition of value vs. the estimation of value, and the discounting of value as a consequence of time or effort required. We conclude that avolition and anhedonia in SZ are most commonly tied to aberrant signals for expected value, in the context of learning. We discuss implications for further research on the neural substrates of motivational impairments in psychiatric illness.","container-title":"Behavioral Neuroscience of Motivation","DOI":"10.1007/7854_2015_385","ISBN":"978-3-319-26933-7","language":"en","note":"collection-title: Current Topics in Behavioral Neurosciences","page":"375-410","publisher":"Springer International Publishing","publisher-place":"Cham","source":"DOI.org (Crossref)","title":"Motivational Deficits in Schizophrenia and the Representation of Expected Value","URL":"https://link.springer.com/10.1007/7854_2015_385","volume":"27","editor":[{"family":"Simpson","given":"Eleanor H."},{"family":"Balsam","given":"Peter D."}],"author":[{"family":"Waltz","given":"James A."},{"family":"Gold","given":"James M."}],"accessed":{"date-parts":[["2026",4,11]]},"issued":{"date-parts":[["2015"]]}}}],"schema":"https://github.com/citation-style-language/schema/raw/master/csl-citation.json"} </w:instrText>
       </w:r>
       <w:r>
         <w:fldChar w:fldCharType="separate"/>
@@ -3664,7 +5112,7 @@
         <w:rPr>
           <w:noProof/>
         </w:rPr>
-        <w:t>(10)</w:t>
+        <w:t>(11)</w:t>
       </w:r>
       <w:r>
         <w:fldChar w:fldCharType="end"/>
@@ -3719,16 +5167,25 @@
         </m:r>
       </m:oMath>
       <w:r>
-        <w:t>). Rather than dynamically updating the expected value of the trustee based on trial-by-trial feedback, patient decision-making was highly stochastic. This aligns closely with work by Strauss et al., who demonstrated that patients with schizophrenia exhibit fundamentally inconsistent preference judgments, struggling to differentiate the relative value of affective stimuli</w:t>
+        <w:t xml:space="preserve">). </w:t>
+      </w:r>
+      <w:r>
+        <w:t>Strikingly, a zero-parameter null model provided a superior fit for most patients, indicating a profound failure to integrate social feedback into future decisions.</w:t>
       </w:r>
       <w:r>
         <w:t xml:space="preserve"> </w:t>
       </w:r>
       <w:r>
+        <w:t>Rather than dynamically updating the expected value of the trustee based on trial-by-trial feedback, patient decision-making was highly stochastic. This aligns closely with work by Strauss et al., who demonstrated that patients with schizophrenia exhibit fundamentally inconsistent preference judgments, struggling to differentiate the relative value of affective stimuli</w:t>
+      </w:r>
+      <w:r>
+        <w:t xml:space="preserve"> </w:t>
+      </w:r>
+      <w:r>
         <w:fldChar w:fldCharType="begin"/>
       </w:r>
       <w:r>
-        <w:instrText xml:space="preserve"> ADDIN ZOTERO_ITEM CSL_CITATION {"citationID":"gnIvOYPq","properties":{"formattedCitation":"(29)","plainCitation":"(29)","noteIndex":0},"citationItems":[{"id":5465,"uris":["http://zotero.org/users/9264269/items/G4F3SZ3P"],"itemData":{"id":5465,"type":"article-journal","container-title":"Schizophrenia Bulletin","DOI":"10.1093/schbul/sbq047","ISSN":"0586-7614, 1745-1701","issue":"6","journalAbbreviation":"Schizophrenia Bulletin","language":"en","page":"1295-1304","source":"DOI.org (Crossref)","title":"Patients With Schizophrenia Demonstrate Inconsistent Preference Judgments for Affective and Nonaffective Stimuli","volume":"37","author":[{"family":"Strauss","given":"G. P."},{"family":"Robinson","given":"B. M."},{"family":"Waltz","given":"J. A."},{"family":"Frank","given":"M. J."},{"family":"Kasanova","given":"Z."},{"family":"Herbener","given":"E. S."},{"family":"Gold","given":"J. M."}],"issued":{"date-parts":[["2011",11,1]]}}}],"schema":"https://github.com/citation-style-language/schema/raw/master/csl-citation.json"} </w:instrText>
+        <w:instrText xml:space="preserve"> ADDIN ZOTERO_ITEM CSL_CITATION {"citationID":"gnIvOYPq","properties":{"formattedCitation":"(27)","plainCitation":"(27)","noteIndex":0},"citationItems":[{"id":5465,"uris":["http://zotero.org/users/9264269/items/G4F3SZ3P"],"itemData":{"id":5465,"type":"article-journal","container-title":"Schizophrenia Bulletin","DOI":"10.1093/schbul/sbq047","ISSN":"0586-7614, 1745-1701","issue":"6","journalAbbreviation":"Schizophrenia Bulletin","language":"en","page":"1295-1304","source":"DOI.org (Crossref)","title":"Patients With Schizophrenia Demonstrate Inconsistent Preference Judgments for Affective and Nonaffective Stimuli","volume":"37","author":[{"family":"Strauss","given":"G. P."},{"family":"Robinson","given":"B. M."},{"family":"Waltz","given":"J. A."},{"family":"Frank","given":"M. J."},{"family":"Kasanova","given":"Z."},{"family":"Herbener","given":"E. S."},{"family":"Gold","given":"J. M."}],"issued":{"date-parts":[["2011",11,1]]}}}],"schema":"https://github.com/citation-style-language/schema/raw/master/csl-citation.json"} </w:instrText>
       </w:r>
       <w:r>
         <w:fldChar w:fldCharType="separate"/>
@@ -3737,23 +5194,19 @@
         <w:rPr>
           <w:noProof/>
         </w:rPr>
-        <w:t>(29)</w:t>
+        <w:t>(27)</w:t>
       </w:r>
       <w:r>
         <w:fldChar w:fldCharType="end"/>
       </w:r>
       <w:r>
-        <w:t xml:space="preserve">. Furthermore, recent evidence by Lechner et al. (2025) posits that </w:t>
-      </w:r>
-      <w:r>
-        <w:lastRenderedPageBreak/>
-        <w:t>"imprecision" represents a core pathophysiological mechanism of schizophrenia, extending down to fundamental temporal processing in the millisecond range</w:t>
+        <w:t>. Furthermore, recent evidence by Lechner et al. (2025) posits that "imprecision" represents a core pathophysiological mechanism of schizophrenia, extending down to fundamental temporal processing in the millisecond range</w:t>
       </w:r>
       <w:r>
         <w:fldChar w:fldCharType="begin"/>
       </w:r>
       <w:r>
-        <w:instrText xml:space="preserve"> ADDIN ZOTERO_ITEM CSL_CITATION {"citationID":"9KhITgQp","properties":{"formattedCitation":"(30)","plainCitation":"(30)","noteIndex":0},"citationItems":[{"id":5044,"uris":["http://zotero.org/users/9264269/items/X5BTZSH2"],"itemData":{"id":5044,"type":"article-journal","container-title":"Translational Psychiatry","DOI":"10.1038/s41398-025-03510-4","ISSN":"2158-3188","issue":"1","journalAbbreviation":"Transl Psychiatry","language":"en","page":"279","source":"DOI.org (Crossref)","title":"Temporal imprecision and its dynamics in schizophrenia","volume":"15","author":[{"family":"Lechner","given":"Stephan"},{"family":"Hsieh","given":"Ming H."},{"family":"Lin","given":"Yi-Ting"},{"family":"Liu","given":"Chih-Min"},{"family":"Chen","given":"I-Fei"},{"family":"Liu","given":"Chen-Chung"},{"family":"Chien","given":"Yi-Ling"},{"family":"Hwang","given":"Tzung-Jeng"},{"family":"Hwu","given":"Hai-Gwo"},{"family":"Northoff","given":"Georg"}],"issued":{"date-parts":[["2025",8,13]]}}}],"schema":"https://github.com/citation-style-language/schema/raw/master/csl-citation.json"} </w:instrText>
+        <w:instrText xml:space="preserve"> ADDIN ZOTERO_ITEM CSL_CITATION {"citationID":"9KhITgQp","properties":{"formattedCitation":"(28)","plainCitation":"(28)","noteIndex":0},"citationItems":[{"id":5044,"uris":["http://zotero.org/users/9264269/items/X5BTZSH2"],"itemData":{"id":5044,"type":"article-journal","container-title":"Translational Psychiatry","DOI":"10.1038/s41398-025-03510-4","ISSN":"2158-3188","issue":"1","journalAbbreviation":"Transl Psychiatry","language":"en","page":"279","source":"DOI.org (Crossref)","title":"Temporal imprecision and its dynamics in schizophrenia","volume":"15","author":[{"family":"Lechner","given":"Stephan"},{"family":"Hsieh","given":"Ming H."},{"family":"Lin","given":"Yi-Ting"},{"family":"Liu","given":"Chih-Min"},{"family":"Chen","given":"I-Fei"},{"family":"Liu","given":"Chen-Chung"},{"family":"Chien","given":"Yi-Ling"},{"family":"Hwang","given":"Tzung-Jeng"},{"family":"Hwu","given":"Hai-Gwo"},{"family":"Northoff","given":"Georg"}],"issued":{"date-parts":[["2025",8,13]]}}}],"schema":"https://github.com/citation-style-language/schema/raw/master/csl-citation.json"} </w:instrText>
       </w:r>
       <w:r>
         <w:fldChar w:fldCharType="separate"/>
@@ -3762,7 +5215,7 @@
         <w:rPr>
           <w:noProof/>
         </w:rPr>
-        <w:t>(30)</w:t>
+        <w:t>(28)</w:t>
       </w:r>
       <w:r>
         <w:fldChar w:fldCharType="end"/>
@@ -3808,6 +5261,7 @@
         <w:pStyle w:val="Duz2"/>
       </w:pPr>
       <w:r>
+        <w:lastRenderedPageBreak/>
         <w:t>4.3 Failure to Adapt to Social Volatility: Blunted Prediction Errors</w:t>
       </w:r>
     </w:p>
@@ -3848,7 +5302,7 @@
         <w:fldChar w:fldCharType="begin"/>
       </w:r>
       <w:r>
-        <w:instrText xml:space="preserve"> ADDIN ZOTERO_ITEM CSL_CITATION {"citationID":"9GzYUx5R","properties":{"formattedCitation":"(27)","plainCitation":"(27)","noteIndex":0},"citationItems":[{"id":707,"uris":["http://zotero.org/users/9264269/items/62HXSG2Y"],"itemData":{"id":707,"type":"article-journal","abstract":"Social learning is fundamental to human interactions, yet its computational and physiological mechanisms are not well understood. One prominent open question concerns the role of neuromodulatory transmitters. We combined fMRI, computational modelling and genetics to address this question in two separate samples (N1/435, N1/447). Participants played a game requiring inference on an adviser's intentions whose motivation to help or mislead changed over time. Our analyses suggest that hierarchically structured belief updates about current advice validity and the adviser's trustworthiness, respectively, depend on different neuromodulatory systems. Low-level prediction errors (PEs) about advice accuracy not only activated regions known to support 'theory of mind', but also the dopaminergic midbrain. Furthermore, PE responses in ventral striatum were influenced by the Met/Val polymorphismof the Catechol-O-Methyltransferase (COMT) gene. By contrast, high-level PEs ('expected uncertainty') about the adviser's fidelity activated the cholinergic septum. These findings, replicated in both samples, have important implications: They suggest that social learning rests on hierarchically related PEs encoded by midbrain and septum activity, respectively, in the same manner as other forms of learning under volatility. Furthermore, these hierarchical PEs may be broadcast by dopaminergic and cholinergic projections to induce plasticity specifically in cortical areas known to represent beliefs about others.","container-title":"Social Cognitive and Affective Neuroscience","DOI":"10.1093/scan/nsw171","ISSN":"17495024","issue":"4","page":"618–634","PMID":"28119508","title":"Hierarchical prediction errors in midbrain and septum during social learning","volume":"12","author":[{"family":"Diaconescu","given":"Andreea O."},{"family":"Mathys","given":"Christoph"},{"family":"Weber","given":"Lilian A.E."},{"family":"Kasper","given":"Lars"},{"family":"Mauer","given":"Jan"},{"family":"Stephan","given":"Klaas E."}],"issued":{"date-parts":[["2017"]]}}}],"schema":"https://github.com/citation-style-language/schema/raw/master/csl-citation.json"} </w:instrText>
+        <w:instrText xml:space="preserve"> ADDIN ZOTERO_ITEM CSL_CITATION {"citationID":"9GzYUx5R","properties":{"formattedCitation":"(24)","plainCitation":"(24)","noteIndex":0},"citationItems":[{"id":707,"uris":["http://zotero.org/users/9264269/items/62HXSG2Y"],"itemData":{"id":707,"type":"article-journal","abstract":"Social learning is fundamental to human interactions, yet its computational and physiological mechanisms are not well understood. One prominent open question concerns the role of neuromodulatory transmitters. We combined fMRI, computational modelling and genetics to address this question in two separate samples (N1/435, N1/447). Participants played a game requiring inference on an adviser's intentions whose motivation to help or mislead changed over time. Our analyses suggest that hierarchically structured belief updates about current advice validity and the adviser's trustworthiness, respectively, depend on different neuromodulatory systems. Low-level prediction errors (PEs) about advice accuracy not only activated regions known to support 'theory of mind', but also the dopaminergic midbrain. Furthermore, PE responses in ventral striatum were influenced by the Met/Val polymorphismof the Catechol-O-Methyltransferase (COMT) gene. By contrast, high-level PEs ('expected uncertainty') about the adviser's fidelity activated the cholinergic septum. These findings, replicated in both samples, have important implications: They suggest that social learning rests on hierarchically related PEs encoded by midbrain and septum activity, respectively, in the same manner as other forms of learning under volatility. Furthermore, these hierarchical PEs may be broadcast by dopaminergic and cholinergic projections to induce plasticity specifically in cortical areas known to represent beliefs about others.","container-title":"Social Cognitive and Affective Neuroscience","DOI":"10.1093/scan/nsw171","ISSN":"17495024","issue":"4","page":"618–634","PMID":"28119508","title":"Hierarchical prediction errors in midbrain and septum during social learning","volume":"12","author":[{"family":"Diaconescu","given":"Andreea O."},{"family":"Mathys","given":"Christoph"},{"family":"Weber","given":"Lilian A.E."},{"family":"Kasper","given":"Lars"},{"family":"Mauer","given":"Jan"},{"family":"Stephan","given":"Klaas E."}],"issued":{"date-parts":[["2017"]]}}}],"schema":"https://github.com/citation-style-language/schema/raw/master/csl-citation.json"} </w:instrText>
       </w:r>
       <w:r>
         <w:fldChar w:fldCharType="separate"/>
@@ -3857,7 +5311,7 @@
         <w:rPr>
           <w:noProof/>
         </w:rPr>
-        <w:t>(27)</w:t>
+        <w:t>(24)</w:t>
       </w:r>
       <w:r>
         <w:fldChar w:fldCharType="end"/>
@@ -3957,7 +5411,7 @@
         <w:fldChar w:fldCharType="begin"/>
       </w:r>
       <w:r>
-        <w:instrText xml:space="preserve"> ADDIN ZOTERO_ITEM CSL_CITATION {"citationID":"1Nm1WRDX","properties":{"formattedCitation":"(19,21)","plainCitation":"(19,21)","noteIndex":0},"citationItems":[{"id":4798,"uris":["http://zotero.org/users/9264269/items/S59JGGFR"],"itemData":{"id":4798,"type":"article-journal","container-title":"Human Brain Mapping","DOI":"10.1002/hbm.25453","ISSN":"1065-9471, 1097-0193","issue":"11","journalAbbreviation":"Hum Brain Mapp","language":"en","note":"number: 11","page":"3547-3560","source":"DOI.org (Crossref)","title":"Abnormal prediction error processing in schizophrenia and depression","volume":"42","author":[{"family":"Yaple","given":"Zachary Adam"},{"family":"Tolomeo","given":"Serenella"},{"family":"Yu","given":"Rongjun"}],"issued":{"date-parts":[["2021",8]]}}},{"id":4804,"uris":["http://zotero.org/users/9264269/items/2MF4KWPP"],"itemData":{"id":4804,"type":"article-journal","abstract":"Abstract\n            Schizophrenia is a severe psychiatric disorder affecting 21 million people worldwide. People with schizophrenia suffer from symptoms including psychosis and delusions, apathy, anhedonia, and cognitive deficits. Strikingly, schizophrenia is characterised by a learning paradox involving difficulties learning from rewarding events, whilst simultaneously ‘overlearning’ about irrelevant or neutral information. While dysfunction in dopaminergic signalling has long been linked to the pathophysiology of schizophrenia, a cohesive framework that accounts for this learning paradox remains elusive. Recently, there has been an explosion of new research investigating how dopamine contributes to reinforcement learning, which illustrates that midbrain dopamine contributes in complex ways to reinforcement learning, not previously envisioned. This new data brings new possibilities for how dopamine signalling contributes to the symptomatology of schizophrenia. Building on recent work, we present a new neural framework for how we might envision specific dopamine circuits contributing to this learning paradox in schizophrenia in the context of models of reinforcement learning. Further, we discuss avenues of preclinical research with the use of cutting-edge neuroscience techniques where aspects of this model may be tested. Ultimately, it is hoped that this review will spur to action more research utilising specific reinforcement learning paradigms in preclinical models of schizophrenia, to reconcile seemingly disparate symptomatology and develop more efficient therapeutics.","container-title":"Neuropsychopharmacology","DOI":"10.1038/s41386-021-01188-y","ISSN":"0893-133X, 1740-634X","issue":"3","journalAbbreviation":"Neuropsychopharmacol.","language":"en","note":"number: 3","page":"628-640","source":"DOI.org (Crossref)","title":"The prediction-error hypothesis of schizophrenia: new data point to circuit-specific changes in dopamine activity","title-short":"The prediction-error hypothesis of schizophrenia","volume":"47","author":[{"family":"Millard","given":"Samuel J."},{"family":"Bearden","given":"Carrie E."},{"family":"Karlsgodt","given":"Katherine H."},{"family":"Sharpe","given":"Melissa J."}],"issued":{"date-parts":[["2022",2]]}}}],"schema":"https://github.com/citation-style-language/schema/raw/master/csl-citation.json"} </w:instrText>
+        <w:instrText xml:space="preserve"> ADDIN ZOTERO_ITEM CSL_CITATION {"citationID":"1Nm1WRDX","properties":{"formattedCitation":"(15,17)","plainCitation":"(15,17)","noteIndex":0},"citationItems":[{"id":4798,"uris":["http://zotero.org/users/9264269/items/S59JGGFR"],"itemData":{"id":4798,"type":"article-journal","container-title":"Human Brain Mapping","DOI":"10.1002/hbm.25453","ISSN":"1065-9471, 1097-0193","issue":"11","journalAbbreviation":"Hum Brain Mapp","language":"en","note":"number: 11","page":"3547-3560","source":"DOI.org (Crossref)","title":"Abnormal prediction error processing in schizophrenia and depression","volume":"42","author":[{"family":"Yaple","given":"Zachary Adam"},{"family":"Tolomeo","given":"Serenella"},{"family":"Yu","given":"Rongjun"}],"issued":{"date-parts":[["2021",8]]}}},{"id":4804,"uris":["http://zotero.org/users/9264269/items/2MF4KWPP"],"itemData":{"id":4804,"type":"article-journal","abstract":"Abstract\n            Schizophrenia is a severe psychiatric disorder affecting 21 million people worldwide. People with schizophrenia suffer from symptoms including psychosis and delusions, apathy, anhedonia, and cognitive deficits. Strikingly, schizophrenia is characterised by a learning paradox involving difficulties learning from rewarding events, whilst simultaneously ‘overlearning’ about irrelevant or neutral information. While dysfunction in dopaminergic signalling has long been linked to the pathophysiology of schizophrenia, a cohesive framework that accounts for this learning paradox remains elusive. Recently, there has been an explosion of new research investigating how dopamine contributes to reinforcement learning, which illustrates that midbrain dopamine contributes in complex ways to reinforcement learning, not previously envisioned. This new data brings new possibilities for how dopamine signalling contributes to the symptomatology of schizophrenia. Building on recent work, we present a new neural framework for how we might envision specific dopamine circuits contributing to this learning paradox in schizophrenia in the context of models of reinforcement learning. Further, we discuss avenues of preclinical research with the use of cutting-edge neuroscience techniques where aspects of this model may be tested. Ultimately, it is hoped that this review will spur to action more research utilising specific reinforcement learning paradigms in preclinical models of schizophrenia, to reconcile seemingly disparate symptomatology and develop more efficient therapeutics.","container-title":"Neuropsychopharmacology","DOI":"10.1038/s41386-021-01188-y","ISSN":"0893-133X, 1740-634X","issue":"3","journalAbbreviation":"Neuropsychopharmacol.","language":"en","note":"number: 3","page":"628-640","source":"DOI.org (Crossref)","title":"The prediction-error hypothesis of schizophrenia: new data point to circuit-specific changes in dopamine activity","title-short":"The prediction-error hypothesis of schizophrenia","volume":"47","author":[{"family":"Millard","given":"Samuel J."},{"family":"Bearden","given":"Carrie E."},{"family":"Karlsgodt","given":"Katherine H."},{"family":"Sharpe","given":"Melissa J."}],"issued":{"date-parts":[["2022",2]]}}}],"schema":"https://github.com/citation-style-language/schema/raw/master/csl-citation.json"} </w:instrText>
       </w:r>
       <w:r>
         <w:fldChar w:fldCharType="separate"/>
@@ -3966,7 +5420,7 @@
         <w:rPr>
           <w:noProof/>
         </w:rPr>
-        <w:t>(19,21)</w:t>
+        <w:t>(15,17)</w:t>
       </w:r>
       <w:r>
         <w:fldChar w:fldCharType="end"/>
@@ -4009,21 +5463,96 @@
         </m:r>
       </m:oMath>
       <w:r>
-        <w:t xml:space="preserve">). This relationship provides strong empirical support for predictive coding accounts of psychosis, such as those detailed by </w:t>
+        <w:t>). This relationship provides strong empirical support for predictive coding accounts of psychosis, such as those detailed by Horga and colleagues</w:t>
+      </w:r>
+      <w:r>
+        <w:fldChar w:fldCharType="begin"/>
+      </w:r>
+      <w:r>
+        <w:instrText xml:space="preserve"> ADDIN ZOTERO_ITEM CSL_CITATION {"citationID":"VNwwh9W1","properties":{"formattedCitation":"(29)","plainCitation":"(29)","noteIndex":0},"citationItems":[{"id":5470,"uris":["http://zotero.org/users/9264269/items/Q6645SFJ"],"itemData":{"id":5470,"type":"article-journal","container-title":"Journal of Neuroscience","DOI":"10.1523/JNEUROSCI.0200-14.2014","ISSN":"0270-6474, 1529-2401","issue":"24","journalAbbreviation":"Journal of Neuroscience","language":"en","page":"8072-8082","source":"DOI.org (Crossref)","title":"Deficits in Predictive Coding Underlie Hallucinations in Schizophrenia","volume":"34","author":[{"family":"Horga","given":"G."},{"family":"Schatz","given":"K. C."},{"family":"Abi-Dargham","given":"A."},{"family":"Peterson","given":"B. S."}],"issued":{"date-parts":[["2014",6,11]]}}}],"schema":"https://github.com/citation-style-language/schema/raw/master/csl-citation.json"} </w:instrText>
+      </w:r>
+      <w:r>
+        <w:fldChar w:fldCharType="separate"/>
+      </w:r>
+      <w:r>
+        <w:rPr>
+          <w:noProof/>
+        </w:rPr>
+        <w:t>(29)</w:t>
+      </w:r>
+      <w:r>
+        <w:fldChar w:fldCharType="end"/>
+      </w:r>
+      <w:r>
+        <w:t>. According to this framework, positive symptoms like hallucinations and delusions arise from a fundamental disruption in "precision weighting"</w:t>
+      </w:r>
+      <w:r>
+        <w:t xml:space="preserve">, </w:t>
+      </w:r>
+      <w:r>
+        <w:t xml:space="preserve">an inability to appropriately balance the reliability of internal priors against incoming sensory prediction errors. When the precision of external social feedback is aberrantly </w:t>
+      </w:r>
+      <w:proofErr w:type="gramStart"/>
+      <w:r>
+        <w:t>down-weighted</w:t>
+      </w:r>
+      <w:proofErr w:type="gramEnd"/>
+      <w:r>
+        <w:t>, the patient cannot reliably use that feedback to update their internal models. Consequently, decision-making becomes dominated by fixed, potentially delusional internal narratives, driving the noisy and symptom-bound choice patterns observed in our computational data.</w:t>
+      </w:r>
+    </w:p>
+    <w:p/>
+    <w:p>
+      <w:r>
+        <w:lastRenderedPageBreak/>
+        <w:t xml:space="preserve">Our fMRI findings provide the direct neural substrate for this predictive coding failure. In </w:t>
+      </w:r>
+      <w:r>
+        <w:t>HC</w:t>
+      </w:r>
+      <w:r>
+        <w:t xml:space="preserve">, social </w:t>
+      </w:r>
+      <w:r>
+        <w:t>PE</w:t>
+      </w:r>
+      <w:r>
+        <w:t xml:space="preserve"> robustly engaged both canonical reward hubs (the right ventral striatum</w:t>
+      </w:r>
+      <w:r>
+        <w:t xml:space="preserve"> with caudate/nucleus </w:t>
       </w:r>
       <w:proofErr w:type="spellStart"/>
       <w:r>
-        <w:t>Horga</w:t>
+        <w:t>accumbens</w:t>
       </w:r>
       <w:proofErr w:type="spellEnd"/>
       <w:r>
-        <w:t xml:space="preserve"> and colleagues</w:t>
+        <w:t xml:space="preserve">) and posterior sensory-processing networks (left lateral occipital cortex) to compute and propagate learning signals. In stark contrast, the </w:t>
+      </w:r>
+      <w:r>
+        <w:t>SZ</w:t>
+      </w:r>
+      <w:r>
+        <w:t xml:space="preserve"> cohort exhibited a severe, FWE-corrected attenuation of prediction error signaling across this exact network. Without a robust neural prediction error signal to register the "surprise" of the trustee's actions, the patient's decision-making system is deprived of accurate feedback data. </w:t>
+      </w:r>
+      <w:r>
+        <w:t>This deficit, particularly within the fusiform gyrus and occipital regions, aligns with shortened intrinsic neural timescales and impaired functional connectivity within early visual hierarchies</w:t>
       </w:r>
       <w:r>
         <w:fldChar w:fldCharType="begin"/>
       </w:r>
       <w:r>
-        <w:instrText xml:space="preserve"> ADDIN ZOTERO_ITEM CSL_CITATION {"citationID":"VNwwh9W1","properties":{"formattedCitation":"(31)","plainCitation":"(31)","noteIndex":0},"citationItems":[{"id":5470,"uris":["http://zotero.org/users/9264269/items/Q6645SFJ"],"itemData":{"id":5470,"type":"article-journal","container-title":"Journal of Neuroscience","DOI":"10.1523/JNEUROSCI.0200-14.2014","ISSN":"0270-6474, 1529-2401","issue":"24","journalAbbreviation":"Journal of Neuroscience","language":"en","page":"8072-8082","source":"DOI.org (Crossref)","title":"Deficits in Predictive Coding Underlie Hallucinations in Schizophrenia","volume":"34","author":[{"family":"Horga","given":"G."},{"family":"Schatz","given":"K. C."},{"family":"Abi-Dargham","given":"A."},{"family":"Peterson","given":"B. S."}],"issued":{"date-parts":[["2014",6,11]]}}}],"schema":"https://github.com/citation-style-language/schema/raw/master/csl-citation.json"} </w:instrText>
+        <w:instrText xml:space="preserve"> ADDIN ZOTERO_ITEM CSL_CITATION {"citationID":"oEyxbRGT","properties":{"formattedCitation":"(30,31)","plainCitation":"(30,31)","noteIndex":0},"citationItems":[{"id":5477,"uris":["http://zotero.org/users/9264269/items/SBL8EFJC"],"itemData":{"id":5477,"type":"article-journal","abstract":"Hierarchical perceptual-inference models of psychosis may provide a holistic framework for understanding psychosis in schizophrenia including heterogeneity in clinical presentations. Particularly, hypothesized alterations at distinct levels of the perceptual-inference hierarchy may explain why hallucinations and delusions tend to cluster together yet sometimes manifest in isolation. To test this, we used a recently developed resting-state fMRI measure of intrinsic neural timescale (INT), which reflects the time window of neural integration and captures hierarchical brain gradients. In analyses examining extended sensory hierarchies that we first validated, we found distinct hierarchical INT alterations for hallucinations versus delusions in the auditory and somatosensory systems, thus providing support for hierarchical perceptual-inference models of psychosis. Simulations using a large-scale biophysical model suggested local elevations of excitation-inhibition ratio at different hierarchical levels as a potential mechanism. More generally, our work highlights the robustness and utility of INT for studying hierarchical processes relevant to basic and clinical neuroscience.","container-title":"eLife","DOI":"10.7554/eLife.56151","ISSN":"2050-084X","language":"en","page":"e56151","source":"DOI.org (Crossref)","title":"Distinct hierarchical alterations of intrinsic neural timescales account for different manifestations of psychosis","volume":"9","author":[{"family":"Wengler","given":"Kenneth"},{"family":"Goldberg","given":"Andrew T"},{"family":"Chahine","given":"George"},{"family":"Horga","given":"Guillermo"}],"issued":{"date-parts":[["2020",10,27]]}}},{"id":5479,"uris":["http://zotero.org/users/9264269/items/2AWW3K9M"],"itemData":{"id":5479,"type":"article-journal","abstract":"Abstract\n            \n              Evidence of altered visual processing is well</w:instrText>
+      </w:r>
+      <w:r>
+        <w:rPr>
+          <w:rFonts w:ascii="Cambria Math" w:hAnsi="Cambria Math" w:cs="Cambria Math"/>
+        </w:rPr>
+        <w:instrText>‐</w:instrText>
+      </w:r>
+      <w:r>
+        <w:instrText xml:space="preserve">established in schizophrenia. Visual integration deficits have been highlighted as a potential diagnostic biomarker to distinguish schizophrenia from other psychiatric disorders. Motivated by the current lack of cross-diagnostic assessments of visual integration performance, the current study used the Jittered Orientation Visual Integration (JOVI) task to assess contour integration performance in 85 psychiatric inpatients split into “schizophrenia spectrum” (\n              n\n               = 40) and “other psychiatric disorders” (\n              n\n               = 45), and healthy controls (\n              n\n               = 43). The study also examined attentional and working memory ability using the Digit Span Task. JOVI accuracy scores were found to be significantly impaired relative to healthy controls for both the schizophrenia (\n              p\n               &lt; 0.001) and other psychiatric (\n              p\n               &lt; 0001) patient groups. In line with a transdiagnostic deficit, no differences in JOVI accuracy were seen between the patient groups (\n              p\n               = 0.97) with reduced JOVI accuracy correlating with worsening psychosis regardless of diagnosis (\n              r\n               = −0.32,\n              p\n               &lt; 0.05). Schizophrenia spectrum patients also showed reduced Digit Span Forward (\n              p\n               &lt; 0.001) and Backward scores (\n              p\n               &lt; 0.001). The other psychiatric (\n              p\n               = 0.024) group were similarly found to be impaired in the Digit Span Backward relative to healthy controls, however no differences were seen between the patient groups. The findings indicate that contour integration deficits are not specific to schizophrenia spectrum disorders, and instead the neurobiological underpinnings of visual integration impairment may share commonality with psychosis more generally. The findings are also consistent with cognitive factors playing a potential role in JOVI performance and highlight the difficulty in teasing apart altered perceptual and cognitive function in psychiatric patient groups.","container-title":"Schizophrenia","DOI":"10.1038/s41537-025-00606-0","ISSN":"2754-6993","issue":"1","journalAbbreviation":"Schizophr","language":"en","page":"58","source":"DOI.org (Crossref)","title":"Visual integration deficits associated with psychosis are independent of diagnosis","volume":"11","author":[{"family":"Geljic","given":"Mia"},{"family":"Mitchell","given":"Matthew"},{"family":"Stevens","given":"Keri-Anne"},{"family":"Holbrook","given":"Henry"},{"family":"Darke","given":"Hayley"},{"family":"Goodbourn","given":"Patrick"},{"family":"Damicoucas","given":"Christina"},{"family":"Asghari-Jafarabadi","given":"Mohammad"},{"family":"Sundram","given":"Suresh"},{"family":"Carter","given":"Olivia"}],"issued":{"date-parts":[["2025",4,9]]}}}],"schema":"https://github.com/citation-style-language/schema/raw/master/csl-citation.json"} </w:instrText>
       </w:r>
       <w:r>
         <w:fldChar w:fldCharType="separate"/>
@@ -4032,108 +5561,22 @@
         <w:rPr>
           <w:noProof/>
         </w:rPr>
-        <w:t>(31)</w:t>
+        <w:t>(30,31)</w:t>
       </w:r>
       <w:r>
         <w:fldChar w:fldCharType="end"/>
       </w:r>
       <w:r>
-        <w:t xml:space="preserve">. According to this framework, positive symptoms like hallucinations and delusions arise from a fundamental </w:t>
-      </w:r>
-      <w:r>
-        <w:lastRenderedPageBreak/>
-        <w:t>disruption in "precision weighting"</w:t>
-      </w:r>
-      <w:r>
-        <w:t xml:space="preserve">, </w:t>
-      </w:r>
-      <w:r>
-        <w:t xml:space="preserve">an inability to appropriately balance the reliability of internal priors against incoming sensory prediction errors. When the precision of external social feedback is aberrantly </w:t>
-      </w:r>
-      <w:proofErr w:type="gramStart"/>
-      <w:r>
-        <w:t>down-weighted</w:t>
-      </w:r>
-      <w:proofErr w:type="gramEnd"/>
-      <w:r>
-        <w:t>, the patient cannot reliably use that feedback to update their internal models. Consequently, decision-making becomes dominated by fixed, potentially delusional internal narratives, driving the noisy and symptom-bound choice patterns observed in our computational data.</w:t>
-      </w:r>
-    </w:p>
-    <w:p/>
-    <w:p>
-      <w:r>
-        <w:t xml:space="preserve">Our fMRI findings provide the direct neural substrate for this predictive coding failure. In </w:t>
-      </w:r>
-      <w:r>
-        <w:t>HC</w:t>
-      </w:r>
-      <w:r>
-        <w:t xml:space="preserve">, social </w:t>
-      </w:r>
-      <w:r>
-        <w:t>PE</w:t>
-      </w:r>
-      <w:r>
-        <w:t xml:space="preserve"> robustly engaged both canonical reward hubs (the right ventral striatum</w:t>
-      </w:r>
-      <w:r>
-        <w:t xml:space="preserve"> with caudate/nucleus </w:t>
-      </w:r>
-      <w:proofErr w:type="spellStart"/>
-      <w:r>
-        <w:t>accumbens</w:t>
-      </w:r>
-      <w:proofErr w:type="spellEnd"/>
-      <w:r>
-        <w:t xml:space="preserve">) and posterior sensory-processing networks (left lateral occipital cortex) to compute and propagate learning signals. In stark contrast, the </w:t>
-      </w:r>
-      <w:r>
-        <w:t>SZ</w:t>
-      </w:r>
-      <w:r>
-        <w:t xml:space="preserve"> cohort exhibited a severe, FWE-corrected attenuation of prediction error signaling across this exact network. Without a robust neural prediction error signal to register the "surprise" of the trustee's actions, the patient's decision-making system is deprived of accurate feedback data. </w:t>
-      </w:r>
-      <w:r>
-        <w:t>This deficit, particularly within the fusiform gyrus and occipital regions, aligns with shortened intrinsic neural timescales and impaired functional connectivity within early visual hierarchies</w:t>
+        <w:t>, indicating a fundamental breakdown in sensory precision</w:t>
+      </w:r>
+      <w:r>
+        <w:t>, potentially due to NMDA hypofunction</w:t>
       </w:r>
       <w:r>
         <w:fldChar w:fldCharType="begin"/>
       </w:r>
       <w:r>
-        <w:instrText xml:space="preserve"> ADDIN ZOTERO_ITEM CSL_CITATION {"citationID":"oEyxbRGT","properties":{"formattedCitation":"(32,33)","plainCitation":"(32,33)","noteIndex":0},"citationItems":[{"id":5477,"uris":["http://zotero.org/users/9264269/items/SBL8EFJC"],"itemData":{"id":5477,"type":"article-journal","abstract":"Hierarchical perceptual-inference models of psychosis may provide a holistic framework for understanding psychosis in schizophrenia including heterogeneity in clinical presentations. Particularly, hypothesized alterations at distinct levels of the perceptual-inference hierarchy may explain why hallucinations and delusions tend to cluster together yet sometimes manifest in isolation. To test this, we used a recently developed resting-state fMRI measure of intrinsic neural timescale (INT), which reflects the time window of neural integration and captures hierarchical brain gradients. In analyses examining extended sensory hierarchies that we first validated, we found distinct hierarchical INT alterations for hallucinations versus delusions in the auditory and somatosensory systems, thus providing support for hierarchical perceptual-inference models of psychosis. Simulations using a large-scale biophysical model suggested local elevations of excitation-inhibition ratio at different hierarchical levels as a potential mechanism. More generally, our work highlights the robustness and utility of INT for studying hierarchical processes relevant to basic and clinical neuroscience.","container-title":"eLife","DOI":"10.7554/eLife.56151","ISSN":"2050-084X","language":"en","page":"e56151","source":"DOI.org (Crossref)","title":"Distinct hierarchical alterations of intrinsic neural timescales account for different manifestations of psychosis","volume":"9","author":[{"family":"Wengler","given":"Kenneth"},{"family":"Goldberg","given":"Andrew T"},{"family":"Chahine","given":"George"},{"family":"Horga","given":"Guillermo"}],"issued":{"date-parts":[["2020",10,27]]}}},{"id":5479,"uris":["http://zotero.org/users/9264269/items/2AWW3K9M"],"itemData":{"id":5479,"type":"article-journal","abstract":"Abstract\n            \n              Evidence of altered visual processing is well</w:instrText>
-      </w:r>
-      <w:r>
-        <w:rPr>
-          <w:rFonts w:ascii="Cambria Math" w:hAnsi="Cambria Math" w:cs="Cambria Math"/>
-        </w:rPr>
-        <w:instrText>‐</w:instrText>
-      </w:r>
-      <w:r>
-        <w:instrText xml:space="preserve">established in schizophrenia. Visual integration deficits have been highlighted as a potential diagnostic biomarker to distinguish schizophrenia from other psychiatric disorders. Motivated by the current lack of cross-diagnostic assessments of visual integration performance, the current study used the Jittered Orientation Visual Integration (JOVI) task to assess contour integration performance in 85 psychiatric inpatients split into “schizophrenia spectrum” (\n              n\n               = 40) and “other psychiatric disorders” (\n              n\n               = 45), and healthy controls (\n              n\n               = 43). The study also examined attentional and working memory ability using the Digit Span Task. JOVI accuracy scores were found to be significantly impaired relative to healthy controls for both the schizophrenia (\n              p\n               &lt; 0.001) and other psychiatric (\n              p\n               &lt; 0001) patient groups. In line with a transdiagnostic deficit, no differences in JOVI accuracy were seen between the patient groups (\n              p\n               = 0.97) with reduced JOVI accuracy correlating with worsening psychosis regardless of diagnosis (\n              r\n               = −0.32,\n              p\n               &lt; 0.05). Schizophrenia spectrum patients also showed reduced Digit Span Forward (\n              p\n               &lt; 0.001) and Backward scores (\n              p\n               &lt; 0.001). The other psychiatric (\n              p\n               = 0.024) group were similarly found to be impaired in the Digit Span Backward relative to healthy controls, however no differences were seen between the patient groups. The findings indicate that contour integration deficits are not specific to schizophrenia spectrum disorders, and instead the neurobiological underpinnings of visual integration impairment may share commonality with psychosis more generally. The findings are also consistent with cognitive factors playing a potential role in JOVI performance and highlight the difficulty in teasing apart altered perceptual and cognitive function in psychiatric patient groups.","container-title":"Schizophrenia","DOI":"10.1038/s41537-025-00606-0","ISSN":"2754-6993","issue":"1","journalAbbreviation":"Schizophr","language":"en","page":"58","source":"DOI.org (Crossref)","title":"Visual integration deficits associated with psychosis are independent of diagnosis","volume":"11","author":[{"family":"Geljic","given":"Mia"},{"family":"Mitchell","given":"Matthew"},{"family":"Stevens","given":"Keri-Anne"},{"family":"Holbrook","given":"Henry"},{"family":"Darke","given":"Hayley"},{"family":"Goodbourn","given":"Patrick"},{"family":"Damicoucas","given":"Christina"},{"family":"Asghari-Jafarabadi","given":"Mohammad"},{"family":"Sundram","given":"Suresh"},{"family":"Carter","given":"Olivia"}],"issued":{"date-parts":[["2025",4,9]]}}}],"schema":"https://github.com/citation-style-language/schema/raw/master/csl-citation.json"} </w:instrText>
-      </w:r>
-      <w:r>
-        <w:fldChar w:fldCharType="separate"/>
-      </w:r>
-      <w:r>
-        <w:rPr>
-          <w:noProof/>
-        </w:rPr>
-        <w:t>(32,33)</w:t>
-      </w:r>
-      <w:r>
-        <w:fldChar w:fldCharType="end"/>
-      </w:r>
-      <w:r>
-        <w:t>, indicating a fundamental breakdown in sensory precision</w:t>
-      </w:r>
-      <w:r>
-        <w:t>, potentially due to NMDA hypofunction</w:t>
-      </w:r>
-      <w:r>
-        <w:fldChar w:fldCharType="begin"/>
-      </w:r>
-      <w:r>
-        <w:instrText xml:space="preserve"> ADDIN ZOTERO_ITEM CSL_CITATION {"citationID":"2T1jRW6D","properties":{"formattedCitation":"(34\\uc0\\u8211{}36)","plainCitation":"(34–36)","noteIndex":0},"citationItems":[{"id":5475,"uris":["http://zotero.org/users/9264269/items/3UP8K58Q"],"itemData":{"id":5475,"type":"article-journal","abstract":"N-methyl-d-aspartate (NMDA) receptor (NMDAR) hypofunction plays a key role in pathophysiology of schizophrenia. Since NMDAR hypofunction has also been reported in autism, Alzheimer's disease and cognitive dementia, it is crucial to identify the location, timing, and mechanism of NMDAR hypofunction for schizophrenia for better understanding of disease etiology and for novel therapeutic intervention. In this review, we first discuss the shared underlying mechanisms of NMDAR hypofunction in NMDAR antagonist models and the anti-NMDAR autoantibody model of schizophrenia and suggest that NMDAR hypofunction could occur in GABAergic neurons in both models. Preclinical models using transgenic mice have shown that NMDAR hypofunction in cortical GABAergic neurons, in particular parvalbumin-positive fast-spiking interneurons, in the early postnatal period confers schizophrenia-related phenotypes. Recent studies suggest that NMDAR hypofunction can also occur in PV-positive GABAergic neurons with alterations of NMDAR-associated proteins, such as neuregulin/ErbB4, α7nAChR, and serine racemase. Furthermore, several environmental factors, such as oxidative stress, kynurenic acid and hypoxia, may also potentially elicit NMDAR hypofunction in GABAergic neurons in early postnatal period. Altogether, the studies discussed here support a central role for GABAergic abnormalities in the context of NMDAR hypofunction. We conclude by suggesting potential therapeutic strategies to improve the function of fast-spiking neurons.","container-title":"Pharmacology &amp; Therapeutics","DOI":"10.1016/j.pharmthera.2019.107426","ISSN":"1879-016X","journalAbbreviation":"Pharmacol Ther","language":"eng","page":"107426","PMID":"31629007","PMCID":"PMC6981256","source":"PubMed","title":"The origin of NMDA receptor hypofunction in schizophrenia","volume":"205","author":[{"family":"Nakazawa","given":"Kazu"},{"family":"Sapkota","given":"Kiran"}],"issued":{"date-parts":[["2020",1]]}}},{"id":5471,"uris":["http://zotero.org/users/9264269/items/KX7CQ4SG"],"itemData":{"id":5471,"type":"article-journal","abstract":"The experience of coupling between motor output and visual feedback is necessary for the development of visuomotor skills and shapes visuomotor integration in visual cortex. Whether these experience-dependent changes of responses in V1 depend on modifications of the local circuit or are the consequence of circuit changes outside of V1 remains unclear. Here, we probed the role of\n              N\n              -methyl-\n              d\n              -aspartate (NMDA) receptor-dependent signaling, which is known to be involved in neuronal plasticity, in mouse primary visual cortex (V1) during visuomotor development. We used a local knockout of NMDA receptors and a photoactivatable inhibition of CaMKII in V1 during the first visual experience to probe for changes in neuronal activity in V1 as well as the influence on performance in a visuomotor task. We found that a knockout of NMDA receptors before, but not after, first visuomotor experience reduced responses to unpredictable stimuli, diminished the suppression of predictable feedback in V1, and impaired visuomotor skill learning later in life. Our results demonstrate that NMDA receptor-dependent signaling in V1 is critical during the first visuomotor experience for shaping visuomotor integration and enabling visuomotor skill learning.","container-title":"eLife","DOI":"10.7554/eLife.71476","ISSN":"2050-084X","language":"en","page":"e71476","source":"DOI.org (Crossref)","title":"NMDA receptors in visual cortex are necessary for normal visuomotor integration and skill learning","volume":"11","author":[{"family":"Widmer","given":"Felix C"},{"family":"O'Toole","given":"Sean M"},{"family":"Keller","given":"Georg B"}],"issued":{"date-parts":[["2022",2,16]]}}},{"id":5473,"uris":["http://zotero.org/users/9264269/items/T2WUABM9"],"itemData":{"id":5473,"type":"article-journal","abstract":"Visual cognition is finely tuned to the elements in a scene but also relies on contextual integration to improve visual detection and discrimination. This integration is impaired in patients with schizophrenia. Studying impairments in contextual integration may lead to biomarkers of schizophrenia, tools to monitor disease progression, and, in animal models, insight into the underlying neural deficits. We developed a nonhuman primate model to test the hypothesis that hypofunction of the N-methyl d-aspartate receptor (NMDAR) impairs contextual integration. Two male rhesus macaques (Macaca mulatta) were trained to indicate which of two patterns on the screen had the highest contrast. One of these patterns appeared in isolation, and the other was surrounded by a high-contrast pattern. In humans, this high-contrast context is known to lead to an underestimation of contrast. This so-called Chubb illusion is thought to result from surround suppression, a key contextual integration mechanism. To test the involvement of NMDAR in this process, we compared animals' perceptual bias with and without intramuscular injections of a subanesthetic dose of the NMDAR antagonist ketamine. In the absence of ketamine, the animals reported a Chubb illusion - matching reports in healthy humans. Hence, monkeys - just like humans - perform visual contextual integration. This reaffirms the importance of nonhuman primates to help understand visual cognition. Injection of ketamine significantly reduced the strength of the illusion and thus impaired contextual integration. This supports the hypothesis that NMDAR hypofunction plays a causal role in specific behavioral impairments observed in schizophrenia.","container-title":"Journal of Vision","DOI":"10.1167/jov.21.6.9","ISSN":"1534-7362","issue":"6","journalAbbreviation":"J Vis","language":"eng","page":"9","PMID":"34128974","PMCID":"PMC8212430","source":"PubMed","title":"N-methyl d-aspartate receptor hypofunction reduces visual contextual integration","volume":"21","author":[{"family":"Schielke","given":"Alexander"},{"family":"Krekelberg","given":"Bart"}],"issued":{"date-parts":[["2021",6,7]]}}}],"schema":"https://github.com/citation-style-language/schema/raw/master/csl-citation.json"} </w:instrText>
+        <w:instrText xml:space="preserve"> ADDIN ZOTERO_ITEM CSL_CITATION {"citationID":"2T1jRW6D","properties":{"formattedCitation":"(32\\uc0\\u8211{}34)","plainCitation":"(32–34)","noteIndex":0},"citationItems":[{"id":5475,"uris":["http://zotero.org/users/9264269/items/3UP8K58Q"],"itemData":{"id":5475,"type":"article-journal","abstract":"N-methyl-d-aspartate (NMDA) receptor (NMDAR) hypofunction plays a key role in pathophysiology of schizophrenia. Since NMDAR hypofunction has also been reported in autism, Alzheimer's disease and cognitive dementia, it is crucial to identify the location, timing, and mechanism of NMDAR hypofunction for schizophrenia for better understanding of disease etiology and for novel therapeutic intervention. In this review, we first discuss the shared underlying mechanisms of NMDAR hypofunction in NMDAR antagonist models and the anti-NMDAR autoantibody model of schizophrenia and suggest that NMDAR hypofunction could occur in GABAergic neurons in both models. Preclinical models using transgenic mice have shown that NMDAR hypofunction in cortical GABAergic neurons, in particular parvalbumin-positive fast-spiking interneurons, in the early postnatal period confers schizophrenia-related phenotypes. Recent studies suggest that NMDAR hypofunction can also occur in PV-positive GABAergic neurons with alterations of NMDAR-associated proteins, such as neuregulin/ErbB4, α7nAChR, and serine racemase. Furthermore, several environmental factors, such as oxidative stress, kynurenic acid and hypoxia, may also potentially elicit NMDAR hypofunction in GABAergic neurons in early postnatal period. Altogether, the studies discussed here support a central role for GABAergic abnormalities in the context of NMDAR hypofunction. We conclude by suggesting potential therapeutic strategies to improve the function of fast-spiking neurons.","container-title":"Pharmacology &amp; Therapeutics","DOI":"10.1016/j.pharmthera.2019.107426","ISSN":"1879-016X","journalAbbreviation":"Pharmacol Ther","language":"eng","page":"107426","PMID":"31629007","PMCID":"PMC6981256","source":"PubMed","title":"The origin of NMDA receptor hypofunction in schizophrenia","volume":"205","author":[{"family":"Nakazawa","given":"Kazu"},{"family":"Sapkota","given":"Kiran"}],"issued":{"date-parts":[["2020",1]]}}},{"id":5471,"uris":["http://zotero.org/users/9264269/items/KX7CQ4SG"],"itemData":{"id":5471,"type":"article-journal","abstract":"The experience of coupling between motor output and visual feedback is necessary for the development of visuomotor skills and shapes visuomotor integration in visual cortex. Whether these experience-dependent changes of responses in V1 depend on modifications of the local circuit or are the consequence of circuit changes outside of V1 remains unclear. Here, we probed the role of\n              N\n              -methyl-\n              d\n              -aspartate (NMDA) receptor-dependent signaling, which is known to be involved in neuronal plasticity, in mouse primary visual cortex (V1) during visuomotor development. We used a local knockout of NMDA receptors and a photoactivatable inhibition of CaMKII in V1 during the first visual experience to probe for changes in neuronal activity in V1 as well as the influence on performance in a visuomotor task. We found that a knockout of NMDA receptors before, but not after, first visuomotor experience reduced responses to unpredictable stimuli, diminished the suppression of predictable feedback in V1, and impaired visuomotor skill learning later in life. Our results demonstrate that NMDA receptor-dependent signaling in V1 is critical during the first visuomotor experience for shaping visuomotor integration and enabling visuomotor skill learning.","container-title":"eLife","DOI":"10.7554/eLife.71476","ISSN":"2050-084X","language":"en","page":"e71476","source":"DOI.org (Crossref)","title":"NMDA receptors in visual cortex are necessary for normal visuomotor integration and skill learning","volume":"11","author":[{"family":"Widmer","given":"Felix C"},{"family":"O'Toole","given":"Sean M"},{"family":"Keller","given":"Georg B"}],"issued":{"date-parts":[["2022",2,16]]}}},{"id":5473,"uris":["http://zotero.org/users/9264269/items/T2WUABM9"],"itemData":{"id":5473,"type":"article-journal","abstract":"Visual cognition is finely tuned to the elements in a scene but also relies on contextual integration to improve visual detection and discrimination. This integration is impaired in patients with schizophrenia. Studying impairments in contextual integration may lead to biomarkers of schizophrenia, tools to monitor disease progression, and, in animal models, insight into the underlying neural deficits. We developed a nonhuman primate model to test the hypothesis that hypofunction of the N-methyl d-aspartate receptor (NMDAR) impairs contextual integration. Two male rhesus macaques (Macaca mulatta) were trained to indicate which of two patterns on the screen had the highest contrast. One of these patterns appeared in isolation, and the other was surrounded by a high-contrast pattern. In humans, this high-contrast context is known to lead to an underestimation of contrast. This so-called Chubb illusion is thought to result from surround suppression, a key contextual integration mechanism. To test the involvement of NMDAR in this process, we compared animals' perceptual bias with and without intramuscular injections of a subanesthetic dose of the NMDAR antagonist ketamine. In the absence of ketamine, the animals reported a Chubb illusion - matching reports in healthy humans. Hence, monkeys - just like humans - perform visual contextual integration. This reaffirms the importance of nonhuman primates to help understand visual cognition. Injection of ketamine significantly reduced the strength of the illusion and thus impaired contextual integration. This supports the hypothesis that NMDAR hypofunction plays a causal role in specific behavioral impairments observed in schizophrenia.","container-title":"Journal of Vision","DOI":"10.1167/jov.21.6.9","ISSN":"1534-7362","issue":"6","journalAbbreviation":"J Vis","language":"eng","page":"9","PMID":"34128974","PMCID":"PMC8212430","source":"PubMed","title":"N-methyl d-aspartate receptor hypofunction reduces visual contextual integration","volume":"21","author":[{"family":"Schielke","given":"Alexander"},{"family":"Krekelberg","given":"Bart"}],"issued":{"date-parts":[["2021",6,7]]}}}],"schema":"https://github.com/citation-style-language/schema/raw/master/csl-citation.json"} </w:instrText>
       </w:r>
       <w:r>
         <w:fldChar w:fldCharType="separate"/>
@@ -4144,7 +5587,7 @@
           <w:szCs w:val="24"/>
           <w14:ligatures w14:val="standardContextual"/>
         </w:rPr>
-        <w:t>(34–36)</w:t>
+        <w:t>(32–34)</w:t>
       </w:r>
       <w:r>
         <w:fldChar w:fldCharType="end"/>
@@ -4172,12 +5615,1483 @@
     <w:p>
       <w:pPr>
         <w:pStyle w:val="Duz1"/>
-        <w:rPr>
-          <w:rFonts w:ascii="Arial" w:eastAsia="Arial" w:hAnsi="Arial" w:cs="Arial"/>
-        </w:rPr>
       </w:pPr>
       <w:r>
         <w:t>Limitations</w:t>
+      </w:r>
+      <w:r>
+        <w:t xml:space="preserve"> and Conclusion</w:t>
+      </w:r>
+    </w:p>
+    <w:p>
+      <w:pPr>
+        <w:pStyle w:val="BodyText"/>
+        <w:spacing w:line="276" w:lineRule="auto"/>
+        <w:rPr>
+          <w:rFonts w:ascii="Arial" w:hAnsi="Arial" w:cs="Arial"/>
+          <w:sz w:val="22"/>
+          <w:szCs w:val="22"/>
+        </w:rPr>
+      </w:pPr>
+      <w:r>
+        <w:rPr>
+          <w:rFonts w:ascii="Arial" w:hAnsi="Arial" w:cs="Arial"/>
+          <w:sz w:val="22"/>
+          <w:szCs w:val="22"/>
+        </w:rPr>
+        <w:t>Several limitations of the current study should be noted. First, the relatively small sample size of</w:t>
+      </w:r>
+      <w:r>
+        <w:rPr>
+          <w:rFonts w:ascii="Arial" w:hAnsi="Arial" w:cs="Arial"/>
+          <w:sz w:val="22"/>
+          <w:szCs w:val="22"/>
+        </w:rPr>
+        <w:t xml:space="preserve"> </w:t>
+      </w:r>
+      <w:r>
+        <w:rPr>
+          <w:rFonts w:ascii="Arial" w:hAnsi="Arial" w:cs="Arial"/>
+          <w:sz w:val="22"/>
+          <w:szCs w:val="22"/>
+        </w:rPr>
+        <w:t>the clinical cohort (</w:t>
+      </w:r>
+      <m:oMath>
+        <m:r>
+          <w:rPr>
+            <w:rFonts w:ascii="Cambria Math" w:hAnsi="Cambria Math" w:cs="Arial"/>
+            <w:sz w:val="22"/>
+            <w:szCs w:val="22"/>
+          </w:rPr>
+          <m:t>N = 27</m:t>
+        </m:r>
+      </m:oMath>
+      <w:r>
+        <w:rPr>
+          <w:rFonts w:ascii="Arial" w:hAnsi="Arial" w:cs="Arial"/>
+          <w:sz w:val="22"/>
+          <w:szCs w:val="22"/>
+        </w:rPr>
+        <w:t>) limits statistical power, particularly for detecting subtle relationships</w:t>
+      </w:r>
+      <w:r>
+        <w:rPr>
+          <w:rFonts w:ascii="Arial" w:hAnsi="Arial" w:cs="Arial"/>
+          <w:sz w:val="22"/>
+          <w:szCs w:val="22"/>
+        </w:rPr>
+        <w:t xml:space="preserve"> </w:t>
+      </w:r>
+      <w:r>
+        <w:rPr>
+          <w:rFonts w:ascii="Arial" w:hAnsi="Arial" w:cs="Arial"/>
+          <w:sz w:val="22"/>
+          <w:szCs w:val="22"/>
+        </w:rPr>
+        <w:t>between computational parameters and clinical covariates such as symptom severity and duration of illness. Consequently, the trend-level associations observed should be interpreted with caution. Second, formal model comparison revealed that the choice behavior of most</w:t>
+      </w:r>
+      <w:r>
+        <w:rPr>
+          <w:rFonts w:ascii="Arial" w:hAnsi="Arial" w:cs="Arial"/>
+          <w:sz w:val="22"/>
+          <w:szCs w:val="22"/>
+        </w:rPr>
+        <w:t xml:space="preserve"> </w:t>
+      </w:r>
+      <w:r>
+        <w:rPr>
+          <w:rFonts w:ascii="Arial" w:hAnsi="Arial" w:cs="Arial"/>
+          <w:sz w:val="22"/>
+          <w:szCs w:val="22"/>
+        </w:rPr>
+        <w:t xml:space="preserve">schizophrenia patients was best explained by a zero-parameter Null model rather than the reinforcement learning models. While this is a clinically meaningful finding, it implies that the individual learning rates </w:t>
+      </w:r>
+      <m:oMath>
+        <m:r>
+          <w:rPr>
+            <w:rFonts w:ascii="Cambria Math" w:hAnsi="Cambria Math" w:cs="Arial"/>
+            <w:sz w:val="22"/>
+            <w:szCs w:val="22"/>
+          </w:rPr>
+          <m:t>(α)</m:t>
+        </m:r>
+      </m:oMath>
+      <w:r>
+        <w:rPr>
+          <w:rFonts w:ascii="Arial" w:hAnsi="Arial" w:cs="Arial"/>
+          <w:sz w:val="22"/>
+          <w:szCs w:val="22"/>
+        </w:rPr>
+        <w:t xml:space="preserve"> and decision noise </w:t>
+      </w:r>
+      <m:oMath>
+        <m:r>
+          <w:rPr>
+            <w:rFonts w:ascii="Cambria Math" w:hAnsi="Cambria Math" w:cs="Arial"/>
+            <w:sz w:val="22"/>
+            <w:szCs w:val="22"/>
+          </w:rPr>
+          <m:t>(β)</m:t>
+        </m:r>
+      </m:oMath>
+      <w:r>
+        <w:rPr>
+          <w:rFonts w:ascii="Arial" w:hAnsi="Arial" w:cs="Arial"/>
+          <w:sz w:val="22"/>
+          <w:szCs w:val="22"/>
+        </w:rPr>
+        <w:t xml:space="preserve"> parameters extracted for these specific patients may be highly noisy and must be interpreted carefully.</w:t>
+      </w:r>
+    </w:p>
+    <w:p>
+      <w:pPr>
+        <w:pStyle w:val="BodyText"/>
+        <w:spacing w:line="276" w:lineRule="auto"/>
+        <w:rPr>
+          <w:rFonts w:ascii="Arial" w:hAnsi="Arial" w:cs="Arial"/>
+          <w:sz w:val="22"/>
+          <w:szCs w:val="22"/>
+          <w:lang w:val="tr-TR"/>
+        </w:rPr>
+      </w:pPr>
+      <w:r>
+        <w:rPr>
+          <w:rFonts w:ascii="Arial" w:hAnsi="Arial" w:cs="Arial"/>
+          <w:sz w:val="22"/>
+          <w:szCs w:val="22"/>
+        </w:rPr>
+        <w:t>Despite these limitations, this study provides clear evidence for a profound disruption in feedback-driven social learning in schizophrenia. By utilizing formal model comparison, we demonstrated that while healthy individuals update their trust using a straightforward prediction-error mechanism, patients with schizophrenia largely fail to adapt their behavior in response to cooperative or exploitative feedback. Crucially, these computational deficits were independent of observable negative symptoms and social cognitive impairments, suggesting a fundamental disruption in the core reinforcement learning circuitry. Future research incorporating neuroimaging with larger, longitudinal cohorts will be essential to map these specific computational deficits onto underlying striatal and prefrontal network dysfunctions.</w:t>
+      </w:r>
+    </w:p>
+    <w:p>
+      <w:pPr>
+        <w:pStyle w:val="BodyText"/>
+        <w:spacing w:line="276" w:lineRule="auto"/>
+        <w:rPr>
+          <w:rFonts w:ascii="Arial" w:hAnsi="Arial" w:cs="Arial"/>
+          <w:sz w:val="22"/>
+          <w:szCs w:val="22"/>
+        </w:rPr>
+      </w:pPr>
+    </w:p>
+    <w:p>
+      <w:pPr>
+        <w:pStyle w:val="BodyText"/>
+        <w:spacing w:line="276" w:lineRule="auto"/>
+        <w:rPr>
+          <w:rFonts w:ascii="Arial" w:hAnsi="Arial" w:cs="Arial"/>
+          <w:sz w:val="22"/>
+          <w:szCs w:val="22"/>
+        </w:rPr>
+      </w:pPr>
+    </w:p>
+    <w:p>
+      <w:pPr>
+        <w:pStyle w:val="BodyText"/>
+        <w:spacing w:line="276" w:lineRule="auto"/>
+        <w:rPr>
+          <w:rFonts w:ascii="Arial" w:hAnsi="Arial" w:cs="Arial"/>
+          <w:sz w:val="22"/>
+          <w:szCs w:val="22"/>
+        </w:rPr>
+      </w:pPr>
+    </w:p>
+    <w:p>
+      <w:pPr>
+        <w:pStyle w:val="BodyText"/>
+        <w:spacing w:line="276" w:lineRule="auto"/>
+        <w:rPr>
+          <w:rFonts w:ascii="Arial" w:hAnsi="Arial" w:cs="Arial"/>
+          <w:sz w:val="22"/>
+          <w:szCs w:val="22"/>
+        </w:rPr>
+      </w:pPr>
+    </w:p>
+    <w:p>
+      <w:pPr>
+        <w:pStyle w:val="BodyText"/>
+        <w:spacing w:line="276" w:lineRule="auto"/>
+        <w:rPr>
+          <w:rFonts w:ascii="Arial" w:hAnsi="Arial" w:cs="Arial"/>
+          <w:sz w:val="22"/>
+          <w:szCs w:val="22"/>
+        </w:rPr>
+      </w:pPr>
+    </w:p>
+    <w:p>
+      <w:pPr>
+        <w:pStyle w:val="BodyText"/>
+        <w:spacing w:line="276" w:lineRule="auto"/>
+        <w:rPr>
+          <w:rFonts w:ascii="Arial" w:hAnsi="Arial" w:cs="Arial"/>
+          <w:sz w:val="22"/>
+          <w:szCs w:val="22"/>
+        </w:rPr>
+      </w:pPr>
+    </w:p>
+    <w:p>
+      <w:pPr>
+        <w:pStyle w:val="BodyText"/>
+        <w:spacing w:line="276" w:lineRule="auto"/>
+        <w:rPr>
+          <w:rFonts w:ascii="Arial" w:hAnsi="Arial" w:cs="Arial"/>
+          <w:sz w:val="22"/>
+          <w:szCs w:val="22"/>
+        </w:rPr>
+      </w:pPr>
+    </w:p>
+    <w:p>
+      <w:pPr>
+        <w:pStyle w:val="BodyText"/>
+        <w:spacing w:line="276" w:lineRule="auto"/>
+        <w:rPr>
+          <w:rFonts w:ascii="Arial" w:hAnsi="Arial" w:cs="Arial"/>
+          <w:sz w:val="22"/>
+          <w:szCs w:val="22"/>
+        </w:rPr>
+      </w:pPr>
+    </w:p>
+    <w:p>
+      <w:pPr>
+        <w:pStyle w:val="BodyText"/>
+        <w:spacing w:line="276" w:lineRule="auto"/>
+        <w:rPr>
+          <w:rFonts w:ascii="Arial" w:hAnsi="Arial" w:cs="Arial"/>
+          <w:sz w:val="22"/>
+          <w:szCs w:val="22"/>
+        </w:rPr>
+      </w:pPr>
+    </w:p>
+    <w:p>
+      <w:pPr>
+        <w:pStyle w:val="BodyText"/>
+        <w:spacing w:line="276" w:lineRule="auto"/>
+        <w:rPr>
+          <w:rFonts w:ascii="Arial" w:hAnsi="Arial" w:cs="Arial"/>
+          <w:sz w:val="22"/>
+          <w:szCs w:val="22"/>
+        </w:rPr>
+      </w:pPr>
+    </w:p>
+    <w:p>
+      <w:pPr>
+        <w:pStyle w:val="BodyText"/>
+        <w:spacing w:line="276" w:lineRule="auto"/>
+        <w:rPr>
+          <w:rFonts w:ascii="Arial" w:hAnsi="Arial" w:cs="Arial"/>
+          <w:sz w:val="22"/>
+          <w:szCs w:val="22"/>
+        </w:rPr>
+      </w:pPr>
+    </w:p>
+    <w:p>
+      <w:pPr>
+        <w:pStyle w:val="BodyText"/>
+        <w:spacing w:line="276" w:lineRule="auto"/>
+        <w:rPr>
+          <w:rFonts w:ascii="Arial" w:hAnsi="Arial" w:cs="Arial"/>
+          <w:sz w:val="22"/>
+          <w:szCs w:val="22"/>
+        </w:rPr>
+      </w:pPr>
+    </w:p>
+    <w:p>
+      <w:pPr>
+        <w:pStyle w:val="BodyText"/>
+        <w:spacing w:line="276" w:lineRule="auto"/>
+        <w:rPr>
+          <w:rFonts w:ascii="Arial" w:hAnsi="Arial" w:cs="Arial"/>
+          <w:sz w:val="22"/>
+          <w:szCs w:val="22"/>
+        </w:rPr>
+      </w:pPr>
+    </w:p>
+    <w:p>
+      <w:pPr>
+        <w:pStyle w:val="BodyText"/>
+        <w:spacing w:line="276" w:lineRule="auto"/>
+        <w:rPr>
+          <w:rFonts w:ascii="Arial" w:hAnsi="Arial" w:cs="Arial"/>
+          <w:sz w:val="22"/>
+          <w:szCs w:val="22"/>
+        </w:rPr>
+      </w:pPr>
+    </w:p>
+    <w:p>
+      <w:pPr>
+        <w:pStyle w:val="BodyText"/>
+        <w:spacing w:line="276" w:lineRule="auto"/>
+        <w:rPr>
+          <w:rFonts w:ascii="Arial" w:hAnsi="Arial" w:cs="Arial"/>
+          <w:sz w:val="22"/>
+          <w:szCs w:val="22"/>
+        </w:rPr>
+      </w:pPr>
+    </w:p>
+    <w:p>
+      <w:pPr>
+        <w:pStyle w:val="BodyText"/>
+        <w:spacing w:line="276" w:lineRule="auto"/>
+        <w:rPr>
+          <w:rFonts w:ascii="Arial" w:hAnsi="Arial" w:cs="Arial"/>
+          <w:sz w:val="22"/>
+          <w:szCs w:val="22"/>
+        </w:rPr>
+      </w:pPr>
+    </w:p>
+    <w:p>
+      <w:pPr>
+        <w:pStyle w:val="BodyText"/>
+        <w:spacing w:line="276" w:lineRule="auto"/>
+        <w:rPr>
+          <w:rFonts w:ascii="Arial" w:hAnsi="Arial" w:cs="Arial"/>
+          <w:sz w:val="22"/>
+          <w:szCs w:val="22"/>
+        </w:rPr>
+      </w:pPr>
+    </w:p>
+    <w:p>
+      <w:pPr>
+        <w:pStyle w:val="BodyText"/>
+        <w:spacing w:line="276" w:lineRule="auto"/>
+        <w:rPr>
+          <w:rFonts w:ascii="Arial" w:hAnsi="Arial" w:cs="Arial"/>
+          <w:sz w:val="22"/>
+          <w:szCs w:val="22"/>
+        </w:rPr>
+      </w:pPr>
+    </w:p>
+    <w:p>
+      <w:pPr>
+        <w:pStyle w:val="BodyText"/>
+        <w:spacing w:line="276" w:lineRule="auto"/>
+        <w:rPr>
+          <w:rFonts w:ascii="Arial" w:hAnsi="Arial" w:cs="Arial"/>
+          <w:sz w:val="22"/>
+          <w:szCs w:val="22"/>
+        </w:rPr>
+      </w:pPr>
+    </w:p>
+    <w:p>
+      <w:pPr>
+        <w:pStyle w:val="BodyText"/>
+        <w:spacing w:line="276" w:lineRule="auto"/>
+        <w:rPr>
+          <w:rFonts w:ascii="Arial" w:hAnsi="Arial" w:cs="Arial"/>
+          <w:sz w:val="22"/>
+          <w:szCs w:val="22"/>
+        </w:rPr>
+      </w:pPr>
+      <w:r>
+        <w:rPr>
+          <w:rFonts w:ascii="Arial" w:hAnsi="Arial" w:cs="Arial"/>
+          <w:sz w:val="22"/>
+          <w:szCs w:val="22"/>
+        </w:rPr>
+        <w:t>References</w:t>
+      </w:r>
+    </w:p>
+    <w:p>
+      <w:pPr>
+        <w:pStyle w:val="Bibliography"/>
+      </w:pPr>
+      <w:r>
+        <w:fldChar w:fldCharType="begin"/>
+      </w:r>
+      <w:r>
+        <w:instrText xml:space="preserve"> ADDIN ZOTERO_BIBL {"uncited":[],"omitted":[],"custom":[]} CSL_BIBLIOGRAPHY </w:instrText>
+      </w:r>
+      <w:r>
+        <w:fldChar w:fldCharType="separate"/>
+      </w:r>
+      <w:r>
+        <w:t xml:space="preserve">1. Li G, Liu Y, Zheng Y, Wu Y, Li D, Liang X, </w:t>
+      </w:r>
+      <w:r>
+        <w:rPr>
+          <w:i/>
+          <w:iCs/>
+        </w:rPr>
+        <w:t>et al.</w:t>
+      </w:r>
+      <w:r>
+        <w:t xml:space="preserve"> (2021): Multiscale neural modeling of resting-state fMRI reveals executive-limbic malfunction as a core mechanism in major depressive disorder. </w:t>
+      </w:r>
+      <w:r>
+        <w:rPr>
+          <w:i/>
+          <w:iCs/>
+        </w:rPr>
+        <w:t>Neuroimage Clin</w:t>
+      </w:r>
+      <w:r>
+        <w:t xml:space="preserve"> 31: 102758.</w:t>
+      </w:r>
+    </w:p>
+    <w:p>
+      <w:pPr>
+        <w:pStyle w:val="Bibliography"/>
+      </w:pPr>
+      <w:r>
+        <w:t xml:space="preserve">2. </w:t>
+      </w:r>
+      <w:proofErr w:type="spellStart"/>
+      <w:r>
+        <w:t>Kochunov</w:t>
+      </w:r>
+      <w:proofErr w:type="spellEnd"/>
+      <w:r>
+        <w:t xml:space="preserve"> P, Coyle TR, Rowland LM, </w:t>
+      </w:r>
+      <w:proofErr w:type="spellStart"/>
+      <w:r>
+        <w:t>Jahanshad</w:t>
+      </w:r>
+      <w:proofErr w:type="spellEnd"/>
+      <w:r>
+        <w:t xml:space="preserve"> N, Thompson PM, Kelly S, </w:t>
+      </w:r>
+      <w:r>
+        <w:rPr>
+          <w:i/>
+          <w:iCs/>
+        </w:rPr>
+        <w:t>et al.</w:t>
+      </w:r>
+      <w:r>
+        <w:t xml:space="preserve"> (2017): Association of White Matter </w:t>
+      </w:r>
+      <w:proofErr w:type="gramStart"/>
+      <w:r>
+        <w:t>With</w:t>
+      </w:r>
+      <w:proofErr w:type="gramEnd"/>
+      <w:r>
+        <w:t xml:space="preserve"> Core Cognitive Deficits in Patients With Schizophrenia [no. 9]. </w:t>
+      </w:r>
+      <w:r>
+        <w:rPr>
+          <w:i/>
+          <w:iCs/>
+        </w:rPr>
+        <w:t>JAMA Psychiatry</w:t>
+      </w:r>
+      <w:r>
+        <w:t xml:space="preserve"> 74: 958.</w:t>
+      </w:r>
+    </w:p>
+    <w:p>
+      <w:pPr>
+        <w:pStyle w:val="Bibliography"/>
+      </w:pPr>
+      <w:r>
+        <w:t xml:space="preserve">3. </w:t>
+      </w:r>
+      <w:proofErr w:type="spellStart"/>
+      <w:r>
+        <w:t>Caqueo-Urízar</w:t>
+      </w:r>
+      <w:proofErr w:type="spellEnd"/>
+      <w:r>
+        <w:t xml:space="preserve"> A, Boyer L, </w:t>
+      </w:r>
+      <w:proofErr w:type="spellStart"/>
+      <w:r>
+        <w:t>Baumstarck</w:t>
+      </w:r>
+      <w:proofErr w:type="spellEnd"/>
+      <w:r>
+        <w:t xml:space="preserve"> K, Gilman SE (2015): Subjective perceptions of cognitive deficits and their influences on quality of life among patients with schizophrenia [no. 11]. </w:t>
+      </w:r>
+      <w:r>
+        <w:rPr>
+          <w:i/>
+          <w:iCs/>
+        </w:rPr>
+        <w:t>Qual Life Res</w:t>
+      </w:r>
+      <w:r>
+        <w:t xml:space="preserve"> 24: 2753–2760.</w:t>
+      </w:r>
+    </w:p>
+    <w:p>
+      <w:pPr>
+        <w:pStyle w:val="Bibliography"/>
+      </w:pPr>
+      <w:r>
+        <w:t xml:space="preserve">4. Lesh TA, </w:t>
+      </w:r>
+      <w:proofErr w:type="spellStart"/>
+      <w:r>
+        <w:t>Niendam</w:t>
+      </w:r>
+      <w:proofErr w:type="spellEnd"/>
+      <w:r>
+        <w:t xml:space="preserve"> TA, </w:t>
+      </w:r>
+      <w:proofErr w:type="spellStart"/>
+      <w:r>
+        <w:t>Minzenberg</w:t>
+      </w:r>
+      <w:proofErr w:type="spellEnd"/>
+      <w:r>
+        <w:t xml:space="preserve"> MJ, Carter CS (2011): Cognitive Control Deficits in Schizophrenia: Mechanisms and Meaning [no. 1]. </w:t>
+      </w:r>
+      <w:proofErr w:type="spellStart"/>
+      <w:r>
+        <w:rPr>
+          <w:i/>
+          <w:iCs/>
+        </w:rPr>
+        <w:t>Neuropsychopharmacol</w:t>
+      </w:r>
+      <w:proofErr w:type="spellEnd"/>
+      <w:r>
+        <w:t xml:space="preserve"> 36: 316–338.</w:t>
+      </w:r>
+    </w:p>
+    <w:p>
+      <w:pPr>
+        <w:pStyle w:val="Bibliography"/>
+      </w:pPr>
+      <w:r>
+        <w:lastRenderedPageBreak/>
+        <w:t xml:space="preserve">5. Tripathi A, Kar SK, Shukla R (2018): Cognitive Deficits in Schizophrenia: Understanding the Biological Correlates and Remediation Strategies [no. 1]. </w:t>
+      </w:r>
+      <w:r>
+        <w:rPr>
+          <w:i/>
+          <w:iCs/>
+        </w:rPr>
+        <w:t xml:space="preserve">Clin </w:t>
+      </w:r>
+      <w:proofErr w:type="spellStart"/>
+      <w:r>
+        <w:rPr>
+          <w:i/>
+          <w:iCs/>
+        </w:rPr>
+        <w:t>Psychopharmacol</w:t>
+      </w:r>
+      <w:proofErr w:type="spellEnd"/>
+      <w:r>
+        <w:rPr>
+          <w:i/>
+          <w:iCs/>
+        </w:rPr>
+        <w:t xml:space="preserve"> </w:t>
+      </w:r>
+      <w:proofErr w:type="spellStart"/>
+      <w:r>
+        <w:rPr>
+          <w:i/>
+          <w:iCs/>
+        </w:rPr>
+        <w:t>Neurosci</w:t>
+      </w:r>
+      <w:proofErr w:type="spellEnd"/>
+      <w:r>
+        <w:t xml:space="preserve"> 16: 7–17.</w:t>
+      </w:r>
+    </w:p>
+    <w:p>
+      <w:pPr>
+        <w:pStyle w:val="Bibliography"/>
+      </w:pPr>
+      <w:r>
+        <w:t xml:space="preserve">6. </w:t>
+      </w:r>
+      <w:proofErr w:type="spellStart"/>
+      <w:r>
+        <w:t>Prouteau</w:t>
+      </w:r>
+      <w:proofErr w:type="spellEnd"/>
+      <w:r>
+        <w:t xml:space="preserve"> A, </w:t>
+      </w:r>
+      <w:proofErr w:type="spellStart"/>
+      <w:r>
+        <w:t>Verdoux</w:t>
+      </w:r>
+      <w:proofErr w:type="spellEnd"/>
+      <w:r>
+        <w:t xml:space="preserve"> H, Briand C, Lesage A, Lalonde P, Nicole L, </w:t>
+      </w:r>
+      <w:r>
+        <w:rPr>
+          <w:i/>
+          <w:iCs/>
+        </w:rPr>
+        <w:t>et al.</w:t>
+      </w:r>
+      <w:r>
+        <w:t xml:space="preserve"> (2005): Cognitive predictors of psychosocial functioning outcome in schizophrenia: A follow-up study of subjects participating in a rehabilitation program. </w:t>
+      </w:r>
+      <w:r>
+        <w:rPr>
+          <w:i/>
+          <w:iCs/>
+        </w:rPr>
+        <w:t>Schizophrenia Research</w:t>
+      </w:r>
+      <w:r>
+        <w:t xml:space="preserve"> 77: 343–353.</w:t>
+      </w:r>
+    </w:p>
+    <w:p>
+      <w:pPr>
+        <w:pStyle w:val="Bibliography"/>
+      </w:pPr>
+      <w:r>
+        <w:t xml:space="preserve">7. Pascal De </w:t>
+      </w:r>
+      <w:proofErr w:type="spellStart"/>
+      <w:r>
+        <w:t>Raykeer</w:t>
+      </w:r>
+      <w:proofErr w:type="spellEnd"/>
+      <w:r>
+        <w:t xml:space="preserve"> R, </w:t>
+      </w:r>
+      <w:proofErr w:type="spellStart"/>
+      <w:r>
+        <w:t>Hoertel</w:t>
+      </w:r>
+      <w:proofErr w:type="spellEnd"/>
+      <w:r>
+        <w:t xml:space="preserve"> N, Blanco C, </w:t>
+      </w:r>
+      <w:proofErr w:type="spellStart"/>
+      <w:r>
+        <w:t>Lavaud</w:t>
+      </w:r>
+      <w:proofErr w:type="spellEnd"/>
+      <w:r>
+        <w:t xml:space="preserve"> P, </w:t>
+      </w:r>
+      <w:proofErr w:type="spellStart"/>
+      <w:r>
+        <w:t>Kaladjian</w:t>
+      </w:r>
+      <w:proofErr w:type="spellEnd"/>
+      <w:r>
+        <w:t xml:space="preserve"> A, </w:t>
+      </w:r>
+      <w:proofErr w:type="spellStart"/>
+      <w:r>
+        <w:t>Blumenstock</w:t>
+      </w:r>
+      <w:proofErr w:type="spellEnd"/>
+      <w:r>
+        <w:t xml:space="preserve"> Y, </w:t>
+      </w:r>
+      <w:r>
+        <w:rPr>
+          <w:i/>
+          <w:iCs/>
+        </w:rPr>
+        <w:t>et al.</w:t>
+      </w:r>
+      <w:r>
+        <w:t xml:space="preserve"> (2019): Effects of depression and cognitive impairment on quality of life in older adults with schizophrenia spectrum disorder: Results from a multicenter study. </w:t>
+      </w:r>
+      <w:r>
+        <w:rPr>
+          <w:i/>
+          <w:iCs/>
+        </w:rPr>
+        <w:t>Journal of Affective Disorders</w:t>
+      </w:r>
+      <w:r>
+        <w:t xml:space="preserve"> 256: 164–175.</w:t>
+      </w:r>
+    </w:p>
+    <w:p>
+      <w:pPr>
+        <w:pStyle w:val="Bibliography"/>
+      </w:pPr>
+      <w:r>
+        <w:t xml:space="preserve">8. Green MF, Leitman DI (2007): Social Cognition in Schizophrenia. </w:t>
+      </w:r>
+      <w:r>
+        <w:rPr>
+          <w:i/>
+          <w:iCs/>
+        </w:rPr>
+        <w:t>Schizophrenia Bulletin</w:t>
+      </w:r>
+      <w:r>
+        <w:t xml:space="preserve"> 34: 670–672.</w:t>
+      </w:r>
+    </w:p>
+    <w:p>
+      <w:pPr>
+        <w:pStyle w:val="Bibliography"/>
+      </w:pPr>
+      <w:r>
+        <w:t xml:space="preserve">9. Berg J, </w:t>
+      </w:r>
+      <w:proofErr w:type="spellStart"/>
+      <w:r>
+        <w:t>Dickhaut</w:t>
+      </w:r>
+      <w:proofErr w:type="spellEnd"/>
+      <w:r>
+        <w:t xml:space="preserve"> J, McCabe K (1995): Trust, Reciprocity, and Social History. </w:t>
+      </w:r>
+      <w:r>
+        <w:rPr>
+          <w:i/>
+          <w:iCs/>
+        </w:rPr>
+        <w:t>Games and Economic Behavior</w:t>
+      </w:r>
+      <w:r>
+        <w:t xml:space="preserve"> 10: 122–142.</w:t>
+      </w:r>
+    </w:p>
+    <w:p>
+      <w:pPr>
+        <w:pStyle w:val="Bibliography"/>
+      </w:pPr>
+      <w:r>
+        <w:t xml:space="preserve">10. </w:t>
+      </w:r>
+      <w:proofErr w:type="spellStart"/>
+      <w:r>
+        <w:t>Gromann</w:t>
+      </w:r>
+      <w:proofErr w:type="spellEnd"/>
+      <w:r>
+        <w:t xml:space="preserve"> PM, </w:t>
+      </w:r>
+      <w:proofErr w:type="spellStart"/>
+      <w:r>
+        <w:t>Heslenfeld</w:t>
+      </w:r>
+      <w:proofErr w:type="spellEnd"/>
+      <w:r>
+        <w:t xml:space="preserve"> DJ, Fett A-K, Joyce DW, Shergill SS, </w:t>
+      </w:r>
+      <w:proofErr w:type="spellStart"/>
+      <w:r>
+        <w:t>Krabbendam</w:t>
+      </w:r>
+      <w:proofErr w:type="spellEnd"/>
+      <w:r>
+        <w:t xml:space="preserve"> L (2013): Trust versus paranoia: abnormal response to social reward in psychotic illness [no. 6]. </w:t>
+      </w:r>
+      <w:r>
+        <w:rPr>
+          <w:i/>
+          <w:iCs/>
+        </w:rPr>
+        <w:t>Brain</w:t>
+      </w:r>
+      <w:r>
+        <w:t xml:space="preserve"> 136: 1968–1975.</w:t>
+      </w:r>
+    </w:p>
+    <w:p>
+      <w:pPr>
+        <w:pStyle w:val="Bibliography"/>
+      </w:pPr>
+      <w:r>
+        <w:t xml:space="preserve">11. Waltz JA, Gold JM (2015): Motivational Deficits in Schizophrenia and the Representation of Expected Value. In: Simpson EH, Balsam PD, editors. </w:t>
+      </w:r>
+      <w:r>
+        <w:rPr>
+          <w:i/>
+          <w:iCs/>
+        </w:rPr>
+        <w:t>Behavioral Neuroscience of Motivation</w:t>
+      </w:r>
+      <w:r>
+        <w:t>, vol. 27. Cham: Springer International Publishing, pp 375–410.</w:t>
+      </w:r>
+    </w:p>
+    <w:p>
+      <w:pPr>
+        <w:pStyle w:val="Bibliography"/>
+      </w:pPr>
+      <w:r>
+        <w:t xml:space="preserve">12. </w:t>
+      </w:r>
+      <w:proofErr w:type="spellStart"/>
+      <w:r>
+        <w:t>Miall</w:t>
+      </w:r>
+      <w:proofErr w:type="spellEnd"/>
+      <w:r>
+        <w:t xml:space="preserve"> RC, Wolpert DM (1996): Forward Models for Physiological Motor Control. </w:t>
+      </w:r>
+      <w:r>
+        <w:rPr>
+          <w:i/>
+          <w:iCs/>
+        </w:rPr>
+        <w:t>Neural Networks</w:t>
+      </w:r>
+      <w:r>
+        <w:t xml:space="preserve"> 9: 1265–1279.</w:t>
+      </w:r>
+    </w:p>
+    <w:p>
+      <w:pPr>
+        <w:pStyle w:val="Bibliography"/>
+      </w:pPr>
+      <w:r>
+        <w:t xml:space="preserve">13. Schultz W, Dickinson A (2000): Neuronal Coding of Prediction Errors. </w:t>
+      </w:r>
+      <w:r>
+        <w:rPr>
+          <w:i/>
+          <w:iCs/>
+        </w:rPr>
+        <w:t xml:space="preserve">Annu Rev </w:t>
+      </w:r>
+      <w:proofErr w:type="spellStart"/>
+      <w:r>
+        <w:rPr>
+          <w:i/>
+          <w:iCs/>
+        </w:rPr>
+        <w:t>Neurosci</w:t>
+      </w:r>
+      <w:proofErr w:type="spellEnd"/>
+      <w:r>
+        <w:t xml:space="preserve"> 23: 473–500.</w:t>
+      </w:r>
+    </w:p>
+    <w:p>
+      <w:pPr>
+        <w:pStyle w:val="Bibliography"/>
+      </w:pPr>
+      <w:r>
+        <w:t xml:space="preserve">14. Friston K (2009): The free-energy principle: a rough guide to the brain? </w:t>
+      </w:r>
+      <w:r>
+        <w:rPr>
+          <w:i/>
+          <w:iCs/>
+        </w:rPr>
+        <w:t>Trends in Cognitive Sciences</w:t>
+      </w:r>
+      <w:r>
+        <w:t xml:space="preserve"> 13: 293–301.</w:t>
+      </w:r>
+    </w:p>
+    <w:p>
+      <w:pPr>
+        <w:pStyle w:val="Bibliography"/>
+      </w:pPr>
+      <w:r>
+        <w:lastRenderedPageBreak/>
+        <w:t xml:space="preserve">15. </w:t>
+      </w:r>
+      <w:proofErr w:type="spellStart"/>
+      <w:r>
+        <w:t>Yaple</w:t>
+      </w:r>
+      <w:proofErr w:type="spellEnd"/>
+      <w:r>
+        <w:t xml:space="preserve"> ZA, Tolomeo S, Yu R (2021): Abnormal prediction error processing in schizophrenia and depression [no. 11]. </w:t>
+      </w:r>
+      <w:r>
+        <w:rPr>
+          <w:i/>
+          <w:iCs/>
+        </w:rPr>
+        <w:t>Hum Brain Mapp</w:t>
+      </w:r>
+      <w:r>
+        <w:t xml:space="preserve"> 42: 3547–3560.</w:t>
+      </w:r>
+    </w:p>
+    <w:p>
+      <w:pPr>
+        <w:pStyle w:val="Bibliography"/>
+      </w:pPr>
+      <w:r>
+        <w:t xml:space="preserve">16. Chung YS, Barch DM (2016): Frontal-striatum dysfunction during reward processing: Relationships to amotivation in schizophrenia. </w:t>
+      </w:r>
+      <w:r>
+        <w:rPr>
+          <w:i/>
+          <w:iCs/>
+        </w:rPr>
+        <w:t>Journal of Abnormal Psychology</w:t>
+      </w:r>
+      <w:r>
+        <w:t xml:space="preserve"> 125: 453–469.</w:t>
+      </w:r>
+    </w:p>
+    <w:p>
+      <w:pPr>
+        <w:pStyle w:val="Bibliography"/>
+      </w:pPr>
+      <w:r>
+        <w:t xml:space="preserve">17. Millard SJ, Bearden CE, </w:t>
+      </w:r>
+      <w:proofErr w:type="spellStart"/>
+      <w:r>
+        <w:t>Karlsgodt</w:t>
+      </w:r>
+      <w:proofErr w:type="spellEnd"/>
+      <w:r>
+        <w:t xml:space="preserve"> KH, Sharpe MJ (2022): The prediction-error hypothesis of schizophrenia: new data point to circuit-specific changes in dopamine activity [no. 3]. </w:t>
+      </w:r>
+      <w:proofErr w:type="spellStart"/>
+      <w:r>
+        <w:rPr>
+          <w:i/>
+          <w:iCs/>
+        </w:rPr>
+        <w:t>Neuropsychopharmacol</w:t>
+      </w:r>
+      <w:proofErr w:type="spellEnd"/>
+      <w:r>
+        <w:t xml:space="preserve"> 47: 628–640.</w:t>
+      </w:r>
+    </w:p>
+    <w:p>
+      <w:pPr>
+        <w:pStyle w:val="Bibliography"/>
+      </w:pPr>
+      <w:r>
+        <w:t xml:space="preserve">18. Corlett PR, Murray GK, Honey GD, Aitken MRF, Shanks DR, Robbins TW, </w:t>
+      </w:r>
+      <w:r>
+        <w:rPr>
+          <w:i/>
+          <w:iCs/>
+        </w:rPr>
+        <w:t>et al.</w:t>
+      </w:r>
+      <w:r>
+        <w:t xml:space="preserve"> (2007): Disrupted prediction-error signal in psychosis: evidence for an associative account of delusions. </w:t>
+      </w:r>
+      <w:r>
+        <w:rPr>
+          <w:i/>
+          <w:iCs/>
+        </w:rPr>
+        <w:t>Brain</w:t>
+      </w:r>
+      <w:r>
+        <w:t xml:space="preserve"> 130: 2387–2400.</w:t>
+      </w:r>
+    </w:p>
+    <w:p>
+      <w:pPr>
+        <w:pStyle w:val="Bibliography"/>
+      </w:pPr>
+      <w:r>
+        <w:t xml:space="preserve">19. Griffiths O, Langdon R, Le Pelley ME, Coltheart M (2014): Delusions and prediction error: re-examining the </w:t>
+      </w:r>
+      <w:proofErr w:type="spellStart"/>
+      <w:r>
+        <w:t>behavioural</w:t>
+      </w:r>
+      <w:proofErr w:type="spellEnd"/>
+      <w:r>
+        <w:t xml:space="preserve"> evidence for disrupted error </w:t>
+      </w:r>
+      <w:proofErr w:type="spellStart"/>
+      <w:r>
+        <w:t>signalling</w:t>
+      </w:r>
+      <w:proofErr w:type="spellEnd"/>
+      <w:r>
+        <w:t xml:space="preserve"> in delusion formation. </w:t>
+      </w:r>
+      <w:r>
+        <w:rPr>
+          <w:i/>
+          <w:iCs/>
+        </w:rPr>
+        <w:t>Cognitive Neuropsychiatry</w:t>
+      </w:r>
+      <w:r>
+        <w:t xml:space="preserve"> 19: 439–467.</w:t>
+      </w:r>
+    </w:p>
+    <w:p>
+      <w:pPr>
+        <w:pStyle w:val="Bibliography"/>
+      </w:pPr>
+      <w:r>
+        <w:t xml:space="preserve">20. Howes OD, Murray RM (2014): Schizophrenia: An integrated </w:t>
+      </w:r>
+      <w:proofErr w:type="spellStart"/>
+      <w:r>
+        <w:t>sociodevelopmental</w:t>
+      </w:r>
+      <w:proofErr w:type="spellEnd"/>
+      <w:r>
+        <w:t xml:space="preserve">-cognitive model. </w:t>
+      </w:r>
+      <w:r>
+        <w:rPr>
+          <w:i/>
+          <w:iCs/>
+        </w:rPr>
+        <w:t>The Lancet</w:t>
+      </w:r>
+      <w:r>
+        <w:t xml:space="preserve"> 383: 1677–1687.</w:t>
+      </w:r>
+    </w:p>
+    <w:p>
+      <w:pPr>
+        <w:pStyle w:val="Bibliography"/>
+      </w:pPr>
+      <w:r>
+        <w:t xml:space="preserve">21. Heinz A, </w:t>
+      </w:r>
+      <w:proofErr w:type="spellStart"/>
+      <w:r>
+        <w:t>Schlagenhauf</w:t>
+      </w:r>
+      <w:proofErr w:type="spellEnd"/>
+      <w:r>
+        <w:t xml:space="preserve"> F (2010): Dopaminergic Dysfunction in Schizophrenia: Salience Attribution Revisited. </w:t>
+      </w:r>
+      <w:r>
+        <w:rPr>
+          <w:i/>
+          <w:iCs/>
+        </w:rPr>
+        <w:t>Schizophrenia Bulletin</w:t>
+      </w:r>
+      <w:r>
+        <w:t xml:space="preserve"> 36: 472–485.</w:t>
+      </w:r>
+    </w:p>
+    <w:p>
+      <w:pPr>
+        <w:pStyle w:val="Bibliography"/>
+      </w:pPr>
+      <w:r>
+        <w:t xml:space="preserve">22. Kapur S (2003): Psychosis as a State of Aberrant Salience: A Framework Linking Biology, Phenomenology, and Pharmacology in Schizophrenia. </w:t>
+      </w:r>
+      <w:r>
+        <w:rPr>
+          <w:i/>
+          <w:iCs/>
+        </w:rPr>
+        <w:t>AJP</w:t>
+      </w:r>
+      <w:r>
+        <w:t xml:space="preserve"> 160: 13–23.</w:t>
+      </w:r>
+    </w:p>
+    <w:p>
+      <w:pPr>
+        <w:pStyle w:val="Bibliography"/>
+      </w:pPr>
+      <w:r>
+        <w:t xml:space="preserve">23. </w:t>
+      </w:r>
+      <w:proofErr w:type="spellStart"/>
+      <w:r>
+        <w:t>Yaple</w:t>
+      </w:r>
+      <w:proofErr w:type="spellEnd"/>
+      <w:r>
+        <w:t xml:space="preserve"> ZA, Tolomeo S, Yu R (2021): Abnormal prediction error processing in schizophrenia and depression. </w:t>
+      </w:r>
+      <w:r>
+        <w:rPr>
+          <w:i/>
+          <w:iCs/>
+        </w:rPr>
+        <w:t>Human Brain Mapping</w:t>
+      </w:r>
+      <w:r>
+        <w:t xml:space="preserve"> 42: 3547–3560.</w:t>
+      </w:r>
+    </w:p>
+    <w:p>
+      <w:pPr>
+        <w:pStyle w:val="Bibliography"/>
+      </w:pPr>
+      <w:r>
+        <w:t xml:space="preserve">24. Diaconescu AO, Mathys C, Weber LAE, Kasper L, Mauer J, Stephan KE (2017): Hierarchical prediction errors in midbrain and septum during social learning. </w:t>
+      </w:r>
+      <w:r>
+        <w:rPr>
+          <w:i/>
+          <w:iCs/>
+        </w:rPr>
+        <w:t>Social Cognitive and Affective Neuroscience</w:t>
+      </w:r>
+      <w:r>
+        <w:t xml:space="preserve"> 12: 618–634.</w:t>
+      </w:r>
+    </w:p>
+    <w:p>
+      <w:pPr>
+        <w:pStyle w:val="Bibliography"/>
+      </w:pPr>
+      <w:r>
+        <w:lastRenderedPageBreak/>
+        <w:t xml:space="preserve">25. Claassen C, Langdon R, </w:t>
+      </w:r>
+      <w:proofErr w:type="spellStart"/>
+      <w:r>
+        <w:t>Brüne</w:t>
+      </w:r>
+      <w:proofErr w:type="spellEnd"/>
+      <w:r>
+        <w:t xml:space="preserve"> M (2020): Recognition of Social Rule Violation in “Deficit Syndrome” Schizophrenia: A Study Using Economic Games. </w:t>
+      </w:r>
+      <w:r>
+        <w:rPr>
+          <w:i/>
+          <w:iCs/>
+        </w:rPr>
+        <w:t>Front Psychiatry</w:t>
+      </w:r>
+      <w:r>
+        <w:t xml:space="preserve"> 11: 835.</w:t>
+      </w:r>
+    </w:p>
+    <w:p>
+      <w:pPr>
+        <w:pStyle w:val="Bibliography"/>
+      </w:pPr>
+      <w:r>
+        <w:t xml:space="preserve">26. </w:t>
+      </w:r>
+      <w:proofErr w:type="spellStart"/>
+      <w:r>
+        <w:t>Alós</w:t>
+      </w:r>
+      <w:proofErr w:type="spellEnd"/>
+      <w:r>
+        <w:t xml:space="preserve">-Ferrer C, </w:t>
+      </w:r>
+      <w:proofErr w:type="spellStart"/>
+      <w:r>
+        <w:t>Farolfi</w:t>
+      </w:r>
+      <w:proofErr w:type="spellEnd"/>
+      <w:r>
+        <w:t xml:space="preserve"> F (2019): Trust Games and Beyond. </w:t>
+      </w:r>
+      <w:r>
+        <w:rPr>
+          <w:i/>
+          <w:iCs/>
+        </w:rPr>
+        <w:t xml:space="preserve">Front </w:t>
+      </w:r>
+      <w:proofErr w:type="spellStart"/>
+      <w:r>
+        <w:rPr>
+          <w:i/>
+          <w:iCs/>
+        </w:rPr>
+        <w:t>Neurosci</w:t>
+      </w:r>
+      <w:proofErr w:type="spellEnd"/>
+      <w:r>
+        <w:t xml:space="preserve"> 13: 887.</w:t>
+      </w:r>
+    </w:p>
+    <w:p>
+      <w:pPr>
+        <w:pStyle w:val="Bibliography"/>
+      </w:pPr>
+      <w:r>
+        <w:t xml:space="preserve">27. Strauss GP, Robinson BM, Waltz JA, Frank MJ, </w:t>
+      </w:r>
+      <w:proofErr w:type="spellStart"/>
+      <w:r>
+        <w:t>Kasanova</w:t>
+      </w:r>
+      <w:proofErr w:type="spellEnd"/>
+      <w:r>
+        <w:t xml:space="preserve"> Z, </w:t>
+      </w:r>
+      <w:proofErr w:type="spellStart"/>
+      <w:r>
+        <w:t>Herbener</w:t>
+      </w:r>
+      <w:proofErr w:type="spellEnd"/>
+      <w:r>
+        <w:t xml:space="preserve"> ES, Gold JM (2011): Patients </w:t>
+      </w:r>
+      <w:proofErr w:type="gramStart"/>
+      <w:r>
+        <w:t>With</w:t>
+      </w:r>
+      <w:proofErr w:type="gramEnd"/>
+      <w:r>
+        <w:t xml:space="preserve"> Schizophrenia Demonstrate Inconsistent Preference Judgments for Affective and Nonaffective Stimuli. </w:t>
+      </w:r>
+      <w:r>
+        <w:rPr>
+          <w:i/>
+          <w:iCs/>
+        </w:rPr>
+        <w:t>Schizophrenia Bulletin</w:t>
+      </w:r>
+      <w:r>
+        <w:t xml:space="preserve"> 37: 1295–1304.</w:t>
+      </w:r>
+    </w:p>
+    <w:p>
+      <w:pPr>
+        <w:pStyle w:val="Bibliography"/>
+      </w:pPr>
+      <w:r>
+        <w:t xml:space="preserve">28. Lechner S, Hsieh MH, Lin Y-T, Liu C-M, Chen I-F, Liu C-C, </w:t>
+      </w:r>
+      <w:r>
+        <w:rPr>
+          <w:i/>
+          <w:iCs/>
+        </w:rPr>
+        <w:t>et al.</w:t>
+      </w:r>
+      <w:r>
+        <w:t xml:space="preserve"> (2025): Temporal imprecision and its dynamics in schizophrenia. </w:t>
+      </w:r>
+      <w:proofErr w:type="spellStart"/>
+      <w:r>
+        <w:rPr>
+          <w:i/>
+          <w:iCs/>
+        </w:rPr>
+        <w:t>Transl</w:t>
+      </w:r>
+      <w:proofErr w:type="spellEnd"/>
+      <w:r>
+        <w:rPr>
+          <w:i/>
+          <w:iCs/>
+        </w:rPr>
+        <w:t xml:space="preserve"> Psychiatry</w:t>
+      </w:r>
+      <w:r>
+        <w:t xml:space="preserve"> 15: 279.</w:t>
+      </w:r>
+    </w:p>
+    <w:p>
+      <w:pPr>
+        <w:pStyle w:val="Bibliography"/>
+      </w:pPr>
+      <w:r>
+        <w:t xml:space="preserve">29. </w:t>
+      </w:r>
+      <w:proofErr w:type="spellStart"/>
+      <w:r>
+        <w:t>Horga</w:t>
+      </w:r>
+      <w:proofErr w:type="spellEnd"/>
+      <w:r>
+        <w:t xml:space="preserve"> G, Schatz KC, Abi-</w:t>
+      </w:r>
+      <w:proofErr w:type="spellStart"/>
+      <w:r>
+        <w:t>Dargham</w:t>
+      </w:r>
+      <w:proofErr w:type="spellEnd"/>
+      <w:r>
+        <w:t xml:space="preserve"> A, Peterson BS (2014): Deficits in Predictive Coding Underlie Hallucinations in Schizophrenia. </w:t>
+      </w:r>
+      <w:r>
+        <w:rPr>
+          <w:i/>
+          <w:iCs/>
+        </w:rPr>
+        <w:t>Journal of Neuroscience</w:t>
+      </w:r>
+      <w:r>
+        <w:t xml:space="preserve"> 34: 8072–8082.</w:t>
+      </w:r>
+    </w:p>
+    <w:p>
+      <w:pPr>
+        <w:pStyle w:val="Bibliography"/>
+      </w:pPr>
+      <w:r>
+        <w:t xml:space="preserve">30. </w:t>
+      </w:r>
+      <w:proofErr w:type="spellStart"/>
+      <w:r>
+        <w:t>Wengler</w:t>
+      </w:r>
+      <w:proofErr w:type="spellEnd"/>
+      <w:r>
+        <w:t xml:space="preserve"> K, Goldberg AT, Chahine G, </w:t>
+      </w:r>
+      <w:proofErr w:type="spellStart"/>
+      <w:r>
+        <w:t>Horga</w:t>
+      </w:r>
+      <w:proofErr w:type="spellEnd"/>
+      <w:r>
+        <w:t xml:space="preserve"> G (2020): Distinct hierarchical alterations of intrinsic neural timescales account for different manifestations of psychosis. </w:t>
+      </w:r>
+      <w:proofErr w:type="spellStart"/>
+      <w:r>
+        <w:rPr>
+          <w:i/>
+          <w:iCs/>
+        </w:rPr>
+        <w:t>eLife</w:t>
+      </w:r>
+      <w:proofErr w:type="spellEnd"/>
+      <w:r>
+        <w:t xml:space="preserve"> 9: e56151.</w:t>
+      </w:r>
+    </w:p>
+    <w:p>
+      <w:pPr>
+        <w:pStyle w:val="Bibliography"/>
+      </w:pPr>
+      <w:r>
+        <w:t xml:space="preserve">31. </w:t>
+      </w:r>
+      <w:proofErr w:type="spellStart"/>
+      <w:r>
+        <w:t>Geljic</w:t>
+      </w:r>
+      <w:proofErr w:type="spellEnd"/>
+      <w:r>
+        <w:t xml:space="preserve"> M, Mitchell M, Stevens K-A, Holbrook H, Darke H, </w:t>
+      </w:r>
+      <w:proofErr w:type="spellStart"/>
+      <w:r>
+        <w:t>Goodbourn</w:t>
+      </w:r>
+      <w:proofErr w:type="spellEnd"/>
+      <w:r>
+        <w:t xml:space="preserve"> P, </w:t>
+      </w:r>
+      <w:r>
+        <w:rPr>
+          <w:i/>
+          <w:iCs/>
+        </w:rPr>
+        <w:t>et al.</w:t>
+      </w:r>
+      <w:r>
+        <w:t xml:space="preserve"> (2025): Visual integration deficits associated with psychosis are independent of diagnosis. </w:t>
+      </w:r>
+      <w:proofErr w:type="spellStart"/>
+      <w:r>
+        <w:rPr>
+          <w:i/>
+          <w:iCs/>
+        </w:rPr>
+        <w:t>Schizophr</w:t>
+      </w:r>
+      <w:proofErr w:type="spellEnd"/>
+      <w:r>
+        <w:t xml:space="preserve"> 11: 58.</w:t>
+      </w:r>
+    </w:p>
+    <w:p>
+      <w:pPr>
+        <w:pStyle w:val="Bibliography"/>
+      </w:pPr>
+      <w:r>
+        <w:t xml:space="preserve">32. Nakazawa K, Sapkota K (2020): The origin of NMDA receptor hypofunction in schizophrenia. </w:t>
+      </w:r>
+      <w:proofErr w:type="spellStart"/>
+      <w:r>
+        <w:rPr>
+          <w:i/>
+          <w:iCs/>
+        </w:rPr>
+        <w:t>Pharmacol</w:t>
+      </w:r>
+      <w:proofErr w:type="spellEnd"/>
+      <w:r>
+        <w:rPr>
+          <w:i/>
+          <w:iCs/>
+        </w:rPr>
+        <w:t xml:space="preserve"> </w:t>
+      </w:r>
+      <w:proofErr w:type="spellStart"/>
+      <w:r>
+        <w:rPr>
+          <w:i/>
+          <w:iCs/>
+        </w:rPr>
+        <w:t>Ther</w:t>
+      </w:r>
+      <w:proofErr w:type="spellEnd"/>
+      <w:r>
+        <w:t xml:space="preserve"> 205: 107426.</w:t>
+      </w:r>
+    </w:p>
+    <w:p>
+      <w:pPr>
+        <w:pStyle w:val="Bibliography"/>
+      </w:pPr>
+      <w:r>
+        <w:t xml:space="preserve">33. Widmer FC, O’Toole SM, Keller GB (2022): NMDA receptors in visual cortex are necessary for normal visuomotor integration and skill learning. </w:t>
+      </w:r>
+      <w:proofErr w:type="spellStart"/>
+      <w:r>
+        <w:rPr>
+          <w:i/>
+          <w:iCs/>
+        </w:rPr>
+        <w:t>eLife</w:t>
+      </w:r>
+      <w:proofErr w:type="spellEnd"/>
+      <w:r>
+        <w:t xml:space="preserve"> 11: e71476.</w:t>
+      </w:r>
+    </w:p>
+    <w:p>
+      <w:pPr>
+        <w:pStyle w:val="Bibliography"/>
+      </w:pPr>
+      <w:r>
+        <w:t xml:space="preserve">34. </w:t>
+      </w:r>
+      <w:proofErr w:type="spellStart"/>
+      <w:r>
+        <w:t>Schielke</w:t>
+      </w:r>
+      <w:proofErr w:type="spellEnd"/>
+      <w:r>
+        <w:t xml:space="preserve"> A, </w:t>
+      </w:r>
+      <w:proofErr w:type="spellStart"/>
+      <w:r>
+        <w:t>Krekelberg</w:t>
+      </w:r>
+      <w:proofErr w:type="spellEnd"/>
+      <w:r>
+        <w:t xml:space="preserve"> B (2021): N-methyl d-aspartate receptor hypofunction reduces visual contextual integration. </w:t>
+      </w:r>
+      <w:r>
+        <w:rPr>
+          <w:i/>
+          <w:iCs/>
+        </w:rPr>
+        <w:t>J Vis</w:t>
+      </w:r>
+      <w:r>
+        <w:t xml:space="preserve"> 21: 9.</w:t>
+      </w:r>
+    </w:p>
+    <w:p>
+      <w:pPr>
+        <w:pStyle w:val="Bibliography"/>
+      </w:pPr>
+      <w:r>
+        <w:fldChar w:fldCharType="end"/>
       </w:r>
     </w:p>
     <w:sectPr>
@@ -4314,6 +7228,127 @@
     </w:lvl>
   </w:abstractNum>
   <w:abstractNum w:abstractNumId="1" w15:restartNumberingAfterBreak="0">
+    <w:nsid w:val="2D6D792C"/>
+    <w:multiLevelType w:val="multilevel"/>
+    <w:tmpl w:val="54D84B1A"/>
+    <w:lvl w:ilvl="0">
+      <w:start w:val="1"/>
+      <w:numFmt w:val="decimal"/>
+      <w:lvlText w:val="%1."/>
+      <w:lvlJc w:val="left"/>
+      <w:pPr>
+        <w:ind w:left="720" w:hanging="360"/>
+      </w:pPr>
+      <w:rPr>
+        <w:rFonts w:hint="default"/>
+      </w:rPr>
+    </w:lvl>
+    <w:lvl w:ilvl="1">
+      <w:start w:val="4"/>
+      <w:numFmt w:val="decimal"/>
+      <w:isLgl/>
+      <w:lvlText w:val="%1.%2"/>
+      <w:lvlJc w:val="left"/>
+      <w:pPr>
+        <w:ind w:left="920" w:hanging="560"/>
+      </w:pPr>
+      <w:rPr>
+        <w:rFonts w:hint="default"/>
+      </w:rPr>
+    </w:lvl>
+    <w:lvl w:ilvl="2">
+      <w:start w:val="3"/>
+      <w:numFmt w:val="decimal"/>
+      <w:isLgl/>
+      <w:lvlText w:val="%1.%2.%3"/>
+      <w:lvlJc w:val="left"/>
+      <w:pPr>
+        <w:ind w:left="1080" w:hanging="720"/>
+      </w:pPr>
+      <w:rPr>
+        <w:rFonts w:hint="default"/>
+      </w:rPr>
+    </w:lvl>
+    <w:lvl w:ilvl="3">
+      <w:start w:val="1"/>
+      <w:numFmt w:val="decimal"/>
+      <w:isLgl/>
+      <w:lvlText w:val="%1.%2.%3.%4"/>
+      <w:lvlJc w:val="left"/>
+      <w:pPr>
+        <w:ind w:left="1080" w:hanging="720"/>
+      </w:pPr>
+      <w:rPr>
+        <w:rFonts w:hint="default"/>
+      </w:rPr>
+    </w:lvl>
+    <w:lvl w:ilvl="4">
+      <w:start w:val="1"/>
+      <w:numFmt w:val="decimal"/>
+      <w:isLgl/>
+      <w:lvlText w:val="%1.%2.%3.%4.%5"/>
+      <w:lvlJc w:val="left"/>
+      <w:pPr>
+        <w:ind w:left="1440" w:hanging="1080"/>
+      </w:pPr>
+      <w:rPr>
+        <w:rFonts w:hint="default"/>
+      </w:rPr>
+    </w:lvl>
+    <w:lvl w:ilvl="5">
+      <w:start w:val="1"/>
+      <w:numFmt w:val="decimal"/>
+      <w:isLgl/>
+      <w:lvlText w:val="%1.%2.%3.%4.%5.%6"/>
+      <w:lvlJc w:val="left"/>
+      <w:pPr>
+        <w:ind w:left="1440" w:hanging="1080"/>
+      </w:pPr>
+      <w:rPr>
+        <w:rFonts w:hint="default"/>
+      </w:rPr>
+    </w:lvl>
+    <w:lvl w:ilvl="6">
+      <w:start w:val="1"/>
+      <w:numFmt w:val="decimal"/>
+      <w:isLgl/>
+      <w:lvlText w:val="%1.%2.%3.%4.%5.%6.%7"/>
+      <w:lvlJc w:val="left"/>
+      <w:pPr>
+        <w:ind w:left="1800" w:hanging="1440"/>
+      </w:pPr>
+      <w:rPr>
+        <w:rFonts w:hint="default"/>
+      </w:rPr>
+    </w:lvl>
+    <w:lvl w:ilvl="7">
+      <w:start w:val="1"/>
+      <w:numFmt w:val="decimal"/>
+      <w:isLgl/>
+      <w:lvlText w:val="%1.%2.%3.%4.%5.%6.%7.%8"/>
+      <w:lvlJc w:val="left"/>
+      <w:pPr>
+        <w:ind w:left="1800" w:hanging="1440"/>
+      </w:pPr>
+      <w:rPr>
+        <w:rFonts w:hint="default"/>
+      </w:rPr>
+    </w:lvl>
+    <w:lvl w:ilvl="8">
+      <w:start w:val="1"/>
+      <w:numFmt w:val="decimal"/>
+      <w:isLgl/>
+      <w:lvlText w:val="%1.%2.%3.%4.%5.%6.%7.%8.%9"/>
+      <w:lvlJc w:val="left"/>
+      <w:pPr>
+        <w:ind w:left="2160" w:hanging="1800"/>
+      </w:pPr>
+      <w:rPr>
+        <w:rFonts w:hint="default"/>
+      </w:rPr>
+    </w:lvl>
+  </w:abstractNum>
+  <w:abstractNum w:abstractNumId="2" w15:restartNumberingAfterBreak="0">
     <w:nsid w:val="3AED557A"/>
     <w:multiLevelType w:val="hybridMultilevel"/>
     <w:tmpl w:val="3A6C9F8C"/>
@@ -4403,10 +7438,13 @@
     </w:lvl>
   </w:abstractNum>
   <w:num w:numId="1" w16cid:durableId="1578245096">
-    <w:abstractNumId w:val="1"/>
+    <w:abstractNumId w:val="2"/>
   </w:num>
   <w:num w:numId="2" w16cid:durableId="793332103">
     <w:abstractNumId w:val="0"/>
+  </w:num>
+  <w:num w:numId="3" w16cid:durableId="656957280">
+    <w:abstractNumId w:val="1"/>
   </w:num>
 </w:numbering>
 </file>
@@ -5566,6 +8604,18 @@
       <w14:ligatures w14:val="none"/>
     </w:rPr>
   </w:style>
+  <w:style w:type="paragraph" w:styleId="Bibliography">
+    <w:name w:val="Bibliography"/>
+    <w:basedOn w:val="Normal"/>
+    <w:next w:val="Normal"/>
+    <w:uiPriority w:val="37"/>
+    <w:unhideWhenUsed/>
+    <w:rsid w:val="00BA4361"/>
+    <w:pPr>
+      <w:spacing w:line="480" w:lineRule="auto"/>
+      <w:ind w:left="720" w:hanging="720"/>
+    </w:pPr>
+  </w:style>
 </w:styles>
 </file>
 

--- a/writing/Bullettin_submit/Manucsript_V3.docx
+++ b/writing/Bullettin_submit/Manucsript_V3.docx
@@ -428,7 +428,7 @@
           <w:sz w:val="22"/>
           <w:szCs w:val="22"/>
         </w:rPr>
-        <w:instrText xml:space="preserve"> ADDIN ZOTERO_ITEM CSL_CITATION {"citationID":"Qrq5qzaq","properties":{"formattedCitation":"(11)","plainCitation":"(11)","noteIndex":0},"citationItems":[{"id":5457,"uris":["http://zotero.org/users/9264269/items/5A3ZTGED"],"itemData":{"id":5457,"type":"chapter","abstract":"Motivational deficits (avolition and anhedonia) have historically been considered important negative symptoms of schizophrenia. Numerous studies have attempted to identify the neural substrates of avolition and anhedonia in schizophrenia, but these studies have not produced much agreement. Deficits in various aspects of reinforcement processing have been observed in individuals with schizophrenia, but it is not exactly clear which of these deficits actually engender motivational impairments in SZ. The purpose of this chapter is to examine how various reinforcement-related behavioral and neural signals could contribute to motivational impairments in both schizophrenia, and psychiatric illness, in general. In particular, we describe different aspects of the concept of expected value (EV), such as the distinction between the EV of stimuli and the expected value of actions, the acquisition of value vs. the estimation of value, and the discounting of value as a consequence of time or effort required. We conclude that avolition and anhedonia in SZ are most commonly tied to aberrant signals for expected value, in the context of learning. We discuss implications for further research on the neural substrates of motivational impairments in psychiatric illness.","container-title":"Behavioral Neuroscience of Motivation","DOI":"10.1007/7854_2015_385","ISBN":"978-3-319-26933-7","language":"en","note":"collection-title: Current Topics in Behavioral Neurosciences","page":"375-410","publisher":"Springer International Publishing","publisher-place":"Cham","source":"DOI.org (Crossref)","title":"Motivational Deficits in Schizophrenia and the Representation of Expected Value","URL":"https://link.springer.com/10.1007/7854_2015_385","volume":"27","editor":[{"family":"Simpson","given":"Eleanor H."},{"family":"Balsam","given":"Peter D."}],"author":[{"family":"Waltz","given":"James A."},{"family":"Gold","given":"James M."}],"accessed":{"date-parts":[["2026",4,11]]},"issued":{"date-parts":[["2015"]]}}}],"schema":"https://github.com/citation-style-language/schema/raw/master/csl-citation.json"} </w:instrText>
+        <w:instrText xml:space="preserve"> ADDIN ZOTERO_ITEM CSL_CITATION {"citationID":"fLpOFnlh","properties":{"formattedCitation":"(11,12)","plainCitation":"(11,12)","noteIndex":0},"citationItems":[{"id":5457,"uris":["http://zotero.org/users/9264269/items/5A3ZTGED"],"itemData":{"id":5457,"type":"chapter","abstract":"Motivational deficits (avolition and anhedonia) have historically been considered important negative symptoms of schizophrenia. Numerous studies have attempted to identify the neural substrates of avolition and anhedonia in schizophrenia, but these studies have not produced much agreement. Deficits in various aspects of reinforcement processing have been observed in individuals with schizophrenia, but it is not exactly clear which of these deficits actually engender motivational impairments in SZ. The purpose of this chapter is to examine how various reinforcement-related behavioral and neural signals could contribute to motivational impairments in both schizophrenia, and psychiatric illness, in general. In particular, we describe different aspects of the concept of expected value (EV), such as the distinction between the EV of stimuli and the expected value of actions, the acquisition of value vs. the estimation of value, and the discounting of value as a consequence of time or effort required. We conclude that avolition and anhedonia in SZ are most commonly tied to aberrant signals for expected value, in the context of learning. We discuss implications for further research on the neural substrates of motivational impairments in psychiatric illness.","container-title":"Behavioral Neuroscience of Motivation","DOI":"10.1007/7854_2015_385","ISBN":"978-3-319-26933-7","language":"en","note":"collection-title: Current Topics in Behavioral Neurosciences","page":"375-410","publisher":"Springer International Publishing","publisher-place":"Cham","source":"DOI.org (Crossref)","title":"Motivational Deficits in Schizophrenia and the Representation of Expected Value","URL":"https://link.springer.com/10.1007/7854_2015_385","volume":"27","editor":[{"family":"Simpson","given":"Eleanor H."},{"family":"Balsam","given":"Peter D."}],"author":[{"family":"Waltz","given":"James A."},{"family":"Gold","given":"James M."}],"accessed":{"date-parts":[["2026",4,11]]},"issued":{"date-parts":[["2015"]]}}},{"id":5482,"uris":["http://zotero.org/users/9264269/items/9DUR5YNX"],"itemData":{"id":5482,"type":"article-journal","abstract":"Patients with schizophrenia demonstrate deficits in motivation and learning that suggest impairment in different aspects of the reward system. In this article, we present the results of 8 converging experiments that address subjective reward experience, the impact of rewards on decision making, and the role of rewards in guiding both rapid and long-term learning. All experiments compared the performance of stably treated outpatients with schizophrenia and demographically matched healthy volunteers. Results to date suggest (1) that patients have surprisingly normal experiences of positive emotion when presented with evocative stimuli, (2) that patients show reduced correlation, compared with controls, between their own subjective valuation of stimuli and action selection, (3) that decision making in patients appears to be compromised by deficits in the ability to fully represent the value of different choices and response options, and (4) that rapid learning on the basis of trial-to-trial feedback is severely impaired whereas more gradual learning may be surprisingly preserved in many paradigms. The overall pattern of findings suggests compromises in the orbital and dorsal prefrontal structures that play a critical role in the ability to represent the value of outcomes and plans. In contrast, patients often (but not always) approach normal performance levels on the slow learning achieved by the integration of reinforcement signals over many trials, thought to be mediated by the basal ganglia.","container-title":"Schizophrenia Bulletin","DOI":"10.1093/schbul/sbn068","ISSN":"0586-7614","issue":"5","journalAbbreviation":"Schizophr Bull","language":"eng","page":"835-847","PMID":"18591195","PMCID":"PMC2518641","source":"PubMed","title":"Reward processing in schizophrenia: a deficit in the representation of value","title-short":"Reward processing in schizophrenia","volume":"34","author":[{"family":"Gold","given":"James M."},{"family":"Waltz","given":"James A."},{"family":"Prentice","given":"Kristen J."},{"family":"Morris","given":"Sarah E."},{"family":"Heerey","given":"Erin A."}],"issued":{"date-parts":[["2008",9]]}}}],"schema":"https://github.com/citation-style-language/schema/raw/master/csl-citation.json"} </w:instrText>
       </w:r>
       <w:r>
         <w:rPr>
@@ -445,7 +445,7 @@
           <w:sz w:val="22"/>
           <w:szCs w:val="22"/>
         </w:rPr>
-        <w:t>(11)</w:t>
+        <w:t>(11,12)</w:t>
       </w:r>
       <w:r>
         <w:rPr>
@@ -509,7 +509,7 @@
           <w:sz w:val="22"/>
           <w:szCs w:val="22"/>
         </w:rPr>
-        <w:instrText xml:space="preserve"> ADDIN ZOTERO_ITEM CSL_CITATION {"citationID":"6bXOPYxd","properties":{"formattedCitation":"(12\\uc0\\u8211{}14)","plainCitation":"(12–14)","noteIndex":0},"citationItems":[{"id":4909,"uris":["http://zotero.org/users/9264269/items/AJG7LN5S"],"itemData":{"id":4909,"type":"article-journal","container-title":"Neural Networks","DOI":"10.1016/s0893-6080(96)00035-4","ISSN":"0893-6080","issue":"8","language":"en","license":"https://www.elsevier.com/tdm/userlicense/1.0/","page":"1265-1279","publisher":"Elsevier BV","source":"Crossref","title":"Forward Models for Physiological Motor Control","volume":"9","author":[{"family":"Miall","given":"R.C."},{"family":"Wolpert","given":"D.M."}],"issued":{"date-parts":[["1996",11]]}}},{"id":4908,"uris":["http://zotero.org/users/9264269/items/DI7W85X3"],"itemData":{"id":4908,"type":"article-journal","abstract":"Associative learning enables animals to anticipate the occurrence of important outcomes. Learning occurs when the actual outcome differs from the predicted outcome, resulting in a prediction error. Neurons in several brain structures appear to code prediction errors in relation to rewards, punishments, external stimuli, and behavioral reactions. In one form, dopamine neurons, norepinephrine neurons, and nucleus basalis neurons broadcast prediction errors as global reinforcement or teaching signals to large postsynaptic structures. In other cases, error signals are coded by selected neurons in the cerebellum, superior colliculus, frontal eye fields, parietal cortex, striatum, and visual system, where they influence specific subgroups of neurons. Prediction errors can be used in postsynaptic structures for the immediate selection of behavior or for synaptic changes underlying behavioral learning. The coding of prediction errors may represent a basic mode of brain function that may also contribute to the processing of sensory information and the short-term control of behavior.","container-title":"Annual Review of Neuroscience","DOI":"10.1146/annurev.neuro.23.1.473","ISSN":"0147-006X, 1545-4126","issue":"1","journalAbbreviation":"Annu. Rev. Neurosci.","language":"en","page":"473-500","publisher":"Annual Reviews","source":"Crossref","title":"Neuronal Coding of Prediction Errors","volume":"23","author":[{"family":"Schultz","given":"Wolfram"},{"family":"Dickinson","given":"Anthony"}],"issued":{"date-parts":[["2000",3]]}}},{"id":914,"uris":["http://zotero.org/users/9264269/items/WIV358ML"],"itemData":{"id":914,"type":"article-journal","abstract":"This article reviews a free-energy formulation that advances Helmholtz's agenda to find principles of brain function based on conservation laws and neuronal energy. It rests on advances in statistical physics, theoretical biology and machine learning to explain a remarkable range of facts about brain structure and function. We could have just scratched the surface of what this formulation offers; for example, it is becoming clear that the Bayesian brain is just one facet of the free-energy principle and that perception is an inevitable consequence of active exchange with the environment. Furthermore, one can see easily how constructs like memory, attention, value, reinforcement and salience might disclose their simple relationships within this framework. © 2009 Elsevier Ltd. All rights reserved.","container-title":"Trends in Cognitive Sciences","DOI":"10.1016/j.tics.2009.04.005","ISSN":"13646613","issue":"7","page":"293–301","PMID":"19559644","title":"The free-energy principle: a rough guide to the brain?","volume":"13","author":[{"family":"Friston","given":"Karl"}],"issued":{"date-parts":[["2009"]]}}}],"schema":"https://github.com/citation-style-language/schema/raw/master/csl-citation.json"} </w:instrText>
+        <w:instrText xml:space="preserve"> ADDIN ZOTERO_ITEM CSL_CITATION {"citationID":"6bXOPYxd","properties":{"formattedCitation":"(13\\uc0\\u8211{}15)","plainCitation":"(13–15)","noteIndex":0},"citationItems":[{"id":4909,"uris":["http://zotero.org/users/9264269/items/AJG7LN5S"],"itemData":{"id":4909,"type":"article-journal","container-title":"Neural Networks","DOI":"10.1016/s0893-6080(96)00035-4","ISSN":"0893-6080","issue":"8","language":"en","license":"https://www.elsevier.com/tdm/userlicense/1.0/","page":"1265-1279","publisher":"Elsevier BV","source":"Crossref","title":"Forward Models for Physiological Motor Control","volume":"9","author":[{"family":"Miall","given":"R.C."},{"family":"Wolpert","given":"D.M."}],"issued":{"date-parts":[["1996",11]]}}},{"id":4908,"uris":["http://zotero.org/users/9264269/items/DI7W85X3"],"itemData":{"id":4908,"type":"article-journal","abstract":"Associative learning enables animals to anticipate the occurrence of important outcomes. Learning occurs when the actual outcome differs from the predicted outcome, resulting in a prediction error. Neurons in several brain structures appear to code prediction errors in relation to rewards, punishments, external stimuli, and behavioral reactions. In one form, dopamine neurons, norepinephrine neurons, and nucleus basalis neurons broadcast prediction errors as global reinforcement or teaching signals to large postsynaptic structures. In other cases, error signals are coded by selected neurons in the cerebellum, superior colliculus, frontal eye fields, parietal cortex, striatum, and visual system, where they influence specific subgroups of neurons. Prediction errors can be used in postsynaptic structures for the immediate selection of behavior or for synaptic changes underlying behavioral learning. The coding of prediction errors may represent a basic mode of brain function that may also contribute to the processing of sensory information and the short-term control of behavior.","container-title":"Annual Review of Neuroscience","DOI":"10.1146/annurev.neuro.23.1.473","ISSN":"0147-006X, 1545-4126","issue":"1","journalAbbreviation":"Annu. Rev. Neurosci.","language":"en","page":"473-500","publisher":"Annual Reviews","source":"Crossref","title":"Neuronal Coding of Prediction Errors","volume":"23","author":[{"family":"Schultz","given":"Wolfram"},{"family":"Dickinson","given":"Anthony"}],"issued":{"date-parts":[["2000",3]]}}},{"id":914,"uris":["http://zotero.org/users/9264269/items/WIV358ML"],"itemData":{"id":914,"type":"article-journal","abstract":"This article reviews a free-energy formulation that advances Helmholtz's agenda to find principles of brain function based on conservation laws and neuronal energy. It rests on advances in statistical physics, theoretical biology and machine learning to explain a remarkable range of facts about brain structure and function. We could have just scratched the surface of what this formulation offers; for example, it is becoming clear that the Bayesian brain is just one facet of the free-energy principle and that perception is an inevitable consequence of active exchange with the environment. Furthermore, one can see easily how constructs like memory, attention, value, reinforcement and salience might disclose their simple relationships within this framework. © 2009 Elsevier Ltd. All rights reserved.","container-title":"Trends in Cognitive Sciences","DOI":"10.1016/j.tics.2009.04.005","ISSN":"13646613","issue":"7","page":"293–301","PMID":"19559644","title":"The free-energy principle: a rough guide to the brain?","volume":"13","author":[{"family":"Friston","given":"Karl"}],"issued":{"date-parts":[["2009"]]}}}],"schema":"https://github.com/citation-style-language/schema/raw/master/csl-citation.json"} </w:instrText>
       </w:r>
       <w:r>
         <w:rPr>
@@ -524,7 +524,7 @@
           <w:rFonts w:ascii="Arial" w:eastAsiaTheme="minorHAnsi" w:hAnsi="Arial" w:cs="Arial"/>
           <w:sz w:val="22"/>
         </w:rPr>
-        <w:t>(12–14)</w:t>
+        <w:t>(13–15)</w:t>
       </w:r>
       <w:r>
         <w:rPr>
@@ -540,7 +540,56 @@
           <w:sz w:val="22"/>
           <w:szCs w:val="22"/>
         </w:rPr>
-        <w:t>. When a partner is surprisingly cooperative, a positive PE is generated, signaling the brain to update its internal model and increase future trust.</w:t>
+        <w:t>. When a partner is surprisingly cooperative, a positive PE is generated, signaling the brain to update its internal model and increase future trust</w:t>
+      </w:r>
+      <w:r>
+        <w:rPr>
+          <w:rFonts w:ascii="Arial" w:hAnsi="Arial" w:cs="Arial"/>
+          <w:sz w:val="22"/>
+          <w:szCs w:val="22"/>
+        </w:rPr>
+        <w:fldChar w:fldCharType="begin"/>
+      </w:r>
+      <w:r>
+        <w:rPr>
+          <w:rFonts w:ascii="Arial" w:hAnsi="Arial" w:cs="Arial"/>
+          <w:sz w:val="22"/>
+          <w:szCs w:val="22"/>
+        </w:rPr>
+        <w:instrText xml:space="preserve"> ADDIN ZOTERO_ITEM CSL_CITATION {"citationID":"vqG8tBcR","properties":{"formattedCitation":"(16)","plainCitation":"(16)","noteIndex":0},"citationItems":[{"id":5484,"uris":["http://zotero.org/users/9264269/items/QW6WRFNV"],"itemData":{"id":5484,"type":"article-journal","abstract":"The mesostriatal dopamine system is prominently implicated in model-free reinforcement learning, with fMRI BOLD signals in ventral striatum notably covarying with model-free prediction errors. However, latent learning and devaluation studies show that behavior also shows hallmarks of model-based planning, and the interaction between model-based and model-free values, prediction errors, and preferences is underexplored. We designed a multistep decision task in which model-based and model-free influences on human choice behavior could be distinguished. By showing that choices reflected both influences we could then test the purity of the ventral striatal BOLD signal as a model-free report. Contrary to expectations, the signal reflected both model-free and model-based predictions in proportions matching those that best explained choice behavior. These results challenge the notion of a separate model-free learner and suggest a more integrated computational architecture for high-level human decision-making.","container-title":"Neuron","DOI":"10.1016/j.neuron.2011.02.027","ISSN":"1097-4199","issue":"6","journalAbbreviation":"Neuron","language":"eng","page":"1204-1215","PMID":"21435563","PMCID":"PMC3077926","source":"PubMed","title":"Model-based influences on humans' choices and striatal prediction errors","volume":"69","author":[{"family":"Daw","given":"Nathaniel D."},{"family":"Gershman","given":"Samuel J."},{"family":"Seymour","given":"Ben"},{"family":"Dayan","given":"Peter"},{"family":"Dolan","given":"Raymond J."}],"issued":{"date-parts":[["2011",3,24]]}}}],"schema":"https://github.com/citation-style-language/schema/raw/master/csl-citation.json"} </w:instrText>
+      </w:r>
+      <w:r>
+        <w:rPr>
+          <w:rFonts w:ascii="Arial" w:hAnsi="Arial" w:cs="Arial"/>
+          <w:sz w:val="22"/>
+          <w:szCs w:val="22"/>
+        </w:rPr>
+        <w:fldChar w:fldCharType="separate"/>
+      </w:r>
+      <w:r>
+        <w:rPr>
+          <w:rFonts w:ascii="Arial" w:hAnsi="Arial" w:cs="Arial"/>
+          <w:noProof/>
+          <w:sz w:val="22"/>
+          <w:szCs w:val="22"/>
+        </w:rPr>
+        <w:t>(16)</w:t>
+      </w:r>
+      <w:r>
+        <w:rPr>
+          <w:rFonts w:ascii="Arial" w:hAnsi="Arial" w:cs="Arial"/>
+          <w:sz w:val="22"/>
+          <w:szCs w:val="22"/>
+        </w:rPr>
+        <w:fldChar w:fldCharType="end"/>
+      </w:r>
+      <w:r>
+        <w:rPr>
+          <w:rFonts w:ascii="Arial" w:hAnsi="Arial" w:cs="Arial"/>
+          <w:sz w:val="22"/>
+          <w:szCs w:val="22"/>
+        </w:rPr>
+        <w:t>.</w:t>
       </w:r>
     </w:p>
     <w:bookmarkEnd w:id="0"/>
@@ -559,7 +608,216 @@
           <w:sz w:val="22"/>
           <w:szCs w:val="22"/>
         </w:rPr>
-        <w:t>Computational psychiatry provides a mechanistic framework to isolate the specific drivers of these social learning deficits. By fitting trial-by-trial choices to reinforcement learning algorithms, aberrant behavior can be decomposed into distinct parameters: the learning rate (</w:t>
+        <w:t>Computational psychiatry provides a mechanistic framework to isolate the specific drivers of these social learning deficits</w:t>
+      </w:r>
+      <w:r>
+        <w:rPr>
+          <w:rFonts w:ascii="Arial" w:hAnsi="Arial" w:cs="Arial"/>
+          <w:sz w:val="22"/>
+          <w:szCs w:val="22"/>
+        </w:rPr>
+        <w:fldChar w:fldCharType="begin"/>
+      </w:r>
+      <w:r>
+        <w:rPr>
+          <w:rFonts w:ascii="Arial" w:hAnsi="Arial" w:cs="Arial"/>
+          <w:sz w:val="22"/>
+          <w:szCs w:val="22"/>
+        </w:rPr>
+        <w:instrText xml:space="preserve"> ADDIN ZOTERO_ITEM CSL_CITATION {"citationID":"2UVsSGqd","properties":{"formattedCitation":"(17)","plainCitation":"(17)","noteIndex":0},"citationItems":[{"id":5487,"uris":["http://zotero.org/users/9264269/items/3MSW8GDX"],"itemData":{"id":5487,"type":"article-journal","abstract":"ABSTRACT\n            Understanding others' intentions amidst uncertainty is critical for effective social interactions, yet the neural mechanisms underlying this process are not fully understood. Here, we combined computational modeling and single</w:instrText>
+      </w:r>
+      <w:r>
+        <w:rPr>
+          <w:rFonts w:ascii="Cambria Math" w:hAnsi="Cambria Math" w:cs="Cambria Math"/>
+          <w:sz w:val="22"/>
+          <w:szCs w:val="22"/>
+        </w:rPr>
+        <w:instrText>‐</w:instrText>
+      </w:r>
+      <w:r>
+        <w:rPr>
+          <w:rFonts w:ascii="Arial" w:hAnsi="Arial" w:cs="Arial"/>
+          <w:sz w:val="22"/>
+          <w:szCs w:val="22"/>
+        </w:rPr>
+        <w:instrText>trial EEG analysis to examine how the brain dynamically updates beliefs about others' intentions in volatile social contexts. A total of 43 healthy volunteers engaged in a deception</w:instrText>
+      </w:r>
+      <w:r>
+        <w:rPr>
+          <w:rFonts w:ascii="Cambria Math" w:hAnsi="Cambria Math" w:cs="Cambria Math"/>
+          <w:sz w:val="22"/>
+          <w:szCs w:val="22"/>
+        </w:rPr>
+        <w:instrText>‐</w:instrText>
+      </w:r>
+      <w:r>
+        <w:rPr>
+          <w:rFonts w:ascii="Arial" w:hAnsi="Arial" w:cs="Arial"/>
+          <w:sz w:val="22"/>
+          <w:szCs w:val="22"/>
+        </w:rPr>
+        <w:instrText>free advice</w:instrText>
+      </w:r>
+      <w:r>
+        <w:rPr>
+          <w:rFonts w:ascii="Cambria Math" w:hAnsi="Cambria Math" w:cs="Cambria Math"/>
+          <w:sz w:val="22"/>
+          <w:szCs w:val="22"/>
+        </w:rPr>
+        <w:instrText>‐</w:instrText>
+      </w:r>
+      <w:r>
+        <w:rPr>
+          <w:rFonts w:ascii="Arial" w:hAnsi="Arial" w:cs="Arial"/>
+          <w:sz w:val="22"/>
+          <w:szCs w:val="22"/>
+        </w:rPr>
+        <w:instrText>taking task, featuring alternating stable and volatile phases that systematically manipulated the reliability of an adviser's intentions. Using the hierarchical Gaussian filter (HGF), a Bayesian model of learning, we quantified trial</w:instrText>
+      </w:r>
+      <w:r>
+        <w:rPr>
+          <w:rFonts w:ascii="Cambria Math" w:hAnsi="Cambria Math" w:cs="Cambria Math"/>
+          <w:sz w:val="22"/>
+          <w:szCs w:val="22"/>
+        </w:rPr>
+        <w:instrText>‐</w:instrText>
+      </w:r>
+      <w:r>
+        <w:rPr>
+          <w:rFonts w:ascii="Arial" w:hAnsi="Arial" w:cs="Arial"/>
+          <w:sz w:val="22"/>
+          <w:szCs w:val="22"/>
+        </w:rPr>
+        <w:instrText>by</w:instrText>
+      </w:r>
+      <w:r>
+        <w:rPr>
+          <w:rFonts w:ascii="Cambria Math" w:hAnsi="Cambria Math" w:cs="Cambria Math"/>
+          <w:sz w:val="22"/>
+          <w:szCs w:val="22"/>
+        </w:rPr>
+        <w:instrText>‐</w:instrText>
+      </w:r>
+      <w:r>
+        <w:rPr>
+          <w:rFonts w:ascii="Arial" w:hAnsi="Arial" w:cs="Arial"/>
+          <w:sz w:val="22"/>
+          <w:szCs w:val="22"/>
+        </w:rPr>
+        <w:instrText>trial updates of participants' beliefs and their neural correlates. EEG amplitudes systematically varied according to task volatility, engaging neural regions associated with uncertainty processing such as the fusiform gyrus and posterior cingulate cortex. Sensor</w:instrText>
+      </w:r>
+      <w:r>
+        <w:rPr>
+          <w:rFonts w:ascii="Cambria Math" w:hAnsi="Cambria Math" w:cs="Cambria Math"/>
+          <w:sz w:val="22"/>
+          <w:szCs w:val="22"/>
+        </w:rPr>
+        <w:instrText>‐</w:instrText>
+      </w:r>
+      <w:r>
+        <w:rPr>
+          <w:rFonts w:ascii="Arial" w:hAnsi="Arial" w:cs="Arial"/>
+          <w:sz w:val="22"/>
+          <w:szCs w:val="22"/>
+        </w:rPr>
+        <w:instrText>level EEG analyses confirmed a temporal sequence consistent with the hierarchical computations predicted by the HGF, whereby lower</w:instrText>
+      </w:r>
+      <w:r>
+        <w:rPr>
+          <w:rFonts w:ascii="Cambria Math" w:hAnsi="Cambria Math" w:cs="Cambria Math"/>
+          <w:sz w:val="22"/>
+          <w:szCs w:val="22"/>
+        </w:rPr>
+        <w:instrText>‐</w:instrText>
+      </w:r>
+      <w:r>
+        <w:rPr>
+          <w:rFonts w:ascii="Arial" w:hAnsi="Arial" w:cs="Arial"/>
+          <w:sz w:val="22"/>
+          <w:szCs w:val="22"/>
+        </w:rPr>
+        <w:instrText>level prediction errors were processed earlier than higher</w:instrText>
+      </w:r>
+      <w:r>
+        <w:rPr>
+          <w:rFonts w:ascii="Cambria Math" w:hAnsi="Cambria Math" w:cs="Cambria Math"/>
+          <w:sz w:val="22"/>
+          <w:szCs w:val="22"/>
+        </w:rPr>
+        <w:instrText>‐</w:instrText>
+      </w:r>
+      <w:r>
+        <w:rPr>
+          <w:rFonts w:ascii="Arial" w:hAnsi="Arial" w:cs="Arial"/>
+          <w:sz w:val="22"/>
+          <w:szCs w:val="22"/>
+        </w:rPr>
+        <w:instrText>order volatility</w:instrText>
+      </w:r>
+      <w:r>
+        <w:rPr>
+          <w:rFonts w:ascii="Cambria Math" w:hAnsi="Cambria Math" w:cs="Cambria Math"/>
+          <w:sz w:val="22"/>
+          <w:szCs w:val="22"/>
+        </w:rPr>
+        <w:instrText>‐</w:instrText>
+      </w:r>
+      <w:r>
+        <w:rPr>
+          <w:rFonts w:ascii="Arial" w:hAnsi="Arial" w:cs="Arial"/>
+          <w:sz w:val="22"/>
+          <w:szCs w:val="22"/>
+        </w:rPr>
+        <w:instrText>related signals. Moreover, individual differences in these hierarchical neural processes correlated significantly with psychosocial functioning, suggesting that disruptions in Bayesian belief updating may underlie functional impairments in clinical populations. Collectively, our results reveal novel neural evidence for hierarchical Bayesian inference during social learning, highlighting its critical role in adaptive social behavior and potential relevance to mental health.","container-title":"Human Brain Mapping","DOI":"10.1002/hbm.70433","ISSN":"1065-9471, 1097-0193","issue":"1","journalAbbreviation":"Human Brain Mapping","language":"en","page":"e70433","source":"DOI.org (Crossref)","title":"Neural Dynamics of Social Cognition: A Single</w:instrText>
+      </w:r>
+      <w:r>
+        <w:rPr>
+          <w:rFonts w:ascii="Cambria Math" w:hAnsi="Cambria Math" w:cs="Cambria Math"/>
+          <w:sz w:val="22"/>
+          <w:szCs w:val="22"/>
+        </w:rPr>
+        <w:instrText>‐</w:instrText>
+      </w:r>
+      <w:r>
+        <w:rPr>
+          <w:rFonts w:ascii="Arial" w:hAnsi="Arial" w:cs="Arial"/>
+          <w:sz w:val="22"/>
+          <w:szCs w:val="22"/>
+        </w:rPr>
+        <w:instrText xml:space="preserve">Trial Computational Analysis of Learning Under Uncertainty","title-short":"Neural Dynamics of Social Cognition","volume":"47","author":[{"family":"Charlton","given":"Colleen E."},{"family":"Hauke","given":"Daniel J."},{"family":"Litvak","given":"Vladimir"},{"family":"Wobmann","given":"Michelle"},{"family":"De Bock","given":"Renate"},{"family":"Andreou","given":"Christina"},{"family":"Borgwardt","given":"Stefan"},{"family":"Roth","given":"Volker"},{"family":"Diaconescu","given":"Andreea O."}],"issued":{"date-parts":[["2026",1]]}}}],"schema":"https://github.com/citation-style-language/schema/raw/master/csl-citation.json"} </w:instrText>
+      </w:r>
+      <w:r>
+        <w:rPr>
+          <w:rFonts w:ascii="Arial" w:hAnsi="Arial" w:cs="Arial"/>
+          <w:sz w:val="22"/>
+          <w:szCs w:val="22"/>
+        </w:rPr>
+        <w:fldChar w:fldCharType="separate"/>
+      </w:r>
+      <w:r>
+        <w:rPr>
+          <w:rFonts w:ascii="Arial" w:hAnsi="Arial" w:cs="Arial"/>
+          <w:noProof/>
+          <w:sz w:val="22"/>
+          <w:szCs w:val="22"/>
+        </w:rPr>
+        <w:t>(17)</w:t>
+      </w:r>
+      <w:r>
+        <w:rPr>
+          <w:rFonts w:ascii="Arial" w:hAnsi="Arial" w:cs="Arial"/>
+          <w:sz w:val="22"/>
+          <w:szCs w:val="22"/>
+        </w:rPr>
+        <w:fldChar w:fldCharType="end"/>
+      </w:r>
+      <w:r>
+        <w:rPr>
+          <w:rFonts w:ascii="Arial" w:hAnsi="Arial" w:cs="Arial"/>
+          <w:sz w:val="22"/>
+          <w:szCs w:val="22"/>
+        </w:rPr>
+        <w:t>. By fitting trial-by-trial choices to reinforcement learning algorithms, aberrant behavior can be decomposed into distinct parameters: the learning rate (</w:t>
       </w:r>
       <m:oMath>
         <m:r>
@@ -595,7 +853,56 @@
           <w:sz w:val="22"/>
           <w:szCs w:val="22"/>
         </w:rPr>
-        <w:t>), which indexes the precision or "noise" of the decision-making process.</w:t>
+        <w:t>), which indexes the precision or "noise" of the decision-making process</w:t>
+      </w:r>
+      <w:r>
+        <w:rPr>
+          <w:rFonts w:ascii="Arial" w:hAnsi="Arial" w:cs="Arial"/>
+          <w:sz w:val="22"/>
+          <w:szCs w:val="22"/>
+        </w:rPr>
+        <w:fldChar w:fldCharType="begin"/>
+      </w:r>
+      <w:r>
+        <w:rPr>
+          <w:rFonts w:ascii="Arial" w:hAnsi="Arial" w:cs="Arial"/>
+          <w:sz w:val="22"/>
+          <w:szCs w:val="22"/>
+        </w:rPr>
+        <w:instrText xml:space="preserve"> ADDIN ZOTERO_ITEM CSL_CITATION {"citationID":"utZa7MaG","properties":{"formattedCitation":"(18,19)","plainCitation":"(18,19)","noteIndex":0},"citationItems":[{"id":5489,"uris":["http://zotero.org/users/9264269/items/PPNAIBFP"],"itemData":{"id":5489,"type":"article-journal","abstract":"A number of recent advances have been achieved in the study of midbrain dopaminergic neurons. Understanding these advances and how they relate to one another requires a deep understanding of the computational models that serve as an explanatory framework and guide ongoing experimental inquiry. This intertwining of theory and experiment now suggests very clearly that the phasic activity of the midbrain dopamine neurons provides a global mechanism for synaptic modification. These synaptic modifications, in turn, provide the mechanistic underpinning for a specific class of reinforcement learning mechanisms that now seem to underlie much of human and animal behavior. This review describes both the critical empirical findings that are at the root of this conclusion and the fantastic theoretical advances from which this conclusion is drawn.","container-title":"Proceedings of the National Academy of Sciences","DOI":"10.1073/pnas.1014269108","ISSN":"0027-8424, 1091-6490","issue":"supplement_3","journalAbbreviation":"Proc. Natl. Acad. Sci. U.S.A.","language":"en","page":"15647-15654","source":"DOI.org (Crossref)","title":"Understanding dopamine and reinforcement learning: The dopamine reward prediction error hypothesis","title-short":"Understanding dopamine and reinforcement learning","volume":"108","author":[{"family":"Glimcher","given":"Paul W."}],"issued":{"date-parts":[["2011",9,13]]}}},{"id":1594,"uris":["http://zotero.org/users/9264269/items/8JSX7JPN"],"itemData":{"id":1594,"type":"article-journal","container-title":"Nature Neuroscience","DOI":"10.1038/nn.4238","ISSN":"1097-6256, 1546-1726","issue":"3","journalAbbreviation":"Nat Neurosci","language":"en","page":"404-413","source":"DOI.org (Crossref)","title":"Computational psychiatry as a bridge from neuroscience to clinical applications","volume":"19","author":[{"family":"Huys","given":"Quentin J M"},{"family":"Maia","given":"Tiago V"},{"family":"Frank","given":"Michael J"}],"issued":{"date-parts":[["2016",3]]}}}],"schema":"https://github.com/citation-style-language/schema/raw/master/csl-citation.json"} </w:instrText>
+      </w:r>
+      <w:r>
+        <w:rPr>
+          <w:rFonts w:ascii="Arial" w:hAnsi="Arial" w:cs="Arial"/>
+          <w:sz w:val="22"/>
+          <w:szCs w:val="22"/>
+        </w:rPr>
+        <w:fldChar w:fldCharType="separate"/>
+      </w:r>
+      <w:r>
+        <w:rPr>
+          <w:rFonts w:ascii="Arial" w:hAnsi="Arial" w:cs="Arial"/>
+          <w:noProof/>
+          <w:sz w:val="22"/>
+          <w:szCs w:val="22"/>
+        </w:rPr>
+        <w:t>(18,19)</w:t>
+      </w:r>
+      <w:r>
+        <w:rPr>
+          <w:rFonts w:ascii="Arial" w:hAnsi="Arial" w:cs="Arial"/>
+          <w:sz w:val="22"/>
+          <w:szCs w:val="22"/>
+        </w:rPr>
+        <w:fldChar w:fldCharType="end"/>
+      </w:r>
+      <w:r>
+        <w:rPr>
+          <w:rFonts w:ascii="Arial" w:hAnsi="Arial" w:cs="Arial"/>
+          <w:sz w:val="22"/>
+          <w:szCs w:val="22"/>
+        </w:rPr>
+        <w:t>.</w:t>
       </w:r>
     </w:p>
     <w:p>
@@ -637,7 +944,7 @@
           <w:sz w:val="22"/>
           <w:szCs w:val="22"/>
         </w:rPr>
-        <w:instrText xml:space="preserve"> ADDIN ZOTERO_ITEM CSL_CITATION {"citationID":"a2ij4ac985a","properties":{"formattedCitation":"(15)","plainCitation":"(15)","noteIndex":0},"citationItems":[{"id":4798,"uris":["http://zotero.org/users/9264269/items/S59JGGFR"],"itemData":{"id":4798,"type":"article-journal","container-title":"Human Brain Mapping","DOI":"10.1002/hbm.25453","ISSN":"1065-9471, 1097-0193","issue":"11","journalAbbreviation":"Hum Brain Mapp","language":"en","note":"number: 11","page":"3547-3560","source":"DOI.org (Crossref)","title":"Abnormal prediction error processing in schizophrenia and depression","volume":"42","author":[{"family":"Yaple","given":"Zachary Adam"},{"family":"Tolomeo","given":"Serenella"},{"family":"Yu","given":"Rongjun"}],"issued":{"date-parts":[["2021",8]]}}}],"schema":"https://github.com/citation-style-language/schema/raw/master/csl-citation.json"} </w:instrText>
+        <w:instrText xml:space="preserve"> ADDIN ZOTERO_ITEM CSL_CITATION {"citationID":"a2ij4ac985a","properties":{"formattedCitation":"(20)","plainCitation":"(20)","noteIndex":0},"citationItems":[{"id":4798,"uris":["http://zotero.org/users/9264269/items/S59JGGFR"],"itemData":{"id":4798,"type":"article-journal","container-title":"Human Brain Mapping","DOI":"10.1002/hbm.25453","ISSN":"1065-9471, 1097-0193","issue":"11","journalAbbreviation":"Hum Brain Mapp","language":"en","note":"number: 11","page":"3547-3560","source":"DOI.org (Crossref)","title":"Abnormal prediction error processing in schizophrenia and depression","volume":"42","author":[{"family":"Yaple","given":"Zachary Adam"},{"family":"Tolomeo","given":"Serenella"},{"family":"Yu","given":"Rongjun"}],"issued":{"date-parts":[["2021",8]]}}}],"schema":"https://github.com/citation-style-language/schema/raw/master/csl-citation.json"} </w:instrText>
       </w:r>
       <w:r>
         <w:rPr>
@@ -653,7 +960,7 @@
           <w:sz w:val="22"/>
           <w:szCs w:val="22"/>
         </w:rPr>
-        <w:t>(15)</w:t>
+        <w:t>(20)</w:t>
       </w:r>
       <w:r>
         <w:rPr>
@@ -703,7 +1010,7 @@
           <w:sz w:val="22"/>
           <w:szCs w:val="22"/>
         </w:rPr>
-        <w:instrText xml:space="preserve"> ADDIN ZOTERO_ITEM CSL_CITATION {"citationID":"a2ec4lccs41","properties":{"formattedCitation":"(15,16)","plainCitation":"(15,16)","noteIndex":0},"citationItems":[{"id":4798,"uris":["http://zotero.org/users/9264269/items/S59JGGFR"],"itemData":{"id":4798,"type":"article-journal","container-title":"Human Brain Mapping","DOI":"10.1002/hbm.25453","ISSN":"1065-9471, 1097-0193","issue":"11","journalAbbreviation":"Hum Brain Mapp","language":"en","note":"number: 11","page":"3547-3560","source":"DOI.org (Crossref)","title":"Abnormal prediction error processing in schizophrenia and depression","volume":"42","author":[{"family":"Yaple","given":"Zachary Adam"},{"family":"Tolomeo","given":"Serenella"},{"family":"Yu","given":"Rongjun"}],"issued":{"date-parts":[["2021",8]]}}},{"id":4906,"uris":["http://zotero.org/users/9264269/items/6CH4QNWF"],"itemData":{"id":4906,"type":"article-journal","container-title":"Journal of Abnormal Psychology","DOI":"10.1037/abn0000137","ISSN":"1939-1846, 0021-843X","issue":"3","language":"en","license":"http://www.apa.org/pubs/journals/resources/open-access.aspx","page":"453-469","publisher":"American Psychological Association (APA)","source":"Crossref","title":"Frontal-striatum dysfunction during reward processing: Relationships to amotivation in schizophrenia.","title-short":"Frontal-striatum dysfunction during reward processing","volume":"125","author":[{"family":"Chung","given":"Yu Sun"},{"family":"Barch","given":"Deanna M."}],"issued":{"date-parts":[["2016",4]]}}}],"schema":"https://github.com/citation-style-language/schema/raw/master/csl-citation.json"} </w:instrText>
+        <w:instrText xml:space="preserve"> ADDIN ZOTERO_ITEM CSL_CITATION {"citationID":"a2ec4lccs41","properties":{"formattedCitation":"(20,21)","plainCitation":"(20,21)","noteIndex":0},"citationItems":[{"id":4798,"uris":["http://zotero.org/users/9264269/items/S59JGGFR"],"itemData":{"id":4798,"type":"article-journal","container-title":"Human Brain Mapping","DOI":"10.1002/hbm.25453","ISSN":"1065-9471, 1097-0193","issue":"11","journalAbbreviation":"Hum Brain Mapp","language":"en","note":"number: 11","page":"3547-3560","source":"DOI.org (Crossref)","title":"Abnormal prediction error processing in schizophrenia and depression","volume":"42","author":[{"family":"Yaple","given":"Zachary Adam"},{"family":"Tolomeo","given":"Serenella"},{"family":"Yu","given":"Rongjun"}],"issued":{"date-parts":[["2021",8]]}}},{"id":4906,"uris":["http://zotero.org/users/9264269/items/6CH4QNWF"],"itemData":{"id":4906,"type":"article-journal","container-title":"Journal of Abnormal Psychology","DOI":"10.1037/abn0000137","ISSN":"1939-1846, 0021-843X","issue":"3","language":"en","license":"http://www.apa.org/pubs/journals/resources/open-access.aspx","page":"453-469","publisher":"American Psychological Association (APA)","source":"Crossref","title":"Frontal-striatum dysfunction during reward processing: Relationships to amotivation in schizophrenia.","title-short":"Frontal-striatum dysfunction during reward processing","volume":"125","author":[{"family":"Chung","given":"Yu Sun"},{"family":"Barch","given":"Deanna M."}],"issued":{"date-parts":[["2016",4]]}}}],"schema":"https://github.com/citation-style-language/schema/raw/master/csl-citation.json"} </w:instrText>
       </w:r>
       <w:r>
         <w:rPr>
@@ -719,7 +1026,7 @@
           <w:sz w:val="22"/>
           <w:szCs w:val="22"/>
         </w:rPr>
-        <w:t>(15,16)</w:t>
+        <w:t>(20,21)</w:t>
       </w:r>
       <w:r>
         <w:rPr>
@@ -751,7 +1058,7 @@
           <w:sz w:val="22"/>
           <w:szCs w:val="22"/>
         </w:rPr>
-        <w:instrText xml:space="preserve"> ADDIN ZOTERO_ITEM CSL_CITATION {"citationID":"aa2lnlcqf2","properties":{"formattedCitation":"(17)","plainCitation":"(17)","noteIndex":0},"citationItems":[{"id":4804,"uris":["http://zotero.org/users/9264269/items/2MF4KWPP"],"itemData":{"id":4804,"type":"article-journal","abstract":"Abstract\n            Schizophrenia is a severe psychiatric disorder affecting 21 million people worldwide. People with schizophrenia suffer from symptoms including psychosis and delusions, apathy, anhedonia, and cognitive deficits. Strikingly, schizophrenia is characterised by a learning paradox involving difficulties learning from rewarding events, whilst simultaneously ‘overlearning’ about irrelevant or neutral information. While dysfunction in dopaminergic signalling has long been linked to the pathophysiology of schizophrenia, a cohesive framework that accounts for this learning paradox remains elusive. Recently, there has been an explosion of new research investigating how dopamine contributes to reinforcement learning, which illustrates that midbrain dopamine contributes in complex ways to reinforcement learning, not previously envisioned. This new data brings new possibilities for how dopamine signalling contributes to the symptomatology of schizophrenia. Building on recent work, we present a new neural framework for how we might envision specific dopamine circuits contributing to this learning paradox in schizophrenia in the context of models of reinforcement learning. Further, we discuss avenues of preclinical research with the use of cutting-edge neuroscience techniques where aspects of this model may be tested. Ultimately, it is hoped that this review will spur to action more research utilising specific reinforcement learning paradigms in preclinical models of schizophrenia, to reconcile seemingly disparate symptomatology and develop more efficient therapeutics.","container-title":"Neuropsychopharmacology","DOI":"10.1038/s41386-021-01188-y","ISSN":"0893-133X, 1740-634X","issue":"3","journalAbbreviation":"Neuropsychopharmacol.","language":"en","note":"number: 3","page":"628-640","source":"DOI.org (Crossref)","title":"The prediction-error hypothesis of schizophrenia: new data point to circuit-specific changes in dopamine activity","title-short":"The prediction-error hypothesis of schizophrenia","volume":"47","author":[{"family":"Millard","given":"Samuel J."},{"family":"Bearden","given":"Carrie E."},{"family":"Karlsgodt","given":"Katherine H."},{"family":"Sharpe","given":"Melissa J."}],"issued":{"date-parts":[["2022",2]]}}}],"schema":"https://github.com/citation-style-language/schema/raw/master/csl-citation.json"} </w:instrText>
+        <w:instrText xml:space="preserve"> ADDIN ZOTERO_ITEM CSL_CITATION {"citationID":"aa2lnlcqf2","properties":{"formattedCitation":"(22)","plainCitation":"(22)","noteIndex":0},"citationItems":[{"id":4804,"uris":["http://zotero.org/users/9264269/items/2MF4KWPP"],"itemData":{"id":4804,"type":"article-journal","abstract":"Abstract\n            Schizophrenia is a severe psychiatric disorder affecting 21 million people worldwide. People with schizophrenia suffer from symptoms including psychosis and delusions, apathy, anhedonia, and cognitive deficits. Strikingly, schizophrenia is characterised by a learning paradox involving difficulties learning from rewarding events, whilst simultaneously ‘overlearning’ about irrelevant or neutral information. While dysfunction in dopaminergic signalling has long been linked to the pathophysiology of schizophrenia, a cohesive framework that accounts for this learning paradox remains elusive. Recently, there has been an explosion of new research investigating how dopamine contributes to reinforcement learning, which illustrates that midbrain dopamine contributes in complex ways to reinforcement learning, not previously envisioned. This new data brings new possibilities for how dopamine signalling contributes to the symptomatology of schizophrenia. Building on recent work, we present a new neural framework for how we might envision specific dopamine circuits contributing to this learning paradox in schizophrenia in the context of models of reinforcement learning. Further, we discuss avenues of preclinical research with the use of cutting-edge neuroscience techniques where aspects of this model may be tested. Ultimately, it is hoped that this review will spur to action more research utilising specific reinforcement learning paradigms in preclinical models of schizophrenia, to reconcile seemingly disparate symptomatology and develop more efficient therapeutics.","container-title":"Neuropsychopharmacology","DOI":"10.1038/s41386-021-01188-y","ISSN":"0893-133X, 1740-634X","issue":"3","journalAbbreviation":"Neuropsychopharmacol.","language":"en","note":"number: 3","page":"628-640","source":"DOI.org (Crossref)","title":"The prediction-error hypothesis of schizophrenia: new data point to circuit-specific changes in dopamine activity","title-short":"The prediction-error hypothesis of schizophrenia","volume":"47","author":[{"family":"Millard","given":"Samuel J."},{"family":"Bearden","given":"Carrie E."},{"family":"Karlsgodt","given":"Katherine H."},{"family":"Sharpe","given":"Melissa J."}],"issued":{"date-parts":[["2022",2]]}}}],"schema":"https://github.com/citation-style-language/schema/raw/master/csl-citation.json"} </w:instrText>
       </w:r>
       <w:r>
         <w:rPr>
@@ -767,7 +1074,7 @@
           <w:sz w:val="22"/>
           <w:szCs w:val="22"/>
         </w:rPr>
-        <w:t>(17)</w:t>
+        <w:t>(22)</w:t>
       </w:r>
       <w:r>
         <w:rPr>
@@ -799,7 +1106,7 @@
           <w:sz w:val="22"/>
           <w:szCs w:val="22"/>
         </w:rPr>
-        <w:instrText xml:space="preserve"> ADDIN ZOTERO_ITEM CSL_CITATION {"citationID":"a1t96ldhkmm","properties":{"formattedCitation":"(18,19)","plainCitation":"(18,19)","noteIndex":0},"citationItems":[{"id":88,"uris":["http://zotero.org/users/9264269/items/LYNW6AFR"],"itemData":{"id":88,"type":"article-journal","container-title":"Brain","DOI":"10.1093/brain/awm173","ISSN":"0006-8950, 1460-2156","issue":"9","journalAbbreviation":"Brain","language":"en","page":"2387-2400","source":"DOI.org (Crossref)","title":"Disrupted prediction-error signal in psychosis: evidence for an associative account of delusions","title-short":"Disrupted prediction-error signal in psychosis","volume":"130","author":[{"family":"Corlett","given":"P.R."},{"family":"Murray","given":"G.K."},{"family":"Honey","given":"G.D."},{"family":"Aitken","given":"M.R.F."},{"family":"Shanks","given":"D.R."},{"family":"Robbins","given":"T.W."},{"family":"Bullmore","given":"E.T."},{"family":"Dickinson","given":"A."},{"family":"Fletcher","given":"P.C."}],"issued":{"date-parts":[["2007",9,1]]}}},{"id":4905,"uris":["http://zotero.org/users/9264269/items/Y85BN47I"],"itemData":{"id":4905,"type":"article-journal","container-title":"Cognitive Neuropsychiatry","DOI":"10.1080/13546805.2014.897601","ISSN":"1354-6805, 1464-0619","issue":"5","language":"en","page":"439-467","publisher":"Informa UK Limited","source":"Crossref","title":"Delusions and prediction error: re-examining the behavioural evidence for disrupted error signalling in delusion formation","title-short":"Delusions and prediction error","volume":"19","author":[{"family":"Griffiths","given":"Oren"},{"family":"Langdon","given":"Robyn"},{"family":"Le Pelley","given":"Mike E."},{"family":"Coltheart","given":"Max"}],"issued":{"date-parts":[["2014",9,3]]}}}],"schema":"https://github.com/citation-style-language/schema/raw/master/csl-citation.json"} </w:instrText>
+        <w:instrText xml:space="preserve"> ADDIN ZOTERO_ITEM CSL_CITATION {"citationID":"a1t96ldhkmm","properties":{"formattedCitation":"(23,24)","plainCitation":"(23,24)","noteIndex":0},"citationItems":[{"id":88,"uris":["http://zotero.org/users/9264269/items/LYNW6AFR"],"itemData":{"id":88,"type":"article-journal","container-title":"Brain","DOI":"10.1093/brain/awm173","ISSN":"0006-8950, 1460-2156","issue":"9","journalAbbreviation":"Brain","language":"en","page":"2387-2400","source":"DOI.org (Crossref)","title":"Disrupted prediction-error signal in psychosis: evidence for an associative account of delusions","title-short":"Disrupted prediction-error signal in psychosis","volume":"130","author":[{"family":"Corlett","given":"P.R."},{"family":"Murray","given":"G.K."},{"family":"Honey","given":"G.D."},{"family":"Aitken","given":"M.R.F."},{"family":"Shanks","given":"D.R."},{"family":"Robbins","given":"T.W."},{"family":"Bullmore","given":"E.T."},{"family":"Dickinson","given":"A."},{"family":"Fletcher","given":"P.C."}],"issued":{"date-parts":[["2007",9,1]]}}},{"id":4905,"uris":["http://zotero.org/users/9264269/items/Y85BN47I"],"itemData":{"id":4905,"type":"article-journal","container-title":"Cognitive Neuropsychiatry","DOI":"10.1080/13546805.2014.897601","ISSN":"1354-6805, 1464-0619","issue":"5","language":"en","page":"439-467","publisher":"Informa UK Limited","source":"Crossref","title":"Delusions and prediction error: re-examining the behavioural evidence for disrupted error signalling in delusion formation","title-short":"Delusions and prediction error","volume":"19","author":[{"family":"Griffiths","given":"Oren"},{"family":"Langdon","given":"Robyn"},{"family":"Le Pelley","given":"Mike E."},{"family":"Coltheart","given":"Max"}],"issued":{"date-parts":[["2014",9,3]]}}}],"schema":"https://github.com/citation-style-language/schema/raw/master/csl-citation.json"} </w:instrText>
       </w:r>
       <w:r>
         <w:rPr>
@@ -815,7 +1122,7 @@
           <w:sz w:val="22"/>
           <w:szCs w:val="22"/>
         </w:rPr>
-        <w:t>(18,19)</w:t>
+        <w:t>(23,24)</w:t>
       </w:r>
       <w:r>
         <w:rPr>
@@ -889,7 +1196,7 @@
           <w:sz w:val="22"/>
           <w:szCs w:val="22"/>
         </w:rPr>
-        <w:instrText xml:space="preserve"> ADDIN ZOTERO_ITEM CSL_CITATION {"citationID":"a26ai8lk27r","properties":{"formattedCitation":"(20\\uc0\\u8211{}22)","plainCitation":"(20–22)","noteIndex":0},"citationItems":[{"id":911,"uris":["http://zotero.org/users/9264269/items/DZWH2SA5"],"itemData":{"id":911,"type":"article-journal","abstract":"Schizophrenia remains a major burden on patients and society. The dopamine hypothesis attempts to explain the pathogenic mechanisms of the disorder, and the neurodevelopmental hypothesis the origins. In the past 10 years an alternative, the cognitive model, has gained popularity. However, the first two theories have not been satisfactorily integrated, and the most influential iteration of the cognitive model makes no mention of dopamine, neurodevelopment, or indeed the brain. In this Review we show that developmental alterations secondary to variant genes, early hazards to the brain, and childhood adversity sensitise the dopamine system, and result in excessive presynaptic dopamine synthesis and release. Social adversity biases the cognitive schema that the individual uses to interpret experiences towards paranoid interpretations. Subsequent stress results in dysregulated dopamine release, causing the misattribution of salience to stimuli, which are then misinterpreted by the biased cognitive processes. The resulting paranoia and hallucinations in turn cause further stress, and eventually repeated dopamine dysregulation hardwires the psychotic beliefs. Finally, we consider the implications of this model for understanding and treatment of schizophrenia.","container-title":"The Lancet","DOI":"10.1016/S0140-6736(13)62036-X","ISSN":"1474547X","issue":"9929","page":"1677–1687","PMID":"24315522","publisher":"Elsevier Ltd","title":"Schizophrenia: An integrated sociodevelopmental-cognitive model","volume":"383","author":[{"family":"Howes","given":"Oliver D."},{"family":"Murray","given":"Robin M."}],"issued":{"date-parts":[["2014"]]}}},{"id":4902,"uris":["http://zotero.org/users/9264269/items/FV6RPVSJ"],"itemData":{"id":4902,"type":"article-journal","container-title":"Schizophrenia Bulletin","DOI":"10.1093/schbul/sbq031","ISSN":"0586-7614, 1745-1701","issue":"3","language":"en","page":"472-485","publisher":"Oxford University Press (OUP)","source":"Crossref","title":"Dopaminergic Dysfunction in Schizophrenia: Salience Attribution Revisited","title-short":"Dopaminergic Dysfunction in Schizophrenia","volume":"36","author":[{"family":"Heinz","given":"A."},{"family":"Schlagenhauf","given":"F."}],"issued":{"date-parts":[["2010",5,1]]}}},{"id":4901,"uris":["http://zotero.org/users/9264269/items/TDNS4UJE"],"itemData":{"id":4901,"type":"article-journal","container-title":"American Journal of Psychiatry","DOI":"10.1176/appi.ajp.160.1.13","ISSN":"0002-953X, 1535-7228","issue":"1","journalAbbreviation":"AJP","language":"en","page":"13-23","publisher":"American Psychiatric Association Publishing","source":"Crossref","title":"Psychosis as a State of Aberrant Salience: A Framework Linking Biology, Phenomenology, and Pharmacology in Schizophrenia","title-short":"Psychosis as a State of Aberrant Salience","volume":"160","author":[{"family":"Kapur","given":"Shitij"}],"issued":{"date-parts":[["2003",1,1]]}}}],"schema":"https://github.com/citation-style-language/schema/raw/master/csl-citation.json"} </w:instrText>
+        <w:instrText xml:space="preserve"> ADDIN ZOTERO_ITEM CSL_CITATION {"citationID":"bV6gWSih","properties":{"formattedCitation":"(25\\uc0\\u8211{}28)","plainCitation":"(25–28)","noteIndex":0},"citationItems":[{"id":911,"uris":["http://zotero.org/users/9264269/items/DZWH2SA5"],"itemData":{"id":911,"type":"article-journal","abstract":"Schizophrenia remains a major burden on patients and society. The dopamine hypothesis attempts to explain the pathogenic mechanisms of the disorder, and the neurodevelopmental hypothesis the origins. In the past 10 years an alternative, the cognitive model, has gained popularity. However, the first two theories have not been satisfactorily integrated, and the most influential iteration of the cognitive model makes no mention of dopamine, neurodevelopment, or indeed the brain. In this Review we show that developmental alterations secondary to variant genes, early hazards to the brain, and childhood adversity sensitise the dopamine system, and result in excessive presynaptic dopamine synthesis and release. Social adversity biases the cognitive schema that the individual uses to interpret experiences towards paranoid interpretations. Subsequent stress results in dysregulated dopamine release, causing the misattribution of salience to stimuli, which are then misinterpreted by the biased cognitive processes. The resulting paranoia and hallucinations in turn cause further stress, and eventually repeated dopamine dysregulation hardwires the psychotic beliefs. Finally, we consider the implications of this model for understanding and treatment of schizophrenia.","container-title":"The Lancet","DOI":"10.1016/S0140-6736(13)62036-X","ISSN":"1474547X","issue":"9929","page":"1677–1687","PMID":"24315522","publisher":"Elsevier Ltd","title":"Schizophrenia: An integrated sociodevelopmental-cognitive model","volume":"383","author":[{"family":"Howes","given":"Oliver D."},{"family":"Murray","given":"Robin M."}],"issued":{"date-parts":[["2014"]]}}},{"id":4902,"uris":["http://zotero.org/users/9264269/items/FV6RPVSJ"],"itemData":{"id":4902,"type":"article-journal","container-title":"Schizophrenia Bulletin","DOI":"10.1093/schbul/sbq031","ISSN":"0586-7614, 1745-1701","issue":"3","language":"en","page":"472-485","publisher":"Oxford University Press (OUP)","source":"Crossref","title":"Dopaminergic Dysfunction in Schizophrenia: Salience Attribution Revisited","title-short":"Dopaminergic Dysfunction in Schizophrenia","volume":"36","author":[{"family":"Heinz","given":"A."},{"family":"Schlagenhauf","given":"F."}],"issued":{"date-parts":[["2010",5,1]]}}},{"id":4901,"uris":["http://zotero.org/users/9264269/items/TDNS4UJE"],"itemData":{"id":4901,"type":"article-journal","container-title":"American Journal of Psychiatry","DOI":"10.1176/appi.ajp.160.1.13","ISSN":"0002-953X, 1535-7228","issue":"1","journalAbbreviation":"AJP","language":"en","page":"13-23","publisher":"American Psychiatric Association Publishing","source":"Crossref","title":"Psychosis as a State of Aberrant Salience: A Framework Linking Biology, Phenomenology, and Pharmacology in Schizophrenia","title-short":"Psychosis as a State of Aberrant Salience","volume":"160","author":[{"family":"Kapur","given":"Shitij"}],"issued":{"date-parts":[["2003",1,1]]}}},{"id":5490,"uris":["http://zotero.org/users/9264269/items/YQZ92K6K"],"itemData":{"id":5490,"type":"article-journal","container-title":"Nature Neuroscience","DOI":"10.1038/nn.2723","ISSN":"1097-6256, 1546-1726","issue":"2","journalAbbreviation":"Nat Neurosci","language":"en","license":"http://www.springer.com/tdm","page":"154-162","source":"DOI.org (Crossref)","title":"From reinforcement learning models to psychiatric and neurological disorders","volume":"14","author":[{"family":"Maia","given":"Tiago V"},{"family":"Frank","given":"Michael J"}],"issued":{"date-parts":[["2011",2]]}}}],"schema":"https://github.com/citation-style-language/schema/raw/master/csl-citation.json"} </w:instrText>
       </w:r>
       <w:r>
         <w:rPr>
@@ -904,7 +1211,7 @@
           <w:rFonts w:ascii="Arial" w:eastAsiaTheme="minorHAnsi" w:hAnsi="Arial" w:cs="Arial"/>
           <w:sz w:val="22"/>
         </w:rPr>
-        <w:t>(20–22)</w:t>
+        <w:t>(25–28)</w:t>
       </w:r>
       <w:r>
         <w:rPr>
@@ -977,7 +1284,23 @@
           <w:sz w:val="22"/>
           <w:szCs w:val="22"/>
         </w:rPr>
-        <w:t xml:space="preserve">. However, the failure of SZ patients to learn from reward-predictive stimuli is largely attributed to ‘hypo-frontality’, characterized by reduced D1 receptor density in PFC </w:t>
+        <w:t xml:space="preserve">. However, the failure of SZ patients to learn from reward-predictive stimuli is largely attributed to ‘hypo-frontality’, characterized by </w:t>
+      </w:r>
+      <w:r>
+        <w:rPr>
+          <w:rFonts w:ascii="Arial" w:hAnsi="Arial" w:cs="Arial"/>
+          <w:sz w:val="22"/>
+          <w:szCs w:val="22"/>
+        </w:rPr>
+        <w:t xml:space="preserve">disrupted </w:t>
+      </w:r>
+      <w:r>
+        <w:rPr>
+          <w:rFonts w:ascii="Arial" w:hAnsi="Arial" w:cs="Arial"/>
+          <w:sz w:val="22"/>
+          <w:szCs w:val="22"/>
+        </w:rPr>
+        <w:t xml:space="preserve">D1 receptor density in PFC </w:t>
       </w:r>
       <w:r>
         <w:rPr>
@@ -993,7 +1316,7 @@
           <w:sz w:val="22"/>
           <w:szCs w:val="22"/>
         </w:rPr>
-        <w:instrText xml:space="preserve"> ADDIN ZOTERO_ITEM CSL_CITATION {"citationID":"52YxXEOt","properties":{"formattedCitation":"(17)","plainCitation":"(17)","noteIndex":0},"citationItems":[{"id":4804,"uris":["http://zotero.org/users/9264269/items/2MF4KWPP"],"itemData":{"id":4804,"type":"article-journal","abstract":"Abstract\n            Schizophrenia is a severe psychiatric disorder affecting 21 million people worldwide. People with schizophrenia suffer from symptoms including psychosis and delusions, apathy, anhedonia, and cognitive deficits. Strikingly, schizophrenia is characterised by a learning paradox involving difficulties learning from rewarding events, whilst simultaneously ‘overlearning’ about irrelevant or neutral information. While dysfunction in dopaminergic signalling has long been linked to the pathophysiology of schizophrenia, a cohesive framework that accounts for this learning paradox remains elusive. Recently, there has been an explosion of new research investigating how dopamine contributes to reinforcement learning, which illustrates that midbrain dopamine contributes in complex ways to reinforcement learning, not previously envisioned. This new data brings new possibilities for how dopamine signalling contributes to the symptomatology of schizophrenia. Building on recent work, we present a new neural framework for how we might envision specific dopamine circuits contributing to this learning paradox in schizophrenia in the context of models of reinforcement learning. Further, we discuss avenues of preclinical research with the use of cutting-edge neuroscience techniques where aspects of this model may be tested. Ultimately, it is hoped that this review will spur to action more research utilising specific reinforcement learning paradigms in preclinical models of schizophrenia, to reconcile seemingly disparate symptomatology and develop more efficient therapeutics.","container-title":"Neuropsychopharmacology","DOI":"10.1038/s41386-021-01188-y","ISSN":"0893-133X, 1740-634X","issue":"3","journalAbbreviation":"Neuropsychopharmacol.","language":"en","note":"number: 3","page":"628-640","source":"DOI.org (Crossref)","title":"The prediction-error hypothesis of schizophrenia: new data point to circuit-specific changes in dopamine activity","title-short":"The prediction-error hypothesis of schizophrenia","volume":"47","author":[{"family":"Millard","given":"Samuel J."},{"family":"Bearden","given":"Carrie E."},{"family":"Karlsgodt","given":"Katherine H."},{"family":"Sharpe","given":"Melissa J."}],"issued":{"date-parts":[["2022",2]]}},"locator":"202"}],"schema":"https://github.com/citation-style-language/schema/raw/master/csl-citation.json"} </w:instrText>
+        <w:instrText xml:space="preserve"> ADDIN ZOTERO_ITEM CSL_CITATION {"citationID":"Fo2jTkyG","properties":{"formattedCitation":"(22,29,30)","plainCitation":"(22,29,30)","noteIndex":0},"citationItems":[{"id":4804,"uris":["http://zotero.org/users/9264269/items/2MF4KWPP"],"itemData":{"id":4804,"type":"article-journal","abstract":"Abstract\n            Schizophrenia is a severe psychiatric disorder affecting 21 million people worldwide. People with schizophrenia suffer from symptoms including psychosis and delusions, apathy, anhedonia, and cognitive deficits. Strikingly, schizophrenia is characterised by a learning paradox involving difficulties learning from rewarding events, whilst simultaneously ‘overlearning’ about irrelevant or neutral information. While dysfunction in dopaminergic signalling has long been linked to the pathophysiology of schizophrenia, a cohesive framework that accounts for this learning paradox remains elusive. Recently, there has been an explosion of new research investigating how dopamine contributes to reinforcement learning, which illustrates that midbrain dopamine contributes in complex ways to reinforcement learning, not previously envisioned. This new data brings new possibilities for how dopamine signalling contributes to the symptomatology of schizophrenia. Building on recent work, we present a new neural framework for how we might envision specific dopamine circuits contributing to this learning paradox in schizophrenia in the context of models of reinforcement learning. Further, we discuss avenues of preclinical research with the use of cutting-edge neuroscience techniques where aspects of this model may be tested. Ultimately, it is hoped that this review will spur to action more research utilising specific reinforcement learning paradigms in preclinical models of schizophrenia, to reconcile seemingly disparate symptomatology and develop more efficient therapeutics.","container-title":"Neuropsychopharmacology","DOI":"10.1038/s41386-021-01188-y","ISSN":"0893-133X, 1740-634X","issue":"3","journalAbbreviation":"Neuropsychopharmacol.","language":"en","note":"number: 3","page":"628-640","source":"DOI.org (Crossref)","title":"The prediction-error hypothesis of schizophrenia: new data point to circuit-specific changes in dopamine activity","title-short":"The prediction-error hypothesis of schizophrenia","volume":"47","author":[{"family":"Millard","given":"Samuel J."},{"family":"Bearden","given":"Carrie E."},{"family":"Karlsgodt","given":"Katherine H."},{"family":"Sharpe","given":"Melissa J."}],"issued":{"date-parts":[["2022",2]]}},"locator":"202"},{"id":5491,"uris":["http://zotero.org/users/9264269/items/8LXZFSQ2"],"itemData":{"id":5491,"type":"article-journal","abstract":"Abstract\n            Increased striatal dopamine synthesis capacity has consistently been reported in patients with schizophrenia. However, the mechanism translating this into behavior and symptoms remains unclear. It has been proposed that heightened striatal dopamine may blunt dopaminergic reward prediction error signaling during reinforcement learning. In this study, we investigated striatal dopamine synthesis capacity, reward prediction errors, and their association in unmedicated schizophrenia patients (n = 19) and healthy controls (n = 23). They took part in FDOPA-PET and underwent functional magnetic resonance imaging (fMRI) scanning, where they performed a reversal-learning paradigm. The groups were compared regarding dopamine synthesis capacity (Kicer), fMRI neural prediction error signals, and the correlation of both. Patients did not differ from controls with respect to striatal Kicer. Taking into account, comorbid alcohol abuse revealed that patients without such abuse showed elevated Kicer in the associative striatum, while those with abuse did not differ from controls. Comparing all patients to controls, patients performed worse during reversal learning and displayed reduced prediction error signaling in the ventral striatum. In controls, Kicer in the limbic striatum correlated with higher reward prediction error signaling, while there was no significant association in patients. Kicer in the associative striatum correlated with higher positive symptoms and blunted reward prediction error signaling was associated with negative symptoms. Our results suggest a dissociation between striatal subregions and symptom domains, with elevated dopamine synthesis capacity in the associative striatum contributing to positive symptoms while blunted prediction error signaling in the ventral striatum related to negative symptoms.","container-title":"Schizophrenia Bulletin","DOI":"10.1093/schbul/sbaa055","ISSN":"0586-7614, 1745-1701","issue":"6","language":"en","license":"http://creativecommons.org/licenses/by-nc-nd/4.0/","page":"1535-1546","source":"DOI.org (Crossref)","title":"Striatal Dopamine and Reward Prediction Error Signaling in Unmedicated Schizophrenia Patients","volume":"46","author":[{"family":"Katthagen","given":"Teresa"},{"family":"Kaminski","given":"Jakob"},{"family":"Heinz","given":"Andreas"},{"family":"Buchert","given":"Ralph"},{"family":"Schlagenhauf","given":"Florian"}],"issued":{"date-parts":[["2020",12,1]]}}},{"id":5493,"uris":["http://zotero.org/users/9264269/items/6GZTNUHW"],"itemData":{"id":5493,"type":"article-journal","container-title":"Schizophrenia Bulletin","DOI":"10.1093/schbul/sbw045","ISSN":"0586-7614, 1745-1701","issue":"6","journalAbbreviation":"SCHBUL","language":"en","page":"1467-1475","source":"DOI.org (Crossref)","title":"Motivational Context Modulates Prediction Error Response in Schizophrenia","volume":"42","author":[{"family":"Reinen","given":"Jenna M."},{"family":"Van Snellenberg","given":"Jared X."},{"family":"Horga","given":"Guillermo"},{"family":"Abi-Dargham","given":"Anissa"},{"family":"Daw","given":"Nathaniel D."},{"family":"Shohamy","given":"Daphna"}],"issued":{"date-parts":[["2016",11]]}}}],"schema":"https://github.com/citation-style-language/schema/raw/master/csl-citation.json"} </w:instrText>
       </w:r>
       <w:r>
         <w:rPr>
@@ -1010,7 +1333,7 @@
           <w:sz w:val="22"/>
           <w:szCs w:val="22"/>
         </w:rPr>
-        <w:t>(17)</w:t>
+        <w:t>(22,29,30)</w:t>
       </w:r>
       <w:r>
         <w:rPr>
@@ -1116,7 +1439,7 @@
           <w:sz w:val="22"/>
           <w:szCs w:val="22"/>
         </w:rPr>
-        <w:instrText xml:space="preserve"> ADDIN ZOTERO_ITEM CSL_CITATION {"citationID":"0XX18MHb","properties":{"formattedCitation":"(23)","plainCitation":"(23)","noteIndex":0},"citationItems":[{"id":4953,"uris":["http://zotero.org/users/9264269/items/XTJ3WFJY"],"itemData":{"id":4953,"type":"article-journal","container-title":"Human Brain Mapping","DOI":"10.1002/hbm.25453","issue":"11","page":"3547–3560","PMID":"33955106","PMCID":"PMC8249895","title":"Abnormal prediction error processing in schizophrenia and depression","volume":"42","author":[{"family":"Yaple","given":"Z. A."},{"family":"Tolomeo","given":"S."},{"family":"Yu","given":"R."}],"issued":{"date-parts":[["2021"]]}}}],"schema":"https://github.com/citation-style-language/schema/raw/master/csl-citation.json"} </w:instrText>
+        <w:instrText xml:space="preserve"> ADDIN ZOTERO_ITEM CSL_CITATION {"citationID":"0XX18MHb","properties":{"formattedCitation":"(31)","plainCitation":"(31)","noteIndex":0},"citationItems":[{"id":4953,"uris":["http://zotero.org/users/9264269/items/XTJ3WFJY"],"itemData":{"id":4953,"type":"article-journal","container-title":"Human Brain Mapping","DOI":"10.1002/hbm.25453","issue":"11","page":"3547–3560","PMID":"33955106","PMCID":"PMC8249895","title":"Abnormal prediction error processing in schizophrenia and depression","volume":"42","author":[{"family":"Yaple","given":"Z. A."},{"family":"Tolomeo","given":"S."},{"family":"Yu","given":"R."}],"issued":{"date-parts":[["2021"]]}}}],"schema":"https://github.com/citation-style-language/schema/raw/master/csl-citation.json"} </w:instrText>
       </w:r>
       <w:r>
         <w:rPr>
@@ -1133,7 +1456,7 @@
           <w:sz w:val="22"/>
           <w:szCs w:val="22"/>
         </w:rPr>
-        <w:t>(23)</w:t>
+        <w:t>(31)</w:t>
       </w:r>
       <w:r>
         <w:rPr>
@@ -1149,7 +1472,18 @@
           <w:sz w:val="22"/>
           <w:szCs w:val="22"/>
         </w:rPr>
-        <w:t xml:space="preserve">. Consequently, because this core reward and monitoring circuitry (striatum, PFC, and ACC/PCC) is heavily disrupted, it fails to appropriately interact with temporal and </w:t>
+        <w:t>.</w:t>
+      </w:r>
+      <w:r>
+        <w:t xml:space="preserve"> </w:t>
+      </w:r>
+      <w:r>
+        <w:rPr>
+          <w:rFonts w:ascii="Arial" w:hAnsi="Arial" w:cs="Arial"/>
+          <w:sz w:val="22"/>
+          <w:szCs w:val="22"/>
+        </w:rPr>
+        <w:t xml:space="preserve">Consequently, disruptions in frontal and striatal systems may be associated with reduced functional connectivity with temporal and </w:t>
       </w:r>
       <w:proofErr w:type="spellStart"/>
       <w:r>
@@ -1167,7 +1501,15 @@
           <w:sz w:val="22"/>
           <w:szCs w:val="22"/>
         </w:rPr>
-        <w:t xml:space="preserve"> visual networks such as fusiform gyrus</w:t>
+        <w:t xml:space="preserve"> visual regions, such as the fusiform gyrus</w:t>
+      </w:r>
+      <w:r>
+        <w:rPr>
+          <w:rFonts w:ascii="Arial" w:hAnsi="Arial" w:cs="Arial"/>
+          <w:sz w:val="22"/>
+          <w:szCs w:val="22"/>
+        </w:rPr>
+        <w:t xml:space="preserve"> </w:t>
       </w:r>
       <w:r>
         <w:rPr>
@@ -1183,7 +1525,7 @@
           <w:sz w:val="22"/>
           <w:szCs w:val="22"/>
         </w:rPr>
-        <w:instrText xml:space="preserve"> ADDIN ZOTERO_ITEM CSL_CITATION {"citationID":"uQowXPBA","properties":{"formattedCitation":"(24)","plainCitation":"(24)","noteIndex":0},"citationItems":[{"id":707,"uris":["http://zotero.org/users/9264269/items/62HXSG2Y"],"itemData":{"id":707,"type":"article-journal","abstract":"Social learning is fundamental to human interactions, yet its computational and physiological mechanisms are not well understood. One prominent open question concerns the role of neuromodulatory transmitters. We combined fMRI, computational modelling and genetics to address this question in two separate samples (N1/435, N1/447). Participants played a game requiring inference on an adviser's intentions whose motivation to help or mislead changed over time. Our analyses suggest that hierarchically structured belief updates about current advice validity and the adviser's trustworthiness, respectively, depend on different neuromodulatory systems. Low-level prediction errors (PEs) about advice accuracy not only activated regions known to support 'theory of mind', but also the dopaminergic midbrain. Furthermore, PE responses in ventral striatum were influenced by the Met/Val polymorphismof the Catechol-O-Methyltransferase (COMT) gene. By contrast, high-level PEs ('expected uncertainty') about the adviser's fidelity activated the cholinergic septum. These findings, replicated in both samples, have important implications: They suggest that social learning rests on hierarchically related PEs encoded by midbrain and septum activity, respectively, in the same manner as other forms of learning under volatility. Furthermore, these hierarchical PEs may be broadcast by dopaminergic and cholinergic projections to induce plasticity specifically in cortical areas known to represent beliefs about others.","container-title":"Social Cognitive and Affective Neuroscience","DOI":"10.1093/scan/nsw171","ISSN":"17495024","issue":"4","page":"618–634","PMID":"28119508","title":"Hierarchical prediction errors in midbrain and septum during social learning","volume":"12","author":[{"family":"Diaconescu","given":"Andreea O."},{"family":"Mathys","given":"Christoph"},{"family":"Weber","given":"Lilian A.E."},{"family":"Kasper","given":"Lars"},{"family":"Mauer","given":"Jan"},{"family":"Stephan","given":"Klaas E."}],"issued":{"date-parts":[["2017"]]}}}],"schema":"https://github.com/citation-style-language/schema/raw/master/csl-citation.json"} </w:instrText>
+        <w:instrText xml:space="preserve"> ADDIN ZOTERO_ITEM CSL_CITATION {"citationID":"HzQzjxJu","properties":{"formattedCitation":"(32,33)","plainCitation":"(32,33)","noteIndex":0},"citationItems":[{"id":707,"uris":["http://zotero.org/users/9264269/items/62HXSG2Y"],"itemData":{"id":707,"type":"article-journal","abstract":"Social learning is fundamental to human interactions, yet its computational and physiological mechanisms are not well understood. One prominent open question concerns the role of neuromodulatory transmitters. We combined fMRI, computational modelling and genetics to address this question in two separate samples (N1/435, N1/447). Participants played a game requiring inference on an adviser's intentions whose motivation to help or mislead changed over time. Our analyses suggest that hierarchically structured belief updates about current advice validity and the adviser's trustworthiness, respectively, depend on different neuromodulatory systems. Low-level prediction errors (PEs) about advice accuracy not only activated regions known to support 'theory of mind', but also the dopaminergic midbrain. Furthermore, PE responses in ventral striatum were influenced by the Met/Val polymorphismof the Catechol-O-Methyltransferase (COMT) gene. By contrast, high-level PEs ('expected uncertainty') about the adviser's fidelity activated the cholinergic septum. These findings, replicated in both samples, have important implications: They suggest that social learning rests on hierarchically related PEs encoded by midbrain and septum activity, respectively, in the same manner as other forms of learning under volatility. Furthermore, these hierarchical PEs may be broadcast by dopaminergic and cholinergic projections to induce plasticity specifically in cortical areas known to represent beliefs about others.","container-title":"Social Cognitive and Affective Neuroscience","DOI":"10.1093/scan/nsw171","ISSN":"17495024","issue":"4","page":"618–634","PMID":"28119508","title":"Hierarchical prediction errors in midbrain and septum during social learning","volume":"12","author":[{"family":"Diaconescu","given":"Andreea O."},{"family":"Mathys","given":"Christoph"},{"family":"Weber","given":"Lilian A.E."},{"family":"Kasper","given":"Lars"},{"family":"Mauer","given":"Jan"},{"family":"Stephan","given":"Klaas E."}],"issued":{"date-parts":[["2017"]]}}},{"id":5494,"uris":["http://zotero.org/users/9264269/items/BVHTW6PT"],"itemData":{"id":5494,"type":"article-journal","container-title":"NeuroImage","DOI":"10.1016/j.neuroimage.2009.03.033","ISSN":"10538119","issue":"4","journalAbbreviation":"NeuroImage","language":"en","license":"https://www.elsevier.com/tdm/userlicense/1.0/","page":"1180-1186","source":"DOI.org (Crossref)","title":"Understanding why patients with schizophrenia do not perceive the hollow-mask illusion using dynamic causal modelling","volume":"46","author":[{"family":"Dima","given":"Danai"},{"family":"Roiser","given":"Jonathan P."},{"family":"Dietrich","given":"Detlef E."},{"family":"Bonnemann","given":"Catharina"},{"family":"Lanfermann","given":"Heinrich"},{"family":"Emrich","given":"Hinderk M."},{"family":"Dillo","given":"Wolfgang"}],"issued":{"date-parts":[["2009",7]]}}}],"schema":"https://github.com/citation-style-language/schema/raw/master/csl-citation.json"} </w:instrText>
       </w:r>
       <w:r>
         <w:rPr>
@@ -1200,7 +1542,7 @@
           <w:sz w:val="22"/>
           <w:szCs w:val="22"/>
         </w:rPr>
-        <w:t>(24)</w:t>
+        <w:t>(32,33)</w:t>
       </w:r>
       <w:r>
         <w:rPr>
@@ -1232,7 +1574,7 @@
           <w:sz w:val="22"/>
           <w:szCs w:val="22"/>
         </w:rPr>
-        <w:instrText xml:space="preserve"> ADDIN ZOTERO_ITEM CSL_CITATION {"citationID":"8S66XGuT","properties":{"formattedCitation":"(11,25)","plainCitation":"(11,25)","noteIndex":0},"citationItems":[{"id":5457,"uris":["http://zotero.org/users/9264269/items/5A3ZTGED"],"itemData":{"id":5457,"type":"chapter","abstract":"Motivational deficits (avolition and anhedonia) have historically been considered important negative symptoms of schizophrenia. Numerous studies have attempted to identify the neural substrates of avolition and anhedonia in schizophrenia, but these studies have not produced much agreement. Deficits in various aspects of reinforcement processing have been observed in individuals with schizophrenia, but it is not exactly clear which of these deficits actually engender motivational impairments in SZ. The purpose of this chapter is to examine how various reinforcement-related behavioral and neural signals could contribute to motivational impairments in both schizophrenia, and psychiatric illness, in general. In particular, we describe different aspects of the concept of expected value (EV), such as the distinction between the EV of stimuli and the expected value of actions, the acquisition of value vs. the estimation of value, and the discounting of value as a consequence of time or effort required. We conclude that avolition and anhedonia in SZ are most commonly tied to aberrant signals for expected value, in the context of learning. We discuss implications for further research on the neural substrates of motivational impairments in psychiatric illness.","container-title":"Behavioral Neuroscience of Motivation","DOI":"10.1007/7854_2015_385","ISBN":"978-3-319-26933-7","language":"en","note":"collection-title: Current Topics in Behavioral Neurosciences","page":"375-410","publisher":"Springer International Publishing","publisher-place":"Cham","source":"DOI.org (Crossref)","title":"Motivational Deficits in Schizophrenia and the Representation of Expected Value","URL":"https://link.springer.com/10.1007/7854_2015_385","volume":"27","editor":[{"family":"Simpson","given":"Eleanor H."},{"family":"Balsam","given":"Peter D."}],"author":[{"family":"Waltz","given":"James A."},{"family":"Gold","given":"James M."}],"accessed":{"date-parts":[["2026",4,11]]},"issued":{"date-parts":[["2015"]]}}},{"id":5456,"uris":["http://zotero.org/users/9264269/items/37S67Y2R"],"itemData":{"id":5456,"type":"article-journal","abstract":"Aberrant social behavior is a frequent clinical feature of schizophrenia and seems related to the duration and chronicity of the disorder. However, there is a paucity of research into the relationship between social behavior and social cognition in patients with severe chronic courses of schizophrenia. Accordingly, the present study sought to examine the appreciation of social rules and norms such as fairness and cooperation in schizophrenia patients who fulﬁlled the criteria for “deﬁcit syndrome”. To this end, we utilized a so-called Ultimatum Game, and a Dictator Game, in which participants had the option to punish others’ unfair behavior. In addition, “theory of mind”, the ability to appreciate others’ mental states, was also examined using the Mental State Attribution Task (MSAT). Symptom severity was determined using the Positive and Negative Syndrome Scale. While patients with deﬁcit schizophrenia responded to varying levels of fairness in similar ways to controls, the patients accepted fewer fair offers and engaged less in third-party punishment. Impaired theory of mind in patients reduced the latter, but not the former, group difference to non-signiﬁcance. No signiﬁcant correlations emerged between symptom severity and task performance. Together, these ﬁndings suggest that the understanding of others’ minds partly contributes to the appreciation of social rules and norms in patients with severe chronic courses of schizophrenia.","container-title":"Frontiers in Psychiatry","DOI":"10.3389/fpsyt.2020.00835","ISSN":"1664-0640","journalAbbreviation":"Front. Psychiatry","language":"en","page":"835","source":"DOI.org (Crossref)","title":"Recognition of Social Rule Violation in “Deficit Syndrome” Schizophrenia: A Study Using Economic Games","title-short":"Recognition of Social Rule Violation in “Deficit Syndrome” Schizophrenia","volume":"11","author":[{"family":"Claassen","given":"Christian"},{"family":"Langdon","given":"Robyn"},{"family":"Brüne","given":"Martin"}],"issued":{"date-parts":[["2020",8,21]]}}}],"schema":"https://github.com/citation-style-language/schema/raw/master/csl-citation.json"} </w:instrText>
+        <w:instrText xml:space="preserve"> ADDIN ZOTERO_ITEM CSL_CITATION {"citationID":"8S66XGuT","properties":{"formattedCitation":"(11,34)","plainCitation":"(11,34)","noteIndex":0},"citationItems":[{"id":5457,"uris":["http://zotero.org/users/9264269/items/5A3ZTGED"],"itemData":{"id":5457,"type":"chapter","abstract":"Motivational deficits (avolition and anhedonia) have historically been considered important negative symptoms of schizophrenia. Numerous studies have attempted to identify the neural substrates of avolition and anhedonia in schizophrenia, but these studies have not produced much agreement. Deficits in various aspects of reinforcement processing have been observed in individuals with schizophrenia, but it is not exactly clear which of these deficits actually engender motivational impairments in SZ. The purpose of this chapter is to examine how various reinforcement-related behavioral and neural signals could contribute to motivational impairments in both schizophrenia, and psychiatric illness, in general. In particular, we describe different aspects of the concept of expected value (EV), such as the distinction between the EV of stimuli and the expected value of actions, the acquisition of value vs. the estimation of value, and the discounting of value as a consequence of time or effort required. We conclude that avolition and anhedonia in SZ are most commonly tied to aberrant signals for expected value, in the context of learning. We discuss implications for further research on the neural substrates of motivational impairments in psychiatric illness.","container-title":"Behavioral Neuroscience of Motivation","DOI":"10.1007/7854_2015_385","ISBN":"978-3-319-26933-7","language":"en","note":"collection-title: Current Topics in Behavioral Neurosciences","page":"375-410","publisher":"Springer International Publishing","publisher-place":"Cham","source":"DOI.org (Crossref)","title":"Motivational Deficits in Schizophrenia and the Representation of Expected Value","URL":"https://link.springer.com/10.1007/7854_2015_385","volume":"27","editor":[{"family":"Simpson","given":"Eleanor H."},{"family":"Balsam","given":"Peter D."}],"author":[{"family":"Waltz","given":"James A."},{"family":"Gold","given":"James M."}],"accessed":{"date-parts":[["2026",4,11]]},"issued":{"date-parts":[["2015"]]}}},{"id":5456,"uris":["http://zotero.org/users/9264269/items/37S67Y2R"],"itemData":{"id":5456,"type":"article-journal","abstract":"Aberrant social behavior is a frequent clinical feature of schizophrenia and seems related to the duration and chronicity of the disorder. However, there is a paucity of research into the relationship between social behavior and social cognition in patients with severe chronic courses of schizophrenia. Accordingly, the present study sought to examine the appreciation of social rules and norms such as fairness and cooperation in schizophrenia patients who fulﬁlled the criteria for “deﬁcit syndrome”. To this end, we utilized a so-called Ultimatum Game, and a Dictator Game, in which participants had the option to punish others’ unfair behavior. In addition, “theory of mind”, the ability to appreciate others’ mental states, was also examined using the Mental State Attribution Task (MSAT). Symptom severity was determined using the Positive and Negative Syndrome Scale. While patients with deﬁcit schizophrenia responded to varying levels of fairness in similar ways to controls, the patients accepted fewer fair offers and engaged less in third-party punishment. Impaired theory of mind in patients reduced the latter, but not the former, group difference to non-signiﬁcance. No signiﬁcant correlations emerged between symptom severity and task performance. Together, these ﬁndings suggest that the understanding of others’ minds partly contributes to the appreciation of social rules and norms in patients with severe chronic courses of schizophrenia.","container-title":"Frontiers in Psychiatry","DOI":"10.3389/fpsyt.2020.00835","ISSN":"1664-0640","journalAbbreviation":"Front. Psychiatry","language":"en","page":"835","source":"DOI.org (Crossref)","title":"Recognition of Social Rule Violation in “Deficit Syndrome” Schizophrenia: A Study Using Economic Games","title-short":"Recognition of Social Rule Violation in “Deficit Syndrome” Schizophrenia","volume":"11","author":[{"family":"Claassen","given":"Christian"},{"family":"Langdon","given":"Robyn"},{"family":"Brüne","given":"Martin"}],"issued":{"date-parts":[["2020",8,21]]}}}],"schema":"https://github.com/citation-style-language/schema/raw/master/csl-citation.json"} </w:instrText>
       </w:r>
       <w:r>
         <w:rPr>
@@ -1249,7 +1591,7 @@
           <w:sz w:val="22"/>
           <w:szCs w:val="22"/>
         </w:rPr>
-        <w:t>(11,25)</w:t>
+        <w:t>(11,34)</w:t>
       </w:r>
       <w:r>
         <w:rPr>
@@ -1375,6 +1717,20 @@
         </w:rPr>
         <w:t>Patients with current depressive episodes, substance use disorders, or significant medical conditions affecting cerebral blood flow such as diabetes, hypertension and morbid obesity were excluded. Healthy controls were recruited through community advertisements and had no history of psychiatric disorders and no family history of schizophrenia. Demographic characteristics of all participants are presented in Table 1.</w:t>
       </w:r>
+      <w:r>
+        <w:rPr>
+          <w:rFonts w:eastAsia="Times New Roman"/>
+          <w:color w:val="0E0E0E"/>
+        </w:rPr>
+        <w:t xml:space="preserve"> </w:t>
+      </w:r>
+      <w:r>
+        <w:rPr>
+          <w:rFonts w:eastAsia="Times New Roman"/>
+          <w:color w:val="0E0E0E"/>
+        </w:rPr>
+        <w:t>Four SZ subjects excluded due to excessive head motion (&gt;0.3 mm) in 20% of all TRs.</w:t>
+      </w:r>
     </w:p>
     <w:p>
       <w:pPr>
@@ -1457,16 +1813,13 @@
         <w:jc w:val="both"/>
       </w:pPr>
       <w:r>
-        <w:t>Participants completed 60 trials of an iterative Trust Game</w:t>
-      </w:r>
-      <w:r>
-        <w:t xml:space="preserve"> </w:t>
+        <w:t xml:space="preserve">Participants completed 60 trials of an iterative Trust Game </w:t>
       </w:r>
       <w:r>
         <w:fldChar w:fldCharType="begin"/>
       </w:r>
       <w:r>
-        <w:instrText xml:space="preserve"> ADDIN ZOTERO_ITEM CSL_CITATION {"citationID":"0JkQgZSp","properties":{"formattedCitation":"(26)","plainCitation":"(26)","noteIndex":0},"citationItems":[{"id":4745,"uris":["http://zotero.org/users/9264269/items/KD24Q68P"],"itemData":{"id":4745,"type":"article-journal","container-title":"Frontiers in Neuroscience","DOI":"10.3389/fnins.2019.00887","ISSN":"1662-453X","journalAbbreviation":"Front. Neurosci.","page":"887","source":"DOI.org (Crossref)","title":"Trust Games and Beyond","volume":"13","author":[{"family":"Alós-Ferrer","given":"Carlos"},{"family":"Farolfi","given":"Federica"}],"issued":{"date-parts":[["2019",9,10]]}}}],"schema":"https://github.com/citation-style-language/schema/raw/master/csl-citation.json"} </w:instrText>
+        <w:instrText xml:space="preserve"> ADDIN ZOTERO_ITEM CSL_CITATION {"citationID":"0JkQgZSp","properties":{"formattedCitation":"(35)","plainCitation":"(35)","noteIndex":0},"citationItems":[{"id":4745,"uris":["http://zotero.org/users/9264269/items/KD24Q68P"],"itemData":{"id":4745,"type":"article-journal","container-title":"Frontiers in Neuroscience","DOI":"10.3389/fnins.2019.00887","ISSN":"1662-453X","journalAbbreviation":"Front. Neurosci.","page":"887","source":"DOI.org (Crossref)","title":"Trust Games and Beyond","volume":"13","author":[{"family":"Alós-Ferrer","given":"Carlos"},{"family":"Farolfi","given":"Federica"}],"issued":{"date-parts":[["2019",9,10]]}}}],"schema":"https://github.com/citation-style-language/schema/raw/master/csl-citation.json"} </w:instrText>
       </w:r>
       <w:r>
         <w:fldChar w:fldCharType="separate"/>
@@ -1475,7 +1828,7 @@
         <w:rPr>
           <w:noProof/>
         </w:rPr>
-        <w:t>(26)</w:t>
+        <w:t>(35)</w:t>
       </w:r>
       <w:r>
         <w:fldChar w:fldCharType="end"/>
@@ -1513,10 +1866,7 @@
         <w:jc w:val="both"/>
       </w:pPr>
       <w:r>
-        <w:t>Each 24-second trial comprised a standardized sequence (Figure 1): a 6-second decision-making phase featuring the trustee's photograph, a 3-second response window, a 3-second anticipation phase, and an outcome phase displaying the trustee’s choice. Trials were separated by a variable, jittered inter-trial interval (3-6s) to optimize event-related BOLD signal estimation.</w:t>
-      </w:r>
-      <w:r>
-        <w:t xml:space="preserve"> Total </w:t>
+        <w:t xml:space="preserve">Each 24-second trial comprised a standardized sequence (Figure 1): a 6-second decision-making phase featuring the trustee's photograph, a 3-second response window, a 3-second anticipation phase, and an outcome phase displaying the trustee’s choice. Trials were separated by a variable, jittered inter-trial interval (3-6s) to optimize event-related BOLD signal estimation. Total </w:t>
       </w:r>
       <w:r>
         <w:t>task duration of approximately 24 minutes and 54 seconds</w:t>
@@ -1537,14 +1887,64 @@
       <w:pPr>
         <w:jc w:val="both"/>
       </w:pPr>
-      <w:r>
-        <w:t>[Insert Figure 1]</w:t>
-      </w:r>
     </w:p>
     <w:p>
       <w:pPr>
         <w:jc w:val="both"/>
       </w:pPr>
+    </w:p>
+    <w:p>
+      <w:pPr>
+        <w:jc w:val="both"/>
+      </w:pPr>
+      <w:r>
+        <w:rPr>
+          <w:noProof/>
+          <w14:ligatures w14:val="standardContextual"/>
+        </w:rPr>
+        <w:lastRenderedPageBreak/>
+        <w:drawing>
+          <wp:inline distT="0" distB="0" distL="0" distR="0" wp14:anchorId="46A42EC1" wp14:editId="684097CC">
+            <wp:extent cx="5943600" cy="5126990"/>
+            <wp:effectExtent l="0" t="0" r="0" b="3810"/>
+            <wp:docPr id="883097134" name="Picture 1" descr="A diagram of a group of individuals&#10;&#10;AI-generated content may be incorrect."/>
+            <wp:cNvGraphicFramePr>
+              <a:graphicFrameLocks xmlns:a="http://schemas.openxmlformats.org/drawingml/2006/main" noChangeAspect="1"/>
+            </wp:cNvGraphicFramePr>
+            <a:graphic xmlns:a="http://schemas.openxmlformats.org/drawingml/2006/main">
+              <a:graphicData uri="http://schemas.openxmlformats.org/drawingml/2006/picture">
+                <pic:pic xmlns:pic="http://schemas.openxmlformats.org/drawingml/2006/picture">
+                  <pic:nvPicPr>
+                    <pic:cNvPr id="883097134" name="Picture 1" descr="A diagram of a group of individuals&#10;&#10;AI-generated content may be incorrect."/>
+                    <pic:cNvPicPr/>
+                  </pic:nvPicPr>
+                  <pic:blipFill>
+                    <a:blip r:embed="rId6">
+                      <a:extLst>
+                        <a:ext uri="{28A0092B-C50C-407E-A947-70E740481C1C}">
+                          <a14:useLocalDpi xmlns:a14="http://schemas.microsoft.com/office/drawing/2010/main" val="0"/>
+                        </a:ext>
+                      </a:extLst>
+                    </a:blip>
+                    <a:stretch>
+                      <a:fillRect/>
+                    </a:stretch>
+                  </pic:blipFill>
+                  <pic:spPr>
+                    <a:xfrm>
+                      <a:off x="0" y="0"/>
+                      <a:ext cx="5943600" cy="5126990"/>
+                    </a:xfrm>
+                    <a:prstGeom prst="rect">
+                      <a:avLst/>
+                    </a:prstGeom>
+                  </pic:spPr>
+                </pic:pic>
+              </a:graphicData>
+            </a:graphic>
+          </wp:inline>
+        </w:drawing>
+      </w:r>
     </w:p>
     <w:p>
       <w:pPr>
@@ -1564,7 +1964,6 @@
           <w:sz w:val="20"/>
           <w:szCs w:val="20"/>
         </w:rPr>
-        <w:lastRenderedPageBreak/>
         <w:t xml:space="preserve">Figure 1. </w:t>
       </w:r>
       <w:r>
@@ -1593,14 +1992,104 @@
       <w:pPr>
         <w:jc w:val="both"/>
       </w:pPr>
-      <w:r>
-        <w:t>[ Insert Figure 2]</w:t>
-      </w:r>
     </w:p>
     <w:p>
       <w:pPr>
         <w:jc w:val="both"/>
       </w:pPr>
+    </w:p>
+    <w:p>
+      <w:pPr>
+        <w:jc w:val="both"/>
+      </w:pPr>
+    </w:p>
+    <w:p>
+      <w:pPr>
+        <w:jc w:val="both"/>
+      </w:pPr>
+    </w:p>
+    <w:p>
+      <w:pPr>
+        <w:jc w:val="both"/>
+      </w:pPr>
+    </w:p>
+    <w:p>
+      <w:pPr>
+        <w:jc w:val="both"/>
+      </w:pPr>
+    </w:p>
+    <w:p>
+      <w:pPr>
+        <w:jc w:val="both"/>
+      </w:pPr>
+    </w:p>
+    <w:p>
+      <w:pPr>
+        <w:jc w:val="both"/>
+      </w:pPr>
+    </w:p>
+    <w:p>
+      <w:pPr>
+        <w:jc w:val="both"/>
+      </w:pPr>
+    </w:p>
+    <w:p>
+      <w:pPr>
+        <w:jc w:val="both"/>
+      </w:pPr>
+    </w:p>
+    <w:p>
+      <w:pPr>
+        <w:jc w:val="both"/>
+      </w:pPr>
+      <w:r>
+        <w:rPr>
+          <w:noProof/>
+          <w14:ligatures w14:val="standardContextual"/>
+        </w:rPr>
+        <w:lastRenderedPageBreak/>
+        <w:drawing>
+          <wp:inline distT="0" distB="0" distL="0" distR="0" wp14:anchorId="39B03466" wp14:editId="39B41BF9">
+            <wp:extent cx="5943600" cy="3343275"/>
+            <wp:effectExtent l="0" t="0" r="0" b="0"/>
+            <wp:docPr id="786822303" name="Picture 2"/>
+            <wp:cNvGraphicFramePr>
+              <a:graphicFrameLocks xmlns:a="http://schemas.openxmlformats.org/drawingml/2006/main" noChangeAspect="1"/>
+            </wp:cNvGraphicFramePr>
+            <a:graphic xmlns:a="http://schemas.openxmlformats.org/drawingml/2006/main">
+              <a:graphicData uri="http://schemas.openxmlformats.org/drawingml/2006/picture">
+                <pic:pic xmlns:pic="http://schemas.openxmlformats.org/drawingml/2006/picture">
+                  <pic:nvPicPr>
+                    <pic:cNvPr id="786822303" name="Picture 786822303"/>
+                    <pic:cNvPicPr/>
+                  </pic:nvPicPr>
+                  <pic:blipFill>
+                    <a:blip r:embed="rId7" cstate="print">
+                      <a:extLst>
+                        <a:ext uri="{28A0092B-C50C-407E-A947-70E740481C1C}">
+                          <a14:useLocalDpi xmlns:a14="http://schemas.microsoft.com/office/drawing/2010/main" val="0"/>
+                        </a:ext>
+                      </a:extLst>
+                    </a:blip>
+                    <a:stretch>
+                      <a:fillRect/>
+                    </a:stretch>
+                  </pic:blipFill>
+                  <pic:spPr>
+                    <a:xfrm>
+                      <a:off x="0" y="0"/>
+                      <a:ext cx="5943600" cy="3343275"/>
+                    </a:xfrm>
+                    <a:prstGeom prst="rect">
+                      <a:avLst/>
+                    </a:prstGeom>
+                  </pic:spPr>
+                </pic:pic>
+              </a:graphicData>
+            </a:graphic>
+          </wp:inline>
+        </w:drawing>
+      </w:r>
     </w:p>
     <w:p>
       <w:pPr>
@@ -1864,6 +2353,7 @@
         <w:pStyle w:val="Duz3"/>
       </w:pPr>
       <w:r>
+        <w:lastRenderedPageBreak/>
         <w:t xml:space="preserve">2.4.1 Model validation and Parameter Recovery </w:t>
       </w:r>
     </w:p>
@@ -1906,7 +2396,6 @@
         <w:pStyle w:val="Duz3"/>
       </w:pPr>
       <w:r>
-        <w:lastRenderedPageBreak/>
         <w:t>2.</w:t>
       </w:r>
       <w:r>
@@ -2344,13 +2833,7 @@
                 <w:rPr>
                   <w:rFonts w:ascii="Cambria Math" w:eastAsia="Calibri" w:hAnsi="Cambria Math"/>
                 </w:rPr>
-                <m:t>×</m:t>
-              </m:r>
-              <m:r>
-                <w:rPr>
-                  <w:rFonts w:ascii="Cambria Math" w:eastAsia="Calibri" w:hAnsi="Cambria Math"/>
-                </w:rPr>
-                <m:t>Bloc</m:t>
+                <m:t>×Bloc</m:t>
               </m:r>
               <m:sSub>
                 <m:sSubPr>
@@ -2639,15 +3122,7 @@
           <w:sz w:val="22"/>
           <w:szCs w:val="22"/>
         </w:rPr>
-        <w:t xml:space="preserve"> absolute prediction errors </w:t>
-      </w:r>
-      <w:r>
-        <w:rPr>
-          <w:rFonts w:ascii="Arial" w:hAnsi="Arial" w:cs="Arial"/>
-          <w:sz w:val="22"/>
-          <w:szCs w:val="22"/>
-        </w:rPr>
-        <w:t>(</w:t>
+        <w:t xml:space="preserve"> absolute prediction errors (</w:t>
       </w:r>
       <m:oMath>
         <m:d>
@@ -2683,15 +3158,7 @@
           <w:sz w:val="22"/>
           <w:szCs w:val="22"/>
         </w:rPr>
-        <w:t>)</w:t>
-      </w:r>
-      <w:r>
-        <w:rPr>
-          <w:rFonts w:ascii="Arial" w:hAnsi="Arial" w:cs="Arial"/>
-          <w:sz w:val="22"/>
-          <w:szCs w:val="22"/>
-        </w:rPr>
-        <w:t xml:space="preserve"> for the subject </w:t>
+        <w:t xml:space="preserve">) for the subject </w:t>
       </w:r>
       <m:oMath>
         <m:r>
@@ -2754,15 +3221,7 @@
             <w:sz w:val="22"/>
             <w:szCs w:val="22"/>
           </w:rPr>
-          <m:t xml:space="preserve">Group × </m:t>
-        </m:r>
-        <m:r>
-          <w:rPr>
-            <w:rFonts w:ascii="Cambria Math" w:hAnsi="Cambria Math" w:cs="Arial"/>
-            <w:sz w:val="22"/>
-            <w:szCs w:val="22"/>
-          </w:rPr>
-          <m:t>Block</m:t>
+          <m:t>Group × Block</m:t>
         </m:r>
       </m:oMath>
       <w:r>
@@ -2873,25 +3332,7 @@
           <w:sz w:val="22"/>
           <w:szCs w:val="22"/>
         </w:rPr>
-        <w:t xml:space="preserve"> was s</w:t>
-      </w:r>
-      <w:proofErr w:type="spellStart"/>
-      <w:r>
-        <w:rPr>
-          <w:rFonts w:ascii="Arial" w:hAnsi="Arial" w:cs="Arial"/>
-          <w:sz w:val="22"/>
-          <w:szCs w:val="22"/>
-        </w:rPr>
-        <w:t>pecified</w:t>
-      </w:r>
-      <w:proofErr w:type="spellEnd"/>
-      <w:r>
-        <w:rPr>
-          <w:rFonts w:ascii="Arial" w:hAnsi="Arial" w:cs="Arial"/>
-          <w:sz w:val="22"/>
-          <w:szCs w:val="22"/>
-        </w:rPr>
-        <w:t xml:space="preserve">. </w:t>
+        <w:t xml:space="preserve"> was specified. </w:t>
       </w:r>
       <w:r>
         <w:rPr>
@@ -3129,6 +3570,7 @@
         <w:rPr>
           <w:rFonts w:eastAsia="Calibri"/>
         </w:rPr>
+        <w:lastRenderedPageBreak/>
         <w:t xml:space="preserve">FEW </w:t>
       </w:r>
       <w:r>
@@ -3196,7 +3638,6 @@
         <w:rPr>
           <w:rFonts w:eastAsia="Calibri"/>
         </w:rPr>
-        <w:lastRenderedPageBreak/>
         <w:t>3. Results</w:t>
       </w:r>
     </w:p>
@@ -3382,7 +3823,7 @@
                     <pic:cNvPicPr/>
                   </pic:nvPicPr>
                   <pic:blipFill rotWithShape="1">
-                    <a:blip r:embed="rId6" cstate="print">
+                    <a:blip r:embed="rId8" cstate="print">
                       <a:extLst>
                         <a:ext uri="{28A0092B-C50C-407E-A947-70E740481C1C}">
                           <a14:useLocalDpi xmlns:a14="http://schemas.microsoft.com/office/drawing/2010/main" val="0"/>
@@ -3818,6 +4259,7 @@
           <w:noProof/>
           <w14:ligatures w14:val="standardContextual"/>
         </w:rPr>
+        <w:lastRenderedPageBreak/>
         <w:drawing>
           <wp:inline distT="0" distB="0" distL="0" distR="0" wp14:anchorId="6B4B9AA0" wp14:editId="5E905E51">
             <wp:extent cx="3240000" cy="1350000"/>
@@ -3834,7 +4276,7 @@
                     <pic:cNvPicPr/>
                   </pic:nvPicPr>
                   <pic:blipFill>
-                    <a:blip r:embed="rId7" cstate="print">
+                    <a:blip r:embed="rId9" cstate="print">
                       <a:extLst>
                         <a:ext uri="{28A0092B-C50C-407E-A947-70E740481C1C}">
                           <a14:useLocalDpi xmlns:a14="http://schemas.microsoft.com/office/drawing/2010/main" val="0"/>
@@ -3887,7 +4329,6 @@
           <w:sz w:val="20"/>
           <w:szCs w:val="20"/>
         </w:rPr>
-        <w:lastRenderedPageBreak/>
         <w:t>Figure 4.</w:t>
       </w:r>
       <w:r>
@@ -3950,15 +4391,7 @@
             <w:sz w:val="20"/>
             <w:szCs w:val="20"/>
           </w:rPr>
-          <m:t>(</m:t>
-        </m:r>
-        <m:r>
-          <w:rPr>
-            <w:rFonts w:ascii="Cambria Math" w:hAnsi="Cambria Math"/>
-            <w:sz w:val="20"/>
-            <w:szCs w:val="20"/>
-          </w:rPr>
-          <m:t>β</m:t>
+          <m:t>(β</m:t>
         </m:r>
       </m:oMath>
       <w:r>
@@ -4443,6 +4876,7 @@
         <w:pStyle w:val="Duz2"/>
       </w:pPr>
       <w:r>
+        <w:lastRenderedPageBreak/>
         <w:t>3.6 Neural Correlates of Prediction Error</w:t>
       </w:r>
     </w:p>
@@ -4667,11 +5101,7 @@
         <w:t xml:space="preserve">Lastly, </w:t>
       </w:r>
       <w:r>
-        <w:t xml:space="preserve">a smaller cluster (k=27) was </w:t>
-      </w:r>
-      <w:r>
-        <w:lastRenderedPageBreak/>
-        <w:t xml:space="preserve">significant at right ventral striatum </w:t>
+        <w:t xml:space="preserve">a smaller cluster (k=27) was significant at right ventral striatum </w:t>
       </w:r>
       <w:r>
         <w:t>(</w:t>
@@ -4904,7 +5334,7 @@
                     <pic:cNvPicPr/>
                   </pic:nvPicPr>
                   <pic:blipFill>
-                    <a:blip r:embed="rId8" cstate="print">
+                    <a:blip r:embed="rId10" cstate="print">
                       <a:extLst>
                         <a:ext uri="{28A0092B-C50C-407E-A947-70E740481C1C}">
                           <a14:useLocalDpi xmlns:a14="http://schemas.microsoft.com/office/drawing/2010/main" val="0"/>
@@ -4993,7 +5423,17 @@
           <w:sz w:val="20"/>
           <w:szCs w:val="20"/>
         </w:rPr>
-        <w:t xml:space="preserve">, and right ventral striatum. (B) A two-sample t-test (HC &gt; SZ) revealed that patients with schizophrenia exhibited significantly blunted PE-related activation compared to controls, specifically within the left lateral occipital cortex and middle occipital gyrus extending into the fusiform gyrus. Statistical maps are </w:t>
+        <w:t xml:space="preserve">, and right ventral striatum. </w:t>
+      </w:r>
+      <w:r>
+        <w:rPr>
+          <w:i/>
+          <w:iCs/>
+          <w:sz w:val="20"/>
+          <w:szCs w:val="20"/>
+        </w:rPr>
+        <w:lastRenderedPageBreak/>
+        <w:t xml:space="preserve">(B) A two-sample t-test (HC &gt; SZ) revealed that patients with schizophrenia exhibited significantly blunted PE-related activation compared to controls, specifically within the left lateral occipital cortex and middle occipital gyrus extending into the fusiform gyrus. Statistical maps are </w:t>
       </w:r>
       <w:proofErr w:type="spellStart"/>
       <w:r>
@@ -5061,7 +5501,6 @@
         <w:pStyle w:val="Duz1"/>
       </w:pPr>
       <w:r>
-        <w:lastRenderedPageBreak/>
         <w:t xml:space="preserve">4. Discussion </w:t>
       </w:r>
     </w:p>
@@ -5103,7 +5542,7 @@
         <w:fldChar w:fldCharType="begin"/>
       </w:r>
       <w:r>
-        <w:instrText xml:space="preserve"> ADDIN ZOTERO_ITEM CSL_CITATION {"citationID":"JIT9Rv6J","properties":{"formattedCitation":"(11)","plainCitation":"(11)","noteIndex":0},"citationItems":[{"id":5457,"uris":["http://zotero.org/users/9264269/items/5A3ZTGED"],"itemData":{"id":5457,"type":"chapter","abstract":"Motivational deficits (avolition and anhedonia) have historically been considered important negative symptoms of schizophrenia. Numerous studies have attempted to identify the neural substrates of avolition and anhedonia in schizophrenia, but these studies have not produced much agreement. Deficits in various aspects of reinforcement processing have been observed in individuals with schizophrenia, but it is not exactly clear which of these deficits actually engender motivational impairments in SZ. The purpose of this chapter is to examine how various reinforcement-related behavioral and neural signals could contribute to motivational impairments in both schizophrenia, and psychiatric illness, in general. In particular, we describe different aspects of the concept of expected value (EV), such as the distinction between the EV of stimuli and the expected value of actions, the acquisition of value vs. the estimation of value, and the discounting of value as a consequence of time or effort required. We conclude that avolition and anhedonia in SZ are most commonly tied to aberrant signals for expected value, in the context of learning. We discuss implications for further research on the neural substrates of motivational impairments in psychiatric illness.","container-title":"Behavioral Neuroscience of Motivation","DOI":"10.1007/7854_2015_385","ISBN":"978-3-319-26933-7","language":"en","note":"collection-title: Current Topics in Behavioral Neurosciences","page":"375-410","publisher":"Springer International Publishing","publisher-place":"Cham","source":"DOI.org (Crossref)","title":"Motivational Deficits in Schizophrenia and the Representation of Expected Value","URL":"https://link.springer.com/10.1007/7854_2015_385","volume":"27","editor":[{"family":"Simpson","given":"Eleanor H."},{"family":"Balsam","given":"Peter D."}],"author":[{"family":"Waltz","given":"James A."},{"family":"Gold","given":"James M."}],"accessed":{"date-parts":[["2026",4,11]]},"issued":{"date-parts":[["2015"]]}}}],"schema":"https://github.com/citation-style-language/schema/raw/master/csl-citation.json"} </w:instrText>
+        <w:instrText xml:space="preserve"> ADDIN ZOTERO_ITEM CSL_CITATION {"citationID":"Hyp8UjR6","properties":{"formattedCitation":"(11,36)","plainCitation":"(11,36)","noteIndex":0},"citationItems":[{"id":5457,"uris":["http://zotero.org/users/9264269/items/5A3ZTGED"],"itemData":{"id":5457,"type":"chapter","abstract":"Motivational deficits (avolition and anhedonia) have historically been considered important negative symptoms of schizophrenia. Numerous studies have attempted to identify the neural substrates of avolition and anhedonia in schizophrenia, but these studies have not produced much agreement. Deficits in various aspects of reinforcement processing have been observed in individuals with schizophrenia, but it is not exactly clear which of these deficits actually engender motivational impairments in SZ. The purpose of this chapter is to examine how various reinforcement-related behavioral and neural signals could contribute to motivational impairments in both schizophrenia, and psychiatric illness, in general. In particular, we describe different aspects of the concept of expected value (EV), such as the distinction between the EV of stimuli and the expected value of actions, the acquisition of value vs. the estimation of value, and the discounting of value as a consequence of time or effort required. We conclude that avolition and anhedonia in SZ are most commonly tied to aberrant signals for expected value, in the context of learning. We discuss implications for further research on the neural substrates of motivational impairments in psychiatric illness.","container-title":"Behavioral Neuroscience of Motivation","DOI":"10.1007/7854_2015_385","ISBN":"978-3-319-26933-7","language":"en","note":"collection-title: Current Topics in Behavioral Neurosciences","page":"375-410","publisher":"Springer International Publishing","publisher-place":"Cham","source":"DOI.org (Crossref)","title":"Motivational Deficits in Schizophrenia and the Representation of Expected Value","URL":"https://link.springer.com/10.1007/7854_2015_385","volume":"27","editor":[{"family":"Simpson","given":"Eleanor H."},{"family":"Balsam","given":"Peter D."}],"author":[{"family":"Waltz","given":"James A."},{"family":"Gold","given":"James M."}],"accessed":{"date-parts":[["2026",4,11]]},"issued":{"date-parts":[["2015"]]}}},{"id":5495,"uris":["http://zotero.org/users/9264269/items/EXINRS8Q"],"itemData":{"id":5495,"type":"article-journal","abstract":"Introduction\n              Psychotic-like experiences (PLEs) may occur due to changes in weighting prior beliefs and new evidence in the belief updating process. It is still unclear whether the acquisition or integration of stable beliefs is altered, and whether such alteration depends on the level of environmental and belief precision, which reflects the associated uncertainty. This motivated us to investigate uncertainty-related dynamics of belief updating in relation to PLEs using an online study design.\n            \n            \n              Methods\n              \n                We selected a sample (\n                n\n                = 300) of participants who performed a belief updating task with sudden change points and provided self-report questionnaires for PLEs. The task required participants to observe bags dropping from a hidden helicopter, infer its position, and dynamically update their belief about the helicopter's position. Participants could optimize performance by adjusting learning rates according to inferred belief uncertainty (inverse prior precision) and the probability of environmental change points. We used a normative learning model to examine the relationship between adherence to specific model parameters and PLEs.\n              \n            \n            \n              Results\n              \n                PLEs were linked to lower accuracy in tracking the outcome (helicopter location) (β = 0.26 ± 0.11,\n                p\n                = 0.018) and to a smaller increase of belief precision across observations after a change point (β = −0.003 ± 0.0007,\n                p\n                &amp;lt; 0.001). PLEs were related to slower belief updating when participants encountered large prediction errors (β = −0.03 ± 0.009,\n                p\n                = 0.001). Computational modeling suggested that PLEs were associated with reduced overall belief updating in response to prediction errors (β\n                \n                  PE\n                \n                = −1.00 ± 0.45,\n                p\n                = 0.028) and reduced modulation of updating at inferred environmental change points (β\n                \n                  CPP\n                \n                = −0.84 ± 0.38,\n                p\n                = 0.023).\n              \n            \n            \n              Discussion\n              We conclude that PLEs are associated with altered dynamics of belief updating. These findings support the idea that the process of balancing prior belief and new evidence, as a function of environmental uncertainty, is altered in PLEs, which may contribute to the development of delusions. Specifically, slower learning after large prediction errors in people with high PLEs may result in rigid beliefs. Disregarding environmental change points may limit the flexibility to establish new beliefs in the face of contradictory evidence. The present study fosters a deeper understanding of inferential belief updating mechanisms underlying PLEs.","container-title":"Frontiers in Psychiatry","DOI":"10.3389/fpsyt.2023.1170168","ISSN":"1664-0640","journalAbbreviation":"Front. Psychiatry","page":"1170168","source":"DOI.org (Crossref)","title":"Computational mechanisms of belief updating in relation to psychotic-like experiences","volume":"14","author":[{"family":"Fromm","given":"Sophie Pauline"},{"family":"Wieland","given":"Lara"},{"family":"Klettke","given":"Arne"},{"family":"Nassar","given":"Matthew R."},{"family":"Katthagen","given":"Teresa"},{"family":"Markett","given":"Sebastian"},{"family":"Heinz","given":"Andreas"},{"family":"Schlagenhauf","given":"Florian"}],"issued":{"date-parts":[["2023",5,5]]}}}],"schema":"https://github.com/citation-style-language/schema/raw/master/csl-citation.json"} </w:instrText>
       </w:r>
       <w:r>
         <w:fldChar w:fldCharType="separate"/>
@@ -5112,7 +5551,7 @@
         <w:rPr>
           <w:noProof/>
         </w:rPr>
-        <w:t>(11)</w:t>
+        <w:t>(11,36)</w:t>
       </w:r>
       <w:r>
         <w:fldChar w:fldCharType="end"/>
@@ -5185,7 +5624,7 @@
         <w:fldChar w:fldCharType="begin"/>
       </w:r>
       <w:r>
-        <w:instrText xml:space="preserve"> ADDIN ZOTERO_ITEM CSL_CITATION {"citationID":"gnIvOYPq","properties":{"formattedCitation":"(27)","plainCitation":"(27)","noteIndex":0},"citationItems":[{"id":5465,"uris":["http://zotero.org/users/9264269/items/G4F3SZ3P"],"itemData":{"id":5465,"type":"article-journal","container-title":"Schizophrenia Bulletin","DOI":"10.1093/schbul/sbq047","ISSN":"0586-7614, 1745-1701","issue":"6","journalAbbreviation":"Schizophrenia Bulletin","language":"en","page":"1295-1304","source":"DOI.org (Crossref)","title":"Patients With Schizophrenia Demonstrate Inconsistent Preference Judgments for Affective and Nonaffective Stimuli","volume":"37","author":[{"family":"Strauss","given":"G. P."},{"family":"Robinson","given":"B. M."},{"family":"Waltz","given":"J. A."},{"family":"Frank","given":"M. J."},{"family":"Kasanova","given":"Z."},{"family":"Herbener","given":"E. S."},{"family":"Gold","given":"J. M."}],"issued":{"date-parts":[["2011",11,1]]}}}],"schema":"https://github.com/citation-style-language/schema/raw/master/csl-citation.json"} </w:instrText>
+        <w:instrText xml:space="preserve"> ADDIN ZOTERO_ITEM CSL_CITATION {"citationID":"gnIvOYPq","properties":{"formattedCitation":"(37)","plainCitation":"(37)","noteIndex":0},"citationItems":[{"id":5465,"uris":["http://zotero.org/users/9264269/items/G4F3SZ3P"],"itemData":{"id":5465,"type":"article-journal","container-title":"Schizophrenia Bulletin","DOI":"10.1093/schbul/sbq047","ISSN":"0586-7614, 1745-1701","issue":"6","journalAbbreviation":"Schizophrenia Bulletin","language":"en","page":"1295-1304","source":"DOI.org (Crossref)","title":"Patients With Schizophrenia Demonstrate Inconsistent Preference Judgments for Affective and Nonaffective Stimuli","volume":"37","author":[{"family":"Strauss","given":"G. P."},{"family":"Robinson","given":"B. M."},{"family":"Waltz","given":"J. A."},{"family":"Frank","given":"M. J."},{"family":"Kasanova","given":"Z."},{"family":"Herbener","given":"E. S."},{"family":"Gold","given":"J. M."}],"issued":{"date-parts":[["2011",11,1]]}}}],"schema":"https://github.com/citation-style-language/schema/raw/master/csl-citation.json"} </w:instrText>
       </w:r>
       <w:r>
         <w:fldChar w:fldCharType="separate"/>
@@ -5194,19 +5633,23 @@
         <w:rPr>
           <w:noProof/>
         </w:rPr>
-        <w:t>(27)</w:t>
+        <w:t>(37)</w:t>
       </w:r>
       <w:r>
         <w:fldChar w:fldCharType="end"/>
       </w:r>
       <w:r>
-        <w:t>. Furthermore, recent evidence by Lechner et al. (2025) posits that "imprecision" represents a core pathophysiological mechanism of schizophrenia, extending down to fundamental temporal processing in the millisecond range</w:t>
+        <w:t xml:space="preserve">. Furthermore, recent evidence by Lechner et al. (2025) posits that "imprecision" represents a core pathophysiological mechanism of schizophrenia, extending down to </w:t>
+      </w:r>
+      <w:r>
+        <w:lastRenderedPageBreak/>
+        <w:t>fundamental temporal processing in the millisecond range</w:t>
       </w:r>
       <w:r>
         <w:fldChar w:fldCharType="begin"/>
       </w:r>
       <w:r>
-        <w:instrText xml:space="preserve"> ADDIN ZOTERO_ITEM CSL_CITATION {"citationID":"9KhITgQp","properties":{"formattedCitation":"(28)","plainCitation":"(28)","noteIndex":0},"citationItems":[{"id":5044,"uris":["http://zotero.org/users/9264269/items/X5BTZSH2"],"itemData":{"id":5044,"type":"article-journal","container-title":"Translational Psychiatry","DOI":"10.1038/s41398-025-03510-4","ISSN":"2158-3188","issue":"1","journalAbbreviation":"Transl Psychiatry","language":"en","page":"279","source":"DOI.org (Crossref)","title":"Temporal imprecision and its dynamics in schizophrenia","volume":"15","author":[{"family":"Lechner","given":"Stephan"},{"family":"Hsieh","given":"Ming H."},{"family":"Lin","given":"Yi-Ting"},{"family":"Liu","given":"Chih-Min"},{"family":"Chen","given":"I-Fei"},{"family":"Liu","given":"Chen-Chung"},{"family":"Chien","given":"Yi-Ling"},{"family":"Hwang","given":"Tzung-Jeng"},{"family":"Hwu","given":"Hai-Gwo"},{"family":"Northoff","given":"Georg"}],"issued":{"date-parts":[["2025",8,13]]}}}],"schema":"https://github.com/citation-style-language/schema/raw/master/csl-citation.json"} </w:instrText>
+        <w:instrText xml:space="preserve"> ADDIN ZOTERO_ITEM CSL_CITATION {"citationID":"9KhITgQp","properties":{"formattedCitation":"(38)","plainCitation":"(38)","noteIndex":0},"citationItems":[{"id":5044,"uris":["http://zotero.org/users/9264269/items/X5BTZSH2"],"itemData":{"id":5044,"type":"article-journal","container-title":"Translational Psychiatry","DOI":"10.1038/s41398-025-03510-4","ISSN":"2158-3188","issue":"1","journalAbbreviation":"Transl Psychiatry","language":"en","page":"279","source":"DOI.org (Crossref)","title":"Temporal imprecision and its dynamics in schizophrenia","volume":"15","author":[{"family":"Lechner","given":"Stephan"},{"family":"Hsieh","given":"Ming H."},{"family":"Lin","given":"Yi-Ting"},{"family":"Liu","given":"Chih-Min"},{"family":"Chen","given":"I-Fei"},{"family":"Liu","given":"Chen-Chung"},{"family":"Chien","given":"Yi-Ling"},{"family":"Hwang","given":"Tzung-Jeng"},{"family":"Hwu","given":"Hai-Gwo"},{"family":"Northoff","given":"Georg"}],"issued":{"date-parts":[["2025",8,13]]}}}],"schema":"https://github.com/citation-style-language/schema/raw/master/csl-citation.json"} </w:instrText>
       </w:r>
       <w:r>
         <w:fldChar w:fldCharType="separate"/>
@@ -5215,7 +5658,7 @@
         <w:rPr>
           <w:noProof/>
         </w:rPr>
-        <w:t>(28)</w:t>
+        <w:t>(38)</w:t>
       </w:r>
       <w:r>
         <w:fldChar w:fldCharType="end"/>
@@ -5261,7 +5704,6 @@
         <w:pStyle w:val="Duz2"/>
       </w:pPr>
       <w:r>
-        <w:lastRenderedPageBreak/>
         <w:t>4.3 Failure to Adapt to Social Volatility: Blunted Prediction Errors</w:t>
       </w:r>
     </w:p>
@@ -5302,7 +5744,7 @@
         <w:fldChar w:fldCharType="begin"/>
       </w:r>
       <w:r>
-        <w:instrText xml:space="preserve"> ADDIN ZOTERO_ITEM CSL_CITATION {"citationID":"9GzYUx5R","properties":{"formattedCitation":"(24)","plainCitation":"(24)","noteIndex":0},"citationItems":[{"id":707,"uris":["http://zotero.org/users/9264269/items/62HXSG2Y"],"itemData":{"id":707,"type":"article-journal","abstract":"Social learning is fundamental to human interactions, yet its computational and physiological mechanisms are not well understood. One prominent open question concerns the role of neuromodulatory transmitters. We combined fMRI, computational modelling and genetics to address this question in two separate samples (N1/435, N1/447). Participants played a game requiring inference on an adviser's intentions whose motivation to help or mislead changed over time. Our analyses suggest that hierarchically structured belief updates about current advice validity and the adviser's trustworthiness, respectively, depend on different neuromodulatory systems. Low-level prediction errors (PEs) about advice accuracy not only activated regions known to support 'theory of mind', but also the dopaminergic midbrain. Furthermore, PE responses in ventral striatum were influenced by the Met/Val polymorphismof the Catechol-O-Methyltransferase (COMT) gene. By contrast, high-level PEs ('expected uncertainty') about the adviser's fidelity activated the cholinergic septum. These findings, replicated in both samples, have important implications: They suggest that social learning rests on hierarchically related PEs encoded by midbrain and septum activity, respectively, in the same manner as other forms of learning under volatility. Furthermore, these hierarchical PEs may be broadcast by dopaminergic and cholinergic projections to induce plasticity specifically in cortical areas known to represent beliefs about others.","container-title":"Social Cognitive and Affective Neuroscience","DOI":"10.1093/scan/nsw171","ISSN":"17495024","issue":"4","page":"618–634","PMID":"28119508","title":"Hierarchical prediction errors in midbrain and septum during social learning","volume":"12","author":[{"family":"Diaconescu","given":"Andreea O."},{"family":"Mathys","given":"Christoph"},{"family":"Weber","given":"Lilian A.E."},{"family":"Kasper","given":"Lars"},{"family":"Mauer","given":"Jan"},{"family":"Stephan","given":"Klaas E."}],"issued":{"date-parts":[["2017"]]}}}],"schema":"https://github.com/citation-style-language/schema/raw/master/csl-citation.json"} </w:instrText>
+        <w:instrText xml:space="preserve"> ADDIN ZOTERO_ITEM CSL_CITATION {"citationID":"9GzYUx5R","properties":{"formattedCitation":"(32)","plainCitation":"(32)","noteIndex":0},"citationItems":[{"id":707,"uris":["http://zotero.org/users/9264269/items/62HXSG2Y"],"itemData":{"id":707,"type":"article-journal","abstract":"Social learning is fundamental to human interactions, yet its computational and physiological mechanisms are not well understood. One prominent open question concerns the role of neuromodulatory transmitters. We combined fMRI, computational modelling and genetics to address this question in two separate samples (N1/435, N1/447). Participants played a game requiring inference on an adviser's intentions whose motivation to help or mislead changed over time. Our analyses suggest that hierarchically structured belief updates about current advice validity and the adviser's trustworthiness, respectively, depend on different neuromodulatory systems. Low-level prediction errors (PEs) about advice accuracy not only activated regions known to support 'theory of mind', but also the dopaminergic midbrain. Furthermore, PE responses in ventral striatum were influenced by the Met/Val polymorphismof the Catechol-O-Methyltransferase (COMT) gene. By contrast, high-level PEs ('expected uncertainty') about the adviser's fidelity activated the cholinergic septum. These findings, replicated in both samples, have important implications: They suggest that social learning rests on hierarchically related PEs encoded by midbrain and septum activity, respectively, in the same manner as other forms of learning under volatility. Furthermore, these hierarchical PEs may be broadcast by dopaminergic and cholinergic projections to induce plasticity specifically in cortical areas known to represent beliefs about others.","container-title":"Social Cognitive and Affective Neuroscience","DOI":"10.1093/scan/nsw171","ISSN":"17495024","issue":"4","page":"618–634","PMID":"28119508","title":"Hierarchical prediction errors in midbrain and septum during social learning","volume":"12","author":[{"family":"Diaconescu","given":"Andreea O."},{"family":"Mathys","given":"Christoph"},{"family":"Weber","given":"Lilian A.E."},{"family":"Kasper","given":"Lars"},{"family":"Mauer","given":"Jan"},{"family":"Stephan","given":"Klaas E."}],"issued":{"date-parts":[["2017"]]}}}],"schema":"https://github.com/citation-style-language/schema/raw/master/csl-citation.json"} </w:instrText>
       </w:r>
       <w:r>
         <w:fldChar w:fldCharType="separate"/>
@@ -5311,7 +5753,7 @@
         <w:rPr>
           <w:noProof/>
         </w:rPr>
-        <w:t>(24)</w:t>
+        <w:t>(32)</w:t>
       </w:r>
       <w:r>
         <w:fldChar w:fldCharType="end"/>
@@ -5411,7 +5853,7 @@
         <w:fldChar w:fldCharType="begin"/>
       </w:r>
       <w:r>
-        <w:instrText xml:space="preserve"> ADDIN ZOTERO_ITEM CSL_CITATION {"citationID":"1Nm1WRDX","properties":{"formattedCitation":"(15,17)","plainCitation":"(15,17)","noteIndex":0},"citationItems":[{"id":4798,"uris":["http://zotero.org/users/9264269/items/S59JGGFR"],"itemData":{"id":4798,"type":"article-journal","container-title":"Human Brain Mapping","DOI":"10.1002/hbm.25453","ISSN":"1065-9471, 1097-0193","issue":"11","journalAbbreviation":"Hum Brain Mapp","language":"en","note":"number: 11","page":"3547-3560","source":"DOI.org (Crossref)","title":"Abnormal prediction error processing in schizophrenia and depression","volume":"42","author":[{"family":"Yaple","given":"Zachary Adam"},{"family":"Tolomeo","given":"Serenella"},{"family":"Yu","given":"Rongjun"}],"issued":{"date-parts":[["2021",8]]}}},{"id":4804,"uris":["http://zotero.org/users/9264269/items/2MF4KWPP"],"itemData":{"id":4804,"type":"article-journal","abstract":"Abstract\n            Schizophrenia is a severe psychiatric disorder affecting 21 million people worldwide. People with schizophrenia suffer from symptoms including psychosis and delusions, apathy, anhedonia, and cognitive deficits. Strikingly, schizophrenia is characterised by a learning paradox involving difficulties learning from rewarding events, whilst simultaneously ‘overlearning’ about irrelevant or neutral information. While dysfunction in dopaminergic signalling has long been linked to the pathophysiology of schizophrenia, a cohesive framework that accounts for this learning paradox remains elusive. Recently, there has been an explosion of new research investigating how dopamine contributes to reinforcement learning, which illustrates that midbrain dopamine contributes in complex ways to reinforcement learning, not previously envisioned. This new data brings new possibilities for how dopamine signalling contributes to the symptomatology of schizophrenia. Building on recent work, we present a new neural framework for how we might envision specific dopamine circuits contributing to this learning paradox in schizophrenia in the context of models of reinforcement learning. Further, we discuss avenues of preclinical research with the use of cutting-edge neuroscience techniques where aspects of this model may be tested. Ultimately, it is hoped that this review will spur to action more research utilising specific reinforcement learning paradigms in preclinical models of schizophrenia, to reconcile seemingly disparate symptomatology and develop more efficient therapeutics.","container-title":"Neuropsychopharmacology","DOI":"10.1038/s41386-021-01188-y","ISSN":"0893-133X, 1740-634X","issue":"3","journalAbbreviation":"Neuropsychopharmacol.","language":"en","note":"number: 3","page":"628-640","source":"DOI.org (Crossref)","title":"The prediction-error hypothesis of schizophrenia: new data point to circuit-specific changes in dopamine activity","title-short":"The prediction-error hypothesis of schizophrenia","volume":"47","author":[{"family":"Millard","given":"Samuel J."},{"family":"Bearden","given":"Carrie E."},{"family":"Karlsgodt","given":"Katherine H."},{"family":"Sharpe","given":"Melissa J."}],"issued":{"date-parts":[["2022",2]]}}}],"schema":"https://github.com/citation-style-language/schema/raw/master/csl-citation.json"} </w:instrText>
+        <w:instrText xml:space="preserve"> ADDIN ZOTERO_ITEM CSL_CITATION {"citationID":"1Nm1WRDX","properties":{"formattedCitation":"(20,22)","plainCitation":"(20,22)","noteIndex":0},"citationItems":[{"id":4798,"uris":["http://zotero.org/users/9264269/items/S59JGGFR"],"itemData":{"id":4798,"type":"article-journal","container-title":"Human Brain Mapping","DOI":"10.1002/hbm.25453","ISSN":"1065-9471, 1097-0193","issue":"11","journalAbbreviation":"Hum Brain Mapp","language":"en","note":"number: 11","page":"3547-3560","source":"DOI.org (Crossref)","title":"Abnormal prediction error processing in schizophrenia and depression","volume":"42","author":[{"family":"Yaple","given":"Zachary Adam"},{"family":"Tolomeo","given":"Serenella"},{"family":"Yu","given":"Rongjun"}],"issued":{"date-parts":[["2021",8]]}}},{"id":4804,"uris":["http://zotero.org/users/9264269/items/2MF4KWPP"],"itemData":{"id":4804,"type":"article-journal","abstract":"Abstract\n            Schizophrenia is a severe psychiatric disorder affecting 21 million people worldwide. People with schizophrenia suffer from symptoms including psychosis and delusions, apathy, anhedonia, and cognitive deficits. Strikingly, schizophrenia is characterised by a learning paradox involving difficulties learning from rewarding events, whilst simultaneously ‘overlearning’ about irrelevant or neutral information. While dysfunction in dopaminergic signalling has long been linked to the pathophysiology of schizophrenia, a cohesive framework that accounts for this learning paradox remains elusive. Recently, there has been an explosion of new research investigating how dopamine contributes to reinforcement learning, which illustrates that midbrain dopamine contributes in complex ways to reinforcement learning, not previously envisioned. This new data brings new possibilities for how dopamine signalling contributes to the symptomatology of schizophrenia. Building on recent work, we present a new neural framework for how we might envision specific dopamine circuits contributing to this learning paradox in schizophrenia in the context of models of reinforcement learning. Further, we discuss avenues of preclinical research with the use of cutting-edge neuroscience techniques where aspects of this model may be tested. Ultimately, it is hoped that this review will spur to action more research utilising specific reinforcement learning paradigms in preclinical models of schizophrenia, to reconcile seemingly disparate symptomatology and develop more efficient therapeutics.","container-title":"Neuropsychopharmacology","DOI":"10.1038/s41386-021-01188-y","ISSN":"0893-133X, 1740-634X","issue":"3","journalAbbreviation":"Neuropsychopharmacol.","language":"en","note":"number: 3","page":"628-640","source":"DOI.org (Crossref)","title":"The prediction-error hypothesis of schizophrenia: new data point to circuit-specific changes in dopamine activity","title-short":"The prediction-error hypothesis of schizophrenia","volume":"47","author":[{"family":"Millard","given":"Samuel J."},{"family":"Bearden","given":"Carrie E."},{"family":"Karlsgodt","given":"Katherine H."},{"family":"Sharpe","given":"Melissa J."}],"issued":{"date-parts":[["2022",2]]}}}],"schema":"https://github.com/citation-style-language/schema/raw/master/csl-citation.json"} </w:instrText>
       </w:r>
       <w:r>
         <w:fldChar w:fldCharType="separate"/>
@@ -5420,7 +5862,7 @@
         <w:rPr>
           <w:noProof/>
         </w:rPr>
-        <w:t>(15,17)</w:t>
+        <w:t>(20,22)</w:t>
       </w:r>
       <w:r>
         <w:fldChar w:fldCharType="end"/>
@@ -5430,6 +5872,24 @@
       </w:r>
       <w:r>
         <w:t xml:space="preserve"> above</w:t>
+      </w:r>
+      <w:r>
+        <w:fldChar w:fldCharType="begin"/>
+      </w:r>
+      <w:r>
+        <w:instrText xml:space="preserve"> ADDIN ZOTERO_ITEM CSL_CITATION {"citationID":"dfWJ6OIw","properties":{"formattedCitation":"(39)","plainCitation":"(39)","noteIndex":0},"citationItems":[{"id":5497,"uris":["http://zotero.org/users/9264269/items/SSIRE9KF"],"itemData":{"id":5497,"type":"article-journal","container-title":"Computational Psychiatry","DOI":"10.5334/cpsy.95","ISSN":"2379-6227","issue":"1","language":"en","license":"https://creativecommons.org/licenses/by/4.0","page":"1-22","source":"DOI.org (Crossref)","title":"Altered Perception of Environmental Volatility During Social Learning in Emerging Psychosis","volume":"8","author":[{"family":"Hauke","given":"Daniel J."},{"family":"Wobmann","given":"Michelle"},{"family":"Andreou","given":"Christina"},{"family":"Mackintosh","given":"Amatya J."},{"family":"De Bock","given":"Renate"},{"family":"Karvelis","given":"Povilas"},{"family":"Adams","given":"Rick A."},{"family":"Sterzer","given":"Philipp"},{"family":"Borgwardt","given":"Stefan"},{"family":"Roth","given":"Volker"},{"family":"Diaconescu","given":"Andreea O."}],"issued":{"date-parts":[["2024",2,7]]}}}],"schema":"https://github.com/citation-style-language/schema/raw/master/csl-citation.json"} </w:instrText>
+      </w:r>
+      <w:r>
+        <w:fldChar w:fldCharType="separate"/>
+      </w:r>
+      <w:r>
+        <w:rPr>
+          <w:noProof/>
+        </w:rPr>
+        <w:t>(39)</w:t>
+      </w:r>
+      <w:r>
+        <w:fldChar w:fldCharType="end"/>
       </w:r>
       <w:r>
         <w:t>.</w:t>
@@ -5463,13 +5923,21 @@
         </m:r>
       </m:oMath>
       <w:r>
-        <w:t>). This relationship provides strong empirical support for predictive coding accounts of psychosis, such as those detailed by Horga and colleagues</w:t>
+        <w:t xml:space="preserve">). This relationship provides strong empirical support for predictive coding accounts of psychosis, such as those detailed by </w:t>
+      </w:r>
+      <w:proofErr w:type="spellStart"/>
+      <w:r>
+        <w:t>Horga</w:t>
+      </w:r>
+      <w:proofErr w:type="spellEnd"/>
+      <w:r>
+        <w:t xml:space="preserve"> and colleagues</w:t>
       </w:r>
       <w:r>
         <w:fldChar w:fldCharType="begin"/>
       </w:r>
       <w:r>
-        <w:instrText xml:space="preserve"> ADDIN ZOTERO_ITEM CSL_CITATION {"citationID":"VNwwh9W1","properties":{"formattedCitation":"(29)","plainCitation":"(29)","noteIndex":0},"citationItems":[{"id":5470,"uris":["http://zotero.org/users/9264269/items/Q6645SFJ"],"itemData":{"id":5470,"type":"article-journal","container-title":"Journal of Neuroscience","DOI":"10.1523/JNEUROSCI.0200-14.2014","ISSN":"0270-6474, 1529-2401","issue":"24","journalAbbreviation":"Journal of Neuroscience","language":"en","page":"8072-8082","source":"DOI.org (Crossref)","title":"Deficits in Predictive Coding Underlie Hallucinations in Schizophrenia","volume":"34","author":[{"family":"Horga","given":"G."},{"family":"Schatz","given":"K. C."},{"family":"Abi-Dargham","given":"A."},{"family":"Peterson","given":"B. S."}],"issued":{"date-parts":[["2014",6,11]]}}}],"schema":"https://github.com/citation-style-language/schema/raw/master/csl-citation.json"} </w:instrText>
+        <w:instrText xml:space="preserve"> ADDIN ZOTERO_ITEM CSL_CITATION {"citationID":"VNwwh9W1","properties":{"formattedCitation":"(40)","plainCitation":"(40)","noteIndex":0},"citationItems":[{"id":5470,"uris":["http://zotero.org/users/9264269/items/Q6645SFJ"],"itemData":{"id":5470,"type":"article-journal","container-title":"Journal of Neuroscience","DOI":"10.1523/JNEUROSCI.0200-14.2014","ISSN":"0270-6474, 1529-2401","issue":"24","journalAbbreviation":"Journal of Neuroscience","language":"en","page":"8072-8082","source":"DOI.org (Crossref)","title":"Deficits in Predictive Coding Underlie Hallucinations in Schizophrenia","volume":"34","author":[{"family":"Horga","given":"G."},{"family":"Schatz","given":"K. C."},{"family":"Abi-Dargham","given":"A."},{"family":"Peterson","given":"B. S."}],"issued":{"date-parts":[["2014",6,11]]}}}],"schema":"https://github.com/citation-style-language/schema/raw/master/csl-citation.json"} </w:instrText>
       </w:r>
       <w:r>
         <w:fldChar w:fldCharType="separate"/>
@@ -5478,7 +5946,7 @@
         <w:rPr>
           <w:noProof/>
         </w:rPr>
-        <w:t>(29)</w:t>
+        <w:t>(40)</w:t>
       </w:r>
       <w:r>
         <w:fldChar w:fldCharType="end"/>
@@ -5490,7 +5958,35 @@
         <w:t xml:space="preserve">, </w:t>
       </w:r>
       <w:r>
-        <w:t xml:space="preserve">an inability to appropriately balance the reliability of internal priors against incoming sensory prediction errors. When the precision of external social feedback is aberrantly </w:t>
+        <w:t xml:space="preserve">an inability to appropriately balance the reliability of internal </w:t>
+      </w:r>
+      <w:r>
+        <w:lastRenderedPageBreak/>
+        <w:t xml:space="preserve">priors against incoming sensory </w:t>
+      </w:r>
+      <w:r>
+        <w:t>PEs</w:t>
+      </w:r>
+      <w:r>
+        <w:fldChar w:fldCharType="begin"/>
+      </w:r>
+      <w:r>
+        <w:instrText xml:space="preserve"> ADDIN ZOTERO_ITEM CSL_CITATION {"citationID":"cnnbt39p","properties":{"formattedCitation":"(41,42)","plainCitation":"(41,42)","noteIndex":0},"citationItems":[{"id":952,"uris":["http://zotero.org/users/9264269/items/D6F6LLRB"],"itemData":{"id":952,"type":"document","abstract":"Fueled by developments in computational neuroscience, there has been increasing interest in the underlying neurocomputational mechanisms of psychosis. One successful approach involves predictive coding and Bayesian inference. Here, inferences regarding the current state of the world are made by combining prior beliefs with incoming sensory signals. Mismatches between prior beliefs and incoming signals constitute prediction errors that drive new learning. Psychosis has been suggested to result from a decreased precision in the encoding of prior beliefs relative to the sensory data, thereby garnering maladaptive inferences. Here, we review the current evidence for aberrant predictive coding and discuss challenges for this canonical predictive coding account of psychosis. For example, hallucinations and delusions may relate to distinct alterations in predictive coding, despite their common co-occurrence. More broadly, some studies implicate weakened prior beliefs in psychosis, and others find stronger priors. These challenges might be answered with a more nuanced view of predictive coding. Different priors may be specified for different sensory modalities and their integration, and deficits in each modality need not be uniform. Furthermore, hierarchical organization may be critical. Altered processes at lower levels of a hierarchy need not be linearly related to processes at higher levels (and vice versa). Finally, canonical theories do not highlight active inference—the process through which the effects of our actions on our sensations are anticipated and minimized. It is possible that conflicting findings might be reconciled by considering these complexities, portending a framework for psychosis more equipped to deal with its many manifestations.","DOI":"10.1016/j.biopsych.2018.05.015","note":"ISSN: 18732402\nissue: 9\npage: 634–643\ncontainer-title: Biological Psychiatry\nvolume: 84\nPMID: 30007575","publisher":"Elsevier USA","title":"The Predictive Coding Account of Psychosis","author":[{"family":"Sterzer","given":"Philipp"},{"family":"Adams","given":"Rick A."},{"family":"Fletcher","given":"Paul"},{"family":"Frith","given":"Chris"},{"family":"Lawrie","given":"Stephen M."},{"family":"Muckli","given":"Lars"},{"family":"Petrovic","given":"Predrag"},{"family":"Uhlhaas","given":"Peter"},{"family":"Voss","given":"Martin"},{"family":"Corlett","given":"Philip R."}],"issued":{"date-parts":[["2018",11]]}}},{"id":5499,"uris":["http://zotero.org/users/9264269/items/6ZY9W8B3"],"itemData":{"id":5499,"type":"article-journal","abstract":"Predictive coding offers a powerful computational framework for understanding brain function and psychiatric disorders at a mechanistic level. This perspective synthesizes advances in computational psychiatry, proposing that mental disorders can be conceptualized as specific alterations in the brain’s predictive inference machinery. We first outline the theoretical foundations of predictive coding, including Bayesian inference, free-energy minimization, and neural population dynamics, illustrating how these abstract computational principles map onto specific neural circuits and biophysical mechanisms. We then argue that diverse psychiatric conditions can be understood within this unified framework. Taken together, these links between theory, generative models and empirical data suggest a route by which predictive coding might be rendered a testable, modifiable, falsifiable construct within biological psychiatry. Beyond offering conceptual clarity, this framework has significant clinical implications, including the development of mechanistic biomarkers, personalized treatment approaches based on computational phenotypes, and novel therapeutic interventions targeting specific inferential abnormalities. By grounding psychiatric symptoms in aberrant predictive processes implemented in neural circuitry, this approach promises a more mechanistic understanding of mental disorders and a path toward more targeted, effective interventions.","container-title":"Frontiers in Psychiatry","DOI":"10.3389/fpsyt.2025.1713833","ISSN":"1664-0640","journalAbbreviation":"Front. Psychiatry","page":"1713833","source":"DOI.org (Crossref)","title":"Predictive coding and neurocomputational psychiatry: a mechanistic framework for understanding mental disorders","title-short":"Predictive coding and neurocomputational psychiatry","volume":"16","author":[{"family":"Shaw","given":"Alexander D."},{"family":"Sumner","given":"Rachael L."},{"family":"Berndt","given":"Lioba C. S."}],"issued":{"date-parts":[["2026",1,7]]}}}],"schema":"https://github.com/citation-style-language/schema/raw/master/csl-citation.json"} </w:instrText>
+      </w:r>
+      <w:r>
+        <w:fldChar w:fldCharType="separate"/>
+      </w:r>
+      <w:r>
+        <w:rPr>
+          <w:noProof/>
+        </w:rPr>
+        <w:t>(41,42)</w:t>
+      </w:r>
+      <w:r>
+        <w:fldChar w:fldCharType="end"/>
+      </w:r>
+      <w:r>
+        <w:t xml:space="preserve">. When the precision of external social feedback is aberrantly </w:t>
       </w:r>
       <w:proofErr w:type="gramStart"/>
       <w:r>
@@ -5504,7 +6000,6 @@
     <w:p/>
     <w:p>
       <w:r>
-        <w:lastRenderedPageBreak/>
         <w:t xml:space="preserve">Our fMRI findings provide the direct neural substrate for this predictive coding failure. In </w:t>
       </w:r>
       <w:r>
@@ -5543,7 +6038,7 @@
         <w:fldChar w:fldCharType="begin"/>
       </w:r>
       <w:r>
-        <w:instrText xml:space="preserve"> ADDIN ZOTERO_ITEM CSL_CITATION {"citationID":"oEyxbRGT","properties":{"formattedCitation":"(30,31)","plainCitation":"(30,31)","noteIndex":0},"citationItems":[{"id":5477,"uris":["http://zotero.org/users/9264269/items/SBL8EFJC"],"itemData":{"id":5477,"type":"article-journal","abstract":"Hierarchical perceptual-inference models of psychosis may provide a holistic framework for understanding psychosis in schizophrenia including heterogeneity in clinical presentations. Particularly, hypothesized alterations at distinct levels of the perceptual-inference hierarchy may explain why hallucinations and delusions tend to cluster together yet sometimes manifest in isolation. To test this, we used a recently developed resting-state fMRI measure of intrinsic neural timescale (INT), which reflects the time window of neural integration and captures hierarchical brain gradients. In analyses examining extended sensory hierarchies that we first validated, we found distinct hierarchical INT alterations for hallucinations versus delusions in the auditory and somatosensory systems, thus providing support for hierarchical perceptual-inference models of psychosis. Simulations using a large-scale biophysical model suggested local elevations of excitation-inhibition ratio at different hierarchical levels as a potential mechanism. More generally, our work highlights the robustness and utility of INT for studying hierarchical processes relevant to basic and clinical neuroscience.","container-title":"eLife","DOI":"10.7554/eLife.56151","ISSN":"2050-084X","language":"en","page":"e56151","source":"DOI.org (Crossref)","title":"Distinct hierarchical alterations of intrinsic neural timescales account for different manifestations of psychosis","volume":"9","author":[{"family":"Wengler","given":"Kenneth"},{"family":"Goldberg","given":"Andrew T"},{"family":"Chahine","given":"George"},{"family":"Horga","given":"Guillermo"}],"issued":{"date-parts":[["2020",10,27]]}}},{"id":5479,"uris":["http://zotero.org/users/9264269/items/2AWW3K9M"],"itemData":{"id":5479,"type":"article-journal","abstract":"Abstract\n            \n              Evidence of altered visual processing is well</w:instrText>
+        <w:instrText xml:space="preserve"> ADDIN ZOTERO_ITEM CSL_CITATION {"citationID":"r27TNOvA","properties":{"formattedCitation":"(43\\uc0\\u8211{}46)","plainCitation":"(43–46)","noteIndex":0},"citationItems":[{"id":5477,"uris":["http://zotero.org/users/9264269/items/SBL8EFJC"],"itemData":{"id":5477,"type":"article-journal","abstract":"Hierarchical perceptual-inference models of psychosis may provide a holistic framework for understanding psychosis in schizophrenia including heterogeneity in clinical presentations. Particularly, hypothesized alterations at distinct levels of the perceptual-inference hierarchy may explain why hallucinations and delusions tend to cluster together yet sometimes manifest in isolation. To test this, we used a recently developed resting-state fMRI measure of intrinsic neural timescale (INT), which reflects the time window of neural integration and captures hierarchical brain gradients. In analyses examining extended sensory hierarchies that we first validated, we found distinct hierarchical INT alterations for hallucinations versus delusions in the auditory and somatosensory systems, thus providing support for hierarchical perceptual-inference models of psychosis. Simulations using a large-scale biophysical model suggested local elevations of excitation-inhibition ratio at different hierarchical levels as a potential mechanism. More generally, our work highlights the robustness and utility of INT for studying hierarchical processes relevant to basic and clinical neuroscience.","container-title":"eLife","DOI":"10.7554/eLife.56151","ISSN":"2050-084X","language":"en","page":"e56151","source":"DOI.org (Crossref)","title":"Distinct hierarchical alterations of intrinsic neural timescales account for different manifestations of psychosis","volume":"9","author":[{"family":"Wengler","given":"Kenneth"},{"family":"Goldberg","given":"Andrew T"},{"family":"Chahine","given":"George"},{"family":"Horga","given":"Guillermo"}],"issued":{"date-parts":[["2020",10,27]]}}},{"id":5479,"uris":["http://zotero.org/users/9264269/items/2AWW3K9M"],"itemData":{"id":5479,"type":"article-journal","abstract":"Abstract\n            \n              Evidence of altered visual processing is well</w:instrText>
       </w:r>
       <w:r>
         <w:rPr>
@@ -5552,31 +6047,7 @@
         <w:instrText>‐</w:instrText>
       </w:r>
       <w:r>
-        <w:instrText xml:space="preserve">established in schizophrenia. Visual integration deficits have been highlighted as a potential diagnostic biomarker to distinguish schizophrenia from other psychiatric disorders. Motivated by the current lack of cross-diagnostic assessments of visual integration performance, the current study used the Jittered Orientation Visual Integration (JOVI) task to assess contour integration performance in 85 psychiatric inpatients split into “schizophrenia spectrum” (\n              n\n               = 40) and “other psychiatric disorders” (\n              n\n               = 45), and healthy controls (\n              n\n               = 43). The study also examined attentional and working memory ability using the Digit Span Task. JOVI accuracy scores were found to be significantly impaired relative to healthy controls for both the schizophrenia (\n              p\n               &lt; 0.001) and other psychiatric (\n              p\n               &lt; 0001) patient groups. In line with a transdiagnostic deficit, no differences in JOVI accuracy were seen between the patient groups (\n              p\n               = 0.97) with reduced JOVI accuracy correlating with worsening psychosis regardless of diagnosis (\n              r\n               = −0.32,\n              p\n               &lt; 0.05). Schizophrenia spectrum patients also showed reduced Digit Span Forward (\n              p\n               &lt; 0.001) and Backward scores (\n              p\n               &lt; 0.001). The other psychiatric (\n              p\n               = 0.024) group were similarly found to be impaired in the Digit Span Backward relative to healthy controls, however no differences were seen between the patient groups. The findings indicate that contour integration deficits are not specific to schizophrenia spectrum disorders, and instead the neurobiological underpinnings of visual integration impairment may share commonality with psychosis more generally. The findings are also consistent with cognitive factors playing a potential role in JOVI performance and highlight the difficulty in teasing apart altered perceptual and cognitive function in psychiatric patient groups.","container-title":"Schizophrenia","DOI":"10.1038/s41537-025-00606-0","ISSN":"2754-6993","issue":"1","journalAbbreviation":"Schizophr","language":"en","page":"58","source":"DOI.org (Crossref)","title":"Visual integration deficits associated with psychosis are independent of diagnosis","volume":"11","author":[{"family":"Geljic","given":"Mia"},{"family":"Mitchell","given":"Matthew"},{"family":"Stevens","given":"Keri-Anne"},{"family":"Holbrook","given":"Henry"},{"family":"Darke","given":"Hayley"},{"family":"Goodbourn","given":"Patrick"},{"family":"Damicoucas","given":"Christina"},{"family":"Asghari-Jafarabadi","given":"Mohammad"},{"family":"Sundram","given":"Suresh"},{"family":"Carter","given":"Olivia"}],"issued":{"date-parts":[["2025",4,9]]}}}],"schema":"https://github.com/citation-style-language/schema/raw/master/csl-citation.json"} </w:instrText>
-      </w:r>
-      <w:r>
-        <w:fldChar w:fldCharType="separate"/>
-      </w:r>
-      <w:r>
-        <w:rPr>
-          <w:noProof/>
-        </w:rPr>
-        <w:t>(30,31)</w:t>
-      </w:r>
-      <w:r>
-        <w:fldChar w:fldCharType="end"/>
-      </w:r>
-      <w:r>
-        <w:t>, indicating a fundamental breakdown in sensory precision</w:t>
-      </w:r>
-      <w:r>
-        <w:t>, potentially due to NMDA hypofunction</w:t>
-      </w:r>
-      <w:r>
-        <w:fldChar w:fldCharType="begin"/>
-      </w:r>
-      <w:r>
-        <w:instrText xml:space="preserve"> ADDIN ZOTERO_ITEM CSL_CITATION {"citationID":"2T1jRW6D","properties":{"formattedCitation":"(32\\uc0\\u8211{}34)","plainCitation":"(32–34)","noteIndex":0},"citationItems":[{"id":5475,"uris":["http://zotero.org/users/9264269/items/3UP8K58Q"],"itemData":{"id":5475,"type":"article-journal","abstract":"N-methyl-d-aspartate (NMDA) receptor (NMDAR) hypofunction plays a key role in pathophysiology of schizophrenia. Since NMDAR hypofunction has also been reported in autism, Alzheimer's disease and cognitive dementia, it is crucial to identify the location, timing, and mechanism of NMDAR hypofunction for schizophrenia for better understanding of disease etiology and for novel therapeutic intervention. In this review, we first discuss the shared underlying mechanisms of NMDAR hypofunction in NMDAR antagonist models and the anti-NMDAR autoantibody model of schizophrenia and suggest that NMDAR hypofunction could occur in GABAergic neurons in both models. Preclinical models using transgenic mice have shown that NMDAR hypofunction in cortical GABAergic neurons, in particular parvalbumin-positive fast-spiking interneurons, in the early postnatal period confers schizophrenia-related phenotypes. Recent studies suggest that NMDAR hypofunction can also occur in PV-positive GABAergic neurons with alterations of NMDAR-associated proteins, such as neuregulin/ErbB4, α7nAChR, and serine racemase. Furthermore, several environmental factors, such as oxidative stress, kynurenic acid and hypoxia, may also potentially elicit NMDAR hypofunction in GABAergic neurons in early postnatal period. Altogether, the studies discussed here support a central role for GABAergic abnormalities in the context of NMDAR hypofunction. We conclude by suggesting potential therapeutic strategies to improve the function of fast-spiking neurons.","container-title":"Pharmacology &amp; Therapeutics","DOI":"10.1016/j.pharmthera.2019.107426","ISSN":"1879-016X","journalAbbreviation":"Pharmacol Ther","language":"eng","page":"107426","PMID":"31629007","PMCID":"PMC6981256","source":"PubMed","title":"The origin of NMDA receptor hypofunction in schizophrenia","volume":"205","author":[{"family":"Nakazawa","given":"Kazu"},{"family":"Sapkota","given":"Kiran"}],"issued":{"date-parts":[["2020",1]]}}},{"id":5471,"uris":["http://zotero.org/users/9264269/items/KX7CQ4SG"],"itemData":{"id":5471,"type":"article-journal","abstract":"The experience of coupling between motor output and visual feedback is necessary for the development of visuomotor skills and shapes visuomotor integration in visual cortex. Whether these experience-dependent changes of responses in V1 depend on modifications of the local circuit or are the consequence of circuit changes outside of V1 remains unclear. Here, we probed the role of\n              N\n              -methyl-\n              d\n              -aspartate (NMDA) receptor-dependent signaling, which is known to be involved in neuronal plasticity, in mouse primary visual cortex (V1) during visuomotor development. We used a local knockout of NMDA receptors and a photoactivatable inhibition of CaMKII in V1 during the first visual experience to probe for changes in neuronal activity in V1 as well as the influence on performance in a visuomotor task. We found that a knockout of NMDA receptors before, but not after, first visuomotor experience reduced responses to unpredictable stimuli, diminished the suppression of predictable feedback in V1, and impaired visuomotor skill learning later in life. Our results demonstrate that NMDA receptor-dependent signaling in V1 is critical during the first visuomotor experience for shaping visuomotor integration and enabling visuomotor skill learning.","container-title":"eLife","DOI":"10.7554/eLife.71476","ISSN":"2050-084X","language":"en","page":"e71476","source":"DOI.org (Crossref)","title":"NMDA receptors in visual cortex are necessary for normal visuomotor integration and skill learning","volume":"11","author":[{"family":"Widmer","given":"Felix C"},{"family":"O'Toole","given":"Sean M"},{"family":"Keller","given":"Georg B"}],"issued":{"date-parts":[["2022",2,16]]}}},{"id":5473,"uris":["http://zotero.org/users/9264269/items/T2WUABM9"],"itemData":{"id":5473,"type":"article-journal","abstract":"Visual cognition is finely tuned to the elements in a scene but also relies on contextual integration to improve visual detection and discrimination. This integration is impaired in patients with schizophrenia. Studying impairments in contextual integration may lead to biomarkers of schizophrenia, tools to monitor disease progression, and, in animal models, insight into the underlying neural deficits. We developed a nonhuman primate model to test the hypothesis that hypofunction of the N-methyl d-aspartate receptor (NMDAR) impairs contextual integration. Two male rhesus macaques (Macaca mulatta) were trained to indicate which of two patterns on the screen had the highest contrast. One of these patterns appeared in isolation, and the other was surrounded by a high-contrast pattern. In humans, this high-contrast context is known to lead to an underestimation of contrast. This so-called Chubb illusion is thought to result from surround suppression, a key contextual integration mechanism. To test the involvement of NMDAR in this process, we compared animals' perceptual bias with and without intramuscular injections of a subanesthetic dose of the NMDAR antagonist ketamine. In the absence of ketamine, the animals reported a Chubb illusion - matching reports in healthy humans. Hence, monkeys - just like humans - perform visual contextual integration. This reaffirms the importance of nonhuman primates to help understand visual cognition. Injection of ketamine significantly reduced the strength of the illusion and thus impaired contextual integration. This supports the hypothesis that NMDAR hypofunction plays a causal role in specific behavioral impairments observed in schizophrenia.","container-title":"Journal of Vision","DOI":"10.1167/jov.21.6.9","ISSN":"1534-7362","issue":"6","journalAbbreviation":"J Vis","language":"eng","page":"9","PMID":"34128974","PMCID":"PMC8212430","source":"PubMed","title":"N-methyl d-aspartate receptor hypofunction reduces visual contextual integration","volume":"21","author":[{"family":"Schielke","given":"Alexander"},{"family":"Krekelberg","given":"Bart"}],"issued":{"date-parts":[["2021",6,7]]}}}],"schema":"https://github.com/citation-style-language/schema/raw/master/csl-citation.json"} </w:instrText>
+        <w:instrText xml:space="preserve">established in schizophrenia. Visual integration deficits have been highlighted as a potential diagnostic biomarker to distinguish schizophrenia from other psychiatric disorders. Motivated by the current lack of cross-diagnostic assessments of visual integration performance, the current study used the Jittered Orientation Visual Integration (JOVI) task to assess contour integration performance in 85 psychiatric inpatients split into “schizophrenia spectrum” (\n              n\n               = 40) and “other psychiatric disorders” (\n              n\n               = 45), and healthy controls (\n              n\n               = 43). The study also examined attentional and working memory ability using the Digit Span Task. JOVI accuracy scores were found to be significantly impaired relative to healthy controls for both the schizophrenia (\n              p\n               &lt; 0.001) and other psychiatric (\n              p\n               &lt; 0001) patient groups. In line with a transdiagnostic deficit, no differences in JOVI accuracy were seen between the patient groups (\n              p\n               = 0.97) with reduced JOVI accuracy correlating with worsening psychosis regardless of diagnosis (\n              r\n               = −0.32,\n              p\n               &lt; 0.05). Schizophrenia spectrum patients also showed reduced Digit Span Forward (\n              p\n               &lt; 0.001) and Backward scores (\n              p\n               &lt; 0.001). The other psychiatric (\n              p\n               = 0.024) group were similarly found to be impaired in the Digit Span Backward relative to healthy controls, however no differences were seen between the patient groups. The findings indicate that contour integration deficits are not specific to schizophrenia spectrum disorders, and instead the neurobiological underpinnings of visual integration impairment may share commonality with psychosis more generally. The findings are also consistent with cognitive factors playing a potential role in JOVI performance and highlight the difficulty in teasing apart altered perceptual and cognitive function in psychiatric patient groups.","container-title":"Schizophrenia","DOI":"10.1038/s41537-025-00606-0","ISSN":"2754-6993","issue":"1","journalAbbreviation":"Schizophr","language":"en","page":"58","source":"DOI.org (Crossref)","title":"Visual integration deficits associated with psychosis are independent of diagnosis","volume":"11","author":[{"family":"Geljic","given":"Mia"},{"family":"Mitchell","given":"Matthew"},{"family":"Stevens","given":"Keri-Anne"},{"family":"Holbrook","given":"Henry"},{"family":"Darke","given":"Hayley"},{"family":"Goodbourn","given":"Patrick"},{"family":"Damicoucas","given":"Christina"},{"family":"Asghari-Jafarabadi","given":"Mohammad"},{"family":"Sundram","given":"Suresh"},{"family":"Carter","given":"Olivia"}],"issued":{"date-parts":[["2025",4,9]]}}},{"id":5501,"uris":["http://zotero.org/users/9264269/items/H8C6XTNR"],"itemData":{"id":5501,"type":"article-journal","container-title":"Journal of Abnormal Psychology","DOI":"10.1037/abn0000494","ISSN":"1939-1846, 0021-843X","issue":"6","journalAbbreviation":"Journal of Abnormal Psychology","language":"en","license":"http://creativecommons.org/licenses/by/3.0/","page":"581-598","source":"DOI.org (Crossref)","title":"Influence of prior beliefs on perception in early psychosis: Effects of illness stage and hierarchical level of belief.","title-short":"Influence of prior beliefs on perception in early psychosis","volume":"129","author":[{"family":"Haarsma","given":"Joost"},{"family":"Knolle","given":"Franziska"},{"family":"Griffin","given":"Juliet D."},{"family":"Taverne","given":"Hilde"},{"family":"Mada","given":"Marius"},{"family":"Goodyer","given":"Ian M."},{"literal":"The Nspn Consortium"},{"family":"Fletcher","given":"Paul C."},{"family":"Murray","given":"Graham K."}],"issued":{"date-parts":[["2020",8]]}}},{"id":5502,"uris":["http://zotero.org/users/9264269/items/XAUE74IR"],"itemData":{"id":5502,"type":"article-journal","abstract":"Abstract\n            We computed intrinsic neural timescales (INT) based on resting-state functional magnetic resonance imaging (rsfMRI) data of healthy controls (HC) and patients with schizophrenia spectrum disorder (SZ) from three independently collected samples. Five clusters showed decreased INT in SZ compared to HC in all three samples: right occipital fusiform gyrus (rOFG), left superior occipital gyrus (lSOG), right superior occipital gyrus (rSOG), left lateral occipital cortex (lLOC) and right postcentral gyrus (rPG). In other words, it appears that sensory information in visual and posterior parietal areas is stored for reduced lengths of time in SZ compared to HC. Finally, we found that symptom severity appears to modulate INT of these areas in SZ.","container-title":"npj Schizophrenia","DOI":"10.1038/s41537-021-00184-x","ISSN":"2334-265X","issue":"1","journalAbbreviation":"npj Schizophr","language":"en","page":"55","source":"DOI.org (Crossref)","title":"Reduced intrinsic neural timescales in schizophrenia along posterior parietal and occipital areas","volume":"7","author":[{"family":"Uscătescu","given":"Lavinia Carmen"},{"family":"Said-Yürekli","given":"Sarah"},{"family":"Kronbichler","given":"Lisa"},{"family":"Stelzig-Schöler","given":"Renate"},{"family":"Pearce","given":"Brandy-Gale"},{"family":"Reich","given":"Luise Antonia"},{"family":"Weber","given":"Stefanie"},{"family":"Aichhorn","given":"Wolfgang"},{"family":"Kronbichler","given":"Martin"}],"issued":{"date-parts":[["2021",11,22]]}}}],"schema":"https://github.com/citation-style-language/schema/raw/master/csl-citation.json"} </w:instrText>
       </w:r>
       <w:r>
         <w:fldChar w:fldCharType="separate"/>
@@ -5587,7 +6058,33 @@
           <w:szCs w:val="24"/>
           <w14:ligatures w14:val="standardContextual"/>
         </w:rPr>
-        <w:t>(32–34)</w:t>
+        <w:t>(43–46)</w:t>
+      </w:r>
+      <w:r>
+        <w:fldChar w:fldCharType="end"/>
+      </w:r>
+      <w:r>
+        <w:t>, indicating a fundamental breakdown in sensory precision</w:t>
+      </w:r>
+      <w:r>
+        <w:t>, potentially due to NMDA hypofunction</w:t>
+      </w:r>
+      <w:r>
+        <w:fldChar w:fldCharType="begin"/>
+      </w:r>
+      <w:r>
+        <w:instrText xml:space="preserve"> ADDIN ZOTERO_ITEM CSL_CITATION {"citationID":"tgE3VJOM","properties":{"formattedCitation":"(47\\uc0\\u8211{}50)","plainCitation":"(47–50)","noteIndex":0},"citationItems":[{"id":5475,"uris":["http://zotero.org/users/9264269/items/3UP8K58Q"],"itemData":{"id":5475,"type":"article-journal","abstract":"N-methyl-d-aspartate (NMDA) receptor (NMDAR) hypofunction plays a key role in pathophysiology of schizophrenia. Since NMDAR hypofunction has also been reported in autism, Alzheimer's disease and cognitive dementia, it is crucial to identify the location, timing, and mechanism of NMDAR hypofunction for schizophrenia for better understanding of disease etiology and for novel therapeutic intervention. In this review, we first discuss the shared underlying mechanisms of NMDAR hypofunction in NMDAR antagonist models and the anti-NMDAR autoantibody model of schizophrenia and suggest that NMDAR hypofunction could occur in GABAergic neurons in both models. Preclinical models using transgenic mice have shown that NMDAR hypofunction in cortical GABAergic neurons, in particular parvalbumin-positive fast-spiking interneurons, in the early postnatal period confers schizophrenia-related phenotypes. Recent studies suggest that NMDAR hypofunction can also occur in PV-positive GABAergic neurons with alterations of NMDAR-associated proteins, such as neuregulin/ErbB4, α7nAChR, and serine racemase. Furthermore, several environmental factors, such as oxidative stress, kynurenic acid and hypoxia, may also potentially elicit NMDAR hypofunction in GABAergic neurons in early postnatal period. Altogether, the studies discussed here support a central role for GABAergic abnormalities in the context of NMDAR hypofunction. We conclude by suggesting potential therapeutic strategies to improve the function of fast-spiking neurons.","container-title":"Pharmacology &amp; Therapeutics","DOI":"10.1016/j.pharmthera.2019.107426","ISSN":"1879-016X","journalAbbreviation":"Pharmacol Ther","language":"eng","page":"107426","PMID":"31629007","PMCID":"PMC6981256","source":"PubMed","title":"The origin of NMDA receptor hypofunction in schizophrenia","volume":"205","author":[{"family":"Nakazawa","given":"Kazu"},{"family":"Sapkota","given":"Kiran"}],"issued":{"date-parts":[["2020",1]]}}},{"id":5471,"uris":["http://zotero.org/users/9264269/items/KX7CQ4SG"],"itemData":{"id":5471,"type":"article-journal","abstract":"The experience of coupling between motor output and visual feedback is necessary for the development of visuomotor skills and shapes visuomotor integration in visual cortex. Whether these experience-dependent changes of responses in V1 depend on modifications of the local circuit or are the consequence of circuit changes outside of V1 remains unclear. Here, we probed the role of\n              N\n              -methyl-\n              d\n              -aspartate (NMDA) receptor-dependent signaling, which is known to be involved in neuronal plasticity, in mouse primary visual cortex (V1) during visuomotor development. We used a local knockout of NMDA receptors and a photoactivatable inhibition of CaMKII in V1 during the first visual experience to probe for changes in neuronal activity in V1 as well as the influence on performance in a visuomotor task. We found that a knockout of NMDA receptors before, but not after, first visuomotor experience reduced responses to unpredictable stimuli, diminished the suppression of predictable feedback in V1, and impaired visuomotor skill learning later in life. Our results demonstrate that NMDA receptor-dependent signaling in V1 is critical during the first visuomotor experience for shaping visuomotor integration and enabling visuomotor skill learning.","container-title":"eLife","DOI":"10.7554/eLife.71476","ISSN":"2050-084X","language":"en","page":"e71476","source":"DOI.org (Crossref)","title":"NMDA receptors in visual cortex are necessary for normal visuomotor integration and skill learning","volume":"11","author":[{"family":"Widmer","given":"Felix C"},{"family":"O'Toole","given":"Sean M"},{"family":"Keller","given":"Georg B"}],"issued":{"date-parts":[["2022",2,16]]}}},{"id":5473,"uris":["http://zotero.org/users/9264269/items/T2WUABM9"],"itemData":{"id":5473,"type":"article-journal","abstract":"Visual cognition is finely tuned to the elements in a scene but also relies on contextual integration to improve visual detection and discrimination. This integration is impaired in patients with schizophrenia. Studying impairments in contextual integration may lead to biomarkers of schizophrenia, tools to monitor disease progression, and, in animal models, insight into the underlying neural deficits. We developed a nonhuman primate model to test the hypothesis that hypofunction of the N-methyl d-aspartate receptor (NMDAR) impairs contextual integration. Two male rhesus macaques (Macaca mulatta) were trained to indicate which of two patterns on the screen had the highest contrast. One of these patterns appeared in isolation, and the other was surrounded by a high-contrast pattern. In humans, this high-contrast context is known to lead to an underestimation of contrast. This so-called Chubb illusion is thought to result from surround suppression, a key contextual integration mechanism. To test the involvement of NMDAR in this process, we compared animals' perceptual bias with and without intramuscular injections of a subanesthetic dose of the NMDAR antagonist ketamine. In the absence of ketamine, the animals reported a Chubb illusion - matching reports in healthy humans. Hence, monkeys - just like humans - perform visual contextual integration. This reaffirms the importance of nonhuman primates to help understand visual cognition. Injection of ketamine significantly reduced the strength of the illusion and thus impaired contextual integration. This supports the hypothesis that NMDAR hypofunction plays a causal role in specific behavioral impairments observed in schizophrenia.","container-title":"Journal of Vision","DOI":"10.1167/jov.21.6.9","ISSN":"1534-7362","issue":"6","journalAbbreviation":"J Vis","language":"eng","page":"9","PMID":"34128974","PMCID":"PMC8212430","source":"PubMed","title":"N-methyl d-aspartate receptor hypofunction reduces visual contextual integration","volume":"21","author":[{"family":"Schielke","given":"Alexander"},{"family":"Krekelberg","given":"Bart"}],"issued":{"date-parts":[["2021",6,7]]}}},{"id":5504,"uris":["http://zotero.org/users/9264269/items/7FTCQJ88"],"itemData":{"id":5504,"type":"article-journal","abstract":"Abstract\n            \n              Recent theories of cortical function construe the brain as performing hierarchical Bayesian inference. According to these theories, the precision of prediction errors plays a key role in learning and decision-making, is controlled by dopamine and contributes to the pathogenesis of psychosis. To test these hypotheses, we studied learning with variable outcome-precision in healthy individuals after dopaminergic modulation with a placebo, a dopamine receptor agonist bromocriptine or a dopamine receptor antagonist sulpiride (dopamine study\n              n\n               = 59) and in patients with early psychosis (psychosis study\n              n\n               = 74: 20 participants with first-episode psychosis, 30 healthy controls and 24 participants with at-risk mental state attenuated psychotic symptoms). Behavioural computational modelling indicated that precision weighting of prediction errors benefits learning in health and is impaired in psychosis. FMRI revealed coding of unsigned prediction errors, which signal surprise, relative to their precision in superior frontal cortex (replicated across studies, combined\n              n\n               = 133), which was perturbed by dopaminergic modulation, impaired in psychosis and associated with task performance and schizotypy (schizotypy correlation in 86 healthy volunteers). In contrast to our previous work, we did not observe significant precision-weighting of signed prediction errors, which signal valence, in the midbrain and ventral striatum in the healthy controls (or patients) in the psychosis study. We conclude that healthy people, but not patients with first-episode psychosis, take into account the precision of the environment when updating beliefs. Precision weighting of cortical prediction error signals is a key mechanism through which dopamine modulates inference and contributes to the pathogenesis of psychosis.","container-title":"Molecular Psychiatry","DOI":"10.1038/s41380-020-0803-8","ISSN":"1359-4184, 1476-5578","issue":"9","journalAbbreviation":"Mol Psychiatry","language":"en","page":"5320-5333","source":"DOI.org (Crossref)","title":"Precision weighting of cortical unsigned prediction error signals benefits learning, is mediated by dopamine, and is impaired in psychosis","volume":"26","author":[{"family":"Haarsma","given":"J."},{"family":"Fletcher","given":"P. C."},{"family":"Griffin","given":"J. D."},{"family":"Taverne","given":"H. J."},{"family":"Ziauddeen","given":"H."},{"family":"Spencer","given":"T. J."},{"family":"Miller","given":"C."},{"family":"Katthagen","given":"T."},{"family":"Goodyer","given":"I."},{"family":"Diederen","given":"K. M. J."},{"family":"Murray","given":"G. K."}],"issued":{"date-parts":[["2021",9]]}}}],"schema":"https://github.com/citation-style-language/schema/raw/master/csl-citation.json"} </w:instrText>
+      </w:r>
+      <w:r>
+        <w:fldChar w:fldCharType="separate"/>
+      </w:r>
+      <w:r>
+        <w:rPr>
+          <w:rFonts w:eastAsiaTheme="minorHAnsi"/>
+          <w:szCs w:val="24"/>
+          <w14:ligatures w14:val="standardContextual"/>
+        </w:rPr>
+        <w:t>(47–50)</w:t>
       </w:r>
       <w:r>
         <w:fldChar w:fldCharType="end"/>
@@ -5655,7 +6152,39 @@
           <w:sz w:val="22"/>
           <w:szCs w:val="22"/>
         </w:rPr>
-        <w:t>the clinical cohort (</w:t>
+        <w:t xml:space="preserve">the clinical cohort </w:t>
+      </w:r>
+      <w:r>
+        <w:rPr>
+          <w:rFonts w:ascii="Arial" w:hAnsi="Arial" w:cs="Arial"/>
+          <w:sz w:val="22"/>
+          <w:szCs w:val="22"/>
+        </w:rPr>
+        <w:t>under</w:t>
+      </w:r>
+      <w:r>
+        <w:rPr>
+          <w:rFonts w:ascii="Arial" w:hAnsi="Arial" w:cs="Arial"/>
+          <w:sz w:val="22"/>
+          <w:szCs w:val="22"/>
+        </w:rPr>
+        <w:t xml:space="preserve"> fMRI</w:t>
+      </w:r>
+      <w:r>
+        <w:rPr>
+          <w:rFonts w:ascii="Arial" w:hAnsi="Arial" w:cs="Arial"/>
+          <w:sz w:val="22"/>
+          <w:szCs w:val="22"/>
+        </w:rPr>
+        <w:t xml:space="preserve"> </w:t>
+      </w:r>
+      <w:r>
+        <w:rPr>
+          <w:rFonts w:ascii="Arial" w:hAnsi="Arial" w:cs="Arial"/>
+          <w:sz w:val="22"/>
+          <w:szCs w:val="22"/>
+        </w:rPr>
+        <w:t>(</w:t>
       </w:r>
       <m:oMath>
         <m:r>
@@ -5788,207 +6317,9 @@
     </w:p>
     <w:p>
       <w:pPr>
-        <w:pStyle w:val="BodyText"/>
-        <w:spacing w:line="276" w:lineRule="auto"/>
-        <w:rPr>
-          <w:rFonts w:ascii="Arial" w:hAnsi="Arial" w:cs="Arial"/>
-          <w:sz w:val="22"/>
-          <w:szCs w:val="22"/>
-        </w:rPr>
-      </w:pPr>
-    </w:p>
-    <w:p>
-      <w:pPr>
-        <w:pStyle w:val="BodyText"/>
-        <w:spacing w:line="276" w:lineRule="auto"/>
-        <w:rPr>
-          <w:rFonts w:ascii="Arial" w:hAnsi="Arial" w:cs="Arial"/>
-          <w:sz w:val="22"/>
-          <w:szCs w:val="22"/>
-        </w:rPr>
-      </w:pPr>
-    </w:p>
-    <w:p>
-      <w:pPr>
-        <w:pStyle w:val="BodyText"/>
-        <w:spacing w:line="276" w:lineRule="auto"/>
-        <w:rPr>
-          <w:rFonts w:ascii="Arial" w:hAnsi="Arial" w:cs="Arial"/>
-          <w:sz w:val="22"/>
-          <w:szCs w:val="22"/>
-        </w:rPr>
-      </w:pPr>
-    </w:p>
-    <w:p>
-      <w:pPr>
-        <w:pStyle w:val="BodyText"/>
-        <w:spacing w:line="276" w:lineRule="auto"/>
-        <w:rPr>
-          <w:rFonts w:ascii="Arial" w:hAnsi="Arial" w:cs="Arial"/>
-          <w:sz w:val="22"/>
-          <w:szCs w:val="22"/>
-        </w:rPr>
-      </w:pPr>
-    </w:p>
-    <w:p>
-      <w:pPr>
-        <w:pStyle w:val="BodyText"/>
-        <w:spacing w:line="276" w:lineRule="auto"/>
-        <w:rPr>
-          <w:rFonts w:ascii="Arial" w:hAnsi="Arial" w:cs="Arial"/>
-          <w:sz w:val="22"/>
-          <w:szCs w:val="22"/>
-        </w:rPr>
-      </w:pPr>
-    </w:p>
-    <w:p>
-      <w:pPr>
-        <w:pStyle w:val="BodyText"/>
-        <w:spacing w:line="276" w:lineRule="auto"/>
-        <w:rPr>
-          <w:rFonts w:ascii="Arial" w:hAnsi="Arial" w:cs="Arial"/>
-          <w:sz w:val="22"/>
-          <w:szCs w:val="22"/>
-        </w:rPr>
-      </w:pPr>
-    </w:p>
-    <w:p>
-      <w:pPr>
-        <w:pStyle w:val="BodyText"/>
-        <w:spacing w:line="276" w:lineRule="auto"/>
-        <w:rPr>
-          <w:rFonts w:ascii="Arial" w:hAnsi="Arial" w:cs="Arial"/>
-          <w:sz w:val="22"/>
-          <w:szCs w:val="22"/>
-        </w:rPr>
-      </w:pPr>
-    </w:p>
-    <w:p>
-      <w:pPr>
-        <w:pStyle w:val="BodyText"/>
-        <w:spacing w:line="276" w:lineRule="auto"/>
-        <w:rPr>
-          <w:rFonts w:ascii="Arial" w:hAnsi="Arial" w:cs="Arial"/>
-          <w:sz w:val="22"/>
-          <w:szCs w:val="22"/>
-        </w:rPr>
-      </w:pPr>
-    </w:p>
-    <w:p>
-      <w:pPr>
-        <w:pStyle w:val="BodyText"/>
-        <w:spacing w:line="276" w:lineRule="auto"/>
-        <w:rPr>
-          <w:rFonts w:ascii="Arial" w:hAnsi="Arial" w:cs="Arial"/>
-          <w:sz w:val="22"/>
-          <w:szCs w:val="22"/>
-        </w:rPr>
-      </w:pPr>
-    </w:p>
-    <w:p>
-      <w:pPr>
-        <w:pStyle w:val="BodyText"/>
-        <w:spacing w:line="276" w:lineRule="auto"/>
-        <w:rPr>
-          <w:rFonts w:ascii="Arial" w:hAnsi="Arial" w:cs="Arial"/>
-          <w:sz w:val="22"/>
-          <w:szCs w:val="22"/>
-        </w:rPr>
-      </w:pPr>
-    </w:p>
-    <w:p>
-      <w:pPr>
-        <w:pStyle w:val="BodyText"/>
-        <w:spacing w:line="276" w:lineRule="auto"/>
-        <w:rPr>
-          <w:rFonts w:ascii="Arial" w:hAnsi="Arial" w:cs="Arial"/>
-          <w:sz w:val="22"/>
-          <w:szCs w:val="22"/>
-        </w:rPr>
-      </w:pPr>
-    </w:p>
-    <w:p>
-      <w:pPr>
-        <w:pStyle w:val="BodyText"/>
-        <w:spacing w:line="276" w:lineRule="auto"/>
-        <w:rPr>
-          <w:rFonts w:ascii="Arial" w:hAnsi="Arial" w:cs="Arial"/>
-          <w:sz w:val="22"/>
-          <w:szCs w:val="22"/>
-        </w:rPr>
-      </w:pPr>
-    </w:p>
-    <w:p>
-      <w:pPr>
-        <w:pStyle w:val="BodyText"/>
-        <w:spacing w:line="276" w:lineRule="auto"/>
-        <w:rPr>
-          <w:rFonts w:ascii="Arial" w:hAnsi="Arial" w:cs="Arial"/>
-          <w:sz w:val="22"/>
-          <w:szCs w:val="22"/>
-        </w:rPr>
-      </w:pPr>
-    </w:p>
-    <w:p>
-      <w:pPr>
-        <w:pStyle w:val="BodyText"/>
-        <w:spacing w:line="276" w:lineRule="auto"/>
-        <w:rPr>
-          <w:rFonts w:ascii="Arial" w:hAnsi="Arial" w:cs="Arial"/>
-          <w:sz w:val="22"/>
-          <w:szCs w:val="22"/>
-        </w:rPr>
-      </w:pPr>
-    </w:p>
-    <w:p>
-      <w:pPr>
-        <w:pStyle w:val="BodyText"/>
-        <w:spacing w:line="276" w:lineRule="auto"/>
-        <w:rPr>
-          <w:rFonts w:ascii="Arial" w:hAnsi="Arial" w:cs="Arial"/>
-          <w:sz w:val="22"/>
-          <w:szCs w:val="22"/>
-        </w:rPr>
-      </w:pPr>
-    </w:p>
-    <w:p>
-      <w:pPr>
-        <w:pStyle w:val="BodyText"/>
-        <w:spacing w:line="276" w:lineRule="auto"/>
-        <w:rPr>
-          <w:rFonts w:ascii="Arial" w:hAnsi="Arial" w:cs="Arial"/>
-          <w:sz w:val="22"/>
-          <w:szCs w:val="22"/>
-        </w:rPr>
-      </w:pPr>
-    </w:p>
-    <w:p>
-      <w:pPr>
-        <w:pStyle w:val="BodyText"/>
-        <w:spacing w:line="276" w:lineRule="auto"/>
-        <w:rPr>
-          <w:rFonts w:ascii="Arial" w:hAnsi="Arial" w:cs="Arial"/>
-          <w:sz w:val="22"/>
-          <w:szCs w:val="22"/>
-        </w:rPr>
-      </w:pPr>
-    </w:p>
-    <w:p>
-      <w:pPr>
-        <w:pStyle w:val="BodyText"/>
-        <w:spacing w:line="276" w:lineRule="auto"/>
-        <w:rPr>
-          <w:rFonts w:ascii="Arial" w:hAnsi="Arial" w:cs="Arial"/>
-          <w:sz w:val="22"/>
-          <w:szCs w:val="22"/>
-        </w:rPr>
-      </w:pPr>
-      <w:r>
-        <w:rPr>
-          <w:rFonts w:ascii="Arial" w:hAnsi="Arial" w:cs="Arial"/>
-          <w:sz w:val="22"/>
-          <w:szCs w:val="22"/>
-        </w:rPr>
+        <w:pStyle w:val="Duz1"/>
+      </w:pPr>
+      <w:r>
         <w:t>References</w:t>
       </w:r>
     </w:p>
@@ -6034,23 +6365,7 @@
         <w:pStyle w:val="Bibliography"/>
       </w:pPr>
       <w:r>
-        <w:t xml:space="preserve">2. </w:t>
-      </w:r>
-      <w:proofErr w:type="spellStart"/>
-      <w:r>
-        <w:t>Kochunov</w:t>
-      </w:r>
-      <w:proofErr w:type="spellEnd"/>
-      <w:r>
-        <w:t xml:space="preserve"> P, Coyle TR, Rowland LM, </w:t>
-      </w:r>
-      <w:proofErr w:type="spellStart"/>
-      <w:r>
-        <w:t>Jahanshad</w:t>
-      </w:r>
-      <w:proofErr w:type="spellEnd"/>
-      <w:r>
-        <w:t xml:space="preserve"> N, Thompson PM, Kelly S, </w:t>
+        <w:t xml:space="preserve">2. Kochunov P, Coyle TR, Rowland LM, Jahanshad N, Thompson PM, Kelly S, </w:t>
       </w:r>
       <w:r>
         <w:rPr>
@@ -6060,15 +6375,7 @@
         <w:t>et al.</w:t>
       </w:r>
       <w:r>
-        <w:t xml:space="preserve"> (2017): Association of White Matter </w:t>
-      </w:r>
-      <w:proofErr w:type="gramStart"/>
-      <w:r>
-        <w:t>With</w:t>
-      </w:r>
-      <w:proofErr w:type="gramEnd"/>
-      <w:r>
-        <w:t xml:space="preserve"> Core Cognitive Deficits in Patients With Schizophrenia [no. 9]. </w:t>
+        <w:t xml:space="preserve"> (2017): Association of White Matter With Core Cognitive Deficits in Patients With Schizophrenia [no. 9]. </w:t>
       </w:r>
       <w:r>
         <w:rPr>
@@ -6086,23 +6393,7 @@
         <w:pStyle w:val="Bibliography"/>
       </w:pPr>
       <w:r>
-        <w:t xml:space="preserve">3. </w:t>
-      </w:r>
-      <w:proofErr w:type="spellStart"/>
-      <w:r>
-        <w:t>Caqueo-Urízar</w:t>
-      </w:r>
-      <w:proofErr w:type="spellEnd"/>
-      <w:r>
-        <w:t xml:space="preserve"> A, Boyer L, </w:t>
-      </w:r>
-      <w:proofErr w:type="spellStart"/>
-      <w:r>
-        <w:t>Baumstarck</w:t>
-      </w:r>
-      <w:proofErr w:type="spellEnd"/>
-      <w:r>
-        <w:t xml:space="preserve"> K, Gilman SE (2015): Subjective perceptions of cognitive deficits and their influences on quality of life among patients with schizophrenia [no. 11]. </w:t>
+        <w:t xml:space="preserve">3. Caqueo-Urízar A, Boyer L, Baumstarck K, Gilman SE (2015): Subjective perceptions of cognitive deficits and their influences on quality of life among patients with schizophrenia [no. 11]. </w:t>
       </w:r>
       <w:r>
         <w:rPr>
@@ -6120,25 +6411,8 @@
         <w:pStyle w:val="Bibliography"/>
       </w:pPr>
       <w:r>
-        <w:t xml:space="preserve">4. Lesh TA, </w:t>
-      </w:r>
-      <w:proofErr w:type="spellStart"/>
-      <w:r>
-        <w:t>Niendam</w:t>
-      </w:r>
-      <w:proofErr w:type="spellEnd"/>
-      <w:r>
-        <w:t xml:space="preserve"> TA, </w:t>
-      </w:r>
-      <w:proofErr w:type="spellStart"/>
-      <w:r>
-        <w:t>Minzenberg</w:t>
-      </w:r>
-      <w:proofErr w:type="spellEnd"/>
-      <w:r>
-        <w:t xml:space="preserve"> MJ, Carter CS (2011): Cognitive Control Deficits in Schizophrenia: Mechanisms and Meaning [no. 1]. </w:t>
-      </w:r>
-      <w:proofErr w:type="spellStart"/>
+        <w:t xml:space="preserve">4. Lesh TA, Niendam TA, Minzenberg MJ, Carter CS (2011): Cognitive Control Deficits in Schizophrenia: Mechanisms and Meaning [no. 1]. </w:t>
+      </w:r>
       <w:r>
         <w:rPr>
           <w:i/>
@@ -6146,7 +6420,6 @@
         </w:rPr>
         <w:t>Neuropsychopharmacol</w:t>
       </w:r>
-      <w:proofErr w:type="spellEnd"/>
       <w:r>
         <w:t xml:space="preserve"> 36: 316–338.</w:t>
       </w:r>
@@ -6156,43 +6429,110 @@
         <w:pStyle w:val="Bibliography"/>
       </w:pPr>
       <w:r>
+        <w:t xml:space="preserve">5. Tripathi A, Kar SK, Shukla R (2018): Cognitive Deficits in Schizophrenia: Understanding the Biological Correlates and Remediation Strategies [no. 1]. </w:t>
+      </w:r>
+      <w:r>
+        <w:rPr>
+          <w:i/>
+          <w:iCs/>
+        </w:rPr>
+        <w:t>Clin Psychopharmacol Neurosci</w:t>
+      </w:r>
+      <w:r>
+        <w:t xml:space="preserve"> 16: 7–17.</w:t>
+      </w:r>
+    </w:p>
+    <w:p>
+      <w:pPr>
+        <w:pStyle w:val="Bibliography"/>
+      </w:pPr>
+      <w:r>
+        <w:t xml:space="preserve">6. Prouteau A, Verdoux H, Briand C, Lesage A, Lalonde P, Nicole L, </w:t>
+      </w:r>
+      <w:r>
+        <w:rPr>
+          <w:i/>
+          <w:iCs/>
+        </w:rPr>
+        <w:t>et al.</w:t>
+      </w:r>
+      <w:r>
+        <w:t xml:space="preserve"> (2005): Cognitive predictors of psychosocial functioning outcome in schizophrenia: A follow-up study of subjects participating in a rehabilitation program. </w:t>
+      </w:r>
+      <w:r>
+        <w:rPr>
+          <w:i/>
+          <w:iCs/>
+        </w:rPr>
+        <w:t>Schizophrenia Research</w:t>
+      </w:r>
+      <w:r>
+        <w:t xml:space="preserve"> 77: 343–353.</w:t>
+      </w:r>
+    </w:p>
+    <w:p>
+      <w:pPr>
+        <w:pStyle w:val="Bibliography"/>
+      </w:pPr>
+      <w:r>
+        <w:t xml:space="preserve">7. Pascal De Raykeer R, Hoertel N, Blanco C, Lavaud P, Kaladjian A, Blumenstock Y, </w:t>
+      </w:r>
+      <w:r>
+        <w:rPr>
+          <w:i/>
+          <w:iCs/>
+        </w:rPr>
+        <w:t>et al.</w:t>
+      </w:r>
+      <w:r>
+        <w:t xml:space="preserve"> (2019): Effects of depression and cognitive impairment on quality of life in older adults with schizophrenia spectrum disorder: Results from a multicenter study. </w:t>
+      </w:r>
+      <w:r>
+        <w:rPr>
+          <w:i/>
+          <w:iCs/>
+        </w:rPr>
+        <w:t>Journal of Affective Disorders</w:t>
+      </w:r>
+      <w:r>
+        <w:t xml:space="preserve"> 256: 164–175.</w:t>
+      </w:r>
+    </w:p>
+    <w:p>
+      <w:pPr>
+        <w:pStyle w:val="Bibliography"/>
+      </w:pPr>
+      <w:r>
+        <w:t xml:space="preserve">8. Green MF, Leitman DI (2007): Social Cognition in Schizophrenia. </w:t>
+      </w:r>
+      <w:r>
+        <w:rPr>
+          <w:i/>
+          <w:iCs/>
+        </w:rPr>
+        <w:t>Schizophrenia Bulletin</w:t>
+      </w:r>
+      <w:r>
+        <w:t xml:space="preserve"> 34: 670–672.</w:t>
+      </w:r>
+    </w:p>
+    <w:p>
+      <w:pPr>
+        <w:pStyle w:val="Bibliography"/>
+      </w:pPr>
+      <w:r>
         <w:lastRenderedPageBreak/>
-        <w:t xml:space="preserve">5. Tripathi A, Kar SK, Shukla R (2018): Cognitive Deficits in Schizophrenia: Understanding the Biological Correlates and Remediation Strategies [no. 1]. </w:t>
-      </w:r>
-      <w:r>
-        <w:rPr>
-          <w:i/>
-          <w:iCs/>
-        </w:rPr>
-        <w:t xml:space="preserve">Clin </w:t>
-      </w:r>
-      <w:proofErr w:type="spellStart"/>
-      <w:r>
-        <w:rPr>
-          <w:i/>
-          <w:iCs/>
-        </w:rPr>
-        <w:t>Psychopharmacol</w:t>
-      </w:r>
-      <w:proofErr w:type="spellEnd"/>
-      <w:r>
-        <w:rPr>
-          <w:i/>
-          <w:iCs/>
-        </w:rPr>
-        <w:t xml:space="preserve"> </w:t>
-      </w:r>
-      <w:proofErr w:type="spellStart"/>
-      <w:r>
-        <w:rPr>
-          <w:i/>
-          <w:iCs/>
-        </w:rPr>
-        <w:t>Neurosci</w:t>
-      </w:r>
-      <w:proofErr w:type="spellEnd"/>
-      <w:r>
-        <w:t xml:space="preserve"> 16: 7–17.</w:t>
+        <w:t xml:space="preserve">9. Berg J, Dickhaut J, McCabe K (1995): Trust, Reciprocity, and Social History. </w:t>
+      </w:r>
+      <w:r>
+        <w:rPr>
+          <w:i/>
+          <w:iCs/>
+        </w:rPr>
+        <w:t>Games and Economic Behavior</w:t>
+      </w:r>
+      <w:r>
+        <w:t xml:space="preserve"> 10: 122–142.</w:t>
       </w:r>
     </w:p>
     <w:p>
@@ -6200,23 +6540,133 @@
         <w:pStyle w:val="Bibliography"/>
       </w:pPr>
       <w:r>
-        <w:t xml:space="preserve">6. </w:t>
-      </w:r>
-      <w:proofErr w:type="spellStart"/>
-      <w:r>
-        <w:t>Prouteau</w:t>
-      </w:r>
-      <w:proofErr w:type="spellEnd"/>
-      <w:r>
-        <w:t xml:space="preserve"> A, </w:t>
-      </w:r>
-      <w:proofErr w:type="spellStart"/>
-      <w:r>
-        <w:t>Verdoux</w:t>
-      </w:r>
-      <w:proofErr w:type="spellEnd"/>
-      <w:r>
-        <w:t xml:space="preserve"> H, Briand C, Lesage A, Lalonde P, Nicole L, </w:t>
+        <w:t xml:space="preserve">10. Gromann PM, Heslenfeld DJ, Fett A-K, Joyce DW, Shergill SS, Krabbendam L (2013): Trust versus paranoia: abnormal response to social reward in psychotic illness [no. 6]. </w:t>
+      </w:r>
+      <w:r>
+        <w:rPr>
+          <w:i/>
+          <w:iCs/>
+        </w:rPr>
+        <w:t>Brain</w:t>
+      </w:r>
+      <w:r>
+        <w:t xml:space="preserve"> 136: 1968–1975.</w:t>
+      </w:r>
+    </w:p>
+    <w:p>
+      <w:pPr>
+        <w:pStyle w:val="Bibliography"/>
+      </w:pPr>
+      <w:r>
+        <w:t xml:space="preserve">11. Waltz JA, Gold JM (2015): Motivational Deficits in Schizophrenia and the Representation of Expected Value. In: Simpson EH, Balsam PD, editors. </w:t>
+      </w:r>
+      <w:r>
+        <w:rPr>
+          <w:i/>
+          <w:iCs/>
+        </w:rPr>
+        <w:t>Behavioral Neuroscience of Motivation</w:t>
+      </w:r>
+      <w:r>
+        <w:t>, vol. 27. Cham: Springer International Publishing, pp 375–410.</w:t>
+      </w:r>
+    </w:p>
+    <w:p>
+      <w:pPr>
+        <w:pStyle w:val="Bibliography"/>
+      </w:pPr>
+      <w:r>
+        <w:t xml:space="preserve">12. Gold JM, Waltz JA, Prentice KJ, Morris SE, Heerey EA (2008): Reward processing in schizophrenia: a deficit in the representation of value. </w:t>
+      </w:r>
+      <w:r>
+        <w:rPr>
+          <w:i/>
+          <w:iCs/>
+        </w:rPr>
+        <w:t>Schizophr Bull</w:t>
+      </w:r>
+      <w:r>
+        <w:t xml:space="preserve"> 34: 835–847.</w:t>
+      </w:r>
+    </w:p>
+    <w:p>
+      <w:pPr>
+        <w:pStyle w:val="Bibliography"/>
+      </w:pPr>
+      <w:r>
+        <w:t xml:space="preserve">13. Miall RC, Wolpert DM (1996): Forward Models for Physiological Motor Control. </w:t>
+      </w:r>
+      <w:r>
+        <w:rPr>
+          <w:i/>
+          <w:iCs/>
+        </w:rPr>
+        <w:t>Neural Networks</w:t>
+      </w:r>
+      <w:r>
+        <w:t xml:space="preserve"> 9: 1265–1279.</w:t>
+      </w:r>
+    </w:p>
+    <w:p>
+      <w:pPr>
+        <w:pStyle w:val="Bibliography"/>
+      </w:pPr>
+      <w:r>
+        <w:t xml:space="preserve">14. Schultz W, Dickinson A (2000): Neuronal Coding of Prediction Errors. </w:t>
+      </w:r>
+      <w:r>
+        <w:rPr>
+          <w:i/>
+          <w:iCs/>
+        </w:rPr>
+        <w:t>Annu Rev Neurosci</w:t>
+      </w:r>
+      <w:r>
+        <w:t xml:space="preserve"> 23: 473–500.</w:t>
+      </w:r>
+    </w:p>
+    <w:p>
+      <w:pPr>
+        <w:pStyle w:val="Bibliography"/>
+      </w:pPr>
+      <w:r>
+        <w:t xml:space="preserve">15. Friston K (2009): The free-energy principle: a rough guide to the brain? </w:t>
+      </w:r>
+      <w:r>
+        <w:rPr>
+          <w:i/>
+          <w:iCs/>
+        </w:rPr>
+        <w:t>Trends in Cognitive Sciences</w:t>
+      </w:r>
+      <w:r>
+        <w:t xml:space="preserve"> 13: 293–301.</w:t>
+      </w:r>
+    </w:p>
+    <w:p>
+      <w:pPr>
+        <w:pStyle w:val="Bibliography"/>
+      </w:pPr>
+      <w:r>
+        <w:t xml:space="preserve">16. Daw ND, Gershman SJ, Seymour B, Dayan P, Dolan RJ (2011): Model-based influences on humans’ choices and striatal prediction errors. </w:t>
+      </w:r>
+      <w:r>
+        <w:rPr>
+          <w:i/>
+          <w:iCs/>
+        </w:rPr>
+        <w:t>Neuron</w:t>
+      </w:r>
+      <w:r>
+        <w:t xml:space="preserve"> 69: 1204–1215.</w:t>
+      </w:r>
+    </w:p>
+    <w:p>
+      <w:pPr>
+        <w:pStyle w:val="Bibliography"/>
+      </w:pPr>
+      <w:r>
+        <w:t xml:space="preserve">17. Charlton CE, Hauke DJ, Litvak V, Wobmann M, De Bock R, Andreou C, </w:t>
       </w:r>
       <w:r>
         <w:rPr>
@@ -6226,17 +6676,26 @@
         <w:t>et al.</w:t>
       </w:r>
       <w:r>
-        <w:t xml:space="preserve"> (2005): Cognitive predictors of psychosocial functioning outcome in schizophrenia: A follow-up study of subjects participating in a rehabilitation program. </w:t>
-      </w:r>
-      <w:r>
-        <w:rPr>
-          <w:i/>
-          <w:iCs/>
-        </w:rPr>
-        <w:t>Schizophrenia Research</w:t>
-      </w:r>
-      <w:r>
-        <w:t xml:space="preserve"> 77: 343–353.</w:t>
+        <w:t xml:space="preserve"> (2026): Neural Dynamics of Social Cognition: A Single</w:t>
+      </w:r>
+      <w:r>
+        <w:rPr>
+          <w:rFonts w:ascii="Cambria Math" w:hAnsi="Cambria Math" w:cs="Cambria Math"/>
+        </w:rPr>
+        <w:t>‐</w:t>
+      </w:r>
+      <w:r>
+        <w:t xml:space="preserve">Trial Computational Analysis of Learning Under Uncertainty. </w:t>
+      </w:r>
+      <w:r>
+        <w:rPr>
+          <w:i/>
+          <w:iCs/>
+        </w:rPr>
+        <w:t>Human Brain Mapping</w:t>
+      </w:r>
+      <w:r>
+        <w:t xml:space="preserve"> 47: e70433.</w:t>
       </w:r>
     </w:p>
     <w:p>
@@ -6244,47 +6703,98 @@
         <w:pStyle w:val="Bibliography"/>
       </w:pPr>
       <w:r>
-        <w:t xml:space="preserve">7. Pascal De </w:t>
-      </w:r>
-      <w:proofErr w:type="spellStart"/>
-      <w:r>
-        <w:t>Raykeer</w:t>
-      </w:r>
-      <w:proofErr w:type="spellEnd"/>
-      <w:r>
-        <w:t xml:space="preserve"> R, </w:t>
-      </w:r>
-      <w:proofErr w:type="spellStart"/>
-      <w:r>
-        <w:t>Hoertel</w:t>
-      </w:r>
-      <w:proofErr w:type="spellEnd"/>
-      <w:r>
-        <w:t xml:space="preserve"> N, Blanco C, </w:t>
-      </w:r>
-      <w:proofErr w:type="spellStart"/>
-      <w:r>
-        <w:t>Lavaud</w:t>
-      </w:r>
-      <w:proofErr w:type="spellEnd"/>
-      <w:r>
-        <w:t xml:space="preserve"> P, </w:t>
-      </w:r>
-      <w:proofErr w:type="spellStart"/>
-      <w:r>
-        <w:t>Kaladjian</w:t>
-      </w:r>
-      <w:proofErr w:type="spellEnd"/>
-      <w:r>
-        <w:t xml:space="preserve"> A, </w:t>
-      </w:r>
-      <w:proofErr w:type="spellStart"/>
-      <w:r>
-        <w:t>Blumenstock</w:t>
-      </w:r>
-      <w:proofErr w:type="spellEnd"/>
-      <w:r>
-        <w:t xml:space="preserve"> Y, </w:t>
+        <w:t xml:space="preserve">18. Glimcher PW (2011): Understanding dopamine and reinforcement learning: The dopamine reward prediction error hypothesis. </w:t>
+      </w:r>
+      <w:r>
+        <w:rPr>
+          <w:i/>
+          <w:iCs/>
+        </w:rPr>
+        <w:t>Proc Natl Acad Sci USA</w:t>
+      </w:r>
+      <w:r>
+        <w:t xml:space="preserve"> 108: 15647–15654.</w:t>
+      </w:r>
+    </w:p>
+    <w:p>
+      <w:pPr>
+        <w:pStyle w:val="Bibliography"/>
+      </w:pPr>
+      <w:r>
+        <w:t xml:space="preserve">19. Huys QJM, Maia TV, Frank MJ (2016): Computational psychiatry as a bridge from neuroscience to clinical applications. </w:t>
+      </w:r>
+      <w:r>
+        <w:rPr>
+          <w:i/>
+          <w:iCs/>
+        </w:rPr>
+        <w:t>Nat Neurosci</w:t>
+      </w:r>
+      <w:r>
+        <w:t xml:space="preserve"> 19: 404–413.</w:t>
+      </w:r>
+    </w:p>
+    <w:p>
+      <w:pPr>
+        <w:pStyle w:val="Bibliography"/>
+      </w:pPr>
+      <w:r>
+        <w:lastRenderedPageBreak/>
+        <w:t xml:space="preserve">20. Yaple ZA, Tolomeo S, Yu R (2021): Abnormal prediction error processing in schizophrenia and depression [no. 11]. </w:t>
+      </w:r>
+      <w:r>
+        <w:rPr>
+          <w:i/>
+          <w:iCs/>
+        </w:rPr>
+        <w:t>Hum Brain Mapp</w:t>
+      </w:r>
+      <w:r>
+        <w:t xml:space="preserve"> 42: 3547–3560.</w:t>
+      </w:r>
+    </w:p>
+    <w:p>
+      <w:pPr>
+        <w:pStyle w:val="Bibliography"/>
+      </w:pPr>
+      <w:r>
+        <w:t xml:space="preserve">21. Chung YS, Barch DM (2016): Frontal-striatum dysfunction during reward processing: Relationships to amotivation in schizophrenia. </w:t>
+      </w:r>
+      <w:r>
+        <w:rPr>
+          <w:i/>
+          <w:iCs/>
+        </w:rPr>
+        <w:t>Journal of Abnormal Psychology</w:t>
+      </w:r>
+      <w:r>
+        <w:t xml:space="preserve"> 125: 453–469.</w:t>
+      </w:r>
+    </w:p>
+    <w:p>
+      <w:pPr>
+        <w:pStyle w:val="Bibliography"/>
+      </w:pPr>
+      <w:r>
+        <w:t xml:space="preserve">22. Millard SJ, Bearden CE, Karlsgodt KH, Sharpe MJ (2022): The prediction-error hypothesis of schizophrenia: new data point to circuit-specific changes in dopamine activity [no. 3]. </w:t>
+      </w:r>
+      <w:r>
+        <w:rPr>
+          <w:i/>
+          <w:iCs/>
+        </w:rPr>
+        <w:t>Neuropsychopharmacol</w:t>
+      </w:r>
+      <w:r>
+        <w:t xml:space="preserve"> 47: 628–640.</w:t>
+      </w:r>
+    </w:p>
+    <w:p>
+      <w:pPr>
+        <w:pStyle w:val="Bibliography"/>
+      </w:pPr>
+      <w:r>
+        <w:t xml:space="preserve">23. Corlett PR, Murray GK, Honey GD, Aitken MRF, Shanks DR, Robbins TW, </w:t>
       </w:r>
       <w:r>
         <w:rPr>
@@ -6294,17 +6804,17 @@
         <w:t>et al.</w:t>
       </w:r>
       <w:r>
-        <w:t xml:space="preserve"> (2019): Effects of depression and cognitive impairment on quality of life in older adults with schizophrenia spectrum disorder: Results from a multicenter study. </w:t>
-      </w:r>
-      <w:r>
-        <w:rPr>
-          <w:i/>
-          <w:iCs/>
-        </w:rPr>
-        <w:t>Journal of Affective Disorders</w:t>
-      </w:r>
-      <w:r>
-        <w:t xml:space="preserve"> 256: 164–175.</w:t>
+        <w:t xml:space="preserve"> (2007): Disrupted prediction-error signal in psychosis: evidence for an associative account of delusions. </w:t>
+      </w:r>
+      <w:r>
+        <w:rPr>
+          <w:i/>
+          <w:iCs/>
+        </w:rPr>
+        <w:t>Brain</w:t>
+      </w:r>
+      <w:r>
+        <w:t xml:space="preserve"> 130: 2387–2400.</w:t>
       </w:r>
     </w:p>
     <w:p>
@@ -6312,7 +6822,43 @@
         <w:pStyle w:val="Bibliography"/>
       </w:pPr>
       <w:r>
-        <w:t xml:space="preserve">8. Green MF, Leitman DI (2007): Social Cognition in Schizophrenia. </w:t>
+        <w:t xml:space="preserve">24. Griffiths O, Langdon R, Le Pelley ME, Coltheart M (2014): Delusions and prediction error: re-examining the behavioural evidence for disrupted error signalling in delusion formation. </w:t>
+      </w:r>
+      <w:r>
+        <w:rPr>
+          <w:i/>
+          <w:iCs/>
+        </w:rPr>
+        <w:t>Cognitive Neuropsychiatry</w:t>
+      </w:r>
+      <w:r>
+        <w:t xml:space="preserve"> 19: 439–467.</w:t>
+      </w:r>
+    </w:p>
+    <w:p>
+      <w:pPr>
+        <w:pStyle w:val="Bibliography"/>
+      </w:pPr>
+      <w:r>
+        <w:t xml:space="preserve">25. Howes OD, Murray RM (2014): Schizophrenia: An integrated sociodevelopmental-cognitive model. </w:t>
+      </w:r>
+      <w:r>
+        <w:rPr>
+          <w:i/>
+          <w:iCs/>
+        </w:rPr>
+        <w:t>The Lancet</w:t>
+      </w:r>
+      <w:r>
+        <w:t xml:space="preserve"> 383: 1677–1687.</w:t>
+      </w:r>
+    </w:p>
+    <w:p>
+      <w:pPr>
+        <w:pStyle w:val="Bibliography"/>
+      </w:pPr>
+      <w:r>
+        <w:t xml:space="preserve">26. Heinz A, Schlagenhauf F (2010): Dopaminergic Dysfunction in Schizophrenia: Salience Attribution Revisited. </w:t>
       </w:r>
       <w:r>
         <w:rPr>
@@ -6322,7 +6868,7 @@
         <w:t>Schizophrenia Bulletin</w:t>
       </w:r>
       <w:r>
-        <w:t xml:space="preserve"> 34: 670–672.</w:t>
+        <w:t xml:space="preserve"> 36: 472–485.</w:t>
       </w:r>
     </w:p>
     <w:p>
@@ -6330,25 +6876,17 @@
         <w:pStyle w:val="Bibliography"/>
       </w:pPr>
       <w:r>
-        <w:t xml:space="preserve">9. Berg J, </w:t>
-      </w:r>
-      <w:proofErr w:type="spellStart"/>
-      <w:r>
-        <w:t>Dickhaut</w:t>
-      </w:r>
-      <w:proofErr w:type="spellEnd"/>
-      <w:r>
-        <w:t xml:space="preserve"> J, McCabe K (1995): Trust, Reciprocity, and Social History. </w:t>
-      </w:r>
-      <w:r>
-        <w:rPr>
-          <w:i/>
-          <w:iCs/>
-        </w:rPr>
-        <w:t>Games and Economic Behavior</w:t>
-      </w:r>
-      <w:r>
-        <w:t xml:space="preserve"> 10: 122–142.</w:t>
+        <w:t xml:space="preserve">27. Kapur S (2003): Psychosis as a State of Aberrant Salience: A Framework Linking Biology, Phenomenology, and Pharmacology in Schizophrenia. </w:t>
+      </w:r>
+      <w:r>
+        <w:rPr>
+          <w:i/>
+          <w:iCs/>
+        </w:rPr>
+        <w:t>AJP</w:t>
+      </w:r>
+      <w:r>
+        <w:t xml:space="preserve"> 160: 13–23.</w:t>
       </w:r>
     </w:p>
     <w:p>
@@ -6356,41 +6894,17 @@
         <w:pStyle w:val="Bibliography"/>
       </w:pPr>
       <w:r>
-        <w:t xml:space="preserve">10. </w:t>
-      </w:r>
-      <w:proofErr w:type="spellStart"/>
-      <w:r>
-        <w:t>Gromann</w:t>
-      </w:r>
-      <w:proofErr w:type="spellEnd"/>
-      <w:r>
-        <w:t xml:space="preserve"> PM, </w:t>
-      </w:r>
-      <w:proofErr w:type="spellStart"/>
-      <w:r>
-        <w:t>Heslenfeld</w:t>
-      </w:r>
-      <w:proofErr w:type="spellEnd"/>
-      <w:r>
-        <w:t xml:space="preserve"> DJ, Fett A-K, Joyce DW, Shergill SS, </w:t>
-      </w:r>
-      <w:proofErr w:type="spellStart"/>
-      <w:r>
-        <w:t>Krabbendam</w:t>
-      </w:r>
-      <w:proofErr w:type="spellEnd"/>
-      <w:r>
-        <w:t xml:space="preserve"> L (2013): Trust versus paranoia: abnormal response to social reward in psychotic illness [no. 6]. </w:t>
-      </w:r>
-      <w:r>
-        <w:rPr>
-          <w:i/>
-          <w:iCs/>
-        </w:rPr>
-        <w:t>Brain</w:t>
-      </w:r>
-      <w:r>
-        <w:t xml:space="preserve"> 136: 1968–1975.</w:t>
+        <w:t xml:space="preserve">28. Maia TV, Frank MJ (2011): From reinforcement learning models to psychiatric and neurological disorders. </w:t>
+      </w:r>
+      <w:r>
+        <w:rPr>
+          <w:i/>
+          <w:iCs/>
+        </w:rPr>
+        <w:t>Nat Neurosci</w:t>
+      </w:r>
+      <w:r>
+        <w:t xml:space="preserve"> 14: 154–162.</w:t>
       </w:r>
     </w:p>
     <w:p>
@@ -6398,17 +6912,17 @@
         <w:pStyle w:val="Bibliography"/>
       </w:pPr>
       <w:r>
-        <w:t xml:space="preserve">11. Waltz JA, Gold JM (2015): Motivational Deficits in Schizophrenia and the Representation of Expected Value. In: Simpson EH, Balsam PD, editors. </w:t>
-      </w:r>
-      <w:r>
-        <w:rPr>
-          <w:i/>
-          <w:iCs/>
-        </w:rPr>
-        <w:t>Behavioral Neuroscience of Motivation</w:t>
-      </w:r>
-      <w:r>
-        <w:t>, vol. 27. Cham: Springer International Publishing, pp 375–410.</w:t>
+        <w:t xml:space="preserve">29. Katthagen T, Kaminski J, Heinz A, Buchert R, Schlagenhauf F (2020): Striatal Dopamine and Reward Prediction Error Signaling in Unmedicated Schizophrenia Patients. </w:t>
+      </w:r>
+      <w:r>
+        <w:rPr>
+          <w:i/>
+          <w:iCs/>
+        </w:rPr>
+        <w:t>Schizophrenia Bulletin</w:t>
+      </w:r>
+      <w:r>
+        <w:t xml:space="preserve"> 46: 1535–1546.</w:t>
       </w:r>
     </w:p>
     <w:p>
@@ -6416,25 +6930,18 @@
         <w:pStyle w:val="Bibliography"/>
       </w:pPr>
       <w:r>
-        <w:t xml:space="preserve">12. </w:t>
-      </w:r>
-      <w:proofErr w:type="spellStart"/>
-      <w:r>
-        <w:t>Miall</w:t>
-      </w:r>
-      <w:proofErr w:type="spellEnd"/>
-      <w:r>
-        <w:t xml:space="preserve"> RC, Wolpert DM (1996): Forward Models for Physiological Motor Control. </w:t>
-      </w:r>
-      <w:r>
-        <w:rPr>
-          <w:i/>
-          <w:iCs/>
-        </w:rPr>
-        <w:t>Neural Networks</w:t>
-      </w:r>
-      <w:r>
-        <w:t xml:space="preserve"> 9: 1265–1279.</w:t>
+        <w:lastRenderedPageBreak/>
+        <w:t xml:space="preserve">30. Reinen JM, Van Snellenberg JX, Horga G, Abi-Dargham A, Daw ND, Shohamy D (2016): Motivational Context Modulates Prediction Error Response in Schizophrenia. </w:t>
+      </w:r>
+      <w:r>
+        <w:rPr>
+          <w:i/>
+          <w:iCs/>
+        </w:rPr>
+        <w:t>SCHBUL</w:t>
+      </w:r>
+      <w:r>
+        <w:t xml:space="preserve"> 42: 1467–1475.</w:t>
       </w:r>
     </w:p>
     <w:p>
@@ -6442,26 +6949,17 @@
         <w:pStyle w:val="Bibliography"/>
       </w:pPr>
       <w:r>
-        <w:t xml:space="preserve">13. Schultz W, Dickinson A (2000): Neuronal Coding of Prediction Errors. </w:t>
-      </w:r>
-      <w:r>
-        <w:rPr>
-          <w:i/>
-          <w:iCs/>
-        </w:rPr>
-        <w:t xml:space="preserve">Annu Rev </w:t>
-      </w:r>
-      <w:proofErr w:type="spellStart"/>
-      <w:r>
-        <w:rPr>
-          <w:i/>
-          <w:iCs/>
-        </w:rPr>
-        <w:t>Neurosci</w:t>
-      </w:r>
-      <w:proofErr w:type="spellEnd"/>
-      <w:r>
-        <w:t xml:space="preserve"> 23: 473–500.</w:t>
+        <w:t xml:space="preserve">31. Yaple ZA, Tolomeo S, Yu R (2021): Abnormal prediction error processing in schizophrenia and depression. </w:t>
+      </w:r>
+      <w:r>
+        <w:rPr>
+          <w:i/>
+          <w:iCs/>
+        </w:rPr>
+        <w:t>Human Brain Mapping</w:t>
+      </w:r>
+      <w:r>
+        <w:t xml:space="preserve"> 42: 3547–3560.</w:t>
       </w:r>
     </w:p>
     <w:p>
@@ -6469,17 +6967,17 @@
         <w:pStyle w:val="Bibliography"/>
       </w:pPr>
       <w:r>
-        <w:t xml:space="preserve">14. Friston K (2009): The free-energy principle: a rough guide to the brain? </w:t>
-      </w:r>
-      <w:r>
-        <w:rPr>
-          <w:i/>
-          <w:iCs/>
-        </w:rPr>
-        <w:t>Trends in Cognitive Sciences</w:t>
-      </w:r>
-      <w:r>
-        <w:t xml:space="preserve"> 13: 293–301.</w:t>
+        <w:t xml:space="preserve">32. Diaconescu AO, Mathys C, Weber LAE, Kasper L, Mauer J, Stephan KE (2017): Hierarchical prediction errors in midbrain and septum during social learning. </w:t>
+      </w:r>
+      <w:r>
+        <w:rPr>
+          <w:i/>
+          <w:iCs/>
+        </w:rPr>
+        <w:t>Social Cognitive and Affective Neuroscience</w:t>
+      </w:r>
+      <w:r>
+        <w:t xml:space="preserve"> 12: 618–634.</w:t>
       </w:r>
     </w:p>
     <w:p>
@@ -6487,26 +6985,174 @@
         <w:pStyle w:val="Bibliography"/>
       </w:pPr>
       <w:r>
+        <w:t xml:space="preserve">33. Dima D, Roiser JP, Dietrich DE, Bonnemann C, Lanfermann H, Emrich HM, Dillo W (2009): Understanding why patients with schizophrenia do not perceive the hollow-mask illusion using dynamic causal modelling. </w:t>
+      </w:r>
+      <w:r>
+        <w:rPr>
+          <w:i/>
+          <w:iCs/>
+        </w:rPr>
+        <w:t>NeuroImage</w:t>
+      </w:r>
+      <w:r>
+        <w:t xml:space="preserve"> 46: 1180–1186.</w:t>
+      </w:r>
+    </w:p>
+    <w:p>
+      <w:pPr>
+        <w:pStyle w:val="Bibliography"/>
+      </w:pPr>
+      <w:r>
+        <w:t xml:space="preserve">34. Claassen C, Langdon R, Brüne M (2020): Recognition of Social Rule Violation in “Deficit Syndrome” Schizophrenia: A Study Using Economic Games. </w:t>
+      </w:r>
+      <w:r>
+        <w:rPr>
+          <w:i/>
+          <w:iCs/>
+        </w:rPr>
+        <w:t>Front Psychiatry</w:t>
+      </w:r>
+      <w:r>
+        <w:t xml:space="preserve"> 11: 835.</w:t>
+      </w:r>
+    </w:p>
+    <w:p>
+      <w:pPr>
+        <w:pStyle w:val="Bibliography"/>
+      </w:pPr>
+      <w:r>
+        <w:t xml:space="preserve">35. Alós-Ferrer C, Farolfi F (2019): Trust Games and Beyond. </w:t>
+      </w:r>
+      <w:r>
+        <w:rPr>
+          <w:i/>
+          <w:iCs/>
+        </w:rPr>
+        <w:t>Front Neurosci</w:t>
+      </w:r>
+      <w:r>
+        <w:t xml:space="preserve"> 13: 887.</w:t>
+      </w:r>
+    </w:p>
+    <w:p>
+      <w:pPr>
+        <w:pStyle w:val="Bibliography"/>
+      </w:pPr>
+      <w:r>
+        <w:t xml:space="preserve">36. Fromm SP, Wieland L, Klettke A, Nassar MR, Katthagen T, Markett S, </w:t>
+      </w:r>
+      <w:r>
+        <w:rPr>
+          <w:i/>
+          <w:iCs/>
+        </w:rPr>
+        <w:t>et al.</w:t>
+      </w:r>
+      <w:r>
+        <w:t xml:space="preserve"> (2023): Computational mechanisms of belief updating in relation to psychotic-like experiences. </w:t>
+      </w:r>
+      <w:r>
+        <w:rPr>
+          <w:i/>
+          <w:iCs/>
+        </w:rPr>
+        <w:t>Front Psychiatry</w:t>
+      </w:r>
+      <w:r>
+        <w:t xml:space="preserve"> 14: 1170168.</w:t>
+      </w:r>
+    </w:p>
+    <w:p>
+      <w:pPr>
+        <w:pStyle w:val="Bibliography"/>
+      </w:pPr>
+      <w:r>
+        <w:t xml:space="preserve">37. Strauss GP, Robinson BM, Waltz JA, Frank MJ, Kasanova Z, Herbener ES, Gold JM (2011): Patients With Schizophrenia Demonstrate Inconsistent Preference Judgments for Affective and Nonaffective Stimuli. </w:t>
+      </w:r>
+      <w:r>
+        <w:rPr>
+          <w:i/>
+          <w:iCs/>
+        </w:rPr>
+        <w:t>Schizophrenia Bulletin</w:t>
+      </w:r>
+      <w:r>
+        <w:t xml:space="preserve"> 37: 1295–1304.</w:t>
+      </w:r>
+    </w:p>
+    <w:p>
+      <w:pPr>
+        <w:pStyle w:val="Bibliography"/>
+      </w:pPr>
+      <w:r>
+        <w:t xml:space="preserve">38. Lechner S, Hsieh MH, Lin Y-T, Liu C-M, Chen I-F, Liu C-C, </w:t>
+      </w:r>
+      <w:r>
+        <w:rPr>
+          <w:i/>
+          <w:iCs/>
+        </w:rPr>
+        <w:t>et al.</w:t>
+      </w:r>
+      <w:r>
+        <w:t xml:space="preserve"> (2025): Temporal imprecision and its dynamics in schizophrenia. </w:t>
+      </w:r>
+      <w:r>
+        <w:rPr>
+          <w:i/>
+          <w:iCs/>
+        </w:rPr>
+        <w:t>Transl Psychiatry</w:t>
+      </w:r>
+      <w:r>
+        <w:t xml:space="preserve"> 15: 279.</w:t>
+      </w:r>
+    </w:p>
+    <w:p>
+      <w:pPr>
+        <w:pStyle w:val="Bibliography"/>
+      </w:pPr>
+      <w:r>
+        <w:t xml:space="preserve">39. Hauke DJ, Wobmann M, Andreou C, Mackintosh AJ, De Bock R, Karvelis P, </w:t>
+      </w:r>
+      <w:r>
+        <w:rPr>
+          <w:i/>
+          <w:iCs/>
+        </w:rPr>
+        <w:t>et al.</w:t>
+      </w:r>
+      <w:r>
+        <w:t xml:space="preserve"> (2024): Altered Perception of Environmental Volatility During Social Learning in Emerging Psychosis. </w:t>
+      </w:r>
+      <w:r>
+        <w:rPr>
+          <w:i/>
+          <w:iCs/>
+        </w:rPr>
+        <w:t>Computational Psychiatry</w:t>
+      </w:r>
+      <w:r>
+        <w:t xml:space="preserve"> 8: 1–22.</w:t>
+      </w:r>
+    </w:p>
+    <w:p>
+      <w:pPr>
+        <w:pStyle w:val="Bibliography"/>
+      </w:pPr>
+      <w:r>
         <w:lastRenderedPageBreak/>
-        <w:t xml:space="preserve">15. </w:t>
-      </w:r>
-      <w:proofErr w:type="spellStart"/>
-      <w:r>
-        <w:t>Yaple</w:t>
-      </w:r>
-      <w:proofErr w:type="spellEnd"/>
-      <w:r>
-        <w:t xml:space="preserve"> ZA, Tolomeo S, Yu R (2021): Abnormal prediction error processing in schizophrenia and depression [no. 11]. </w:t>
-      </w:r>
-      <w:r>
-        <w:rPr>
-          <w:i/>
-          <w:iCs/>
-        </w:rPr>
-        <w:t>Hum Brain Mapp</w:t>
-      </w:r>
-      <w:r>
-        <w:t xml:space="preserve"> 42: 3547–3560.</w:t>
+        <w:t xml:space="preserve">40. Horga G, Schatz KC, Abi-Dargham A, Peterson BS (2014): Deficits in Predictive Coding Underlie Hallucinations in Schizophrenia. </w:t>
+      </w:r>
+      <w:r>
+        <w:rPr>
+          <w:i/>
+          <w:iCs/>
+        </w:rPr>
+        <w:t>Journal of Neuroscience</w:t>
+      </w:r>
+      <w:r>
+        <w:t xml:space="preserve"> 34: 8072–8082.</w:t>
       </w:r>
     </w:p>
     <w:p>
@@ -6514,7 +7160,109 @@
         <w:pStyle w:val="Bibliography"/>
       </w:pPr>
       <w:r>
-        <w:t xml:space="preserve">16. Chung YS, Barch DM (2016): Frontal-striatum dysfunction during reward processing: Relationships to amotivation in schizophrenia. </w:t>
+        <w:t xml:space="preserve">41. Sterzer P, Adams RA, Fletcher P, Frith C, Lawrie SM, Muckli L, </w:t>
+      </w:r>
+      <w:r>
+        <w:rPr>
+          <w:i/>
+          <w:iCs/>
+        </w:rPr>
+        <w:t>et al.</w:t>
+      </w:r>
+      <w:r>
+        <w:t xml:space="preserve"> (2018, November): The Predictive Coding Account of Psychosis. </w:t>
+      </w:r>
+      <w:r>
+        <w:rPr>
+          <w:i/>
+          <w:iCs/>
+        </w:rPr>
+        <w:t>Biological Psychiatry</w:t>
+      </w:r>
+      <w:r>
+        <w:t>, vol. 84. Elsevier USA, pp 634–643.</w:t>
+      </w:r>
+    </w:p>
+    <w:p>
+      <w:pPr>
+        <w:pStyle w:val="Bibliography"/>
+      </w:pPr>
+      <w:r>
+        <w:t xml:space="preserve">42. Shaw AD, Sumner RL, Berndt LCS (2026): Predictive coding and neurocomputational psychiatry: a mechanistic framework for understanding mental disorders. </w:t>
+      </w:r>
+      <w:r>
+        <w:rPr>
+          <w:i/>
+          <w:iCs/>
+        </w:rPr>
+        <w:t>Front Psychiatry</w:t>
+      </w:r>
+      <w:r>
+        <w:t xml:space="preserve"> 16: 1713833.</w:t>
+      </w:r>
+    </w:p>
+    <w:p>
+      <w:pPr>
+        <w:pStyle w:val="Bibliography"/>
+      </w:pPr>
+      <w:r>
+        <w:t xml:space="preserve">43. Wengler K, Goldberg AT, Chahine G, Horga G (2020): Distinct hierarchical alterations of intrinsic neural timescales account for different manifestations of psychosis. </w:t>
+      </w:r>
+      <w:r>
+        <w:rPr>
+          <w:i/>
+          <w:iCs/>
+        </w:rPr>
+        <w:t>eLife</w:t>
+      </w:r>
+      <w:r>
+        <w:t xml:space="preserve"> 9: e56151.</w:t>
+      </w:r>
+    </w:p>
+    <w:p>
+      <w:pPr>
+        <w:pStyle w:val="Bibliography"/>
+      </w:pPr>
+      <w:r>
+        <w:t xml:space="preserve">44. Geljic M, Mitchell M, Stevens K-A, Holbrook H, Darke H, Goodbourn P, </w:t>
+      </w:r>
+      <w:r>
+        <w:rPr>
+          <w:i/>
+          <w:iCs/>
+        </w:rPr>
+        <w:t>et al.</w:t>
+      </w:r>
+      <w:r>
+        <w:t xml:space="preserve"> (2025): Visual integration deficits associated with psychosis are independent of diagnosis. </w:t>
+      </w:r>
+      <w:r>
+        <w:rPr>
+          <w:i/>
+          <w:iCs/>
+        </w:rPr>
+        <w:t>Schizophr</w:t>
+      </w:r>
+      <w:r>
+        <w:t xml:space="preserve"> 11: 58.</w:t>
+      </w:r>
+    </w:p>
+    <w:p>
+      <w:pPr>
+        <w:pStyle w:val="Bibliography"/>
+      </w:pPr>
+      <w:r>
+        <w:t xml:space="preserve">45. Haarsma J, Knolle F, Griffin JD, Taverne H, Mada M, Goodyer IM, </w:t>
+      </w:r>
+      <w:r>
+        <w:rPr>
+          <w:i/>
+          <w:iCs/>
+        </w:rPr>
+        <w:t>et al.</w:t>
+      </w:r>
+      <w:r>
+        <w:t xml:space="preserve"> (2020): Influence of prior beliefs on perception in early psychosis: Effects of illness stage and hierarchical level of belief. </w:t>
       </w:r>
       <w:r>
         <w:rPr>
@@ -6524,7 +7272,7 @@
         <w:t>Journal of Abnormal Psychology</w:t>
       </w:r>
       <w:r>
-        <w:t xml:space="preserve"> 125: 453–469.</w:t>
+        <w:t xml:space="preserve"> 129: 581–598.</w:t>
       </w:r>
     </w:p>
     <w:p>
@@ -6532,27 +7280,27 @@
         <w:pStyle w:val="Bibliography"/>
       </w:pPr>
       <w:r>
-        <w:t xml:space="preserve">17. Millard SJ, Bearden CE, </w:t>
-      </w:r>
-      <w:proofErr w:type="spellStart"/>
-      <w:r>
-        <w:t>Karlsgodt</w:t>
-      </w:r>
-      <w:proofErr w:type="spellEnd"/>
-      <w:r>
-        <w:t xml:space="preserve"> KH, Sharpe MJ (2022): The prediction-error hypothesis of schizophrenia: new data point to circuit-specific changes in dopamine activity [no. 3]. </w:t>
-      </w:r>
-      <w:proofErr w:type="spellStart"/>
-      <w:r>
-        <w:rPr>
-          <w:i/>
-          <w:iCs/>
-        </w:rPr>
-        <w:t>Neuropsychopharmacol</w:t>
-      </w:r>
-      <w:proofErr w:type="spellEnd"/>
-      <w:r>
-        <w:t xml:space="preserve"> 47: 628–640.</w:t>
+        <w:t xml:space="preserve">46. Uscătescu LC, Said-Yürekli S, Kronbichler L, Stelzig-Schöler R, Pearce B-G, Reich LA, </w:t>
+      </w:r>
+      <w:r>
+        <w:rPr>
+          <w:i/>
+          <w:iCs/>
+        </w:rPr>
+        <w:t>et al.</w:t>
+      </w:r>
+      <w:r>
+        <w:t xml:space="preserve"> (2021): Reduced intrinsic neural timescales in schizophrenia along posterior parietal and occipital areas. </w:t>
+      </w:r>
+      <w:r>
+        <w:rPr>
+          <w:i/>
+          <w:iCs/>
+        </w:rPr>
+        <w:t>npj Schizophr</w:t>
+      </w:r>
+      <w:r>
+        <w:t xml:space="preserve"> 7: 55.</w:t>
       </w:r>
     </w:p>
     <w:p>
@@ -6560,7 +7308,62 @@
         <w:pStyle w:val="Bibliography"/>
       </w:pPr>
       <w:r>
-        <w:t xml:space="preserve">18. Corlett PR, Murray GK, Honey GD, Aitken MRF, Shanks DR, Robbins TW, </w:t>
+        <w:t xml:space="preserve">47. Nakazawa K, Sapkota K (2020): The origin of NMDA receptor hypofunction in schizophrenia. </w:t>
+      </w:r>
+      <w:r>
+        <w:rPr>
+          <w:i/>
+          <w:iCs/>
+        </w:rPr>
+        <w:t>Pharmacol Ther</w:t>
+      </w:r>
+      <w:r>
+        <w:t xml:space="preserve"> 205: 107426.</w:t>
+      </w:r>
+    </w:p>
+    <w:p>
+      <w:pPr>
+        <w:pStyle w:val="Bibliography"/>
+      </w:pPr>
+      <w:r>
+        <w:t xml:space="preserve">48. Widmer FC, O’Toole SM, Keller GB (2022): NMDA receptors in visual cortex are necessary for normal visuomotor integration and skill learning. </w:t>
+      </w:r>
+      <w:r>
+        <w:rPr>
+          <w:i/>
+          <w:iCs/>
+        </w:rPr>
+        <w:t>eLife</w:t>
+      </w:r>
+      <w:r>
+        <w:t xml:space="preserve"> 11: e71476.</w:t>
+      </w:r>
+    </w:p>
+    <w:p>
+      <w:pPr>
+        <w:pStyle w:val="Bibliography"/>
+      </w:pPr>
+      <w:r>
+        <w:t xml:space="preserve">49. Schielke A, Krekelberg B (2021): N-methyl d-aspartate receptor hypofunction reduces visual contextual integration. </w:t>
+      </w:r>
+      <w:r>
+        <w:rPr>
+          <w:i/>
+          <w:iCs/>
+        </w:rPr>
+        <w:t>J Vis</w:t>
+      </w:r>
+      <w:r>
+        <w:t xml:space="preserve"> 21: 9.</w:t>
+      </w:r>
+    </w:p>
+    <w:p>
+      <w:pPr>
+        <w:pStyle w:val="Bibliography"/>
+      </w:pPr>
+      <w:r>
+        <w:lastRenderedPageBreak/>
+        <w:t xml:space="preserve">50. Haarsma J, Fletcher PC, Griffin JD, Taverne HJ, Ziauddeen H, Spencer TJ, </w:t>
       </w:r>
       <w:r>
         <w:rPr>
@@ -6570,520 +7373,17 @@
         <w:t>et al.</w:t>
       </w:r>
       <w:r>
-        <w:t xml:space="preserve"> (2007): Disrupted prediction-error signal in psychosis: evidence for an associative account of delusions. </w:t>
-      </w:r>
-      <w:r>
-        <w:rPr>
-          <w:i/>
-          <w:iCs/>
-        </w:rPr>
-        <w:t>Brain</w:t>
-      </w:r>
-      <w:r>
-        <w:t xml:space="preserve"> 130: 2387–2400.</w:t>
-      </w:r>
-    </w:p>
-    <w:p>
-      <w:pPr>
-        <w:pStyle w:val="Bibliography"/>
-      </w:pPr>
-      <w:r>
-        <w:t xml:space="preserve">19. Griffiths O, Langdon R, Le Pelley ME, Coltheart M (2014): Delusions and prediction error: re-examining the </w:t>
-      </w:r>
-      <w:proofErr w:type="spellStart"/>
-      <w:r>
-        <w:t>behavioural</w:t>
-      </w:r>
-      <w:proofErr w:type="spellEnd"/>
-      <w:r>
-        <w:t xml:space="preserve"> evidence for disrupted error </w:t>
-      </w:r>
-      <w:proofErr w:type="spellStart"/>
-      <w:r>
-        <w:t>signalling</w:t>
-      </w:r>
-      <w:proofErr w:type="spellEnd"/>
-      <w:r>
-        <w:t xml:space="preserve"> in delusion formation. </w:t>
-      </w:r>
-      <w:r>
-        <w:rPr>
-          <w:i/>
-          <w:iCs/>
-        </w:rPr>
-        <w:t>Cognitive Neuropsychiatry</w:t>
-      </w:r>
-      <w:r>
-        <w:t xml:space="preserve"> 19: 439–467.</w:t>
-      </w:r>
-    </w:p>
-    <w:p>
-      <w:pPr>
-        <w:pStyle w:val="Bibliography"/>
-      </w:pPr>
-      <w:r>
-        <w:t xml:space="preserve">20. Howes OD, Murray RM (2014): Schizophrenia: An integrated </w:t>
-      </w:r>
-      <w:proofErr w:type="spellStart"/>
-      <w:r>
-        <w:t>sociodevelopmental</w:t>
-      </w:r>
-      <w:proofErr w:type="spellEnd"/>
-      <w:r>
-        <w:t xml:space="preserve">-cognitive model. </w:t>
-      </w:r>
-      <w:r>
-        <w:rPr>
-          <w:i/>
-          <w:iCs/>
-        </w:rPr>
-        <w:t>The Lancet</w:t>
-      </w:r>
-      <w:r>
-        <w:t xml:space="preserve"> 383: 1677–1687.</w:t>
-      </w:r>
-    </w:p>
-    <w:p>
-      <w:pPr>
-        <w:pStyle w:val="Bibliography"/>
-      </w:pPr>
-      <w:r>
-        <w:t xml:space="preserve">21. Heinz A, </w:t>
-      </w:r>
-      <w:proofErr w:type="spellStart"/>
-      <w:r>
-        <w:t>Schlagenhauf</w:t>
-      </w:r>
-      <w:proofErr w:type="spellEnd"/>
-      <w:r>
-        <w:t xml:space="preserve"> F (2010): Dopaminergic Dysfunction in Schizophrenia: Salience Attribution Revisited. </w:t>
-      </w:r>
-      <w:r>
-        <w:rPr>
-          <w:i/>
-          <w:iCs/>
-        </w:rPr>
-        <w:t>Schizophrenia Bulletin</w:t>
-      </w:r>
-      <w:r>
-        <w:t xml:space="preserve"> 36: 472–485.</w:t>
-      </w:r>
-    </w:p>
-    <w:p>
-      <w:pPr>
-        <w:pStyle w:val="Bibliography"/>
-      </w:pPr>
-      <w:r>
-        <w:t xml:space="preserve">22. Kapur S (2003): Psychosis as a State of Aberrant Salience: A Framework Linking Biology, Phenomenology, and Pharmacology in Schizophrenia. </w:t>
-      </w:r>
-      <w:r>
-        <w:rPr>
-          <w:i/>
-          <w:iCs/>
-        </w:rPr>
-        <w:t>AJP</w:t>
-      </w:r>
-      <w:r>
-        <w:t xml:space="preserve"> 160: 13–23.</w:t>
-      </w:r>
-    </w:p>
-    <w:p>
-      <w:pPr>
-        <w:pStyle w:val="Bibliography"/>
-      </w:pPr>
-      <w:r>
-        <w:t xml:space="preserve">23. </w:t>
-      </w:r>
-      <w:proofErr w:type="spellStart"/>
-      <w:r>
-        <w:t>Yaple</w:t>
-      </w:r>
-      <w:proofErr w:type="spellEnd"/>
-      <w:r>
-        <w:t xml:space="preserve"> ZA, Tolomeo S, Yu R (2021): Abnormal prediction error processing in schizophrenia and depression. </w:t>
-      </w:r>
-      <w:r>
-        <w:rPr>
-          <w:i/>
-          <w:iCs/>
-        </w:rPr>
-        <w:t>Human Brain Mapping</w:t>
-      </w:r>
-      <w:r>
-        <w:t xml:space="preserve"> 42: 3547–3560.</w:t>
-      </w:r>
-    </w:p>
-    <w:p>
-      <w:pPr>
-        <w:pStyle w:val="Bibliography"/>
-      </w:pPr>
-      <w:r>
-        <w:t xml:space="preserve">24. Diaconescu AO, Mathys C, Weber LAE, Kasper L, Mauer J, Stephan KE (2017): Hierarchical prediction errors in midbrain and septum during social learning. </w:t>
-      </w:r>
-      <w:r>
-        <w:rPr>
-          <w:i/>
-          <w:iCs/>
-        </w:rPr>
-        <w:t>Social Cognitive and Affective Neuroscience</w:t>
-      </w:r>
-      <w:r>
-        <w:t xml:space="preserve"> 12: 618–634.</w:t>
-      </w:r>
-    </w:p>
-    <w:p>
-      <w:pPr>
-        <w:pStyle w:val="Bibliography"/>
-      </w:pPr>
-      <w:r>
-        <w:lastRenderedPageBreak/>
-        <w:t xml:space="preserve">25. Claassen C, Langdon R, </w:t>
-      </w:r>
-      <w:proofErr w:type="spellStart"/>
-      <w:r>
-        <w:t>Brüne</w:t>
-      </w:r>
-      <w:proofErr w:type="spellEnd"/>
-      <w:r>
-        <w:t xml:space="preserve"> M (2020): Recognition of Social Rule Violation in “Deficit Syndrome” Schizophrenia: A Study Using Economic Games. </w:t>
-      </w:r>
-      <w:r>
-        <w:rPr>
-          <w:i/>
-          <w:iCs/>
-        </w:rPr>
-        <w:t>Front Psychiatry</w:t>
-      </w:r>
-      <w:r>
-        <w:t xml:space="preserve"> 11: 835.</w:t>
-      </w:r>
-    </w:p>
-    <w:p>
-      <w:pPr>
-        <w:pStyle w:val="Bibliography"/>
-      </w:pPr>
-      <w:r>
-        <w:t xml:space="preserve">26. </w:t>
-      </w:r>
-      <w:proofErr w:type="spellStart"/>
-      <w:r>
-        <w:t>Alós</w:t>
-      </w:r>
-      <w:proofErr w:type="spellEnd"/>
-      <w:r>
-        <w:t xml:space="preserve">-Ferrer C, </w:t>
-      </w:r>
-      <w:proofErr w:type="spellStart"/>
-      <w:r>
-        <w:t>Farolfi</w:t>
-      </w:r>
-      <w:proofErr w:type="spellEnd"/>
-      <w:r>
-        <w:t xml:space="preserve"> F (2019): Trust Games and Beyond. </w:t>
-      </w:r>
-      <w:r>
-        <w:rPr>
-          <w:i/>
-          <w:iCs/>
-        </w:rPr>
-        <w:t xml:space="preserve">Front </w:t>
-      </w:r>
-      <w:proofErr w:type="spellStart"/>
-      <w:r>
-        <w:rPr>
-          <w:i/>
-          <w:iCs/>
-        </w:rPr>
-        <w:t>Neurosci</w:t>
-      </w:r>
-      <w:proofErr w:type="spellEnd"/>
-      <w:r>
-        <w:t xml:space="preserve"> 13: 887.</w:t>
-      </w:r>
-    </w:p>
-    <w:p>
-      <w:pPr>
-        <w:pStyle w:val="Bibliography"/>
-      </w:pPr>
-      <w:r>
-        <w:t xml:space="preserve">27. Strauss GP, Robinson BM, Waltz JA, Frank MJ, </w:t>
-      </w:r>
-      <w:proofErr w:type="spellStart"/>
-      <w:r>
-        <w:t>Kasanova</w:t>
-      </w:r>
-      <w:proofErr w:type="spellEnd"/>
-      <w:r>
-        <w:t xml:space="preserve"> Z, </w:t>
-      </w:r>
-      <w:proofErr w:type="spellStart"/>
-      <w:r>
-        <w:t>Herbener</w:t>
-      </w:r>
-      <w:proofErr w:type="spellEnd"/>
-      <w:r>
-        <w:t xml:space="preserve"> ES, Gold JM (2011): Patients </w:t>
-      </w:r>
-      <w:proofErr w:type="gramStart"/>
-      <w:r>
-        <w:t>With</w:t>
-      </w:r>
-      <w:proofErr w:type="gramEnd"/>
-      <w:r>
-        <w:t xml:space="preserve"> Schizophrenia Demonstrate Inconsistent Preference Judgments for Affective and Nonaffective Stimuli. </w:t>
-      </w:r>
-      <w:r>
-        <w:rPr>
-          <w:i/>
-          <w:iCs/>
-        </w:rPr>
-        <w:t>Schizophrenia Bulletin</w:t>
-      </w:r>
-      <w:r>
-        <w:t xml:space="preserve"> 37: 1295–1304.</w:t>
-      </w:r>
-    </w:p>
-    <w:p>
-      <w:pPr>
-        <w:pStyle w:val="Bibliography"/>
-      </w:pPr>
-      <w:r>
-        <w:t xml:space="preserve">28. Lechner S, Hsieh MH, Lin Y-T, Liu C-M, Chen I-F, Liu C-C, </w:t>
-      </w:r>
-      <w:r>
-        <w:rPr>
-          <w:i/>
-          <w:iCs/>
-        </w:rPr>
-        <w:t>et al.</w:t>
-      </w:r>
-      <w:r>
-        <w:t xml:space="preserve"> (2025): Temporal imprecision and its dynamics in schizophrenia. </w:t>
-      </w:r>
-      <w:proofErr w:type="spellStart"/>
-      <w:r>
-        <w:rPr>
-          <w:i/>
-          <w:iCs/>
-        </w:rPr>
-        <w:t>Transl</w:t>
-      </w:r>
-      <w:proofErr w:type="spellEnd"/>
-      <w:r>
-        <w:rPr>
-          <w:i/>
-          <w:iCs/>
-        </w:rPr>
-        <w:t xml:space="preserve"> Psychiatry</w:t>
-      </w:r>
-      <w:r>
-        <w:t xml:space="preserve"> 15: 279.</w:t>
-      </w:r>
-    </w:p>
-    <w:p>
-      <w:pPr>
-        <w:pStyle w:val="Bibliography"/>
-      </w:pPr>
-      <w:r>
-        <w:t xml:space="preserve">29. </w:t>
-      </w:r>
-      <w:proofErr w:type="spellStart"/>
-      <w:r>
-        <w:t>Horga</w:t>
-      </w:r>
-      <w:proofErr w:type="spellEnd"/>
-      <w:r>
-        <w:t xml:space="preserve"> G, Schatz KC, Abi-</w:t>
-      </w:r>
-      <w:proofErr w:type="spellStart"/>
-      <w:r>
-        <w:t>Dargham</w:t>
-      </w:r>
-      <w:proofErr w:type="spellEnd"/>
-      <w:r>
-        <w:t xml:space="preserve"> A, Peterson BS (2014): Deficits in Predictive Coding Underlie Hallucinations in Schizophrenia. </w:t>
-      </w:r>
-      <w:r>
-        <w:rPr>
-          <w:i/>
-          <w:iCs/>
-        </w:rPr>
-        <w:t>Journal of Neuroscience</w:t>
-      </w:r>
-      <w:r>
-        <w:t xml:space="preserve"> 34: 8072–8082.</w:t>
-      </w:r>
-    </w:p>
-    <w:p>
-      <w:pPr>
-        <w:pStyle w:val="Bibliography"/>
-      </w:pPr>
-      <w:r>
-        <w:t xml:space="preserve">30. </w:t>
-      </w:r>
-      <w:proofErr w:type="spellStart"/>
-      <w:r>
-        <w:t>Wengler</w:t>
-      </w:r>
-      <w:proofErr w:type="spellEnd"/>
-      <w:r>
-        <w:t xml:space="preserve"> K, Goldberg AT, Chahine G, </w:t>
-      </w:r>
-      <w:proofErr w:type="spellStart"/>
-      <w:r>
-        <w:t>Horga</w:t>
-      </w:r>
-      <w:proofErr w:type="spellEnd"/>
-      <w:r>
-        <w:t xml:space="preserve"> G (2020): Distinct hierarchical alterations of intrinsic neural timescales account for different manifestations of psychosis. </w:t>
-      </w:r>
-      <w:proofErr w:type="spellStart"/>
-      <w:r>
-        <w:rPr>
-          <w:i/>
-          <w:iCs/>
-        </w:rPr>
-        <w:t>eLife</w:t>
-      </w:r>
-      <w:proofErr w:type="spellEnd"/>
-      <w:r>
-        <w:t xml:space="preserve"> 9: e56151.</w:t>
-      </w:r>
-    </w:p>
-    <w:p>
-      <w:pPr>
-        <w:pStyle w:val="Bibliography"/>
-      </w:pPr>
-      <w:r>
-        <w:t xml:space="preserve">31. </w:t>
-      </w:r>
-      <w:proofErr w:type="spellStart"/>
-      <w:r>
-        <w:t>Geljic</w:t>
-      </w:r>
-      <w:proofErr w:type="spellEnd"/>
-      <w:r>
-        <w:t xml:space="preserve"> M, Mitchell M, Stevens K-A, Holbrook H, Darke H, </w:t>
-      </w:r>
-      <w:proofErr w:type="spellStart"/>
-      <w:r>
-        <w:t>Goodbourn</w:t>
-      </w:r>
-      <w:proofErr w:type="spellEnd"/>
-      <w:r>
-        <w:t xml:space="preserve"> P, </w:t>
-      </w:r>
-      <w:r>
-        <w:rPr>
-          <w:i/>
-          <w:iCs/>
-        </w:rPr>
-        <w:t>et al.</w:t>
-      </w:r>
-      <w:r>
-        <w:t xml:space="preserve"> (2025): Visual integration deficits associated with psychosis are independent of diagnosis. </w:t>
-      </w:r>
-      <w:proofErr w:type="spellStart"/>
-      <w:r>
-        <w:rPr>
-          <w:i/>
-          <w:iCs/>
-        </w:rPr>
-        <w:t>Schizophr</w:t>
-      </w:r>
-      <w:proofErr w:type="spellEnd"/>
-      <w:r>
-        <w:t xml:space="preserve"> 11: 58.</w:t>
-      </w:r>
-    </w:p>
-    <w:p>
-      <w:pPr>
-        <w:pStyle w:val="Bibliography"/>
-      </w:pPr>
-      <w:r>
-        <w:t xml:space="preserve">32. Nakazawa K, Sapkota K (2020): The origin of NMDA receptor hypofunction in schizophrenia. </w:t>
-      </w:r>
-      <w:proofErr w:type="spellStart"/>
-      <w:r>
-        <w:rPr>
-          <w:i/>
-          <w:iCs/>
-        </w:rPr>
-        <w:t>Pharmacol</w:t>
-      </w:r>
-      <w:proofErr w:type="spellEnd"/>
-      <w:r>
-        <w:rPr>
-          <w:i/>
-          <w:iCs/>
-        </w:rPr>
-        <w:t xml:space="preserve"> </w:t>
-      </w:r>
-      <w:proofErr w:type="spellStart"/>
-      <w:r>
-        <w:rPr>
-          <w:i/>
-          <w:iCs/>
-        </w:rPr>
-        <w:t>Ther</w:t>
-      </w:r>
-      <w:proofErr w:type="spellEnd"/>
-      <w:r>
-        <w:t xml:space="preserve"> 205: 107426.</w:t>
-      </w:r>
-    </w:p>
-    <w:p>
-      <w:pPr>
-        <w:pStyle w:val="Bibliography"/>
-      </w:pPr>
-      <w:r>
-        <w:t xml:space="preserve">33. Widmer FC, O’Toole SM, Keller GB (2022): NMDA receptors in visual cortex are necessary for normal visuomotor integration and skill learning. </w:t>
-      </w:r>
-      <w:proofErr w:type="spellStart"/>
-      <w:r>
-        <w:rPr>
-          <w:i/>
-          <w:iCs/>
-        </w:rPr>
-        <w:t>eLife</w:t>
-      </w:r>
-      <w:proofErr w:type="spellEnd"/>
-      <w:r>
-        <w:t xml:space="preserve"> 11: e71476.</w:t>
-      </w:r>
-    </w:p>
-    <w:p>
-      <w:pPr>
-        <w:pStyle w:val="Bibliography"/>
-      </w:pPr>
-      <w:r>
-        <w:t xml:space="preserve">34. </w:t>
-      </w:r>
-      <w:proofErr w:type="spellStart"/>
-      <w:r>
-        <w:t>Schielke</w:t>
-      </w:r>
-      <w:proofErr w:type="spellEnd"/>
-      <w:r>
-        <w:t xml:space="preserve"> A, </w:t>
-      </w:r>
-      <w:proofErr w:type="spellStart"/>
-      <w:r>
-        <w:t>Krekelberg</w:t>
-      </w:r>
-      <w:proofErr w:type="spellEnd"/>
-      <w:r>
-        <w:t xml:space="preserve"> B (2021): N-methyl d-aspartate receptor hypofunction reduces visual contextual integration. </w:t>
-      </w:r>
-      <w:r>
-        <w:rPr>
-          <w:i/>
-          <w:iCs/>
-        </w:rPr>
-        <w:t>J Vis</w:t>
-      </w:r>
-      <w:r>
-        <w:t xml:space="preserve"> 21: 9.</w:t>
+        <w:t xml:space="preserve"> (2021): Precision weighting of cortical unsigned prediction error signals benefits learning, is mediated by dopamine, and is impaired in psychosis. </w:t>
+      </w:r>
+      <w:r>
+        <w:rPr>
+          <w:i/>
+          <w:iCs/>
+        </w:rPr>
+        <w:t>Mol Psychiatry</w:t>
+      </w:r>
+      <w:r>
+        <w:t xml:space="preserve"> 26: 5320–5333.</w:t>
       </w:r>
     </w:p>
     <w:p>
